--- a/MF0490_3 Gestión de servicios en el sistema informático/AMPLIACIONES/CURSO DE LINUX/Curso de Linux.docx
+++ b/MF0490_3 Gestión de servicios en el sistema informático/AMPLIACIONES/CURSO DE LINUX/Curso de Linux.docx
@@ -1166,19 +1166,19 @@
           <w:b/>
           <w:bCs/>
         </w:rPr>
+        <w:t>📘</w:t>
+      </w:r>
+      <w:r>
+        <w:rPr>
+          <w:b/>
+          <w:bCs/>
+        </w:rPr>
+        <w:t xml:space="preserve"> 1.2. Distribuciones Linux</w:t>
+      </w:r>
+    </w:p>
+    <w:p>
+      <w:r>
         <w:lastRenderedPageBreak/>
-        <w:t>📘</w:t>
-      </w:r>
-      <w:r>
-        <w:rPr>
-          <w:b/>
-          <w:bCs/>
-        </w:rPr>
-        <w:t xml:space="preserve"> 1.2. Distribuciones Linux</w:t>
-      </w:r>
-    </w:p>
-    <w:p>
-      <w:r>
         <w:t xml:space="preserve">Una </w:t>
       </w:r>
       <w:r>
@@ -1737,7 +1737,6 @@
         </w:numPr>
       </w:pPr>
       <w:r>
-        <w:lastRenderedPageBreak/>
         <w:t>Descargar Ubuntu LTS</w:t>
       </w:r>
     </w:p>
@@ -1749,6 +1748,7 @@
         </w:numPr>
       </w:pPr>
       <w:r>
+        <w:lastRenderedPageBreak/>
         <w:t>Crear VM con 2–4GB RAM y 20–40GB disco</w:t>
       </w:r>
     </w:p>
@@ -2150,8 +2150,22 @@
         <w:rPr>
           <w:lang w:val="en-GB"/>
         </w:rPr>
-        <w:t xml:space="preserve"> curl git</w:t>
-      </w:r>
+        <w:t xml:space="preserve"> curl </w:t>
+      </w:r>
+      <w:proofErr w:type="spellStart"/>
+      <w:r>
+        <w:rPr>
+          <w:lang w:val="en-GB"/>
+        </w:rPr>
+        <w:t>git</w:t>
+      </w:r>
+      <w:r>
+        <w:rPr>
+          <w:lang w:val="en-GB"/>
+        </w:rPr>
+        <w:t>sud</w:t>
+      </w:r>
+      <w:proofErr w:type="spellEnd"/>
     </w:p>
     <w:p>
       <w:proofErr w:type="spellStart"/>
@@ -2169,16 +2183,16 @@
     <w:p>
       <w:proofErr w:type="spellStart"/>
       <w:r>
+        <w:t>curl</w:t>
+      </w:r>
+      <w:proofErr w:type="spellEnd"/>
+      <w:r>
+        <w:t>: me permite ver contenidos web en modo consola</w:t>
+      </w:r>
+    </w:p>
+    <w:p>
+      <w:r>
         <w:lastRenderedPageBreak/>
-        <w:t>curl</w:t>
-      </w:r>
-      <w:proofErr w:type="spellEnd"/>
-      <w:r>
-        <w:t>: me permite ver contenidos web en modo consola</w:t>
-      </w:r>
-    </w:p>
-    <w:p>
-      <w:r>
         <w:t>Tareas recomendadas:</w:t>
       </w:r>
     </w:p>
@@ -2562,24 +2576,6 @@
       </w:pPr>
       <w:proofErr w:type="spellStart"/>
       <w:r>
-        <w:t>lsb_release</w:t>
-      </w:r>
-      <w:proofErr w:type="spellEnd"/>
-      <w:r>
-        <w:t xml:space="preserve"> -a</w:t>
-      </w:r>
-    </w:p>
-    <w:p>
-      <w:pPr>
-        <w:pStyle w:val="Prrafodelista"/>
-        <w:numPr>
-          <w:ilvl w:val="0"/>
-          <w:numId w:val="67"/>
-        </w:numPr>
-      </w:pPr>
-      <w:proofErr w:type="spellStart"/>
-      <w:r>
-        <w:lastRenderedPageBreak/>
         <w:t>uname</w:t>
       </w:r>
       <w:proofErr w:type="spellEnd"/>
@@ -2620,6 +2616,7 @@
           <w:b/>
           <w:bCs/>
         </w:rPr>
+        <w:lastRenderedPageBreak/>
         <w:t>3. Actualizar el sistema</w:t>
       </w:r>
     </w:p>
@@ -2956,7 +2953,6 @@
     </w:p>
     <w:p>
       <w:r>
-        <w:lastRenderedPageBreak/>
         <w:t>Ejecuta:</w:t>
       </w:r>
     </w:p>
@@ -2993,6 +2989,7 @@
     </w:p>
     <w:p>
       <w:r>
+        <w:lastRenderedPageBreak/>
         <w:t>→ Identifica el disco virtual.</w:t>
       </w:r>
     </w:p>
@@ -3263,131 +3260,9 @@
         <w:t>→ Asignar contraseña.</w:t>
       </w:r>
     </w:p>
-    <w:p/>
-    <w:p>
-      <w:r>
-        <w:pict w14:anchorId="215D34DF">
-          <v:rect id="_x0000_i1054" style="width:0;height:1.5pt" o:hralign="center" o:hrstd="t" o:hr="t" fillcolor="#a0a0a0" stroked="f"/>
-        </w:pict>
-      </w:r>
-    </w:p>
-    <w:p>
-      <w:pPr>
-        <w:shd w:val="clear" w:color="auto" w:fill="83CAEB" w:themeFill="accent1" w:themeFillTint="66"/>
-        <w:rPr>
-          <w:b/>
-          <w:bCs/>
-        </w:rPr>
-      </w:pPr>
-      <w:r>
-        <w:rPr>
-          <w:b/>
-          <w:bCs/>
-        </w:rPr>
-        <w:t>12. Explorar contenido del directorio /</w:t>
-      </w:r>
-      <w:proofErr w:type="spellStart"/>
-      <w:r>
-        <w:rPr>
-          <w:b/>
-          <w:bCs/>
-        </w:rPr>
-        <w:t>etc</w:t>
-      </w:r>
-      <w:proofErr w:type="spellEnd"/>
-    </w:p>
-    <w:p>
-      <w:proofErr w:type="spellStart"/>
-      <w:r>
-        <w:t>ls</w:t>
-      </w:r>
-      <w:proofErr w:type="spellEnd"/>
-      <w:r>
-        <w:t xml:space="preserve"> /</w:t>
-      </w:r>
-      <w:proofErr w:type="spellStart"/>
-      <w:r>
-        <w:t>etc</w:t>
-      </w:r>
-      <w:proofErr w:type="spellEnd"/>
-      <w:r>
-        <w:t xml:space="preserve"> | head -n 20</w:t>
-      </w:r>
-    </w:p>
-    <w:p>
-      <w:r>
-        <w:t>→ Identifica 5 archivos de configuración.</w:t>
-      </w:r>
-    </w:p>
-    <w:p>
-      <w:r>
-        <w:pict w14:anchorId="0FC21958">
-          <v:rect id="_x0000_i1055" style="width:0;height:1.5pt" o:hralign="center" o:hrstd="t" o:hr="t" fillcolor="#a0a0a0" stroked="f"/>
-        </w:pict>
-      </w:r>
-    </w:p>
-    <w:p>
-      <w:pPr>
-        <w:rPr>
-          <w:b/>
-          <w:bCs/>
-        </w:rPr>
-      </w:pPr>
-      <w:r>
-        <w:rPr>
-          <w:b/>
-          <w:bCs/>
-        </w:rPr>
-        <w:lastRenderedPageBreak/>
-        <w:t>13. Ver logs básicos del sistema</w:t>
-      </w:r>
-    </w:p>
-    <w:p>
-      <w:r>
-        <w:t xml:space="preserve">sudo </w:t>
-      </w:r>
-      <w:proofErr w:type="spellStart"/>
-      <w:r>
-        <w:t>tail</w:t>
-      </w:r>
-      <w:proofErr w:type="spellEnd"/>
-      <w:r>
-        <w:t xml:space="preserve"> /</w:t>
-      </w:r>
-      <w:proofErr w:type="spellStart"/>
-      <w:r>
-        <w:t>var</w:t>
-      </w:r>
-      <w:proofErr w:type="spellEnd"/>
-      <w:r>
-        <w:t>/log/</w:t>
-      </w:r>
-      <w:proofErr w:type="spellStart"/>
-      <w:r>
-        <w:t>syslog</w:t>
-      </w:r>
-      <w:proofErr w:type="spellEnd"/>
-    </w:p>
-    <w:p>
-      <w:r>
-        <w:pict w14:anchorId="2452FFA4">
-          <v:rect id="_x0000_i1056" style="width:0;height:1.5pt" o:hralign="center" o:hrstd="t" o:hr="t" fillcolor="#a0a0a0" stroked="f"/>
-        </w:pict>
-      </w:r>
-    </w:p>
-    <w:p>
-      <w:pPr>
-        <w:rPr>
-          <w:b/>
-          <w:bCs/>
-        </w:rPr>
-      </w:pPr>
-      <w:r>
-        <w:rPr>
-          <w:b/>
-          <w:bCs/>
-        </w:rPr>
-        <w:t>14. Comprobar red</w:t>
+    <w:p>
+      <w:r>
+        <w:t>Si queremos irnos a este usuario</w:t>
       </w:r>
     </w:p>
     <w:p>
@@ -3398,13 +3273,179 @@
           <w:numId w:val="73"/>
         </w:numPr>
       </w:pPr>
-      <w:proofErr w:type="spellStart"/>
-      <w:r>
-        <w:t>ip</w:t>
-      </w:r>
-      <w:proofErr w:type="spellEnd"/>
-      <w:r>
-        <w:t xml:space="preserve"> a</w:t>
+      <w:r>
+        <w:t>Su alumno</w:t>
+      </w:r>
+    </w:p>
+    <w:p>
+      <w:r>
+        <w:t>Me pedirá la contraseña</w:t>
+      </w:r>
+    </w:p>
+    <w:p>
+      <w:r>
+        <w:t xml:space="preserve">Pero si quiero volver en nuestro caso a </w:t>
+      </w:r>
+      <w:proofErr w:type="spellStart"/>
+      <w:r>
+        <w:t>osboxes</w:t>
+      </w:r>
+      <w:proofErr w:type="spellEnd"/>
+    </w:p>
+    <w:p>
+      <w:pPr>
+        <w:pStyle w:val="Prrafodelista"/>
+        <w:numPr>
+          <w:ilvl w:val="0"/>
+          <w:numId w:val="75"/>
+        </w:numPr>
+      </w:pPr>
+      <w:r>
+        <w:t xml:space="preserve">Su </w:t>
+      </w:r>
+      <w:proofErr w:type="spellStart"/>
+      <w:r>
+        <w:t>osboxes</w:t>
+      </w:r>
+      <w:proofErr w:type="spellEnd"/>
+    </w:p>
+    <w:p>
+      <w:r>
+        <w:t>Volverá a pedir la contraseña</w:t>
+      </w:r>
+    </w:p>
+    <w:p>
+      <w:r>
+        <w:pict w14:anchorId="215D34DF">
+          <v:rect id="_x0000_i1054" style="width:0;height:1.5pt" o:hralign="center" o:hrstd="t" o:hr="t" fillcolor="#a0a0a0" stroked="f"/>
+        </w:pict>
+      </w:r>
+    </w:p>
+    <w:p>
+      <w:pPr>
+        <w:shd w:val="clear" w:color="auto" w:fill="83CAEB" w:themeFill="accent1" w:themeFillTint="66"/>
+        <w:rPr>
+          <w:b/>
+          <w:bCs/>
+        </w:rPr>
+      </w:pPr>
+      <w:r>
+        <w:rPr>
+          <w:b/>
+          <w:bCs/>
+        </w:rPr>
+        <w:t>12. Explorar contenido del directorio /</w:t>
+      </w:r>
+      <w:proofErr w:type="spellStart"/>
+      <w:r>
+        <w:rPr>
+          <w:b/>
+          <w:bCs/>
+        </w:rPr>
+        <w:t>etc</w:t>
+      </w:r>
+      <w:proofErr w:type="spellEnd"/>
+    </w:p>
+    <w:p>
+      <w:proofErr w:type="spellStart"/>
+      <w:r>
+        <w:lastRenderedPageBreak/>
+        <w:t>ls</w:t>
+      </w:r>
+      <w:proofErr w:type="spellEnd"/>
+      <w:r>
+        <w:t xml:space="preserve"> /</w:t>
+      </w:r>
+      <w:proofErr w:type="spellStart"/>
+      <w:r>
+        <w:t>etc</w:t>
+      </w:r>
+      <w:proofErr w:type="spellEnd"/>
+      <w:r>
+        <w:t xml:space="preserve"> | head -n 20</w:t>
+      </w:r>
+    </w:p>
+    <w:p>
+      <w:r>
+        <w:t xml:space="preserve">→ Identifica </w:t>
+      </w:r>
+      <w:r>
+        <w:t>20</w:t>
+      </w:r>
+      <w:r>
+        <w:t xml:space="preserve"> archivos de configuración.</w:t>
+      </w:r>
+    </w:p>
+    <w:p>
+      <w:r>
+        <w:pict w14:anchorId="0FC21958">
+          <v:rect id="_x0000_i1055" style="width:0;height:1.5pt" o:hralign="center" o:hrstd="t" o:hr="t" fillcolor="#a0a0a0" stroked="f"/>
+        </w:pict>
+      </w:r>
+    </w:p>
+    <w:p>
+      <w:pPr>
+        <w:shd w:val="clear" w:color="auto" w:fill="CAEDFB" w:themeFill="accent4" w:themeFillTint="33"/>
+        <w:rPr>
+          <w:b/>
+          <w:bCs/>
+        </w:rPr>
+      </w:pPr>
+      <w:r>
+        <w:rPr>
+          <w:b/>
+          <w:bCs/>
+        </w:rPr>
+        <w:t>13. Ver logs básicos del sistema</w:t>
+      </w:r>
+    </w:p>
+    <w:p>
+      <w:r>
+        <w:t xml:space="preserve">sudo </w:t>
+      </w:r>
+      <w:proofErr w:type="spellStart"/>
+      <w:r>
+        <w:t>tail</w:t>
+      </w:r>
+      <w:proofErr w:type="spellEnd"/>
+      <w:r>
+        <w:t xml:space="preserve"> /</w:t>
+      </w:r>
+      <w:proofErr w:type="spellStart"/>
+      <w:r>
+        <w:t>var</w:t>
+      </w:r>
+      <w:proofErr w:type="spellEnd"/>
+      <w:r>
+        <w:t>/log/</w:t>
+      </w:r>
+      <w:proofErr w:type="spellStart"/>
+      <w:r>
+        <w:t>syslog</w:t>
+      </w:r>
+      <w:proofErr w:type="spellEnd"/>
+    </w:p>
+    <w:p>
+      <w:r>
+        <w:pict w14:anchorId="2452FFA4">
+          <v:rect id="_x0000_i1056" style="width:0;height:1.5pt" o:hralign="center" o:hrstd="t" o:hr="t" fillcolor="#a0a0a0" stroked="f"/>
+        </w:pict>
+      </w:r>
+    </w:p>
+    <w:p>
+      <w:pPr>
+        <w:shd w:val="clear" w:color="auto" w:fill="CAEDFB" w:themeFill="accent4" w:themeFillTint="33"/>
+        <w:rPr>
+          <w:b/>
+          <w:bCs/>
+        </w:rPr>
+      </w:pPr>
+      <w:r>
+        <w:rPr>
+          <w:b/>
+          <w:bCs/>
+        </w:rPr>
+        <w:t>14. Comprobar red</w:t>
       </w:r>
     </w:p>
     <w:p>
@@ -3415,8 +3456,28 @@
           <w:numId w:val="73"/>
         </w:numPr>
       </w:pPr>
+      <w:proofErr w:type="spellStart"/>
+      <w:r>
+        <w:t>ip</w:t>
+      </w:r>
+      <w:proofErr w:type="spellEnd"/>
+      <w:r>
+        <w:t xml:space="preserve"> a</w:t>
+      </w:r>
+    </w:p>
+    <w:p>
+      <w:pPr>
+        <w:pStyle w:val="Prrafodelista"/>
+        <w:numPr>
+          <w:ilvl w:val="0"/>
+          <w:numId w:val="73"/>
+        </w:numPr>
+      </w:pPr>
       <w:r>
         <w:t>ping 8.8.8.8</w:t>
+      </w:r>
+      <w:r>
+        <w:t xml:space="preserve"> -c 4</w:t>
       </w:r>
     </w:p>
     <w:p>
@@ -3433,6 +3494,7 @@
     </w:p>
     <w:p>
       <w:pPr>
+        <w:shd w:val="clear" w:color="auto" w:fill="CAEDFB" w:themeFill="accent4" w:themeFillTint="33"/>
         <w:rPr>
           <w:b/>
           <w:bCs/>
@@ -3460,6 +3522,7 @@
     </w:p>
     <w:p>
       <w:pPr>
+        <w:shd w:val="clear" w:color="auto" w:fill="CAEDFB" w:themeFill="accent4" w:themeFillTint="33"/>
         <w:rPr>
           <w:b/>
           <w:bCs/>
@@ -3492,6 +3555,14 @@
     <w:p>
       <w:r>
         <w:t>Para mejorar pantalla, carpetas compartidas y portapapeles.</w:t>
+      </w:r>
+    </w:p>
+    <w:p>
+      <w:r>
+        <w:t>En osboxes.org ya vi</w:t>
+      </w:r>
+      <w:r>
+        <w:t>enen instaladas</w:t>
       </w:r>
     </w:p>
     <w:p>
@@ -3503,6 +3574,7 @@
     </w:p>
     <w:p>
       <w:pPr>
+        <w:shd w:val="clear" w:color="auto" w:fill="CAEDFB" w:themeFill="accent4" w:themeFillTint="33"/>
         <w:rPr>
           <w:b/>
           <w:bCs/>
@@ -3559,6 +3631,7 @@
     </w:p>
     <w:p>
       <w:pPr>
+        <w:shd w:val="clear" w:color="auto" w:fill="CAEDFB" w:themeFill="accent4" w:themeFillTint="33"/>
         <w:rPr>
           <w:b/>
           <w:bCs/>
@@ -3586,6 +3659,7 @@
     </w:p>
     <w:p>
       <w:pPr>
+        <w:shd w:val="clear" w:color="auto" w:fill="CAEDFB" w:themeFill="accent4" w:themeFillTint="33"/>
         <w:rPr>
           <w:b/>
           <w:bCs/>
@@ -3621,6 +3695,1038 @@
       <w:r>
         <w:t>→ ¿Qué comando se ejecutó en el número 100?</w:t>
       </w:r>
+    </w:p>
+    <w:p>
+      <w:pPr>
+        <w:shd w:val="clear" w:color="auto" w:fill="CAEDFB" w:themeFill="accent4" w:themeFillTint="33"/>
+        <w:rPr>
+          <w:b/>
+          <w:bCs/>
+        </w:rPr>
+      </w:pPr>
+      <w:r>
+        <w:rPr>
+          <w:b/>
+          <w:bCs/>
+        </w:rPr>
+        <w:t>20. ver los logs del sistema</w:t>
+      </w:r>
+    </w:p>
+    <w:p>
+      <w:pPr>
+        <w:rPr>
+          <w:b/>
+          <w:bCs/>
+        </w:rPr>
+      </w:pPr>
+      <w:r>
+        <w:rPr>
+          <w:b/>
+          <w:bCs/>
+        </w:rPr>
+        <w:lastRenderedPageBreak/>
+        <w:t xml:space="preserve">Uso básico de </w:t>
+      </w:r>
+      <w:proofErr w:type="spellStart"/>
+      <w:r>
+        <w:rPr>
+          <w:b/>
+          <w:bCs/>
+        </w:rPr>
+        <w:t>journalctl</w:t>
+      </w:r>
+      <w:proofErr w:type="spellEnd"/>
+    </w:p>
+    <w:p>
+      <w:pPr>
+        <w:rPr>
+          <w:b/>
+          <w:bCs/>
+        </w:rPr>
+      </w:pPr>
+      <w:r>
+        <w:rPr>
+          <w:b/>
+          <w:bCs/>
+        </w:rPr>
+        <w:t>Ver todos los logs</w:t>
+      </w:r>
+    </w:p>
+    <w:p>
+      <w:proofErr w:type="spellStart"/>
+      <w:r>
+        <w:t>journalctl</w:t>
+      </w:r>
+      <w:proofErr w:type="spellEnd"/>
+    </w:p>
+    <w:p>
+      <w:r>
+        <w:rPr>
+          <w:rFonts w:ascii="Segoe UI Emoji" w:hAnsi="Segoe UI Emoji" w:cs="Segoe UI Emoji"/>
+        </w:rPr>
+        <w:t>📌</w:t>
+      </w:r>
+      <w:r>
+        <w:t xml:space="preserve"> Se abre con </w:t>
+      </w:r>
+      <w:proofErr w:type="spellStart"/>
+      <w:r>
+        <w:t>paginador</w:t>
+      </w:r>
+      <w:proofErr w:type="spellEnd"/>
+      <w:r>
+        <w:t xml:space="preserve"> (sales con q).</w:t>
+      </w:r>
+    </w:p>
+    <w:p>
+      <w:r>
+        <w:pict w14:anchorId="3065D9E8">
+          <v:rect id="_x0000_i1415" style="width:0;height:1.5pt" o:hralign="center" o:hrstd="t" o:hr="t" fillcolor="#a0a0a0" stroked="f"/>
+        </w:pict>
+      </w:r>
+    </w:p>
+    <w:p>
+      <w:pPr>
+        <w:rPr>
+          <w:b/>
+          <w:bCs/>
+        </w:rPr>
+      </w:pPr>
+      <w:r>
+        <w:rPr>
+          <w:b/>
+          <w:bCs/>
+        </w:rPr>
+        <w:t>Ver logs más recientes (últimas líneas)</w:t>
+      </w:r>
+    </w:p>
+    <w:p>
+      <w:proofErr w:type="spellStart"/>
+      <w:r>
+        <w:t>journalctl</w:t>
+      </w:r>
+      <w:proofErr w:type="spellEnd"/>
+      <w:r>
+        <w:t xml:space="preserve"> -n 50</w:t>
+      </w:r>
+    </w:p>
+    <w:p>
+      <w:r>
+        <w:pict w14:anchorId="4E6575BE">
+          <v:rect id="_x0000_i1416" style="width:0;height:1.5pt" o:hralign="center" o:hrstd="t" o:hr="t" fillcolor="#a0a0a0" stroked="f"/>
+        </w:pict>
+      </w:r>
+    </w:p>
+    <w:p>
+      <w:pPr>
+        <w:rPr>
+          <w:b/>
+          <w:bCs/>
+        </w:rPr>
+      </w:pPr>
+      <w:r>
+        <w:rPr>
+          <w:b/>
+          <w:bCs/>
+        </w:rPr>
+        <w:t xml:space="preserve">Ver logs en tiempo real (tipo </w:t>
+      </w:r>
+      <w:proofErr w:type="spellStart"/>
+      <w:r>
+        <w:rPr>
+          <w:b/>
+          <w:bCs/>
+        </w:rPr>
+        <w:t>tail</w:t>
+      </w:r>
+      <w:proofErr w:type="spellEnd"/>
+      <w:r>
+        <w:rPr>
+          <w:b/>
+          <w:bCs/>
+        </w:rPr>
+        <w:t xml:space="preserve"> -f)</w:t>
+      </w:r>
+    </w:p>
+    <w:p>
+      <w:proofErr w:type="spellStart"/>
+      <w:r>
+        <w:t>journalctl</w:t>
+      </w:r>
+      <w:proofErr w:type="spellEnd"/>
+      <w:r>
+        <w:t xml:space="preserve"> -f</w:t>
+      </w:r>
+    </w:p>
+    <w:p>
+      <w:r>
+        <w:pict w14:anchorId="2562D969">
+          <v:rect id="_x0000_i1417" style="width:0;height:1.5pt" o:hralign="center" o:hrstd="t" o:hr="t" fillcolor="#a0a0a0" stroked="f"/>
+        </w:pict>
+      </w:r>
+    </w:p>
+    <w:p>
+      <w:pPr>
+        <w:rPr>
+          <w:b/>
+          <w:bCs/>
+        </w:rPr>
+      </w:pPr>
+      <w:r>
+        <w:rPr>
+          <w:b/>
+          <w:bCs/>
+        </w:rPr>
+        <w:t>Mostrar solo el arranque actual</w:t>
+      </w:r>
+    </w:p>
+    <w:p>
+      <w:proofErr w:type="spellStart"/>
+      <w:r>
+        <w:t>journalctl</w:t>
+      </w:r>
+      <w:proofErr w:type="spellEnd"/>
+      <w:r>
+        <w:t xml:space="preserve"> -b</w:t>
+      </w:r>
+    </w:p>
+    <w:p>
+      <w:r>
+        <w:pict w14:anchorId="5C3B4D63">
+          <v:rect id="_x0000_i1418" style="width:0;height:1.5pt" o:hralign="center" o:hrstd="t" o:hr="t" fillcolor="#a0a0a0" stroked="f"/>
+        </w:pict>
+      </w:r>
+    </w:p>
+    <w:p>
+      <w:pPr>
+        <w:rPr>
+          <w:b/>
+          <w:bCs/>
+        </w:rPr>
+      </w:pPr>
+      <w:r>
+        <w:rPr>
+          <w:b/>
+          <w:bCs/>
+        </w:rPr>
+        <w:t>Ver logs del arranque anterior</w:t>
+      </w:r>
+    </w:p>
+    <w:p>
+      <w:proofErr w:type="spellStart"/>
+      <w:r>
+        <w:t>journalctl</w:t>
+      </w:r>
+      <w:proofErr w:type="spellEnd"/>
+      <w:r>
+        <w:t xml:space="preserve"> -b -1</w:t>
+      </w:r>
+    </w:p>
+    <w:p>
+      <w:r>
+        <w:pict w14:anchorId="6A14AA4D">
+          <v:rect id="_x0000_i1419" style="width:0;height:1.5pt" o:hralign="center" o:hrstd="t" o:hr="t" fillcolor="#a0a0a0" stroked="f"/>
+        </w:pict>
+      </w:r>
+    </w:p>
+    <w:p>
+      <w:pPr>
+        <w:rPr>
+          <w:b/>
+          <w:bCs/>
+        </w:rPr>
+      </w:pPr>
+      <w:r>
+        <w:rPr>
+          <w:rFonts w:ascii="Segoe UI Emoji" w:hAnsi="Segoe UI Emoji" w:cs="Segoe UI Emoji"/>
+          <w:b/>
+          <w:bCs/>
+        </w:rPr>
+        <w:t>🕒</w:t>
+      </w:r>
+      <w:r>
+        <w:rPr>
+          <w:b/>
+          <w:bCs/>
+        </w:rPr>
+        <w:t xml:space="preserve"> Filtrar por tiempo</w:t>
+      </w:r>
+    </w:p>
+    <w:p>
+      <w:pPr>
+        <w:rPr>
+          <w:b/>
+          <w:bCs/>
+        </w:rPr>
+      </w:pPr>
+      <w:r>
+        <w:rPr>
+          <w:b/>
+          <w:bCs/>
+        </w:rPr>
+        <w:t>Desde hoy</w:t>
+      </w:r>
+    </w:p>
+    <w:p>
+      <w:pPr>
+        <w:rPr>
+          <w:lang w:val="en-GB"/>
+        </w:rPr>
+      </w:pPr>
+      <w:proofErr w:type="spellStart"/>
+      <w:r>
+        <w:rPr>
+          <w:lang w:val="en-GB"/>
+        </w:rPr>
+        <w:t>journalctl</w:t>
+      </w:r>
+      <w:proofErr w:type="spellEnd"/>
+      <w:r>
+        <w:rPr>
+          <w:lang w:val="en-GB"/>
+        </w:rPr>
+        <w:t xml:space="preserve"> --since today</w:t>
+      </w:r>
+    </w:p>
+    <w:p>
+      <w:pPr>
+        <w:rPr>
+          <w:b/>
+          <w:bCs/>
+          <w:lang w:val="en-GB"/>
+        </w:rPr>
+      </w:pPr>
+      <w:proofErr w:type="spellStart"/>
+      <w:r>
+        <w:rPr>
+          <w:b/>
+          <w:bCs/>
+          <w:lang w:val="en-GB"/>
+        </w:rPr>
+        <w:t>Desde</w:t>
+      </w:r>
+      <w:proofErr w:type="spellEnd"/>
+      <w:r>
+        <w:rPr>
+          <w:b/>
+          <w:bCs/>
+          <w:lang w:val="en-GB"/>
+        </w:rPr>
+        <w:t xml:space="preserve"> </w:t>
+      </w:r>
+      <w:proofErr w:type="spellStart"/>
+      <w:r>
+        <w:rPr>
+          <w:b/>
+          <w:bCs/>
+          <w:lang w:val="en-GB"/>
+        </w:rPr>
+        <w:t>una</w:t>
+      </w:r>
+      <w:proofErr w:type="spellEnd"/>
+      <w:r>
+        <w:rPr>
+          <w:b/>
+          <w:bCs/>
+          <w:lang w:val="en-GB"/>
+        </w:rPr>
+        <w:t xml:space="preserve"> </w:t>
+      </w:r>
+      <w:proofErr w:type="spellStart"/>
+      <w:r>
+        <w:rPr>
+          <w:b/>
+          <w:bCs/>
+          <w:lang w:val="en-GB"/>
+        </w:rPr>
+        <w:t>fecha</w:t>
+      </w:r>
+      <w:proofErr w:type="spellEnd"/>
+    </w:p>
+    <w:p>
+      <w:pPr>
+        <w:rPr>
+          <w:lang w:val="en-GB"/>
+        </w:rPr>
+      </w:pPr>
+      <w:proofErr w:type="spellStart"/>
+      <w:r>
+        <w:rPr>
+          <w:lang w:val="en-GB"/>
+        </w:rPr>
+        <w:t>journalctl</w:t>
+      </w:r>
+      <w:proofErr w:type="spellEnd"/>
+      <w:r>
+        <w:rPr>
+          <w:lang w:val="en-GB"/>
+        </w:rPr>
+        <w:t xml:space="preserve"> --since "2026-01-01"</w:t>
+      </w:r>
+    </w:p>
+    <w:p>
+      <w:pPr>
+        <w:rPr>
+          <w:b/>
+          <w:bCs/>
+          <w:lang w:val="en-GB"/>
+        </w:rPr>
+      </w:pPr>
+      <w:r>
+        <w:rPr>
+          <w:b/>
+          <w:bCs/>
+          <w:lang w:val="en-GB"/>
+        </w:rPr>
+        <w:t xml:space="preserve">Entre </w:t>
+      </w:r>
+      <w:proofErr w:type="spellStart"/>
+      <w:r>
+        <w:rPr>
+          <w:b/>
+          <w:bCs/>
+          <w:lang w:val="en-GB"/>
+        </w:rPr>
+        <w:t>fechas</w:t>
+      </w:r>
+      <w:proofErr w:type="spellEnd"/>
+    </w:p>
+    <w:p>
+      <w:pPr>
+        <w:rPr>
+          <w:lang w:val="en-GB"/>
+        </w:rPr>
+      </w:pPr>
+      <w:proofErr w:type="spellStart"/>
+      <w:r>
+        <w:rPr>
+          <w:lang w:val="en-GB"/>
+        </w:rPr>
+        <w:t>journalctl</w:t>
+      </w:r>
+      <w:proofErr w:type="spellEnd"/>
+      <w:r>
+        <w:rPr>
+          <w:lang w:val="en-GB"/>
+        </w:rPr>
+        <w:t xml:space="preserve"> --since "2026-01-01 10:00" --until "2026-01-01 12:00"</w:t>
+      </w:r>
+    </w:p>
+    <w:p>
+      <w:r>
+        <w:pict w14:anchorId="35D635EC">
+          <v:rect id="_x0000_i1420" style="width:0;height:1.5pt" o:hralign="center" o:hrstd="t" o:hr="t" fillcolor="#a0a0a0" stroked="f"/>
+        </w:pict>
+      </w:r>
+    </w:p>
+    <w:p>
+      <w:pPr>
+        <w:rPr>
+          <w:b/>
+          <w:bCs/>
+        </w:rPr>
+      </w:pPr>
+      <w:r>
+        <w:rPr>
+          <w:rFonts w:ascii="Segoe UI Emoji" w:hAnsi="Segoe UI Emoji" w:cs="Segoe UI Emoji"/>
+          <w:b/>
+          <w:bCs/>
+        </w:rPr>
+        <w:t>🧩</w:t>
+      </w:r>
+      <w:r>
+        <w:rPr>
+          <w:b/>
+          <w:bCs/>
+        </w:rPr>
+        <w:t xml:space="preserve"> Filtrar por servicio (MUY IMPORTANTE)</w:t>
+      </w:r>
+    </w:p>
+    <w:p>
+      <w:pPr>
+        <w:rPr>
+          <w:lang w:val="en-GB"/>
+        </w:rPr>
+      </w:pPr>
+      <w:proofErr w:type="spellStart"/>
+      <w:r>
+        <w:rPr>
+          <w:lang w:val="en-GB"/>
+        </w:rPr>
+        <w:t>Ejemplo</w:t>
+      </w:r>
+      <w:proofErr w:type="spellEnd"/>
+      <w:r>
+        <w:rPr>
+          <w:lang w:val="en-GB"/>
+        </w:rPr>
+        <w:t xml:space="preserve"> SSH:</w:t>
+      </w:r>
+    </w:p>
+    <w:p>
+      <w:pPr>
+        <w:rPr>
+          <w:lang w:val="en-GB"/>
+        </w:rPr>
+      </w:pPr>
+      <w:proofErr w:type="spellStart"/>
+      <w:r>
+        <w:rPr>
+          <w:lang w:val="en-GB"/>
+        </w:rPr>
+        <w:t>journalctl</w:t>
+      </w:r>
+      <w:proofErr w:type="spellEnd"/>
+      <w:r>
+        <w:rPr>
+          <w:lang w:val="en-GB"/>
+        </w:rPr>
+        <w:t xml:space="preserve"> -u ssh</w:t>
+      </w:r>
+    </w:p>
+    <w:p>
+      <w:pPr>
+        <w:rPr>
+          <w:lang w:val="en-GB"/>
+        </w:rPr>
+      </w:pPr>
+      <w:proofErr w:type="spellStart"/>
+      <w:r>
+        <w:rPr>
+          <w:lang w:val="en-GB"/>
+        </w:rPr>
+        <w:lastRenderedPageBreak/>
+        <w:t>Ejemplo</w:t>
+      </w:r>
+      <w:proofErr w:type="spellEnd"/>
+      <w:r>
+        <w:rPr>
+          <w:lang w:val="en-GB"/>
+        </w:rPr>
+        <w:t xml:space="preserve"> networking:</w:t>
+      </w:r>
+    </w:p>
+    <w:p>
+      <w:pPr>
+        <w:rPr>
+          <w:lang w:val="en-GB"/>
+        </w:rPr>
+      </w:pPr>
+      <w:proofErr w:type="spellStart"/>
+      <w:r>
+        <w:rPr>
+          <w:lang w:val="en-GB"/>
+        </w:rPr>
+        <w:t>journalctl</w:t>
+      </w:r>
+      <w:proofErr w:type="spellEnd"/>
+      <w:r>
+        <w:rPr>
+          <w:lang w:val="en-GB"/>
+        </w:rPr>
+        <w:t xml:space="preserve"> -u </w:t>
+      </w:r>
+      <w:proofErr w:type="spellStart"/>
+      <w:r>
+        <w:rPr>
+          <w:lang w:val="en-GB"/>
+        </w:rPr>
+        <w:t>NetworkManager</w:t>
+      </w:r>
+      <w:proofErr w:type="spellEnd"/>
+    </w:p>
+    <w:p>
+      <w:r>
+        <w:t>Ver en tiempo real:</w:t>
+      </w:r>
+    </w:p>
+    <w:p>
+      <w:proofErr w:type="spellStart"/>
+      <w:r>
+        <w:t>journalctl</w:t>
+      </w:r>
+      <w:proofErr w:type="spellEnd"/>
+      <w:r>
+        <w:t xml:space="preserve"> -u </w:t>
+      </w:r>
+      <w:proofErr w:type="spellStart"/>
+      <w:r>
+        <w:t>ssh</w:t>
+      </w:r>
+      <w:proofErr w:type="spellEnd"/>
+      <w:r>
+        <w:t xml:space="preserve"> -f</w:t>
+      </w:r>
+    </w:p>
+    <w:p>
+      <w:r>
+        <w:pict w14:anchorId="75DF726D">
+          <v:rect id="_x0000_i1421" style="width:0;height:1.5pt" o:hralign="center" o:hrstd="t" o:hr="t" fillcolor="#a0a0a0" stroked="f"/>
+        </w:pict>
+      </w:r>
+    </w:p>
+    <w:p>
+      <w:pPr>
+        <w:rPr>
+          <w:b/>
+          <w:bCs/>
+        </w:rPr>
+      </w:pPr>
+      <w:r>
+        <w:rPr>
+          <w:rFonts w:ascii="Segoe UI Emoji" w:hAnsi="Segoe UI Emoji" w:cs="Segoe UI Emoji"/>
+          <w:b/>
+          <w:bCs/>
+        </w:rPr>
+        <w:t>⚠️</w:t>
+      </w:r>
+      <w:r>
+        <w:rPr>
+          <w:b/>
+          <w:bCs/>
+        </w:rPr>
+        <w:t xml:space="preserve"> Filtrar por nivel de error</w:t>
+      </w:r>
+    </w:p>
+    <w:p>
+      <w:pPr>
+        <w:rPr>
+          <w:b/>
+          <w:bCs/>
+        </w:rPr>
+      </w:pPr>
+      <w:r>
+        <w:rPr>
+          <w:b/>
+          <w:bCs/>
+        </w:rPr>
+        <w:t>Solo errores</w:t>
+      </w:r>
+    </w:p>
+    <w:p>
+      <w:pPr>
+        <w:rPr>
+          <w:lang w:val="en-GB"/>
+        </w:rPr>
+      </w:pPr>
+      <w:proofErr w:type="spellStart"/>
+      <w:r>
+        <w:rPr>
+          <w:lang w:val="en-GB"/>
+        </w:rPr>
+        <w:t>journalctl</w:t>
+      </w:r>
+      <w:proofErr w:type="spellEnd"/>
+      <w:r>
+        <w:rPr>
+          <w:lang w:val="en-GB"/>
+        </w:rPr>
+        <w:t xml:space="preserve"> -p err -b</w:t>
+      </w:r>
+    </w:p>
+    <w:p>
+      <w:pPr>
+        <w:rPr>
+          <w:b/>
+          <w:bCs/>
+          <w:lang w:val="en-GB"/>
+        </w:rPr>
+      </w:pPr>
+      <w:proofErr w:type="spellStart"/>
+      <w:r>
+        <w:rPr>
+          <w:b/>
+          <w:bCs/>
+          <w:lang w:val="en-GB"/>
+        </w:rPr>
+        <w:t>Desde</w:t>
+      </w:r>
+      <w:proofErr w:type="spellEnd"/>
+      <w:r>
+        <w:rPr>
+          <w:b/>
+          <w:bCs/>
+          <w:lang w:val="en-GB"/>
+        </w:rPr>
+        <w:t xml:space="preserve"> warning </w:t>
+      </w:r>
+      <w:proofErr w:type="spellStart"/>
+      <w:r>
+        <w:rPr>
+          <w:b/>
+          <w:bCs/>
+          <w:lang w:val="en-GB"/>
+        </w:rPr>
+        <w:t>hacia</w:t>
+      </w:r>
+      <w:proofErr w:type="spellEnd"/>
+      <w:r>
+        <w:rPr>
+          <w:b/>
+          <w:bCs/>
+          <w:lang w:val="en-GB"/>
+        </w:rPr>
+        <w:t xml:space="preserve"> </w:t>
+      </w:r>
+      <w:proofErr w:type="spellStart"/>
+      <w:r>
+        <w:rPr>
+          <w:b/>
+          <w:bCs/>
+          <w:lang w:val="en-GB"/>
+        </w:rPr>
+        <w:t>arriba</w:t>
+      </w:r>
+      <w:proofErr w:type="spellEnd"/>
+    </w:p>
+    <w:p>
+      <w:pPr>
+        <w:rPr>
+          <w:lang w:val="en-GB"/>
+        </w:rPr>
+      </w:pPr>
+      <w:proofErr w:type="spellStart"/>
+      <w:r>
+        <w:rPr>
+          <w:lang w:val="en-GB"/>
+        </w:rPr>
+        <w:t>journalctl</w:t>
+      </w:r>
+      <w:proofErr w:type="spellEnd"/>
+      <w:r>
+        <w:rPr>
+          <w:lang w:val="en-GB"/>
+        </w:rPr>
+        <w:t xml:space="preserve"> -p warning -b</w:t>
+      </w:r>
+    </w:p>
+    <w:p>
+      <w:pPr>
+        <w:rPr>
+          <w:lang w:val="en-GB"/>
+        </w:rPr>
+      </w:pPr>
+      <w:proofErr w:type="spellStart"/>
+      <w:r>
+        <w:rPr>
+          <w:lang w:val="en-GB"/>
+        </w:rPr>
+        <w:t>Niveles</w:t>
+      </w:r>
+      <w:proofErr w:type="spellEnd"/>
+      <w:r>
+        <w:rPr>
+          <w:lang w:val="en-GB"/>
+        </w:rPr>
+        <w:t xml:space="preserve">: </w:t>
+      </w:r>
+      <w:proofErr w:type="spellStart"/>
+      <w:r>
+        <w:rPr>
+          <w:lang w:val="en-GB"/>
+        </w:rPr>
+        <w:t>emerg</w:t>
+      </w:r>
+      <w:proofErr w:type="spellEnd"/>
+      <w:r>
+        <w:rPr>
+          <w:lang w:val="en-GB"/>
+        </w:rPr>
+        <w:t xml:space="preserve"> alert crit err warning notice info debug</w:t>
+      </w:r>
+    </w:p>
+    <w:p>
+      <w:r>
+        <w:pict w14:anchorId="1835BBAF">
+          <v:rect id="_x0000_i1422" style="width:0;height:1.5pt" o:hralign="center" o:hrstd="t" o:hr="t" fillcolor="#a0a0a0" stroked="f"/>
+        </w:pict>
+      </w:r>
+    </w:p>
+    <w:p>
+      <w:pPr>
+        <w:rPr>
+          <w:b/>
+          <w:bCs/>
+        </w:rPr>
+      </w:pPr>
+      <w:r>
+        <w:rPr>
+          <w:rFonts w:ascii="Segoe UI Emoji" w:hAnsi="Segoe UI Emoji" w:cs="Segoe UI Emoji"/>
+          <w:b/>
+          <w:bCs/>
+        </w:rPr>
+        <w:t>👤</w:t>
+      </w:r>
+      <w:r>
+        <w:rPr>
+          <w:b/>
+          <w:bCs/>
+        </w:rPr>
+        <w:t xml:space="preserve"> Filtrar por usuario</w:t>
+      </w:r>
+    </w:p>
+    <w:p>
+      <w:r>
+        <w:t>Logs de un usuario (por UID):</w:t>
+      </w:r>
+    </w:p>
+    <w:p>
+      <w:proofErr w:type="spellStart"/>
+      <w:r>
+        <w:t>journalctl</w:t>
+      </w:r>
+      <w:proofErr w:type="spellEnd"/>
+      <w:r>
+        <w:t xml:space="preserve"> _UID=1000</w:t>
+      </w:r>
+    </w:p>
+    <w:p>
+      <w:r>
+        <w:pict w14:anchorId="606DD441">
+          <v:rect id="_x0000_i1423" style="width:0;height:1.5pt" o:hralign="center" o:hrstd="t" o:hr="t" fillcolor="#a0a0a0" stroked="f"/>
+        </w:pict>
+      </w:r>
+    </w:p>
+    <w:p>
+      <w:pPr>
+        <w:rPr>
+          <w:b/>
+          <w:bCs/>
+        </w:rPr>
+      </w:pPr>
+      <w:r>
+        <w:rPr>
+          <w:rFonts w:ascii="Segoe UI Emoji" w:hAnsi="Segoe UI Emoji" w:cs="Segoe UI Emoji"/>
+          <w:b/>
+          <w:bCs/>
+        </w:rPr>
+        <w:t>🔍</w:t>
+      </w:r>
+      <w:r>
+        <w:rPr>
+          <w:b/>
+          <w:bCs/>
+        </w:rPr>
+        <w:t xml:space="preserve"> Buscar texto dentro de los logs</w:t>
+      </w:r>
+    </w:p>
+    <w:p>
+      <w:pPr>
+        <w:rPr>
+          <w:lang w:val="en-GB"/>
+        </w:rPr>
+      </w:pPr>
+      <w:proofErr w:type="spellStart"/>
+      <w:r>
+        <w:rPr>
+          <w:lang w:val="en-GB"/>
+        </w:rPr>
+        <w:t>Ejemplo</w:t>
+      </w:r>
+      <w:proofErr w:type="spellEnd"/>
+      <w:r>
+        <w:rPr>
+          <w:lang w:val="en-GB"/>
+        </w:rPr>
+        <w:t xml:space="preserve"> </w:t>
+      </w:r>
+      <w:proofErr w:type="spellStart"/>
+      <w:r>
+        <w:rPr>
+          <w:lang w:val="en-GB"/>
+        </w:rPr>
+        <w:t>buscar</w:t>
+      </w:r>
+      <w:proofErr w:type="spellEnd"/>
+      <w:r>
+        <w:rPr>
+          <w:lang w:val="en-GB"/>
+        </w:rPr>
+        <w:t xml:space="preserve"> “fail”:</w:t>
+      </w:r>
+    </w:p>
+    <w:p>
+      <w:pPr>
+        <w:rPr>
+          <w:lang w:val="en-GB"/>
+        </w:rPr>
+      </w:pPr>
+      <w:proofErr w:type="spellStart"/>
+      <w:r>
+        <w:rPr>
+          <w:lang w:val="en-GB"/>
+        </w:rPr>
+        <w:t>journalctl</w:t>
+      </w:r>
+      <w:proofErr w:type="spellEnd"/>
+      <w:r>
+        <w:rPr>
+          <w:lang w:val="en-GB"/>
+        </w:rPr>
+        <w:t xml:space="preserve"> | grep -</w:t>
+      </w:r>
+      <w:proofErr w:type="spellStart"/>
+      <w:r>
+        <w:rPr>
+          <w:lang w:val="en-GB"/>
+        </w:rPr>
+        <w:t>i</w:t>
+      </w:r>
+      <w:proofErr w:type="spellEnd"/>
+      <w:r>
+        <w:rPr>
+          <w:lang w:val="en-GB"/>
+        </w:rPr>
+        <w:t xml:space="preserve"> fail</w:t>
+      </w:r>
+    </w:p>
+    <w:p>
+      <w:r>
+        <w:t>o directamente:</w:t>
+      </w:r>
+    </w:p>
+    <w:p>
+      <w:proofErr w:type="spellStart"/>
+      <w:r>
+        <w:t>journalctl</w:t>
+      </w:r>
+      <w:proofErr w:type="spellEnd"/>
+      <w:r>
+        <w:t xml:space="preserve"> -b | grep -i error</w:t>
+      </w:r>
+    </w:p>
+    <w:p>
+      <w:r>
+        <w:pict w14:anchorId="7074BDD7">
+          <v:rect id="_x0000_i1424" style="width:0;height:1.5pt" o:hralign="center" o:hrstd="t" o:hr="t" fillcolor="#a0a0a0" stroked="f"/>
+        </w:pict>
+      </w:r>
+    </w:p>
+    <w:p>
+      <w:pPr>
+        <w:rPr>
+          <w:b/>
+          <w:bCs/>
+        </w:rPr>
+      </w:pPr>
+      <w:r>
+        <w:rPr>
+          <w:rFonts w:ascii="Segoe UI Emoji" w:hAnsi="Segoe UI Emoji" w:cs="Segoe UI Emoji"/>
+          <w:b/>
+          <w:bCs/>
+        </w:rPr>
+        <w:t>🧠</w:t>
+      </w:r>
+      <w:r>
+        <w:rPr>
+          <w:b/>
+          <w:bCs/>
+        </w:rPr>
+        <w:t xml:space="preserve"> 5 comandos imprescindibles (chuleta)</w:t>
+      </w:r>
+    </w:p>
+    <w:p>
+      <w:proofErr w:type="spellStart"/>
+      <w:r>
+        <w:t>journalctl</w:t>
+      </w:r>
+      <w:proofErr w:type="spellEnd"/>
+      <w:r>
+        <w:t xml:space="preserve"> -b                 # logs del arranque actual</w:t>
+      </w:r>
+    </w:p>
+    <w:p>
+      <w:proofErr w:type="spellStart"/>
+      <w:r>
+        <w:t>journalctl</w:t>
+      </w:r>
+      <w:proofErr w:type="spellEnd"/>
+      <w:r>
+        <w:t xml:space="preserve"> -u </w:t>
+      </w:r>
+      <w:proofErr w:type="spellStart"/>
+      <w:r>
+        <w:t>ssh</w:t>
+      </w:r>
+      <w:proofErr w:type="spellEnd"/>
+      <w:r>
+        <w:t xml:space="preserve"> -n 50       # últimas 50 líneas del servicio </w:t>
+      </w:r>
+      <w:proofErr w:type="spellStart"/>
+      <w:r>
+        <w:t>ssh</w:t>
+      </w:r>
+      <w:proofErr w:type="spellEnd"/>
+    </w:p>
+    <w:p>
+      <w:proofErr w:type="spellStart"/>
+      <w:r>
+        <w:t>journalctl</w:t>
+      </w:r>
+      <w:proofErr w:type="spellEnd"/>
+      <w:r>
+        <w:t xml:space="preserve"> -f                 # logs en tiempo real</w:t>
+      </w:r>
+    </w:p>
+    <w:p>
+      <w:proofErr w:type="spellStart"/>
+      <w:r>
+        <w:t>journalctl</w:t>
+      </w:r>
+      <w:proofErr w:type="spellEnd"/>
+      <w:r>
+        <w:t xml:space="preserve"> -p </w:t>
+      </w:r>
+      <w:proofErr w:type="spellStart"/>
+      <w:r>
+        <w:t>err</w:t>
+      </w:r>
+      <w:proofErr w:type="spellEnd"/>
+      <w:r>
+        <w:t xml:space="preserve"> -b          # errores del arranque actual</w:t>
+      </w:r>
+    </w:p>
+    <w:p>
+      <w:pPr>
+        <w:rPr>
+          <w:lang w:val="en-GB"/>
+        </w:rPr>
+      </w:pPr>
+      <w:proofErr w:type="spellStart"/>
+      <w:r>
+        <w:rPr>
+          <w:lang w:val="en-GB"/>
+        </w:rPr>
+        <w:t>journalctl</w:t>
+      </w:r>
+      <w:proofErr w:type="spellEnd"/>
+      <w:r>
+        <w:rPr>
+          <w:lang w:val="en-GB"/>
+        </w:rPr>
+        <w:t xml:space="preserve"> --since today      # logs </w:t>
+      </w:r>
+      <w:proofErr w:type="spellStart"/>
+      <w:r>
+        <w:rPr>
+          <w:lang w:val="en-GB"/>
+        </w:rPr>
+        <w:t>desde</w:t>
+      </w:r>
+      <w:proofErr w:type="spellEnd"/>
+      <w:r>
+        <w:rPr>
+          <w:lang w:val="en-GB"/>
+        </w:rPr>
+        <w:t xml:space="preserve"> hoy</w:t>
+      </w:r>
+    </w:p>
+    <w:p>
+      <w:pPr>
+        <w:rPr>
+          <w:lang w:val="en-GB"/>
+        </w:rPr>
+      </w:pPr>
     </w:p>
     <w:p>
       <w:r>
@@ -3631,17 +4737,32 @@
     </w:p>
     <w:p>
       <w:pPr>
-        <w:rPr>
-          <w:b/>
-          <w:bCs/>
-        </w:rPr>
-      </w:pPr>
-      <w:r>
-        <w:rPr>
-          <w:b/>
-          <w:bCs/>
-        </w:rPr>
-        <w:t>20. Crear un documento técnico</w:t>
+        <w:shd w:val="clear" w:color="auto" w:fill="CAEDFB" w:themeFill="accent4" w:themeFillTint="33"/>
+        <w:rPr>
+          <w:b/>
+          <w:bCs/>
+        </w:rPr>
+      </w:pPr>
+      <w:r>
+        <w:rPr>
+          <w:b/>
+          <w:bCs/>
+        </w:rPr>
+        <w:t>2</w:t>
+      </w:r>
+      <w:r>
+        <w:rPr>
+          <w:b/>
+          <w:bCs/>
+        </w:rPr>
+        <w:t>1</w:t>
+      </w:r>
+      <w:r>
+        <w:rPr>
+          <w:b/>
+          <w:bCs/>
+        </w:rPr>
+        <w:t>. Crear un documento técnico</w:t>
       </w:r>
     </w:p>
     <w:p>
@@ -3679,7 +4800,6 @@
         </w:numPr>
       </w:pPr>
       <w:r>
-        <w:lastRenderedPageBreak/>
         <w:t>Qué beneficios tiene</w:t>
       </w:r>
     </w:p>
@@ -3919,6 +5039,7 @@
     </w:p>
     <w:p>
       <w:r>
+        <w:lastRenderedPageBreak/>
         <w:t>Comandos principales:</w:t>
       </w:r>
     </w:p>
@@ -4092,7 +5213,6 @@
           <w:p>
             <w:proofErr w:type="spellStart"/>
             <w:r>
-              <w:lastRenderedPageBreak/>
               <w:t>ls</w:t>
             </w:r>
             <w:proofErr w:type="spellEnd"/>
@@ -4440,6 +5560,7 @@
                 <w:b/>
                 <w:bCs/>
               </w:rPr>
+              <w:lastRenderedPageBreak/>
               <w:t>Comando</w:t>
             </w:r>
           </w:p>
@@ -4602,7 +5723,6 @@
           <w:p>
             <w:proofErr w:type="spellStart"/>
             <w:r>
-              <w:lastRenderedPageBreak/>
               <w:t>tail</w:t>
             </w:r>
             <w:proofErr w:type="spellEnd"/>
@@ -5039,6 +6159,7 @@
         <w:rPr>
           <w:lang w:val="en-GB"/>
         </w:rPr>
+        <w:lastRenderedPageBreak/>
         <w:t>find /home -type f -size +10M</w:t>
       </w:r>
     </w:p>
@@ -5141,7 +6262,6 @@
         <w:rPr>
           <w:lang w:val="en-GB"/>
         </w:rPr>
-        <w:lastRenderedPageBreak/>
         <w:t>man ls</w:t>
       </w:r>
     </w:p>
@@ -5407,6 +6527,7 @@
     <w:p>
       <w:proofErr w:type="spellStart"/>
       <w:r>
+        <w:lastRenderedPageBreak/>
         <w:t>pwd</w:t>
       </w:r>
       <w:proofErr w:type="spellEnd"/>
@@ -5450,7 +6571,6 @@
     </w:p>
     <w:p>
       <w:r>
-        <w:lastRenderedPageBreak/>
         <w:pict w14:anchorId="773484A2">
           <v:rect id="_x0000_i1075" style="width:0;height:1.5pt" o:hralign="center" o:hrstd="t" o:hr="t" fillcolor="#a0a0a0" stroked="f"/>
         </w:pict>
@@ -5758,6 +6878,7 @@
           <w:b/>
           <w:bCs/>
         </w:rPr>
+        <w:lastRenderedPageBreak/>
         <w:t>10. Añadir una línea más al archivo</w:t>
       </w:r>
     </w:p>
@@ -5830,7 +6951,6 @@
     <w:p>
       <w:proofErr w:type="spellStart"/>
       <w:r>
-        <w:lastRenderedPageBreak/>
         <w:t>cp</w:t>
       </w:r>
       <w:proofErr w:type="spellEnd"/>
@@ -6290,6 +7410,7 @@
           <w:b/>
           <w:bCs/>
         </w:rPr>
+        <w:lastRenderedPageBreak/>
         <w:t>19. Guardar la salida de un comando en un archivo</w:t>
       </w:r>
     </w:p>
@@ -6380,7 +7501,6 @@
         <w:rPr>
           <w:lang w:val="en-GB"/>
         </w:rPr>
-        <w:lastRenderedPageBreak/>
         <w:t>tree /</w:t>
       </w:r>
     </w:p>
@@ -6672,6 +7792,7 @@
     </w:p>
     <w:p>
       <w:r>
+        <w:lastRenderedPageBreak/>
         <w:t>echo $CURSO</w:t>
       </w:r>
     </w:p>
@@ -6731,7 +7852,6 @@
           <w:b/>
           <w:bCs/>
         </w:rPr>
-        <w:lastRenderedPageBreak/>
         <w:t>29. Mostrar un archivo en formato columna</w:t>
       </w:r>
     </w:p>
@@ -7034,6 +8154,7 @@
         <w:rPr>
           <w:rFonts w:ascii="MS Gothic" w:eastAsia="MS Gothic" w:hAnsi="MS Gothic" w:cs="MS Gothic" w:hint="eastAsia"/>
         </w:rPr>
+        <w:lastRenderedPageBreak/>
         <w:t>├</w:t>
       </w:r>
       <w:r>
@@ -7162,7 +8283,6 @@
         <w:rPr>
           <w:rFonts w:ascii="MS Gothic" w:eastAsia="MS Gothic" w:hAnsi="MS Gothic" w:cs="MS Gothic" w:hint="eastAsia"/>
         </w:rPr>
-        <w:lastRenderedPageBreak/>
         <w:t>├</w:t>
       </w:r>
       <w:r>
@@ -7685,6 +8805,7 @@
           <w:b/>
           <w:bCs/>
         </w:rPr>
+        <w:lastRenderedPageBreak/>
         <w:t>/</w:t>
       </w:r>
       <w:proofErr w:type="spellStart"/>
@@ -7774,7 +8895,6 @@
           <w:b/>
           <w:bCs/>
         </w:rPr>
-        <w:lastRenderedPageBreak/>
         <w:t>/</w:t>
       </w:r>
       <w:proofErr w:type="spellStart"/>
@@ -8265,6 +9385,7 @@
       </w:pPr>
       <w:proofErr w:type="spellStart"/>
       <w:r>
+        <w:lastRenderedPageBreak/>
         <w:t>fdisk</w:t>
       </w:r>
       <w:proofErr w:type="spellEnd"/>
@@ -8327,7 +9448,6 @@
     </w:p>
     <w:p>
       <w:r>
-        <w:lastRenderedPageBreak/>
         <w:t xml:space="preserve">sudo </w:t>
       </w:r>
       <w:proofErr w:type="spellStart"/>
@@ -8654,6 +9774,7 @@
           <w:b/>
           <w:bCs/>
         </w:rPr>
+        <w:lastRenderedPageBreak/>
         <w:t>✅</w:t>
       </w:r>
       <w:r>
@@ -8740,7 +9861,6 @@
           <w:b/>
           <w:bCs/>
         </w:rPr>
-        <w:lastRenderedPageBreak/>
         <w:t>3. Listar todos los dispositivos de bloque</w:t>
       </w:r>
     </w:p>
@@ -9167,6 +10287,7 @@
           <w:b/>
           <w:bCs/>
         </w:rPr>
+        <w:lastRenderedPageBreak/>
         <w:t>13. Ver UUID de todas las particiones</w:t>
       </w:r>
     </w:p>
@@ -9279,7 +10400,6 @@
           <w:b/>
           <w:bCs/>
         </w:rPr>
-        <w:lastRenderedPageBreak/>
         <w:t>15. Crear un archivo grande de forma artificial</w:t>
       </w:r>
     </w:p>
@@ -9665,6 +10785,7 @@
     </w:p>
     <w:p>
       <w:r>
+        <w:lastRenderedPageBreak/>
         <w:pict w14:anchorId="4EABF0C5">
           <v:rect id="_x0000_i1117" style="width:0;height:1.5pt" o:hralign="center" o:hrstd="t" o:hr="t" fillcolor="#a0a0a0" stroked="f"/>
         </w:pict>
@@ -9731,7 +10852,6 @@
     <w:p>
       <w:proofErr w:type="spellStart"/>
       <w:r>
-        <w:lastRenderedPageBreak/>
         <w:t>df</w:t>
       </w:r>
       <w:proofErr w:type="spellEnd"/>
@@ -10058,6 +11178,7 @@
     </w:p>
     <w:p>
       <w:r>
+        <w:lastRenderedPageBreak/>
         <w:t>Crear un segundo disco virtual, particionarlo, formatearlo, montarlo y configurarlo para que Ubuntu lo monte automáticamente al iniciar.</w:t>
       </w:r>
     </w:p>
@@ -10128,7 +11249,6 @@
         </w:numPr>
       </w:pPr>
       <w:r>
-        <w:lastRenderedPageBreak/>
         <w:t>Particionarlo:</w:t>
       </w:r>
     </w:p>
@@ -10445,6 +11565,7 @@
     </w:p>
     <w:p>
       <w:r>
+        <w:lastRenderedPageBreak/>
         <w:t>Cada usuario tiene:</w:t>
       </w:r>
     </w:p>
@@ -10540,7 +11661,6 @@
     </w:p>
     <w:p>
       <w:r>
-        <w:lastRenderedPageBreak/>
         <w:t>Consulta tu usuario:</w:t>
       </w:r>
     </w:p>
@@ -10830,6 +11950,7 @@
     </w:p>
     <w:p>
       <w:r>
+        <w:lastRenderedPageBreak/>
         <w:t>Añadir usuario a un grupo:</w:t>
       </w:r>
     </w:p>
@@ -10904,7 +12025,6 @@
           <w:b/>
           <w:bCs/>
         </w:rPr>
-        <w:lastRenderedPageBreak/>
         <w:t>📘</w:t>
       </w:r>
       <w:r>
@@ -11196,6 +12316,7 @@
     </w:p>
     <w:p>
       <w:r>
+        <w:lastRenderedPageBreak/>
         <w:t>El programa se ejecuta con permisos del propietario.</w:t>
       </w:r>
     </w:p>
@@ -11299,7 +12420,6 @@
           <w:bCs/>
           <w:lang w:val="en-GB"/>
         </w:rPr>
-        <w:lastRenderedPageBreak/>
         <w:t>Sticky Bit</w:t>
       </w:r>
     </w:p>
@@ -11628,6 +12748,7 @@
     </w:p>
     <w:p>
       <w:r>
+        <w:lastRenderedPageBreak/>
         <w:pict w14:anchorId="03F48017">
           <v:rect id="_x0000_i1135" style="width:0;height:1.5pt" o:hralign="center" o:hrstd="t" o:hr="t" fillcolor="#a0a0a0" stroked="f"/>
         </w:pict>
@@ -11708,7 +12829,6 @@
     </w:p>
     <w:p>
       <w:r>
-        <w:lastRenderedPageBreak/>
         <w:t xml:space="preserve">sudo </w:t>
       </w:r>
       <w:proofErr w:type="spellStart"/>
@@ -11958,6 +13078,7 @@
     </w:p>
     <w:p>
       <w:r>
+        <w:lastRenderedPageBreak/>
         <w:t xml:space="preserve">sudo </w:t>
       </w:r>
       <w:proofErr w:type="spellStart"/>
@@ -12051,7 +13172,6 @@
           <w:b/>
           <w:bCs/>
         </w:rPr>
-        <w:lastRenderedPageBreak/>
         <w:t>11. Crear usuarios alumno2 y alumno3</w:t>
       </w:r>
     </w:p>
@@ -12385,6 +13505,7 @@
           <w:b/>
           <w:bCs/>
         </w:rPr>
+        <w:lastRenderedPageBreak/>
         <w:t xml:space="preserve">17. Aplicar </w:t>
       </w:r>
       <w:proofErr w:type="spellStart"/>
@@ -12480,7 +13601,6 @@
     </w:p>
     <w:p>
       <w:r>
-        <w:lastRenderedPageBreak/>
         <w:pict w14:anchorId="6FA55C43">
           <v:rect id="_x0000_i1153" style="width:0;height:1.5pt" o:hralign="center" o:hrstd="t" o:hr="t" fillcolor="#a0a0a0" stroked="f"/>
         </w:pict>
@@ -12745,6 +13865,7 @@
     <w:p>
       <w:proofErr w:type="spellStart"/>
       <w:r>
+        <w:lastRenderedPageBreak/>
         <w:t>chmod</w:t>
       </w:r>
       <w:proofErr w:type="spellEnd"/>
@@ -12809,7 +13930,6 @@
     <w:p>
       <w:proofErr w:type="spellStart"/>
       <w:r>
-        <w:lastRenderedPageBreak/>
         <w:t>cut</w:t>
       </w:r>
       <w:proofErr w:type="spellEnd"/>
@@ -13172,6 +14292,7 @@
     </w:p>
     <w:p>
       <w:r>
+        <w:lastRenderedPageBreak/>
         <w:t xml:space="preserve">Configurar </w:t>
       </w:r>
       <w:r>
@@ -13263,7 +14384,6 @@
         </w:numPr>
       </w:pPr>
       <w:r>
-        <w:lastRenderedPageBreak/>
         <w:t>Crear 10 usuarios:</w:t>
       </w:r>
     </w:p>
@@ -13536,6 +14656,7 @@
         <w:rPr>
           <w:rFonts w:ascii="Segoe UI Emoji" w:hAnsi="Segoe UI Emoji" w:cs="Segoe UI Emoji"/>
         </w:rPr>
+        <w:lastRenderedPageBreak/>
         <w:t>🟦</w:t>
       </w:r>
       <w:r>
@@ -13583,7 +14704,6 @@
     </w:p>
     <w:p>
       <w:r>
-        <w:lastRenderedPageBreak/>
         <w:t>Cada proceso tiene:</w:t>
       </w:r>
     </w:p>
@@ -13883,6 +15003,7 @@
     <w:p>
       <w:proofErr w:type="spellStart"/>
       <w:r>
+        <w:lastRenderedPageBreak/>
         <w:t>pstree</w:t>
       </w:r>
       <w:proofErr w:type="spellEnd"/>
@@ -13992,7 +15113,6 @@
     <w:p>
       <w:proofErr w:type="spellStart"/>
       <w:r>
-        <w:lastRenderedPageBreak/>
         <w:t>ps</w:t>
       </w:r>
       <w:proofErr w:type="spellEnd"/>
@@ -14339,6 +15459,7 @@
     <w:p>
       <w:proofErr w:type="spellStart"/>
       <w:r>
+        <w:lastRenderedPageBreak/>
         <w:t>nice</w:t>
       </w:r>
       <w:proofErr w:type="spellEnd"/>
@@ -14412,7 +15533,6 @@
     </w:p>
     <w:p>
       <w:r>
-        <w:lastRenderedPageBreak/>
         <w:t>Es el sistema de arranque de Ubuntu.</w:t>
       </w:r>
       <w:r>
@@ -14815,6 +15935,7 @@
           <w:b/>
           <w:bCs/>
         </w:rPr>
+        <w:lastRenderedPageBreak/>
         <w:t>1. Mostrar todos los procesos activos</w:t>
       </w:r>
     </w:p>
@@ -14864,7 +15985,6 @@
     </w:p>
     <w:p>
       <w:r>
-        <w:lastRenderedPageBreak/>
         <w:pict w14:anchorId="66CE677C">
           <v:rect id="_x0000_i1176" style="width:0;height:1.5pt" o:hralign="center" o:hrstd="t" o:hr="t" fillcolor="#a0a0a0" stroked="f"/>
         </w:pict>
@@ -15111,6 +16231,7 @@
     <w:p>
       <w:proofErr w:type="spellStart"/>
       <w:r>
+        <w:lastRenderedPageBreak/>
         <w:t>pkill</w:t>
       </w:r>
       <w:proofErr w:type="spellEnd"/>
@@ -15183,7 +16304,6 @@
           <w:b/>
           <w:bCs/>
         </w:rPr>
-        <w:lastRenderedPageBreak/>
         <w:t>✅</w:t>
       </w:r>
       <w:r>
@@ -15506,6 +16626,7 @@
           <w:b/>
           <w:bCs/>
         </w:rPr>
+        <w:lastRenderedPageBreak/>
         <w:t xml:space="preserve">18. Detener el servicio </w:t>
       </w:r>
       <w:proofErr w:type="spellStart"/>
@@ -15595,7 +16716,6 @@
     </w:p>
     <w:p>
       <w:r>
-        <w:lastRenderedPageBreak/>
         <w:pict w14:anchorId="2A547C19">
           <v:rect id="_x0000_i1193" style="width:0;height:1.5pt" o:hralign="center" o:hrstd="t" o:hr="t" fillcolor="#a0a0a0" stroked="f"/>
         </w:pict>
@@ -15921,6 +17041,7 @@
     </w:p>
     <w:p>
       <w:r>
+        <w:lastRenderedPageBreak/>
         <w:pict w14:anchorId="682E7AAB">
           <v:rect id="_x0000_i1200" style="width:0;height:1.5pt" o:hralign="center" o:hrstd="t" o:hr="t" fillcolor="#a0a0a0" stroked="f"/>
         </w:pict>
@@ -16003,7 +17124,6 @@
     </w:p>
     <w:p>
       <w:r>
-        <w:lastRenderedPageBreak/>
         <w:t>[</w:t>
       </w:r>
       <w:proofErr w:type="spellStart"/>
@@ -16366,6 +17486,7 @@
         </w:numPr>
       </w:pPr>
       <w:r>
+        <w:lastRenderedPageBreak/>
         <w:t>Muestre uso de CPU</w:t>
       </w:r>
     </w:p>
@@ -16433,7 +17554,6 @@
     </w:p>
     <w:p>
       <w:r>
-        <w:lastRenderedPageBreak/>
         <w:t xml:space="preserve">sudo </w:t>
       </w:r>
       <w:proofErr w:type="spellStart"/>
@@ -16725,6 +17845,7 @@
           <w:b/>
           <w:bCs/>
         </w:rPr>
+        <w:lastRenderedPageBreak/>
         <w:t>🔹</w:t>
       </w:r>
       <w:r>
@@ -16803,7 +17924,6 @@
     </w:p>
     <w:p>
       <w:r>
-        <w:lastRenderedPageBreak/>
         <w:t>ping 8.8.8.8</w:t>
       </w:r>
     </w:p>
@@ -17150,6 +18270,7 @@
         <w:rPr>
           <w:lang w:val="en-GB"/>
         </w:rPr>
+        <w:lastRenderedPageBreak/>
         <w:t>Aplicar</w:t>
       </w:r>
       <w:proofErr w:type="spellEnd"/>
@@ -17267,7 +18388,6 @@
         </w:numPr>
       </w:pPr>
       <w:r>
-        <w:lastRenderedPageBreak/>
         <w:t>IP estática</w:t>
       </w:r>
     </w:p>
@@ -17548,6 +18668,7 @@
     <w:p>
       <w:proofErr w:type="spellStart"/>
       <w:r>
+        <w:lastRenderedPageBreak/>
         <w:t>systemctl</w:t>
       </w:r>
       <w:proofErr w:type="spellEnd"/>
@@ -17616,7 +18737,6 @@
     </w:p>
     <w:p>
       <w:r>
-        <w:lastRenderedPageBreak/>
         <w:t xml:space="preserve">sudo </w:t>
       </w:r>
       <w:proofErr w:type="spellStart"/>
@@ -17945,6 +19065,7 @@
               <w:spacing w:after="160" w:line="278" w:lineRule="auto"/>
             </w:pPr>
             <w:r>
+              <w:lastRenderedPageBreak/>
               <w:t>Funciona</w:t>
             </w:r>
           </w:p>
@@ -18253,7 +19374,6 @@
           <w:b/>
           <w:bCs/>
         </w:rPr>
-        <w:lastRenderedPageBreak/>
         <w:t>🟩</w:t>
       </w:r>
       <w:r>
@@ -18590,6 +19710,7 @@
           <w:b/>
           <w:bCs/>
         </w:rPr>
+        <w:lastRenderedPageBreak/>
         <w:t>9. Modificar temporalmente tu IP</w:t>
       </w:r>
     </w:p>
@@ -18720,7 +19841,6 @@
     </w:p>
     <w:p>
       <w:r>
-        <w:lastRenderedPageBreak/>
         <w:t>Crear archivo YAML simple.</w:t>
       </w:r>
     </w:p>
@@ -19080,6 +20200,7 @@
           <w:b/>
           <w:bCs/>
         </w:rPr>
+        <w:lastRenderedPageBreak/>
         <w:t>18. Bloquear puerto</w:t>
       </w:r>
     </w:p>
@@ -19177,7 +20298,6 @@
     <w:p>
       <w:proofErr w:type="spellStart"/>
       <w:r>
-        <w:lastRenderedPageBreak/>
         <w:t>ssh</w:t>
       </w:r>
       <w:proofErr w:type="spellEnd"/>
@@ -19451,6 +20571,7 @@
     </w:p>
     <w:p>
       <w:r>
+        <w:lastRenderedPageBreak/>
         <w:pict w14:anchorId="2D0AAD43">
           <v:rect id="_x0000_i1231" style="width:0;height:1.5pt" o:hralign="center" o:hrstd="t" o:hr="t" fillcolor="#a0a0a0" stroked="f"/>
         </w:pict>
@@ -19554,7 +20675,6 @@
         </w:numPr>
       </w:pPr>
       <w:r>
-        <w:lastRenderedPageBreak/>
         <w:t>Gateway</w:t>
       </w:r>
     </w:p>
@@ -19603,65 +20723,34 @@
       </w:r>
     </w:p>
     <w:p>
-      <w:pPr>
-        <w:rPr>
-          <w:lang w:val="en-GB"/>
-        </w:rPr>
-      </w:pPr>
-      <w:proofErr w:type="spellStart"/>
-      <w:r>
-        <w:rPr>
-          <w:lang w:val="en-GB"/>
-        </w:rPr>
-        <w:t>sudo</w:t>
-      </w:r>
-      <w:proofErr w:type="spellEnd"/>
-      <w:r>
-        <w:rPr>
-          <w:lang w:val="en-GB"/>
-        </w:rPr>
+      <w:r>
+        <w:t xml:space="preserve">sudo </w:t>
+      </w:r>
+      <w:proofErr w:type="spellStart"/>
+      <w:r>
+        <w:t>ip</w:t>
+      </w:r>
+      <w:proofErr w:type="spellEnd"/>
+      <w:r>
         <w:t xml:space="preserve"> </w:t>
       </w:r>
-      <w:proofErr w:type="spellStart"/>
-      <w:r>
-        <w:rPr>
-          <w:lang w:val="en-GB"/>
-        </w:rPr>
-        <w:t>ip</w:t>
-      </w:r>
-      <w:proofErr w:type="spellEnd"/>
-      <w:r>
-        <w:rPr>
-          <w:lang w:val="en-GB"/>
-        </w:rPr>
-        <w:t xml:space="preserve"> link set enp0s3 down</w:t>
-      </w:r>
-    </w:p>
-    <w:p>
-      <w:pPr>
-        <w:rPr>
-          <w:lang w:val="en-GB"/>
-        </w:rPr>
-      </w:pPr>
-      <w:r>
-        <w:rPr>
-          <w:lang w:val="en-GB"/>
-        </w:rPr>
-        <w:t xml:space="preserve">Y </w:t>
-      </w:r>
-      <w:proofErr w:type="spellStart"/>
-      <w:r>
-        <w:rPr>
-          <w:lang w:val="en-GB"/>
-        </w:rPr>
-        <w:t>recuperarla</w:t>
-      </w:r>
-      <w:proofErr w:type="spellEnd"/>
-      <w:r>
-        <w:rPr>
-          <w:lang w:val="en-GB"/>
-        </w:rPr>
-        <w:t>:</w:t>
+      <w:proofErr w:type="gramStart"/>
+      <w:r>
+        <w:t>link</w:t>
+      </w:r>
+      <w:proofErr w:type="gramEnd"/>
+      <w:r>
+        <w:t xml:space="preserve"> set enp0s3 </w:t>
+      </w:r>
+      <w:proofErr w:type="spellStart"/>
+      <w:r>
+        <w:t>down</w:t>
+      </w:r>
+      <w:proofErr w:type="spellEnd"/>
+    </w:p>
+    <w:p>
+      <w:r>
+        <w:t>Y recuperarla:</w:t>
       </w:r>
     </w:p>
     <w:p>
@@ -19895,6 +20984,7 @@
         </w:numPr>
       </w:pPr>
       <w:r>
+        <w:lastRenderedPageBreak/>
         <w:t>Activar SSH y cambiar puerto.</w:t>
       </w:r>
     </w:p>
@@ -19980,7 +21070,6 @@
         </w:numPr>
       </w:pPr>
       <w:r>
-        <w:lastRenderedPageBreak/>
         <w:t>Gateway</w:t>
       </w:r>
     </w:p>
@@ -20232,6 +21321,7 @@
           <w:b/>
           <w:bCs/>
         </w:rPr>
+        <w:lastRenderedPageBreak/>
         <w:t>✔</w:t>
       </w:r>
       <w:r>
@@ -20341,7 +21431,6 @@
     </w:p>
     <w:p>
       <w:r>
-        <w:lastRenderedPageBreak/>
         <w:t xml:space="preserve">sudo </w:t>
       </w:r>
       <w:proofErr w:type="spellStart"/>
@@ -20636,6 +21725,7 @@
     </w:p>
     <w:p>
       <w:r>
+        <w:lastRenderedPageBreak/>
         <w:t>Los repositorios están en:</w:t>
       </w:r>
     </w:p>
@@ -20747,7 +21837,6 @@
     </w:p>
     <w:p>
       <w:r>
-        <w:lastRenderedPageBreak/>
         <w:pict w14:anchorId="30141A86">
           <v:rect id="_x0000_i1241" style="width:0;height:1.5pt" o:hralign="center" o:hrstd="t" o:hr="t" fillcolor="#a0a0a0" stroked="f"/>
         </w:pict>
@@ -21059,6 +22148,7 @@
     </w:p>
     <w:p>
       <w:r>
+        <w:lastRenderedPageBreak/>
         <w:t xml:space="preserve">sudo </w:t>
       </w:r>
       <w:proofErr w:type="spellStart"/>
@@ -21188,7 +22278,6 @@
           <w:b/>
           <w:bCs/>
         </w:rPr>
-        <w:lastRenderedPageBreak/>
         <w:t xml:space="preserve">2. Instalar el paquete </w:t>
       </w:r>
       <w:proofErr w:type="spellStart"/>
@@ -21633,6 +22722,7 @@
     </w:p>
     <w:p>
       <w:r>
+        <w:lastRenderedPageBreak/>
         <w:t>sudo nano /</w:t>
       </w:r>
       <w:proofErr w:type="spellStart"/>
@@ -21802,7 +22892,6 @@
           <w:b/>
           <w:bCs/>
         </w:rPr>
-        <w:lastRenderedPageBreak/>
         <w:t>14. Instalar una versión concreta de Python</w:t>
       </w:r>
     </w:p>
@@ -22237,6 +23326,7 @@
           <w:b/>
           <w:bCs/>
         </w:rPr>
+        <w:lastRenderedPageBreak/>
         <w:t>23. Bloquear actualizaciones de un paquete</w:t>
       </w:r>
     </w:p>
@@ -22352,7 +23442,6 @@
           <w:b/>
           <w:bCs/>
         </w:rPr>
-        <w:lastRenderedPageBreak/>
         <w:t>26. Ver qué paquetes dependen de él</w:t>
       </w:r>
     </w:p>
@@ -22735,6 +23824,7 @@
           <w:b/>
           <w:bCs/>
         </w:rPr>
+        <w:lastRenderedPageBreak/>
         <w:t>Instalar 5 programas</w:t>
       </w:r>
       <w:r>
@@ -22892,7 +23982,6 @@
         </w:numPr>
       </w:pPr>
       <w:r>
-        <w:lastRenderedPageBreak/>
         <w:t>Comando usado</w:t>
       </w:r>
     </w:p>
@@ -23121,6 +24210,7 @@
     </w:p>
     <w:p>
       <w:r>
+        <w:lastRenderedPageBreak/>
         <w:t xml:space="preserve">Un </w:t>
       </w:r>
       <w:r>
@@ -23196,7 +24286,6 @@
         </w:numPr>
       </w:pPr>
       <w:r>
-        <w:lastRenderedPageBreak/>
         <w:t>Crear herramientas propias</w:t>
       </w:r>
     </w:p>
@@ -23387,6 +24476,7 @@
         </w:numPr>
       </w:pPr>
       <w:r>
+        <w:lastRenderedPageBreak/>
         <w:t>$0 → nombre del script</w:t>
       </w:r>
     </w:p>
@@ -23481,7 +24571,6 @@
     </w:p>
     <w:p>
       <w:r>
-        <w:lastRenderedPageBreak/>
         <w:t>echo "Hola $nombre"</w:t>
       </w:r>
     </w:p>
@@ -23822,6 +24911,7 @@
     </w:p>
     <w:p>
       <w:r>
+        <w:lastRenderedPageBreak/>
         <w:pict w14:anchorId="778355B0">
           <v:rect id="_x0000_i1256" style="width:0;height:1.5pt" o:hralign="center" o:hrstd="t" o:hr="t" fillcolor="#a0a0a0" stroked="f"/>
         </w:pict>
@@ -23895,7 +24985,6 @@
           <w:b/>
           <w:bCs/>
         </w:rPr>
-        <w:lastRenderedPageBreak/>
         <w:t>📘</w:t>
       </w:r>
       <w:r>
@@ -24111,6 +25200,7 @@
     </w:p>
     <w:p>
       <w:r>
+        <w:lastRenderedPageBreak/>
         <w:pict w14:anchorId="2523D03A">
           <v:rect id="_x0000_i1262" style="width:0;height:1.5pt" o:hralign="center" o:hrstd="t" o:hr="t" fillcolor="#a0a0a0" stroked="f"/>
         </w:pict>
@@ -24184,7 +25274,6 @@
           <w:b/>
           <w:bCs/>
         </w:rPr>
-        <w:lastRenderedPageBreak/>
         <w:t>4. Script que reciba un argumento y lo muestre</w:t>
       </w:r>
     </w:p>
@@ -24432,6 +25521,7 @@
     </w:p>
     <w:p>
       <w:r>
+        <w:lastRenderedPageBreak/>
         <w:t xml:space="preserve">Usar </w:t>
       </w:r>
       <w:proofErr w:type="spellStart"/>
@@ -24543,7 +25633,6 @@
     </w:p>
     <w:p>
       <w:r>
-        <w:lastRenderedPageBreak/>
         <w:pict w14:anchorId="006A5077">
           <v:rect id="_x0000_i1275" style="width:0;height:1.5pt" o:hralign="center" o:hrstd="t" o:hr="t" fillcolor="#a0a0a0" stroked="f"/>
         </w:pict>
@@ -24819,6 +25908,7 @@
     </w:p>
     <w:p>
       <w:r>
+        <w:lastRenderedPageBreak/>
         <w:t>Hacer ping a 8.8.8.8.</w:t>
       </w:r>
     </w:p>
@@ -24909,7 +25999,6 @@
     </w:p>
     <w:p>
       <w:r>
-        <w:lastRenderedPageBreak/>
         <w:pict w14:anchorId="3B4328D9">
           <v:rect id="_x0000_i1287" style="width:0;height:1.5pt" o:hralign="center" o:hrstd="t" o:hr="t" fillcolor="#a0a0a0" stroked="f"/>
         </w:pict>
@@ -25189,6 +26278,7 @@
     </w:p>
     <w:p>
       <w:r>
+        <w:lastRenderedPageBreak/>
         <w:pict w14:anchorId="1FD00AF8">
           <v:rect id="_x0000_i1296" style="width:0;height:1.5pt" o:hralign="center" o:hrstd="t" o:hr="t" fillcolor="#a0a0a0" stroked="f"/>
         </w:pict>
@@ -25278,7 +26368,6 @@
           <w:b/>
           <w:bCs/>
         </w:rPr>
-        <w:lastRenderedPageBreak/>
         <w:t>Debe incluir un script llamado monitor.sh que:</w:t>
       </w:r>
     </w:p>
@@ -25514,6 +26603,7 @@
         </w:numPr>
       </w:pPr>
       <w:r>
+        <w:lastRenderedPageBreak/>
         <w:t>Solución a errores</w:t>
       </w:r>
     </w:p>
@@ -25556,7 +26646,6 @@
     </w:p>
     <w:p>
       <w:r>
-        <w:lastRenderedPageBreak/>
         <w:pict w14:anchorId="795D0606">
           <v:rect id="_x0000_i1300" style="width:0;height:1.5pt" o:hralign="center" o:hrstd="t" o:hr="t" fillcolor="#a0a0a0" stroked="f"/>
         </w:pict>
@@ -25868,6 +26957,7 @@
     </w:p>
     <w:p>
       <w:r>
+        <w:lastRenderedPageBreak/>
         <w:t>Ver paquetes de seguridad:</w:t>
       </w:r>
     </w:p>
@@ -25959,7 +27049,6 @@
     </w:p>
     <w:p>
       <w:r>
-        <w:lastRenderedPageBreak/>
         <w:t>Permitir SSH:</w:t>
       </w:r>
     </w:p>
@@ -26279,6 +27368,7 @@
     </w:p>
     <w:p>
       <w:r>
+        <w:lastRenderedPageBreak/>
         <w:t>/</w:t>
       </w:r>
       <w:proofErr w:type="spellStart"/>
@@ -26377,7 +27467,6 @@
     <w:p>
       <w:proofErr w:type="spellStart"/>
       <w:r>
-        <w:lastRenderedPageBreak/>
         <w:t>bantime</w:t>
       </w:r>
       <w:proofErr w:type="spellEnd"/>
@@ -26737,6 +27826,7 @@
         <w:rPr>
           <w:lang w:val="en-GB"/>
         </w:rPr>
+        <w:lastRenderedPageBreak/>
         <w:t>Ver logs:</w:t>
       </w:r>
     </w:p>
@@ -26823,7 +27913,6 @@
     </w:p>
     <w:p>
       <w:r>
-        <w:lastRenderedPageBreak/>
         <w:pict w14:anchorId="3D3F88E2">
           <v:rect id="_x0000_i1308" style="width:0;height:1.5pt" o:hralign="center" o:hrstd="t" o:hr="t" fillcolor="#a0a0a0" stroked="f"/>
         </w:pict>
@@ -27174,6 +28263,7 @@
     </w:p>
     <w:p>
       <w:r>
+        <w:lastRenderedPageBreak/>
         <w:pict w14:anchorId="58B72898">
           <v:rect id="_x0000_i1313" style="width:0;height:1.5pt" o:hralign="center" o:hrstd="t" o:hr="t" fillcolor="#a0a0a0" stroked="f"/>
         </w:pict>
@@ -27257,7 +28347,6 @@
     </w:p>
     <w:p>
       <w:r>
-        <w:lastRenderedPageBreak/>
         <w:pict w14:anchorId="7C47F312">
           <v:rect id="_x0000_i1315" style="width:0;height:1.5pt" o:hralign="center" o:hrstd="t" o:hr="t" fillcolor="#a0a0a0" stroked="f"/>
         </w:pict>
@@ -27643,6 +28732,7 @@
     </w:p>
     <w:p>
       <w:r>
+        <w:lastRenderedPageBreak/>
         <w:pict w14:anchorId="78B5596F">
           <v:rect id="_x0000_i1322" style="width:0;height:1.5pt" o:hralign="center" o:hrstd="t" o:hr="t" fillcolor="#a0a0a0" stroked="f"/>
         </w:pict>
@@ -27734,7 +28824,6 @@
     </w:p>
     <w:p>
       <w:r>
-        <w:lastRenderedPageBreak/>
         <w:pict w14:anchorId="6C6A57F5">
           <v:rect id="_x0000_i1324" style="width:0;height:1.5pt" o:hralign="center" o:hrstd="t" o:hr="t" fillcolor="#a0a0a0" stroked="f"/>
         </w:pict>
@@ -28029,6 +29118,7 @@
           <w:b/>
           <w:bCs/>
         </w:rPr>
+        <w:lastRenderedPageBreak/>
         <w:t>✅</w:t>
       </w:r>
       <w:r>
@@ -28100,7 +29190,6 @@
     </w:p>
     <w:p>
       <w:r>
-        <w:lastRenderedPageBreak/>
         <w:pict w14:anchorId="537EEF79">
           <v:rect id="_x0000_i1332" style="width:0;height:1.5pt" o:hralign="center" o:hrstd="t" o:hr="t" fillcolor="#a0a0a0" stroked="f"/>
         </w:pict>
@@ -28430,6 +29519,7 @@
     </w:p>
     <w:p>
       <w:r>
+        <w:lastRenderedPageBreak/>
         <w:t xml:space="preserve">sudo </w:t>
       </w:r>
       <w:proofErr w:type="spellStart"/>
@@ -28543,7 +29633,6 @@
         </w:numPr>
       </w:pPr>
       <w:r>
-        <w:lastRenderedPageBreak/>
         <w:t>Servicios activos</w:t>
       </w:r>
     </w:p>
@@ -28796,6 +29885,7 @@
         </w:numPr>
       </w:pPr>
       <w:r>
+        <w:lastRenderedPageBreak/>
         <w:t>máximo 3 intentos</w:t>
       </w:r>
     </w:p>
@@ -28862,7 +29952,6 @@
         </w:numPr>
       </w:pPr>
       <w:r>
-        <w:lastRenderedPageBreak/>
         <w:t>Generar informe de seguridad:</w:t>
       </w:r>
     </w:p>
@@ -29098,6 +30187,7 @@
     </w:p>
     <w:p>
       <w:r>
+        <w:lastRenderedPageBreak/>
         <w:t>El alumno entregará:</w:t>
       </w:r>
     </w:p>
@@ -29166,7 +30256,6 @@
           <w:b/>
           <w:bCs/>
         </w:rPr>
-        <w:lastRenderedPageBreak/>
         <w:t>🧩</w:t>
       </w:r>
       <w:r>
@@ -29556,6 +30645,7 @@
     </w:p>
     <w:p>
       <w:r>
+        <w:lastRenderedPageBreak/>
         <w:t xml:space="preserve">sudo </w:t>
       </w:r>
       <w:proofErr w:type="spellStart"/>
@@ -29615,7 +30705,6 @@
       </w:pPr>
       <w:proofErr w:type="spellStart"/>
       <w:r>
-        <w:lastRenderedPageBreak/>
         <w:t>kernel</w:t>
       </w:r>
       <w:proofErr w:type="spellEnd"/>
@@ -29945,6 +31034,7 @@
     </w:p>
     <w:p>
       <w:r>
+        <w:lastRenderedPageBreak/>
         <w:pict w14:anchorId="56047C40">
           <v:rect id="_x0000_i1349" style="width:0;height:1.5pt" o:hralign="center" o:hrstd="t" o:hr="t" fillcolor="#a0a0a0" stroked="f"/>
         </w:pict>
@@ -30014,7 +31104,6 @@
           <w:b/>
           <w:bCs/>
         </w:rPr>
-        <w:lastRenderedPageBreak/>
         <w:t>13. Instalar y activar SSH</w:t>
       </w:r>
     </w:p>
@@ -30425,6 +31514,7 @@
         </w:numPr>
       </w:pPr>
       <w:r>
+        <w:lastRenderedPageBreak/>
         <w:t>cambiar puerto</w:t>
       </w:r>
     </w:p>
@@ -30485,7 +31575,6 @@
           <w:b/>
           <w:bCs/>
         </w:rPr>
-        <w:lastRenderedPageBreak/>
         <w:t>23. Instalar un servicio a elección (uno de estos):</w:t>
       </w:r>
     </w:p>
@@ -30819,6 +31908,7 @@
         <w:rPr>
           <w:lang w:val="en-GB"/>
         </w:rPr>
+        <w:lastRenderedPageBreak/>
         <w:t>Invalid user</w:t>
       </w:r>
     </w:p>
@@ -30883,7 +31973,6 @@
           <w:b/>
           <w:bCs/>
         </w:rPr>
-        <w:lastRenderedPageBreak/>
         <w:t>30. Entregar un informe técnico final</w:t>
       </w:r>
     </w:p>
@@ -31231,9 +32320,9 @@
         <w:tblLook w:val="04A0" w:firstRow="1" w:lastRow="0" w:firstColumn="1" w:lastColumn="0" w:noHBand="0" w:noVBand="1"/>
       </w:tblPr>
       <w:tblGrid>
-        <w:gridCol w:w="2704"/>
+        <w:gridCol w:w="2854"/>
         <w:gridCol w:w="590"/>
-        <w:gridCol w:w="5210"/>
+        <w:gridCol w:w="5743"/>
       </w:tblGrid>
       <w:tr>
         <w:trPr>
@@ -31258,6 +32347,7 @@
                 <w:b/>
                 <w:bCs/>
               </w:rPr>
+              <w:lastRenderedPageBreak/>
               <w:t>Área</w:t>
             </w:r>
           </w:p>
@@ -31409,7 +32499,6 @@
           </w:tcPr>
           <w:p>
             <w:r>
-              <w:lastRenderedPageBreak/>
               <w:t>Red y SSH</w:t>
             </w:r>
           </w:p>
@@ -31574,7 +32663,7 @@
     <w:p/>
     <w:sectPr>
       <w:pgSz w:w="11906" w:h="16838"/>
-      <w:pgMar w:top="1417" w:right="1701" w:bottom="1417" w:left="1701" w:header="708" w:footer="708" w:gutter="0"/>
+      <w:pgMar w:top="1417" w:right="1701" w:bottom="1417" w:left="426" w:header="708" w:footer="708" w:gutter="0"/>
       <w:cols w:space="708"/>
       <w:docGrid w:linePitch="360"/>
     </w:sectPr>
@@ -33382,6 +34471,92 @@
     </w:lvl>
   </w:abstractNum>
   <w:abstractNum w:abstractNumId="13" w15:restartNumberingAfterBreak="0">
+    <w:nsid w:val="109E224F"/>
+    <w:multiLevelType w:val="hybridMultilevel"/>
+    <w:tmpl w:val="C7440832"/>
+    <w:lvl w:ilvl="0" w:tplc="0C0A000F">
+      <w:start w:val="1"/>
+      <w:numFmt w:val="decimal"/>
+      <w:lvlText w:val="%1."/>
+      <w:lvlJc w:val="left"/>
+      <w:pPr>
+        <w:ind w:left="720" w:hanging="360"/>
+      </w:pPr>
+    </w:lvl>
+    <w:lvl w:ilvl="1" w:tplc="0C0A0019" w:tentative="1">
+      <w:start w:val="1"/>
+      <w:numFmt w:val="lowerLetter"/>
+      <w:lvlText w:val="%2."/>
+      <w:lvlJc w:val="left"/>
+      <w:pPr>
+        <w:ind w:left="1440" w:hanging="360"/>
+      </w:pPr>
+    </w:lvl>
+    <w:lvl w:ilvl="2" w:tplc="0C0A001B" w:tentative="1">
+      <w:start w:val="1"/>
+      <w:numFmt w:val="lowerRoman"/>
+      <w:lvlText w:val="%3."/>
+      <w:lvlJc w:val="right"/>
+      <w:pPr>
+        <w:ind w:left="2160" w:hanging="180"/>
+      </w:pPr>
+    </w:lvl>
+    <w:lvl w:ilvl="3" w:tplc="0C0A000F" w:tentative="1">
+      <w:start w:val="1"/>
+      <w:numFmt w:val="decimal"/>
+      <w:lvlText w:val="%4."/>
+      <w:lvlJc w:val="left"/>
+      <w:pPr>
+        <w:ind w:left="2880" w:hanging="360"/>
+      </w:pPr>
+    </w:lvl>
+    <w:lvl w:ilvl="4" w:tplc="0C0A0019" w:tentative="1">
+      <w:start w:val="1"/>
+      <w:numFmt w:val="lowerLetter"/>
+      <w:lvlText w:val="%5."/>
+      <w:lvlJc w:val="left"/>
+      <w:pPr>
+        <w:ind w:left="3600" w:hanging="360"/>
+      </w:pPr>
+    </w:lvl>
+    <w:lvl w:ilvl="5" w:tplc="0C0A001B" w:tentative="1">
+      <w:start w:val="1"/>
+      <w:numFmt w:val="lowerRoman"/>
+      <w:lvlText w:val="%6."/>
+      <w:lvlJc w:val="right"/>
+      <w:pPr>
+        <w:ind w:left="4320" w:hanging="180"/>
+      </w:pPr>
+    </w:lvl>
+    <w:lvl w:ilvl="6" w:tplc="0C0A000F" w:tentative="1">
+      <w:start w:val="1"/>
+      <w:numFmt w:val="decimal"/>
+      <w:lvlText w:val="%7."/>
+      <w:lvlJc w:val="left"/>
+      <w:pPr>
+        <w:ind w:left="5040" w:hanging="360"/>
+      </w:pPr>
+    </w:lvl>
+    <w:lvl w:ilvl="7" w:tplc="0C0A0019" w:tentative="1">
+      <w:start w:val="1"/>
+      <w:numFmt w:val="lowerLetter"/>
+      <w:lvlText w:val="%8."/>
+      <w:lvlJc w:val="left"/>
+      <w:pPr>
+        <w:ind w:left="5760" w:hanging="360"/>
+      </w:pPr>
+    </w:lvl>
+    <w:lvl w:ilvl="8" w:tplc="0C0A001B" w:tentative="1">
+      <w:start w:val="1"/>
+      <w:numFmt w:val="lowerRoman"/>
+      <w:lvlText w:val="%9."/>
+      <w:lvlJc w:val="right"/>
+      <w:pPr>
+        <w:ind w:left="6480" w:hanging="180"/>
+      </w:pPr>
+    </w:lvl>
+  </w:abstractNum>
+  <w:abstractNum w:abstractNumId="14" w15:restartNumberingAfterBreak="0">
     <w:nsid w:val="149A0BC8"/>
     <w:multiLevelType w:val="multilevel"/>
     <w:tmpl w:val="4D869BA2"/>
@@ -33494,7 +34669,7 @@
       </w:pPr>
     </w:lvl>
   </w:abstractNum>
-  <w:abstractNum w:abstractNumId="14" w15:restartNumberingAfterBreak="0">
+  <w:abstractNum w:abstractNumId="15" w15:restartNumberingAfterBreak="0">
     <w:nsid w:val="19272A19"/>
     <w:multiLevelType w:val="multilevel"/>
     <w:tmpl w:val="5842489A"/>
@@ -33611,7 +34786,7 @@
       </w:pPr>
     </w:lvl>
   </w:abstractNum>
-  <w:abstractNum w:abstractNumId="15" w15:restartNumberingAfterBreak="0">
+  <w:abstractNum w:abstractNumId="16" w15:restartNumberingAfterBreak="0">
     <w:nsid w:val="1B402F8A"/>
     <w:multiLevelType w:val="multilevel"/>
     <w:tmpl w:val="1DC4392C"/>
@@ -33760,7 +34935,7 @@
       </w:rPr>
     </w:lvl>
   </w:abstractNum>
-  <w:abstractNum w:abstractNumId="16" w15:restartNumberingAfterBreak="0">
+  <w:abstractNum w:abstractNumId="17" w15:restartNumberingAfterBreak="0">
     <w:nsid w:val="1D25468F"/>
     <w:multiLevelType w:val="multilevel"/>
     <w:tmpl w:val="455E8526"/>
@@ -33873,7 +35048,7 @@
       </w:pPr>
     </w:lvl>
   </w:abstractNum>
-  <w:abstractNum w:abstractNumId="17" w15:restartNumberingAfterBreak="0">
+  <w:abstractNum w:abstractNumId="18" w15:restartNumberingAfterBreak="0">
     <w:nsid w:val="1DD76E3E"/>
     <w:multiLevelType w:val="hybridMultilevel"/>
     <w:tmpl w:val="5D5058C4"/>
@@ -33986,7 +35161,7 @@
       </w:rPr>
     </w:lvl>
   </w:abstractNum>
-  <w:abstractNum w:abstractNumId="18" w15:restartNumberingAfterBreak="0">
+  <w:abstractNum w:abstractNumId="19" w15:restartNumberingAfterBreak="0">
     <w:nsid w:val="1FFF4379"/>
     <w:multiLevelType w:val="multilevel"/>
     <w:tmpl w:val="78F86532"/>
@@ -34135,7 +35310,7 @@
       </w:rPr>
     </w:lvl>
   </w:abstractNum>
-  <w:abstractNum w:abstractNumId="19" w15:restartNumberingAfterBreak="0">
+  <w:abstractNum w:abstractNumId="20" w15:restartNumberingAfterBreak="0">
     <w:nsid w:val="22F13AD5"/>
     <w:multiLevelType w:val="multilevel"/>
     <w:tmpl w:val="7A92B9FC"/>
@@ -34284,7 +35459,7 @@
       </w:rPr>
     </w:lvl>
   </w:abstractNum>
-  <w:abstractNum w:abstractNumId="20" w15:restartNumberingAfterBreak="0">
+  <w:abstractNum w:abstractNumId="21" w15:restartNumberingAfterBreak="0">
     <w:nsid w:val="23164A3E"/>
     <w:multiLevelType w:val="hybridMultilevel"/>
     <w:tmpl w:val="8BF80A0A"/>
@@ -34373,7 +35548,7 @@
       </w:pPr>
     </w:lvl>
   </w:abstractNum>
-  <w:abstractNum w:abstractNumId="21" w15:restartNumberingAfterBreak="0">
+  <w:abstractNum w:abstractNumId="22" w15:restartNumberingAfterBreak="0">
     <w:nsid w:val="24626CB3"/>
     <w:multiLevelType w:val="multilevel"/>
     <w:tmpl w:val="AE660828"/>
@@ -34522,7 +35697,7 @@
       </w:rPr>
     </w:lvl>
   </w:abstractNum>
-  <w:abstractNum w:abstractNumId="22" w15:restartNumberingAfterBreak="0">
+  <w:abstractNum w:abstractNumId="23" w15:restartNumberingAfterBreak="0">
     <w:nsid w:val="25770CDD"/>
     <w:multiLevelType w:val="multilevel"/>
     <w:tmpl w:val="73C6024C"/>
@@ -34671,7 +35846,7 @@
       </w:rPr>
     </w:lvl>
   </w:abstractNum>
-  <w:abstractNum w:abstractNumId="23" w15:restartNumberingAfterBreak="0">
+  <w:abstractNum w:abstractNumId="24" w15:restartNumberingAfterBreak="0">
     <w:nsid w:val="28311E64"/>
     <w:multiLevelType w:val="multilevel"/>
     <w:tmpl w:val="1214F794"/>
@@ -34820,7 +35995,7 @@
       </w:rPr>
     </w:lvl>
   </w:abstractNum>
-  <w:abstractNum w:abstractNumId="24" w15:restartNumberingAfterBreak="0">
+  <w:abstractNum w:abstractNumId="25" w15:restartNumberingAfterBreak="0">
     <w:nsid w:val="2E9840E7"/>
     <w:multiLevelType w:val="hybridMultilevel"/>
     <w:tmpl w:val="C00E7376"/>
@@ -34933,10 +36108,10 @@
       </w:rPr>
     </w:lvl>
   </w:abstractNum>
-  <w:abstractNum w:abstractNumId="25" w15:restartNumberingAfterBreak="0">
+  <w:abstractNum w:abstractNumId="26" w15:restartNumberingAfterBreak="0">
     <w:nsid w:val="30E44B80"/>
     <w:multiLevelType w:val="hybridMultilevel"/>
-    <w:tmpl w:val="F47605FA"/>
+    <w:tmpl w:val="848C8588"/>
     <w:lvl w:ilvl="0" w:tplc="0C0A0001">
       <w:start w:val="1"/>
       <w:numFmt w:val="bullet"/>
@@ -35046,7 +36221,7 @@
       </w:rPr>
     </w:lvl>
   </w:abstractNum>
-  <w:abstractNum w:abstractNumId="26" w15:restartNumberingAfterBreak="0">
+  <w:abstractNum w:abstractNumId="27" w15:restartNumberingAfterBreak="0">
     <w:nsid w:val="3132793E"/>
     <w:multiLevelType w:val="multilevel"/>
     <w:tmpl w:val="28F0FD00"/>
@@ -35195,7 +36370,7 @@
       </w:rPr>
     </w:lvl>
   </w:abstractNum>
-  <w:abstractNum w:abstractNumId="27" w15:restartNumberingAfterBreak="0">
+  <w:abstractNum w:abstractNumId="28" w15:restartNumberingAfterBreak="0">
     <w:nsid w:val="32D26769"/>
     <w:multiLevelType w:val="multilevel"/>
     <w:tmpl w:val="F37EE694"/>
@@ -35308,7 +36483,7 @@
       </w:pPr>
     </w:lvl>
   </w:abstractNum>
-  <w:abstractNum w:abstractNumId="28" w15:restartNumberingAfterBreak="0">
+  <w:abstractNum w:abstractNumId="29" w15:restartNumberingAfterBreak="0">
     <w:nsid w:val="331E4FD0"/>
     <w:multiLevelType w:val="multilevel"/>
     <w:tmpl w:val="572E13AC"/>
@@ -35457,7 +36632,7 @@
       </w:rPr>
     </w:lvl>
   </w:abstractNum>
-  <w:abstractNum w:abstractNumId="29" w15:restartNumberingAfterBreak="0">
+  <w:abstractNum w:abstractNumId="30" w15:restartNumberingAfterBreak="0">
     <w:nsid w:val="34AB48D4"/>
     <w:multiLevelType w:val="multilevel"/>
     <w:tmpl w:val="77043D24"/>
@@ -35606,7 +36781,7 @@
       </w:rPr>
     </w:lvl>
   </w:abstractNum>
-  <w:abstractNum w:abstractNumId="30" w15:restartNumberingAfterBreak="0">
+  <w:abstractNum w:abstractNumId="31" w15:restartNumberingAfterBreak="0">
     <w:nsid w:val="375151B6"/>
     <w:multiLevelType w:val="multilevel"/>
     <w:tmpl w:val="F662915A"/>
@@ -35719,7 +36894,7 @@
       </w:pPr>
     </w:lvl>
   </w:abstractNum>
-  <w:abstractNum w:abstractNumId="31" w15:restartNumberingAfterBreak="0">
+  <w:abstractNum w:abstractNumId="32" w15:restartNumberingAfterBreak="0">
     <w:nsid w:val="39732BD1"/>
     <w:multiLevelType w:val="multilevel"/>
     <w:tmpl w:val="5874C8B8"/>
@@ -35868,7 +37043,7 @@
       </w:rPr>
     </w:lvl>
   </w:abstractNum>
-  <w:abstractNum w:abstractNumId="32" w15:restartNumberingAfterBreak="0">
+  <w:abstractNum w:abstractNumId="33" w15:restartNumberingAfterBreak="0">
     <w:nsid w:val="399A10B0"/>
     <w:multiLevelType w:val="multilevel"/>
     <w:tmpl w:val="E3FCD032"/>
@@ -35985,7 +37160,7 @@
       </w:pPr>
     </w:lvl>
   </w:abstractNum>
-  <w:abstractNum w:abstractNumId="33" w15:restartNumberingAfterBreak="0">
+  <w:abstractNum w:abstractNumId="34" w15:restartNumberingAfterBreak="0">
     <w:nsid w:val="3D896221"/>
     <w:multiLevelType w:val="multilevel"/>
     <w:tmpl w:val="AE187B3C"/>
@@ -36134,7 +37309,7 @@
       </w:rPr>
     </w:lvl>
   </w:abstractNum>
-  <w:abstractNum w:abstractNumId="34" w15:restartNumberingAfterBreak="0">
+  <w:abstractNum w:abstractNumId="35" w15:restartNumberingAfterBreak="0">
     <w:nsid w:val="3E7A0770"/>
     <w:multiLevelType w:val="multilevel"/>
     <w:tmpl w:val="EBE0B0C8"/>
@@ -36251,7 +37426,7 @@
       </w:pPr>
     </w:lvl>
   </w:abstractNum>
-  <w:abstractNum w:abstractNumId="35" w15:restartNumberingAfterBreak="0">
+  <w:abstractNum w:abstractNumId="36" w15:restartNumberingAfterBreak="0">
     <w:nsid w:val="438F0488"/>
     <w:multiLevelType w:val="multilevel"/>
     <w:tmpl w:val="2FF665DE"/>
@@ -36400,7 +37575,7 @@
       </w:rPr>
     </w:lvl>
   </w:abstractNum>
-  <w:abstractNum w:abstractNumId="36" w15:restartNumberingAfterBreak="0">
+  <w:abstractNum w:abstractNumId="37" w15:restartNumberingAfterBreak="0">
     <w:nsid w:val="464F06E8"/>
     <w:multiLevelType w:val="multilevel"/>
     <w:tmpl w:val="520298D4"/>
@@ -36549,7 +37724,7 @@
       </w:rPr>
     </w:lvl>
   </w:abstractNum>
-  <w:abstractNum w:abstractNumId="37" w15:restartNumberingAfterBreak="0">
+  <w:abstractNum w:abstractNumId="38" w15:restartNumberingAfterBreak="0">
     <w:nsid w:val="47567F18"/>
     <w:multiLevelType w:val="multilevel"/>
     <w:tmpl w:val="38AECF48"/>
@@ -36698,7 +37873,7 @@
       </w:rPr>
     </w:lvl>
   </w:abstractNum>
-  <w:abstractNum w:abstractNumId="38" w15:restartNumberingAfterBreak="0">
+  <w:abstractNum w:abstractNumId="39" w15:restartNumberingAfterBreak="0">
     <w:nsid w:val="4B8E546F"/>
     <w:multiLevelType w:val="multilevel"/>
     <w:tmpl w:val="DC4ABFA6"/>
@@ -36847,7 +38022,7 @@
       </w:rPr>
     </w:lvl>
   </w:abstractNum>
-  <w:abstractNum w:abstractNumId="39" w15:restartNumberingAfterBreak="0">
+  <w:abstractNum w:abstractNumId="40" w15:restartNumberingAfterBreak="0">
     <w:nsid w:val="4C203553"/>
     <w:multiLevelType w:val="multilevel"/>
     <w:tmpl w:val="E42E4744"/>
@@ -36960,7 +38135,7 @@
       </w:pPr>
     </w:lvl>
   </w:abstractNum>
-  <w:abstractNum w:abstractNumId="40" w15:restartNumberingAfterBreak="0">
+  <w:abstractNum w:abstractNumId="41" w15:restartNumberingAfterBreak="0">
     <w:nsid w:val="4DC966A9"/>
     <w:multiLevelType w:val="multilevel"/>
     <w:tmpl w:val="6C3E036A"/>
@@ -37109,7 +38284,120 @@
       </w:rPr>
     </w:lvl>
   </w:abstractNum>
-  <w:abstractNum w:abstractNumId="41" w15:restartNumberingAfterBreak="0">
+  <w:abstractNum w:abstractNumId="42" w15:restartNumberingAfterBreak="0">
+    <w:nsid w:val="4E525464"/>
+    <w:multiLevelType w:val="hybridMultilevel"/>
+    <w:tmpl w:val="86B2BD32"/>
+    <w:lvl w:ilvl="0" w:tplc="0C0A0001">
+      <w:start w:val="1"/>
+      <w:numFmt w:val="bullet"/>
+      <w:lvlText w:val=""/>
+      <w:lvlJc w:val="left"/>
+      <w:pPr>
+        <w:ind w:left="720" w:hanging="360"/>
+      </w:pPr>
+      <w:rPr>
+        <w:rFonts w:ascii="Symbol" w:hAnsi="Symbol" w:hint="default"/>
+      </w:rPr>
+    </w:lvl>
+    <w:lvl w:ilvl="1" w:tplc="0C0A0003" w:tentative="1">
+      <w:start w:val="1"/>
+      <w:numFmt w:val="bullet"/>
+      <w:lvlText w:val="o"/>
+      <w:lvlJc w:val="left"/>
+      <w:pPr>
+        <w:ind w:left="1440" w:hanging="360"/>
+      </w:pPr>
+      <w:rPr>
+        <w:rFonts w:ascii="Courier New" w:hAnsi="Courier New" w:cs="Courier New" w:hint="default"/>
+      </w:rPr>
+    </w:lvl>
+    <w:lvl w:ilvl="2" w:tplc="0C0A0005" w:tentative="1">
+      <w:start w:val="1"/>
+      <w:numFmt w:val="bullet"/>
+      <w:lvlText w:val=""/>
+      <w:lvlJc w:val="left"/>
+      <w:pPr>
+        <w:ind w:left="2160" w:hanging="360"/>
+      </w:pPr>
+      <w:rPr>
+        <w:rFonts w:ascii="Wingdings" w:hAnsi="Wingdings" w:hint="default"/>
+      </w:rPr>
+    </w:lvl>
+    <w:lvl w:ilvl="3" w:tplc="0C0A0001" w:tentative="1">
+      <w:start w:val="1"/>
+      <w:numFmt w:val="bullet"/>
+      <w:lvlText w:val=""/>
+      <w:lvlJc w:val="left"/>
+      <w:pPr>
+        <w:ind w:left="2880" w:hanging="360"/>
+      </w:pPr>
+      <w:rPr>
+        <w:rFonts w:ascii="Symbol" w:hAnsi="Symbol" w:hint="default"/>
+      </w:rPr>
+    </w:lvl>
+    <w:lvl w:ilvl="4" w:tplc="0C0A0003" w:tentative="1">
+      <w:start w:val="1"/>
+      <w:numFmt w:val="bullet"/>
+      <w:lvlText w:val="o"/>
+      <w:lvlJc w:val="left"/>
+      <w:pPr>
+        <w:ind w:left="3600" w:hanging="360"/>
+      </w:pPr>
+      <w:rPr>
+        <w:rFonts w:ascii="Courier New" w:hAnsi="Courier New" w:cs="Courier New" w:hint="default"/>
+      </w:rPr>
+    </w:lvl>
+    <w:lvl w:ilvl="5" w:tplc="0C0A0005" w:tentative="1">
+      <w:start w:val="1"/>
+      <w:numFmt w:val="bullet"/>
+      <w:lvlText w:val=""/>
+      <w:lvlJc w:val="left"/>
+      <w:pPr>
+        <w:ind w:left="4320" w:hanging="360"/>
+      </w:pPr>
+      <w:rPr>
+        <w:rFonts w:ascii="Wingdings" w:hAnsi="Wingdings" w:hint="default"/>
+      </w:rPr>
+    </w:lvl>
+    <w:lvl w:ilvl="6" w:tplc="0C0A0001" w:tentative="1">
+      <w:start w:val="1"/>
+      <w:numFmt w:val="bullet"/>
+      <w:lvlText w:val=""/>
+      <w:lvlJc w:val="left"/>
+      <w:pPr>
+        <w:ind w:left="5040" w:hanging="360"/>
+      </w:pPr>
+      <w:rPr>
+        <w:rFonts w:ascii="Symbol" w:hAnsi="Symbol" w:hint="default"/>
+      </w:rPr>
+    </w:lvl>
+    <w:lvl w:ilvl="7" w:tplc="0C0A0003" w:tentative="1">
+      <w:start w:val="1"/>
+      <w:numFmt w:val="bullet"/>
+      <w:lvlText w:val="o"/>
+      <w:lvlJc w:val="left"/>
+      <w:pPr>
+        <w:ind w:left="5760" w:hanging="360"/>
+      </w:pPr>
+      <w:rPr>
+        <w:rFonts w:ascii="Courier New" w:hAnsi="Courier New" w:cs="Courier New" w:hint="default"/>
+      </w:rPr>
+    </w:lvl>
+    <w:lvl w:ilvl="8" w:tplc="0C0A0005" w:tentative="1">
+      <w:start w:val="1"/>
+      <w:numFmt w:val="bullet"/>
+      <w:lvlText w:val=""/>
+      <w:lvlJc w:val="left"/>
+      <w:pPr>
+        <w:ind w:left="6480" w:hanging="360"/>
+      </w:pPr>
+      <w:rPr>
+        <w:rFonts w:ascii="Wingdings" w:hAnsi="Wingdings" w:hint="default"/>
+      </w:rPr>
+    </w:lvl>
+  </w:abstractNum>
+  <w:abstractNum w:abstractNumId="43" w15:restartNumberingAfterBreak="0">
     <w:nsid w:val="50256999"/>
     <w:multiLevelType w:val="multilevel"/>
     <w:tmpl w:val="D9E6DE20"/>
@@ -37258,7 +38546,7 @@
       </w:rPr>
     </w:lvl>
   </w:abstractNum>
-  <w:abstractNum w:abstractNumId="42" w15:restartNumberingAfterBreak="0">
+  <w:abstractNum w:abstractNumId="44" w15:restartNumberingAfterBreak="0">
     <w:nsid w:val="51491298"/>
     <w:multiLevelType w:val="multilevel"/>
     <w:tmpl w:val="069E5446"/>
@@ -37371,7 +38659,7 @@
       </w:pPr>
     </w:lvl>
   </w:abstractNum>
-  <w:abstractNum w:abstractNumId="43" w15:restartNumberingAfterBreak="0">
+  <w:abstractNum w:abstractNumId="45" w15:restartNumberingAfterBreak="0">
     <w:nsid w:val="54D96138"/>
     <w:multiLevelType w:val="multilevel"/>
     <w:tmpl w:val="EAFECBF6"/>
@@ -37520,7 +38808,7 @@
       </w:rPr>
     </w:lvl>
   </w:abstractNum>
-  <w:abstractNum w:abstractNumId="44" w15:restartNumberingAfterBreak="0">
+  <w:abstractNum w:abstractNumId="46" w15:restartNumberingAfterBreak="0">
     <w:nsid w:val="5A8A19D9"/>
     <w:multiLevelType w:val="multilevel"/>
     <w:tmpl w:val="7E7CDAAC"/>
@@ -37669,7 +38957,7 @@
       </w:rPr>
     </w:lvl>
   </w:abstractNum>
-  <w:abstractNum w:abstractNumId="45" w15:restartNumberingAfterBreak="0">
+  <w:abstractNum w:abstractNumId="47" w15:restartNumberingAfterBreak="0">
     <w:nsid w:val="5B7D03AE"/>
     <w:multiLevelType w:val="multilevel"/>
     <w:tmpl w:val="90965ADC"/>
@@ -37818,7 +39106,7 @@
       </w:rPr>
     </w:lvl>
   </w:abstractNum>
-  <w:abstractNum w:abstractNumId="46" w15:restartNumberingAfterBreak="0">
+  <w:abstractNum w:abstractNumId="48" w15:restartNumberingAfterBreak="0">
     <w:nsid w:val="5BCF4F73"/>
     <w:multiLevelType w:val="multilevel"/>
     <w:tmpl w:val="72F0BAF6"/>
@@ -37967,7 +39255,7 @@
       </w:rPr>
     </w:lvl>
   </w:abstractNum>
-  <w:abstractNum w:abstractNumId="47" w15:restartNumberingAfterBreak="0">
+  <w:abstractNum w:abstractNumId="49" w15:restartNumberingAfterBreak="0">
     <w:nsid w:val="5F0754DB"/>
     <w:multiLevelType w:val="multilevel"/>
     <w:tmpl w:val="1E782666"/>
@@ -38116,7 +39404,7 @@
       </w:rPr>
     </w:lvl>
   </w:abstractNum>
-  <w:abstractNum w:abstractNumId="48" w15:restartNumberingAfterBreak="0">
+  <w:abstractNum w:abstractNumId="50" w15:restartNumberingAfterBreak="0">
     <w:nsid w:val="5F481511"/>
     <w:multiLevelType w:val="hybridMultilevel"/>
     <w:tmpl w:val="AF7CC486"/>
@@ -38229,7 +39517,7 @@
       </w:rPr>
     </w:lvl>
   </w:abstractNum>
-  <w:abstractNum w:abstractNumId="49" w15:restartNumberingAfterBreak="0">
+  <w:abstractNum w:abstractNumId="51" w15:restartNumberingAfterBreak="0">
     <w:nsid w:val="62936624"/>
     <w:multiLevelType w:val="multilevel"/>
     <w:tmpl w:val="73D40118"/>
@@ -38378,7 +39666,7 @@
       </w:rPr>
     </w:lvl>
   </w:abstractNum>
-  <w:abstractNum w:abstractNumId="50" w15:restartNumberingAfterBreak="0">
+  <w:abstractNum w:abstractNumId="52" w15:restartNumberingAfterBreak="0">
     <w:nsid w:val="62D14779"/>
     <w:multiLevelType w:val="multilevel"/>
     <w:tmpl w:val="477602F8"/>
@@ -38527,7 +39815,7 @@
       </w:rPr>
     </w:lvl>
   </w:abstractNum>
-  <w:abstractNum w:abstractNumId="51" w15:restartNumberingAfterBreak="0">
+  <w:abstractNum w:abstractNumId="53" w15:restartNumberingAfterBreak="0">
     <w:nsid w:val="647D5F62"/>
     <w:multiLevelType w:val="multilevel"/>
     <w:tmpl w:val="0C4E8CA8"/>
@@ -38644,7 +39932,7 @@
       </w:pPr>
     </w:lvl>
   </w:abstractNum>
-  <w:abstractNum w:abstractNumId="52" w15:restartNumberingAfterBreak="0">
+  <w:abstractNum w:abstractNumId="54" w15:restartNumberingAfterBreak="0">
     <w:nsid w:val="660F07EA"/>
     <w:multiLevelType w:val="multilevel"/>
     <w:tmpl w:val="9B5A5952"/>
@@ -38793,7 +40081,7 @@
       </w:rPr>
     </w:lvl>
   </w:abstractNum>
-  <w:abstractNum w:abstractNumId="53" w15:restartNumberingAfterBreak="0">
+  <w:abstractNum w:abstractNumId="55" w15:restartNumberingAfterBreak="0">
     <w:nsid w:val="663A02EE"/>
     <w:multiLevelType w:val="multilevel"/>
     <w:tmpl w:val="0F8CAEEE"/>
@@ -38942,7 +40230,7 @@
       </w:rPr>
     </w:lvl>
   </w:abstractNum>
-  <w:abstractNum w:abstractNumId="54" w15:restartNumberingAfterBreak="0">
+  <w:abstractNum w:abstractNumId="56" w15:restartNumberingAfterBreak="0">
     <w:nsid w:val="66452F42"/>
     <w:multiLevelType w:val="multilevel"/>
     <w:tmpl w:val="44947384"/>
@@ -39091,7 +40379,7 @@
       </w:rPr>
     </w:lvl>
   </w:abstractNum>
-  <w:abstractNum w:abstractNumId="55" w15:restartNumberingAfterBreak="0">
+  <w:abstractNum w:abstractNumId="57" w15:restartNumberingAfterBreak="0">
     <w:nsid w:val="69B043E9"/>
     <w:multiLevelType w:val="multilevel"/>
     <w:tmpl w:val="E7927112"/>
@@ -39240,7 +40528,7 @@
       </w:rPr>
     </w:lvl>
   </w:abstractNum>
-  <w:abstractNum w:abstractNumId="56" w15:restartNumberingAfterBreak="0">
+  <w:abstractNum w:abstractNumId="58" w15:restartNumberingAfterBreak="0">
     <w:nsid w:val="6AEB035A"/>
     <w:multiLevelType w:val="multilevel"/>
     <w:tmpl w:val="64627154"/>
@@ -39389,7 +40677,7 @@
       </w:rPr>
     </w:lvl>
   </w:abstractNum>
-  <w:abstractNum w:abstractNumId="57" w15:restartNumberingAfterBreak="0">
+  <w:abstractNum w:abstractNumId="59" w15:restartNumberingAfterBreak="0">
     <w:nsid w:val="6BAD0A92"/>
     <w:multiLevelType w:val="multilevel"/>
     <w:tmpl w:val="6C60FA8A"/>
@@ -39538,7 +40826,7 @@
       </w:rPr>
     </w:lvl>
   </w:abstractNum>
-  <w:abstractNum w:abstractNumId="58" w15:restartNumberingAfterBreak="0">
+  <w:abstractNum w:abstractNumId="60" w15:restartNumberingAfterBreak="0">
     <w:nsid w:val="6CE25C83"/>
     <w:multiLevelType w:val="multilevel"/>
     <w:tmpl w:val="B1EA0BD2"/>
@@ -39687,7 +40975,7 @@
       </w:rPr>
     </w:lvl>
   </w:abstractNum>
-  <w:abstractNum w:abstractNumId="59" w15:restartNumberingAfterBreak="0">
+  <w:abstractNum w:abstractNumId="61" w15:restartNumberingAfterBreak="0">
     <w:nsid w:val="6E341242"/>
     <w:multiLevelType w:val="multilevel"/>
     <w:tmpl w:val="2814DC44"/>
@@ -39800,7 +41088,7 @@
       </w:pPr>
     </w:lvl>
   </w:abstractNum>
-  <w:abstractNum w:abstractNumId="60" w15:restartNumberingAfterBreak="0">
+  <w:abstractNum w:abstractNumId="62" w15:restartNumberingAfterBreak="0">
     <w:nsid w:val="6E685812"/>
     <w:multiLevelType w:val="hybridMultilevel"/>
     <w:tmpl w:val="484E46F6"/>
@@ -39913,7 +41201,7 @@
       </w:rPr>
     </w:lvl>
   </w:abstractNum>
-  <w:abstractNum w:abstractNumId="61" w15:restartNumberingAfterBreak="0">
+  <w:abstractNum w:abstractNumId="63" w15:restartNumberingAfterBreak="0">
     <w:nsid w:val="71CA344A"/>
     <w:multiLevelType w:val="multilevel"/>
     <w:tmpl w:val="880CA0F6"/>
@@ -40062,7 +41350,7 @@
       </w:rPr>
     </w:lvl>
   </w:abstractNum>
-  <w:abstractNum w:abstractNumId="62" w15:restartNumberingAfterBreak="0">
+  <w:abstractNum w:abstractNumId="64" w15:restartNumberingAfterBreak="0">
     <w:nsid w:val="722C6125"/>
     <w:multiLevelType w:val="multilevel"/>
     <w:tmpl w:val="374488C0"/>
@@ -40175,7 +41463,7 @@
       </w:pPr>
     </w:lvl>
   </w:abstractNum>
-  <w:abstractNum w:abstractNumId="63" w15:restartNumberingAfterBreak="0">
+  <w:abstractNum w:abstractNumId="65" w15:restartNumberingAfterBreak="0">
     <w:nsid w:val="73857F8D"/>
     <w:multiLevelType w:val="multilevel"/>
     <w:tmpl w:val="37528C16"/>
@@ -40324,7 +41612,7 @@
       </w:rPr>
     </w:lvl>
   </w:abstractNum>
-  <w:abstractNum w:abstractNumId="64" w15:restartNumberingAfterBreak="0">
+  <w:abstractNum w:abstractNumId="66" w15:restartNumberingAfterBreak="0">
     <w:nsid w:val="744721FF"/>
     <w:multiLevelType w:val="hybridMultilevel"/>
     <w:tmpl w:val="ECD09362"/>
@@ -40437,7 +41725,7 @@
       </w:rPr>
     </w:lvl>
   </w:abstractNum>
-  <w:abstractNum w:abstractNumId="65" w15:restartNumberingAfterBreak="0">
+  <w:abstractNum w:abstractNumId="67" w15:restartNumberingAfterBreak="0">
     <w:nsid w:val="76741CB0"/>
     <w:multiLevelType w:val="multilevel"/>
     <w:tmpl w:val="9538F4C0"/>
@@ -40586,7 +41874,7 @@
       </w:rPr>
     </w:lvl>
   </w:abstractNum>
-  <w:abstractNum w:abstractNumId="66" w15:restartNumberingAfterBreak="0">
+  <w:abstractNum w:abstractNumId="68" w15:restartNumberingAfterBreak="0">
     <w:nsid w:val="79580246"/>
     <w:multiLevelType w:val="multilevel"/>
     <w:tmpl w:val="B2341AE4"/>
@@ -40699,7 +41987,7 @@
       </w:pPr>
     </w:lvl>
   </w:abstractNum>
-  <w:abstractNum w:abstractNumId="67" w15:restartNumberingAfterBreak="0">
+  <w:abstractNum w:abstractNumId="69" w15:restartNumberingAfterBreak="0">
     <w:nsid w:val="7A7E09BD"/>
     <w:multiLevelType w:val="multilevel"/>
     <w:tmpl w:val="B2669618"/>
@@ -40848,7 +42136,7 @@
       </w:rPr>
     </w:lvl>
   </w:abstractNum>
-  <w:abstractNum w:abstractNumId="68" w15:restartNumberingAfterBreak="0">
+  <w:abstractNum w:abstractNumId="70" w15:restartNumberingAfterBreak="0">
     <w:nsid w:val="7CE70A57"/>
     <w:multiLevelType w:val="multilevel"/>
     <w:tmpl w:val="AB1CC030"/>
@@ -40997,7 +42285,7 @@
       </w:rPr>
     </w:lvl>
   </w:abstractNum>
-  <w:abstractNum w:abstractNumId="69" w15:restartNumberingAfterBreak="0">
+  <w:abstractNum w:abstractNumId="71" w15:restartNumberingAfterBreak="0">
     <w:nsid w:val="7D405F16"/>
     <w:multiLevelType w:val="multilevel"/>
     <w:tmpl w:val="17962082"/>
@@ -41146,7 +42434,7 @@
       </w:rPr>
     </w:lvl>
   </w:abstractNum>
-  <w:abstractNum w:abstractNumId="70" w15:restartNumberingAfterBreak="0">
+  <w:abstractNum w:abstractNumId="72" w15:restartNumberingAfterBreak="0">
     <w:nsid w:val="7D8B1267"/>
     <w:multiLevelType w:val="multilevel"/>
     <w:tmpl w:val="495CAE16"/>
@@ -41295,7 +42583,7 @@
       </w:rPr>
     </w:lvl>
   </w:abstractNum>
-  <w:abstractNum w:abstractNumId="71" w15:restartNumberingAfterBreak="0">
+  <w:abstractNum w:abstractNumId="73" w15:restartNumberingAfterBreak="0">
     <w:nsid w:val="7DD120B1"/>
     <w:multiLevelType w:val="hybridMultilevel"/>
     <w:tmpl w:val="9E8A8D52"/>
@@ -41408,7 +42696,7 @@
       </w:rPr>
     </w:lvl>
   </w:abstractNum>
-  <w:abstractNum w:abstractNumId="72" w15:restartNumberingAfterBreak="0">
+  <w:abstractNum w:abstractNumId="74" w15:restartNumberingAfterBreak="0">
     <w:nsid w:val="7F1E63B6"/>
     <w:multiLevelType w:val="multilevel"/>
     <w:tmpl w:val="1742C182"/>
@@ -41558,100 +42846,100 @@
     </w:lvl>
   </w:abstractNum>
   <w:num w:numId="1" w16cid:durableId="1866093062">
-    <w:abstractNumId w:val="29"/>
+    <w:abstractNumId w:val="30"/>
   </w:num>
   <w:num w:numId="2" w16cid:durableId="1152715398">
-    <w:abstractNumId w:val="63"/>
+    <w:abstractNumId w:val="65"/>
   </w:num>
   <w:num w:numId="3" w16cid:durableId="1035807180">
-    <w:abstractNumId w:val="47"/>
+    <w:abstractNumId w:val="49"/>
   </w:num>
   <w:num w:numId="4" w16cid:durableId="1308703096">
-    <w:abstractNumId w:val="62"/>
+    <w:abstractNumId w:val="64"/>
   </w:num>
   <w:num w:numId="5" w16cid:durableId="903636908">
     <w:abstractNumId w:val="1"/>
   </w:num>
   <w:num w:numId="6" w16cid:durableId="231694610">
-    <w:abstractNumId w:val="70"/>
+    <w:abstractNumId w:val="72"/>
   </w:num>
   <w:num w:numId="7" w16cid:durableId="319846032">
-    <w:abstractNumId w:val="28"/>
+    <w:abstractNumId w:val="29"/>
   </w:num>
   <w:num w:numId="8" w16cid:durableId="1526599861">
-    <w:abstractNumId w:val="31"/>
+    <w:abstractNumId w:val="32"/>
   </w:num>
   <w:num w:numId="9" w16cid:durableId="269050352">
-    <w:abstractNumId w:val="45"/>
+    <w:abstractNumId w:val="47"/>
   </w:num>
   <w:num w:numId="10" w16cid:durableId="1306156215">
-    <w:abstractNumId w:val="23"/>
+    <w:abstractNumId w:val="24"/>
   </w:num>
   <w:num w:numId="11" w16cid:durableId="1406949077">
     <w:abstractNumId w:val="12"/>
   </w:num>
   <w:num w:numId="12" w16cid:durableId="1081177541">
-    <w:abstractNumId w:val="53"/>
+    <w:abstractNumId w:val="55"/>
   </w:num>
   <w:num w:numId="13" w16cid:durableId="2032684628">
-    <w:abstractNumId w:val="38"/>
+    <w:abstractNumId w:val="39"/>
   </w:num>
   <w:num w:numId="14" w16cid:durableId="990402475">
-    <w:abstractNumId w:val="61"/>
+    <w:abstractNumId w:val="63"/>
   </w:num>
   <w:num w:numId="15" w16cid:durableId="1971668940">
     <w:abstractNumId w:val="6"/>
   </w:num>
   <w:num w:numId="16" w16cid:durableId="480390717">
-    <w:abstractNumId w:val="27"/>
+    <w:abstractNumId w:val="28"/>
   </w:num>
   <w:num w:numId="17" w16cid:durableId="1213998755">
+    <w:abstractNumId w:val="20"/>
+  </w:num>
+  <w:num w:numId="18" w16cid:durableId="1353266693">
+    <w:abstractNumId w:val="71"/>
+  </w:num>
+  <w:num w:numId="19" w16cid:durableId="1785077195">
+    <w:abstractNumId w:val="16"/>
+  </w:num>
+  <w:num w:numId="20" w16cid:durableId="1105156935">
     <w:abstractNumId w:val="19"/>
   </w:num>
-  <w:num w:numId="18" w16cid:durableId="1353266693">
-    <w:abstractNumId w:val="69"/>
+  <w:num w:numId="21" w16cid:durableId="562520087">
+    <w:abstractNumId w:val="57"/>
   </w:num>
-  <w:num w:numId="19" w16cid:durableId="1785077195">
+  <w:num w:numId="22" w16cid:durableId="1558665921">
     <w:abstractNumId w:val="15"/>
   </w:num>
-  <w:num w:numId="20" w16cid:durableId="1105156935">
-    <w:abstractNumId w:val="18"/>
-  </w:num>
-  <w:num w:numId="21" w16cid:durableId="562520087">
-    <w:abstractNumId w:val="55"/>
-  </w:num>
-  <w:num w:numId="22" w16cid:durableId="1558665921">
-    <w:abstractNumId w:val="14"/>
-  </w:num>
   <w:num w:numId="23" w16cid:durableId="137920506">
-    <w:abstractNumId w:val="54"/>
+    <w:abstractNumId w:val="56"/>
   </w:num>
   <w:num w:numId="24" w16cid:durableId="1384712972">
-    <w:abstractNumId w:val="68"/>
+    <w:abstractNumId w:val="70"/>
   </w:num>
   <w:num w:numId="25" w16cid:durableId="126746682">
     <w:abstractNumId w:val="7"/>
   </w:num>
   <w:num w:numId="26" w16cid:durableId="1106778902">
-    <w:abstractNumId w:val="51"/>
+    <w:abstractNumId w:val="53"/>
   </w:num>
   <w:num w:numId="27" w16cid:durableId="1231845771">
-    <w:abstractNumId w:val="42"/>
+    <w:abstractNumId w:val="44"/>
   </w:num>
   <w:num w:numId="28" w16cid:durableId="2054187048">
     <w:abstractNumId w:val="11"/>
   </w:num>
   <w:num w:numId="29" w16cid:durableId="449251181">
-    <w:abstractNumId w:val="13"/>
+    <w:abstractNumId w:val="14"/>
   </w:num>
   <w:num w:numId="30" w16cid:durableId="186873319">
     <w:abstractNumId w:val="5"/>
   </w:num>
   <w:num w:numId="31" w16cid:durableId="457456707">
-    <w:abstractNumId w:val="49"/>
+    <w:abstractNumId w:val="51"/>
   </w:num>
   <w:num w:numId="32" w16cid:durableId="1062753474">
-    <w:abstractNumId w:val="16"/>
+    <w:abstractNumId w:val="17"/>
   </w:num>
   <w:num w:numId="33" w16cid:durableId="363214054">
     <w:abstractNumId w:val="3"/>
@@ -41660,121 +42948,127 @@
     <w:abstractNumId w:val="9"/>
   </w:num>
   <w:num w:numId="35" w16cid:durableId="1482311285">
-    <w:abstractNumId w:val="26"/>
+    <w:abstractNumId w:val="27"/>
   </w:num>
   <w:num w:numId="36" w16cid:durableId="1380517816">
-    <w:abstractNumId w:val="37"/>
+    <w:abstractNumId w:val="38"/>
   </w:num>
   <w:num w:numId="37" w16cid:durableId="1298755073">
-    <w:abstractNumId w:val="34"/>
+    <w:abstractNumId w:val="35"/>
   </w:num>
   <w:num w:numId="38" w16cid:durableId="124934032">
-    <w:abstractNumId w:val="52"/>
+    <w:abstractNumId w:val="54"/>
   </w:num>
   <w:num w:numId="39" w16cid:durableId="1394112890">
-    <w:abstractNumId w:val="59"/>
+    <w:abstractNumId w:val="61"/>
   </w:num>
   <w:num w:numId="40" w16cid:durableId="1645889186">
     <w:abstractNumId w:val="4"/>
   </w:num>
   <w:num w:numId="41" w16cid:durableId="126169816">
-    <w:abstractNumId w:val="66"/>
+    <w:abstractNumId w:val="68"/>
   </w:num>
   <w:num w:numId="42" w16cid:durableId="623386962">
-    <w:abstractNumId w:val="39"/>
+    <w:abstractNumId w:val="40"/>
   </w:num>
   <w:num w:numId="43" w16cid:durableId="248659133">
     <w:abstractNumId w:val="2"/>
   </w:num>
   <w:num w:numId="44" w16cid:durableId="215364076">
+    <w:abstractNumId w:val="45"/>
+  </w:num>
+  <w:num w:numId="45" w16cid:durableId="1432819128">
+    <w:abstractNumId w:val="46"/>
+  </w:num>
+  <w:num w:numId="46" w16cid:durableId="1564870524">
+    <w:abstractNumId w:val="69"/>
+  </w:num>
+  <w:num w:numId="47" w16cid:durableId="319500139">
     <w:abstractNumId w:val="43"/>
   </w:num>
-  <w:num w:numId="45" w16cid:durableId="1432819128">
-    <w:abstractNumId w:val="44"/>
-  </w:num>
-  <w:num w:numId="46" w16cid:durableId="1564870524">
-    <w:abstractNumId w:val="67"/>
-  </w:num>
-  <w:num w:numId="47" w16cid:durableId="319500139">
-    <w:abstractNumId w:val="41"/>
-  </w:num>
   <w:num w:numId="48" w16cid:durableId="1991053559">
-    <w:abstractNumId w:val="58"/>
+    <w:abstractNumId w:val="60"/>
   </w:num>
   <w:num w:numId="49" w16cid:durableId="2019623984">
     <w:abstractNumId w:val="0"/>
   </w:num>
   <w:num w:numId="50" w16cid:durableId="1010446170">
-    <w:abstractNumId w:val="40"/>
+    <w:abstractNumId w:val="41"/>
   </w:num>
   <w:num w:numId="51" w16cid:durableId="1554120727">
-    <w:abstractNumId w:val="32"/>
+    <w:abstractNumId w:val="33"/>
   </w:num>
   <w:num w:numId="52" w16cid:durableId="416564423">
-    <w:abstractNumId w:val="21"/>
+    <w:abstractNumId w:val="22"/>
   </w:num>
   <w:num w:numId="53" w16cid:durableId="1555891944">
-    <w:abstractNumId w:val="30"/>
+    <w:abstractNumId w:val="31"/>
   </w:num>
   <w:num w:numId="54" w16cid:durableId="1163353374">
-    <w:abstractNumId w:val="22"/>
+    <w:abstractNumId w:val="23"/>
   </w:num>
   <w:num w:numId="55" w16cid:durableId="150412305">
-    <w:abstractNumId w:val="72"/>
+    <w:abstractNumId w:val="74"/>
   </w:num>
   <w:num w:numId="56" w16cid:durableId="21444570">
-    <w:abstractNumId w:val="56"/>
+    <w:abstractNumId w:val="58"/>
   </w:num>
   <w:num w:numId="57" w16cid:durableId="1966693337">
-    <w:abstractNumId w:val="65"/>
+    <w:abstractNumId w:val="67"/>
   </w:num>
   <w:num w:numId="58" w16cid:durableId="2077580176">
-    <w:abstractNumId w:val="46"/>
+    <w:abstractNumId w:val="48"/>
   </w:num>
   <w:num w:numId="59" w16cid:durableId="288558177">
-    <w:abstractNumId w:val="50"/>
+    <w:abstractNumId w:val="52"/>
   </w:num>
   <w:num w:numId="60" w16cid:durableId="1270967948">
     <w:abstractNumId w:val="10"/>
   </w:num>
   <w:num w:numId="61" w16cid:durableId="1443841263">
+    <w:abstractNumId w:val="37"/>
+  </w:num>
+  <w:num w:numId="62" w16cid:durableId="619260037">
+    <w:abstractNumId w:val="34"/>
+  </w:num>
+  <w:num w:numId="63" w16cid:durableId="811680517">
     <w:abstractNumId w:val="36"/>
   </w:num>
-  <w:num w:numId="62" w16cid:durableId="619260037">
-    <w:abstractNumId w:val="33"/>
-  </w:num>
-  <w:num w:numId="63" w16cid:durableId="811680517">
-    <w:abstractNumId w:val="35"/>
-  </w:num>
   <w:num w:numId="64" w16cid:durableId="251742770">
-    <w:abstractNumId w:val="57"/>
+    <w:abstractNumId w:val="59"/>
   </w:num>
   <w:num w:numId="65" w16cid:durableId="1969622623">
-    <w:abstractNumId w:val="64"/>
+    <w:abstractNumId w:val="66"/>
   </w:num>
   <w:num w:numId="66" w16cid:durableId="765883696">
-    <w:abstractNumId w:val="71"/>
+    <w:abstractNumId w:val="73"/>
   </w:num>
   <w:num w:numId="67" w16cid:durableId="884029563">
     <w:abstractNumId w:val="8"/>
   </w:num>
   <w:num w:numId="68" w16cid:durableId="1789616019">
-    <w:abstractNumId w:val="20"/>
+    <w:abstractNumId w:val="21"/>
   </w:num>
   <w:num w:numId="69" w16cid:durableId="191113856">
-    <w:abstractNumId w:val="24"/>
+    <w:abstractNumId w:val="25"/>
   </w:num>
   <w:num w:numId="70" w16cid:durableId="1163009116">
-    <w:abstractNumId w:val="17"/>
+    <w:abstractNumId w:val="18"/>
   </w:num>
   <w:num w:numId="71" w16cid:durableId="723874012">
-    <w:abstractNumId w:val="60"/>
+    <w:abstractNumId w:val="62"/>
   </w:num>
   <w:num w:numId="72" w16cid:durableId="750781809">
-    <w:abstractNumId w:val="48"/>
+    <w:abstractNumId w:val="50"/>
   </w:num>
   <w:num w:numId="73" w16cid:durableId="765032483">
-    <w:abstractNumId w:val="25"/>
+    <w:abstractNumId w:val="26"/>
+  </w:num>
+  <w:num w:numId="74" w16cid:durableId="557589009">
+    <w:abstractNumId w:val="13"/>
+  </w:num>
+  <w:num w:numId="75" w16cid:durableId="1011374050">
+    <w:abstractNumId w:val="42"/>
   </w:num>
   <w:numIdMacAtCleanup w:val="73"/>
 </w:numbering>
@@ -42379,7 +43673,6 @@
   <w:style w:type="character" w:default="1" w:styleId="Fuentedeprrafopredeter">
     <w:name w:val="Default Paragraph Font"/>
     <w:uiPriority w:val="1"/>
-    <w:semiHidden/>
     <w:unhideWhenUsed/>
   </w:style>
   <w:style w:type="table" w:default="1" w:styleId="Tablanormal">

--- a/MF0490_3 Gestión de servicios en el sistema informático/AMPLIACIONES/CURSO DE LINUX/Curso de Linux.docx
+++ b/MF0490_3 Gestión de servicios en el sistema informático/AMPLIACIONES/CURSO DE LINUX/Curso de Linux.docx
@@ -9,28 +9,12 @@
           <w:bCs/>
         </w:rPr>
       </w:pPr>
-      <w:proofErr w:type="spellStart"/>
-      <w:r>
-        <w:rPr>
-          <w:b/>
-          <w:bCs/>
-        </w:rPr>
-        <w:t>gr</w:t>
-      </w:r>
-      <w:r>
-        <w:rPr>
-          <w:b/>
-          <w:bCs/>
-        </w:rPr>
-        <w:t>ÍNDICE</w:t>
-      </w:r>
-      <w:proofErr w:type="spellEnd"/>
-      <w:r>
-        <w:rPr>
-          <w:b/>
-          <w:bCs/>
-        </w:rPr>
-        <w:t xml:space="preserve"> COMPLETO DEL CURSO DE LINUX CON UBUNTU</w:t>
+      <w:r>
+        <w:rPr>
+          <w:b/>
+          <w:bCs/>
+        </w:rPr>
+        <w:t>ÍNDICE COMPLETO DEL CURSO DE LINUX CON UBUNTU</w:t>
       </w:r>
     </w:p>
     <w:p>
@@ -21440,65 +21424,13 @@
       </w:r>
     </w:p>
     <w:p>
-      <w:pPr>
-        <w:rPr>
-          <w:lang w:val="en-GB"/>
-        </w:rPr>
-      </w:pPr>
-      <w:proofErr w:type="spellStart"/>
-      <w:r>
-        <w:rPr>
-          <w:lang w:val="en-GB"/>
-        </w:rPr>
-        <w:t>sudo</w:t>
-      </w:r>
-      <w:proofErr w:type="spellEnd"/>
-      <w:r>
-        <w:rPr>
-          <w:lang w:val="en-GB"/>
-        </w:rPr>
-        <w:t xml:space="preserve"> </w:t>
-      </w:r>
-      <w:proofErr w:type="spellStart"/>
-      <w:r>
-        <w:rPr>
-          <w:lang w:val="en-GB"/>
-        </w:rPr>
-        <w:t>ip</w:t>
-      </w:r>
-      <w:proofErr w:type="spellEnd"/>
-      <w:r>
-        <w:rPr>
-          <w:lang w:val="en-GB"/>
-        </w:rPr>
-        <w:t xml:space="preserve"> link set enp0s3 down</w:t>
-      </w:r>
-    </w:p>
-    <w:p>
-      <w:pPr>
-        <w:rPr>
-          <w:lang w:val="en-GB"/>
-        </w:rPr>
-      </w:pPr>
-      <w:r>
-        <w:rPr>
-          <w:lang w:val="en-GB"/>
-        </w:rPr>
-        <w:t xml:space="preserve">Y </w:t>
-      </w:r>
-      <w:proofErr w:type="spellStart"/>
-      <w:r>
-        <w:rPr>
-          <w:lang w:val="en-GB"/>
-        </w:rPr>
-        <w:t>recuperarla</w:t>
-      </w:r>
-      <w:proofErr w:type="spellEnd"/>
-      <w:r>
-        <w:rPr>
-          <w:lang w:val="en-GB"/>
-        </w:rPr>
-        <w:t>:</w:t>
+      <w:r>
+        <w:t>sudo ip link set enp0s3 down</w:t>
+      </w:r>
+    </w:p>
+    <w:p>
+      <w:r>
+        <w:t>Y recuperarla:</w:t>
       </w:r>
     </w:p>
     <w:p>

--- a/MF0490_3 Gestión de servicios en el sistema informático/AMPLIACIONES/CURSO DE LINUX/Curso de Linux.docx
+++ b/MF0490_3 Gestión de servicios en el sistema informático/AMPLIACIONES/CURSO DE LINUX/Curso de Linux.docx
@@ -12637,7 +12637,193 @@
       </w:r>
     </w:p>
     <w:p/>
-    <w:p/>
+    <w:p>
+      <w:pPr>
+        <w:rPr>
+          <w:b/>
+          <w:bCs/>
+        </w:rPr>
+      </w:pPr>
+      <w:r>
+        <w:rPr>
+          <w:b/>
+          <w:bCs/>
+        </w:rPr>
+        <w:t>Borrar usuario y grupos</w:t>
+      </w:r>
+    </w:p>
+    <w:p>
+      <w:r>
+        <w:t xml:space="preserve">1º borrar </w:t>
+      </w:r>
+      <w:proofErr w:type="gramStart"/>
+      <w:r>
+        <w:t>usuario</w:t>
+      </w:r>
+      <w:proofErr w:type="gramEnd"/>
+      <w:r>
+        <w:t xml:space="preserve"> pero dejar su carpeta</w:t>
+      </w:r>
+    </w:p>
+    <w:p>
+      <w:pPr>
+        <w:pStyle w:val="Prrafodelista"/>
+        <w:numPr>
+          <w:ilvl w:val="0"/>
+          <w:numId w:val="86"/>
+        </w:numPr>
+      </w:pPr>
+      <w:r>
+        <w:t xml:space="preserve">Sudo </w:t>
+      </w:r>
+      <w:proofErr w:type="spellStart"/>
+      <w:r>
+        <w:t>deluser</w:t>
+      </w:r>
+      <w:proofErr w:type="spellEnd"/>
+      <w:r>
+        <w:t xml:space="preserve"> juan</w:t>
+      </w:r>
+    </w:p>
+    <w:p>
+      <w:r>
+        <w:t>2º borrar usuario y carpetas</w:t>
+      </w:r>
+    </w:p>
+    <w:p>
+      <w:pPr>
+        <w:pStyle w:val="Prrafodelista"/>
+        <w:numPr>
+          <w:ilvl w:val="0"/>
+          <w:numId w:val="86"/>
+        </w:numPr>
+        <w:rPr>
+          <w:lang w:val="en-GB"/>
+        </w:rPr>
+      </w:pPr>
+      <w:r>
+        <w:rPr>
+          <w:lang w:val="en-GB"/>
+        </w:rPr>
+        <w:t xml:space="preserve">Sudo </w:t>
+      </w:r>
+      <w:proofErr w:type="spellStart"/>
+      <w:r>
+        <w:rPr>
+          <w:lang w:val="en-GB"/>
+        </w:rPr>
+        <w:t>deluser</w:t>
+      </w:r>
+      <w:proofErr w:type="spellEnd"/>
+      <w:r>
+        <w:rPr>
+          <w:lang w:val="en-GB"/>
+        </w:rPr>
+        <w:t xml:space="preserve"> –remove-home </w:t>
+      </w:r>
+      <w:proofErr w:type="spellStart"/>
+      <w:r>
+        <w:rPr>
+          <w:lang w:val="en-GB"/>
+        </w:rPr>
+        <w:t>juan</w:t>
+      </w:r>
+      <w:proofErr w:type="spellEnd"/>
+    </w:p>
+    <w:p>
+      <w:pPr>
+        <w:rPr>
+          <w:lang w:val="en-GB"/>
+        </w:rPr>
+      </w:pPr>
+      <w:r>
+        <w:rPr>
+          <w:lang w:val="en-GB"/>
+        </w:rPr>
+        <w:t xml:space="preserve">3º </w:t>
+      </w:r>
+      <w:proofErr w:type="spellStart"/>
+      <w:r>
+        <w:rPr>
+          <w:lang w:val="en-GB"/>
+        </w:rPr>
+        <w:t>borrar</w:t>
+      </w:r>
+      <w:proofErr w:type="spellEnd"/>
+      <w:r>
+        <w:rPr>
+          <w:lang w:val="en-GB"/>
+        </w:rPr>
+        <w:t xml:space="preserve"> un </w:t>
+      </w:r>
+      <w:proofErr w:type="spellStart"/>
+      <w:r>
+        <w:rPr>
+          <w:lang w:val="en-GB"/>
+        </w:rPr>
+        <w:t>grupo</w:t>
+      </w:r>
+      <w:proofErr w:type="spellEnd"/>
+    </w:p>
+    <w:p>
+      <w:pPr>
+        <w:pStyle w:val="Prrafodelista"/>
+        <w:numPr>
+          <w:ilvl w:val="0"/>
+          <w:numId w:val="86"/>
+        </w:numPr>
+        <w:rPr>
+          <w:lang w:val="en-GB"/>
+        </w:rPr>
+      </w:pPr>
+      <w:r>
+        <w:rPr>
+          <w:lang w:val="en-GB"/>
+        </w:rPr>
+        <w:t xml:space="preserve">Sudo </w:t>
+      </w:r>
+      <w:proofErr w:type="spellStart"/>
+      <w:r>
+        <w:rPr>
+          <w:lang w:val="en-GB"/>
+        </w:rPr>
+        <w:t>groupdel</w:t>
+      </w:r>
+      <w:proofErr w:type="spellEnd"/>
+      <w:r>
+        <w:rPr>
+          <w:lang w:val="en-GB"/>
+        </w:rPr>
+        <w:t xml:space="preserve"> </w:t>
+      </w:r>
+      <w:proofErr w:type="spellStart"/>
+      <w:r>
+        <w:rPr>
+          <w:lang w:val="en-GB"/>
+        </w:rPr>
+        <w:t>alumn</w:t>
+      </w:r>
+      <w:r>
+        <w:rPr>
+          <w:lang w:val="en-GB"/>
+        </w:rPr>
+        <w:t>o</w:t>
+      </w:r>
+      <w:r>
+        <w:rPr>
+          <w:lang w:val="en-GB"/>
+        </w:rPr>
+        <w:t>s</w:t>
+      </w:r>
+      <w:proofErr w:type="spellEnd"/>
+    </w:p>
+    <w:p>
+      <w:pPr>
+        <w:rPr>
+          <w:lang w:val="en-GB"/>
+        </w:rPr>
+      </w:pPr>
+    </w:p>
     <w:p>
       <w:r>
         <w:pict w14:anchorId="34CC9C16">
@@ -12658,6 +12844,7 @@
           <w:b/>
           <w:bCs/>
         </w:rPr>
+        <w:lastRenderedPageBreak/>
         <w:t>📘</w:t>
       </w:r>
       <w:r>
@@ -12742,7 +12929,6 @@
         </w:numPr>
       </w:pPr>
       <w:r>
-        <w:lastRenderedPageBreak/>
         <w:t>w → escribir</w:t>
       </w:r>
     </w:p>
@@ -13093,6 +13279,7 @@
           <w:bCs/>
           <w:lang w:val="en-GB"/>
         </w:rPr>
+        <w:lastRenderedPageBreak/>
         <w:t>Sticky Bit</w:t>
       </w:r>
     </w:p>
@@ -13176,7 +13363,6 @@
         </w:numPr>
       </w:pPr>
       <w:r>
-        <w:lastRenderedPageBreak/>
         <w:t xml:space="preserve">sudo </w:t>
       </w:r>
       <w:proofErr w:type="spellStart"/>
@@ -13530,6 +13716,7 @@
     </w:p>
     <w:p>
       <w:r>
+        <w:lastRenderedPageBreak/>
         <w:t xml:space="preserve">sudo </w:t>
       </w:r>
       <w:proofErr w:type="spellStart"/>
@@ -13613,7 +13800,6 @@
     </w:p>
     <w:p>
       <w:r>
-        <w:lastRenderedPageBreak/>
         <w:pict w14:anchorId="1437964B">
           <v:rect id="_x0000_i1149" style="width:0;height:1.5pt" o:hralign="center" o:hrstd="t" o:hr="t" fillcolor="#a0a0a0" stroked="f"/>
         </w:pict>
@@ -13873,6 +14059,7 @@
           <w:b/>
           <w:bCs/>
         </w:rPr>
+        <w:lastRenderedPageBreak/>
         <w:t>11. Crear usuarios alumno2 y alumno3</w:t>
       </w:r>
     </w:p>
@@ -13956,7 +14143,6 @@
           <w:b/>
           <w:bCs/>
         </w:rPr>
-        <w:lastRenderedPageBreak/>
         <w:t>13. Añadir los tres alumnos al grupo alumnos</w:t>
       </w:r>
     </w:p>
@@ -14302,6 +14488,7 @@
     </w:p>
     <w:p>
       <w:r>
+        <w:lastRenderedPageBreak/>
         <w:pict w14:anchorId="6FA55C43">
           <v:rect id="_x0000_i1163" style="width:0;height:1.5pt" o:hralign="center" o:hrstd="t" o:hr="t" fillcolor="#a0a0a0" stroked="f"/>
         </w:pict>
@@ -14399,7 +14586,6 @@
     </w:p>
     <w:p>
       <w:r>
-        <w:lastRenderedPageBreak/>
         <w:pict w14:anchorId="3CCC6620">
           <v:rect id="_x0000_i1165" style="width:0;height:1.5pt" o:hralign="center" o:hrstd="t" o:hr="t" fillcolor="#a0a0a0" stroked="f"/>
         </w:pict>
@@ -14631,6 +14817,7 @@
     <w:p>
       <w:proofErr w:type="spellStart"/>
       <w:r>
+        <w:lastRenderedPageBreak/>
         <w:t>cut</w:t>
       </w:r>
       <w:proofErr w:type="spellEnd"/>
@@ -14761,7 +14948,6 @@
     </w:p>
     <w:p>
       <w:r>
-        <w:lastRenderedPageBreak/>
         <w:pict w14:anchorId="193D921D">
           <v:rect id="_x0000_i1171" style="width:0;height:1.5pt" o:hralign="center" o:hrstd="t" o:hr="t" fillcolor="#a0a0a0" stroked="f"/>
         </w:pict>
@@ -15085,6 +15271,7 @@
         </w:numPr>
       </w:pPr>
       <w:r>
+        <w:lastRenderedPageBreak/>
         <w:t>Crear 10 usuarios:</w:t>
       </w:r>
     </w:p>
@@ -15162,7 +15349,6 @@
         </w:numPr>
       </w:pPr>
       <w:r>
-        <w:lastRenderedPageBreak/>
         <w:t>/aula/</w:t>
       </w:r>
       <w:proofErr w:type="spellStart"/>
@@ -15420,6 +15606,7 @@
           <w:b/>
           <w:bCs/>
         </w:rPr>
+        <w:lastRenderedPageBreak/>
         <w:t>PID</w:t>
       </w:r>
       <w:r>
@@ -15531,7 +15718,6 @@
     <w:p>
       <w:proofErr w:type="spellStart"/>
       <w:r>
-        <w:lastRenderedPageBreak/>
         <w:t>ps</w:t>
       </w:r>
       <w:proofErr w:type="spellEnd"/>
@@ -15829,6 +16015,7 @@
     <w:p>
       <w:proofErr w:type="spellStart"/>
       <w:r>
+        <w:lastRenderedPageBreak/>
         <w:t>ps</w:t>
       </w:r>
       <w:proofErr w:type="spellEnd"/>
@@ -15918,7 +16105,6 @@
           <w:b/>
           <w:bCs/>
         </w:rPr>
-        <w:lastRenderedPageBreak/>
         <w:t>htop</w:t>
       </w:r>
       <w:proofErr w:type="spellEnd"/>
@@ -16234,6 +16420,7 @@
     </w:p>
     <w:p>
       <w:r>
+        <w:lastRenderedPageBreak/>
         <w:t>Es el sistema de arranque de Ubuntu.</w:t>
       </w:r>
       <w:r>
@@ -16311,7 +16498,6 @@
     <w:p>
       <w:proofErr w:type="spellStart"/>
       <w:r>
-        <w:lastRenderedPageBreak/>
         <w:t>systemctl</w:t>
       </w:r>
       <w:proofErr w:type="spellEnd"/>
@@ -16686,6 +16872,7 @@
     </w:p>
     <w:p>
       <w:r>
+        <w:lastRenderedPageBreak/>
         <w:pict w14:anchorId="66CE677C">
           <v:rect id="_x0000_i1186" style="width:0;height:1.5pt" o:hralign="center" o:hrstd="t" o:hr="t" fillcolor="#a0a0a0" stroked="f"/>
         </w:pict>
@@ -16750,7 +16937,6 @@
     </w:p>
     <w:p>
       <w:r>
-        <w:lastRenderedPageBreak/>
         <w:pict w14:anchorId="14665B5D">
           <v:rect id="_x0000_i1188" style="width:0;height:1.5pt" o:hralign="center" o:hrstd="t" o:hr="t" fillcolor="#a0a0a0" stroked="f"/>
         </w:pict>
@@ -17005,6 +17191,7 @@
           <w:b/>
           <w:bCs/>
         </w:rPr>
+        <w:lastRenderedPageBreak/>
         <w:t>✅</w:t>
       </w:r>
       <w:r>
@@ -17100,7 +17287,6 @@
     <w:p>
       <w:proofErr w:type="spellStart"/>
       <w:r>
-        <w:lastRenderedPageBreak/>
         <w:t>fg</w:t>
       </w:r>
       <w:proofErr w:type="spellEnd"/>
@@ -17417,6 +17603,7 @@
     </w:p>
     <w:p>
       <w:r>
+        <w:lastRenderedPageBreak/>
         <w:pict w14:anchorId="2A547C19">
           <v:rect id="_x0000_i1203" style="width:0;height:1.5pt" o:hralign="center" o:hrstd="t" o:hr="t" fillcolor="#a0a0a0" stroked="f"/>
         </w:pict>
@@ -17551,7 +17738,6 @@
           <w:b/>
           <w:bCs/>
         </w:rPr>
-        <w:lastRenderedPageBreak/>
         <w:t>22. Deshabilitar un servicio en el arranque</w:t>
       </w:r>
     </w:p>
@@ -17825,6 +18011,7 @@
     </w:p>
     <w:p>
       <w:r>
+        <w:lastRenderedPageBreak/>
         <w:t>[</w:t>
       </w:r>
       <w:proofErr w:type="spellStart"/>
@@ -17943,7 +18130,6 @@
     </w:p>
     <w:p>
       <w:r>
-        <w:lastRenderedPageBreak/>
         <w:pict w14:anchorId="5A24E1FD">
           <v:rect id="_x0000_i1211" style="width:0;height:1.5pt" o:hralign="center" o:hrstd="t" o:hr="t" fillcolor="#a0a0a0" stroked="f"/>
         </w:pict>
@@ -18255,6 +18441,7 @@
     </w:p>
     <w:p>
       <w:r>
+        <w:lastRenderedPageBreak/>
         <w:t xml:space="preserve">sudo </w:t>
       </w:r>
       <w:proofErr w:type="spellStart"/>
@@ -18367,7 +18554,6 @@
     </w:p>
     <w:p>
       <w:r>
-        <w:lastRenderedPageBreak/>
         <w:t xml:space="preserve">¿Continuamos con el </w:t>
       </w:r>
       <w:r>
@@ -18625,6 +18811,7 @@
     </w:p>
     <w:p>
       <w:r>
+        <w:lastRenderedPageBreak/>
         <w:t>ping 8.8.8.8</w:t>
       </w:r>
     </w:p>
@@ -18758,7 +18945,6 @@
     </w:p>
     <w:p>
       <w:r>
-        <w:lastRenderedPageBreak/>
         <w:pict w14:anchorId="2EE669FB">
           <v:rect id="_x0000_i1218" style="width:0;height:1.5pt" o:hralign="center" o:hrstd="t" o:hr="t" fillcolor="#a0a0a0" stroked="f"/>
         </w:pict>
@@ -19089,6 +19275,7 @@
         </w:numPr>
       </w:pPr>
       <w:r>
+        <w:lastRenderedPageBreak/>
         <w:t>IP estática</w:t>
       </w:r>
     </w:p>
@@ -19194,7 +19381,6 @@
           <w:b/>
           <w:bCs/>
         </w:rPr>
-        <w:lastRenderedPageBreak/>
         <w:t>📘</w:t>
       </w:r>
       <w:r>
@@ -19438,6 +19624,7 @@
     </w:p>
     <w:p>
       <w:r>
+        <w:lastRenderedPageBreak/>
         <w:t xml:space="preserve">sudo </w:t>
       </w:r>
       <w:proofErr w:type="spellStart"/>
@@ -19571,7 +19758,6 @@
     </w:p>
     <w:p>
       <w:r>
-        <w:lastRenderedPageBreak/>
         <w:t xml:space="preserve">sudo </w:t>
       </w:r>
       <w:proofErr w:type="spellStart"/>
@@ -20075,6 +20261,7 @@
           <w:b/>
           <w:bCs/>
         </w:rPr>
+        <w:lastRenderedPageBreak/>
         <w:t>🟩</w:t>
       </w:r>
       <w:r>
@@ -20182,7 +20369,6 @@
     </w:p>
     <w:p>
       <w:r>
-        <w:lastRenderedPageBreak/>
         <w:t>Ejemplo:</w:t>
       </w:r>
     </w:p>
@@ -20542,6 +20728,7 @@
     </w:p>
     <w:p>
       <w:r>
+        <w:lastRenderedPageBreak/>
         <w:t>Crear archivo YAML simple.</w:t>
       </w:r>
     </w:p>
@@ -20665,7 +20852,6 @@
           <w:b/>
           <w:bCs/>
         </w:rPr>
-        <w:lastRenderedPageBreak/>
         <w:t>14. Revisar logs del servicio de red</w:t>
       </w:r>
     </w:p>
@@ -20999,6 +21185,7 @@
     <w:p>
       <w:proofErr w:type="spellStart"/>
       <w:r>
+        <w:lastRenderedPageBreak/>
         <w:t>ssh</w:t>
       </w:r>
       <w:proofErr w:type="spellEnd"/>
@@ -21127,7 +21314,6 @@
     </w:p>
     <w:p>
       <w:r>
-        <w:lastRenderedPageBreak/>
         <w:pict w14:anchorId="31467688">
           <v:rect id="_x0000_i1237" style="width:0;height:1.5pt" o:hralign="center" o:hrstd="t" o:hr="t" fillcolor="#a0a0a0" stroked="f"/>
         </w:pict>
@@ -21376,6 +21562,7 @@
         </w:numPr>
       </w:pPr>
       <w:r>
+        <w:lastRenderedPageBreak/>
         <w:t>Gateway</w:t>
       </w:r>
     </w:p>
@@ -21470,7 +21657,6 @@
     </w:p>
     <w:p>
       <w:r>
-        <w:lastRenderedPageBreak/>
         <w:pict w14:anchorId="61EE235A">
           <v:rect id="_x0000_i1244" style="width:0;height:1.5pt" o:hralign="center" o:hrstd="t" o:hr="t" fillcolor="#a0a0a0" stroked="f"/>
         </w:pict>
@@ -21750,6 +21936,7 @@
         </w:numPr>
       </w:pPr>
       <w:r>
+        <w:lastRenderedPageBreak/>
         <w:t>Gateway</w:t>
       </w:r>
     </w:p>
@@ -21838,7 +22025,6 @@
         </w:numPr>
       </w:pPr>
       <w:r>
-        <w:lastRenderedPageBreak/>
         <w:t>Problemas encontrados</w:t>
       </w:r>
     </w:p>
@@ -22111,6 +22297,7 @@
     </w:p>
     <w:p>
       <w:r>
+        <w:lastRenderedPageBreak/>
         <w:t xml:space="preserve">sudo </w:t>
       </w:r>
       <w:proofErr w:type="spellStart"/>
@@ -22228,7 +22415,6 @@
     <w:p>
       <w:proofErr w:type="spellStart"/>
       <w:r>
-        <w:lastRenderedPageBreak/>
         <w:t>apt</w:t>
       </w:r>
       <w:proofErr w:type="spellEnd"/>
@@ -22517,6 +22703,7 @@
     </w:p>
     <w:p>
       <w:r>
+        <w:lastRenderedPageBreak/>
         <w:pict w14:anchorId="30141A86">
           <v:rect id="_x0000_i1251" style="width:0;height:1.5pt" o:hralign="center" o:hrstd="t" o:hr="t" fillcolor="#a0a0a0" stroked="f"/>
         </w:pict>
@@ -22636,7 +22823,6 @@
     </w:p>
     <w:p>
       <w:r>
-        <w:lastRenderedPageBreak/>
         <w:pict w14:anchorId="0E4A6491">
           <v:rect id="_x0000_i1252" style="width:0;height:1.5pt" o:hralign="center" o:hrstd="t" o:hr="t" fillcolor="#a0a0a0" stroked="f"/>
         </w:pict>
@@ -22958,6 +23144,7 @@
           <w:b/>
           <w:bCs/>
         </w:rPr>
+        <w:lastRenderedPageBreak/>
         <w:t xml:space="preserve">2. Instalar el paquete </w:t>
       </w:r>
       <w:proofErr w:type="spellStart"/>
@@ -23183,7 +23370,6 @@
           <w:b/>
           <w:bCs/>
         </w:rPr>
-        <w:lastRenderedPageBreak/>
         <w:t xml:space="preserve">6. Instalar </w:t>
       </w:r>
       <w:proofErr w:type="spellStart"/>
@@ -23572,6 +23758,7 @@
           <w:b/>
           <w:bCs/>
         </w:rPr>
+        <w:lastRenderedPageBreak/>
         <w:t>14. Instalar una versión concreta de Python</w:t>
       </w:r>
     </w:p>
@@ -23752,7 +23939,6 @@
     </w:p>
     <w:p>
       <w:r>
-        <w:lastRenderedPageBreak/>
         <w:t xml:space="preserve">sudo </w:t>
       </w:r>
       <w:proofErr w:type="spellStart"/>
@@ -24128,6 +24314,7 @@
     <w:p>
       <w:proofErr w:type="spellStart"/>
       <w:r>
+        <w:lastRenderedPageBreak/>
         <w:t>apt</w:t>
       </w:r>
       <w:proofErr w:type="spellEnd"/>
@@ -24327,7 +24514,6 @@
           <w:b/>
           <w:bCs/>
         </w:rPr>
-        <w:lastRenderedPageBreak/>
         <w:t>30. Crear script automatizado de actualización</w:t>
       </w:r>
     </w:p>
@@ -24673,6 +24859,7 @@
         </w:numPr>
       </w:pPr>
       <w:r>
+        <w:lastRenderedPageBreak/>
         <w:t>Versión instalada</w:t>
       </w:r>
     </w:p>
@@ -24781,7 +24968,6 @@
       </w:pPr>
       <w:proofErr w:type="spellStart"/>
       <w:r>
-        <w:lastRenderedPageBreak/>
         <w:t>crontab</w:t>
       </w:r>
       <w:proofErr w:type="spellEnd"/>
@@ -24971,6 +25157,7 @@
     </w:p>
     <w:p>
       <w:r>
+        <w:lastRenderedPageBreak/>
         <w:t>Un script Bash empieza siempre con la línea:</w:t>
       </w:r>
     </w:p>
@@ -25053,7 +25240,6 @@
     </w:p>
     <w:p>
       <w:r>
-        <w:lastRenderedPageBreak/>
         <w:t>echo "Hola, mundo"</w:t>
       </w:r>
     </w:p>
@@ -25256,6 +25442,7 @@
     </w:p>
     <w:p>
       <w:r>
+        <w:lastRenderedPageBreak/>
         <w:pict w14:anchorId="54BB2246">
           <v:rect id="_x0000_i1264" style="width:0;height:1.5pt" o:hralign="center" o:hrstd="t" o:hr="t" fillcolor="#a0a0a0" stroked="f"/>
         </w:pict>
@@ -25355,7 +25542,6 @@
     </w:p>
     <w:p>
       <w:r>
-        <w:lastRenderedPageBreak/>
         <w:pict w14:anchorId="2A1EB7F1">
           <v:rect id="_x0000_i1265" style="width:0;height:1.5pt" o:hralign="center" o:hrstd="t" o:hr="t" fillcolor="#a0a0a0" stroked="f"/>
         </w:pict>
@@ -25677,6 +25863,7 @@
     </w:p>
     <w:p>
       <w:r>
+        <w:lastRenderedPageBreak/>
         <w:t>comando || echo "El comando falló"</w:t>
       </w:r>
     </w:p>
@@ -25770,7 +25957,6 @@
     </w:p>
     <w:p>
       <w:r>
-        <w:lastRenderedPageBreak/>
         <w:t>Formato:</w:t>
       </w:r>
     </w:p>
@@ -25959,6 +26145,7 @@
     </w:p>
     <w:p>
       <w:r>
+        <w:lastRenderedPageBreak/>
         <w:t>Ejemplo:</w:t>
       </w:r>
     </w:p>
@@ -26060,7 +26247,6 @@
     </w:p>
     <w:p>
       <w:r>
-        <w:lastRenderedPageBreak/>
         <w:pict w14:anchorId="02399619">
           <v:rect id="_x0000_i1278" style="width:0;height:1.5pt" o:hralign="center" o:hrstd="t" o:hr="t" fillcolor="#a0a0a0" stroked="f"/>
         </w:pict>
@@ -26330,6 +26516,7 @@
           <w:b/>
           <w:bCs/>
         </w:rPr>
+        <w:lastRenderedPageBreak/>
         <w:t>15. Script que reinicie automáticamente un servicio si está caído</w:t>
       </w:r>
     </w:p>
@@ -26440,7 +26627,6 @@
     </w:p>
     <w:p>
       <w:r>
-        <w:lastRenderedPageBreak/>
         <w:pict w14:anchorId="314F5688">
           <v:rect id="_x0000_i1289" style="width:0;height:1.5pt" o:hralign="center" o:hrstd="t" o:hr="t" fillcolor="#a0a0a0" stroked="f"/>
         </w:pict>
@@ -26696,6 +26882,7 @@
           <w:b/>
           <w:bCs/>
         </w:rPr>
+        <w:lastRenderedPageBreak/>
         <w:t>27. Script que envíe un mensaje de alerta si un disco supera el 80%</w:t>
       </w:r>
     </w:p>
@@ -26788,7 +26975,6 @@
     </w:p>
     <w:p>
       <w:r>
-        <w:lastRenderedPageBreak/>
         <w:pict w14:anchorId="5294E650">
           <v:rect id="_x0000_i1301" style="width:0;height:1.5pt" o:hralign="center" o:hrstd="t" o:hr="t" fillcolor="#a0a0a0" stroked="f"/>
         </w:pict>
@@ -27056,6 +27242,7 @@
         <w:rPr>
           <w:rFonts w:ascii="Segoe UI Symbol" w:hAnsi="Segoe UI Symbol" w:cs="Segoe UI Symbol"/>
         </w:rPr>
+        <w:lastRenderedPageBreak/>
         <w:t>✔</w:t>
       </w:r>
       <w:r>
@@ -27152,7 +27339,6 @@
         <w:rPr>
           <w:rFonts w:ascii="Segoe UI Symbol" w:hAnsi="Segoe UI Symbol" w:cs="Segoe UI Symbol"/>
         </w:rPr>
-        <w:lastRenderedPageBreak/>
         <w:t>✔</w:t>
       </w:r>
       <w:r>
@@ -27344,6 +27530,7 @@
           <w:b/>
           <w:bCs/>
         </w:rPr>
+        <w:lastRenderedPageBreak/>
         <w:t>📘</w:t>
       </w:r>
       <w:r>
@@ -27472,7 +27659,6 @@
           <w:b/>
           <w:bCs/>
         </w:rPr>
-        <w:lastRenderedPageBreak/>
         <w:t>✔</w:t>
       </w:r>
       <w:r>
@@ -27734,6 +27920,7 @@
     </w:p>
     <w:p>
       <w:r>
+        <w:lastRenderedPageBreak/>
         <w:t xml:space="preserve">sudo </w:t>
       </w:r>
       <w:proofErr w:type="spellStart"/>
@@ -27916,7 +28103,6 @@
     </w:p>
     <w:p>
       <w:r>
-        <w:lastRenderedPageBreak/>
         <w:t>Recomendaciones:</w:t>
       </w:r>
     </w:p>
@@ -28156,6 +28342,7 @@
     </w:p>
     <w:p>
       <w:r>
+        <w:lastRenderedPageBreak/>
         <w:t>Ver estadísticas:</w:t>
       </w:r>
     </w:p>
@@ -28331,7 +28518,6 @@
               <w:spacing w:after="160" w:line="278" w:lineRule="auto"/>
             </w:pPr>
             <w:r>
-              <w:lastRenderedPageBreak/>
               <w:t>x</w:t>
             </w:r>
           </w:p>
@@ -28611,6 +28797,7 @@
           <w:b/>
           <w:bCs/>
         </w:rPr>
+        <w:lastRenderedPageBreak/>
         <w:t>📘</w:t>
       </w:r>
       <w:r>
@@ -28723,7 +28910,6 @@
     </w:p>
     <w:p>
       <w:r>
-        <w:lastRenderedPageBreak/>
         <w:t>Ver software instalado:</w:t>
       </w:r>
     </w:p>
@@ -29044,6 +29230,7 @@
           <w:b/>
           <w:bCs/>
         </w:rPr>
+        <w:lastRenderedPageBreak/>
         <w:t>5. Bloquear puerto 23 (telnet)</w:t>
       </w:r>
     </w:p>
@@ -29145,7 +29332,6 @@
     </w:p>
     <w:p>
       <w:r>
-        <w:lastRenderedPageBreak/>
         <w:pict w14:anchorId="06CBDA05">
           <v:rect id="_x0000_i1328" style="width:0;height:1.5pt" o:hralign="center" o:hrstd="t" o:hr="t" fillcolor="#a0a0a0" stroked="f"/>
         </w:pict>
@@ -29521,6 +29707,7 @@
           <w:b/>
           <w:bCs/>
         </w:rPr>
+        <w:lastRenderedPageBreak/>
         <w:t>14. Ver intentos bloqueados</w:t>
       </w:r>
     </w:p>
@@ -29636,7 +29823,6 @@
     </w:p>
     <w:p>
       <w:r>
-        <w:lastRenderedPageBreak/>
         <w:pict w14:anchorId="0D6F8F73">
           <v:rect id="_x0000_i1337" style="width:0;height:1.5pt" o:hralign="center" o:hrstd="t" o:hr="t" fillcolor="#a0a0a0" stroked="f"/>
         </w:pict>
@@ -29887,6 +30073,7 @@
           <w:b/>
           <w:bCs/>
         </w:rPr>
+        <w:lastRenderedPageBreak/>
         <w:t>22. Crear un sistema de alertas por email</w:t>
       </w:r>
     </w:p>
@@ -29996,7 +30183,6 @@
           <w:b/>
           <w:bCs/>
         </w:rPr>
-        <w:lastRenderedPageBreak/>
         <w:t xml:space="preserve">24. Crear perfil </w:t>
       </w:r>
       <w:proofErr w:type="spellStart"/>
@@ -30324,6 +30510,7 @@
         </w:numPr>
       </w:pPr>
       <w:r>
+        <w:lastRenderedPageBreak/>
         <w:t>Permisos inseguros</w:t>
       </w:r>
     </w:p>
@@ -30412,7 +30599,6 @@
     </w:p>
     <w:p>
       <w:r>
-        <w:lastRenderedPageBreak/>
         <w:t>Aplicar un proceso profesional de seguridad real en un servidor Ubuntu.</w:t>
       </w:r>
     </w:p>
@@ -30643,6 +30829,7 @@
         </w:numPr>
       </w:pPr>
       <w:r>
+        <w:lastRenderedPageBreak/>
         <w:t>puertos abiertos</w:t>
       </w:r>
     </w:p>
@@ -30735,7 +30922,6 @@
         <w:rPr>
           <w:rFonts w:ascii="Segoe UI Emoji" w:hAnsi="Segoe UI Emoji" w:cs="Segoe UI Emoji"/>
         </w:rPr>
-        <w:lastRenderedPageBreak/>
         <w:t>🟦</w:t>
       </w:r>
       <w:r>
@@ -30948,6 +31134,7 @@
     </w:p>
     <w:p>
       <w:r>
+        <w:lastRenderedPageBreak/>
         <w:t>El alumno trabaja como Administrador de Sistemas en un centro educativo o empresa.</w:t>
       </w:r>
       <w:r>
@@ -31067,7 +31254,6 @@
           <w:b/>
           <w:bCs/>
         </w:rPr>
-        <w:lastRenderedPageBreak/>
         <w:t>🟦</w:t>
       </w:r>
       <w:r>
@@ -31402,6 +31588,7 @@
     </w:p>
     <w:p>
       <w:r>
+        <w:lastRenderedPageBreak/>
         <w:pict w14:anchorId="58126DA0">
           <v:rect id="_x0000_i1358" style="width:0;height:1.5pt" o:hralign="center" o:hrstd="t" o:hr="t" fillcolor="#a0a0a0" stroked="f"/>
         </w:pict>
@@ -31540,7 +31727,6 @@
           <w:b/>
           <w:bCs/>
         </w:rPr>
-        <w:lastRenderedPageBreak/>
         <w:t>8. Asignar grupos correspondientes</w:t>
       </w:r>
     </w:p>
@@ -31815,6 +32001,7 @@
     </w:p>
     <w:p>
       <w:r>
+        <w:lastRenderedPageBreak/>
         <w:t xml:space="preserve">sudo </w:t>
       </w:r>
       <w:proofErr w:type="spellStart"/>
@@ -31976,7 +32163,6 @@
         </w:numPr>
       </w:pPr>
       <w:r>
-        <w:lastRenderedPageBreak/>
         <w:t>permitir SSH</w:t>
       </w:r>
     </w:p>
@@ -32282,6 +32468,7 @@
         </w:numPr>
       </w:pPr>
       <w:r>
+        <w:lastRenderedPageBreak/>
         <w:t>FTP seguro (</w:t>
       </w:r>
       <w:proofErr w:type="spellStart"/>
@@ -32415,7 +32602,6 @@
           <w:b/>
           <w:bCs/>
         </w:rPr>
-        <w:lastRenderedPageBreak/>
         <w:t>25. Crear un script de backup de /</w:t>
       </w:r>
       <w:proofErr w:type="spellStart"/>
@@ -32669,6 +32855,7 @@
         </w:numPr>
       </w:pPr>
       <w:r>
+        <w:lastRenderedPageBreak/>
         <w:t>Descripción del sistema</w:t>
       </w:r>
     </w:p>
@@ -32778,7 +32965,6 @@
         <w:rPr>
           <w:rFonts w:ascii="Segoe UI Symbol" w:hAnsi="Segoe UI Symbol" w:cs="Segoe UI Symbol"/>
         </w:rPr>
-        <w:lastRenderedPageBreak/>
         <w:t>✔</w:t>
       </w:r>
       <w:r>
@@ -33310,6 +33496,7 @@
           </w:tcPr>
           <w:p>
             <w:r>
+              <w:lastRenderedPageBreak/>
               <w:t>Informe técnico</w:t>
             </w:r>
           </w:p>
@@ -43800,7 +43987,7 @@
   <w:abstractNum w:abstractNumId="79" w15:restartNumberingAfterBreak="0">
     <w:nsid w:val="7A3170C3"/>
     <w:multiLevelType w:val="hybridMultilevel"/>
-    <w:tmpl w:val="C5E6B3C4"/>
+    <w:tmpl w:val="5C9AE830"/>
     <w:lvl w:ilvl="0" w:tplc="0C0A0001">
       <w:start w:val="1"/>
       <w:numFmt w:val="bullet"/>

--- a/MF0490_3 Gestión de servicios en el sistema informático/AMPLIACIONES/CURSO DE LINUX/Curso de Linux.docx
+++ b/MF0490_3 Gestión de servicios en el sistema informático/AMPLIACIONES/CURSO DE LINUX/Curso de Linux.docx
@@ -13064,6 +13064,336 @@
     </w:p>
     <w:p>
       <w:r>
+        <w:t>el permiso 777</w:t>
+      </w:r>
+    </w:p>
+    <w:p>
+      <w:r>
+        <w:t>Cada número es la suma de permisos:</w:t>
+      </w:r>
+    </w:p>
+    <w:p>
+      <w:pPr>
+        <w:numPr>
+          <w:ilvl w:val="0"/>
+          <w:numId w:val="87"/>
+        </w:numPr>
+      </w:pPr>
+      <w:r>
+        <w:rPr>
+          <w:b/>
+          <w:bCs/>
+        </w:rPr>
+        <w:t>r</w:t>
+      </w:r>
+      <w:r>
+        <w:t xml:space="preserve"> = 4 → leer (</w:t>
+      </w:r>
+      <w:proofErr w:type="spellStart"/>
+      <w:r>
+        <w:t>read</w:t>
+      </w:r>
+      <w:proofErr w:type="spellEnd"/>
+      <w:r>
+        <w:t>)</w:t>
+      </w:r>
+    </w:p>
+    <w:p>
+      <w:pPr>
+        <w:numPr>
+          <w:ilvl w:val="0"/>
+          <w:numId w:val="87"/>
+        </w:numPr>
+      </w:pPr>
+      <w:r>
+        <w:rPr>
+          <w:b/>
+          <w:bCs/>
+        </w:rPr>
+        <w:t>w</w:t>
+      </w:r>
+      <w:r>
+        <w:t xml:space="preserve"> = 2 → escribir (</w:t>
+      </w:r>
+      <w:proofErr w:type="spellStart"/>
+      <w:r>
+        <w:t>write</w:t>
+      </w:r>
+      <w:proofErr w:type="spellEnd"/>
+      <w:r>
+        <w:t>)</w:t>
+      </w:r>
+    </w:p>
+    <w:p>
+      <w:pPr>
+        <w:numPr>
+          <w:ilvl w:val="0"/>
+          <w:numId w:val="87"/>
+        </w:numPr>
+      </w:pPr>
+      <w:r>
+        <w:rPr>
+          <w:b/>
+          <w:bCs/>
+        </w:rPr>
+        <w:t>x</w:t>
+      </w:r>
+      <w:r>
+        <w:t xml:space="preserve"> = 1 → ejecutar / entrar (</w:t>
+      </w:r>
+      <w:proofErr w:type="spellStart"/>
+      <w:r>
+        <w:t>execute</w:t>
+      </w:r>
+      <w:proofErr w:type="spellEnd"/>
+      <w:r>
+        <w:t>)</w:t>
+      </w:r>
+    </w:p>
+    <w:p>
+      <w:r>
+        <w:t>Entonces:</w:t>
+      </w:r>
+    </w:p>
+    <w:p>
+      <w:pPr>
+        <w:rPr>
+          <w:b/>
+          <w:bCs/>
+        </w:rPr>
+      </w:pPr>
+      <w:r>
+        <w:rPr>
+          <w:rFonts w:ascii="Segoe UI Emoji" w:hAnsi="Segoe UI Emoji" w:cs="Segoe UI Emoji"/>
+          <w:b/>
+          <w:bCs/>
+        </w:rPr>
+        <w:t>✅</w:t>
+      </w:r>
+      <w:r>
+        <w:rPr>
+          <w:b/>
+          <w:bCs/>
+        </w:rPr>
+        <w:t xml:space="preserve"> 7 = 4+2+1 = </w:t>
+      </w:r>
+      <w:proofErr w:type="spellStart"/>
+      <w:r>
+        <w:rPr>
+          <w:b/>
+          <w:bCs/>
+        </w:rPr>
+        <w:t>rwx</w:t>
+      </w:r>
+      <w:proofErr w:type="spellEnd"/>
+    </w:p>
+    <w:p>
+      <w:r>
+        <w:t>(lectura + escritura + ejecución)</w:t>
+      </w:r>
+    </w:p>
+    <w:p>
+      <w:r>
+        <w:pict w14:anchorId="53943803">
+          <v:rect id="_x0000_i1372" style="width:0;height:1.5pt" o:hralign="center" o:hrstd="t" o:hr="t" fillcolor="#a0a0a0" stroked="f"/>
+        </w:pict>
+      </w:r>
+    </w:p>
+    <w:p>
+      <w:pPr>
+        <w:rPr>
+          <w:b/>
+          <w:bCs/>
+        </w:rPr>
+      </w:pPr>
+      <w:r>
+        <w:rPr>
+          <w:rFonts w:ascii="Segoe UI Emoji" w:hAnsi="Segoe UI Emoji" w:cs="Segoe UI Emoji"/>
+          <w:b/>
+          <w:bCs/>
+        </w:rPr>
+        <w:t>✅</w:t>
+      </w:r>
+      <w:r>
+        <w:rPr>
+          <w:b/>
+          <w:bCs/>
+        </w:rPr>
+        <w:t xml:space="preserve"> ¿Qué significa 777 exactamente?</w:t>
+      </w:r>
+    </w:p>
+    <w:p>
+      <w:proofErr w:type="spellStart"/>
+      <w:r>
+        <w:t>chmod</w:t>
+      </w:r>
+      <w:proofErr w:type="spellEnd"/>
+      <w:r>
+        <w:t xml:space="preserve"> 777 </w:t>
+      </w:r>
+      <w:proofErr w:type="spellStart"/>
+      <w:r>
+        <w:t>archivo_o_carpeta</w:t>
+      </w:r>
+      <w:proofErr w:type="spellEnd"/>
+    </w:p>
+    <w:p>
+      <w:r>
+        <w:t>→ permisos:</w:t>
+      </w:r>
+    </w:p>
+    <w:p>
+      <w:pPr>
+        <w:numPr>
+          <w:ilvl w:val="0"/>
+          <w:numId w:val="88"/>
+        </w:numPr>
+      </w:pPr>
+      <w:r>
+        <w:rPr>
+          <w:b/>
+          <w:bCs/>
+        </w:rPr>
+        <w:lastRenderedPageBreak/>
+        <w:t>Dueño:</w:t>
+      </w:r>
+      <w:r>
+        <w:t xml:space="preserve"> </w:t>
+      </w:r>
+      <w:proofErr w:type="spellStart"/>
+      <w:r>
+        <w:t>rwx</w:t>
+      </w:r>
+      <w:proofErr w:type="spellEnd"/>
+    </w:p>
+    <w:p>
+      <w:pPr>
+        <w:numPr>
+          <w:ilvl w:val="0"/>
+          <w:numId w:val="88"/>
+        </w:numPr>
+      </w:pPr>
+      <w:r>
+        <w:rPr>
+          <w:b/>
+          <w:bCs/>
+        </w:rPr>
+        <w:t>Grupo:</w:t>
+      </w:r>
+      <w:r>
+        <w:t xml:space="preserve"> </w:t>
+      </w:r>
+      <w:proofErr w:type="spellStart"/>
+      <w:r>
+        <w:t>rwx</w:t>
+      </w:r>
+      <w:proofErr w:type="spellEnd"/>
+    </w:p>
+    <w:p>
+      <w:pPr>
+        <w:numPr>
+          <w:ilvl w:val="0"/>
+          <w:numId w:val="88"/>
+        </w:numPr>
+      </w:pPr>
+      <w:r>
+        <w:rPr>
+          <w:b/>
+          <w:bCs/>
+        </w:rPr>
+        <w:t>Otros:</w:t>
+      </w:r>
+      <w:r>
+        <w:t xml:space="preserve"> </w:t>
+      </w:r>
+      <w:proofErr w:type="spellStart"/>
+      <w:r>
+        <w:t>rwx</w:t>
+      </w:r>
+      <w:proofErr w:type="spellEnd"/>
+    </w:p>
+    <w:p>
+      <w:r>
+        <w:rPr>
+          <w:rFonts w:ascii="Segoe UI Emoji" w:hAnsi="Segoe UI Emoji" w:cs="Segoe UI Emoji"/>
+        </w:rPr>
+        <w:t>📌</w:t>
+      </w:r>
+      <w:r>
+        <w:t xml:space="preserve"> Todo el mundo puede:</w:t>
+      </w:r>
+      <w:r>
+        <w:br/>
+      </w:r>
+      <w:r>
+        <w:rPr>
+          <w:rFonts w:ascii="Segoe UI Emoji" w:hAnsi="Segoe UI Emoji" w:cs="Segoe UI Emoji"/>
+        </w:rPr>
+        <w:t>✅</w:t>
+      </w:r>
+      <w:r>
+        <w:t xml:space="preserve"> leer</w:t>
+      </w:r>
+      <w:r>
+        <w:br/>
+      </w:r>
+      <w:r>
+        <w:rPr>
+          <w:rFonts w:ascii="Segoe UI Emoji" w:hAnsi="Segoe UI Emoji" w:cs="Segoe UI Emoji"/>
+        </w:rPr>
+        <w:t>✅</w:t>
+      </w:r>
+      <w:r>
+        <w:t xml:space="preserve"> modificar</w:t>
+      </w:r>
+      <w:r>
+        <w:br/>
+      </w:r>
+      <w:r>
+        <w:rPr>
+          <w:rFonts w:ascii="Segoe UI Emoji" w:hAnsi="Segoe UI Emoji" w:cs="Segoe UI Emoji"/>
+        </w:rPr>
+        <w:t>✅</w:t>
+      </w:r>
+      <w:r>
+        <w:t xml:space="preserve"> borrar</w:t>
+      </w:r>
+      <w:r>
+        <w:br/>
+      </w:r>
+      <w:r>
+        <w:rPr>
+          <w:rFonts w:ascii="Segoe UI Emoji" w:hAnsi="Segoe UI Emoji" w:cs="Segoe UI Emoji"/>
+        </w:rPr>
+        <w:t>✅</w:t>
+      </w:r>
+      <w:r>
+        <w:t xml:space="preserve"> ejecutar/entrar</w:t>
+      </w:r>
+    </w:p>
+    <w:p/>
+    <w:p>
+      <w:r>
+        <w:t>NOTA</w:t>
+      </w:r>
+    </w:p>
+    <w:p>
+      <w:r>
+        <w:rPr>
+          <w:b/>
+          <w:bCs/>
+        </w:rPr>
+        <w:t>virgulilla</w:t>
+      </w:r>
+      <w:r>
+        <w:t xml:space="preserve"> (el símbolo ~), que es como se llama oficialmente al rabito de la "ñ". En el mundo de Linux y Unix es un símbolo fundamental.</w:t>
+      </w:r>
+      <w:r>
+        <w:t xml:space="preserve"> Para que aparezca usamos ALTGR +4</w:t>
+      </w:r>
+    </w:p>
+    <w:p>
+      <w:r>
         <w:t>Cambiar propietario:</w:t>
       </w:r>
     </w:p>
@@ -13119,13 +13449,24 @@
     </w:p>
     <w:p>
       <w:r>
-        <w:pict w14:anchorId="3E352039">
-          <v:rect id="_x0000_i1141" style="width:0;height:1.5pt" o:hralign="center" o:hrstd="t" o:hr="t" fillcolor="#a0a0a0" stroked="f"/>
-        </w:pict>
-      </w:r>
-    </w:p>
-    <w:p>
-      <w:pPr>
+        <w:t>si quiero ver los permisos de un archivo</w:t>
+      </w:r>
+    </w:p>
+    <w:p>
+      <w:proofErr w:type="spellStart"/>
+      <w:r>
+        <w:t>ls</w:t>
+      </w:r>
+      <w:proofErr w:type="spellEnd"/>
+      <w:r>
+        <w:t xml:space="preserve"> -l archivo.txt</w:t>
+      </w:r>
+    </w:p>
+    <w:p/>
+    <w:p/>
+    <w:p>
+      <w:pPr>
+        <w:shd w:val="clear" w:color="auto" w:fill="FFC000"/>
         <w:rPr>
           <w:b/>
           <w:bCs/>
@@ -13149,6 +13490,7 @@
     </w:p>
     <w:p>
       <w:pPr>
+        <w:shd w:val="clear" w:color="auto" w:fill="FFC000"/>
         <w:rPr>
           <w:b/>
           <w:bCs/>
@@ -13163,11 +13505,17 @@
       </w:r>
     </w:p>
     <w:p>
+      <w:pPr>
+        <w:shd w:val="clear" w:color="auto" w:fill="FFC000"/>
+      </w:pPr>
       <w:r>
         <w:t>El programa se ejecuta con permisos del propietario.</w:t>
       </w:r>
     </w:p>
     <w:p>
+      <w:pPr>
+        <w:shd w:val="clear" w:color="auto" w:fill="FFC000"/>
+      </w:pPr>
       <w:r>
         <w:t>Ejemplo:</w:t>
       </w:r>
@@ -13179,6 +13527,7 @@
           <w:ilvl w:val="0"/>
           <w:numId w:val="85"/>
         </w:numPr>
+        <w:shd w:val="clear" w:color="auto" w:fill="FFC000"/>
       </w:pPr>
       <w:proofErr w:type="spellStart"/>
       <w:r>
@@ -13199,6 +13548,7 @@
     </w:p>
     <w:p>
       <w:pPr>
+        <w:shd w:val="clear" w:color="auto" w:fill="FFC000"/>
         <w:rPr>
           <w:b/>
           <w:bCs/>
@@ -13213,6 +13563,9 @@
       </w:r>
     </w:p>
     <w:p>
+      <w:pPr>
+        <w:shd w:val="clear" w:color="auto" w:fill="FFC000"/>
+      </w:pPr>
       <w:r>
         <w:t>Archivos creados en ese directorio pertenecen al grupo.</w:t>
       </w:r>
@@ -13224,6 +13577,7 @@
           <w:ilvl w:val="0"/>
           <w:numId w:val="85"/>
         </w:numPr>
+        <w:shd w:val="clear" w:color="auto" w:fill="FFC000"/>
         <w:rPr>
           <w:lang w:val="en-GB"/>
         </w:rPr>
@@ -13267,23 +13621,26 @@
     </w:p>
     <w:p>
       <w:pPr>
-        <w:rPr>
-          <w:b/>
-          <w:bCs/>
-          <w:lang w:val="en-GB"/>
-        </w:rPr>
-      </w:pPr>
-      <w:r>
-        <w:rPr>
-          <w:b/>
-          <w:bCs/>
-          <w:lang w:val="en-GB"/>
-        </w:rPr>
-        <w:lastRenderedPageBreak/>
+        <w:shd w:val="clear" w:color="auto" w:fill="FFC000"/>
+        <w:rPr>
+          <w:b/>
+          <w:bCs/>
+          <w:lang w:val="en-GB"/>
+        </w:rPr>
+      </w:pPr>
+      <w:r>
+        <w:rPr>
+          <w:b/>
+          <w:bCs/>
+          <w:lang w:val="en-GB"/>
+        </w:rPr>
         <w:t>Sticky Bit</w:t>
       </w:r>
     </w:p>
     <w:p>
+      <w:pPr>
+        <w:shd w:val="clear" w:color="auto" w:fill="FFC000"/>
+      </w:pPr>
       <w:r>
         <w:t>En directorios compartidos solo el dueño puede borrar.</w:t>
       </w:r>
@@ -13295,9 +13652,11 @@
           <w:ilvl w:val="0"/>
           <w:numId w:val="85"/>
         </w:numPr>
-      </w:pPr>
-      <w:proofErr w:type="spellStart"/>
-      <w:r>
+        <w:shd w:val="clear" w:color="auto" w:fill="FFC000"/>
+      </w:pPr>
+      <w:proofErr w:type="spellStart"/>
+      <w:r>
+        <w:lastRenderedPageBreak/>
         <w:t>chmod</w:t>
       </w:r>
       <w:proofErr w:type="spellEnd"/>
@@ -13306,6 +13665,9 @@
       </w:r>
     </w:p>
     <w:p>
+      <w:pPr>
+        <w:shd w:val="clear" w:color="auto" w:fill="FFC000"/>
+      </w:pPr>
       <w:r>
         <w:pict w14:anchorId="1721FDCE">
           <v:rect id="_x0000_i1142" style="width:0;height:1.5pt" o:hralign="center" o:hrstd="t" o:hr="t" fillcolor="#a0a0a0" stroked="f"/>
@@ -13314,6 +13676,7 @@
     </w:p>
     <w:p>
       <w:pPr>
+        <w:shd w:val="clear" w:color="auto" w:fill="FFC000"/>
         <w:rPr>
           <w:b/>
           <w:bCs/>
@@ -13345,11 +13708,17 @@
       <w:proofErr w:type="spellEnd"/>
     </w:p>
     <w:p>
+      <w:pPr>
+        <w:shd w:val="clear" w:color="auto" w:fill="FFC000"/>
+      </w:pPr>
       <w:r>
         <w:t>Permite permisos más detallados:</w:t>
       </w:r>
     </w:p>
     <w:p>
+      <w:pPr>
+        <w:shd w:val="clear" w:color="auto" w:fill="FFC000"/>
+      </w:pPr>
       <w:r>
         <w:t>Activar ACL:</w:t>
       </w:r>
@@ -13361,6 +13730,7 @@
           <w:ilvl w:val="0"/>
           <w:numId w:val="85"/>
         </w:numPr>
+        <w:shd w:val="clear" w:color="auto" w:fill="FFC000"/>
       </w:pPr>
       <w:r>
         <w:t xml:space="preserve">sudo </w:t>
@@ -13388,6 +13758,9 @@
       <w:proofErr w:type="spellEnd"/>
     </w:p>
     <w:p>
+      <w:pPr>
+        <w:shd w:val="clear" w:color="auto" w:fill="FFC000"/>
+      </w:pPr>
       <w:r>
         <w:t>Ver ACL:</w:t>
       </w:r>
@@ -13399,6 +13772,7 @@
           <w:ilvl w:val="0"/>
           <w:numId w:val="85"/>
         </w:numPr>
+        <w:shd w:val="clear" w:color="auto" w:fill="FFC000"/>
       </w:pPr>
       <w:proofErr w:type="spellStart"/>
       <w:r>
@@ -13410,6 +13784,9 @@
       </w:r>
     </w:p>
     <w:p>
+      <w:pPr>
+        <w:shd w:val="clear" w:color="auto" w:fill="FFC000"/>
+      </w:pPr>
       <w:r>
         <w:t>Asignar ACL:</w:t>
       </w:r>
@@ -13421,6 +13798,7 @@
           <w:ilvl w:val="0"/>
           <w:numId w:val="85"/>
         </w:numPr>
+        <w:shd w:val="clear" w:color="auto" w:fill="FFC000"/>
       </w:pPr>
       <w:proofErr w:type="spellStart"/>
       <w:r>
@@ -13716,7 +14094,6 @@
     </w:p>
     <w:p>
       <w:r>
-        <w:lastRenderedPageBreak/>
         <w:t xml:space="preserve">sudo </w:t>
       </w:r>
       <w:proofErr w:type="spellStart"/>
@@ -13747,6 +14124,7 @@
           <w:b/>
           <w:bCs/>
         </w:rPr>
+        <w:lastRenderedPageBreak/>
         <w:t>3. Añadir alumno1 al grupo profesores</w:t>
       </w:r>
     </w:p>
@@ -14059,25 +14437,25 @@
           <w:b/>
           <w:bCs/>
         </w:rPr>
+        <w:t>11. Crear usuarios alumno2 y alumno3</w:t>
+      </w:r>
+    </w:p>
+    <w:p>
+      <w:r>
+        <w:t xml:space="preserve">sudo </w:t>
+      </w:r>
+      <w:proofErr w:type="spellStart"/>
+      <w:r>
+        <w:t>adduser</w:t>
+      </w:r>
+      <w:proofErr w:type="spellEnd"/>
+      <w:r>
+        <w:t xml:space="preserve"> alumno2</w:t>
+      </w:r>
+    </w:p>
+    <w:p>
+      <w:r>
         <w:lastRenderedPageBreak/>
-        <w:t>11. Crear usuarios alumno2 y alumno3</w:t>
-      </w:r>
-    </w:p>
-    <w:p>
-      <w:r>
-        <w:t xml:space="preserve">sudo </w:t>
-      </w:r>
-      <w:proofErr w:type="spellStart"/>
-      <w:r>
-        <w:t>adduser</w:t>
-      </w:r>
-      <w:proofErr w:type="spellEnd"/>
-      <w:r>
-        <w:t xml:space="preserve"> alumno2</w:t>
-      </w:r>
-    </w:p>
-    <w:p>
-      <w:r>
         <w:t xml:space="preserve">sudo </w:t>
       </w:r>
       <w:proofErr w:type="spellStart"/>
@@ -14488,7 +14866,6 @@
     </w:p>
     <w:p>
       <w:r>
-        <w:lastRenderedPageBreak/>
         <w:pict w14:anchorId="6FA55C43">
           <v:rect id="_x0000_i1163" style="width:0;height:1.5pt" o:hralign="center" o:hrstd="t" o:hr="t" fillcolor="#a0a0a0" stroked="f"/>
         </w:pict>
@@ -14512,6 +14889,7 @@
     <w:p>
       <w:proofErr w:type="spellStart"/>
       <w:r>
+        <w:lastRenderedPageBreak/>
         <w:t>touch</w:t>
       </w:r>
       <w:proofErr w:type="spellEnd"/>
@@ -14817,7 +15195,6 @@
     <w:p>
       <w:proofErr w:type="spellStart"/>
       <w:r>
-        <w:lastRenderedPageBreak/>
         <w:t>cut</w:t>
       </w:r>
       <w:proofErr w:type="spellEnd"/>
@@ -14857,6 +15234,7 @@
           <w:b/>
           <w:bCs/>
         </w:rPr>
+        <w:lastRenderedPageBreak/>
         <w:t xml:space="preserve">25. Crear usuario sin acceso a </w:t>
       </w:r>
       <w:proofErr w:type="spellStart"/>
@@ -15271,7 +15649,6 @@
         </w:numPr>
       </w:pPr>
       <w:r>
-        <w:lastRenderedPageBreak/>
         <w:t>Crear 10 usuarios:</w:t>
       </w:r>
     </w:p>
@@ -15294,6 +15671,7 @@
         </w:numPr>
       </w:pPr>
       <w:r>
+        <w:lastRenderedPageBreak/>
         <w:t>3 profesores</w:t>
       </w:r>
     </w:p>
@@ -15606,7 +15984,6 @@
           <w:b/>
           <w:bCs/>
         </w:rPr>
-        <w:lastRenderedPageBreak/>
         <w:t>PID</w:t>
       </w:r>
       <w:r>
@@ -15643,6 +16020,7 @@
           <w:b/>
           <w:bCs/>
         </w:rPr>
+        <w:lastRenderedPageBreak/>
         <w:t>Estado</w:t>
       </w:r>
       <w:r>
@@ -16015,36 +16393,36 @@
     <w:p>
       <w:proofErr w:type="spellStart"/>
       <w:r>
+        <w:t>ps</w:t>
+      </w:r>
+      <w:proofErr w:type="spellEnd"/>
+      <w:r>
+        <w:t xml:space="preserve"> -</w:t>
+      </w:r>
+      <w:proofErr w:type="spellStart"/>
+      <w:r>
+        <w:t>ef</w:t>
+      </w:r>
+      <w:proofErr w:type="spellEnd"/>
+    </w:p>
+    <w:p>
+      <w:pPr>
+        <w:rPr>
+          <w:b/>
+          <w:bCs/>
+        </w:rPr>
+      </w:pPr>
+      <w:r>
+        <w:rPr>
+          <w:b/>
+          <w:bCs/>
+        </w:rPr>
+        <w:t>top</w:t>
+      </w:r>
+    </w:p>
+    <w:p>
+      <w:r>
         <w:lastRenderedPageBreak/>
-        <w:t>ps</w:t>
-      </w:r>
-      <w:proofErr w:type="spellEnd"/>
-      <w:r>
-        <w:t xml:space="preserve"> -</w:t>
-      </w:r>
-      <w:proofErr w:type="spellStart"/>
-      <w:r>
-        <w:t>ef</w:t>
-      </w:r>
-      <w:proofErr w:type="spellEnd"/>
-    </w:p>
-    <w:p>
-      <w:pPr>
-        <w:rPr>
-          <w:b/>
-          <w:bCs/>
-        </w:rPr>
-      </w:pPr>
-      <w:r>
-        <w:rPr>
-          <w:b/>
-          <w:bCs/>
-        </w:rPr>
-        <w:t>top</w:t>
-      </w:r>
-    </w:p>
-    <w:p>
-      <w:r>
         <w:t>Monitor en tiempo real:</w:t>
       </w:r>
     </w:p>
@@ -16420,7 +16798,6 @@
     </w:p>
     <w:p>
       <w:r>
-        <w:lastRenderedPageBreak/>
         <w:t>Es el sistema de arranque de Ubuntu.</w:t>
       </w:r>
       <w:r>
@@ -16447,6 +16824,7 @@
         </w:numPr>
       </w:pPr>
       <w:r>
+        <w:lastRenderedPageBreak/>
         <w:t>Dependencias</w:t>
       </w:r>
     </w:p>
@@ -16872,7 +17250,6 @@
     </w:p>
     <w:p>
       <w:r>
-        <w:lastRenderedPageBreak/>
         <w:pict w14:anchorId="66CE677C">
           <v:rect id="_x0000_i1186" style="width:0;height:1.5pt" o:hralign="center" o:hrstd="t" o:hr="t" fillcolor="#a0a0a0" stroked="f"/>
         </w:pict>
@@ -16900,6 +17277,7 @@
     </w:p>
     <w:p>
       <w:r>
+        <w:lastRenderedPageBreak/>
         <w:t>Usa P dentro de top.</w:t>
       </w:r>
     </w:p>
@@ -17191,47 +17569,47 @@
           <w:b/>
           <w:bCs/>
         </w:rPr>
+        <w:t>✅</w:t>
+      </w:r>
+      <w:r>
+        <w:rPr>
+          <w:b/>
+          <w:bCs/>
+        </w:rPr>
+        <w:t xml:space="preserve"> EJERCICIOS INTERMEDIOS (11–20)</w:t>
+      </w:r>
+    </w:p>
+    <w:p>
+      <w:pPr>
+        <w:rPr>
+          <w:b/>
+          <w:bCs/>
+        </w:rPr>
+      </w:pPr>
+      <w:r>
+        <w:rPr>
+          <w:b/>
+          <w:bCs/>
+        </w:rPr>
+        <w:t>11. Cambiar la prioridad de un proceso en ejecución</w:t>
+      </w:r>
+    </w:p>
+    <w:p>
+      <w:r>
+        <w:t xml:space="preserve">sudo </w:t>
+      </w:r>
+      <w:proofErr w:type="spellStart"/>
+      <w:r>
+        <w:t>renice</w:t>
+      </w:r>
+      <w:proofErr w:type="spellEnd"/>
+      <w:r>
+        <w:t xml:space="preserve"> -n 10 -p PID</w:t>
+      </w:r>
+    </w:p>
+    <w:p>
+      <w:r>
         <w:lastRenderedPageBreak/>
-        <w:t>✅</w:t>
-      </w:r>
-      <w:r>
-        <w:rPr>
-          <w:b/>
-          <w:bCs/>
-        </w:rPr>
-        <w:t xml:space="preserve"> EJERCICIOS INTERMEDIOS (11–20)</w:t>
-      </w:r>
-    </w:p>
-    <w:p>
-      <w:pPr>
-        <w:rPr>
-          <w:b/>
-          <w:bCs/>
-        </w:rPr>
-      </w:pPr>
-      <w:r>
-        <w:rPr>
-          <w:b/>
-          <w:bCs/>
-        </w:rPr>
-        <w:t>11. Cambiar la prioridad de un proceso en ejecución</w:t>
-      </w:r>
-    </w:p>
-    <w:p>
-      <w:r>
-        <w:t xml:space="preserve">sudo </w:t>
-      </w:r>
-      <w:proofErr w:type="spellStart"/>
-      <w:r>
-        <w:t>renice</w:t>
-      </w:r>
-      <w:proofErr w:type="spellEnd"/>
-      <w:r>
-        <w:t xml:space="preserve"> -n 10 -p PID</w:t>
-      </w:r>
-    </w:p>
-    <w:p>
-      <w:r>
         <w:pict w14:anchorId="157FD786">
           <v:rect id="_x0000_i1195" style="width:0;height:1.5pt" o:hralign="center" o:hrstd="t" o:hr="t" fillcolor="#a0a0a0" stroked="f"/>
         </w:pict>
@@ -17603,7 +17981,6 @@
     </w:p>
     <w:p>
       <w:r>
-        <w:lastRenderedPageBreak/>
         <w:pict w14:anchorId="2A547C19">
           <v:rect id="_x0000_i1203" style="width:0;height:1.5pt" o:hralign="center" o:hrstd="t" o:hr="t" fillcolor="#a0a0a0" stroked="f"/>
         </w:pict>
@@ -17650,6 +18027,7 @@
     </w:p>
     <w:p>
       <w:r>
+        <w:lastRenderedPageBreak/>
         <w:pict w14:anchorId="06299138">
           <v:rect id="_x0000_i1204" style="width:0;height:1.5pt" o:hralign="center" o:hrstd="t" o:hr="t" fillcolor="#a0a0a0" stroked="f"/>
         </w:pict>
@@ -18011,31 +18389,31 @@
     </w:p>
     <w:p>
       <w:r>
+        <w:t>[</w:t>
+      </w:r>
+      <w:proofErr w:type="spellStart"/>
+      <w:r>
+        <w:t>Unit</w:t>
+      </w:r>
+      <w:proofErr w:type="spellEnd"/>
+      <w:r>
+        <w:t>]</w:t>
+      </w:r>
+    </w:p>
+    <w:p>
+      <w:proofErr w:type="spellStart"/>
+      <w:r>
+        <w:t>Description</w:t>
+      </w:r>
+      <w:proofErr w:type="spellEnd"/>
+      <w:r>
+        <w:t>=Servicio de prueba</w:t>
+      </w:r>
+    </w:p>
+    <w:p/>
+    <w:p>
+      <w:r>
         <w:lastRenderedPageBreak/>
-        <w:t>[</w:t>
-      </w:r>
-      <w:proofErr w:type="spellStart"/>
-      <w:r>
-        <w:t>Unit</w:t>
-      </w:r>
-      <w:proofErr w:type="spellEnd"/>
-      <w:r>
-        <w:t>]</w:t>
-      </w:r>
-    </w:p>
-    <w:p>
-      <w:proofErr w:type="spellStart"/>
-      <w:r>
-        <w:t>Description</w:t>
-      </w:r>
-      <w:proofErr w:type="spellEnd"/>
-      <w:r>
-        <w:t>=Servicio de prueba</w:t>
-      </w:r>
-    </w:p>
-    <w:p/>
-    <w:p>
-      <w:r>
         <w:t>[Service]</w:t>
       </w:r>
     </w:p>
@@ -18441,7 +18819,6 @@
     </w:p>
     <w:p>
       <w:r>
-        <w:lastRenderedPageBreak/>
         <w:t xml:space="preserve">sudo </w:t>
       </w:r>
       <w:proofErr w:type="spellStart"/>
@@ -18498,6 +18875,7 @@
         </w:numPr>
       </w:pPr>
       <w:r>
+        <w:lastRenderedPageBreak/>
         <w:t>Revisar logs:</w:t>
       </w:r>
     </w:p>
@@ -18811,64 +19189,64 @@
     </w:p>
     <w:p>
       <w:r>
+        <w:t>ping 8.8.8.8</w:t>
+      </w:r>
+    </w:p>
+    <w:p>
+      <w:pPr>
+        <w:rPr>
+          <w:b/>
+          <w:bCs/>
+        </w:rPr>
+      </w:pPr>
+      <w:r>
+        <w:rPr>
+          <w:rFonts w:ascii="Segoe UI Emoji" w:hAnsi="Segoe UI Emoji" w:cs="Segoe UI Emoji"/>
+          <w:b/>
+          <w:bCs/>
+        </w:rPr>
+        <w:t>🔹</w:t>
+      </w:r>
+      <w:r>
+        <w:rPr>
+          <w:b/>
+          <w:bCs/>
+        </w:rPr>
+        <w:t xml:space="preserve"> Resolver nombres (DNS)</w:t>
+      </w:r>
+    </w:p>
+    <w:p>
+      <w:pPr>
+        <w:rPr>
+          <w:lang w:val="en-GB"/>
+        </w:rPr>
+      </w:pPr>
+      <w:proofErr w:type="spellStart"/>
+      <w:r>
+        <w:rPr>
+          <w:lang w:val="en-GB"/>
+        </w:rPr>
+        <w:t>nslookup</w:t>
+      </w:r>
+      <w:proofErr w:type="spellEnd"/>
+      <w:r>
+        <w:rPr>
+          <w:lang w:val="en-GB"/>
+        </w:rPr>
+        <w:t xml:space="preserve"> google.com</w:t>
+      </w:r>
+    </w:p>
+    <w:p>
+      <w:pPr>
+        <w:rPr>
+          <w:lang w:val="en-GB"/>
+        </w:rPr>
+      </w:pPr>
+      <w:r>
+        <w:rPr>
+          <w:lang w:val="en-GB"/>
+        </w:rPr>
         <w:lastRenderedPageBreak/>
-        <w:t>ping 8.8.8.8</w:t>
-      </w:r>
-    </w:p>
-    <w:p>
-      <w:pPr>
-        <w:rPr>
-          <w:b/>
-          <w:bCs/>
-        </w:rPr>
-      </w:pPr>
-      <w:r>
-        <w:rPr>
-          <w:rFonts w:ascii="Segoe UI Emoji" w:hAnsi="Segoe UI Emoji" w:cs="Segoe UI Emoji"/>
-          <w:b/>
-          <w:bCs/>
-        </w:rPr>
-        <w:t>🔹</w:t>
-      </w:r>
-      <w:r>
-        <w:rPr>
-          <w:b/>
-          <w:bCs/>
-        </w:rPr>
-        <w:t xml:space="preserve"> Resolver nombres (DNS)</w:t>
-      </w:r>
-    </w:p>
-    <w:p>
-      <w:pPr>
-        <w:rPr>
-          <w:lang w:val="en-GB"/>
-        </w:rPr>
-      </w:pPr>
-      <w:proofErr w:type="spellStart"/>
-      <w:r>
-        <w:rPr>
-          <w:lang w:val="en-GB"/>
-        </w:rPr>
-        <w:t>nslookup</w:t>
-      </w:r>
-      <w:proofErr w:type="spellEnd"/>
-      <w:r>
-        <w:rPr>
-          <w:lang w:val="en-GB"/>
-        </w:rPr>
-        <w:t xml:space="preserve"> google.com</w:t>
-      </w:r>
-    </w:p>
-    <w:p>
-      <w:pPr>
-        <w:rPr>
-          <w:lang w:val="en-GB"/>
-        </w:rPr>
-      </w:pPr>
-      <w:r>
-        <w:rPr>
-          <w:lang w:val="en-GB"/>
-        </w:rPr>
         <w:t>dig google.com</w:t>
       </w:r>
     </w:p>
@@ -19275,7 +19653,6 @@
         </w:numPr>
       </w:pPr>
       <w:r>
-        <w:lastRenderedPageBreak/>
         <w:t>IP estática</w:t>
       </w:r>
     </w:p>
@@ -19310,6 +19687,7 @@
       </w:pPr>
       <w:proofErr w:type="spellStart"/>
       <w:r>
+        <w:lastRenderedPageBreak/>
         <w:t>WiFi</w:t>
       </w:r>
       <w:proofErr w:type="spellEnd"/>
@@ -19624,7 +20002,6 @@
     </w:p>
     <w:p>
       <w:r>
-        <w:lastRenderedPageBreak/>
         <w:t xml:space="preserve">sudo </w:t>
       </w:r>
       <w:proofErr w:type="spellStart"/>
@@ -19692,6 +20069,7 @@
         <w:rPr>
           <w:lang w:val="en-GB"/>
         </w:rPr>
+        <w:lastRenderedPageBreak/>
         <w:t>Activar</w:t>
       </w:r>
       <w:proofErr w:type="spellEnd"/>
@@ -20261,7 +20639,6 @@
           <w:b/>
           <w:bCs/>
         </w:rPr>
-        <w:lastRenderedPageBreak/>
         <w:t>🟩</w:t>
       </w:r>
       <w:r>
@@ -20314,6 +20691,7 @@
           <w:b/>
           <w:bCs/>
         </w:rPr>
+        <w:lastRenderedPageBreak/>
         <w:t>1. Mostrar interfaces de red</w:t>
       </w:r>
     </w:p>
@@ -20728,7 +21106,6 @@
     </w:p>
     <w:p>
       <w:r>
-        <w:lastRenderedPageBreak/>
         <w:t>Crear archivo YAML simple.</w:t>
       </w:r>
     </w:p>
@@ -20756,6 +21133,7 @@
     </w:p>
     <w:p>
       <w:r>
+        <w:lastRenderedPageBreak/>
         <w:t xml:space="preserve">sudo </w:t>
       </w:r>
       <w:proofErr w:type="spellStart"/>
@@ -21185,7 +21563,6 @@
     <w:p>
       <w:proofErr w:type="spellStart"/>
       <w:r>
-        <w:lastRenderedPageBreak/>
         <w:t>ssh</w:t>
       </w:r>
       <w:proofErr w:type="spellEnd"/>
@@ -21240,6 +21617,7 @@
           <w:b/>
           <w:bCs/>
         </w:rPr>
+        <w:lastRenderedPageBreak/>
         <w:t>21. Cambiar el puerto por defecto de SSH</w:t>
       </w:r>
     </w:p>
@@ -21562,7 +21940,6 @@
         </w:numPr>
       </w:pPr>
       <w:r>
-        <w:lastRenderedPageBreak/>
         <w:t>Gateway</w:t>
       </w:r>
     </w:p>
@@ -21590,6 +21967,7 @@
     </w:p>
     <w:p>
       <w:r>
+        <w:lastRenderedPageBreak/>
         <w:pict w14:anchorId="264C8DF1">
           <v:rect id="_x0000_i1243" style="width:0;height:1.5pt" o:hralign="center" o:hrstd="t" o:hr="t" fillcolor="#a0a0a0" stroked="f"/>
         </w:pict>
@@ -21936,7 +22314,6 @@
         </w:numPr>
       </w:pPr>
       <w:r>
-        <w:lastRenderedPageBreak/>
         <w:t>Gateway</w:t>
       </w:r>
     </w:p>
@@ -21970,6 +22347,7 @@
         </w:numPr>
       </w:pPr>
       <w:r>
+        <w:lastRenderedPageBreak/>
         <w:t>Ping a google.com</w:t>
       </w:r>
     </w:p>
@@ -22297,56 +22675,56 @@
     </w:p>
     <w:p>
       <w:r>
+        <w:t xml:space="preserve">sudo </w:t>
+      </w:r>
+      <w:proofErr w:type="spellStart"/>
+      <w:r>
+        <w:t>apt</w:t>
+      </w:r>
+      <w:proofErr w:type="spellEnd"/>
+      <w:r>
+        <w:t xml:space="preserve"> </w:t>
+      </w:r>
+      <w:proofErr w:type="spellStart"/>
+      <w:r>
+        <w:t>upgrade</w:t>
+      </w:r>
+      <w:proofErr w:type="spellEnd"/>
+    </w:p>
+    <w:p>
+      <w:r>
+        <w:t>Instalar un programa:</w:t>
+      </w:r>
+    </w:p>
+    <w:p>
+      <w:r>
+        <w:t xml:space="preserve">sudo </w:t>
+      </w:r>
+      <w:proofErr w:type="spellStart"/>
+      <w:r>
+        <w:t>apt</w:t>
+      </w:r>
+      <w:proofErr w:type="spellEnd"/>
+      <w:r>
+        <w:t xml:space="preserve"> </w:t>
+      </w:r>
+      <w:proofErr w:type="spellStart"/>
+      <w:r>
+        <w:t>install</w:t>
+      </w:r>
+      <w:proofErr w:type="spellEnd"/>
+      <w:r>
+        <w:t xml:space="preserve"> </w:t>
+      </w:r>
+      <w:proofErr w:type="spellStart"/>
+      <w:r>
+        <w:t>nombre_paquete</w:t>
+      </w:r>
+      <w:proofErr w:type="spellEnd"/>
+    </w:p>
+    <w:p>
+      <w:r>
         <w:lastRenderedPageBreak/>
-        <w:t xml:space="preserve">sudo </w:t>
-      </w:r>
-      <w:proofErr w:type="spellStart"/>
-      <w:r>
-        <w:t>apt</w:t>
-      </w:r>
-      <w:proofErr w:type="spellEnd"/>
-      <w:r>
-        <w:t xml:space="preserve"> </w:t>
-      </w:r>
-      <w:proofErr w:type="spellStart"/>
-      <w:r>
-        <w:t>upgrade</w:t>
-      </w:r>
-      <w:proofErr w:type="spellEnd"/>
-    </w:p>
-    <w:p>
-      <w:r>
-        <w:t>Instalar un programa:</w:t>
-      </w:r>
-    </w:p>
-    <w:p>
-      <w:r>
-        <w:t xml:space="preserve">sudo </w:t>
-      </w:r>
-      <w:proofErr w:type="spellStart"/>
-      <w:r>
-        <w:t>apt</w:t>
-      </w:r>
-      <w:proofErr w:type="spellEnd"/>
-      <w:r>
-        <w:t xml:space="preserve"> </w:t>
-      </w:r>
-      <w:proofErr w:type="spellStart"/>
-      <w:r>
-        <w:t>install</w:t>
-      </w:r>
-      <w:proofErr w:type="spellEnd"/>
-      <w:r>
-        <w:t xml:space="preserve"> </w:t>
-      </w:r>
-      <w:proofErr w:type="spellStart"/>
-      <w:r>
-        <w:t>nombre_paquete</w:t>
-      </w:r>
-      <w:proofErr w:type="spellEnd"/>
-    </w:p>
-    <w:p>
-      <w:r>
         <w:t>Eliminar paquete:</w:t>
       </w:r>
     </w:p>
@@ -22703,7 +23081,6 @@
     </w:p>
     <w:p>
       <w:r>
-        <w:lastRenderedPageBreak/>
         <w:pict w14:anchorId="30141A86">
           <v:rect id="_x0000_i1251" style="width:0;height:1.5pt" o:hralign="center" o:hrstd="t" o:hr="t" fillcolor="#a0a0a0" stroked="f"/>
         </w:pict>
@@ -22756,6 +23133,7 @@
     </w:p>
     <w:p>
       <w:r>
+        <w:lastRenderedPageBreak/>
         <w:t xml:space="preserve">sudo </w:t>
       </w:r>
       <w:proofErr w:type="spellStart"/>
@@ -23144,95 +23522,95 @@
           <w:b/>
           <w:bCs/>
         </w:rPr>
+        <w:t xml:space="preserve">2. Instalar el paquete </w:t>
+      </w:r>
+      <w:proofErr w:type="spellStart"/>
+      <w:r>
+        <w:rPr>
+          <w:b/>
+          <w:bCs/>
+        </w:rPr>
+        <w:t>htop</w:t>
+      </w:r>
+      <w:proofErr w:type="spellEnd"/>
+    </w:p>
+    <w:p>
+      <w:pPr>
+        <w:rPr>
+          <w:lang w:val="en-GB"/>
+        </w:rPr>
+      </w:pPr>
+      <w:proofErr w:type="spellStart"/>
+      <w:r>
+        <w:rPr>
+          <w:lang w:val="en-GB"/>
+        </w:rPr>
+        <w:t>sudo</w:t>
+      </w:r>
+      <w:proofErr w:type="spellEnd"/>
+      <w:r>
+        <w:rPr>
+          <w:lang w:val="en-GB"/>
+        </w:rPr>
+        <w:t xml:space="preserve"> apt install </w:t>
+      </w:r>
+      <w:proofErr w:type="spellStart"/>
+      <w:r>
+        <w:rPr>
+          <w:lang w:val="en-GB"/>
+        </w:rPr>
+        <w:t>htop</w:t>
+      </w:r>
+      <w:proofErr w:type="spellEnd"/>
+    </w:p>
+    <w:p>
+      <w:pPr>
+        <w:rPr>
+          <w:b/>
+          <w:bCs/>
+          <w:lang w:val="en-GB"/>
+        </w:rPr>
+      </w:pPr>
+      <w:r>
+        <w:rPr>
+          <w:b/>
+          <w:bCs/>
+          <w:lang w:val="en-GB"/>
+        </w:rPr>
+        <w:t xml:space="preserve">3. </w:t>
+      </w:r>
+      <w:proofErr w:type="spellStart"/>
+      <w:r>
+        <w:rPr>
+          <w:b/>
+          <w:bCs/>
+          <w:lang w:val="en-GB"/>
+        </w:rPr>
+        <w:t>Desinstalar</w:t>
+      </w:r>
+      <w:proofErr w:type="spellEnd"/>
+      <w:r>
+        <w:rPr>
+          <w:b/>
+          <w:bCs/>
+          <w:lang w:val="en-GB"/>
+        </w:rPr>
+        <w:t xml:space="preserve"> </w:t>
+      </w:r>
+      <w:proofErr w:type="spellStart"/>
+      <w:r>
+        <w:rPr>
+          <w:b/>
+          <w:bCs/>
+          <w:lang w:val="en-GB"/>
+        </w:rPr>
+        <w:t>htop</w:t>
+      </w:r>
+      <w:proofErr w:type="spellEnd"/>
+    </w:p>
+    <w:p>
+      <w:r>
         <w:lastRenderedPageBreak/>
-        <w:t xml:space="preserve">2. Instalar el paquete </w:t>
-      </w:r>
-      <w:proofErr w:type="spellStart"/>
-      <w:r>
-        <w:rPr>
-          <w:b/>
-          <w:bCs/>
-        </w:rPr>
-        <w:t>htop</w:t>
-      </w:r>
-      <w:proofErr w:type="spellEnd"/>
-    </w:p>
-    <w:p>
-      <w:pPr>
-        <w:rPr>
-          <w:lang w:val="en-GB"/>
-        </w:rPr>
-      </w:pPr>
-      <w:proofErr w:type="spellStart"/>
-      <w:r>
-        <w:rPr>
-          <w:lang w:val="en-GB"/>
-        </w:rPr>
-        <w:t>sudo</w:t>
-      </w:r>
-      <w:proofErr w:type="spellEnd"/>
-      <w:r>
-        <w:rPr>
-          <w:lang w:val="en-GB"/>
-        </w:rPr>
-        <w:t xml:space="preserve"> apt install </w:t>
-      </w:r>
-      <w:proofErr w:type="spellStart"/>
-      <w:r>
-        <w:rPr>
-          <w:lang w:val="en-GB"/>
-        </w:rPr>
-        <w:t>htop</w:t>
-      </w:r>
-      <w:proofErr w:type="spellEnd"/>
-    </w:p>
-    <w:p>
-      <w:pPr>
-        <w:rPr>
-          <w:b/>
-          <w:bCs/>
-          <w:lang w:val="en-GB"/>
-        </w:rPr>
-      </w:pPr>
-      <w:r>
-        <w:rPr>
-          <w:b/>
-          <w:bCs/>
-          <w:lang w:val="en-GB"/>
-        </w:rPr>
-        <w:t xml:space="preserve">3. </w:t>
-      </w:r>
-      <w:proofErr w:type="spellStart"/>
-      <w:r>
-        <w:rPr>
-          <w:b/>
-          <w:bCs/>
-          <w:lang w:val="en-GB"/>
-        </w:rPr>
-        <w:t>Desinstalar</w:t>
-      </w:r>
-      <w:proofErr w:type="spellEnd"/>
-      <w:r>
-        <w:rPr>
-          <w:b/>
-          <w:bCs/>
-          <w:lang w:val="en-GB"/>
-        </w:rPr>
-        <w:t xml:space="preserve"> </w:t>
-      </w:r>
-      <w:proofErr w:type="spellStart"/>
-      <w:r>
-        <w:rPr>
-          <w:b/>
-          <w:bCs/>
-          <w:lang w:val="en-GB"/>
-        </w:rPr>
-        <w:t>htop</w:t>
-      </w:r>
-      <w:proofErr w:type="spellEnd"/>
-    </w:p>
-    <w:p>
-      <w:r>
         <w:t xml:space="preserve">sudo </w:t>
       </w:r>
       <w:proofErr w:type="spellStart"/>
@@ -23758,57 +24136,57 @@
           <w:b/>
           <w:bCs/>
         </w:rPr>
+        <w:t>14. Instalar una versión concreta de Python</w:t>
+      </w:r>
+    </w:p>
+    <w:p>
+      <w:r>
+        <w:t xml:space="preserve">sudo </w:t>
+      </w:r>
+      <w:proofErr w:type="spellStart"/>
+      <w:r>
+        <w:t>apt</w:t>
+      </w:r>
+      <w:proofErr w:type="spellEnd"/>
+      <w:r>
+        <w:t xml:space="preserve"> </w:t>
+      </w:r>
+      <w:proofErr w:type="spellStart"/>
+      <w:r>
+        <w:t>install</w:t>
+      </w:r>
+      <w:proofErr w:type="spellEnd"/>
+      <w:r>
+        <w:t xml:space="preserve"> python3.10</w:t>
+      </w:r>
+    </w:p>
+    <w:p>
+      <w:pPr>
+        <w:rPr>
+          <w:b/>
+          <w:bCs/>
+        </w:rPr>
+      </w:pPr>
+      <w:r>
+        <w:rPr>
+          <w:b/>
+          <w:bCs/>
+        </w:rPr>
+        <w:t>15. Revertir instalación (quitar el PPA si quieres)</w:t>
+      </w:r>
+    </w:p>
+    <w:p>
+      <w:pPr>
+        <w:rPr>
+          <w:lang w:val="en-GB"/>
+        </w:rPr>
+      </w:pPr>
+      <w:proofErr w:type="spellStart"/>
+      <w:r>
+        <w:rPr>
+          <w:lang w:val="en-GB"/>
+        </w:rPr>
         <w:lastRenderedPageBreak/>
-        <w:t>14. Instalar una versión concreta de Python</w:t>
-      </w:r>
-    </w:p>
-    <w:p>
-      <w:r>
-        <w:t xml:space="preserve">sudo </w:t>
-      </w:r>
-      <w:proofErr w:type="spellStart"/>
-      <w:r>
-        <w:t>apt</w:t>
-      </w:r>
-      <w:proofErr w:type="spellEnd"/>
-      <w:r>
-        <w:t xml:space="preserve"> </w:t>
-      </w:r>
-      <w:proofErr w:type="spellStart"/>
-      <w:r>
-        <w:t>install</w:t>
-      </w:r>
-      <w:proofErr w:type="spellEnd"/>
-      <w:r>
-        <w:t xml:space="preserve"> python3.10</w:t>
-      </w:r>
-    </w:p>
-    <w:p>
-      <w:pPr>
-        <w:rPr>
-          <w:b/>
-          <w:bCs/>
-        </w:rPr>
-      </w:pPr>
-      <w:r>
-        <w:rPr>
-          <w:b/>
-          <w:bCs/>
-        </w:rPr>
-        <w:t>15. Revertir instalación (quitar el PPA si quieres)</w:t>
-      </w:r>
-    </w:p>
-    <w:p>
-      <w:pPr>
-        <w:rPr>
-          <w:lang w:val="en-GB"/>
-        </w:rPr>
-      </w:pPr>
-      <w:proofErr w:type="spellStart"/>
-      <w:r>
-        <w:rPr>
-          <w:lang w:val="en-GB"/>
-        </w:rPr>
         <w:t>sudo</w:t>
       </w:r>
       <w:proofErr w:type="spellEnd"/>
@@ -24314,78 +24692,78 @@
     <w:p>
       <w:proofErr w:type="spellStart"/>
       <w:r>
+        <w:t>apt</w:t>
+      </w:r>
+      <w:proofErr w:type="spellEnd"/>
+      <w:r>
+        <w:t xml:space="preserve"> </w:t>
+      </w:r>
+      <w:proofErr w:type="spellStart"/>
+      <w:r>
+        <w:t>rdepends</w:t>
+      </w:r>
+      <w:proofErr w:type="spellEnd"/>
+      <w:r>
+        <w:t xml:space="preserve"> nombre</w:t>
+      </w:r>
+    </w:p>
+    <w:p>
+      <w:pPr>
+        <w:rPr>
+          <w:b/>
+          <w:bCs/>
+        </w:rPr>
+      </w:pPr>
+      <w:r>
+        <w:rPr>
+          <w:b/>
+          <w:bCs/>
+        </w:rPr>
+        <w:t>27. Ver tamaño de un paquete antes de instalarlo</w:t>
+      </w:r>
+    </w:p>
+    <w:p>
+      <w:pPr>
+        <w:rPr>
+          <w:lang w:val="en-GB"/>
+        </w:rPr>
+      </w:pPr>
+      <w:r>
+        <w:rPr>
+          <w:lang w:val="en-GB"/>
+        </w:rPr>
+        <w:t xml:space="preserve">apt show </w:t>
+      </w:r>
+      <w:proofErr w:type="spellStart"/>
+      <w:r>
+        <w:rPr>
+          <w:lang w:val="en-GB"/>
+        </w:rPr>
+        <w:t>paquete</w:t>
+      </w:r>
+      <w:proofErr w:type="spellEnd"/>
+      <w:r>
+        <w:rPr>
+          <w:lang w:val="en-GB"/>
+        </w:rPr>
+        <w:t xml:space="preserve"> | grep Size</w:t>
+      </w:r>
+    </w:p>
+    <w:p>
+      <w:pPr>
+        <w:rPr>
+          <w:b/>
+          <w:bCs/>
+          <w:lang w:val="en-GB"/>
+        </w:rPr>
+      </w:pPr>
+      <w:r>
+        <w:rPr>
+          <w:b/>
+          <w:bCs/>
+          <w:lang w:val="en-GB"/>
+        </w:rPr>
         <w:lastRenderedPageBreak/>
-        <w:t>apt</w:t>
-      </w:r>
-      <w:proofErr w:type="spellEnd"/>
-      <w:r>
-        <w:t xml:space="preserve"> </w:t>
-      </w:r>
-      <w:proofErr w:type="spellStart"/>
-      <w:r>
-        <w:t>rdepends</w:t>
-      </w:r>
-      <w:proofErr w:type="spellEnd"/>
-      <w:r>
-        <w:t xml:space="preserve"> nombre</w:t>
-      </w:r>
-    </w:p>
-    <w:p>
-      <w:pPr>
-        <w:rPr>
-          <w:b/>
-          <w:bCs/>
-        </w:rPr>
-      </w:pPr>
-      <w:r>
-        <w:rPr>
-          <w:b/>
-          <w:bCs/>
-        </w:rPr>
-        <w:t>27. Ver tamaño de un paquete antes de instalarlo</w:t>
-      </w:r>
-    </w:p>
-    <w:p>
-      <w:pPr>
-        <w:rPr>
-          <w:lang w:val="en-GB"/>
-        </w:rPr>
-      </w:pPr>
-      <w:r>
-        <w:rPr>
-          <w:lang w:val="en-GB"/>
-        </w:rPr>
-        <w:t xml:space="preserve">apt show </w:t>
-      </w:r>
-      <w:proofErr w:type="spellStart"/>
-      <w:r>
-        <w:rPr>
-          <w:lang w:val="en-GB"/>
-        </w:rPr>
-        <w:t>paquete</w:t>
-      </w:r>
-      <w:proofErr w:type="spellEnd"/>
-      <w:r>
-        <w:rPr>
-          <w:lang w:val="en-GB"/>
-        </w:rPr>
-        <w:t xml:space="preserve"> | grep Size</w:t>
-      </w:r>
-    </w:p>
-    <w:p>
-      <w:pPr>
-        <w:rPr>
-          <w:b/>
-          <w:bCs/>
-          <w:lang w:val="en-GB"/>
-        </w:rPr>
-      </w:pPr>
-      <w:r>
-        <w:rPr>
-          <w:b/>
-          <w:bCs/>
-          <w:lang w:val="en-GB"/>
-        </w:rPr>
         <w:t xml:space="preserve">28. </w:t>
       </w:r>
       <w:proofErr w:type="spellStart"/>
@@ -24859,7 +25237,6 @@
         </w:numPr>
       </w:pPr>
       <w:r>
-        <w:lastRenderedPageBreak/>
         <w:t>Versión instalada</w:t>
       </w:r>
     </w:p>
@@ -24900,6 +25277,7 @@
         </w:numPr>
       </w:pPr>
       <w:r>
+        <w:lastRenderedPageBreak/>
         <w:t>Actualice APT</w:t>
       </w:r>
     </w:p>
@@ -25157,7 +25535,6 @@
     </w:p>
     <w:p>
       <w:r>
-        <w:lastRenderedPageBreak/>
         <w:t>Un script Bash empieza siempre con la línea:</w:t>
       </w:r>
     </w:p>
@@ -25191,6 +25568,7 @@
           <w:b/>
           <w:bCs/>
         </w:rPr>
+        <w:lastRenderedPageBreak/>
         <w:t>📘</w:t>
       </w:r>
       <w:r>
@@ -25442,7 +25820,6 @@
     </w:p>
     <w:p>
       <w:r>
-        <w:lastRenderedPageBreak/>
         <w:pict w14:anchorId="54BB2246">
           <v:rect id="_x0000_i1264" style="width:0;height:1.5pt" o:hralign="center" o:hrstd="t" o:hr="t" fillcolor="#a0a0a0" stroked="f"/>
         </w:pict>
@@ -25495,6 +25872,7 @@
     <w:p>
       <w:proofErr w:type="spellStart"/>
       <w:r>
+        <w:lastRenderedPageBreak/>
         <w:t>if</w:t>
       </w:r>
       <w:proofErr w:type="spellEnd"/>
@@ -25863,7 +26241,6 @@
     </w:p>
     <w:p>
       <w:r>
-        <w:lastRenderedPageBreak/>
         <w:t>comando || echo "El comando falló"</w:t>
       </w:r>
     </w:p>
@@ -25899,6 +26276,7 @@
     </w:p>
     <w:p>
       <w:r>
+        <w:lastRenderedPageBreak/>
         <w:t>echo "Backup completado $(date)" &gt;&gt; /</w:t>
       </w:r>
       <w:proofErr w:type="spellStart"/>
@@ -26145,7 +26523,6 @@
     </w:p>
     <w:p>
       <w:r>
-        <w:lastRenderedPageBreak/>
         <w:t>Ejemplo:</w:t>
       </w:r>
     </w:p>
@@ -26173,6 +26550,7 @@
           <w:b/>
           <w:bCs/>
         </w:rPr>
+        <w:lastRenderedPageBreak/>
         <w:t>5. Script que cuente del 1 al 10 (</w:t>
       </w:r>
       <w:proofErr w:type="spellStart"/>
@@ -26516,7 +26894,6 @@
           <w:b/>
           <w:bCs/>
         </w:rPr>
-        <w:lastRenderedPageBreak/>
         <w:t>15. Script que reinicie automáticamente un servicio si está caído</w:t>
       </w:r>
     </w:p>
@@ -26544,6 +26921,7 @@
     </w:p>
     <w:p>
       <w:r>
+        <w:lastRenderedPageBreak/>
         <w:pict w14:anchorId="7DB32C87">
           <v:rect id="_x0000_i1287" style="width:0;height:1.5pt" o:hralign="center" o:hrstd="t" o:hr="t" fillcolor="#a0a0a0" stroked="f"/>
         </w:pict>
@@ -26882,7 +27260,6 @@
           <w:b/>
           <w:bCs/>
         </w:rPr>
-        <w:lastRenderedPageBreak/>
         <w:t>27. Script que envíe un mensaje de alerta si un disco supera el 80%</w:t>
       </w:r>
     </w:p>
@@ -26926,6 +27303,7 @@
     </w:p>
     <w:p>
       <w:r>
+        <w:lastRenderedPageBreak/>
         <w:pict w14:anchorId="28E6F389">
           <v:rect id="_x0000_i1299" style="width:0;height:1.5pt" o:hralign="center" o:hrstd="t" o:hr="t" fillcolor="#a0a0a0" stroked="f"/>
         </w:pict>
@@ -27242,7 +27620,6 @@
         <w:rPr>
           <w:rFonts w:ascii="Segoe UI Symbol" w:hAnsi="Segoe UI Symbol" w:cs="Segoe UI Symbol"/>
         </w:rPr>
-        <w:lastRenderedPageBreak/>
         <w:t>✔</w:t>
       </w:r>
       <w:r>
@@ -27279,6 +27656,7 @@
         </w:numPr>
       </w:pPr>
       <w:r>
+        <w:lastRenderedPageBreak/>
         <w:t>Uso de RAM</w:t>
       </w:r>
     </w:p>
@@ -27530,47 +27908,47 @@
           <w:b/>
           <w:bCs/>
         </w:rPr>
+        <w:t>📘</w:t>
+      </w:r>
+      <w:r>
+        <w:rPr>
+          <w:b/>
+          <w:bCs/>
+        </w:rPr>
+        <w:t xml:space="preserve"> 9.1. Principios básicos de seguridad en Linux</w:t>
+      </w:r>
+    </w:p>
+    <w:p>
+      <w:r>
+        <w:t>Seguridad en Linux se resume en 4 pilares:</w:t>
+      </w:r>
+    </w:p>
+    <w:p>
+      <w:pPr>
+        <w:rPr>
+          <w:b/>
+          <w:bCs/>
+        </w:rPr>
+      </w:pPr>
+      <w:r>
+        <w:rPr>
+          <w:rFonts w:ascii="Segoe UI Symbol" w:hAnsi="Segoe UI Symbol" w:cs="Segoe UI Symbol"/>
+          <w:b/>
+          <w:bCs/>
+        </w:rPr>
+        <w:t>✔</w:t>
+      </w:r>
+      <w:r>
+        <w:rPr>
+          <w:b/>
+          <w:bCs/>
+        </w:rPr>
+        <w:t xml:space="preserve"> Autenticación</w:t>
+      </w:r>
+    </w:p>
+    <w:p>
+      <w:r>
         <w:lastRenderedPageBreak/>
-        <w:t>📘</w:t>
-      </w:r>
-      <w:r>
-        <w:rPr>
-          <w:b/>
-          <w:bCs/>
-        </w:rPr>
-        <w:t xml:space="preserve"> 9.1. Principios básicos de seguridad en Linux</w:t>
-      </w:r>
-    </w:p>
-    <w:p>
-      <w:r>
-        <w:t>Seguridad en Linux se resume en 4 pilares:</w:t>
-      </w:r>
-    </w:p>
-    <w:p>
-      <w:pPr>
-        <w:rPr>
-          <w:b/>
-          <w:bCs/>
-        </w:rPr>
-      </w:pPr>
-      <w:r>
-        <w:rPr>
-          <w:rFonts w:ascii="Segoe UI Symbol" w:hAnsi="Segoe UI Symbol" w:cs="Segoe UI Symbol"/>
-          <w:b/>
-          <w:bCs/>
-        </w:rPr>
-        <w:t>✔</w:t>
-      </w:r>
-      <w:r>
-        <w:rPr>
-          <w:b/>
-          <w:bCs/>
-        </w:rPr>
-        <w:t xml:space="preserve"> Autenticación</w:t>
-      </w:r>
-    </w:p>
-    <w:p>
-      <w:r>
         <w:t>Usuarios, contraseñas, SSH, permisos.</w:t>
       </w:r>
     </w:p>
@@ -27920,86 +28298,86 @@
     </w:p>
     <w:p>
       <w:r>
+        <w:t xml:space="preserve">sudo </w:t>
+      </w:r>
+      <w:proofErr w:type="spellStart"/>
+      <w:r>
+        <w:t>ufw</w:t>
+      </w:r>
+      <w:proofErr w:type="spellEnd"/>
+      <w:r>
+        <w:t xml:space="preserve"> </w:t>
+      </w:r>
+      <w:proofErr w:type="spellStart"/>
+      <w:r>
+        <w:t>allow</w:t>
+      </w:r>
+      <w:proofErr w:type="spellEnd"/>
+      <w:r>
+        <w:t xml:space="preserve"> 22/</w:t>
+      </w:r>
+      <w:proofErr w:type="spellStart"/>
+      <w:r>
+        <w:t>tcp</w:t>
+      </w:r>
+      <w:proofErr w:type="spellEnd"/>
+    </w:p>
+    <w:p>
+      <w:r>
+        <w:t>Bloquear acceso externo a un puerto:</w:t>
+      </w:r>
+    </w:p>
+    <w:p>
+      <w:r>
+        <w:t xml:space="preserve">sudo </w:t>
+      </w:r>
+      <w:proofErr w:type="spellStart"/>
+      <w:r>
+        <w:t>ufw</w:t>
+      </w:r>
+      <w:proofErr w:type="spellEnd"/>
+      <w:r>
+        <w:t xml:space="preserve"> </w:t>
+      </w:r>
+      <w:proofErr w:type="spellStart"/>
+      <w:r>
+        <w:t>deny</w:t>
+      </w:r>
+      <w:proofErr w:type="spellEnd"/>
+      <w:r>
+        <w:t xml:space="preserve"> 80/</w:t>
+      </w:r>
+      <w:proofErr w:type="spellStart"/>
+      <w:r>
+        <w:t>tcp</w:t>
+      </w:r>
+      <w:proofErr w:type="spellEnd"/>
+    </w:p>
+    <w:p>
+      <w:r>
+        <w:t xml:space="preserve">Permitir rango de </w:t>
+      </w:r>
+      <w:proofErr w:type="spellStart"/>
+      <w:r>
+        <w:t>IPs</w:t>
+      </w:r>
+      <w:proofErr w:type="spellEnd"/>
+      <w:r>
+        <w:t>:</w:t>
+      </w:r>
+    </w:p>
+    <w:p>
+      <w:pPr>
+        <w:rPr>
+          <w:lang w:val="en-GB"/>
+        </w:rPr>
+      </w:pPr>
+      <w:proofErr w:type="spellStart"/>
+      <w:r>
+        <w:rPr>
+          <w:lang w:val="en-GB"/>
+        </w:rPr>
         <w:lastRenderedPageBreak/>
-        <w:t xml:space="preserve">sudo </w:t>
-      </w:r>
-      <w:proofErr w:type="spellStart"/>
-      <w:r>
-        <w:t>ufw</w:t>
-      </w:r>
-      <w:proofErr w:type="spellEnd"/>
-      <w:r>
-        <w:t xml:space="preserve"> </w:t>
-      </w:r>
-      <w:proofErr w:type="spellStart"/>
-      <w:r>
-        <w:t>allow</w:t>
-      </w:r>
-      <w:proofErr w:type="spellEnd"/>
-      <w:r>
-        <w:t xml:space="preserve"> 22/</w:t>
-      </w:r>
-      <w:proofErr w:type="spellStart"/>
-      <w:r>
-        <w:t>tcp</w:t>
-      </w:r>
-      <w:proofErr w:type="spellEnd"/>
-    </w:p>
-    <w:p>
-      <w:r>
-        <w:t>Bloquear acceso externo a un puerto:</w:t>
-      </w:r>
-    </w:p>
-    <w:p>
-      <w:r>
-        <w:t xml:space="preserve">sudo </w:t>
-      </w:r>
-      <w:proofErr w:type="spellStart"/>
-      <w:r>
-        <w:t>ufw</w:t>
-      </w:r>
-      <w:proofErr w:type="spellEnd"/>
-      <w:r>
-        <w:t xml:space="preserve"> </w:t>
-      </w:r>
-      <w:proofErr w:type="spellStart"/>
-      <w:r>
-        <w:t>deny</w:t>
-      </w:r>
-      <w:proofErr w:type="spellEnd"/>
-      <w:r>
-        <w:t xml:space="preserve"> 80/</w:t>
-      </w:r>
-      <w:proofErr w:type="spellStart"/>
-      <w:r>
-        <w:t>tcp</w:t>
-      </w:r>
-      <w:proofErr w:type="spellEnd"/>
-    </w:p>
-    <w:p>
-      <w:r>
-        <w:t xml:space="preserve">Permitir rango de </w:t>
-      </w:r>
-      <w:proofErr w:type="spellStart"/>
-      <w:r>
-        <w:t>IPs</w:t>
-      </w:r>
-      <w:proofErr w:type="spellEnd"/>
-      <w:r>
-        <w:t>:</w:t>
-      </w:r>
-    </w:p>
-    <w:p>
-      <w:pPr>
-        <w:rPr>
-          <w:lang w:val="en-GB"/>
-        </w:rPr>
-      </w:pPr>
-      <w:proofErr w:type="spellStart"/>
-      <w:r>
-        <w:rPr>
-          <w:lang w:val="en-GB"/>
-        </w:rPr>
         <w:t>sudo</w:t>
       </w:r>
       <w:proofErr w:type="spellEnd"/>
@@ -28342,7 +28720,6 @@
     </w:p>
     <w:p>
       <w:r>
-        <w:lastRenderedPageBreak/>
         <w:t>Ver estadísticas:</w:t>
       </w:r>
     </w:p>
@@ -28388,6 +28765,7 @@
     </w:p>
     <w:p>
       <w:r>
+        <w:lastRenderedPageBreak/>
         <w:t>Recordatorio:</w:t>
       </w:r>
     </w:p>
@@ -28797,63 +29175,63 @@
           <w:b/>
           <w:bCs/>
         </w:rPr>
+        <w:t>📘</w:t>
+      </w:r>
+      <w:r>
+        <w:rPr>
+          <w:b/>
+          <w:bCs/>
+        </w:rPr>
+        <w:t xml:space="preserve"> 9.9. </w:t>
+      </w:r>
+      <w:proofErr w:type="spellStart"/>
+      <w:r>
+        <w:rPr>
+          <w:b/>
+          <w:bCs/>
+        </w:rPr>
+        <w:t>AppArmor</w:t>
+      </w:r>
+      <w:proofErr w:type="spellEnd"/>
+      <w:r>
+        <w:rPr>
+          <w:b/>
+          <w:bCs/>
+        </w:rPr>
+        <w:t xml:space="preserve"> (seguridad obligatoria)</w:t>
+      </w:r>
+    </w:p>
+    <w:p>
+      <w:r>
+        <w:t>Ver perfiles:</w:t>
+      </w:r>
+    </w:p>
+    <w:p>
+      <w:r>
+        <w:t xml:space="preserve">sudo </w:t>
+      </w:r>
+      <w:proofErr w:type="spellStart"/>
+      <w:r>
+        <w:t>aa</w:t>
+      </w:r>
+      <w:proofErr w:type="spellEnd"/>
+      <w:r>
+        <w:t>-</w:t>
+      </w:r>
+      <w:proofErr w:type="gramStart"/>
+      <w:r>
+        <w:t>status</w:t>
+      </w:r>
+      <w:proofErr w:type="gramEnd"/>
+    </w:p>
+    <w:p>
+      <w:r>
+        <w:t>Desactivar/activar perfiles (cuidado):</w:t>
+      </w:r>
+    </w:p>
+    <w:p>
+      <w:r>
         <w:lastRenderedPageBreak/>
-        <w:t>📘</w:t>
-      </w:r>
-      <w:r>
-        <w:rPr>
-          <w:b/>
-          <w:bCs/>
-        </w:rPr>
-        <w:t xml:space="preserve"> 9.9. </w:t>
-      </w:r>
-      <w:proofErr w:type="spellStart"/>
-      <w:r>
-        <w:rPr>
-          <w:b/>
-          <w:bCs/>
-        </w:rPr>
-        <w:t>AppArmor</w:t>
-      </w:r>
-      <w:proofErr w:type="spellEnd"/>
-      <w:r>
-        <w:rPr>
-          <w:b/>
-          <w:bCs/>
-        </w:rPr>
-        <w:t xml:space="preserve"> (seguridad obligatoria)</w:t>
-      </w:r>
-    </w:p>
-    <w:p>
-      <w:r>
-        <w:t>Ver perfiles:</w:t>
-      </w:r>
-    </w:p>
-    <w:p>
-      <w:r>
-        <w:t xml:space="preserve">sudo </w:t>
-      </w:r>
-      <w:proofErr w:type="spellStart"/>
-      <w:r>
-        <w:t>aa</w:t>
-      </w:r>
-      <w:proofErr w:type="spellEnd"/>
-      <w:r>
-        <w:t>-</w:t>
-      </w:r>
-      <w:proofErr w:type="gramStart"/>
-      <w:r>
-        <w:t>status</w:t>
-      </w:r>
-      <w:proofErr w:type="gramEnd"/>
-    </w:p>
-    <w:p>
-      <w:r>
-        <w:t>Desactivar/activar perfiles (cuidado):</w:t>
-      </w:r>
-    </w:p>
-    <w:p>
-      <w:r>
         <w:t xml:space="preserve">sudo </w:t>
       </w:r>
       <w:proofErr w:type="spellStart"/>
@@ -29230,7 +29608,6 @@
           <w:b/>
           <w:bCs/>
         </w:rPr>
-        <w:lastRenderedPageBreak/>
         <w:t>5. Bloquear puerto 23 (telnet)</w:t>
       </w:r>
     </w:p>
@@ -29279,6 +29656,7 @@
     </w:p>
     <w:p>
       <w:r>
+        <w:lastRenderedPageBreak/>
         <w:t xml:space="preserve">sudo </w:t>
       </w:r>
       <w:proofErr w:type="spellStart"/>
@@ -29707,7 +30085,6 @@
           <w:b/>
           <w:bCs/>
         </w:rPr>
-        <w:lastRenderedPageBreak/>
         <w:t>14. Ver intentos bloqueados</w:t>
       </w:r>
     </w:p>
@@ -29753,6 +30130,7 @@
     </w:p>
     <w:p>
       <w:r>
+        <w:lastRenderedPageBreak/>
         <w:t xml:space="preserve">Modificar Port en </w:t>
       </w:r>
       <w:proofErr w:type="spellStart"/>
@@ -30073,7 +30451,6 @@
           <w:b/>
           <w:bCs/>
         </w:rPr>
-        <w:lastRenderedPageBreak/>
         <w:t>22. Crear un sistema de alertas por email</w:t>
       </w:r>
     </w:p>
@@ -30139,6 +30516,7 @@
     </w:p>
     <w:p>
       <w:r>
+        <w:lastRenderedPageBreak/>
         <w:t>Modificar:</w:t>
       </w:r>
     </w:p>
@@ -30510,7 +30888,6 @@
         </w:numPr>
       </w:pPr>
       <w:r>
-        <w:lastRenderedPageBreak/>
         <w:t>Permisos inseguros</w:t>
       </w:r>
     </w:p>
@@ -30549,6 +30926,7 @@
     </w:p>
     <w:p>
       <w:r>
+        <w:lastRenderedPageBreak/>
         <w:t>Intentar SSH varias veces con clave incorrecta.</w:t>
       </w:r>
     </w:p>
@@ -30829,7 +31207,6 @@
         </w:numPr>
       </w:pPr>
       <w:r>
-        <w:lastRenderedPageBreak/>
         <w:t>puertos abiertos</w:t>
       </w:r>
     </w:p>
@@ -30882,6 +31259,7 @@
         </w:numPr>
       </w:pPr>
       <w:r>
+        <w:lastRenderedPageBreak/>
         <w:t>procesos de riesgo</w:t>
       </w:r>
     </w:p>
@@ -31134,7 +31512,6 @@
     </w:p>
     <w:p>
       <w:r>
-        <w:lastRenderedPageBreak/>
         <w:t>El alumno trabaja como Administrador de Sistemas en un centro educativo o empresa.</w:t>
       </w:r>
       <w:r>
@@ -31198,6 +31575,7 @@
         </w:numPr>
       </w:pPr>
       <w:r>
+        <w:lastRenderedPageBreak/>
         <w:t>Registre actividad</w:t>
       </w:r>
     </w:p>
@@ -31588,7 +31966,6 @@
     </w:p>
     <w:p>
       <w:r>
-        <w:lastRenderedPageBreak/>
         <w:pict w14:anchorId="58126DA0">
           <v:rect id="_x0000_i1358" style="width:0;height:1.5pt" o:hralign="center" o:hrstd="t" o:hr="t" fillcolor="#a0a0a0" stroked="f"/>
         </w:pict>
@@ -31663,6 +32040,7 @@
       </w:pPr>
       <w:proofErr w:type="spellStart"/>
       <w:r>
+        <w:lastRenderedPageBreak/>
         <w:t>administracion</w:t>
       </w:r>
       <w:proofErr w:type="spellEnd"/>
@@ -32001,107 +32379,107 @@
     </w:p>
     <w:p>
       <w:r>
+        <w:t xml:space="preserve">sudo </w:t>
+      </w:r>
+      <w:proofErr w:type="spellStart"/>
+      <w:r>
+        <w:t>systemctl</w:t>
+      </w:r>
+      <w:proofErr w:type="spellEnd"/>
+      <w:r>
+        <w:t xml:space="preserve"> </w:t>
+      </w:r>
+      <w:proofErr w:type="spellStart"/>
+      <w:r>
+        <w:t>start</w:t>
+      </w:r>
+      <w:proofErr w:type="spellEnd"/>
+      <w:r>
+        <w:t xml:space="preserve"> </w:t>
+      </w:r>
+      <w:proofErr w:type="spellStart"/>
+      <w:r>
+        <w:t>ssh</w:t>
+      </w:r>
+      <w:proofErr w:type="spellEnd"/>
+    </w:p>
+    <w:p>
+      <w:pPr>
+        <w:rPr>
+          <w:b/>
+          <w:bCs/>
+        </w:rPr>
+      </w:pPr>
+      <w:r>
+        <w:rPr>
+          <w:b/>
+          <w:bCs/>
+        </w:rPr>
+        <w:t>14. Cambiar puerto SSH</w:t>
+      </w:r>
+    </w:p>
+    <w:p>
+      <w:r>
+        <w:t>En /</w:t>
+      </w:r>
+      <w:proofErr w:type="spellStart"/>
+      <w:r>
+        <w:t>etc</w:t>
+      </w:r>
+      <w:proofErr w:type="spellEnd"/>
+      <w:r>
+        <w:t>/</w:t>
+      </w:r>
+      <w:proofErr w:type="spellStart"/>
+      <w:r>
+        <w:t>ssh</w:t>
+      </w:r>
+      <w:proofErr w:type="spellEnd"/>
+      <w:r>
+        <w:t>/</w:t>
+      </w:r>
+      <w:proofErr w:type="spellStart"/>
+      <w:r>
+        <w:t>sshd_config</w:t>
+      </w:r>
+      <w:proofErr w:type="spellEnd"/>
+      <w:r>
+        <w:t>.</w:t>
+      </w:r>
+    </w:p>
+    <w:p>
+      <w:pPr>
+        <w:rPr>
+          <w:b/>
+          <w:bCs/>
+        </w:rPr>
+      </w:pPr>
+      <w:r>
+        <w:rPr>
+          <w:b/>
+          <w:bCs/>
+        </w:rPr>
+        <w:t>15. Crear claves públicas/privadas</w:t>
+      </w:r>
+    </w:p>
+    <w:p>
+      <w:r>
+        <w:t>Prohibir contraseñas.</w:t>
+      </w:r>
+    </w:p>
+    <w:p>
+      <w:pPr>
+        <w:rPr>
+          <w:b/>
+          <w:bCs/>
+        </w:rPr>
+      </w:pPr>
+      <w:r>
+        <w:rPr>
+          <w:b/>
+          <w:bCs/>
+        </w:rPr>
         <w:lastRenderedPageBreak/>
-        <w:t xml:space="preserve">sudo </w:t>
-      </w:r>
-      <w:proofErr w:type="spellStart"/>
-      <w:r>
-        <w:t>systemctl</w:t>
-      </w:r>
-      <w:proofErr w:type="spellEnd"/>
-      <w:r>
-        <w:t xml:space="preserve"> </w:t>
-      </w:r>
-      <w:proofErr w:type="spellStart"/>
-      <w:r>
-        <w:t>start</w:t>
-      </w:r>
-      <w:proofErr w:type="spellEnd"/>
-      <w:r>
-        <w:t xml:space="preserve"> </w:t>
-      </w:r>
-      <w:proofErr w:type="spellStart"/>
-      <w:r>
-        <w:t>ssh</w:t>
-      </w:r>
-      <w:proofErr w:type="spellEnd"/>
-    </w:p>
-    <w:p>
-      <w:pPr>
-        <w:rPr>
-          <w:b/>
-          <w:bCs/>
-        </w:rPr>
-      </w:pPr>
-      <w:r>
-        <w:rPr>
-          <w:b/>
-          <w:bCs/>
-        </w:rPr>
-        <w:t>14. Cambiar puerto SSH</w:t>
-      </w:r>
-    </w:p>
-    <w:p>
-      <w:r>
-        <w:t>En /</w:t>
-      </w:r>
-      <w:proofErr w:type="spellStart"/>
-      <w:r>
-        <w:t>etc</w:t>
-      </w:r>
-      <w:proofErr w:type="spellEnd"/>
-      <w:r>
-        <w:t>/</w:t>
-      </w:r>
-      <w:proofErr w:type="spellStart"/>
-      <w:r>
-        <w:t>ssh</w:t>
-      </w:r>
-      <w:proofErr w:type="spellEnd"/>
-      <w:r>
-        <w:t>/</w:t>
-      </w:r>
-      <w:proofErr w:type="spellStart"/>
-      <w:r>
-        <w:t>sshd_config</w:t>
-      </w:r>
-      <w:proofErr w:type="spellEnd"/>
-      <w:r>
-        <w:t>.</w:t>
-      </w:r>
-    </w:p>
-    <w:p>
-      <w:pPr>
-        <w:rPr>
-          <w:b/>
-          <w:bCs/>
-        </w:rPr>
-      </w:pPr>
-      <w:r>
-        <w:rPr>
-          <w:b/>
-          <w:bCs/>
-        </w:rPr>
-        <w:t>15. Crear claves públicas/privadas</w:t>
-      </w:r>
-    </w:p>
-    <w:p>
-      <w:r>
-        <w:t>Prohibir contraseñas.</w:t>
-      </w:r>
-    </w:p>
-    <w:p>
-      <w:pPr>
-        <w:rPr>
-          <w:b/>
-          <w:bCs/>
-        </w:rPr>
-      </w:pPr>
-      <w:r>
-        <w:rPr>
-          <w:b/>
-          <w:bCs/>
-        </w:rPr>
         <w:t>16. Documentar pruebas de acceso remoto</w:t>
       </w:r>
     </w:p>
@@ -32468,7 +32846,6 @@
         </w:numPr>
       </w:pPr>
       <w:r>
-        <w:lastRenderedPageBreak/>
         <w:t>FTP seguro (</w:t>
       </w:r>
       <w:proofErr w:type="spellStart"/>
@@ -32543,6 +32920,7 @@
     </w:p>
     <w:p>
       <w:r>
+        <w:lastRenderedPageBreak/>
         <w:t>Debe mostrar:</w:t>
       </w:r>
     </w:p>
@@ -32855,7 +33233,6 @@
         </w:numPr>
       </w:pPr>
       <w:r>
-        <w:lastRenderedPageBreak/>
         <w:t>Descripción del sistema</w:t>
       </w:r>
     </w:p>
@@ -32911,6 +33288,7 @@
         </w:numPr>
       </w:pPr>
       <w:r>
+        <w:lastRenderedPageBreak/>
         <w:t>Logs adjuntos</w:t>
       </w:r>
     </w:p>
@@ -33496,7 +33874,6 @@
           </w:tcPr>
           <w:p>
             <w:r>
-              <w:lastRenderedPageBreak/>
               <w:t>Informe técnico</w:t>
             </w:r>
           </w:p>
@@ -33690,6 +34067,155 @@
     </w:lvl>
   </w:abstractNum>
   <w:abstractNum w:abstractNumId="1" w15:restartNumberingAfterBreak="0">
+    <w:nsid w:val="003C218B"/>
+    <w:multiLevelType w:val="multilevel"/>
+    <w:tmpl w:val="F8BAC414"/>
+    <w:lvl w:ilvl="0">
+      <w:start w:val="1"/>
+      <w:numFmt w:val="bullet"/>
+      <w:lvlText w:val=""/>
+      <w:lvlJc w:val="left"/>
+      <w:pPr>
+        <w:tabs>
+          <w:tab w:val="num" w:pos="720"/>
+        </w:tabs>
+        <w:ind w:left="720" w:hanging="360"/>
+      </w:pPr>
+      <w:rPr>
+        <w:rFonts w:ascii="Symbol" w:hAnsi="Symbol" w:hint="default"/>
+        <w:sz w:val="20"/>
+      </w:rPr>
+    </w:lvl>
+    <w:lvl w:ilvl="1" w:tentative="1">
+      <w:start w:val="1"/>
+      <w:numFmt w:val="bullet"/>
+      <w:lvlText w:val="o"/>
+      <w:lvlJc w:val="left"/>
+      <w:pPr>
+        <w:tabs>
+          <w:tab w:val="num" w:pos="1440"/>
+        </w:tabs>
+        <w:ind w:left="1440" w:hanging="360"/>
+      </w:pPr>
+      <w:rPr>
+        <w:rFonts w:ascii="Courier New" w:hAnsi="Courier New" w:hint="default"/>
+        <w:sz w:val="20"/>
+      </w:rPr>
+    </w:lvl>
+    <w:lvl w:ilvl="2" w:tentative="1">
+      <w:start w:val="1"/>
+      <w:numFmt w:val="bullet"/>
+      <w:lvlText w:val=""/>
+      <w:lvlJc w:val="left"/>
+      <w:pPr>
+        <w:tabs>
+          <w:tab w:val="num" w:pos="2160"/>
+        </w:tabs>
+        <w:ind w:left="2160" w:hanging="360"/>
+      </w:pPr>
+      <w:rPr>
+        <w:rFonts w:ascii="Wingdings" w:hAnsi="Wingdings" w:hint="default"/>
+        <w:sz w:val="20"/>
+      </w:rPr>
+    </w:lvl>
+    <w:lvl w:ilvl="3" w:tentative="1">
+      <w:start w:val="1"/>
+      <w:numFmt w:val="bullet"/>
+      <w:lvlText w:val=""/>
+      <w:lvlJc w:val="left"/>
+      <w:pPr>
+        <w:tabs>
+          <w:tab w:val="num" w:pos="2880"/>
+        </w:tabs>
+        <w:ind w:left="2880" w:hanging="360"/>
+      </w:pPr>
+      <w:rPr>
+        <w:rFonts w:ascii="Wingdings" w:hAnsi="Wingdings" w:hint="default"/>
+        <w:sz w:val="20"/>
+      </w:rPr>
+    </w:lvl>
+    <w:lvl w:ilvl="4" w:tentative="1">
+      <w:start w:val="1"/>
+      <w:numFmt w:val="bullet"/>
+      <w:lvlText w:val=""/>
+      <w:lvlJc w:val="left"/>
+      <w:pPr>
+        <w:tabs>
+          <w:tab w:val="num" w:pos="3600"/>
+        </w:tabs>
+        <w:ind w:left="3600" w:hanging="360"/>
+      </w:pPr>
+      <w:rPr>
+        <w:rFonts w:ascii="Wingdings" w:hAnsi="Wingdings" w:hint="default"/>
+        <w:sz w:val="20"/>
+      </w:rPr>
+    </w:lvl>
+    <w:lvl w:ilvl="5" w:tentative="1">
+      <w:start w:val="1"/>
+      <w:numFmt w:val="bullet"/>
+      <w:lvlText w:val=""/>
+      <w:lvlJc w:val="left"/>
+      <w:pPr>
+        <w:tabs>
+          <w:tab w:val="num" w:pos="4320"/>
+        </w:tabs>
+        <w:ind w:left="4320" w:hanging="360"/>
+      </w:pPr>
+      <w:rPr>
+        <w:rFonts w:ascii="Wingdings" w:hAnsi="Wingdings" w:hint="default"/>
+        <w:sz w:val="20"/>
+      </w:rPr>
+    </w:lvl>
+    <w:lvl w:ilvl="6" w:tentative="1">
+      <w:start w:val="1"/>
+      <w:numFmt w:val="bullet"/>
+      <w:lvlText w:val=""/>
+      <w:lvlJc w:val="left"/>
+      <w:pPr>
+        <w:tabs>
+          <w:tab w:val="num" w:pos="5040"/>
+        </w:tabs>
+        <w:ind w:left="5040" w:hanging="360"/>
+      </w:pPr>
+      <w:rPr>
+        <w:rFonts w:ascii="Wingdings" w:hAnsi="Wingdings" w:hint="default"/>
+        <w:sz w:val="20"/>
+      </w:rPr>
+    </w:lvl>
+    <w:lvl w:ilvl="7" w:tentative="1">
+      <w:start w:val="1"/>
+      <w:numFmt w:val="bullet"/>
+      <w:lvlText w:val=""/>
+      <w:lvlJc w:val="left"/>
+      <w:pPr>
+        <w:tabs>
+          <w:tab w:val="num" w:pos="5760"/>
+        </w:tabs>
+        <w:ind w:left="5760" w:hanging="360"/>
+      </w:pPr>
+      <w:rPr>
+        <w:rFonts w:ascii="Wingdings" w:hAnsi="Wingdings" w:hint="default"/>
+        <w:sz w:val="20"/>
+      </w:rPr>
+    </w:lvl>
+    <w:lvl w:ilvl="8" w:tentative="1">
+      <w:start w:val="1"/>
+      <w:numFmt w:val="bullet"/>
+      <w:lvlText w:val=""/>
+      <w:lvlJc w:val="left"/>
+      <w:pPr>
+        <w:tabs>
+          <w:tab w:val="num" w:pos="6480"/>
+        </w:tabs>
+        <w:ind w:left="6480" w:hanging="360"/>
+      </w:pPr>
+      <w:rPr>
+        <w:rFonts w:ascii="Wingdings" w:hAnsi="Wingdings" w:hint="default"/>
+        <w:sz w:val="20"/>
+      </w:rPr>
+    </w:lvl>
+  </w:abstractNum>
+  <w:abstractNum w:abstractNumId="2" w15:restartNumberingAfterBreak="0">
     <w:nsid w:val="00707285"/>
     <w:multiLevelType w:val="multilevel"/>
     <w:tmpl w:val="63180134"/>
@@ -33838,7 +34364,7 @@
       </w:rPr>
     </w:lvl>
   </w:abstractNum>
-  <w:abstractNum w:abstractNumId="2" w15:restartNumberingAfterBreak="0">
+  <w:abstractNum w:abstractNumId="3" w15:restartNumberingAfterBreak="0">
     <w:nsid w:val="04137866"/>
     <w:multiLevelType w:val="multilevel"/>
     <w:tmpl w:val="7E74C042"/>
@@ -33987,7 +34513,7 @@
       </w:rPr>
     </w:lvl>
   </w:abstractNum>
-  <w:abstractNum w:abstractNumId="3" w15:restartNumberingAfterBreak="0">
+  <w:abstractNum w:abstractNumId="4" w15:restartNumberingAfterBreak="0">
     <w:nsid w:val="041D7067"/>
     <w:multiLevelType w:val="multilevel"/>
     <w:tmpl w:val="0192C110"/>
@@ -34136,7 +34662,7 @@
       </w:rPr>
     </w:lvl>
   </w:abstractNum>
-  <w:abstractNum w:abstractNumId="4" w15:restartNumberingAfterBreak="0">
+  <w:abstractNum w:abstractNumId="5" w15:restartNumberingAfterBreak="0">
     <w:nsid w:val="05C5059B"/>
     <w:multiLevelType w:val="multilevel"/>
     <w:tmpl w:val="8BBE69BC"/>
@@ -34249,7 +34775,7 @@
       </w:pPr>
     </w:lvl>
   </w:abstractNum>
-  <w:abstractNum w:abstractNumId="5" w15:restartNumberingAfterBreak="0">
+  <w:abstractNum w:abstractNumId="6" w15:restartNumberingAfterBreak="0">
     <w:nsid w:val="066C7AC8"/>
     <w:multiLevelType w:val="multilevel"/>
     <w:tmpl w:val="4E3E1A6C"/>
@@ -34398,7 +34924,7 @@
       </w:rPr>
     </w:lvl>
   </w:abstractNum>
-  <w:abstractNum w:abstractNumId="6" w15:restartNumberingAfterBreak="0">
+  <w:abstractNum w:abstractNumId="7" w15:restartNumberingAfterBreak="0">
     <w:nsid w:val="072721D2"/>
     <w:multiLevelType w:val="multilevel"/>
     <w:tmpl w:val="5AA87222"/>
@@ -34547,7 +35073,7 @@
       </w:rPr>
     </w:lvl>
   </w:abstractNum>
-  <w:abstractNum w:abstractNumId="7" w15:restartNumberingAfterBreak="0">
+  <w:abstractNum w:abstractNumId="8" w15:restartNumberingAfterBreak="0">
     <w:nsid w:val="0B3D5E03"/>
     <w:multiLevelType w:val="multilevel"/>
     <w:tmpl w:val="C808848A"/>
@@ -34696,7 +35222,7 @@
       </w:rPr>
     </w:lvl>
   </w:abstractNum>
-  <w:abstractNum w:abstractNumId="8" w15:restartNumberingAfterBreak="0">
+  <w:abstractNum w:abstractNumId="9" w15:restartNumberingAfterBreak="0">
     <w:nsid w:val="0B8530D7"/>
     <w:multiLevelType w:val="hybridMultilevel"/>
     <w:tmpl w:val="C53867AE"/>
@@ -34809,7 +35335,7 @@
       </w:rPr>
     </w:lvl>
   </w:abstractNum>
-  <w:abstractNum w:abstractNumId="9" w15:restartNumberingAfterBreak="0">
+  <w:abstractNum w:abstractNumId="10" w15:restartNumberingAfterBreak="0">
     <w:nsid w:val="0ECF484A"/>
     <w:multiLevelType w:val="multilevel"/>
     <w:tmpl w:val="03367C3C"/>
@@ -34926,7 +35452,7 @@
       </w:pPr>
     </w:lvl>
   </w:abstractNum>
-  <w:abstractNum w:abstractNumId="10" w15:restartNumberingAfterBreak="0">
+  <w:abstractNum w:abstractNumId="11" w15:restartNumberingAfterBreak="0">
     <w:nsid w:val="0ED7019F"/>
     <w:multiLevelType w:val="hybridMultilevel"/>
     <w:tmpl w:val="E0768D20"/>
@@ -35039,7 +35565,7 @@
       </w:rPr>
     </w:lvl>
   </w:abstractNum>
-  <w:abstractNum w:abstractNumId="11" w15:restartNumberingAfterBreak="0">
+  <w:abstractNum w:abstractNumId="12" w15:restartNumberingAfterBreak="0">
     <w:nsid w:val="0F224497"/>
     <w:multiLevelType w:val="multilevel"/>
     <w:tmpl w:val="2F36759E"/>
@@ -35188,7 +35714,7 @@
       </w:rPr>
     </w:lvl>
   </w:abstractNum>
-  <w:abstractNum w:abstractNumId="12" w15:restartNumberingAfterBreak="0">
+  <w:abstractNum w:abstractNumId="13" w15:restartNumberingAfterBreak="0">
     <w:nsid w:val="0F7077F2"/>
     <w:multiLevelType w:val="multilevel"/>
     <w:tmpl w:val="98DE0B6E"/>
@@ -35301,7 +35827,7 @@
       </w:pPr>
     </w:lvl>
   </w:abstractNum>
-  <w:abstractNum w:abstractNumId="13" w15:restartNumberingAfterBreak="0">
+  <w:abstractNum w:abstractNumId="14" w15:restartNumberingAfterBreak="0">
     <w:nsid w:val="0FAA18A0"/>
     <w:multiLevelType w:val="multilevel"/>
     <w:tmpl w:val="DC8C8D42"/>
@@ -35450,7 +35976,7 @@
       </w:rPr>
     </w:lvl>
   </w:abstractNum>
-  <w:abstractNum w:abstractNumId="14" w15:restartNumberingAfterBreak="0">
+  <w:abstractNum w:abstractNumId="15" w15:restartNumberingAfterBreak="0">
     <w:nsid w:val="149A0BC8"/>
     <w:multiLevelType w:val="multilevel"/>
     <w:tmpl w:val="4D869BA2"/>
@@ -35563,7 +36089,7 @@
       </w:pPr>
     </w:lvl>
   </w:abstractNum>
-  <w:abstractNum w:abstractNumId="15" w15:restartNumberingAfterBreak="0">
+  <w:abstractNum w:abstractNumId="16" w15:restartNumberingAfterBreak="0">
     <w:nsid w:val="19272A19"/>
     <w:multiLevelType w:val="multilevel"/>
     <w:tmpl w:val="5842489A"/>
@@ -35680,7 +36206,7 @@
       </w:pPr>
     </w:lvl>
   </w:abstractNum>
-  <w:abstractNum w:abstractNumId="16" w15:restartNumberingAfterBreak="0">
+  <w:abstractNum w:abstractNumId="17" w15:restartNumberingAfterBreak="0">
     <w:nsid w:val="1B402F8A"/>
     <w:multiLevelType w:val="multilevel"/>
     <w:tmpl w:val="1DC4392C"/>
@@ -35829,7 +36355,7 @@
       </w:rPr>
     </w:lvl>
   </w:abstractNum>
-  <w:abstractNum w:abstractNumId="17" w15:restartNumberingAfterBreak="0">
+  <w:abstractNum w:abstractNumId="18" w15:restartNumberingAfterBreak="0">
     <w:nsid w:val="1D25468F"/>
     <w:multiLevelType w:val="multilevel"/>
     <w:tmpl w:val="455E8526"/>
@@ -35942,7 +36468,7 @@
       </w:pPr>
     </w:lvl>
   </w:abstractNum>
-  <w:abstractNum w:abstractNumId="18" w15:restartNumberingAfterBreak="0">
+  <w:abstractNum w:abstractNumId="19" w15:restartNumberingAfterBreak="0">
     <w:nsid w:val="1DD76E3E"/>
     <w:multiLevelType w:val="hybridMultilevel"/>
     <w:tmpl w:val="5D5058C4"/>
@@ -36055,7 +36581,7 @@
       </w:rPr>
     </w:lvl>
   </w:abstractNum>
-  <w:abstractNum w:abstractNumId="19" w15:restartNumberingAfterBreak="0">
+  <w:abstractNum w:abstractNumId="20" w15:restartNumberingAfterBreak="0">
     <w:nsid w:val="1FFF4379"/>
     <w:multiLevelType w:val="multilevel"/>
     <w:tmpl w:val="78F86532"/>
@@ -36204,7 +36730,7 @@
       </w:rPr>
     </w:lvl>
   </w:abstractNum>
-  <w:abstractNum w:abstractNumId="20" w15:restartNumberingAfterBreak="0">
+  <w:abstractNum w:abstractNumId="21" w15:restartNumberingAfterBreak="0">
     <w:nsid w:val="22F13AD5"/>
     <w:multiLevelType w:val="multilevel"/>
     <w:tmpl w:val="7A92B9FC"/>
@@ -36353,7 +36879,7 @@
       </w:rPr>
     </w:lvl>
   </w:abstractNum>
-  <w:abstractNum w:abstractNumId="21" w15:restartNumberingAfterBreak="0">
+  <w:abstractNum w:abstractNumId="22" w15:restartNumberingAfterBreak="0">
     <w:nsid w:val="23164A3E"/>
     <w:multiLevelType w:val="hybridMultilevel"/>
     <w:tmpl w:val="8BF80A0A"/>
@@ -36442,7 +36968,7 @@
       </w:pPr>
     </w:lvl>
   </w:abstractNum>
-  <w:abstractNum w:abstractNumId="22" w15:restartNumberingAfterBreak="0">
+  <w:abstractNum w:abstractNumId="23" w15:restartNumberingAfterBreak="0">
     <w:nsid w:val="24626CB3"/>
     <w:multiLevelType w:val="multilevel"/>
     <w:tmpl w:val="AE660828"/>
@@ -36591,7 +37117,7 @@
       </w:rPr>
     </w:lvl>
   </w:abstractNum>
-  <w:abstractNum w:abstractNumId="23" w15:restartNumberingAfterBreak="0">
+  <w:abstractNum w:abstractNumId="24" w15:restartNumberingAfterBreak="0">
     <w:nsid w:val="25770CDD"/>
     <w:multiLevelType w:val="multilevel"/>
     <w:tmpl w:val="73C6024C"/>
@@ -36740,7 +37266,7 @@
       </w:rPr>
     </w:lvl>
   </w:abstractNum>
-  <w:abstractNum w:abstractNumId="24" w15:restartNumberingAfterBreak="0">
+  <w:abstractNum w:abstractNumId="25" w15:restartNumberingAfterBreak="0">
     <w:nsid w:val="28311E64"/>
     <w:multiLevelType w:val="multilevel"/>
     <w:tmpl w:val="1214F794"/>
@@ -36889,7 +37415,7 @@
       </w:rPr>
     </w:lvl>
   </w:abstractNum>
-  <w:abstractNum w:abstractNumId="25" w15:restartNumberingAfterBreak="0">
+  <w:abstractNum w:abstractNumId="26" w15:restartNumberingAfterBreak="0">
     <w:nsid w:val="2C9A44F8"/>
     <w:multiLevelType w:val="hybridMultilevel"/>
     <w:tmpl w:val="3F1C7100"/>
@@ -37002,7 +37528,7 @@
       </w:rPr>
     </w:lvl>
   </w:abstractNum>
-  <w:abstractNum w:abstractNumId="26" w15:restartNumberingAfterBreak="0">
+  <w:abstractNum w:abstractNumId="27" w15:restartNumberingAfterBreak="0">
     <w:nsid w:val="2E9840E7"/>
     <w:multiLevelType w:val="hybridMultilevel"/>
     <w:tmpl w:val="C00E7376"/>
@@ -37115,7 +37641,7 @@
       </w:rPr>
     </w:lvl>
   </w:abstractNum>
-  <w:abstractNum w:abstractNumId="27" w15:restartNumberingAfterBreak="0">
+  <w:abstractNum w:abstractNumId="28" w15:restartNumberingAfterBreak="0">
     <w:nsid w:val="30E44B80"/>
     <w:multiLevelType w:val="hybridMultilevel"/>
     <w:tmpl w:val="848C8588"/>
@@ -37228,7 +37754,7 @@
       </w:rPr>
     </w:lvl>
   </w:abstractNum>
-  <w:abstractNum w:abstractNumId="28" w15:restartNumberingAfterBreak="0">
+  <w:abstractNum w:abstractNumId="29" w15:restartNumberingAfterBreak="0">
     <w:nsid w:val="3132793E"/>
     <w:multiLevelType w:val="multilevel"/>
     <w:tmpl w:val="28F0FD00"/>
@@ -37377,7 +37903,7 @@
       </w:rPr>
     </w:lvl>
   </w:abstractNum>
-  <w:abstractNum w:abstractNumId="29" w15:restartNumberingAfterBreak="0">
+  <w:abstractNum w:abstractNumId="30" w15:restartNumberingAfterBreak="0">
     <w:nsid w:val="32761901"/>
     <w:multiLevelType w:val="hybridMultilevel"/>
     <w:tmpl w:val="040C9728"/>
@@ -37490,7 +38016,7 @@
       </w:rPr>
     </w:lvl>
   </w:abstractNum>
-  <w:abstractNum w:abstractNumId="30" w15:restartNumberingAfterBreak="0">
+  <w:abstractNum w:abstractNumId="31" w15:restartNumberingAfterBreak="0">
     <w:nsid w:val="32D26769"/>
     <w:multiLevelType w:val="multilevel"/>
     <w:tmpl w:val="F37EE694"/>
@@ -37603,7 +38129,7 @@
       </w:pPr>
     </w:lvl>
   </w:abstractNum>
-  <w:abstractNum w:abstractNumId="31" w15:restartNumberingAfterBreak="0">
+  <w:abstractNum w:abstractNumId="32" w15:restartNumberingAfterBreak="0">
     <w:nsid w:val="331E4FD0"/>
     <w:multiLevelType w:val="multilevel"/>
     <w:tmpl w:val="572E13AC"/>
@@ -37752,7 +38278,7 @@
       </w:rPr>
     </w:lvl>
   </w:abstractNum>
-  <w:abstractNum w:abstractNumId="32" w15:restartNumberingAfterBreak="0">
+  <w:abstractNum w:abstractNumId="33" w15:restartNumberingAfterBreak="0">
     <w:nsid w:val="34AB48D4"/>
     <w:multiLevelType w:val="multilevel"/>
     <w:tmpl w:val="77043D24"/>
@@ -37901,7 +38427,7 @@
       </w:rPr>
     </w:lvl>
   </w:abstractNum>
-  <w:abstractNum w:abstractNumId="33" w15:restartNumberingAfterBreak="0">
+  <w:abstractNum w:abstractNumId="34" w15:restartNumberingAfterBreak="0">
     <w:nsid w:val="375151B6"/>
     <w:multiLevelType w:val="multilevel"/>
     <w:tmpl w:val="F662915A"/>
@@ -38014,7 +38540,7 @@
       </w:pPr>
     </w:lvl>
   </w:abstractNum>
-  <w:abstractNum w:abstractNumId="34" w15:restartNumberingAfterBreak="0">
+  <w:abstractNum w:abstractNumId="35" w15:restartNumberingAfterBreak="0">
     <w:nsid w:val="39732BD1"/>
     <w:multiLevelType w:val="multilevel"/>
     <w:tmpl w:val="5874C8B8"/>
@@ -38163,7 +38689,7 @@
       </w:rPr>
     </w:lvl>
   </w:abstractNum>
-  <w:abstractNum w:abstractNumId="35" w15:restartNumberingAfterBreak="0">
+  <w:abstractNum w:abstractNumId="36" w15:restartNumberingAfterBreak="0">
     <w:nsid w:val="399A10B0"/>
     <w:multiLevelType w:val="multilevel"/>
     <w:tmpl w:val="E3FCD032"/>
@@ -38280,7 +38806,7 @@
       </w:pPr>
     </w:lvl>
   </w:abstractNum>
-  <w:abstractNum w:abstractNumId="36" w15:restartNumberingAfterBreak="0">
+  <w:abstractNum w:abstractNumId="37" w15:restartNumberingAfterBreak="0">
     <w:nsid w:val="39E53D80"/>
     <w:multiLevelType w:val="hybridMultilevel"/>
     <w:tmpl w:val="3A845406"/>
@@ -38393,7 +38919,7 @@
       </w:rPr>
     </w:lvl>
   </w:abstractNum>
-  <w:abstractNum w:abstractNumId="37" w15:restartNumberingAfterBreak="0">
+  <w:abstractNum w:abstractNumId="38" w15:restartNumberingAfterBreak="0">
     <w:nsid w:val="3D896221"/>
     <w:multiLevelType w:val="multilevel"/>
     <w:tmpl w:val="AE187B3C"/>
@@ -38542,7 +39068,7 @@
       </w:rPr>
     </w:lvl>
   </w:abstractNum>
-  <w:abstractNum w:abstractNumId="38" w15:restartNumberingAfterBreak="0">
+  <w:abstractNum w:abstractNumId="39" w15:restartNumberingAfterBreak="0">
     <w:nsid w:val="3E7A0770"/>
     <w:multiLevelType w:val="multilevel"/>
     <w:tmpl w:val="EBE0B0C8"/>
@@ -38659,7 +39185,7 @@
       </w:pPr>
     </w:lvl>
   </w:abstractNum>
-  <w:abstractNum w:abstractNumId="39" w15:restartNumberingAfterBreak="0">
+  <w:abstractNum w:abstractNumId="40" w15:restartNumberingAfterBreak="0">
     <w:nsid w:val="438F0488"/>
     <w:multiLevelType w:val="multilevel"/>
     <w:tmpl w:val="2FF665DE"/>
@@ -38808,7 +39334,7 @@
       </w:rPr>
     </w:lvl>
   </w:abstractNum>
-  <w:abstractNum w:abstractNumId="40" w15:restartNumberingAfterBreak="0">
+  <w:abstractNum w:abstractNumId="41" w15:restartNumberingAfterBreak="0">
     <w:nsid w:val="457F52C8"/>
     <w:multiLevelType w:val="hybridMultilevel"/>
     <w:tmpl w:val="EFD67600"/>
@@ -38921,7 +39447,7 @@
       </w:rPr>
     </w:lvl>
   </w:abstractNum>
-  <w:abstractNum w:abstractNumId="41" w15:restartNumberingAfterBreak="0">
+  <w:abstractNum w:abstractNumId="42" w15:restartNumberingAfterBreak="0">
     <w:nsid w:val="464F06E8"/>
     <w:multiLevelType w:val="multilevel"/>
     <w:tmpl w:val="520298D4"/>
@@ -39070,7 +39596,7 @@
       </w:rPr>
     </w:lvl>
   </w:abstractNum>
-  <w:abstractNum w:abstractNumId="42" w15:restartNumberingAfterBreak="0">
+  <w:abstractNum w:abstractNumId="43" w15:restartNumberingAfterBreak="0">
     <w:nsid w:val="47567F18"/>
     <w:multiLevelType w:val="multilevel"/>
     <w:tmpl w:val="38AECF48"/>
@@ -39219,7 +39745,7 @@
       </w:rPr>
     </w:lvl>
   </w:abstractNum>
-  <w:abstractNum w:abstractNumId="43" w15:restartNumberingAfterBreak="0">
+  <w:abstractNum w:abstractNumId="44" w15:restartNumberingAfterBreak="0">
     <w:nsid w:val="49AD2B34"/>
     <w:multiLevelType w:val="hybridMultilevel"/>
     <w:tmpl w:val="2C5AF76A"/>
@@ -39332,7 +39858,7 @@
       </w:rPr>
     </w:lvl>
   </w:abstractNum>
-  <w:abstractNum w:abstractNumId="44" w15:restartNumberingAfterBreak="0">
+  <w:abstractNum w:abstractNumId="45" w15:restartNumberingAfterBreak="0">
     <w:nsid w:val="4B8E546F"/>
     <w:multiLevelType w:val="multilevel"/>
     <w:tmpl w:val="DC4ABFA6"/>
@@ -39481,7 +40007,7 @@
       </w:rPr>
     </w:lvl>
   </w:abstractNum>
-  <w:abstractNum w:abstractNumId="45" w15:restartNumberingAfterBreak="0">
+  <w:abstractNum w:abstractNumId="46" w15:restartNumberingAfterBreak="0">
     <w:nsid w:val="4C1A4015"/>
     <w:multiLevelType w:val="hybridMultilevel"/>
     <w:tmpl w:val="4A586CBA"/>
@@ -39594,7 +40120,7 @@
       </w:rPr>
     </w:lvl>
   </w:abstractNum>
-  <w:abstractNum w:abstractNumId="46" w15:restartNumberingAfterBreak="0">
+  <w:abstractNum w:abstractNumId="47" w15:restartNumberingAfterBreak="0">
     <w:nsid w:val="4C203553"/>
     <w:multiLevelType w:val="multilevel"/>
     <w:tmpl w:val="E42E4744"/>
@@ -39707,7 +40233,7 @@
       </w:pPr>
     </w:lvl>
   </w:abstractNum>
-  <w:abstractNum w:abstractNumId="47" w15:restartNumberingAfterBreak="0">
+  <w:abstractNum w:abstractNumId="48" w15:restartNumberingAfterBreak="0">
     <w:nsid w:val="4DC966A9"/>
     <w:multiLevelType w:val="multilevel"/>
     <w:tmpl w:val="6C3E036A"/>
@@ -39856,7 +40382,7 @@
       </w:rPr>
     </w:lvl>
   </w:abstractNum>
-  <w:abstractNum w:abstractNumId="48" w15:restartNumberingAfterBreak="0">
+  <w:abstractNum w:abstractNumId="49" w15:restartNumberingAfterBreak="0">
     <w:nsid w:val="4E525464"/>
     <w:multiLevelType w:val="hybridMultilevel"/>
     <w:tmpl w:val="86B2BD32"/>
@@ -39969,7 +40495,7 @@
       </w:rPr>
     </w:lvl>
   </w:abstractNum>
-  <w:abstractNum w:abstractNumId="49" w15:restartNumberingAfterBreak="0">
+  <w:abstractNum w:abstractNumId="50" w15:restartNumberingAfterBreak="0">
     <w:nsid w:val="50256999"/>
     <w:multiLevelType w:val="multilevel"/>
     <w:tmpl w:val="D9E6DE20"/>
@@ -40118,7 +40644,7 @@
       </w:rPr>
     </w:lvl>
   </w:abstractNum>
-  <w:abstractNum w:abstractNumId="50" w15:restartNumberingAfterBreak="0">
+  <w:abstractNum w:abstractNumId="51" w15:restartNumberingAfterBreak="0">
     <w:nsid w:val="51491298"/>
     <w:multiLevelType w:val="multilevel"/>
     <w:tmpl w:val="069E5446"/>
@@ -40231,7 +40757,7 @@
       </w:pPr>
     </w:lvl>
   </w:abstractNum>
-  <w:abstractNum w:abstractNumId="51" w15:restartNumberingAfterBreak="0">
+  <w:abstractNum w:abstractNumId="52" w15:restartNumberingAfterBreak="0">
     <w:nsid w:val="54D96138"/>
     <w:multiLevelType w:val="multilevel"/>
     <w:tmpl w:val="EAFECBF6"/>
@@ -40380,7 +40906,7 @@
       </w:rPr>
     </w:lvl>
   </w:abstractNum>
-  <w:abstractNum w:abstractNumId="52" w15:restartNumberingAfterBreak="0">
+  <w:abstractNum w:abstractNumId="53" w15:restartNumberingAfterBreak="0">
     <w:nsid w:val="597403F3"/>
     <w:multiLevelType w:val="hybridMultilevel"/>
     <w:tmpl w:val="668A339E"/>
@@ -40493,7 +41019,7 @@
       </w:rPr>
     </w:lvl>
   </w:abstractNum>
-  <w:abstractNum w:abstractNumId="53" w15:restartNumberingAfterBreak="0">
+  <w:abstractNum w:abstractNumId="54" w15:restartNumberingAfterBreak="0">
     <w:nsid w:val="5A8A19D9"/>
     <w:multiLevelType w:val="multilevel"/>
     <w:tmpl w:val="7E7CDAAC"/>
@@ -40642,7 +41168,7 @@
       </w:rPr>
     </w:lvl>
   </w:abstractNum>
-  <w:abstractNum w:abstractNumId="54" w15:restartNumberingAfterBreak="0">
+  <w:abstractNum w:abstractNumId="55" w15:restartNumberingAfterBreak="0">
     <w:nsid w:val="5B7D03AE"/>
     <w:multiLevelType w:val="multilevel"/>
     <w:tmpl w:val="90965ADC"/>
@@ -40791,7 +41317,7 @@
       </w:rPr>
     </w:lvl>
   </w:abstractNum>
-  <w:abstractNum w:abstractNumId="55" w15:restartNumberingAfterBreak="0">
+  <w:abstractNum w:abstractNumId="56" w15:restartNumberingAfterBreak="0">
     <w:nsid w:val="5BCF4F73"/>
     <w:multiLevelType w:val="multilevel"/>
     <w:tmpl w:val="72F0BAF6"/>
@@ -40940,7 +41466,7 @@
       </w:rPr>
     </w:lvl>
   </w:abstractNum>
-  <w:abstractNum w:abstractNumId="56" w15:restartNumberingAfterBreak="0">
+  <w:abstractNum w:abstractNumId="57" w15:restartNumberingAfterBreak="0">
     <w:nsid w:val="5F0754DB"/>
     <w:multiLevelType w:val="multilevel"/>
     <w:tmpl w:val="1E782666"/>
@@ -41089,7 +41615,7 @@
       </w:rPr>
     </w:lvl>
   </w:abstractNum>
-  <w:abstractNum w:abstractNumId="57" w15:restartNumberingAfterBreak="0">
+  <w:abstractNum w:abstractNumId="58" w15:restartNumberingAfterBreak="0">
     <w:nsid w:val="5F481511"/>
     <w:multiLevelType w:val="hybridMultilevel"/>
     <w:tmpl w:val="AF7CC486"/>
@@ -41202,7 +41728,7 @@
       </w:rPr>
     </w:lvl>
   </w:abstractNum>
-  <w:abstractNum w:abstractNumId="58" w15:restartNumberingAfterBreak="0">
+  <w:abstractNum w:abstractNumId="59" w15:restartNumberingAfterBreak="0">
     <w:nsid w:val="62936624"/>
     <w:multiLevelType w:val="multilevel"/>
     <w:tmpl w:val="73D40118"/>
@@ -41351,7 +41877,7 @@
       </w:rPr>
     </w:lvl>
   </w:abstractNum>
-  <w:abstractNum w:abstractNumId="59" w15:restartNumberingAfterBreak="0">
+  <w:abstractNum w:abstractNumId="60" w15:restartNumberingAfterBreak="0">
     <w:nsid w:val="62D14779"/>
     <w:multiLevelType w:val="multilevel"/>
     <w:tmpl w:val="477602F8"/>
@@ -41500,7 +42026,7 @@
       </w:rPr>
     </w:lvl>
   </w:abstractNum>
-  <w:abstractNum w:abstractNumId="60" w15:restartNumberingAfterBreak="0">
+  <w:abstractNum w:abstractNumId="61" w15:restartNumberingAfterBreak="0">
     <w:nsid w:val="647D5F62"/>
     <w:multiLevelType w:val="multilevel"/>
     <w:tmpl w:val="0C4E8CA8"/>
@@ -41617,7 +42143,7 @@
       </w:pPr>
     </w:lvl>
   </w:abstractNum>
-  <w:abstractNum w:abstractNumId="61" w15:restartNumberingAfterBreak="0">
+  <w:abstractNum w:abstractNumId="62" w15:restartNumberingAfterBreak="0">
     <w:nsid w:val="660F07EA"/>
     <w:multiLevelType w:val="multilevel"/>
     <w:tmpl w:val="9B5A5952"/>
@@ -41766,7 +42292,7 @@
       </w:rPr>
     </w:lvl>
   </w:abstractNum>
-  <w:abstractNum w:abstractNumId="62" w15:restartNumberingAfterBreak="0">
+  <w:abstractNum w:abstractNumId="63" w15:restartNumberingAfterBreak="0">
     <w:nsid w:val="663A02EE"/>
     <w:multiLevelType w:val="multilevel"/>
     <w:tmpl w:val="0F8CAEEE"/>
@@ -41915,7 +42441,7 @@
       </w:rPr>
     </w:lvl>
   </w:abstractNum>
-  <w:abstractNum w:abstractNumId="63" w15:restartNumberingAfterBreak="0">
+  <w:abstractNum w:abstractNumId="64" w15:restartNumberingAfterBreak="0">
     <w:nsid w:val="66452F42"/>
     <w:multiLevelType w:val="multilevel"/>
     <w:tmpl w:val="44947384"/>
@@ -42064,7 +42590,7 @@
       </w:rPr>
     </w:lvl>
   </w:abstractNum>
-  <w:abstractNum w:abstractNumId="64" w15:restartNumberingAfterBreak="0">
+  <w:abstractNum w:abstractNumId="65" w15:restartNumberingAfterBreak="0">
     <w:nsid w:val="69B043E9"/>
     <w:multiLevelType w:val="multilevel"/>
     <w:tmpl w:val="E7927112"/>
@@ -42213,7 +42739,7 @@
       </w:rPr>
     </w:lvl>
   </w:abstractNum>
-  <w:abstractNum w:abstractNumId="65" w15:restartNumberingAfterBreak="0">
+  <w:abstractNum w:abstractNumId="66" w15:restartNumberingAfterBreak="0">
     <w:nsid w:val="6AEB035A"/>
     <w:multiLevelType w:val="multilevel"/>
     <w:tmpl w:val="64627154"/>
@@ -42362,7 +42888,7 @@
       </w:rPr>
     </w:lvl>
   </w:abstractNum>
-  <w:abstractNum w:abstractNumId="66" w15:restartNumberingAfterBreak="0">
+  <w:abstractNum w:abstractNumId="67" w15:restartNumberingAfterBreak="0">
     <w:nsid w:val="6BAD0A92"/>
     <w:multiLevelType w:val="multilevel"/>
     <w:tmpl w:val="6C60FA8A"/>
@@ -42511,7 +43037,7 @@
       </w:rPr>
     </w:lvl>
   </w:abstractNum>
-  <w:abstractNum w:abstractNumId="67" w15:restartNumberingAfterBreak="0">
+  <w:abstractNum w:abstractNumId="68" w15:restartNumberingAfterBreak="0">
     <w:nsid w:val="6CE25C83"/>
     <w:multiLevelType w:val="multilevel"/>
     <w:tmpl w:val="B1EA0BD2"/>
@@ -42660,7 +43186,7 @@
       </w:rPr>
     </w:lvl>
   </w:abstractNum>
-  <w:abstractNum w:abstractNumId="68" w15:restartNumberingAfterBreak="0">
+  <w:abstractNum w:abstractNumId="69" w15:restartNumberingAfterBreak="0">
     <w:nsid w:val="6E341242"/>
     <w:multiLevelType w:val="multilevel"/>
     <w:tmpl w:val="2814DC44"/>
@@ -42773,7 +43299,7 @@
       </w:pPr>
     </w:lvl>
   </w:abstractNum>
-  <w:abstractNum w:abstractNumId="69" w15:restartNumberingAfterBreak="0">
+  <w:abstractNum w:abstractNumId="70" w15:restartNumberingAfterBreak="0">
     <w:nsid w:val="6E685812"/>
     <w:multiLevelType w:val="hybridMultilevel"/>
     <w:tmpl w:val="484E46F6"/>
@@ -42886,7 +43412,7 @@
       </w:rPr>
     </w:lvl>
   </w:abstractNum>
-  <w:abstractNum w:abstractNumId="70" w15:restartNumberingAfterBreak="0">
+  <w:abstractNum w:abstractNumId="71" w15:restartNumberingAfterBreak="0">
     <w:nsid w:val="713E2B2B"/>
     <w:multiLevelType w:val="hybridMultilevel"/>
     <w:tmpl w:val="BC08EECA"/>
@@ -42972,7 +43498,7 @@
       </w:pPr>
     </w:lvl>
   </w:abstractNum>
-  <w:abstractNum w:abstractNumId="71" w15:restartNumberingAfterBreak="0">
+  <w:abstractNum w:abstractNumId="72" w15:restartNumberingAfterBreak="0">
     <w:nsid w:val="71CA344A"/>
     <w:multiLevelType w:val="multilevel"/>
     <w:tmpl w:val="880CA0F6"/>
@@ -43121,7 +43647,7 @@
       </w:rPr>
     </w:lvl>
   </w:abstractNum>
-  <w:abstractNum w:abstractNumId="72" w15:restartNumberingAfterBreak="0">
+  <w:abstractNum w:abstractNumId="73" w15:restartNumberingAfterBreak="0">
     <w:nsid w:val="722C6125"/>
     <w:multiLevelType w:val="multilevel"/>
     <w:tmpl w:val="374488C0"/>
@@ -43234,7 +43760,7 @@
       </w:pPr>
     </w:lvl>
   </w:abstractNum>
-  <w:abstractNum w:abstractNumId="73" w15:restartNumberingAfterBreak="0">
+  <w:abstractNum w:abstractNumId="74" w15:restartNumberingAfterBreak="0">
     <w:nsid w:val="73857F8D"/>
     <w:multiLevelType w:val="multilevel"/>
     <w:tmpl w:val="37528C16"/>
@@ -43383,7 +43909,7 @@
       </w:rPr>
     </w:lvl>
   </w:abstractNum>
-  <w:abstractNum w:abstractNumId="74" w15:restartNumberingAfterBreak="0">
+  <w:abstractNum w:abstractNumId="75" w15:restartNumberingAfterBreak="0">
     <w:nsid w:val="741926EC"/>
     <w:multiLevelType w:val="hybridMultilevel"/>
     <w:tmpl w:val="BD3C2F2C"/>
@@ -43496,7 +44022,7 @@
       </w:rPr>
     </w:lvl>
   </w:abstractNum>
-  <w:abstractNum w:abstractNumId="75" w15:restartNumberingAfterBreak="0">
+  <w:abstractNum w:abstractNumId="76" w15:restartNumberingAfterBreak="0">
     <w:nsid w:val="744721FF"/>
     <w:multiLevelType w:val="hybridMultilevel"/>
     <w:tmpl w:val="ECD09362"/>
@@ -43609,7 +44135,7 @@
       </w:rPr>
     </w:lvl>
   </w:abstractNum>
-  <w:abstractNum w:abstractNumId="76" w15:restartNumberingAfterBreak="0">
+  <w:abstractNum w:abstractNumId="77" w15:restartNumberingAfterBreak="0">
     <w:nsid w:val="76741CB0"/>
     <w:multiLevelType w:val="multilevel"/>
     <w:tmpl w:val="9538F4C0"/>
@@ -43758,7 +44284,7 @@
       </w:rPr>
     </w:lvl>
   </w:abstractNum>
-  <w:abstractNum w:abstractNumId="77" w15:restartNumberingAfterBreak="0">
+  <w:abstractNum w:abstractNumId="78" w15:restartNumberingAfterBreak="0">
     <w:nsid w:val="79580246"/>
     <w:multiLevelType w:val="multilevel"/>
     <w:tmpl w:val="B2341AE4"/>
@@ -43871,7 +44397,7 @@
       </w:pPr>
     </w:lvl>
   </w:abstractNum>
-  <w:abstractNum w:abstractNumId="78" w15:restartNumberingAfterBreak="0">
+  <w:abstractNum w:abstractNumId="79" w15:restartNumberingAfterBreak="0">
     <w:nsid w:val="79DB0770"/>
     <w:multiLevelType w:val="hybridMultilevel"/>
     <w:tmpl w:val="8C74C5A6"/>
@@ -43984,7 +44510,7 @@
       </w:rPr>
     </w:lvl>
   </w:abstractNum>
-  <w:abstractNum w:abstractNumId="79" w15:restartNumberingAfterBreak="0">
+  <w:abstractNum w:abstractNumId="80" w15:restartNumberingAfterBreak="0">
     <w:nsid w:val="7A3170C3"/>
     <w:multiLevelType w:val="hybridMultilevel"/>
     <w:tmpl w:val="5C9AE830"/>
@@ -44097,7 +44623,7 @@
       </w:rPr>
     </w:lvl>
   </w:abstractNum>
-  <w:abstractNum w:abstractNumId="80" w15:restartNumberingAfterBreak="0">
+  <w:abstractNum w:abstractNumId="81" w15:restartNumberingAfterBreak="0">
     <w:nsid w:val="7A7E09BD"/>
     <w:multiLevelType w:val="multilevel"/>
     <w:tmpl w:val="B2669618"/>
@@ -44246,7 +44772,156 @@
       </w:rPr>
     </w:lvl>
   </w:abstractNum>
-  <w:abstractNum w:abstractNumId="81" w15:restartNumberingAfterBreak="0">
+  <w:abstractNum w:abstractNumId="82" w15:restartNumberingAfterBreak="0">
+    <w:nsid w:val="7AD76F39"/>
+    <w:multiLevelType w:val="multilevel"/>
+    <w:tmpl w:val="6C6837EA"/>
+    <w:lvl w:ilvl="0">
+      <w:start w:val="1"/>
+      <w:numFmt w:val="bullet"/>
+      <w:lvlText w:val=""/>
+      <w:lvlJc w:val="left"/>
+      <w:pPr>
+        <w:tabs>
+          <w:tab w:val="num" w:pos="720"/>
+        </w:tabs>
+        <w:ind w:left="720" w:hanging="360"/>
+      </w:pPr>
+      <w:rPr>
+        <w:rFonts w:ascii="Symbol" w:hAnsi="Symbol" w:hint="default"/>
+        <w:sz w:val="20"/>
+      </w:rPr>
+    </w:lvl>
+    <w:lvl w:ilvl="1" w:tentative="1">
+      <w:start w:val="1"/>
+      <w:numFmt w:val="bullet"/>
+      <w:lvlText w:val="o"/>
+      <w:lvlJc w:val="left"/>
+      <w:pPr>
+        <w:tabs>
+          <w:tab w:val="num" w:pos="1440"/>
+        </w:tabs>
+        <w:ind w:left="1440" w:hanging="360"/>
+      </w:pPr>
+      <w:rPr>
+        <w:rFonts w:ascii="Courier New" w:hAnsi="Courier New" w:hint="default"/>
+        <w:sz w:val="20"/>
+      </w:rPr>
+    </w:lvl>
+    <w:lvl w:ilvl="2" w:tentative="1">
+      <w:start w:val="1"/>
+      <w:numFmt w:val="bullet"/>
+      <w:lvlText w:val=""/>
+      <w:lvlJc w:val="left"/>
+      <w:pPr>
+        <w:tabs>
+          <w:tab w:val="num" w:pos="2160"/>
+        </w:tabs>
+        <w:ind w:left="2160" w:hanging="360"/>
+      </w:pPr>
+      <w:rPr>
+        <w:rFonts w:ascii="Wingdings" w:hAnsi="Wingdings" w:hint="default"/>
+        <w:sz w:val="20"/>
+      </w:rPr>
+    </w:lvl>
+    <w:lvl w:ilvl="3" w:tentative="1">
+      <w:start w:val="1"/>
+      <w:numFmt w:val="bullet"/>
+      <w:lvlText w:val=""/>
+      <w:lvlJc w:val="left"/>
+      <w:pPr>
+        <w:tabs>
+          <w:tab w:val="num" w:pos="2880"/>
+        </w:tabs>
+        <w:ind w:left="2880" w:hanging="360"/>
+      </w:pPr>
+      <w:rPr>
+        <w:rFonts w:ascii="Wingdings" w:hAnsi="Wingdings" w:hint="default"/>
+        <w:sz w:val="20"/>
+      </w:rPr>
+    </w:lvl>
+    <w:lvl w:ilvl="4" w:tentative="1">
+      <w:start w:val="1"/>
+      <w:numFmt w:val="bullet"/>
+      <w:lvlText w:val=""/>
+      <w:lvlJc w:val="left"/>
+      <w:pPr>
+        <w:tabs>
+          <w:tab w:val="num" w:pos="3600"/>
+        </w:tabs>
+        <w:ind w:left="3600" w:hanging="360"/>
+      </w:pPr>
+      <w:rPr>
+        <w:rFonts w:ascii="Wingdings" w:hAnsi="Wingdings" w:hint="default"/>
+        <w:sz w:val="20"/>
+      </w:rPr>
+    </w:lvl>
+    <w:lvl w:ilvl="5" w:tentative="1">
+      <w:start w:val="1"/>
+      <w:numFmt w:val="bullet"/>
+      <w:lvlText w:val=""/>
+      <w:lvlJc w:val="left"/>
+      <w:pPr>
+        <w:tabs>
+          <w:tab w:val="num" w:pos="4320"/>
+        </w:tabs>
+        <w:ind w:left="4320" w:hanging="360"/>
+      </w:pPr>
+      <w:rPr>
+        <w:rFonts w:ascii="Wingdings" w:hAnsi="Wingdings" w:hint="default"/>
+        <w:sz w:val="20"/>
+      </w:rPr>
+    </w:lvl>
+    <w:lvl w:ilvl="6" w:tentative="1">
+      <w:start w:val="1"/>
+      <w:numFmt w:val="bullet"/>
+      <w:lvlText w:val=""/>
+      <w:lvlJc w:val="left"/>
+      <w:pPr>
+        <w:tabs>
+          <w:tab w:val="num" w:pos="5040"/>
+        </w:tabs>
+        <w:ind w:left="5040" w:hanging="360"/>
+      </w:pPr>
+      <w:rPr>
+        <w:rFonts w:ascii="Wingdings" w:hAnsi="Wingdings" w:hint="default"/>
+        <w:sz w:val="20"/>
+      </w:rPr>
+    </w:lvl>
+    <w:lvl w:ilvl="7" w:tentative="1">
+      <w:start w:val="1"/>
+      <w:numFmt w:val="bullet"/>
+      <w:lvlText w:val=""/>
+      <w:lvlJc w:val="left"/>
+      <w:pPr>
+        <w:tabs>
+          <w:tab w:val="num" w:pos="5760"/>
+        </w:tabs>
+        <w:ind w:left="5760" w:hanging="360"/>
+      </w:pPr>
+      <w:rPr>
+        <w:rFonts w:ascii="Wingdings" w:hAnsi="Wingdings" w:hint="default"/>
+        <w:sz w:val="20"/>
+      </w:rPr>
+    </w:lvl>
+    <w:lvl w:ilvl="8" w:tentative="1">
+      <w:start w:val="1"/>
+      <w:numFmt w:val="bullet"/>
+      <w:lvlText w:val=""/>
+      <w:lvlJc w:val="left"/>
+      <w:pPr>
+        <w:tabs>
+          <w:tab w:val="num" w:pos="6480"/>
+        </w:tabs>
+        <w:ind w:left="6480" w:hanging="360"/>
+      </w:pPr>
+      <w:rPr>
+        <w:rFonts w:ascii="Wingdings" w:hAnsi="Wingdings" w:hint="default"/>
+        <w:sz w:val="20"/>
+      </w:rPr>
+    </w:lvl>
+  </w:abstractNum>
+  <w:abstractNum w:abstractNumId="83" w15:restartNumberingAfterBreak="0">
     <w:nsid w:val="7CE70A57"/>
     <w:multiLevelType w:val="multilevel"/>
     <w:tmpl w:val="AB1CC030"/>
@@ -44395,7 +45070,7 @@
       </w:rPr>
     </w:lvl>
   </w:abstractNum>
-  <w:abstractNum w:abstractNumId="82" w15:restartNumberingAfterBreak="0">
+  <w:abstractNum w:abstractNumId="84" w15:restartNumberingAfterBreak="0">
     <w:nsid w:val="7D405F16"/>
     <w:multiLevelType w:val="multilevel"/>
     <w:tmpl w:val="17962082"/>
@@ -44544,7 +45219,7 @@
       </w:rPr>
     </w:lvl>
   </w:abstractNum>
-  <w:abstractNum w:abstractNumId="83" w15:restartNumberingAfterBreak="0">
+  <w:abstractNum w:abstractNumId="85" w15:restartNumberingAfterBreak="0">
     <w:nsid w:val="7D8B1267"/>
     <w:multiLevelType w:val="multilevel"/>
     <w:tmpl w:val="495CAE16"/>
@@ -44693,7 +45368,7 @@
       </w:rPr>
     </w:lvl>
   </w:abstractNum>
-  <w:abstractNum w:abstractNumId="84" w15:restartNumberingAfterBreak="0">
+  <w:abstractNum w:abstractNumId="86" w15:restartNumberingAfterBreak="0">
     <w:nsid w:val="7DD120B1"/>
     <w:multiLevelType w:val="hybridMultilevel"/>
     <w:tmpl w:val="9E8A8D52"/>
@@ -44806,7 +45481,7 @@
       </w:rPr>
     </w:lvl>
   </w:abstractNum>
-  <w:abstractNum w:abstractNumId="85" w15:restartNumberingAfterBreak="0">
+  <w:abstractNum w:abstractNumId="87" w15:restartNumberingAfterBreak="0">
     <w:nsid w:val="7F1E63B6"/>
     <w:multiLevelType w:val="multilevel"/>
     <w:tmpl w:val="1742C182"/>
@@ -44956,262 +45631,268 @@
     </w:lvl>
   </w:abstractNum>
   <w:num w:numId="1" w16cid:durableId="1866093062">
+    <w:abstractNumId w:val="33"/>
+  </w:num>
+  <w:num w:numId="2" w16cid:durableId="1152715398">
+    <w:abstractNumId w:val="74"/>
+  </w:num>
+  <w:num w:numId="3" w16cid:durableId="1035807180">
+    <w:abstractNumId w:val="57"/>
+  </w:num>
+  <w:num w:numId="4" w16cid:durableId="1308703096">
+    <w:abstractNumId w:val="73"/>
+  </w:num>
+  <w:num w:numId="5" w16cid:durableId="903636908">
+    <w:abstractNumId w:val="2"/>
+  </w:num>
+  <w:num w:numId="6" w16cid:durableId="231694610">
+    <w:abstractNumId w:val="85"/>
+  </w:num>
+  <w:num w:numId="7" w16cid:durableId="319846032">
     <w:abstractNumId w:val="32"/>
   </w:num>
-  <w:num w:numId="2" w16cid:durableId="1152715398">
-    <w:abstractNumId w:val="73"/>
+  <w:num w:numId="8" w16cid:durableId="1526599861">
+    <w:abstractNumId w:val="35"/>
   </w:num>
-  <w:num w:numId="3" w16cid:durableId="1035807180">
-    <w:abstractNumId w:val="56"/>
+  <w:num w:numId="9" w16cid:durableId="269050352">
+    <w:abstractNumId w:val="55"/>
   </w:num>
-  <w:num w:numId="4" w16cid:durableId="1308703096">
+  <w:num w:numId="10" w16cid:durableId="1306156215">
+    <w:abstractNumId w:val="25"/>
+  </w:num>
+  <w:num w:numId="11" w16cid:durableId="1406949077">
+    <w:abstractNumId w:val="14"/>
+  </w:num>
+  <w:num w:numId="12" w16cid:durableId="1081177541">
+    <w:abstractNumId w:val="63"/>
+  </w:num>
+  <w:num w:numId="13" w16cid:durableId="2032684628">
+    <w:abstractNumId w:val="45"/>
+  </w:num>
+  <w:num w:numId="14" w16cid:durableId="990402475">
     <w:abstractNumId w:val="72"/>
   </w:num>
-  <w:num w:numId="5" w16cid:durableId="903636908">
-    <w:abstractNumId w:val="1"/>
+  <w:num w:numId="15" w16cid:durableId="1971668940">
+    <w:abstractNumId w:val="7"/>
   </w:num>
-  <w:num w:numId="6" w16cid:durableId="231694610">
+  <w:num w:numId="16" w16cid:durableId="480390717">
+    <w:abstractNumId w:val="31"/>
+  </w:num>
+  <w:num w:numId="17" w16cid:durableId="1213998755">
+    <w:abstractNumId w:val="21"/>
+  </w:num>
+  <w:num w:numId="18" w16cid:durableId="1353266693">
+    <w:abstractNumId w:val="84"/>
+  </w:num>
+  <w:num w:numId="19" w16cid:durableId="1785077195">
+    <w:abstractNumId w:val="17"/>
+  </w:num>
+  <w:num w:numId="20" w16cid:durableId="1105156935">
+    <w:abstractNumId w:val="20"/>
+  </w:num>
+  <w:num w:numId="21" w16cid:durableId="562520087">
+    <w:abstractNumId w:val="65"/>
+  </w:num>
+  <w:num w:numId="22" w16cid:durableId="1558665921">
+    <w:abstractNumId w:val="16"/>
+  </w:num>
+  <w:num w:numId="23" w16cid:durableId="137920506">
+    <w:abstractNumId w:val="64"/>
+  </w:num>
+  <w:num w:numId="24" w16cid:durableId="1384712972">
     <w:abstractNumId w:val="83"/>
   </w:num>
-  <w:num w:numId="7" w16cid:durableId="319846032">
-    <w:abstractNumId w:val="31"/>
+  <w:num w:numId="25" w16cid:durableId="126746682">
+    <w:abstractNumId w:val="8"/>
   </w:num>
-  <w:num w:numId="8" w16cid:durableId="1526599861">
-    <w:abstractNumId w:val="34"/>
+  <w:num w:numId="26" w16cid:durableId="1106778902">
+    <w:abstractNumId w:val="61"/>
   </w:num>
-  <w:num w:numId="9" w16cid:durableId="269050352">
+  <w:num w:numId="27" w16cid:durableId="1231845771">
+    <w:abstractNumId w:val="51"/>
+  </w:num>
+  <w:num w:numId="28" w16cid:durableId="2054187048">
+    <w:abstractNumId w:val="13"/>
+  </w:num>
+  <w:num w:numId="29" w16cid:durableId="449251181">
+    <w:abstractNumId w:val="15"/>
+  </w:num>
+  <w:num w:numId="30" w16cid:durableId="186873319">
+    <w:abstractNumId w:val="6"/>
+  </w:num>
+  <w:num w:numId="31" w16cid:durableId="457456707">
+    <w:abstractNumId w:val="59"/>
+  </w:num>
+  <w:num w:numId="32" w16cid:durableId="1062753474">
+    <w:abstractNumId w:val="18"/>
+  </w:num>
+  <w:num w:numId="33" w16cid:durableId="363214054">
+    <w:abstractNumId w:val="4"/>
+  </w:num>
+  <w:num w:numId="34" w16cid:durableId="1260217458">
+    <w:abstractNumId w:val="10"/>
+  </w:num>
+  <w:num w:numId="35" w16cid:durableId="1482311285">
+    <w:abstractNumId w:val="29"/>
+  </w:num>
+  <w:num w:numId="36" w16cid:durableId="1380517816">
+    <w:abstractNumId w:val="43"/>
+  </w:num>
+  <w:num w:numId="37" w16cid:durableId="1298755073">
+    <w:abstractNumId w:val="39"/>
+  </w:num>
+  <w:num w:numId="38" w16cid:durableId="124934032">
+    <w:abstractNumId w:val="62"/>
+  </w:num>
+  <w:num w:numId="39" w16cid:durableId="1394112890">
+    <w:abstractNumId w:val="69"/>
+  </w:num>
+  <w:num w:numId="40" w16cid:durableId="1645889186">
+    <w:abstractNumId w:val="5"/>
+  </w:num>
+  <w:num w:numId="41" w16cid:durableId="126169816">
+    <w:abstractNumId w:val="78"/>
+  </w:num>
+  <w:num w:numId="42" w16cid:durableId="623386962">
+    <w:abstractNumId w:val="47"/>
+  </w:num>
+  <w:num w:numId="43" w16cid:durableId="248659133">
+    <w:abstractNumId w:val="3"/>
+  </w:num>
+  <w:num w:numId="44" w16cid:durableId="215364076">
+    <w:abstractNumId w:val="52"/>
+  </w:num>
+  <w:num w:numId="45" w16cid:durableId="1432819128">
     <w:abstractNumId w:val="54"/>
   </w:num>
-  <w:num w:numId="10" w16cid:durableId="1306156215">
-    <w:abstractNumId w:val="24"/>
-  </w:num>
-  <w:num w:numId="11" w16cid:durableId="1406949077">
-    <w:abstractNumId w:val="13"/>
-  </w:num>
-  <w:num w:numId="12" w16cid:durableId="1081177541">
-    <w:abstractNumId w:val="62"/>
-  </w:num>
-  <w:num w:numId="13" w16cid:durableId="2032684628">
-    <w:abstractNumId w:val="44"/>
-  </w:num>
-  <w:num w:numId="14" w16cid:durableId="990402475">
-    <w:abstractNumId w:val="71"/>
-  </w:num>
-  <w:num w:numId="15" w16cid:durableId="1971668940">
-    <w:abstractNumId w:val="6"/>
-  </w:num>
-  <w:num w:numId="16" w16cid:durableId="480390717">
-    <w:abstractNumId w:val="30"/>
-  </w:num>
-  <w:num w:numId="17" w16cid:durableId="1213998755">
-    <w:abstractNumId w:val="20"/>
-  </w:num>
-  <w:num w:numId="18" w16cid:durableId="1353266693">
-    <w:abstractNumId w:val="82"/>
-  </w:num>
-  <w:num w:numId="19" w16cid:durableId="1785077195">
-    <w:abstractNumId w:val="16"/>
-  </w:num>
-  <w:num w:numId="20" w16cid:durableId="1105156935">
-    <w:abstractNumId w:val="19"/>
-  </w:num>
-  <w:num w:numId="21" w16cid:durableId="562520087">
-    <w:abstractNumId w:val="64"/>
-  </w:num>
-  <w:num w:numId="22" w16cid:durableId="1558665921">
-    <w:abstractNumId w:val="15"/>
-  </w:num>
-  <w:num w:numId="23" w16cid:durableId="137920506">
-    <w:abstractNumId w:val="63"/>
-  </w:num>
-  <w:num w:numId="24" w16cid:durableId="1384712972">
+  <w:num w:numId="46" w16cid:durableId="1564870524">
     <w:abstractNumId w:val="81"/>
   </w:num>
-  <w:num w:numId="25" w16cid:durableId="126746682">
-    <w:abstractNumId w:val="7"/>
-  </w:num>
-  <w:num w:numId="26" w16cid:durableId="1106778902">
-    <w:abstractNumId w:val="60"/>
-  </w:num>
-  <w:num w:numId="27" w16cid:durableId="1231845771">
+  <w:num w:numId="47" w16cid:durableId="319500139">
     <w:abstractNumId w:val="50"/>
   </w:num>
-  <w:num w:numId="28" w16cid:durableId="2054187048">
-    <w:abstractNumId w:val="12"/>
-  </w:num>
-  <w:num w:numId="29" w16cid:durableId="449251181">
-    <w:abstractNumId w:val="14"/>
-  </w:num>
-  <w:num w:numId="30" w16cid:durableId="186873319">
-    <w:abstractNumId w:val="5"/>
-  </w:num>
-  <w:num w:numId="31" w16cid:durableId="457456707">
-    <w:abstractNumId w:val="58"/>
-  </w:num>
-  <w:num w:numId="32" w16cid:durableId="1062753474">
-    <w:abstractNumId w:val="17"/>
-  </w:num>
-  <w:num w:numId="33" w16cid:durableId="363214054">
-    <w:abstractNumId w:val="3"/>
-  </w:num>
-  <w:num w:numId="34" w16cid:durableId="1260217458">
-    <w:abstractNumId w:val="9"/>
-  </w:num>
-  <w:num w:numId="35" w16cid:durableId="1482311285">
-    <w:abstractNumId w:val="28"/>
-  </w:num>
-  <w:num w:numId="36" w16cid:durableId="1380517816">
-    <w:abstractNumId w:val="42"/>
-  </w:num>
-  <w:num w:numId="37" w16cid:durableId="1298755073">
-    <w:abstractNumId w:val="38"/>
-  </w:num>
-  <w:num w:numId="38" w16cid:durableId="124934032">
-    <w:abstractNumId w:val="61"/>
-  </w:num>
-  <w:num w:numId="39" w16cid:durableId="1394112890">
+  <w:num w:numId="48" w16cid:durableId="1991053559">
     <w:abstractNumId w:val="68"/>
-  </w:num>
-  <w:num w:numId="40" w16cid:durableId="1645889186">
-    <w:abstractNumId w:val="4"/>
-  </w:num>
-  <w:num w:numId="41" w16cid:durableId="126169816">
-    <w:abstractNumId w:val="77"/>
-  </w:num>
-  <w:num w:numId="42" w16cid:durableId="623386962">
-    <w:abstractNumId w:val="46"/>
-  </w:num>
-  <w:num w:numId="43" w16cid:durableId="248659133">
-    <w:abstractNumId w:val="2"/>
-  </w:num>
-  <w:num w:numId="44" w16cid:durableId="215364076">
-    <w:abstractNumId w:val="51"/>
-  </w:num>
-  <w:num w:numId="45" w16cid:durableId="1432819128">
-    <w:abstractNumId w:val="53"/>
-  </w:num>
-  <w:num w:numId="46" w16cid:durableId="1564870524">
-    <w:abstractNumId w:val="80"/>
-  </w:num>
-  <w:num w:numId="47" w16cid:durableId="319500139">
-    <w:abstractNumId w:val="49"/>
-  </w:num>
-  <w:num w:numId="48" w16cid:durableId="1991053559">
-    <w:abstractNumId w:val="67"/>
   </w:num>
   <w:num w:numId="49" w16cid:durableId="2019623984">
     <w:abstractNumId w:val="0"/>
   </w:num>
   <w:num w:numId="50" w16cid:durableId="1010446170">
-    <w:abstractNumId w:val="47"/>
+    <w:abstractNumId w:val="48"/>
   </w:num>
   <w:num w:numId="51" w16cid:durableId="1554120727">
-    <w:abstractNumId w:val="35"/>
+    <w:abstractNumId w:val="36"/>
   </w:num>
   <w:num w:numId="52" w16cid:durableId="416564423">
+    <w:abstractNumId w:val="23"/>
+  </w:num>
+  <w:num w:numId="53" w16cid:durableId="1555891944">
+    <w:abstractNumId w:val="34"/>
+  </w:num>
+  <w:num w:numId="54" w16cid:durableId="1163353374">
+    <w:abstractNumId w:val="24"/>
+  </w:num>
+  <w:num w:numId="55" w16cid:durableId="150412305">
+    <w:abstractNumId w:val="87"/>
+  </w:num>
+  <w:num w:numId="56" w16cid:durableId="21444570">
+    <w:abstractNumId w:val="66"/>
+  </w:num>
+  <w:num w:numId="57" w16cid:durableId="1966693337">
+    <w:abstractNumId w:val="77"/>
+  </w:num>
+  <w:num w:numId="58" w16cid:durableId="2077580176">
+    <w:abstractNumId w:val="56"/>
+  </w:num>
+  <w:num w:numId="59" w16cid:durableId="288558177">
+    <w:abstractNumId w:val="60"/>
+  </w:num>
+  <w:num w:numId="60" w16cid:durableId="1270967948">
+    <w:abstractNumId w:val="12"/>
+  </w:num>
+  <w:num w:numId="61" w16cid:durableId="1443841263">
+    <w:abstractNumId w:val="42"/>
+  </w:num>
+  <w:num w:numId="62" w16cid:durableId="619260037">
+    <w:abstractNumId w:val="38"/>
+  </w:num>
+  <w:num w:numId="63" w16cid:durableId="811680517">
+    <w:abstractNumId w:val="40"/>
+  </w:num>
+  <w:num w:numId="64" w16cid:durableId="251742770">
+    <w:abstractNumId w:val="67"/>
+  </w:num>
+  <w:num w:numId="65" w16cid:durableId="1969622623">
+    <w:abstractNumId w:val="76"/>
+  </w:num>
+  <w:num w:numId="66" w16cid:durableId="765883696">
+    <w:abstractNumId w:val="86"/>
+  </w:num>
+  <w:num w:numId="67" w16cid:durableId="884029563">
+    <w:abstractNumId w:val="9"/>
+  </w:num>
+  <w:num w:numId="68" w16cid:durableId="1789616019">
     <w:abstractNumId w:val="22"/>
   </w:num>
-  <w:num w:numId="53" w16cid:durableId="1555891944">
-    <w:abstractNumId w:val="33"/>
+  <w:num w:numId="69" w16cid:durableId="191113856">
+    <w:abstractNumId w:val="27"/>
   </w:num>
-  <w:num w:numId="54" w16cid:durableId="1163353374">
-    <w:abstractNumId w:val="23"/>
+  <w:num w:numId="70" w16cid:durableId="1163009116">
+    <w:abstractNumId w:val="19"/>
   </w:num>
-  <w:num w:numId="55" w16cid:durableId="150412305">
-    <w:abstractNumId w:val="85"/>
+  <w:num w:numId="71" w16cid:durableId="723874012">
+    <w:abstractNumId w:val="70"/>
   </w:num>
-  <w:num w:numId="56" w16cid:durableId="21444570">
-    <w:abstractNumId w:val="65"/>
+  <w:num w:numId="72" w16cid:durableId="750781809">
+    <w:abstractNumId w:val="58"/>
   </w:num>
-  <w:num w:numId="57" w16cid:durableId="1966693337">
-    <w:abstractNumId w:val="76"/>
+  <w:num w:numId="73" w16cid:durableId="765032483">
+    <w:abstractNumId w:val="28"/>
   </w:num>
-  <w:num w:numId="58" w16cid:durableId="2077580176">
-    <w:abstractNumId w:val="55"/>
+  <w:num w:numId="74" w16cid:durableId="1011374050">
+    <w:abstractNumId w:val="49"/>
   </w:num>
-  <w:num w:numId="59" w16cid:durableId="288558177">
-    <w:abstractNumId w:val="59"/>
+  <w:num w:numId="75" w16cid:durableId="510796988">
+    <w:abstractNumId w:val="75"/>
   </w:num>
-  <w:num w:numId="60" w16cid:durableId="1270967948">
+  <w:num w:numId="76" w16cid:durableId="137041455">
+    <w:abstractNumId w:val="41"/>
+  </w:num>
+  <w:num w:numId="77" w16cid:durableId="1292714760">
+    <w:abstractNumId w:val="53"/>
+  </w:num>
+  <w:num w:numId="78" w16cid:durableId="125009457">
+    <w:abstractNumId w:val="79"/>
+  </w:num>
+  <w:num w:numId="79" w16cid:durableId="1032150425">
+    <w:abstractNumId w:val="71"/>
+  </w:num>
+  <w:num w:numId="80" w16cid:durableId="607011268">
+    <w:abstractNumId w:val="30"/>
+  </w:num>
+  <w:num w:numId="81" w16cid:durableId="1106510248">
+    <w:abstractNumId w:val="37"/>
+  </w:num>
+  <w:num w:numId="82" w16cid:durableId="208029331">
+    <w:abstractNumId w:val="44"/>
+  </w:num>
+  <w:num w:numId="83" w16cid:durableId="188877595">
+    <w:abstractNumId w:val="26"/>
+  </w:num>
+  <w:num w:numId="84" w16cid:durableId="1120346300">
     <w:abstractNumId w:val="11"/>
   </w:num>
-  <w:num w:numId="61" w16cid:durableId="1443841263">
-    <w:abstractNumId w:val="41"/>
-  </w:num>
-  <w:num w:numId="62" w16cid:durableId="619260037">
-    <w:abstractNumId w:val="37"/>
-  </w:num>
-  <w:num w:numId="63" w16cid:durableId="811680517">
-    <w:abstractNumId w:val="39"/>
-  </w:num>
-  <w:num w:numId="64" w16cid:durableId="251742770">
-    <w:abstractNumId w:val="66"/>
-  </w:num>
-  <w:num w:numId="65" w16cid:durableId="1969622623">
-    <w:abstractNumId w:val="75"/>
-  </w:num>
-  <w:num w:numId="66" w16cid:durableId="765883696">
-    <w:abstractNumId w:val="84"/>
-  </w:num>
-  <w:num w:numId="67" w16cid:durableId="884029563">
-    <w:abstractNumId w:val="8"/>
-  </w:num>
-  <w:num w:numId="68" w16cid:durableId="1789616019">
-    <w:abstractNumId w:val="21"/>
-  </w:num>
-  <w:num w:numId="69" w16cid:durableId="191113856">
-    <w:abstractNumId w:val="26"/>
-  </w:num>
-  <w:num w:numId="70" w16cid:durableId="1163009116">
-    <w:abstractNumId w:val="18"/>
-  </w:num>
-  <w:num w:numId="71" w16cid:durableId="723874012">
-    <w:abstractNumId w:val="69"/>
-  </w:num>
-  <w:num w:numId="72" w16cid:durableId="750781809">
-    <w:abstractNumId w:val="57"/>
-  </w:num>
-  <w:num w:numId="73" w16cid:durableId="765032483">
-    <w:abstractNumId w:val="27"/>
-  </w:num>
-  <w:num w:numId="74" w16cid:durableId="1011374050">
-    <w:abstractNumId w:val="48"/>
-  </w:num>
-  <w:num w:numId="75" w16cid:durableId="510796988">
-    <w:abstractNumId w:val="74"/>
-  </w:num>
-  <w:num w:numId="76" w16cid:durableId="137041455">
-    <w:abstractNumId w:val="40"/>
-  </w:num>
-  <w:num w:numId="77" w16cid:durableId="1292714760">
-    <w:abstractNumId w:val="52"/>
-  </w:num>
-  <w:num w:numId="78" w16cid:durableId="125009457">
-    <w:abstractNumId w:val="78"/>
-  </w:num>
-  <w:num w:numId="79" w16cid:durableId="1032150425">
-    <w:abstractNumId w:val="70"/>
-  </w:num>
-  <w:num w:numId="80" w16cid:durableId="607011268">
-    <w:abstractNumId w:val="29"/>
-  </w:num>
-  <w:num w:numId="81" w16cid:durableId="1106510248">
-    <w:abstractNumId w:val="36"/>
-  </w:num>
-  <w:num w:numId="82" w16cid:durableId="208029331">
-    <w:abstractNumId w:val="43"/>
-  </w:num>
-  <w:num w:numId="83" w16cid:durableId="188877595">
-    <w:abstractNumId w:val="25"/>
-  </w:num>
-  <w:num w:numId="84" w16cid:durableId="1120346300">
-    <w:abstractNumId w:val="10"/>
-  </w:num>
   <w:num w:numId="85" w16cid:durableId="2037848177">
-    <w:abstractNumId w:val="45"/>
+    <w:abstractNumId w:val="46"/>
   </w:num>
   <w:num w:numId="86" w16cid:durableId="2099785190">
-    <w:abstractNumId w:val="79"/>
+    <w:abstractNumId w:val="80"/>
+  </w:num>
+  <w:num w:numId="87" w16cid:durableId="1514876446">
+    <w:abstractNumId w:val="1"/>
+  </w:num>
+  <w:num w:numId="88" w16cid:durableId="1279337629">
+    <w:abstractNumId w:val="82"/>
   </w:num>
   <w:numIdMacAtCleanup w:val="86"/>
 </w:numbering>
@@ -45816,7 +46497,6 @@
   <w:style w:type="character" w:default="1" w:styleId="Fuentedeprrafopredeter">
     <w:name w:val="Default Paragraph Font"/>
     <w:uiPriority w:val="1"/>
-    <w:semiHidden/>
     <w:unhideWhenUsed/>
   </w:style>
   <w:style w:type="table" w:default="1" w:styleId="Tablanormal">

--- a/MF0490_3 Gestión de servicios en el sistema informático/AMPLIACIONES/CURSO DE LINUX/Curso de Linux.docx
+++ b/MF0490_3 Gestión de servicios en el sistema informático/AMPLIACIONES/CURSO DE LINUX/Curso de Linux.docx
@@ -14187,7 +14187,7 @@
     <w:p>
       <w:r>
         <w:pict w14:anchorId="5CB10033">
-          <v:rect id="_x0000_i1418" style="width:0;height:1.5pt" o:hralign="center" o:hrstd="t" o:hr="t" fillcolor="#a0a0a0" stroked="f"/>
+          <v:rect id="_x0000_i1142" style="width:0;height:1.5pt" o:hralign="center" o:hrstd="t" o:hr="t" fillcolor="#a0a0a0" stroked="f"/>
         </w:pict>
       </w:r>
     </w:p>
@@ -14294,7 +14294,7 @@
     <w:p>
       <w:r>
         <w:pict w14:anchorId="0D618018">
-          <v:rect id="_x0000_i1419" style="width:0;height:1.5pt" o:hralign="center" o:hrstd="t" o:hr="t" fillcolor="#a0a0a0" stroked="f"/>
+          <v:rect id="_x0000_i1143" style="width:0;height:1.5pt" o:hralign="center" o:hrstd="t" o:hr="t" fillcolor="#a0a0a0" stroked="f"/>
         </w:pict>
       </w:r>
     </w:p>
@@ -15417,7 +15417,7 @@
       </w:pPr>
       <w:r>
         <w:pict w14:anchorId="1721FDCE">
-          <v:rect id="_x0000_i1142" style="width:0;height:1.5pt" o:hralign="center" o:hrstd="t" o:hr="t" fillcolor="#a0a0a0" stroked="f"/>
+          <v:rect id="_x0000_i1144" style="width:0;height:1.5pt" o:hralign="center" o:hrstd="t" o:hr="t" fillcolor="#a0a0a0" stroked="f"/>
         </w:pict>
       </w:r>
     </w:p>
@@ -15568,201 +15568,6 @@
     <w:p>
       <w:r>
         <w:pict w14:anchorId="0E128C2D">
-          <v:rect id="_x0000_i1143" style="width:0;height:1.5pt" o:hralign="center" o:hrstd="t" o:hr="t" fillcolor="#a0a0a0" stroked="f"/>
-        </w:pict>
-      </w:r>
-    </w:p>
-    <w:p>
-      <w:pPr>
-        <w:rPr>
-          <w:b/>
-          <w:bCs/>
-        </w:rPr>
-      </w:pPr>
-      <w:r>
-        <w:rPr>
-          <w:rFonts w:ascii="Segoe UI Emoji" w:hAnsi="Segoe UI Emoji" w:cs="Segoe UI Emoji"/>
-          <w:b/>
-          <w:bCs/>
-        </w:rPr>
-        <w:t>📘</w:t>
-      </w:r>
-      <w:r>
-        <w:rPr>
-          <w:b/>
-          <w:bCs/>
-        </w:rPr>
-        <w:t xml:space="preserve"> 4.8. Archivos relevantes del sistema</w:t>
-      </w:r>
-    </w:p>
-    <w:p>
-      <w:pPr>
-        <w:rPr>
-          <w:b/>
-          <w:bCs/>
-        </w:rPr>
-      </w:pPr>
-      <w:r>
-        <w:rPr>
-          <w:b/>
-          <w:bCs/>
-        </w:rPr>
-        <w:t>/</w:t>
-      </w:r>
-      <w:proofErr w:type="spellStart"/>
-      <w:r>
-        <w:rPr>
-          <w:b/>
-          <w:bCs/>
-        </w:rPr>
-        <w:t>etc</w:t>
-      </w:r>
-      <w:proofErr w:type="spellEnd"/>
-      <w:r>
-        <w:rPr>
-          <w:b/>
-          <w:bCs/>
-        </w:rPr>
-        <w:t>/</w:t>
-      </w:r>
-      <w:proofErr w:type="spellStart"/>
-      <w:r>
-        <w:rPr>
-          <w:b/>
-          <w:bCs/>
-        </w:rPr>
-        <w:t>passwd</w:t>
-      </w:r>
-      <w:proofErr w:type="spellEnd"/>
-    </w:p>
-    <w:p>
-      <w:r>
-        <w:t>Guarda usuarios.</w:t>
-      </w:r>
-    </w:p>
-    <w:p>
-      <w:pPr>
-        <w:rPr>
-          <w:b/>
-          <w:bCs/>
-        </w:rPr>
-      </w:pPr>
-      <w:r>
-        <w:rPr>
-          <w:b/>
-          <w:bCs/>
-        </w:rPr>
-        <w:t>/</w:t>
-      </w:r>
-      <w:proofErr w:type="spellStart"/>
-      <w:r>
-        <w:rPr>
-          <w:b/>
-          <w:bCs/>
-        </w:rPr>
-        <w:t>etc</w:t>
-      </w:r>
-      <w:proofErr w:type="spellEnd"/>
-      <w:r>
-        <w:rPr>
-          <w:b/>
-          <w:bCs/>
-        </w:rPr>
-        <w:t>/</w:t>
-      </w:r>
-      <w:proofErr w:type="spellStart"/>
-      <w:r>
-        <w:rPr>
-          <w:b/>
-          <w:bCs/>
-        </w:rPr>
-        <w:t>shadow</w:t>
-      </w:r>
-      <w:proofErr w:type="spellEnd"/>
-    </w:p>
-    <w:p>
-      <w:r>
-        <w:t>Contraseñas cifradas.</w:t>
-      </w:r>
-    </w:p>
-    <w:p>
-      <w:pPr>
-        <w:rPr>
-          <w:b/>
-          <w:bCs/>
-        </w:rPr>
-      </w:pPr>
-      <w:r>
-        <w:rPr>
-          <w:b/>
-          <w:bCs/>
-        </w:rPr>
-        <w:t>/</w:t>
-      </w:r>
-      <w:proofErr w:type="spellStart"/>
-      <w:r>
-        <w:rPr>
-          <w:b/>
-          <w:bCs/>
-        </w:rPr>
-        <w:t>etc</w:t>
-      </w:r>
-      <w:proofErr w:type="spellEnd"/>
-      <w:r>
-        <w:rPr>
-          <w:b/>
-          <w:bCs/>
-        </w:rPr>
-        <w:t>/</w:t>
-      </w:r>
-      <w:proofErr w:type="spellStart"/>
-      <w:r>
-        <w:rPr>
-          <w:b/>
-          <w:bCs/>
-        </w:rPr>
-        <w:t>group</w:t>
-      </w:r>
-      <w:proofErr w:type="spellEnd"/>
-    </w:p>
-    <w:p>
-      <w:r>
-        <w:t>Grupos del sistema.</w:t>
-      </w:r>
-    </w:p>
-    <w:p>
-      <w:r>
-        <w:pict w14:anchorId="789840A2">
-          <v:rect id="_x0000_i1144" style="width:0;height:1.5pt" o:hralign="center" o:hrstd="t" o:hr="t" fillcolor="#a0a0a0" stroked="f"/>
-        </w:pict>
-      </w:r>
-    </w:p>
-    <w:p>
-      <w:pPr>
-        <w:rPr>
-          <w:b/>
-          <w:bCs/>
-        </w:rPr>
-      </w:pPr>
-      <w:r>
-        <w:rPr>
-          <w:rFonts w:ascii="Segoe UI Emoji" w:hAnsi="Segoe UI Emoji" w:cs="Segoe UI Emoji"/>
-          <w:b/>
-          <w:bCs/>
-        </w:rPr>
-        <w:t>🟩</w:t>
-      </w:r>
-      <w:r>
-        <w:rPr>
-          <w:b/>
-          <w:bCs/>
-        </w:rPr>
-        <w:t xml:space="preserve"> 30 EJERCICIOS PRÁCTICOS DEL MÓDULO 4</w:t>
-      </w:r>
-    </w:p>
-    <w:p>
-      <w:r>
-        <w:pict w14:anchorId="03F48017">
           <v:rect id="_x0000_i1145" style="width:0;height:1.5pt" o:hralign="center" o:hrstd="t" o:hr="t" fillcolor="#a0a0a0" stroked="f"/>
         </w:pict>
       </w:r>
@@ -15780,47 +15585,154 @@
           <w:b/>
           <w:bCs/>
         </w:rPr>
-        <w:t>✅</w:t>
-      </w:r>
-      <w:r>
-        <w:rPr>
-          <w:b/>
-          <w:bCs/>
-        </w:rPr>
-        <w:t xml:space="preserve"> EJERCICIOS BÁSICOS (1–10)</w:t>
-      </w:r>
-    </w:p>
-    <w:p>
-      <w:pPr>
-        <w:rPr>
-          <w:b/>
-          <w:bCs/>
-        </w:rPr>
-      </w:pPr>
-      <w:r>
-        <w:rPr>
-          <w:b/>
-          <w:bCs/>
-        </w:rPr>
-        <w:t>1. Crear un usuario llamado alumno1</w:t>
-      </w:r>
-    </w:p>
-    <w:p>
-      <w:r>
-        <w:t xml:space="preserve">sudo </w:t>
-      </w:r>
-      <w:proofErr w:type="spellStart"/>
-      <w:r>
-        <w:t>adduser</w:t>
-      </w:r>
-      <w:proofErr w:type="spellEnd"/>
-      <w:r>
-        <w:t xml:space="preserve"> alumno1</w:t>
-      </w:r>
-    </w:p>
-    <w:p>
-      <w:r>
-        <w:pict w14:anchorId="55E2A1EF">
+        <w:t>📘</w:t>
+      </w:r>
+      <w:r>
+        <w:rPr>
+          <w:b/>
+          <w:bCs/>
+        </w:rPr>
+        <w:t xml:space="preserve"> 4.8. Archivos relevantes del sistema</w:t>
+      </w:r>
+    </w:p>
+    <w:p>
+      <w:pPr>
+        <w:rPr>
+          <w:b/>
+          <w:bCs/>
+        </w:rPr>
+      </w:pPr>
+      <w:r>
+        <w:rPr>
+          <w:b/>
+          <w:bCs/>
+        </w:rPr>
+        <w:t>/</w:t>
+      </w:r>
+      <w:proofErr w:type="spellStart"/>
+      <w:r>
+        <w:rPr>
+          <w:b/>
+          <w:bCs/>
+        </w:rPr>
+        <w:t>etc</w:t>
+      </w:r>
+      <w:proofErr w:type="spellEnd"/>
+      <w:r>
+        <w:rPr>
+          <w:b/>
+          <w:bCs/>
+        </w:rPr>
+        <w:t>/</w:t>
+      </w:r>
+      <w:proofErr w:type="spellStart"/>
+      <w:r>
+        <w:rPr>
+          <w:b/>
+          <w:bCs/>
+        </w:rPr>
+        <w:t>passwd</w:t>
+      </w:r>
+      <w:proofErr w:type="spellEnd"/>
+    </w:p>
+    <w:p>
+      <w:r>
+        <w:t>Guarda usuarios.</w:t>
+      </w:r>
+    </w:p>
+    <w:p>
+      <w:pPr>
+        <w:rPr>
+          <w:b/>
+          <w:bCs/>
+        </w:rPr>
+      </w:pPr>
+      <w:r>
+        <w:rPr>
+          <w:b/>
+          <w:bCs/>
+        </w:rPr>
+        <w:t>/</w:t>
+      </w:r>
+      <w:proofErr w:type="spellStart"/>
+      <w:r>
+        <w:rPr>
+          <w:b/>
+          <w:bCs/>
+        </w:rPr>
+        <w:t>etc</w:t>
+      </w:r>
+      <w:proofErr w:type="spellEnd"/>
+      <w:r>
+        <w:rPr>
+          <w:b/>
+          <w:bCs/>
+        </w:rPr>
+        <w:t>/</w:t>
+      </w:r>
+      <w:proofErr w:type="spellStart"/>
+      <w:r>
+        <w:rPr>
+          <w:b/>
+          <w:bCs/>
+        </w:rPr>
+        <w:t>shadow</w:t>
+      </w:r>
+      <w:proofErr w:type="spellEnd"/>
+    </w:p>
+    <w:p>
+      <w:r>
+        <w:t>Contraseñas cifradas.</w:t>
+      </w:r>
+    </w:p>
+    <w:p>
+      <w:pPr>
+        <w:rPr>
+          <w:b/>
+          <w:bCs/>
+        </w:rPr>
+      </w:pPr>
+      <w:r>
+        <w:rPr>
+          <w:b/>
+          <w:bCs/>
+        </w:rPr>
+        <w:t>/</w:t>
+      </w:r>
+      <w:proofErr w:type="spellStart"/>
+      <w:r>
+        <w:rPr>
+          <w:b/>
+          <w:bCs/>
+        </w:rPr>
+        <w:t>etc</w:t>
+      </w:r>
+      <w:proofErr w:type="spellEnd"/>
+      <w:r>
+        <w:rPr>
+          <w:b/>
+          <w:bCs/>
+        </w:rPr>
+        <w:t>/</w:t>
+      </w:r>
+      <w:proofErr w:type="spellStart"/>
+      <w:r>
+        <w:rPr>
+          <w:b/>
+          <w:bCs/>
+        </w:rPr>
+        <w:t>group</w:t>
+      </w:r>
+      <w:proofErr w:type="spellEnd"/>
+    </w:p>
+    <w:p>
+      <w:r>
+        <w:t>Grupos del sistema.</w:t>
+      </w:r>
+    </w:p>
+    <w:p>
+      <w:r>
+        <w:pict w14:anchorId="789840A2">
           <v:rect id="_x0000_i1146" style="width:0;height:1.5pt" o:hralign="center" o:hrstd="t" o:hr="t" fillcolor="#a0a0a0" stroked="f"/>
         </w:pict>
       </w:r>
@@ -15834,28 +15746,23 @@
       </w:pPr>
       <w:r>
         <w:rPr>
-          <w:b/>
-          <w:bCs/>
-        </w:rPr>
-        <w:t>2. Crear un grupo llamado profesores</w:t>
-      </w:r>
-    </w:p>
-    <w:p>
-      <w:r>
-        <w:t xml:space="preserve">sudo </w:t>
-      </w:r>
-      <w:proofErr w:type="spellStart"/>
-      <w:r>
-        <w:t>groupadd</w:t>
-      </w:r>
-      <w:proofErr w:type="spellEnd"/>
-      <w:r>
-        <w:t xml:space="preserve"> profesores</w:t>
-      </w:r>
-    </w:p>
-    <w:p>
-      <w:r>
-        <w:pict w14:anchorId="726B34C6">
+          <w:rFonts w:ascii="Segoe UI Emoji" w:hAnsi="Segoe UI Emoji" w:cs="Segoe UI Emoji"/>
+          <w:b/>
+          <w:bCs/>
+        </w:rPr>
+        <w:t>🟩</w:t>
+      </w:r>
+      <w:r>
+        <w:rPr>
+          <w:b/>
+          <w:bCs/>
+        </w:rPr>
+        <w:t xml:space="preserve"> 30 EJERCICIOS PRÁCTICOS DEL MÓDULO 4</w:t>
+      </w:r>
+    </w:p>
+    <w:p>
+      <w:r>
+        <w:pict w14:anchorId="03F48017">
           <v:rect id="_x0000_i1147" style="width:0;height:1.5pt" o:hralign="center" o:hrstd="t" o:hr="t" fillcolor="#a0a0a0" stroked="f"/>
         </w:pict>
       </w:r>
@@ -15869,10 +15776,33 @@
       </w:pPr>
       <w:r>
         <w:rPr>
-          <w:b/>
-          <w:bCs/>
-        </w:rPr>
-        <w:t>3. Añadir alumno1 al grupo profesores</w:t>
+          <w:rFonts w:ascii="Segoe UI Emoji" w:hAnsi="Segoe UI Emoji" w:cs="Segoe UI Emoji"/>
+          <w:b/>
+          <w:bCs/>
+        </w:rPr>
+        <w:t>✅</w:t>
+      </w:r>
+      <w:r>
+        <w:rPr>
+          <w:b/>
+          <w:bCs/>
+        </w:rPr>
+        <w:t xml:space="preserve"> EJERCICIOS BÁSICOS (1–10)</w:t>
+      </w:r>
+    </w:p>
+    <w:p>
+      <w:pPr>
+        <w:rPr>
+          <w:b/>
+          <w:bCs/>
+        </w:rPr>
+      </w:pPr>
+      <w:r>
+        <w:rPr>
+          <w:b/>
+          <w:bCs/>
+        </w:rPr>
+        <w:t>1. Crear un usuario llamado alumno1</w:t>
       </w:r>
     </w:p>
     <w:p>
@@ -15881,24 +15811,16 @@
       </w:r>
       <w:proofErr w:type="spellStart"/>
       <w:r>
-        <w:t>usermod</w:t>
-      </w:r>
-      <w:proofErr w:type="spellEnd"/>
-      <w:r>
-        <w:t xml:space="preserve"> -</w:t>
-      </w:r>
-      <w:proofErr w:type="spellStart"/>
-      <w:r>
-        <w:t>aG</w:t>
-      </w:r>
-      <w:proofErr w:type="spellEnd"/>
-      <w:r>
-        <w:t xml:space="preserve"> profesores alumno1</w:t>
-      </w:r>
-    </w:p>
-    <w:p>
-      <w:r>
-        <w:pict w14:anchorId="15D47FCD">
+        <w:t>adduser</w:t>
+      </w:r>
+      <w:proofErr w:type="spellEnd"/>
+      <w:r>
+        <w:t xml:space="preserve"> alumno1</w:t>
+      </w:r>
+    </w:p>
+    <w:p>
+      <w:r>
+        <w:pict w14:anchorId="55E2A1EF">
           <v:rect id="_x0000_i1148" style="width:0;height:1.5pt" o:hralign="center" o:hrstd="t" o:hr="t" fillcolor="#a0a0a0" stroked="f"/>
         </w:pict>
       </w:r>
@@ -15915,17 +15837,25 @@
           <w:b/>
           <w:bCs/>
         </w:rPr>
-        <w:t>4. Mostrar la información del usuario</w:t>
-      </w:r>
-    </w:p>
-    <w:p>
-      <w:r>
-        <w:t>id alumno1</w:t>
-      </w:r>
-    </w:p>
-    <w:p>
-      <w:r>
-        <w:pict w14:anchorId="1437964B">
+        <w:t>2. Crear un grupo llamado profesores</w:t>
+      </w:r>
+    </w:p>
+    <w:p>
+      <w:r>
+        <w:t xml:space="preserve">sudo </w:t>
+      </w:r>
+      <w:proofErr w:type="spellStart"/>
+      <w:r>
+        <w:t>groupadd</w:t>
+      </w:r>
+      <w:proofErr w:type="spellEnd"/>
+      <w:r>
+        <w:t xml:space="preserve"> profesores</w:t>
+      </w:r>
+    </w:p>
+    <w:p>
+      <w:r>
+        <w:pict w14:anchorId="726B34C6">
           <v:rect id="_x0000_i1149" style="width:0;height:1.5pt" o:hralign="center" o:hrstd="t" o:hr="t" fillcolor="#a0a0a0" stroked="f"/>
         </w:pict>
       </w:r>
@@ -15942,6 +15872,76 @@
           <w:b/>
           <w:bCs/>
         </w:rPr>
+        <w:t>3. Añadir alumno1 al grupo profesores</w:t>
+      </w:r>
+    </w:p>
+    <w:p>
+      <w:r>
+        <w:t xml:space="preserve">sudo </w:t>
+      </w:r>
+      <w:proofErr w:type="spellStart"/>
+      <w:r>
+        <w:t>usermod</w:t>
+      </w:r>
+      <w:proofErr w:type="spellEnd"/>
+      <w:r>
+        <w:t xml:space="preserve"> -</w:t>
+      </w:r>
+      <w:proofErr w:type="spellStart"/>
+      <w:r>
+        <w:t>aG</w:t>
+      </w:r>
+      <w:proofErr w:type="spellEnd"/>
+      <w:r>
+        <w:t xml:space="preserve"> profesores alumno1</w:t>
+      </w:r>
+    </w:p>
+    <w:p>
+      <w:r>
+        <w:pict w14:anchorId="15D47FCD">
+          <v:rect id="_x0000_i1150" style="width:0;height:1.5pt" o:hralign="center" o:hrstd="t" o:hr="t" fillcolor="#a0a0a0" stroked="f"/>
+        </w:pict>
+      </w:r>
+    </w:p>
+    <w:p>
+      <w:pPr>
+        <w:rPr>
+          <w:b/>
+          <w:bCs/>
+        </w:rPr>
+      </w:pPr>
+      <w:r>
+        <w:rPr>
+          <w:b/>
+          <w:bCs/>
+        </w:rPr>
+        <w:t>4. Mostrar la información del usuario</w:t>
+      </w:r>
+    </w:p>
+    <w:p>
+      <w:r>
+        <w:t>id alumno1</w:t>
+      </w:r>
+    </w:p>
+    <w:p>
+      <w:r>
+        <w:pict w14:anchorId="1437964B">
+          <v:rect id="_x0000_i1151" style="width:0;height:1.5pt" o:hralign="center" o:hrstd="t" o:hr="t" fillcolor="#a0a0a0" stroked="f"/>
+        </w:pict>
+      </w:r>
+    </w:p>
+    <w:p>
+      <w:pPr>
+        <w:rPr>
+          <w:b/>
+          <w:bCs/>
+        </w:rPr>
+      </w:pPr>
+      <w:r>
+        <w:rPr>
+          <w:b/>
+          <w:bCs/>
+        </w:rPr>
         <w:t>5. Crear un archivo y comprobar sus permisos</w:t>
       </w:r>
     </w:p>
@@ -15975,70 +15975,6 @@
     <w:p>
       <w:r>
         <w:pict w14:anchorId="338D8547">
-          <v:rect id="_x0000_i1150" style="width:0;height:1.5pt" o:hralign="center" o:hrstd="t" o:hr="t" fillcolor="#a0a0a0" stroked="f"/>
-        </w:pict>
-      </w:r>
-    </w:p>
-    <w:p>
-      <w:pPr>
-        <w:rPr>
-          <w:b/>
-          <w:bCs/>
-        </w:rPr>
-      </w:pPr>
-      <w:r>
-        <w:rPr>
-          <w:b/>
-          <w:bCs/>
-        </w:rPr>
-        <w:t>6. Cambiar permisos del archivo prueba.txt a 644</w:t>
-      </w:r>
-    </w:p>
-    <w:p>
-      <w:proofErr w:type="spellStart"/>
-      <w:r>
-        <w:t>chmod</w:t>
-      </w:r>
-      <w:proofErr w:type="spellEnd"/>
-      <w:r>
-        <w:t xml:space="preserve"> 644 prueba.txt</w:t>
-      </w:r>
-    </w:p>
-    <w:p>
-      <w:r>
-        <w:pict w14:anchorId="573EB9F3">
-          <v:rect id="_x0000_i1151" style="width:0;height:1.5pt" o:hralign="center" o:hrstd="t" o:hr="t" fillcolor="#a0a0a0" stroked="f"/>
-        </w:pict>
-      </w:r>
-    </w:p>
-    <w:p>
-      <w:pPr>
-        <w:rPr>
-          <w:b/>
-          <w:bCs/>
-        </w:rPr>
-      </w:pPr>
-      <w:r>
-        <w:rPr>
-          <w:b/>
-          <w:bCs/>
-        </w:rPr>
-        <w:t>7. Crear un directorio llamado compartida</w:t>
-      </w:r>
-    </w:p>
-    <w:p>
-      <w:proofErr w:type="spellStart"/>
-      <w:r>
-        <w:t>mkdir</w:t>
-      </w:r>
-      <w:proofErr w:type="spellEnd"/>
-      <w:r>
-        <w:t xml:space="preserve"> compartida</w:t>
-      </w:r>
-    </w:p>
-    <w:p>
-      <w:r>
-        <w:pict w14:anchorId="1C709238">
           <v:rect id="_x0000_i1152" style="width:0;height:1.5pt" o:hralign="center" o:hrstd="t" o:hr="t" fillcolor="#a0a0a0" stroked="f"/>
         </w:pict>
       </w:r>
@@ -16055,7 +15991,7 @@
           <w:b/>
           <w:bCs/>
         </w:rPr>
-        <w:t>8. Poner permisos 755 al directorio compartida</w:t>
+        <w:t>6. Cambiar permisos del archivo prueba.txt a 644</w:t>
       </w:r>
     </w:p>
     <w:p>
@@ -16065,12 +16001,12 @@
       </w:r>
       <w:proofErr w:type="spellEnd"/>
       <w:r>
-        <w:t xml:space="preserve"> 755 compartida</w:t>
-      </w:r>
-    </w:p>
-    <w:p>
-      <w:r>
-        <w:pict w14:anchorId="25A63A3F">
+        <w:t xml:space="preserve"> 644 prueba.txt</w:t>
+      </w:r>
+    </w:p>
+    <w:p>
+      <w:r>
+        <w:pict w14:anchorId="573EB9F3">
           <v:rect id="_x0000_i1153" style="width:0;height:1.5pt" o:hralign="center" o:hrstd="t" o:hr="t" fillcolor="#a0a0a0" stroked="f"/>
         </w:pict>
       </w:r>
@@ -16087,6 +16023,70 @@
           <w:b/>
           <w:bCs/>
         </w:rPr>
+        <w:t>7. Crear un directorio llamado compartida</w:t>
+      </w:r>
+    </w:p>
+    <w:p>
+      <w:proofErr w:type="spellStart"/>
+      <w:r>
+        <w:t>mkdir</w:t>
+      </w:r>
+      <w:proofErr w:type="spellEnd"/>
+      <w:r>
+        <w:t xml:space="preserve"> compartida</w:t>
+      </w:r>
+    </w:p>
+    <w:p>
+      <w:r>
+        <w:pict w14:anchorId="1C709238">
+          <v:rect id="_x0000_i1154" style="width:0;height:1.5pt" o:hralign="center" o:hrstd="t" o:hr="t" fillcolor="#a0a0a0" stroked="f"/>
+        </w:pict>
+      </w:r>
+    </w:p>
+    <w:p>
+      <w:pPr>
+        <w:rPr>
+          <w:b/>
+          <w:bCs/>
+        </w:rPr>
+      </w:pPr>
+      <w:r>
+        <w:rPr>
+          <w:b/>
+          <w:bCs/>
+        </w:rPr>
+        <w:t>8. Poner permisos 755 al directorio compartida</w:t>
+      </w:r>
+    </w:p>
+    <w:p>
+      <w:proofErr w:type="spellStart"/>
+      <w:r>
+        <w:t>chmod</w:t>
+      </w:r>
+      <w:proofErr w:type="spellEnd"/>
+      <w:r>
+        <w:t xml:space="preserve"> 755 compartida</w:t>
+      </w:r>
+    </w:p>
+    <w:p>
+      <w:r>
+        <w:pict w14:anchorId="25A63A3F">
+          <v:rect id="_x0000_i1155" style="width:0;height:1.5pt" o:hralign="center" o:hrstd="t" o:hr="t" fillcolor="#a0a0a0" stroked="f"/>
+        </w:pict>
+      </w:r>
+    </w:p>
+    <w:p>
+      <w:pPr>
+        <w:rPr>
+          <w:b/>
+          <w:bCs/>
+        </w:rPr>
+      </w:pPr>
+      <w:r>
+        <w:rPr>
+          <w:b/>
+          <w:bCs/>
+        </w:rPr>
         <w:t>9. Cambiar propietario del archivo prueba.txt a alumno1</w:t>
       </w:r>
     </w:p>
@@ -16240,7 +16240,7 @@
           <w:szCs w:val="36"/>
         </w:rPr>
         <w:pict w14:anchorId="75155CCC">
-          <v:rect id="_x0000_i1154" style="width:0;height:1.5pt" o:hralign="center" o:hrstd="t" o:hr="t" fillcolor="#a0a0a0" stroked="f"/>
+          <v:rect id="_x0000_i1156" style="width:0;height:1.5pt" o:hralign="center" o:hrstd="t" o:hr="t" fillcolor="#a0a0a0" stroked="f"/>
         </w:pict>
       </w:r>
     </w:p>
@@ -16280,7 +16280,7 @@
     <w:p>
       <w:r>
         <w:pict w14:anchorId="4F95FD1D">
-          <v:rect id="_x0000_i1155" style="width:0;height:1.5pt" o:hralign="center" o:hrstd="t" o:hr="t" fillcolor="#a0a0a0" stroked="f"/>
+          <v:rect id="_x0000_i1157" style="width:0;height:1.5pt" o:hralign="center" o:hrstd="t" o:hr="t" fillcolor="#a0a0a0" stroked="f"/>
         </w:pict>
       </w:r>
     </w:p>
@@ -16352,126 +16352,6 @@
     <w:p>
       <w:r>
         <w:pict w14:anchorId="481C16E1">
-          <v:rect id="_x0000_i1156" style="width:0;height:1.5pt" o:hralign="center" o:hrstd="t" o:hr="t" fillcolor="#a0a0a0" stroked="f"/>
-        </w:pict>
-      </w:r>
-    </w:p>
-    <w:p>
-      <w:pPr>
-        <w:rPr>
-          <w:b/>
-          <w:bCs/>
-        </w:rPr>
-      </w:pPr>
-      <w:r>
-        <w:rPr>
-          <w:b/>
-          <w:bCs/>
-        </w:rPr>
-        <w:t>12. Crear un grupo alumnos</w:t>
-      </w:r>
-    </w:p>
-    <w:p>
-      <w:r>
-        <w:t xml:space="preserve">sudo </w:t>
-      </w:r>
-      <w:proofErr w:type="spellStart"/>
-      <w:r>
-        <w:t>groupadd</w:t>
-      </w:r>
-      <w:proofErr w:type="spellEnd"/>
-      <w:r>
-        <w:t xml:space="preserve"> alumnos</w:t>
-      </w:r>
-    </w:p>
-    <w:p>
-      <w:r>
-        <w:pict w14:anchorId="78A68B4E">
-          <v:rect id="_x0000_i1157" style="width:0;height:1.5pt" o:hralign="center" o:hrstd="t" o:hr="t" fillcolor="#a0a0a0" stroked="f"/>
-        </w:pict>
-      </w:r>
-    </w:p>
-    <w:p>
-      <w:pPr>
-        <w:rPr>
-          <w:b/>
-          <w:bCs/>
-        </w:rPr>
-      </w:pPr>
-      <w:r>
-        <w:rPr>
-          <w:b/>
-          <w:bCs/>
-        </w:rPr>
-        <w:t>13. Añadir los tres alumnos al grupo alumnos</w:t>
-      </w:r>
-    </w:p>
-    <w:p>
-      <w:r>
-        <w:t xml:space="preserve">sudo </w:t>
-      </w:r>
-      <w:proofErr w:type="spellStart"/>
-      <w:r>
-        <w:t>usermod</w:t>
-      </w:r>
-      <w:proofErr w:type="spellEnd"/>
-      <w:r>
-        <w:t xml:space="preserve"> -</w:t>
-      </w:r>
-      <w:proofErr w:type="spellStart"/>
-      <w:r>
-        <w:t>aG</w:t>
-      </w:r>
-      <w:proofErr w:type="spellEnd"/>
-      <w:r>
-        <w:t xml:space="preserve"> alumnos alumno1</w:t>
-      </w:r>
-    </w:p>
-    <w:p>
-      <w:r>
-        <w:t xml:space="preserve">sudo </w:t>
-      </w:r>
-      <w:proofErr w:type="spellStart"/>
-      <w:r>
-        <w:t>usermod</w:t>
-      </w:r>
-      <w:proofErr w:type="spellEnd"/>
-      <w:r>
-        <w:t xml:space="preserve"> -</w:t>
-      </w:r>
-      <w:proofErr w:type="spellStart"/>
-      <w:r>
-        <w:t>aG</w:t>
-      </w:r>
-      <w:proofErr w:type="spellEnd"/>
-      <w:r>
-        <w:t xml:space="preserve"> alumnos alumno2</w:t>
-      </w:r>
-    </w:p>
-    <w:p>
-      <w:r>
-        <w:t xml:space="preserve">sudo </w:t>
-      </w:r>
-      <w:proofErr w:type="spellStart"/>
-      <w:r>
-        <w:t>usermod</w:t>
-      </w:r>
-      <w:proofErr w:type="spellEnd"/>
-      <w:r>
-        <w:t xml:space="preserve"> -</w:t>
-      </w:r>
-      <w:proofErr w:type="spellStart"/>
-      <w:r>
-        <w:t>aG</w:t>
-      </w:r>
-      <w:proofErr w:type="spellEnd"/>
-      <w:r>
-        <w:t xml:space="preserve"> alumnos alumno3</w:t>
-      </w:r>
-    </w:p>
-    <w:p>
-      <w:r>
-        <w:pict w14:anchorId="283B19D0">
           <v:rect id="_x0000_i1158" style="width:0;height:1.5pt" o:hralign="center" o:hrstd="t" o:hr="t" fillcolor="#a0a0a0" stroked="f"/>
         </w:pict>
       </w:r>
@@ -16488,17 +16368,8 @@
           <w:b/>
           <w:bCs/>
         </w:rPr>
-        <w:t>14. Crear carpeta /home/</w:t>
-      </w:r>
-      <w:proofErr w:type="spellStart"/>
-      <w:r>
-        <w:rPr>
-          <w:b/>
-          <w:bCs/>
-        </w:rPr>
-        <w:t>grupoalumnos</w:t>
-      </w:r>
-      <w:proofErr w:type="spellEnd"/>
+        <w:t>12. Crear un grupo alumnos</w:t>
+      </w:r>
     </w:p>
     <w:p>
       <w:r>
@@ -16506,21 +16377,16 @@
       </w:r>
       <w:proofErr w:type="spellStart"/>
       <w:r>
-        <w:t>mkdir</w:t>
-      </w:r>
-      <w:proofErr w:type="spellEnd"/>
-      <w:r>
-        <w:t xml:space="preserve"> /home/</w:t>
-      </w:r>
-      <w:proofErr w:type="spellStart"/>
-      <w:r>
-        <w:t>grupoalumnos</w:t>
-      </w:r>
-      <w:proofErr w:type="spellEnd"/>
-    </w:p>
-    <w:p>
-      <w:r>
-        <w:pict w14:anchorId="7E59F861">
+        <w:t>groupadd</w:t>
+      </w:r>
+      <w:proofErr w:type="spellEnd"/>
+      <w:r>
+        <w:t xml:space="preserve"> alumnos</w:t>
+      </w:r>
+    </w:p>
+    <w:p>
+      <w:r>
+        <w:pict w14:anchorId="78A68B4E">
           <v:rect id="_x0000_i1159" style="width:0;height:1.5pt" o:hralign="center" o:hrstd="t" o:hr="t" fillcolor="#a0a0a0" stroked="f"/>
         </w:pict>
       </w:r>
@@ -16537,7 +16403,7 @@
           <w:b/>
           <w:bCs/>
         </w:rPr>
-        <w:t>15. Asignar permisos para que solo el grupo alumnos pueda acceder</w:t>
+        <w:t>13. Añadir los tres alumnos al grupo alumnos</w:t>
       </w:r>
     </w:p>
     <w:p>
@@ -16546,27 +16412,20 @@
       </w:r>
       <w:proofErr w:type="spellStart"/>
       <w:r>
-        <w:t>chown</w:t>
-      </w:r>
-      <w:proofErr w:type="spellEnd"/>
-      <w:r>
-        <w:t xml:space="preserve"> </w:t>
-      </w:r>
-      <w:proofErr w:type="spellStart"/>
-      <w:proofErr w:type="gramStart"/>
-      <w:r>
-        <w:t>root:alumnos</w:t>
-      </w:r>
-      <w:proofErr w:type="spellEnd"/>
-      <w:proofErr w:type="gramEnd"/>
-      <w:r>
-        <w:t xml:space="preserve"> /home/</w:t>
-      </w:r>
-      <w:proofErr w:type="spellStart"/>
-      <w:r>
-        <w:t>grupoalumnos</w:t>
-      </w:r>
-      <w:proofErr w:type="spellEnd"/>
+        <w:t>usermod</w:t>
+      </w:r>
+      <w:proofErr w:type="spellEnd"/>
+      <w:r>
+        <w:t xml:space="preserve"> -</w:t>
+      </w:r>
+      <w:proofErr w:type="spellStart"/>
+      <w:r>
+        <w:t>aG</w:t>
+      </w:r>
+      <w:proofErr w:type="spellEnd"/>
+      <w:r>
+        <w:t xml:space="preserve"> alumnos alumno1</w:t>
+      </w:r>
     </w:p>
     <w:p>
       <w:r>
@@ -16574,21 +16433,45 @@
       </w:r>
       <w:proofErr w:type="spellStart"/>
       <w:r>
-        <w:t>chmod</w:t>
-      </w:r>
-      <w:proofErr w:type="spellEnd"/>
-      <w:r>
-        <w:t xml:space="preserve"> 770 /home/</w:t>
-      </w:r>
-      <w:proofErr w:type="spellStart"/>
-      <w:r>
-        <w:t>grupoalumnos</w:t>
-      </w:r>
-      <w:proofErr w:type="spellEnd"/>
-    </w:p>
-    <w:p>
-      <w:r>
-        <w:pict w14:anchorId="5C9AADCD">
+        <w:t>usermod</w:t>
+      </w:r>
+      <w:proofErr w:type="spellEnd"/>
+      <w:r>
+        <w:t xml:space="preserve"> -</w:t>
+      </w:r>
+      <w:proofErr w:type="spellStart"/>
+      <w:r>
+        <w:t>aG</w:t>
+      </w:r>
+      <w:proofErr w:type="spellEnd"/>
+      <w:r>
+        <w:t xml:space="preserve"> alumnos alumno2</w:t>
+      </w:r>
+    </w:p>
+    <w:p>
+      <w:r>
+        <w:t xml:space="preserve">sudo </w:t>
+      </w:r>
+      <w:proofErr w:type="spellStart"/>
+      <w:r>
+        <w:t>usermod</w:t>
+      </w:r>
+      <w:proofErr w:type="spellEnd"/>
+      <w:r>
+        <w:t xml:space="preserve"> -</w:t>
+      </w:r>
+      <w:proofErr w:type="spellStart"/>
+      <w:r>
+        <w:t>aG</w:t>
+      </w:r>
+      <w:proofErr w:type="spellEnd"/>
+      <w:r>
+        <w:t xml:space="preserve"> alumnos alumno3</w:t>
+      </w:r>
+    </w:p>
+    <w:p>
+      <w:r>
+        <w:pict w14:anchorId="283B19D0">
           <v:rect id="_x0000_i1160" style="width:0;height:1.5pt" o:hralign="center" o:hrstd="t" o:hr="t" fillcolor="#a0a0a0" stroked="f"/>
         </w:pict>
       </w:r>
@@ -16605,8 +16488,17 @@
           <w:b/>
           <w:bCs/>
         </w:rPr>
-        <w:t>16. Aplicar SGID a la carpeta para que todo se cree con el grupo alumnos</w:t>
-      </w:r>
+        <w:t>14. Crear carpeta /home/</w:t>
+      </w:r>
+      <w:proofErr w:type="spellStart"/>
+      <w:r>
+        <w:rPr>
+          <w:b/>
+          <w:bCs/>
+        </w:rPr>
+        <w:t>grupoalumnos</w:t>
+      </w:r>
+      <w:proofErr w:type="spellEnd"/>
     </w:p>
     <w:p>
       <w:r>
@@ -16614,15 +16506,7 @@
       </w:r>
       <w:proofErr w:type="spellStart"/>
       <w:r>
-        <w:t>chmod</w:t>
-      </w:r>
-      <w:proofErr w:type="spellEnd"/>
-      <w:r>
-        <w:t xml:space="preserve"> </w:t>
-      </w:r>
-      <w:proofErr w:type="spellStart"/>
-      <w:r>
-        <w:t>g+s</w:t>
+        <w:t>mkdir</w:t>
       </w:r>
       <w:proofErr w:type="spellEnd"/>
       <w:r>
@@ -16636,7 +16520,7 @@
     </w:p>
     <w:p>
       <w:r>
-        <w:pict w14:anchorId="350A8863">
+        <w:pict w14:anchorId="7E59F861">
           <v:rect id="_x0000_i1161" style="width:0;height:1.5pt" o:hralign="center" o:hrstd="t" o:hr="t" fillcolor="#a0a0a0" stroked="f"/>
         </w:pict>
       </w:r>
@@ -16653,23 +16537,7 @@
           <w:b/>
           <w:bCs/>
         </w:rPr>
-        <w:t xml:space="preserve">17. Aplicar </w:t>
-      </w:r>
-      <w:proofErr w:type="spellStart"/>
-      <w:r>
-        <w:rPr>
-          <w:b/>
-          <w:bCs/>
-        </w:rPr>
-        <w:t>sticky</w:t>
-      </w:r>
-      <w:proofErr w:type="spellEnd"/>
-      <w:r>
-        <w:rPr>
-          <w:b/>
-          <w:bCs/>
-        </w:rPr>
-        <w:t xml:space="preserve"> bit a un directorio público</w:t>
+        <w:t>15. Asignar permisos para que solo el grupo alumnos pueda acceder</w:t>
       </w:r>
     </w:p>
     <w:p>
@@ -16678,26 +16546,49 @@
       </w:r>
       <w:proofErr w:type="spellStart"/>
       <w:r>
+        <w:t>chown</w:t>
+      </w:r>
+      <w:proofErr w:type="spellEnd"/>
+      <w:r>
+        <w:t xml:space="preserve"> </w:t>
+      </w:r>
+      <w:proofErr w:type="spellStart"/>
+      <w:proofErr w:type="gramStart"/>
+      <w:r>
+        <w:t>root:alumnos</w:t>
+      </w:r>
+      <w:proofErr w:type="spellEnd"/>
+      <w:proofErr w:type="gramEnd"/>
+      <w:r>
+        <w:t xml:space="preserve"> /home/</w:t>
+      </w:r>
+      <w:proofErr w:type="spellStart"/>
+      <w:r>
+        <w:t>grupoalumnos</w:t>
+      </w:r>
+      <w:proofErr w:type="spellEnd"/>
+    </w:p>
+    <w:p>
+      <w:r>
+        <w:t xml:space="preserve">sudo </w:t>
+      </w:r>
+      <w:proofErr w:type="spellStart"/>
+      <w:r>
         <w:t>chmod</w:t>
       </w:r>
       <w:proofErr w:type="spellEnd"/>
       <w:r>
-        <w:t xml:space="preserve"> +t /</w:t>
-      </w:r>
-      <w:proofErr w:type="spellStart"/>
-      <w:r>
-        <w:t>tmp</w:t>
-      </w:r>
-      <w:proofErr w:type="spellEnd"/>
-    </w:p>
-    <w:p>
-      <w:r>
-        <w:t>(También sirve crear uno propio)</w:t>
-      </w:r>
-    </w:p>
-    <w:p>
-      <w:r>
-        <w:pict w14:anchorId="701EFB8E">
+        <w:t xml:space="preserve"> 770 /home/</w:t>
+      </w:r>
+      <w:proofErr w:type="spellStart"/>
+      <w:r>
+        <w:t>grupoalumnos</w:t>
+      </w:r>
+      <w:proofErr w:type="spellEnd"/>
+    </w:p>
+    <w:p>
+      <w:r>
+        <w:pict w14:anchorId="5C9AADCD">
           <v:rect id="_x0000_i1162" style="width:0;height:1.5pt" o:hralign="center" o:hrstd="t" o:hr="t" fillcolor="#a0a0a0" stroked="f"/>
         </w:pict>
       </w:r>
@@ -16714,6 +16605,115 @@
           <w:b/>
           <w:bCs/>
         </w:rPr>
+        <w:t>16. Aplicar SGID a la carpeta para que todo se cree con el grupo alumnos</w:t>
+      </w:r>
+    </w:p>
+    <w:p>
+      <w:r>
+        <w:t xml:space="preserve">sudo </w:t>
+      </w:r>
+      <w:proofErr w:type="spellStart"/>
+      <w:r>
+        <w:t>chmod</w:t>
+      </w:r>
+      <w:proofErr w:type="spellEnd"/>
+      <w:r>
+        <w:t xml:space="preserve"> </w:t>
+      </w:r>
+      <w:proofErr w:type="spellStart"/>
+      <w:r>
+        <w:t>g+s</w:t>
+      </w:r>
+      <w:proofErr w:type="spellEnd"/>
+      <w:r>
+        <w:t xml:space="preserve"> /home/</w:t>
+      </w:r>
+      <w:proofErr w:type="spellStart"/>
+      <w:r>
+        <w:t>grupoalumnos</w:t>
+      </w:r>
+      <w:proofErr w:type="spellEnd"/>
+    </w:p>
+    <w:p>
+      <w:r>
+        <w:pict w14:anchorId="350A8863">
+          <v:rect id="_x0000_i1163" style="width:0;height:1.5pt" o:hralign="center" o:hrstd="t" o:hr="t" fillcolor="#a0a0a0" stroked="f"/>
+        </w:pict>
+      </w:r>
+    </w:p>
+    <w:p>
+      <w:pPr>
+        <w:rPr>
+          <w:b/>
+          <w:bCs/>
+        </w:rPr>
+      </w:pPr>
+      <w:r>
+        <w:rPr>
+          <w:b/>
+          <w:bCs/>
+        </w:rPr>
+        <w:t xml:space="preserve">17. Aplicar </w:t>
+      </w:r>
+      <w:proofErr w:type="spellStart"/>
+      <w:r>
+        <w:rPr>
+          <w:b/>
+          <w:bCs/>
+        </w:rPr>
+        <w:t>sticky</w:t>
+      </w:r>
+      <w:proofErr w:type="spellEnd"/>
+      <w:r>
+        <w:rPr>
+          <w:b/>
+          <w:bCs/>
+        </w:rPr>
+        <w:t xml:space="preserve"> bit a un directorio público</w:t>
+      </w:r>
+    </w:p>
+    <w:p>
+      <w:r>
+        <w:t xml:space="preserve">sudo </w:t>
+      </w:r>
+      <w:proofErr w:type="spellStart"/>
+      <w:r>
+        <w:t>chmod</w:t>
+      </w:r>
+      <w:proofErr w:type="spellEnd"/>
+      <w:r>
+        <w:t xml:space="preserve"> +t /</w:t>
+      </w:r>
+      <w:proofErr w:type="spellStart"/>
+      <w:r>
+        <w:t>tmp</w:t>
+      </w:r>
+      <w:proofErr w:type="spellEnd"/>
+    </w:p>
+    <w:p>
+      <w:r>
+        <w:t>(También sirve crear uno propio)</w:t>
+      </w:r>
+    </w:p>
+    <w:p>
+      <w:r>
+        <w:pict w14:anchorId="701EFB8E">
+          <v:rect id="_x0000_i1164" style="width:0;height:1.5pt" o:hralign="center" o:hrstd="t" o:hr="t" fillcolor="#a0a0a0" stroked="f"/>
+        </w:pict>
+      </w:r>
+    </w:p>
+    <w:p>
+      <w:pPr>
+        <w:rPr>
+          <w:b/>
+          <w:bCs/>
+        </w:rPr>
+      </w:pPr>
+      <w:r>
+        <w:rPr>
+          <w:b/>
+          <w:bCs/>
+        </w:rPr>
         <w:t xml:space="preserve">18. Listar solo los archivos que tengan </w:t>
       </w:r>
       <w:proofErr w:type="spellStart"/>
@@ -16750,7 +16750,7 @@
     <w:p>
       <w:r>
         <w:pict w14:anchorId="6FA55C43">
-          <v:rect id="_x0000_i1163" style="width:0;height:1.5pt" o:hralign="center" o:hrstd="t" o:hr="t" fillcolor="#a0a0a0" stroked="f"/>
+          <v:rect id="_x0000_i1165" style="width:0;height:1.5pt" o:hralign="center" o:hrstd="t" o:hr="t" fillcolor="#a0a0a0" stroked="f"/>
         </w:pict>
       </w:r>
     </w:p>
@@ -16810,7 +16810,7 @@
     <w:p>
       <w:r>
         <w:pict w14:anchorId="35D162E9">
-          <v:rect id="_x0000_i1164" style="width:0;height:1.5pt" o:hralign="center" o:hrstd="t" o:hr="t" fillcolor="#a0a0a0" stroked="f"/>
+          <v:rect id="_x0000_i1166" style="width:0;height:1.5pt" o:hralign="center" o:hrstd="t" o:hr="t" fillcolor="#a0a0a0" stroked="f"/>
         </w:pict>
       </w:r>
     </w:p>
@@ -16847,7 +16847,7 @@
     <w:p>
       <w:r>
         <w:pict w14:anchorId="3CCC6620">
-          <v:rect id="_x0000_i1165" style="width:0;height:1.5pt" o:hralign="center" o:hrstd="t" o:hr="t" fillcolor="#a0a0a0" stroked="f"/>
+          <v:rect id="_x0000_i1167" style="width:0;height:1.5pt" o:hralign="center" o:hrstd="t" o:hr="t" fillcolor="#a0a0a0" stroked="f"/>
         </w:pict>
       </w:r>
     </w:p>
@@ -16932,7 +16932,7 @@
     <w:p>
       <w:r>
         <w:pict w14:anchorId="0876BF88">
-          <v:rect id="_x0000_i1166" style="width:0;height:1.5pt" o:hralign="center" o:hrstd="t" o:hr="t" fillcolor="#a0a0a0" stroked="f"/>
+          <v:rect id="_x0000_i1168" style="width:0;height:1.5pt" o:hralign="center" o:hrstd="t" o:hr="t" fillcolor="#a0a0a0" stroked="f"/>
         </w:pict>
       </w:r>
     </w:p>
@@ -16986,7 +16986,7 @@
     <w:p>
       <w:r>
         <w:pict w14:anchorId="4E9E7915">
-          <v:rect id="_x0000_i1167" style="width:0;height:1.5pt" o:hralign="center" o:hrstd="t" o:hr="t" fillcolor="#a0a0a0" stroked="f"/>
+          <v:rect id="_x0000_i1169" style="width:0;height:1.5pt" o:hralign="center" o:hrstd="t" o:hr="t" fillcolor="#a0a0a0" stroked="f"/>
         </w:pict>
       </w:r>
     </w:p>
@@ -17034,7 +17034,7 @@
     <w:p>
       <w:r>
         <w:pict w14:anchorId="3097E8B5">
-          <v:rect id="_x0000_i1168" style="width:0;height:1.5pt" o:hralign="center" o:hrstd="t" o:hr="t" fillcolor="#a0a0a0" stroked="f"/>
+          <v:rect id="_x0000_i1170" style="width:0;height:1.5pt" o:hralign="center" o:hrstd="t" o:hr="t" fillcolor="#a0a0a0" stroked="f"/>
         </w:pict>
       </w:r>
     </w:p>
@@ -17101,114 +17101,6 @@
     <w:p>
       <w:r>
         <w:pict w14:anchorId="4EC72592">
-          <v:rect id="_x0000_i1169" style="width:0;height:1.5pt" o:hralign="center" o:hrstd="t" o:hr="t" fillcolor="#a0a0a0" stroked="f"/>
-        </w:pict>
-      </w:r>
-    </w:p>
-    <w:p>
-      <w:pPr>
-        <w:rPr>
-          <w:b/>
-          <w:bCs/>
-        </w:rPr>
-      </w:pPr>
-      <w:r>
-        <w:rPr>
-          <w:b/>
-          <w:bCs/>
-        </w:rPr>
-        <w:t xml:space="preserve">25. Crear usuario sin acceso a </w:t>
-      </w:r>
-      <w:proofErr w:type="spellStart"/>
-      <w:r>
-        <w:rPr>
-          <w:b/>
-          <w:bCs/>
-        </w:rPr>
-        <w:t>shell</w:t>
-      </w:r>
-      <w:proofErr w:type="spellEnd"/>
-    </w:p>
-    <w:p>
-      <w:r>
-        <w:t xml:space="preserve">sudo </w:t>
-      </w:r>
-      <w:proofErr w:type="spellStart"/>
-      <w:r>
-        <w:t>usermod</w:t>
-      </w:r>
-      <w:proofErr w:type="spellEnd"/>
-      <w:r>
-        <w:t xml:space="preserve"> -s /</w:t>
-      </w:r>
-      <w:proofErr w:type="spellStart"/>
-      <w:r>
-        <w:t>usr</w:t>
-      </w:r>
-      <w:proofErr w:type="spellEnd"/>
-      <w:r>
-        <w:t>/</w:t>
-      </w:r>
-      <w:proofErr w:type="spellStart"/>
-      <w:r>
-        <w:t>sbin</w:t>
-      </w:r>
-      <w:proofErr w:type="spellEnd"/>
-      <w:r>
-        <w:t>/</w:t>
-      </w:r>
-      <w:proofErr w:type="spellStart"/>
-      <w:r>
-        <w:t>nologin</w:t>
-      </w:r>
-      <w:proofErr w:type="spellEnd"/>
-      <w:r>
-        <w:t xml:space="preserve"> </w:t>
-      </w:r>
-      <w:proofErr w:type="spellStart"/>
-      <w:r>
-        <w:t>alumnoN</w:t>
-      </w:r>
-      <w:proofErr w:type="spellEnd"/>
-    </w:p>
-    <w:p>
-      <w:r>
-        <w:pict w14:anchorId="48F92642">
-          <v:rect id="_x0000_i1170" style="width:0;height:1.5pt" o:hralign="center" o:hrstd="t" o:hr="t" fillcolor="#a0a0a0" stroked="f"/>
-        </w:pict>
-      </w:r>
-    </w:p>
-    <w:p>
-      <w:pPr>
-        <w:rPr>
-          <w:b/>
-          <w:bCs/>
-        </w:rPr>
-      </w:pPr>
-      <w:r>
-        <w:rPr>
-          <w:b/>
-          <w:bCs/>
-        </w:rPr>
-        <w:t>26. Crear usuario con fecha de caducidad</w:t>
-      </w:r>
-    </w:p>
-    <w:p>
-      <w:r>
-        <w:t xml:space="preserve">sudo </w:t>
-      </w:r>
-      <w:proofErr w:type="spellStart"/>
-      <w:r>
-        <w:t>chage</w:t>
-      </w:r>
-      <w:proofErr w:type="spellEnd"/>
-      <w:r>
-        <w:t xml:space="preserve"> -E 2024-12-31 alumno1</w:t>
-      </w:r>
-    </w:p>
-    <w:p>
-      <w:r>
-        <w:pict w14:anchorId="193D921D">
           <v:rect id="_x0000_i1171" style="width:0;height:1.5pt" o:hralign="center" o:hrstd="t" o:hr="t" fillcolor="#a0a0a0" stroked="f"/>
         </w:pict>
       </w:r>
@@ -17225,8 +17117,17 @@
           <w:b/>
           <w:bCs/>
         </w:rPr>
-        <w:t>27. Bloquear la cuenta de un usuario</w:t>
-      </w:r>
+        <w:t xml:space="preserve">25. Crear usuario sin acceso a </w:t>
+      </w:r>
+      <w:proofErr w:type="spellStart"/>
+      <w:r>
+        <w:rPr>
+          <w:b/>
+          <w:bCs/>
+        </w:rPr>
+        <w:t>shell</w:t>
+      </w:r>
+      <w:proofErr w:type="spellEnd"/>
     </w:p>
     <w:p>
       <w:r>
@@ -17234,16 +17135,45 @@
       </w:r>
       <w:proofErr w:type="spellStart"/>
       <w:r>
-        <w:t>passwd</w:t>
-      </w:r>
-      <w:proofErr w:type="spellEnd"/>
-      <w:r>
-        <w:t xml:space="preserve"> -l alumno2</w:t>
-      </w:r>
-    </w:p>
-    <w:p>
-      <w:r>
-        <w:pict w14:anchorId="6A1B17BB">
+        <w:t>usermod</w:t>
+      </w:r>
+      <w:proofErr w:type="spellEnd"/>
+      <w:r>
+        <w:t xml:space="preserve"> -s /</w:t>
+      </w:r>
+      <w:proofErr w:type="spellStart"/>
+      <w:r>
+        <w:t>usr</w:t>
+      </w:r>
+      <w:proofErr w:type="spellEnd"/>
+      <w:r>
+        <w:t>/</w:t>
+      </w:r>
+      <w:proofErr w:type="spellStart"/>
+      <w:r>
+        <w:t>sbin</w:t>
+      </w:r>
+      <w:proofErr w:type="spellEnd"/>
+      <w:r>
+        <w:t>/</w:t>
+      </w:r>
+      <w:proofErr w:type="spellStart"/>
+      <w:r>
+        <w:t>nologin</w:t>
+      </w:r>
+      <w:proofErr w:type="spellEnd"/>
+      <w:r>
+        <w:t xml:space="preserve"> </w:t>
+      </w:r>
+      <w:proofErr w:type="spellStart"/>
+      <w:r>
+        <w:t>alumnoN</w:t>
+      </w:r>
+      <w:proofErr w:type="spellEnd"/>
+    </w:p>
+    <w:p>
+      <w:r>
+        <w:pict w14:anchorId="48F92642">
           <v:rect id="_x0000_i1172" style="width:0;height:1.5pt" o:hralign="center" o:hrstd="t" o:hr="t" fillcolor="#a0a0a0" stroked="f"/>
         </w:pict>
       </w:r>
@@ -17260,7 +17190,7 @@
           <w:b/>
           <w:bCs/>
         </w:rPr>
-        <w:t>28. Desbloquear la cuenta</w:t>
+        <w:t>26. Crear usuario con fecha de caducidad</w:t>
       </w:r>
     </w:p>
     <w:p>
@@ -17269,16 +17199,16 @@
       </w:r>
       <w:proofErr w:type="spellStart"/>
       <w:r>
-        <w:t>passwd</w:t>
-      </w:r>
-      <w:proofErr w:type="spellEnd"/>
-      <w:r>
-        <w:t xml:space="preserve"> -u alumno2</w:t>
-      </w:r>
-    </w:p>
-    <w:p>
-      <w:r>
-        <w:pict w14:anchorId="2C6A5FCA">
+        <w:t>chage</w:t>
+      </w:r>
+      <w:proofErr w:type="spellEnd"/>
+      <w:r>
+        <w:t xml:space="preserve"> -E 2024-12-31 alumno1</w:t>
+      </w:r>
+    </w:p>
+    <w:p>
+      <w:r>
+        <w:pict w14:anchorId="193D921D">
           <v:rect id="_x0000_i1173" style="width:0;height:1.5pt" o:hralign="center" o:hrstd="t" o:hr="t" fillcolor="#a0a0a0" stroked="f"/>
         </w:pict>
       </w:r>
@@ -17295,54 +17225,25 @@
           <w:b/>
           <w:bCs/>
         </w:rPr>
-        <w:t xml:space="preserve">29. Ver qué usuarios tienen </w:t>
-      </w:r>
-      <w:proofErr w:type="spellStart"/>
-      <w:r>
-        <w:rPr>
-          <w:b/>
-          <w:bCs/>
-        </w:rPr>
-        <w:t>shell</w:t>
-      </w:r>
-      <w:proofErr w:type="spellEnd"/>
-      <w:r>
-        <w:rPr>
-          <w:b/>
-          <w:bCs/>
-        </w:rPr>
-        <w:t xml:space="preserve"> interactivo</w:t>
-      </w:r>
-    </w:p>
-    <w:p>
-      <w:r>
-        <w:t>grep -E "</w:t>
-      </w:r>
-      <w:proofErr w:type="spellStart"/>
-      <w:r>
-        <w:t>bash|zsh</w:t>
-      </w:r>
-      <w:proofErr w:type="spellEnd"/>
-      <w:r>
-        <w:t>" /</w:t>
-      </w:r>
-      <w:proofErr w:type="spellStart"/>
-      <w:r>
-        <w:t>etc</w:t>
-      </w:r>
-      <w:proofErr w:type="spellEnd"/>
-      <w:r>
-        <w:t>/</w:t>
+        <w:t>27. Bloquear la cuenta de un usuario</w:t>
+      </w:r>
+    </w:p>
+    <w:p>
+      <w:r>
+        <w:t xml:space="preserve">sudo </w:t>
       </w:r>
       <w:proofErr w:type="spellStart"/>
       <w:r>
         <w:t>passwd</w:t>
       </w:r>
       <w:proofErr w:type="spellEnd"/>
-    </w:p>
-    <w:p>
-      <w:r>
-        <w:pict w14:anchorId="07E98FB8">
+      <w:r>
+        <w:t xml:space="preserve"> -l alumno2</w:t>
+      </w:r>
+    </w:p>
+    <w:p>
+      <w:r>
+        <w:pict w14:anchorId="6A1B17BB">
           <v:rect id="_x0000_i1174" style="width:0;height:1.5pt" o:hralign="center" o:hrstd="t" o:hr="t" fillcolor="#a0a0a0" stroked="f"/>
         </w:pict>
       </w:r>
@@ -17359,6 +17260,105 @@
           <w:b/>
           <w:bCs/>
         </w:rPr>
+        <w:t>28. Desbloquear la cuenta</w:t>
+      </w:r>
+    </w:p>
+    <w:p>
+      <w:r>
+        <w:t xml:space="preserve">sudo </w:t>
+      </w:r>
+      <w:proofErr w:type="spellStart"/>
+      <w:r>
+        <w:t>passwd</w:t>
+      </w:r>
+      <w:proofErr w:type="spellEnd"/>
+      <w:r>
+        <w:t xml:space="preserve"> -u alumno2</w:t>
+      </w:r>
+    </w:p>
+    <w:p>
+      <w:r>
+        <w:pict w14:anchorId="2C6A5FCA">
+          <v:rect id="_x0000_i1175" style="width:0;height:1.5pt" o:hralign="center" o:hrstd="t" o:hr="t" fillcolor="#a0a0a0" stroked="f"/>
+        </w:pict>
+      </w:r>
+    </w:p>
+    <w:p>
+      <w:pPr>
+        <w:rPr>
+          <w:b/>
+          <w:bCs/>
+        </w:rPr>
+      </w:pPr>
+      <w:r>
+        <w:rPr>
+          <w:b/>
+          <w:bCs/>
+        </w:rPr>
+        <w:t xml:space="preserve">29. Ver qué usuarios tienen </w:t>
+      </w:r>
+      <w:proofErr w:type="spellStart"/>
+      <w:r>
+        <w:rPr>
+          <w:b/>
+          <w:bCs/>
+        </w:rPr>
+        <w:t>shell</w:t>
+      </w:r>
+      <w:proofErr w:type="spellEnd"/>
+      <w:r>
+        <w:rPr>
+          <w:b/>
+          <w:bCs/>
+        </w:rPr>
+        <w:t xml:space="preserve"> interactivo</w:t>
+      </w:r>
+    </w:p>
+    <w:p>
+      <w:r>
+        <w:t>grep -E "</w:t>
+      </w:r>
+      <w:proofErr w:type="spellStart"/>
+      <w:r>
+        <w:t>bash|zsh</w:t>
+      </w:r>
+      <w:proofErr w:type="spellEnd"/>
+      <w:r>
+        <w:t>" /</w:t>
+      </w:r>
+      <w:proofErr w:type="spellStart"/>
+      <w:r>
+        <w:t>etc</w:t>
+      </w:r>
+      <w:proofErr w:type="spellEnd"/>
+      <w:r>
+        <w:t>/</w:t>
+      </w:r>
+      <w:proofErr w:type="spellStart"/>
+      <w:r>
+        <w:t>passwd</w:t>
+      </w:r>
+      <w:proofErr w:type="spellEnd"/>
+    </w:p>
+    <w:p>
+      <w:r>
+        <w:pict w14:anchorId="07E98FB8">
+          <v:rect id="_x0000_i1176" style="width:0;height:1.5pt" o:hralign="center" o:hrstd="t" o:hr="t" fillcolor="#a0a0a0" stroked="f"/>
+        </w:pict>
+      </w:r>
+    </w:p>
+    <w:p>
+      <w:pPr>
+        <w:rPr>
+          <w:b/>
+          <w:bCs/>
+        </w:rPr>
+      </w:pPr>
+      <w:r>
+        <w:rPr>
+          <w:b/>
+          <w:bCs/>
+        </w:rPr>
         <w:t>30. Detectar archivos cuyo propietario no existe</w:t>
       </w:r>
     </w:p>
@@ -17396,7 +17396,7 @@
     <w:p>
       <w:r>
         <w:pict w14:anchorId="263B3653">
-          <v:rect id="_x0000_i1175" style="width:0;height:1.5pt" o:hralign="center" o:hrstd="t" o:hr="t" fillcolor="#a0a0a0" stroked="f"/>
+          <v:rect id="_x0000_i1177" style="width:0;height:1.5pt" o:hralign="center" o:hrstd="t" o:hr="t" fillcolor="#a0a0a0" stroked="f"/>
         </w:pict>
       </w:r>
     </w:p>
@@ -17791,7 +17791,7 @@
     <w:p>
       <w:r>
         <w:pict w14:anchorId="489FD5A2">
-          <v:rect id="_x0000_i1176" style="width:0;height:1.5pt" o:hralign="center" o:hrstd="t" o:hr="t" fillcolor="#a0a0a0" stroked="f"/>
+          <v:rect id="_x0000_i1178" style="width:0;height:1.5pt" o:hralign="center" o:hrstd="t" o:hr="t" fillcolor="#a0a0a0" stroked="f"/>
         </w:pict>
       </w:r>
     </w:p>
@@ -18061,7 +18061,7 @@
     <w:p>
       <w:r>
         <w:pict w14:anchorId="24DC71E3">
-          <v:rect id="_x0000_i1177" style="width:0;height:1.5pt" o:hralign="center" o:hrstd="t" o:hr="t" fillcolor="#a0a0a0" stroked="f"/>
+          <v:rect id="_x0000_i1179" style="width:0;height:1.5pt" o:hralign="center" o:hrstd="t" o:hr="t" fillcolor="#a0a0a0" stroked="f"/>
         </w:pict>
       </w:r>
     </w:p>
@@ -18209,7 +18209,7 @@
     <w:p>
       <w:r>
         <w:pict w14:anchorId="3809C9BD">
-          <v:rect id="_x0000_i1178" style="width:0;height:1.5pt" o:hralign="center" o:hrstd="t" o:hr="t" fillcolor="#a0a0a0" stroked="f"/>
+          <v:rect id="_x0000_i1180" style="width:0;height:1.5pt" o:hralign="center" o:hrstd="t" o:hr="t" fillcolor="#a0a0a0" stroked="f"/>
         </w:pict>
       </w:r>
     </w:p>
@@ -18489,7 +18489,7 @@
     <w:p>
       <w:r>
         <w:pict w14:anchorId="6A8D1AF2">
-          <v:rect id="_x0000_i1179" style="width:0;height:1.5pt" o:hralign="center" o:hrstd="t" o:hr="t" fillcolor="#a0a0a0" stroked="f"/>
+          <v:rect id="_x0000_i1181" style="width:0;height:1.5pt" o:hralign="center" o:hrstd="t" o:hr="t" fillcolor="#a0a0a0" stroked="f"/>
         </w:pict>
       </w:r>
     </w:p>
@@ -18688,7 +18688,7 @@
       <w:r>
         <w:lastRenderedPageBreak/>
         <w:pict w14:anchorId="424F9419">
-          <v:rect id="_x0000_i1180" style="width:0;height:1.5pt" o:hralign="center" o:hrstd="t" o:hr="t" fillcolor="#a0a0a0" stroked="f"/>
+          <v:rect id="_x0000_i1182" style="width:0;height:1.5pt" o:hralign="center" o:hrstd="t" o:hr="t" fillcolor="#a0a0a0" stroked="f"/>
         </w:pict>
       </w:r>
     </w:p>
@@ -18814,7 +18814,7 @@
     <w:p>
       <w:r>
         <w:pict w14:anchorId="01F1694A">
-          <v:rect id="_x0000_i1181" style="width:0;height:1.5pt" o:hralign="center" o:hrstd="t" o:hr="t" fillcolor="#a0a0a0" stroked="f"/>
+          <v:rect id="_x0000_i1183" style="width:0;height:1.5pt" o:hralign="center" o:hrstd="t" o:hr="t" fillcolor="#a0a0a0" stroked="f"/>
         </w:pict>
       </w:r>
     </w:p>
@@ -19401,7 +19401,7 @@
     <w:p>
       <w:r>
         <w:pict w14:anchorId="373034AB">
-          <v:rect id="_x0000_i1182" style="width:0;height:1.5pt" o:hralign="center" o:hrstd="t" o:hr="t" fillcolor="#a0a0a0" stroked="f"/>
+          <v:rect id="_x0000_i1184" style="width:0;height:1.5pt" o:hralign="center" o:hrstd="t" o:hr="t" fillcolor="#a0a0a0" stroked="f"/>
         </w:pict>
       </w:r>
     </w:p>
@@ -19468,7 +19468,7 @@
     <w:p>
       <w:r>
         <w:pict w14:anchorId="4F61678D">
-          <v:rect id="_x0000_i1183" style="width:0;height:1.5pt" o:hralign="center" o:hrstd="t" o:hr="t" fillcolor="#a0a0a0" stroked="f"/>
+          <v:rect id="_x0000_i1185" style="width:0;height:1.5pt" o:hralign="center" o:hrstd="t" o:hr="t" fillcolor="#a0a0a0" stroked="f"/>
         </w:pict>
       </w:r>
     </w:p>
@@ -19504,7 +19504,7 @@
     <w:p>
       <w:r>
         <w:pict w14:anchorId="66CE677C">
-          <v:rect id="_x0000_i1184" style="width:0;height:1.5pt" o:hralign="center" o:hrstd="t" o:hr="t" fillcolor="#a0a0a0" stroked="f"/>
+          <v:rect id="_x0000_i1186" style="width:0;height:1.5pt" o:hralign="center" o:hrstd="t" o:hr="t" fillcolor="#a0a0a0" stroked="f"/>
         </w:pict>
       </w:r>
     </w:p>
@@ -19543,7 +19543,7 @@
     <w:p>
       <w:r>
         <w:pict w14:anchorId="1764E308">
-          <v:rect id="_x0000_i1185" style="width:0;height:1.5pt" o:hralign="center" o:hrstd="t" o:hr="t" fillcolor="#a0a0a0" stroked="f"/>
+          <v:rect id="_x0000_i1187" style="width:0;height:1.5pt" o:hralign="center" o:hrstd="t" o:hr="t" fillcolor="#a0a0a0" stroked="f"/>
         </w:pict>
       </w:r>
     </w:p>
@@ -19582,7 +19582,7 @@
     <w:p>
       <w:r>
         <w:pict w14:anchorId="14665B5D">
-          <v:rect id="_x0000_i1186" style="width:0;height:1.5pt" o:hralign="center" o:hrstd="t" o:hr="t" fillcolor="#a0a0a0" stroked="f"/>
+          <v:rect id="_x0000_i1188" style="width:0;height:1.5pt" o:hralign="center" o:hrstd="t" o:hr="t" fillcolor="#a0a0a0" stroked="f"/>
         </w:pict>
       </w:r>
     </w:p>
@@ -19621,7 +19621,7 @@
     <w:p>
       <w:r>
         <w:pict w14:anchorId="35CBADC4">
-          <v:rect id="_x0000_i1187" style="width:0;height:1.5pt" o:hralign="center" o:hrstd="t" o:hr="t" fillcolor="#a0a0a0" stroked="f"/>
+          <v:rect id="_x0000_i1189" style="width:0;height:1.5pt" o:hralign="center" o:hrstd="t" o:hr="t" fillcolor="#a0a0a0" stroked="f"/>
         </w:pict>
       </w:r>
     </w:p>
@@ -19778,7 +19778,7 @@
     <w:p>
       <w:r>
         <w:pict w14:anchorId="61D60DC5">
-          <v:rect id="_x0000_i1188" style="width:0;height:1.5pt" o:hralign="center" o:hrstd="t" o:hr="t" fillcolor="#a0a0a0" stroked="f"/>
+          <v:rect id="_x0000_i1190" style="width:0;height:1.5pt" o:hralign="center" o:hrstd="t" o:hr="t" fillcolor="#a0a0a0" stroked="f"/>
         </w:pict>
       </w:r>
     </w:p>
@@ -19817,7 +19817,7 @@
     <w:p>
       <w:r>
         <w:pict w14:anchorId="51C242BE">
-          <v:rect id="_x0000_i1189" style="width:0;height:1.5pt" o:hralign="center" o:hrstd="t" o:hr="t" fillcolor="#a0a0a0" stroked="f"/>
+          <v:rect id="_x0000_i1191" style="width:0;height:1.5pt" o:hralign="center" o:hrstd="t" o:hr="t" fillcolor="#a0a0a0" stroked="f"/>
         </w:pict>
       </w:r>
     </w:p>
@@ -19861,7 +19861,7 @@
     <w:p>
       <w:r>
         <w:pict w14:anchorId="24875242">
-          <v:rect id="_x0000_i1190" style="width:0;height:1.5pt" o:hralign="center" o:hrstd="t" o:hr="t" fillcolor="#a0a0a0" stroked="f"/>
+          <v:rect id="_x0000_i1192" style="width:0;height:1.5pt" o:hralign="center" o:hrstd="t" o:hr="t" fillcolor="#a0a0a0" stroked="f"/>
         </w:pict>
       </w:r>
     </w:p>
@@ -19908,7 +19908,7 @@
     <w:p>
       <w:r>
         <w:pict w14:anchorId="766B82A4">
-          <v:rect id="_x0000_i1191" style="width:0;height:1.5pt" o:hralign="center" o:hrstd="t" o:hr="t" fillcolor="#a0a0a0" stroked="f"/>
+          <v:rect id="_x0000_i1193" style="width:0;height:1.5pt" o:hralign="center" o:hrstd="t" o:hr="t" fillcolor="#a0a0a0" stroked="f"/>
         </w:pict>
       </w:r>
     </w:p>
@@ -19973,12 +19973,13 @@
     <w:p>
       <w:r>
         <w:pict w14:anchorId="157FD786">
-          <v:rect id="_x0000_i1192" style="width:0;height:1.5pt" o:hralign="center" o:hrstd="t" o:hr="t" fillcolor="#a0a0a0" stroked="f"/>
+          <v:rect id="_x0000_i1194" style="width:0;height:1.5pt" o:hralign="center" o:hrstd="t" o:hr="t" fillcolor="#a0a0a0" stroked="f"/>
         </w:pict>
       </w:r>
     </w:p>
     <w:p>
       <w:pPr>
+        <w:shd w:val="clear" w:color="auto" w:fill="FAE2D5" w:themeFill="accent2" w:themeFillTint="33"/>
         <w:rPr>
           <w:b/>
           <w:bCs/>
@@ -19999,6 +20000,7 @@
           <w:ilvl w:val="0"/>
           <w:numId w:val="94"/>
         </w:numPr>
+        <w:shd w:val="clear" w:color="auto" w:fill="FAE2D5" w:themeFill="accent2" w:themeFillTint="33"/>
       </w:pPr>
       <w:proofErr w:type="spellStart"/>
       <w:r>
@@ -20010,14 +20012,18 @@
       </w:r>
     </w:p>
     <w:p>
+      <w:pPr>
+        <w:shd w:val="clear" w:color="auto" w:fill="FAE2D5" w:themeFill="accent2" w:themeFillTint="33"/>
+      </w:pPr>
       <w:r>
         <w:pict w14:anchorId="647BF297">
-          <v:rect id="_x0000_i1193" style="width:0;height:1.5pt" o:hralign="center" o:hrstd="t" o:hr="t" fillcolor="#a0a0a0" stroked="f"/>
+          <v:rect id="_x0000_i1375" style="width:0;height:1.5pt" o:hralign="center" o:hrstd="t" o:hr="t" fillcolor="#a0a0a0" stroked="f"/>
         </w:pict>
       </w:r>
     </w:p>
     <w:p>
       <w:pPr>
+        <w:shd w:val="clear" w:color="auto" w:fill="FAE2D5" w:themeFill="accent2" w:themeFillTint="33"/>
         <w:rPr>
           <w:b/>
           <w:bCs/>
@@ -20038,6 +20044,7 @@
           <w:ilvl w:val="0"/>
           <w:numId w:val="94"/>
         </w:numPr>
+        <w:shd w:val="clear" w:color="auto" w:fill="FAE2D5" w:themeFill="accent2" w:themeFillTint="33"/>
       </w:pPr>
       <w:proofErr w:type="spellStart"/>
       <w:r>
@@ -20046,14 +20053,18 @@
       <w:proofErr w:type="spellEnd"/>
     </w:p>
     <w:p>
+      <w:pPr>
+        <w:shd w:val="clear" w:color="auto" w:fill="FAE2D5" w:themeFill="accent2" w:themeFillTint="33"/>
+      </w:pPr>
       <w:r>
         <w:pict w14:anchorId="02166C91">
-          <v:rect id="_x0000_i1194" style="width:0;height:1.5pt" o:hralign="center" o:hrstd="t" o:hr="t" fillcolor="#a0a0a0" stroked="f"/>
+          <v:rect id="_x0000_i1376" style="width:0;height:1.5pt" o:hralign="center" o:hrstd="t" o:hr="t" fillcolor="#a0a0a0" stroked="f"/>
         </w:pict>
       </w:r>
     </w:p>
     <w:p>
       <w:pPr>
+        <w:shd w:val="clear" w:color="auto" w:fill="FAE2D5" w:themeFill="accent2" w:themeFillTint="33"/>
         <w:rPr>
           <w:b/>
           <w:bCs/>
@@ -20074,6 +20085,7 @@
           <w:ilvl w:val="0"/>
           <w:numId w:val="94"/>
         </w:numPr>
+        <w:shd w:val="clear" w:color="auto" w:fill="FAE2D5" w:themeFill="accent2" w:themeFillTint="33"/>
       </w:pPr>
       <w:proofErr w:type="spellStart"/>
       <w:r>
@@ -20091,6 +20103,7 @@
           <w:ilvl w:val="0"/>
           <w:numId w:val="94"/>
         </w:numPr>
+        <w:shd w:val="clear" w:color="auto" w:fill="FAE2D5" w:themeFill="accent2" w:themeFillTint="33"/>
       </w:pPr>
       <w:proofErr w:type="spellStart"/>
       <w:r>
@@ -20099,14 +20112,18 @@
       <w:proofErr w:type="spellEnd"/>
     </w:p>
     <w:p>
+      <w:pPr>
+        <w:shd w:val="clear" w:color="auto" w:fill="FAE2D5" w:themeFill="accent2" w:themeFillTint="33"/>
+      </w:pPr>
       <w:r>
         <w:pict w14:anchorId="314FA4C2">
-          <v:rect id="_x0000_i1195" style="width:0;height:1.5pt" o:hralign="center" o:hrstd="t" o:hr="t" fillcolor="#a0a0a0" stroked="f"/>
+          <v:rect id="_x0000_i1377" style="width:0;height:1.5pt" o:hralign="center" o:hrstd="t" o:hr="t" fillcolor="#a0a0a0" stroked="f"/>
         </w:pict>
       </w:r>
     </w:p>
     <w:p>
       <w:pPr>
+        <w:shd w:val="clear" w:color="auto" w:fill="FAE2D5" w:themeFill="accent2" w:themeFillTint="33"/>
         <w:rPr>
           <w:b/>
           <w:bCs/>
@@ -20137,6 +20154,7 @@
           <w:ilvl w:val="0"/>
           <w:numId w:val="95"/>
         </w:numPr>
+        <w:shd w:val="clear" w:color="auto" w:fill="FAE2D5" w:themeFill="accent2" w:themeFillTint="33"/>
       </w:pPr>
       <w:proofErr w:type="spellStart"/>
       <w:r>
@@ -20147,7 +20165,7 @@
     <w:p>
       <w:r>
         <w:pict w14:anchorId="57707527">
-          <v:rect id="_x0000_i1196" style="width:0;height:1.5pt" o:hralign="center" o:hrstd="t" o:hr="t" fillcolor="#a0a0a0" stroked="f"/>
+          <v:rect id="_x0000_i1198" style="width:0;height:1.5pt" o:hralign="center" o:hrstd="t" o:hr="t" fillcolor="#a0a0a0" stroked="f"/>
         </w:pict>
       </w:r>
     </w:p>
@@ -20225,7 +20243,7 @@
     <w:p>
       <w:r>
         <w:pict w14:anchorId="104B3F60">
-          <v:rect id="_x0000_i1197" style="width:0;height:1.5pt" o:hralign="center" o:hrstd="t" o:hr="t" fillcolor="#a0a0a0" stroked="f"/>
+          <v:rect id="_x0000_i1199" style="width:0;height:1.5pt" o:hralign="center" o:hrstd="t" o:hr="t" fillcolor="#a0a0a0" stroked="f"/>
         </w:pict>
       </w:r>
     </w:p>
@@ -20286,7 +20304,7 @@
     <w:p>
       <w:r>
         <w:pict w14:anchorId="31CAF010">
-          <v:rect id="_x0000_i1198" style="width:0;height:1.5pt" o:hralign="center" o:hrstd="t" o:hr="t" fillcolor="#a0a0a0" stroked="f"/>
+          <v:rect id="_x0000_i1200" style="width:0;height:1.5pt" o:hralign="center" o:hrstd="t" o:hr="t" fillcolor="#a0a0a0" stroked="f"/>
         </w:pict>
       </w:r>
     </w:p>
@@ -20342,7 +20360,7 @@
     <w:p>
       <w:r>
         <w:pict w14:anchorId="51685367">
-          <v:rect id="_x0000_i1199" style="width:0;height:1.5pt" o:hralign="center" o:hrstd="t" o:hr="t" fillcolor="#a0a0a0" stroked="f"/>
+          <v:rect id="_x0000_i1201" style="width:0;height:1.5pt" o:hralign="center" o:hrstd="t" o:hr="t" fillcolor="#a0a0a0" stroked="f"/>
         </w:pict>
       </w:r>
     </w:p>
@@ -20406,7 +20424,7 @@
     <w:p>
       <w:r>
         <w:pict w14:anchorId="2A547C19">
-          <v:rect id="_x0000_i1200" style="width:0;height:1.5pt" o:hralign="center" o:hrstd="t" o:hr="t" fillcolor="#a0a0a0" stroked="f"/>
+          <v:rect id="_x0000_i1202" style="width:0;height:1.5pt" o:hralign="center" o:hrstd="t" o:hr="t" fillcolor="#a0a0a0" stroked="f"/>
         </w:pict>
       </w:r>
     </w:p>
@@ -20459,7 +20477,7 @@
     <w:p>
       <w:r>
         <w:pict w14:anchorId="06299138">
-          <v:rect id="_x0000_i1201" style="width:0;height:1.5pt" o:hralign="center" o:hrstd="t" o:hr="t" fillcolor="#a0a0a0" stroked="f"/>
+          <v:rect id="_x0000_i1203" style="width:0;height:1.5pt" o:hralign="center" o:hrstd="t" o:hr="t" fillcolor="#a0a0a0" stroked="f"/>
         </w:pict>
       </w:r>
     </w:p>
@@ -20537,7 +20555,7 @@
     <w:p>
       <w:r>
         <w:pict w14:anchorId="03B4C56C">
-          <v:rect id="_x0000_i1202" style="width:0;height:1.5pt" o:hralign="center" o:hrstd="t" o:hr="t" fillcolor="#a0a0a0" stroked="f"/>
+          <v:rect id="_x0000_i1204" style="width:0;height:1.5pt" o:hralign="center" o:hrstd="t" o:hr="t" fillcolor="#a0a0a0" stroked="f"/>
         </w:pict>
       </w:r>
     </w:p>
@@ -20587,7 +20605,7 @@
     <w:p>
       <w:r>
         <w:pict w14:anchorId="49067CED">
-          <v:rect id="_x0000_i1203" style="width:0;height:1.5pt" o:hralign="center" o:hrstd="t" o:hr="t" fillcolor="#a0a0a0" stroked="f"/>
+          <v:rect id="_x0000_i1205" style="width:0;height:1.5pt" o:hralign="center" o:hrstd="t" o:hr="t" fillcolor="#a0a0a0" stroked="f"/>
         </w:pict>
       </w:r>
     </w:p>
@@ -20686,7 +20704,7 @@
       </w:r>
       <w:proofErr w:type="spellEnd"/>
       <w:r>
-        <w:t xml:space="preserve"> 300: </w:t>
+        <w:t xml:space="preserve"> 30: </w:t>
       </w:r>
       <w:r>
         <w:t xml:space="preserve">hace que el sistema o el script </w:t>
@@ -20696,7 +20714,7 @@
           <w:b/>
           <w:bCs/>
         </w:rPr>
-        <w:t>espere 300 segundos</w:t>
+        <w:t>espere 30 segundos</w:t>
       </w:r>
       <w:r>
         <w:t>.</w:t>
@@ -20742,7 +20760,7 @@
     <w:p>
       <w:r>
         <w:pict w14:anchorId="4DF1A553">
-          <v:rect id="_x0000_i1204" style="width:0;height:1.5pt" o:hralign="center" o:hrstd="t" o:hr="t" fillcolor="#a0a0a0" stroked="f"/>
+          <v:rect id="_x0000_i1206" style="width:0;height:1.5pt" o:hralign="center" o:hrstd="t" o:hr="t" fillcolor="#a0a0a0" stroked="f"/>
         </w:pict>
       </w:r>
     </w:p>
@@ -20781,7 +20799,7 @@
     <w:p>
       <w:r>
         <w:pict w14:anchorId="4A603718">
-          <v:rect id="_x0000_i1205" style="width:0;height:1.5pt" o:hralign="center" o:hrstd="t" o:hr="t" fillcolor="#a0a0a0" stroked="f"/>
+          <v:rect id="_x0000_i1207" style="width:0;height:1.5pt" o:hralign="center" o:hrstd="t" o:hr="t" fillcolor="#a0a0a0" stroked="f"/>
         </w:pict>
       </w:r>
     </w:p>
@@ -20839,7 +20857,7 @@
     <w:p>
       <w:r>
         <w:pict w14:anchorId="682E7AAB">
-          <v:rect id="_x0000_i1206" style="width:0;height:1.5pt" o:hralign="center" o:hrstd="t" o:hr="t" fillcolor="#a0a0a0" stroked="f"/>
+          <v:rect id="_x0000_i1208" style="width:0;height:1.5pt" o:hralign="center" o:hrstd="t" o:hr="t" fillcolor="#a0a0a0" stroked="f"/>
         </w:pict>
       </w:r>
     </w:p>
@@ -22049,7 +22067,6 @@
           <w:rFonts w:ascii="Courier New" w:hAnsi="Courier New" w:cs="Courier New"/>
           <w:sz w:val="22"/>
           <w:szCs w:val="22"/>
-          <w:lang w:val="en-GB"/>
         </w:rPr>
       </w:pPr>
       <w:r>
@@ -22057,29 +22074,25 @@
           <w:rFonts w:ascii="Courier New" w:hAnsi="Courier New" w:cs="Courier New"/>
           <w:sz w:val="22"/>
           <w:szCs w:val="22"/>
-          <w:lang w:val="en-GB"/>
-        </w:rPr>
-        <w:t>echo "Memoria libre (</w:t>
-      </w:r>
-      <w:proofErr w:type="gramStart"/>
-      <w:r>
+        </w:rPr>
+        <w:t>echo "Memoria libre (free -h):"</w:t>
+      </w:r>
+    </w:p>
+    <w:p>
+      <w:pPr>
         <w:rPr>
           <w:rFonts w:ascii="Courier New" w:hAnsi="Courier New" w:cs="Courier New"/>
           <w:sz w:val="22"/>
           <w:szCs w:val="22"/>
-          <w:lang w:val="en-GB"/>
-        </w:rPr>
-        <w:t>free -h</w:t>
-      </w:r>
-      <w:proofErr w:type="gramEnd"/>
+        </w:rPr>
+      </w:pPr>
       <w:r>
         <w:rPr>
           <w:rFonts w:ascii="Courier New" w:hAnsi="Courier New" w:cs="Courier New"/>
           <w:sz w:val="22"/>
           <w:szCs w:val="22"/>
-          <w:lang w:val="en-GB"/>
-        </w:rPr>
-        <w:t>):"</w:t>
+        </w:rPr>
+        <w:t>free -h</w:t>
       </w:r>
     </w:p>
     <w:p>
@@ -22088,28 +22101,6 @@
           <w:rFonts w:ascii="Courier New" w:hAnsi="Courier New" w:cs="Courier New"/>
           <w:sz w:val="22"/>
           <w:szCs w:val="22"/>
-          <w:lang w:val="en-GB"/>
-        </w:rPr>
-      </w:pPr>
-      <w:proofErr w:type="gramStart"/>
-      <w:r>
-        <w:rPr>
-          <w:rFonts w:ascii="Courier New" w:hAnsi="Courier New" w:cs="Courier New"/>
-          <w:sz w:val="22"/>
-          <w:szCs w:val="22"/>
-          <w:lang w:val="en-GB"/>
-        </w:rPr>
-        <w:t>free -h</w:t>
-      </w:r>
-      <w:proofErr w:type="gramEnd"/>
-    </w:p>
-    <w:p>
-      <w:pPr>
-        <w:rPr>
-          <w:rFonts w:ascii="Courier New" w:hAnsi="Courier New" w:cs="Courier New"/>
-          <w:sz w:val="22"/>
-          <w:szCs w:val="22"/>
-          <w:lang w:val="en-GB"/>
         </w:rPr>
       </w:pPr>
     </w:p>
@@ -22340,7 +22331,7 @@
     <w:p>
       <w:r>
         <w:pict w14:anchorId="62712EB6">
-          <v:rect id="_x0000_i1207" style="width:0;height:1.5pt" o:hralign="center" o:hrstd="t" o:hr="t" fillcolor="#a0a0a0" stroked="f"/>
+          <v:rect id="_x0000_i1209" style="width:0;height:1.5pt" o:hralign="center" o:hrstd="t" o:hr="t" fillcolor="#a0a0a0" stroked="f"/>
         </w:pict>
       </w:r>
     </w:p>
@@ -22860,7 +22851,7 @@
     <w:p>
       <w:r>
         <w:pict w14:anchorId="2B19E40B">
-          <v:rect id="_x0000_i1208" style="width:0;height:1.5pt" o:hralign="center" o:hrstd="t" o:hr="t" fillcolor="#a0a0a0" stroked="f"/>
+          <v:rect id="_x0000_i1210" style="width:0;height:1.5pt" o:hralign="center" o:hrstd="t" o:hr="t" fillcolor="#a0a0a0" stroked="f"/>
         </w:pict>
       </w:r>
     </w:p>
@@ -22938,7 +22929,7 @@
     <w:p>
       <w:r>
         <w:pict w14:anchorId="1B4E515D">
-          <v:rect id="_x0000_i1209" style="width:0;height:1.5pt" o:hralign="center" o:hrstd="t" o:hr="t" fillcolor="#a0a0a0" stroked="f"/>
+          <v:rect id="_x0000_i1211" style="width:0;height:1.5pt" o:hralign="center" o:hrstd="t" o:hr="t" fillcolor="#a0a0a0" stroked="f"/>
         </w:pict>
       </w:r>
     </w:p>
@@ -22993,7 +22984,7 @@
     <w:p>
       <w:r>
         <w:pict w14:anchorId="26942EAF">
-          <v:rect id="_x0000_i1210" style="width:0;height:1.5pt" o:hralign="center" o:hrstd="t" o:hr="t" fillcolor="#a0a0a0" stroked="f"/>
+          <v:rect id="_x0000_i1212" style="width:0;height:1.5pt" o:hralign="center" o:hrstd="t" o:hr="t" fillcolor="#a0a0a0" stroked="f"/>
         </w:pict>
       </w:r>
     </w:p>
@@ -23071,7 +23062,7 @@
     <w:p>
       <w:r>
         <w:pict w14:anchorId="2CE62305">
-          <v:rect id="_x0000_i1211" style="width:0;height:1.5pt" o:hralign="center" o:hrstd="t" o:hr="t" fillcolor="#a0a0a0" stroked="f"/>
+          <v:rect id="_x0000_i1213" style="width:0;height:1.5pt" o:hralign="center" o:hrstd="t" o:hr="t" fillcolor="#a0a0a0" stroked="f"/>
         </w:pict>
       </w:r>
     </w:p>
@@ -23093,7 +23084,7 @@
     <w:p>
       <w:r>
         <w:pict w14:anchorId="37C580AE">
-          <v:rect id="_x0000_i1212" style="width:0;height:1.5pt" o:hralign="center" o:hrstd="t" o:hr="t" fillcolor="#a0a0a0" stroked="f"/>
+          <v:rect id="_x0000_i1214" style="width:0;height:1.5pt" o:hralign="center" o:hrstd="t" o:hr="t" fillcolor="#a0a0a0" stroked="f"/>
         </w:pict>
       </w:r>
     </w:p>
@@ -23396,7 +23387,7 @@
     <w:p>
       <w:r>
         <w:pict w14:anchorId="2EE669FB">
-          <v:rect id="_x0000_i1213" style="width:0;height:1.5pt" o:hralign="center" o:hrstd="t" o:hr="t" fillcolor="#a0a0a0" stroked="f"/>
+          <v:rect id="_x0000_i1215" style="width:0;height:1.5pt" o:hralign="center" o:hrstd="t" o:hr="t" fillcolor="#a0a0a0" stroked="f"/>
         </w:pict>
       </w:r>
     </w:p>
@@ -23690,7 +23681,7 @@
       </w:pPr>
       <w:r>
         <w:pict w14:anchorId="587C82B2">
-          <v:rect id="_x0000_i1214" style="width:0;height:1.5pt" o:hralign="center" o:hrstd="t" o:hr="t" fillcolor="#a0a0a0" stroked="f"/>
+          <v:rect id="_x0000_i1216" style="width:0;height:1.5pt" o:hralign="center" o:hrstd="t" o:hr="t" fillcolor="#a0a0a0" stroked="f"/>
         </w:pict>
       </w:r>
     </w:p>
@@ -23860,7 +23851,7 @@
     <w:p>
       <w:r>
         <w:pict w14:anchorId="3BAECF90">
-          <v:rect id="_x0000_i1215" style="width:0;height:1.5pt" o:hralign="center" o:hrstd="t" o:hr="t" fillcolor="#a0a0a0" stroked="f"/>
+          <v:rect id="_x0000_i1217" style="width:0;height:1.5pt" o:hralign="center" o:hrstd="t" o:hr="t" fillcolor="#a0a0a0" stroked="f"/>
         </w:pict>
       </w:r>
     </w:p>
@@ -23990,7 +23981,7 @@
     <w:p>
       <w:r>
         <w:pict w14:anchorId="3C5DAC8B">
-          <v:rect id="_x0000_i1216" style="width:0;height:1.5pt" o:hralign="center" o:hrstd="t" o:hr="t" fillcolor="#a0a0a0" stroked="f"/>
+          <v:rect id="_x0000_i1218" style="width:0;height:1.5pt" o:hralign="center" o:hrstd="t" o:hr="t" fillcolor="#a0a0a0" stroked="f"/>
         </w:pict>
       </w:r>
     </w:p>
@@ -24190,7 +24181,7 @@
     <w:p>
       <w:r>
         <w:pict w14:anchorId="70B1132E">
-          <v:rect id="_x0000_i1217" style="width:0;height:1.5pt" o:hralign="center" o:hrstd="t" o:hr="t" fillcolor="#a0a0a0" stroked="f"/>
+          <v:rect id="_x0000_i1219" style="width:0;height:1.5pt" o:hralign="center" o:hrstd="t" o:hr="t" fillcolor="#a0a0a0" stroked="f"/>
         </w:pict>
       </w:r>
     </w:p>
@@ -24382,7 +24373,7 @@
     <w:p>
       <w:r>
         <w:pict w14:anchorId="5439BEE0">
-          <v:rect id="_x0000_i1218" style="width:0;height:1.5pt" o:hralign="center" o:hrstd="t" o:hr="t" fillcolor="#a0a0a0" stroked="f"/>
+          <v:rect id="_x0000_i1220" style="width:0;height:1.5pt" o:hralign="center" o:hrstd="t" o:hr="t" fillcolor="#a0a0a0" stroked="f"/>
         </w:pict>
       </w:r>
     </w:p>
@@ -24811,7 +24802,7 @@
     <w:p>
       <w:r>
         <w:pict w14:anchorId="465C7842">
-          <v:rect id="_x0000_i1219" style="width:0;height:1.5pt" o:hralign="center" o:hrstd="t" o:hr="t" fillcolor="#a0a0a0" stroked="f"/>
+          <v:rect id="_x0000_i1221" style="width:0;height:1.5pt" o:hralign="center" o:hrstd="t" o:hr="t" fillcolor="#a0a0a0" stroked="f"/>
         </w:pict>
       </w:r>
     </w:p>
@@ -24841,7 +24832,7 @@
     <w:p>
       <w:r>
         <w:pict w14:anchorId="647E507E">
-          <v:rect id="_x0000_i1220" style="width:0;height:1.5pt" o:hralign="center" o:hrstd="t" o:hr="t" fillcolor="#a0a0a0" stroked="f"/>
+          <v:rect id="_x0000_i1222" style="width:0;height:1.5pt" o:hralign="center" o:hrstd="t" o:hr="t" fillcolor="#a0a0a0" stroked="f"/>
         </w:pict>
       </w:r>
     </w:p>
@@ -25334,7 +25325,7 @@
     <w:p>
       <w:r>
         <w:pict w14:anchorId="5CE2EDC7">
-          <v:rect id="_x0000_i1221" style="width:0;height:1.5pt" o:hralign="center" o:hrstd="t" o:hr="t" fillcolor="#a0a0a0" stroked="f"/>
+          <v:rect id="_x0000_i1223" style="width:0;height:1.5pt" o:hralign="center" o:hrstd="t" o:hr="t" fillcolor="#a0a0a0" stroked="f"/>
         </w:pict>
       </w:r>
     </w:p>
@@ -25378,7 +25369,7 @@
     <w:p>
       <w:r>
         <w:pict w14:anchorId="08C8DCBD">
-          <v:rect id="_x0000_i1222" style="width:0;height:1.5pt" o:hralign="center" o:hrstd="t" o:hr="t" fillcolor="#a0a0a0" stroked="f"/>
+          <v:rect id="_x0000_i1224" style="width:0;height:1.5pt" o:hralign="center" o:hrstd="t" o:hr="t" fillcolor="#a0a0a0" stroked="f"/>
         </w:pict>
       </w:r>
     </w:p>
@@ -25425,7 +25416,7 @@
     <w:p>
       <w:r>
         <w:pict w14:anchorId="1CC8F24A">
-          <v:rect id="_x0000_i1223" style="width:0;height:1.5pt" o:hralign="center" o:hrstd="t" o:hr="t" fillcolor="#a0a0a0" stroked="f"/>
+          <v:rect id="_x0000_i1225" style="width:0;height:1.5pt" o:hralign="center" o:hrstd="t" o:hr="t" fillcolor="#a0a0a0" stroked="f"/>
         </w:pict>
       </w:r>
     </w:p>
@@ -25493,7 +25484,7 @@
     <w:p>
       <w:r>
         <w:pict w14:anchorId="6403BA20">
-          <v:rect id="_x0000_i1224" style="width:0;height:1.5pt" o:hralign="center" o:hrstd="t" o:hr="t" fillcolor="#a0a0a0" stroked="f"/>
+          <v:rect id="_x0000_i1226" style="width:0;height:1.5pt" o:hralign="center" o:hrstd="t" o:hr="t" fillcolor="#a0a0a0" stroked="f"/>
         </w:pict>
       </w:r>
     </w:p>
@@ -25537,7 +25528,7 @@
     <w:p>
       <w:r>
         <w:pict w14:anchorId="7E085522">
-          <v:rect id="_x0000_i1225" style="width:0;height:1.5pt" o:hralign="center" o:hrstd="t" o:hr="t" fillcolor="#a0a0a0" stroked="f"/>
+          <v:rect id="_x0000_i1227" style="width:0;height:1.5pt" o:hralign="center" o:hrstd="t" o:hr="t" fillcolor="#a0a0a0" stroked="f"/>
         </w:pict>
       </w:r>
     </w:p>
@@ -25607,7 +25598,7 @@
     <w:p>
       <w:r>
         <w:pict w14:anchorId="20B6EEB1">
-          <v:rect id="_x0000_i1226" style="width:0;height:1.5pt" o:hralign="center" o:hrstd="t" o:hr="t" fillcolor="#a0a0a0" stroked="f"/>
+          <v:rect id="_x0000_i1228" style="width:0;height:1.5pt" o:hralign="center" o:hrstd="t" o:hr="t" fillcolor="#a0a0a0" stroked="f"/>
         </w:pict>
       </w:r>
     </w:p>
@@ -25705,7 +25696,7 @@
     <w:p>
       <w:r>
         <w:pict w14:anchorId="24EFC129">
-          <v:rect id="_x0000_i1227" style="width:0;height:1.5pt" o:hralign="center" o:hrstd="t" o:hr="t" fillcolor="#a0a0a0" stroked="f"/>
+          <v:rect id="_x0000_i1229" style="width:0;height:1.5pt" o:hralign="center" o:hrstd="t" o:hr="t" fillcolor="#a0a0a0" stroked="f"/>
         </w:pict>
       </w:r>
     </w:p>
@@ -25760,7 +25751,7 @@
     <w:p>
       <w:r>
         <w:pict w14:anchorId="1CD218F7">
-          <v:rect id="_x0000_i1228" style="width:0;height:1.5pt" o:hralign="center" o:hrstd="t" o:hr="t" fillcolor="#a0a0a0" stroked="f"/>
+          <v:rect id="_x0000_i1230" style="width:0;height:1.5pt" o:hralign="center" o:hrstd="t" o:hr="t" fillcolor="#a0a0a0" stroked="f"/>
         </w:pict>
       </w:r>
     </w:p>
@@ -25816,7 +25807,7 @@
     <w:p>
       <w:r>
         <w:pict w14:anchorId="431471C1">
-          <v:rect id="_x0000_i1229" style="width:0;height:1.5pt" o:hralign="center" o:hrstd="t" o:hr="t" fillcolor="#a0a0a0" stroked="f"/>
+          <v:rect id="_x0000_i1231" style="width:0;height:1.5pt" o:hralign="center" o:hrstd="t" o:hr="t" fillcolor="#a0a0a0" stroked="f"/>
         </w:pict>
       </w:r>
     </w:p>
@@ -25866,7 +25857,7 @@
     <w:p>
       <w:r>
         <w:pict w14:anchorId="025CD188">
-          <v:rect id="_x0000_i1230" style="width:0;height:1.5pt" o:hralign="center" o:hrstd="t" o:hr="t" fillcolor="#a0a0a0" stroked="f"/>
+          <v:rect id="_x0000_i1232" style="width:0;height:1.5pt" o:hralign="center" o:hrstd="t" o:hr="t" fillcolor="#a0a0a0" stroked="f"/>
         </w:pict>
       </w:r>
     </w:p>
@@ -25910,7 +25901,7 @@
     <w:p>
       <w:r>
         <w:pict w14:anchorId="3DDF0EC5">
-          <v:rect id="_x0000_i1231" style="width:0;height:1.5pt" o:hralign="center" o:hrstd="t" o:hr="t" fillcolor="#a0a0a0" stroked="f"/>
+          <v:rect id="_x0000_i1233" style="width:0;height:1.5pt" o:hralign="center" o:hrstd="t" o:hr="t" fillcolor="#a0a0a0" stroked="f"/>
         </w:pict>
       </w:r>
     </w:p>
@@ -26038,7 +26029,7 @@
     <w:p>
       <w:r>
         <w:pict w14:anchorId="31467688">
-          <v:rect id="_x0000_i1232" style="width:0;height:1.5pt" o:hralign="center" o:hrstd="t" o:hr="t" fillcolor="#a0a0a0" stroked="f"/>
+          <v:rect id="_x0000_i1234" style="width:0;height:1.5pt" o:hralign="center" o:hrstd="t" o:hr="t" fillcolor="#a0a0a0" stroked="f"/>
         </w:pict>
       </w:r>
     </w:p>
@@ -26082,7 +26073,7 @@
     <w:p>
       <w:r>
         <w:pict w14:anchorId="773E1D83">
-          <v:rect id="_x0000_i1233" style="width:0;height:1.5pt" o:hralign="center" o:hrstd="t" o:hr="t" fillcolor="#a0a0a0" stroked="f"/>
+          <v:rect id="_x0000_i1235" style="width:0;height:1.5pt" o:hralign="center" o:hrstd="t" o:hr="t" fillcolor="#a0a0a0" stroked="f"/>
         </w:pict>
       </w:r>
     </w:p>
@@ -26109,7 +26100,7 @@
     <w:p>
       <w:r>
         <w:pict w14:anchorId="24FF3030">
-          <v:rect id="_x0000_i1234" style="width:0;height:1.5pt" o:hralign="center" o:hrstd="t" o:hr="t" fillcolor="#a0a0a0" stroked="f"/>
+          <v:rect id="_x0000_i1236" style="width:0;height:1.5pt" o:hralign="center" o:hrstd="t" o:hr="t" fillcolor="#a0a0a0" stroked="f"/>
         </w:pict>
       </w:r>
     </w:p>
@@ -26267,7 +26258,7 @@
     <w:p>
       <w:r>
         <w:pict w14:anchorId="0DA5A235">
-          <v:rect id="_x0000_i1235" style="width:0;height:1.5pt" o:hralign="center" o:hrstd="t" o:hr="t" fillcolor="#a0a0a0" stroked="f"/>
+          <v:rect id="_x0000_i1237" style="width:0;height:1.5pt" o:hralign="center" o:hrstd="t" o:hr="t" fillcolor="#a0a0a0" stroked="f"/>
         </w:pict>
       </w:r>
     </w:p>
@@ -26338,7 +26329,7 @@
     <w:p>
       <w:r>
         <w:pict w14:anchorId="264C8DF1">
-          <v:rect id="_x0000_i1236" style="width:0;height:1.5pt" o:hralign="center" o:hrstd="t" o:hr="t" fillcolor="#a0a0a0" stroked="f"/>
+          <v:rect id="_x0000_i1238" style="width:0;height:1.5pt" o:hralign="center" o:hrstd="t" o:hr="t" fillcolor="#a0a0a0" stroked="f"/>
         </w:pict>
       </w:r>
     </w:p>
@@ -26467,7 +26458,7 @@
     <w:p>
       <w:r>
         <w:pict w14:anchorId="61EE235A">
-          <v:rect id="_x0000_i1237" style="width:0;height:1.5pt" o:hralign="center" o:hrstd="t" o:hr="t" fillcolor="#a0a0a0" stroked="f"/>
+          <v:rect id="_x0000_i1239" style="width:0;height:1.5pt" o:hralign="center" o:hrstd="t" o:hr="t" fillcolor="#a0a0a0" stroked="f"/>
         </w:pict>
       </w:r>
     </w:p>
@@ -26564,7 +26555,7 @@
     <w:p>
       <w:r>
         <w:pict w14:anchorId="07CF1482">
-          <v:rect id="_x0000_i1238" style="width:0;height:1.5pt" o:hralign="center" o:hrstd="t" o:hr="t" fillcolor="#a0a0a0" stroked="f"/>
+          <v:rect id="_x0000_i1240" style="width:0;height:1.5pt" o:hralign="center" o:hrstd="t" o:hr="t" fillcolor="#a0a0a0" stroked="f"/>
         </w:pict>
       </w:r>
     </w:p>
@@ -26631,7 +26622,7 @@
     <w:p>
       <w:r>
         <w:pict w14:anchorId="2E52666A">
-          <v:rect id="_x0000_i1239" style="width:0;height:1.5pt" o:hralign="center" o:hrstd="t" o:hr="t" fillcolor="#a0a0a0" stroked="f"/>
+          <v:rect id="_x0000_i1241" style="width:0;height:1.5pt" o:hralign="center" o:hrstd="t" o:hr="t" fillcolor="#a0a0a0" stroked="f"/>
         </w:pict>
       </w:r>
     </w:p>
@@ -26899,7 +26890,7 @@
     <w:p>
       <w:r>
         <w:pict w14:anchorId="2A2FCA46">
-          <v:rect id="_x0000_i1240" style="width:0;height:1.5pt" o:hralign="center" o:hrstd="t" o:hr="t" fillcolor="#a0a0a0" stroked="f"/>
+          <v:rect id="_x0000_i1242" style="width:0;height:1.5pt" o:hralign="center" o:hrstd="t" o:hr="t" fillcolor="#a0a0a0" stroked="f"/>
         </w:pict>
       </w:r>
     </w:p>
@@ -27098,328 +27089,6 @@
     <w:p>
       <w:r>
         <w:pict w14:anchorId="6F406722">
-          <v:rect id="_x0000_i1241" style="width:0;height:1.5pt" o:hralign="center" o:hrstd="t" o:hr="t" fillcolor="#a0a0a0" stroked="f"/>
-        </w:pict>
-      </w:r>
-    </w:p>
-    <w:p>
-      <w:pPr>
-        <w:rPr>
-          <w:b/>
-          <w:bCs/>
-        </w:rPr>
-      </w:pPr>
-      <w:r>
-        <w:rPr>
-          <w:rFonts w:ascii="Segoe UI Emoji" w:hAnsi="Segoe UI Emoji" w:cs="Segoe UI Emoji"/>
-          <w:b/>
-          <w:bCs/>
-        </w:rPr>
-        <w:t>📘</w:t>
-      </w:r>
-      <w:r>
-        <w:rPr>
-          <w:b/>
-          <w:bCs/>
-        </w:rPr>
-        <w:t xml:space="preserve"> 7.2. APT: el gestor de paquetes de Ubuntu</w:t>
-      </w:r>
-    </w:p>
-    <w:p>
-      <w:r>
-        <w:t>Comando para actualizar la lista de paquetes:</w:t>
-      </w:r>
-    </w:p>
-    <w:p>
-      <w:r>
-        <w:t xml:space="preserve">sudo </w:t>
-      </w:r>
-      <w:proofErr w:type="spellStart"/>
-      <w:r>
-        <w:t>apt</w:t>
-      </w:r>
-      <w:proofErr w:type="spellEnd"/>
-      <w:r>
-        <w:t xml:space="preserve"> </w:t>
-      </w:r>
-      <w:proofErr w:type="spellStart"/>
-      <w:r>
-        <w:t>update</w:t>
-      </w:r>
-      <w:proofErr w:type="spellEnd"/>
-    </w:p>
-    <w:p>
-      <w:r>
-        <w:t>Actualizar programas instalados:</w:t>
-      </w:r>
-    </w:p>
-    <w:p>
-      <w:r>
-        <w:t xml:space="preserve">sudo </w:t>
-      </w:r>
-      <w:proofErr w:type="spellStart"/>
-      <w:r>
-        <w:t>apt</w:t>
-      </w:r>
-      <w:proofErr w:type="spellEnd"/>
-      <w:r>
-        <w:t xml:space="preserve"> </w:t>
-      </w:r>
-      <w:proofErr w:type="spellStart"/>
-      <w:r>
-        <w:t>upgrade</w:t>
-      </w:r>
-      <w:proofErr w:type="spellEnd"/>
-    </w:p>
-    <w:p>
-      <w:r>
-        <w:t>Instalar un programa:</w:t>
-      </w:r>
-    </w:p>
-    <w:p>
-      <w:r>
-        <w:t xml:space="preserve">sudo </w:t>
-      </w:r>
-      <w:proofErr w:type="spellStart"/>
-      <w:r>
-        <w:t>apt</w:t>
-      </w:r>
-      <w:proofErr w:type="spellEnd"/>
-      <w:r>
-        <w:t xml:space="preserve"> </w:t>
-      </w:r>
-      <w:proofErr w:type="spellStart"/>
-      <w:r>
-        <w:t>install</w:t>
-      </w:r>
-      <w:proofErr w:type="spellEnd"/>
-      <w:r>
-        <w:t xml:space="preserve"> </w:t>
-      </w:r>
-      <w:proofErr w:type="spellStart"/>
-      <w:r>
-        <w:t>nombre_paquete</w:t>
-      </w:r>
-      <w:proofErr w:type="spellEnd"/>
-    </w:p>
-    <w:p>
-      <w:r>
-        <w:t>Eliminar paquete:</w:t>
-      </w:r>
-    </w:p>
-    <w:p>
-      <w:r>
-        <w:t xml:space="preserve">sudo </w:t>
-      </w:r>
-      <w:proofErr w:type="spellStart"/>
-      <w:r>
-        <w:t>apt</w:t>
-      </w:r>
-      <w:proofErr w:type="spellEnd"/>
-      <w:r>
-        <w:t xml:space="preserve"> </w:t>
-      </w:r>
-      <w:proofErr w:type="spellStart"/>
-      <w:r>
-        <w:t>remove</w:t>
-      </w:r>
-      <w:proofErr w:type="spellEnd"/>
-      <w:r>
-        <w:t xml:space="preserve"> </w:t>
-      </w:r>
-      <w:proofErr w:type="spellStart"/>
-      <w:r>
-        <w:t>nombre_paquete</w:t>
-      </w:r>
-      <w:proofErr w:type="spellEnd"/>
-    </w:p>
-    <w:p>
-      <w:r>
-        <w:t>Eliminar su configuración:</w:t>
-      </w:r>
-    </w:p>
-    <w:p>
-      <w:r>
-        <w:t xml:space="preserve">sudo </w:t>
-      </w:r>
-      <w:proofErr w:type="spellStart"/>
-      <w:r>
-        <w:t>apt</w:t>
-      </w:r>
-      <w:proofErr w:type="spellEnd"/>
-      <w:r>
-        <w:t xml:space="preserve"> </w:t>
-      </w:r>
-      <w:proofErr w:type="spellStart"/>
-      <w:r>
-        <w:t>purge</w:t>
-      </w:r>
-      <w:proofErr w:type="spellEnd"/>
-      <w:r>
-        <w:t xml:space="preserve"> </w:t>
-      </w:r>
-      <w:proofErr w:type="spellStart"/>
-      <w:r>
-        <w:t>nombre_paquete</w:t>
-      </w:r>
-      <w:proofErr w:type="spellEnd"/>
-    </w:p>
-    <w:p>
-      <w:r>
-        <w:t>Buscar paquetes:</w:t>
-      </w:r>
-    </w:p>
-    <w:p>
-      <w:proofErr w:type="spellStart"/>
-      <w:r>
-        <w:t>apt</w:t>
-      </w:r>
-      <w:proofErr w:type="spellEnd"/>
-      <w:r>
-        <w:t xml:space="preserve"> </w:t>
-      </w:r>
-      <w:proofErr w:type="spellStart"/>
-      <w:r>
-        <w:t>search</w:t>
-      </w:r>
-      <w:proofErr w:type="spellEnd"/>
-      <w:r>
-        <w:t xml:space="preserve"> nombre</w:t>
-      </w:r>
-    </w:p>
-    <w:p>
-      <w:r>
-        <w:t>Ver información:</w:t>
-      </w:r>
-    </w:p>
-    <w:p>
-      <w:proofErr w:type="spellStart"/>
-      <w:r>
-        <w:t>apt</w:t>
-      </w:r>
-      <w:proofErr w:type="spellEnd"/>
-      <w:r>
-        <w:t xml:space="preserve"> </w:t>
-      </w:r>
-      <w:proofErr w:type="gramStart"/>
-      <w:r>
-        <w:t>show</w:t>
-      </w:r>
-      <w:proofErr w:type="gramEnd"/>
-      <w:r>
-        <w:t xml:space="preserve"> nombre</w:t>
-      </w:r>
-    </w:p>
-    <w:p>
-      <w:r>
-        <w:pict w14:anchorId="14C178FE">
-          <v:rect id="_x0000_i1242" style="width:0;height:1.5pt" o:hralign="center" o:hrstd="t" o:hr="t" fillcolor="#a0a0a0" stroked="f"/>
-        </w:pict>
-      </w:r>
-    </w:p>
-    <w:p>
-      <w:pPr>
-        <w:rPr>
-          <w:b/>
-          <w:bCs/>
-        </w:rPr>
-      </w:pPr>
-      <w:r>
-        <w:rPr>
-          <w:rFonts w:ascii="Segoe UI Emoji" w:hAnsi="Segoe UI Emoji" w:cs="Segoe UI Emoji"/>
-          <w:b/>
-          <w:bCs/>
-        </w:rPr>
-        <w:t>📘</w:t>
-      </w:r>
-      <w:r>
-        <w:rPr>
-          <w:b/>
-          <w:bCs/>
-        </w:rPr>
-        <w:t xml:space="preserve"> 7.3. Limpieza del sistema APT</w:t>
-      </w:r>
-    </w:p>
-    <w:p>
-      <w:r>
-        <w:t>Eliminar dependencias no usadas:</w:t>
-      </w:r>
-    </w:p>
-    <w:p>
-      <w:r>
-        <w:t xml:space="preserve">sudo </w:t>
-      </w:r>
-      <w:proofErr w:type="spellStart"/>
-      <w:r>
-        <w:t>apt</w:t>
-      </w:r>
-      <w:proofErr w:type="spellEnd"/>
-      <w:r>
-        <w:t xml:space="preserve"> </w:t>
-      </w:r>
-      <w:proofErr w:type="spellStart"/>
-      <w:r>
-        <w:t>autoremove</w:t>
-      </w:r>
-      <w:proofErr w:type="spellEnd"/>
-    </w:p>
-    <w:p>
-      <w:r>
-        <w:t>Limpiar la caché de descargas:</w:t>
-      </w:r>
-    </w:p>
-    <w:p>
-      <w:r>
-        <w:t xml:space="preserve">sudo </w:t>
-      </w:r>
-      <w:proofErr w:type="spellStart"/>
-      <w:r>
-        <w:t>apt</w:t>
-      </w:r>
-      <w:proofErr w:type="spellEnd"/>
-      <w:r>
-        <w:t xml:space="preserve"> </w:t>
-      </w:r>
-      <w:proofErr w:type="spellStart"/>
-      <w:r>
-        <w:t>clean</w:t>
-      </w:r>
-      <w:proofErr w:type="spellEnd"/>
-    </w:p>
-    <w:p>
-      <w:r>
-        <w:t>Ver espacio ocupado por paquetes:</w:t>
-      </w:r>
-    </w:p>
-    <w:p>
-      <w:r>
-        <w:t>du -</w:t>
-      </w:r>
-      <w:proofErr w:type="spellStart"/>
-      <w:r>
-        <w:t>sh</w:t>
-      </w:r>
-      <w:proofErr w:type="spellEnd"/>
-      <w:r>
-        <w:t xml:space="preserve"> /</w:t>
-      </w:r>
-      <w:proofErr w:type="spellStart"/>
-      <w:r>
-        <w:t>var</w:t>
-      </w:r>
-      <w:proofErr w:type="spellEnd"/>
-      <w:r>
-        <w:t>/cache/</w:t>
-      </w:r>
-      <w:proofErr w:type="spellStart"/>
-      <w:r>
-        <w:t>apt</w:t>
-      </w:r>
-      <w:proofErr w:type="spellEnd"/>
-    </w:p>
-    <w:p>
-      <w:r>
-        <w:pict w14:anchorId="5D4B62A4">
           <v:rect id="_x0000_i1243" style="width:0;height:1.5pt" o:hralign="center" o:hrstd="t" o:hr="t" fillcolor="#a0a0a0" stroked="f"/>
         </w:pict>
       </w:r>
@@ -27444,6 +27113,328 @@
           <w:b/>
           <w:bCs/>
         </w:rPr>
+        <w:t xml:space="preserve"> 7.2. APT: el gestor de paquetes de Ubuntu</w:t>
+      </w:r>
+    </w:p>
+    <w:p>
+      <w:r>
+        <w:t>Comando para actualizar la lista de paquetes:</w:t>
+      </w:r>
+    </w:p>
+    <w:p>
+      <w:r>
+        <w:t xml:space="preserve">sudo </w:t>
+      </w:r>
+      <w:proofErr w:type="spellStart"/>
+      <w:r>
+        <w:t>apt</w:t>
+      </w:r>
+      <w:proofErr w:type="spellEnd"/>
+      <w:r>
+        <w:t xml:space="preserve"> </w:t>
+      </w:r>
+      <w:proofErr w:type="spellStart"/>
+      <w:r>
+        <w:t>update</w:t>
+      </w:r>
+      <w:proofErr w:type="spellEnd"/>
+    </w:p>
+    <w:p>
+      <w:r>
+        <w:t>Actualizar programas instalados:</w:t>
+      </w:r>
+    </w:p>
+    <w:p>
+      <w:r>
+        <w:t xml:space="preserve">sudo </w:t>
+      </w:r>
+      <w:proofErr w:type="spellStart"/>
+      <w:r>
+        <w:t>apt</w:t>
+      </w:r>
+      <w:proofErr w:type="spellEnd"/>
+      <w:r>
+        <w:t xml:space="preserve"> </w:t>
+      </w:r>
+      <w:proofErr w:type="spellStart"/>
+      <w:r>
+        <w:t>upgrade</w:t>
+      </w:r>
+      <w:proofErr w:type="spellEnd"/>
+    </w:p>
+    <w:p>
+      <w:r>
+        <w:t>Instalar un programa:</w:t>
+      </w:r>
+    </w:p>
+    <w:p>
+      <w:r>
+        <w:t xml:space="preserve">sudo </w:t>
+      </w:r>
+      <w:proofErr w:type="spellStart"/>
+      <w:r>
+        <w:t>apt</w:t>
+      </w:r>
+      <w:proofErr w:type="spellEnd"/>
+      <w:r>
+        <w:t xml:space="preserve"> </w:t>
+      </w:r>
+      <w:proofErr w:type="spellStart"/>
+      <w:r>
+        <w:t>install</w:t>
+      </w:r>
+      <w:proofErr w:type="spellEnd"/>
+      <w:r>
+        <w:t xml:space="preserve"> </w:t>
+      </w:r>
+      <w:proofErr w:type="spellStart"/>
+      <w:r>
+        <w:t>nombre_paquete</w:t>
+      </w:r>
+      <w:proofErr w:type="spellEnd"/>
+    </w:p>
+    <w:p>
+      <w:r>
+        <w:t>Eliminar paquete:</w:t>
+      </w:r>
+    </w:p>
+    <w:p>
+      <w:r>
+        <w:t xml:space="preserve">sudo </w:t>
+      </w:r>
+      <w:proofErr w:type="spellStart"/>
+      <w:r>
+        <w:t>apt</w:t>
+      </w:r>
+      <w:proofErr w:type="spellEnd"/>
+      <w:r>
+        <w:t xml:space="preserve"> </w:t>
+      </w:r>
+      <w:proofErr w:type="spellStart"/>
+      <w:r>
+        <w:t>remove</w:t>
+      </w:r>
+      <w:proofErr w:type="spellEnd"/>
+      <w:r>
+        <w:t xml:space="preserve"> </w:t>
+      </w:r>
+      <w:proofErr w:type="spellStart"/>
+      <w:r>
+        <w:t>nombre_paquete</w:t>
+      </w:r>
+      <w:proofErr w:type="spellEnd"/>
+    </w:p>
+    <w:p>
+      <w:r>
+        <w:t>Eliminar su configuración:</w:t>
+      </w:r>
+    </w:p>
+    <w:p>
+      <w:r>
+        <w:t xml:space="preserve">sudo </w:t>
+      </w:r>
+      <w:proofErr w:type="spellStart"/>
+      <w:r>
+        <w:t>apt</w:t>
+      </w:r>
+      <w:proofErr w:type="spellEnd"/>
+      <w:r>
+        <w:t xml:space="preserve"> </w:t>
+      </w:r>
+      <w:proofErr w:type="spellStart"/>
+      <w:r>
+        <w:t>purge</w:t>
+      </w:r>
+      <w:proofErr w:type="spellEnd"/>
+      <w:r>
+        <w:t xml:space="preserve"> </w:t>
+      </w:r>
+      <w:proofErr w:type="spellStart"/>
+      <w:r>
+        <w:t>nombre_paquete</w:t>
+      </w:r>
+      <w:proofErr w:type="spellEnd"/>
+    </w:p>
+    <w:p>
+      <w:r>
+        <w:t>Buscar paquetes:</w:t>
+      </w:r>
+    </w:p>
+    <w:p>
+      <w:proofErr w:type="spellStart"/>
+      <w:r>
+        <w:t>apt</w:t>
+      </w:r>
+      <w:proofErr w:type="spellEnd"/>
+      <w:r>
+        <w:t xml:space="preserve"> </w:t>
+      </w:r>
+      <w:proofErr w:type="spellStart"/>
+      <w:r>
+        <w:t>search</w:t>
+      </w:r>
+      <w:proofErr w:type="spellEnd"/>
+      <w:r>
+        <w:t xml:space="preserve"> nombre</w:t>
+      </w:r>
+    </w:p>
+    <w:p>
+      <w:r>
+        <w:t>Ver información:</w:t>
+      </w:r>
+    </w:p>
+    <w:p>
+      <w:proofErr w:type="spellStart"/>
+      <w:r>
+        <w:t>apt</w:t>
+      </w:r>
+      <w:proofErr w:type="spellEnd"/>
+      <w:r>
+        <w:t xml:space="preserve"> </w:t>
+      </w:r>
+      <w:proofErr w:type="gramStart"/>
+      <w:r>
+        <w:t>show</w:t>
+      </w:r>
+      <w:proofErr w:type="gramEnd"/>
+      <w:r>
+        <w:t xml:space="preserve"> nombre</w:t>
+      </w:r>
+    </w:p>
+    <w:p>
+      <w:r>
+        <w:pict w14:anchorId="14C178FE">
+          <v:rect id="_x0000_i1244" style="width:0;height:1.5pt" o:hralign="center" o:hrstd="t" o:hr="t" fillcolor="#a0a0a0" stroked="f"/>
+        </w:pict>
+      </w:r>
+    </w:p>
+    <w:p>
+      <w:pPr>
+        <w:rPr>
+          <w:b/>
+          <w:bCs/>
+        </w:rPr>
+      </w:pPr>
+      <w:r>
+        <w:rPr>
+          <w:rFonts w:ascii="Segoe UI Emoji" w:hAnsi="Segoe UI Emoji" w:cs="Segoe UI Emoji"/>
+          <w:b/>
+          <w:bCs/>
+        </w:rPr>
+        <w:t>📘</w:t>
+      </w:r>
+      <w:r>
+        <w:rPr>
+          <w:b/>
+          <w:bCs/>
+        </w:rPr>
+        <w:t xml:space="preserve"> 7.3. Limpieza del sistema APT</w:t>
+      </w:r>
+    </w:p>
+    <w:p>
+      <w:r>
+        <w:t>Eliminar dependencias no usadas:</w:t>
+      </w:r>
+    </w:p>
+    <w:p>
+      <w:r>
+        <w:t xml:space="preserve">sudo </w:t>
+      </w:r>
+      <w:proofErr w:type="spellStart"/>
+      <w:r>
+        <w:t>apt</w:t>
+      </w:r>
+      <w:proofErr w:type="spellEnd"/>
+      <w:r>
+        <w:t xml:space="preserve"> </w:t>
+      </w:r>
+      <w:proofErr w:type="spellStart"/>
+      <w:r>
+        <w:t>autoremove</w:t>
+      </w:r>
+      <w:proofErr w:type="spellEnd"/>
+    </w:p>
+    <w:p>
+      <w:r>
+        <w:t>Limpiar la caché de descargas:</w:t>
+      </w:r>
+    </w:p>
+    <w:p>
+      <w:r>
+        <w:t xml:space="preserve">sudo </w:t>
+      </w:r>
+      <w:proofErr w:type="spellStart"/>
+      <w:r>
+        <w:t>apt</w:t>
+      </w:r>
+      <w:proofErr w:type="spellEnd"/>
+      <w:r>
+        <w:t xml:space="preserve"> </w:t>
+      </w:r>
+      <w:proofErr w:type="spellStart"/>
+      <w:r>
+        <w:t>clean</w:t>
+      </w:r>
+      <w:proofErr w:type="spellEnd"/>
+    </w:p>
+    <w:p>
+      <w:r>
+        <w:t>Ver espacio ocupado por paquetes:</w:t>
+      </w:r>
+    </w:p>
+    <w:p>
+      <w:r>
+        <w:t>du -</w:t>
+      </w:r>
+      <w:proofErr w:type="spellStart"/>
+      <w:r>
+        <w:t>sh</w:t>
+      </w:r>
+      <w:proofErr w:type="spellEnd"/>
+      <w:r>
+        <w:t xml:space="preserve"> /</w:t>
+      </w:r>
+      <w:proofErr w:type="spellStart"/>
+      <w:r>
+        <w:t>var</w:t>
+      </w:r>
+      <w:proofErr w:type="spellEnd"/>
+      <w:r>
+        <w:t>/cache/</w:t>
+      </w:r>
+      <w:proofErr w:type="spellStart"/>
+      <w:r>
+        <w:t>apt</w:t>
+      </w:r>
+      <w:proofErr w:type="spellEnd"/>
+    </w:p>
+    <w:p>
+      <w:r>
+        <w:pict w14:anchorId="5D4B62A4">
+          <v:rect id="_x0000_i1245" style="width:0;height:1.5pt" o:hralign="center" o:hrstd="t" o:hr="t" fillcolor="#a0a0a0" stroked="f"/>
+        </w:pict>
+      </w:r>
+    </w:p>
+    <w:p>
+      <w:pPr>
+        <w:rPr>
+          <w:b/>
+          <w:bCs/>
+        </w:rPr>
+      </w:pPr>
+      <w:r>
+        <w:rPr>
+          <w:rFonts w:ascii="Segoe UI Emoji" w:hAnsi="Segoe UI Emoji" w:cs="Segoe UI Emoji"/>
+          <w:b/>
+          <w:bCs/>
+        </w:rPr>
+        <w:t>📘</w:t>
+      </w:r>
+      <w:r>
+        <w:rPr>
+          <w:b/>
+          <w:bCs/>
+        </w:rPr>
         <w:t xml:space="preserve"> 7.4. Gestión de repositorios APT</w:t>
       </w:r>
     </w:p>
@@ -27562,266 +27553,6 @@
     <w:p>
       <w:r>
         <w:pict w14:anchorId="30141A86">
-          <v:rect id="_x0000_i1244" style="width:0;height:1.5pt" o:hralign="center" o:hrstd="t" o:hr="t" fillcolor="#a0a0a0" stroked="f"/>
-        </w:pict>
-      </w:r>
-    </w:p>
-    <w:p>
-      <w:pPr>
-        <w:rPr>
-          <w:b/>
-          <w:bCs/>
-        </w:rPr>
-      </w:pPr>
-      <w:r>
-        <w:rPr>
-          <w:rFonts w:ascii="Segoe UI Emoji" w:hAnsi="Segoe UI Emoji" w:cs="Segoe UI Emoji"/>
-          <w:b/>
-          <w:bCs/>
-        </w:rPr>
-        <w:t>📘</w:t>
-      </w:r>
-      <w:r>
-        <w:rPr>
-          <w:b/>
-          <w:bCs/>
-        </w:rPr>
-        <w:t xml:space="preserve"> 7.5. Paquetes .</w:t>
-      </w:r>
-      <w:proofErr w:type="spellStart"/>
-      <w:r>
-        <w:rPr>
-          <w:b/>
-          <w:bCs/>
-        </w:rPr>
-        <w:t>deb</w:t>
-      </w:r>
-      <w:proofErr w:type="spellEnd"/>
-    </w:p>
-    <w:p>
-      <w:r>
-        <w:t>Instalar un .</w:t>
-      </w:r>
-      <w:proofErr w:type="spellStart"/>
-      <w:r>
-        <w:t>deb</w:t>
-      </w:r>
-      <w:proofErr w:type="spellEnd"/>
-      <w:r>
-        <w:t xml:space="preserve"> descargado:</w:t>
-      </w:r>
-    </w:p>
-    <w:p>
-      <w:r>
-        <w:t xml:space="preserve">sudo </w:t>
-      </w:r>
-      <w:proofErr w:type="spellStart"/>
-      <w:r>
-        <w:t>dpkg</w:t>
-      </w:r>
-      <w:proofErr w:type="spellEnd"/>
-      <w:r>
-        <w:t xml:space="preserve"> -i </w:t>
-      </w:r>
-      <w:proofErr w:type="spellStart"/>
-      <w:r>
-        <w:t>archivo.deb</w:t>
-      </w:r>
-      <w:proofErr w:type="spellEnd"/>
-    </w:p>
-    <w:p>
-      <w:r>
-        <w:t>Si faltan dependencias:</w:t>
-      </w:r>
-    </w:p>
-    <w:p>
-      <w:r>
-        <w:t xml:space="preserve">sudo </w:t>
-      </w:r>
-      <w:proofErr w:type="spellStart"/>
-      <w:r>
-        <w:t>apt</w:t>
-      </w:r>
-      <w:proofErr w:type="spellEnd"/>
-      <w:r>
-        <w:t xml:space="preserve"> -f </w:t>
-      </w:r>
-      <w:proofErr w:type="spellStart"/>
-      <w:r>
-        <w:t>install</w:t>
-      </w:r>
-      <w:proofErr w:type="spellEnd"/>
-    </w:p>
-    <w:p>
-      <w:r>
-        <w:t>Eliminar paquete instalado desde .</w:t>
-      </w:r>
-      <w:proofErr w:type="spellStart"/>
-      <w:r>
-        <w:t>deb</w:t>
-      </w:r>
-      <w:proofErr w:type="spellEnd"/>
-      <w:r>
-        <w:t>:</w:t>
-      </w:r>
-    </w:p>
-    <w:p>
-      <w:r>
-        <w:t xml:space="preserve">sudo </w:t>
-      </w:r>
-      <w:proofErr w:type="spellStart"/>
-      <w:r>
-        <w:t>dpkg</w:t>
-      </w:r>
-      <w:proofErr w:type="spellEnd"/>
-      <w:r>
-        <w:t xml:space="preserve"> -r nombre</w:t>
-      </w:r>
-    </w:p>
-    <w:p>
-      <w:r>
-        <w:pict w14:anchorId="0E4A6491">
-          <v:rect id="_x0000_i1245" style="width:0;height:1.5pt" o:hralign="center" o:hrstd="t" o:hr="t" fillcolor="#a0a0a0" stroked="f"/>
-        </w:pict>
-      </w:r>
-    </w:p>
-    <w:p>
-      <w:pPr>
-        <w:rPr>
-          <w:b/>
-          <w:bCs/>
-        </w:rPr>
-      </w:pPr>
-      <w:r>
-        <w:rPr>
-          <w:rFonts w:ascii="Segoe UI Emoji" w:hAnsi="Segoe UI Emoji" w:cs="Segoe UI Emoji"/>
-          <w:b/>
-          <w:bCs/>
-        </w:rPr>
-        <w:t>📘</w:t>
-      </w:r>
-      <w:r>
-        <w:rPr>
-          <w:b/>
-          <w:bCs/>
-        </w:rPr>
-        <w:t xml:space="preserve"> 7.6. Snap: paquetes autocontenidos</w:t>
-      </w:r>
-    </w:p>
-    <w:p>
-      <w:r>
-        <w:t xml:space="preserve">Listar </w:t>
-      </w:r>
-      <w:proofErr w:type="spellStart"/>
-      <w:r>
-        <w:t>Snaps</w:t>
-      </w:r>
-      <w:proofErr w:type="spellEnd"/>
-      <w:r>
-        <w:t>:</w:t>
-      </w:r>
-    </w:p>
-    <w:p>
-      <w:proofErr w:type="spellStart"/>
-      <w:r>
-        <w:t>snap</w:t>
-      </w:r>
-      <w:proofErr w:type="spellEnd"/>
-      <w:r>
-        <w:t xml:space="preserve"> </w:t>
-      </w:r>
-      <w:proofErr w:type="spellStart"/>
-      <w:r>
-        <w:t>list</w:t>
-      </w:r>
-      <w:proofErr w:type="spellEnd"/>
-    </w:p>
-    <w:p>
-      <w:r>
-        <w:t>Instalar:</w:t>
-      </w:r>
-    </w:p>
-    <w:p>
-      <w:r>
-        <w:t xml:space="preserve">sudo </w:t>
-      </w:r>
-      <w:proofErr w:type="spellStart"/>
-      <w:r>
-        <w:t>snap</w:t>
-      </w:r>
-      <w:proofErr w:type="spellEnd"/>
-      <w:r>
-        <w:t xml:space="preserve"> </w:t>
-      </w:r>
-      <w:proofErr w:type="spellStart"/>
-      <w:r>
-        <w:t>install</w:t>
-      </w:r>
-      <w:proofErr w:type="spellEnd"/>
-      <w:r>
-        <w:t xml:space="preserve"> nombre</w:t>
-      </w:r>
-    </w:p>
-    <w:p>
-      <w:r>
-        <w:t>Eliminar:</w:t>
-      </w:r>
-    </w:p>
-    <w:p>
-      <w:r>
-        <w:t xml:space="preserve">sudo </w:t>
-      </w:r>
-      <w:proofErr w:type="spellStart"/>
-      <w:r>
-        <w:t>snap</w:t>
-      </w:r>
-      <w:proofErr w:type="spellEnd"/>
-      <w:r>
-        <w:t xml:space="preserve"> </w:t>
-      </w:r>
-      <w:proofErr w:type="spellStart"/>
-      <w:r>
-        <w:t>remove</w:t>
-      </w:r>
-      <w:proofErr w:type="spellEnd"/>
-      <w:r>
-        <w:t xml:space="preserve"> nombre</w:t>
-      </w:r>
-    </w:p>
-    <w:p>
-      <w:r>
-        <w:t xml:space="preserve">Actualizar todos los </w:t>
-      </w:r>
-      <w:proofErr w:type="spellStart"/>
-      <w:r>
-        <w:t>snaps</w:t>
-      </w:r>
-      <w:proofErr w:type="spellEnd"/>
-      <w:r>
-        <w:t>:</w:t>
-      </w:r>
-    </w:p>
-    <w:p>
-      <w:r>
-        <w:t xml:space="preserve">sudo </w:t>
-      </w:r>
-      <w:proofErr w:type="spellStart"/>
-      <w:r>
-        <w:t>snap</w:t>
-      </w:r>
-      <w:proofErr w:type="spellEnd"/>
-      <w:r>
-        <w:t xml:space="preserve"> </w:t>
-      </w:r>
-      <w:proofErr w:type="spellStart"/>
-      <w:r>
-        <w:t>refresh</w:t>
-      </w:r>
-      <w:proofErr w:type="spellEnd"/>
-    </w:p>
-    <w:p>
-      <w:r>
-        <w:pict w14:anchorId="5700D901">
           <v:rect id="_x0000_i1246" style="width:0;height:1.5pt" o:hralign="center" o:hrstd="t" o:hr="t" fillcolor="#a0a0a0" stroked="f"/>
         </w:pict>
       </w:r>
@@ -27846,6 +27577,266 @@
           <w:b/>
           <w:bCs/>
         </w:rPr>
+        <w:t xml:space="preserve"> 7.5. Paquetes .</w:t>
+      </w:r>
+      <w:proofErr w:type="spellStart"/>
+      <w:r>
+        <w:rPr>
+          <w:b/>
+          <w:bCs/>
+        </w:rPr>
+        <w:t>deb</w:t>
+      </w:r>
+      <w:proofErr w:type="spellEnd"/>
+    </w:p>
+    <w:p>
+      <w:r>
+        <w:t>Instalar un .</w:t>
+      </w:r>
+      <w:proofErr w:type="spellStart"/>
+      <w:r>
+        <w:t>deb</w:t>
+      </w:r>
+      <w:proofErr w:type="spellEnd"/>
+      <w:r>
+        <w:t xml:space="preserve"> descargado:</w:t>
+      </w:r>
+    </w:p>
+    <w:p>
+      <w:r>
+        <w:t xml:space="preserve">sudo </w:t>
+      </w:r>
+      <w:proofErr w:type="spellStart"/>
+      <w:r>
+        <w:t>dpkg</w:t>
+      </w:r>
+      <w:proofErr w:type="spellEnd"/>
+      <w:r>
+        <w:t xml:space="preserve"> -i </w:t>
+      </w:r>
+      <w:proofErr w:type="spellStart"/>
+      <w:r>
+        <w:t>archivo.deb</w:t>
+      </w:r>
+      <w:proofErr w:type="spellEnd"/>
+    </w:p>
+    <w:p>
+      <w:r>
+        <w:t>Si faltan dependencias:</w:t>
+      </w:r>
+    </w:p>
+    <w:p>
+      <w:r>
+        <w:t xml:space="preserve">sudo </w:t>
+      </w:r>
+      <w:proofErr w:type="spellStart"/>
+      <w:r>
+        <w:t>apt</w:t>
+      </w:r>
+      <w:proofErr w:type="spellEnd"/>
+      <w:r>
+        <w:t xml:space="preserve"> -f </w:t>
+      </w:r>
+      <w:proofErr w:type="spellStart"/>
+      <w:r>
+        <w:t>install</w:t>
+      </w:r>
+      <w:proofErr w:type="spellEnd"/>
+    </w:p>
+    <w:p>
+      <w:r>
+        <w:t>Eliminar paquete instalado desde .</w:t>
+      </w:r>
+      <w:proofErr w:type="spellStart"/>
+      <w:r>
+        <w:t>deb</w:t>
+      </w:r>
+      <w:proofErr w:type="spellEnd"/>
+      <w:r>
+        <w:t>:</w:t>
+      </w:r>
+    </w:p>
+    <w:p>
+      <w:r>
+        <w:t xml:space="preserve">sudo </w:t>
+      </w:r>
+      <w:proofErr w:type="spellStart"/>
+      <w:r>
+        <w:t>dpkg</w:t>
+      </w:r>
+      <w:proofErr w:type="spellEnd"/>
+      <w:r>
+        <w:t xml:space="preserve"> -r nombre</w:t>
+      </w:r>
+    </w:p>
+    <w:p>
+      <w:r>
+        <w:pict w14:anchorId="0E4A6491">
+          <v:rect id="_x0000_i1247" style="width:0;height:1.5pt" o:hralign="center" o:hrstd="t" o:hr="t" fillcolor="#a0a0a0" stroked="f"/>
+        </w:pict>
+      </w:r>
+    </w:p>
+    <w:p>
+      <w:pPr>
+        <w:rPr>
+          <w:b/>
+          <w:bCs/>
+        </w:rPr>
+      </w:pPr>
+      <w:r>
+        <w:rPr>
+          <w:rFonts w:ascii="Segoe UI Emoji" w:hAnsi="Segoe UI Emoji" w:cs="Segoe UI Emoji"/>
+          <w:b/>
+          <w:bCs/>
+        </w:rPr>
+        <w:t>📘</w:t>
+      </w:r>
+      <w:r>
+        <w:rPr>
+          <w:b/>
+          <w:bCs/>
+        </w:rPr>
+        <w:t xml:space="preserve"> 7.6. Snap: paquetes autocontenidos</w:t>
+      </w:r>
+    </w:p>
+    <w:p>
+      <w:r>
+        <w:t xml:space="preserve">Listar </w:t>
+      </w:r>
+      <w:proofErr w:type="spellStart"/>
+      <w:r>
+        <w:t>Snaps</w:t>
+      </w:r>
+      <w:proofErr w:type="spellEnd"/>
+      <w:r>
+        <w:t>:</w:t>
+      </w:r>
+    </w:p>
+    <w:p>
+      <w:proofErr w:type="spellStart"/>
+      <w:r>
+        <w:t>snap</w:t>
+      </w:r>
+      <w:proofErr w:type="spellEnd"/>
+      <w:r>
+        <w:t xml:space="preserve"> </w:t>
+      </w:r>
+      <w:proofErr w:type="spellStart"/>
+      <w:r>
+        <w:t>list</w:t>
+      </w:r>
+      <w:proofErr w:type="spellEnd"/>
+    </w:p>
+    <w:p>
+      <w:r>
+        <w:t>Instalar:</w:t>
+      </w:r>
+    </w:p>
+    <w:p>
+      <w:r>
+        <w:t xml:space="preserve">sudo </w:t>
+      </w:r>
+      <w:proofErr w:type="spellStart"/>
+      <w:r>
+        <w:t>snap</w:t>
+      </w:r>
+      <w:proofErr w:type="spellEnd"/>
+      <w:r>
+        <w:t xml:space="preserve"> </w:t>
+      </w:r>
+      <w:proofErr w:type="spellStart"/>
+      <w:r>
+        <w:t>install</w:t>
+      </w:r>
+      <w:proofErr w:type="spellEnd"/>
+      <w:r>
+        <w:t xml:space="preserve"> nombre</w:t>
+      </w:r>
+    </w:p>
+    <w:p>
+      <w:r>
+        <w:t>Eliminar:</w:t>
+      </w:r>
+    </w:p>
+    <w:p>
+      <w:r>
+        <w:t xml:space="preserve">sudo </w:t>
+      </w:r>
+      <w:proofErr w:type="spellStart"/>
+      <w:r>
+        <w:t>snap</w:t>
+      </w:r>
+      <w:proofErr w:type="spellEnd"/>
+      <w:r>
+        <w:t xml:space="preserve"> </w:t>
+      </w:r>
+      <w:proofErr w:type="spellStart"/>
+      <w:r>
+        <w:t>remove</w:t>
+      </w:r>
+      <w:proofErr w:type="spellEnd"/>
+      <w:r>
+        <w:t xml:space="preserve"> nombre</w:t>
+      </w:r>
+    </w:p>
+    <w:p>
+      <w:r>
+        <w:t xml:space="preserve">Actualizar todos los </w:t>
+      </w:r>
+      <w:proofErr w:type="spellStart"/>
+      <w:r>
+        <w:t>snaps</w:t>
+      </w:r>
+      <w:proofErr w:type="spellEnd"/>
+      <w:r>
+        <w:t>:</w:t>
+      </w:r>
+    </w:p>
+    <w:p>
+      <w:r>
+        <w:t xml:space="preserve">sudo </w:t>
+      </w:r>
+      <w:proofErr w:type="spellStart"/>
+      <w:r>
+        <w:t>snap</w:t>
+      </w:r>
+      <w:proofErr w:type="spellEnd"/>
+      <w:r>
+        <w:t xml:space="preserve"> </w:t>
+      </w:r>
+      <w:proofErr w:type="spellStart"/>
+      <w:r>
+        <w:t>refresh</w:t>
+      </w:r>
+      <w:proofErr w:type="spellEnd"/>
+    </w:p>
+    <w:p>
+      <w:r>
+        <w:pict w14:anchorId="5700D901">
+          <v:rect id="_x0000_i1248" style="width:0;height:1.5pt" o:hralign="center" o:hrstd="t" o:hr="t" fillcolor="#a0a0a0" stroked="f"/>
+        </w:pict>
+      </w:r>
+    </w:p>
+    <w:p>
+      <w:pPr>
+        <w:rPr>
+          <w:b/>
+          <w:bCs/>
+        </w:rPr>
+      </w:pPr>
+      <w:r>
+        <w:rPr>
+          <w:rFonts w:ascii="Segoe UI Emoji" w:hAnsi="Segoe UI Emoji" w:cs="Segoe UI Emoji"/>
+          <w:b/>
+          <w:bCs/>
+        </w:rPr>
+        <w:t>📘</w:t>
+      </w:r>
+      <w:r>
+        <w:rPr>
+          <w:b/>
+          <w:bCs/>
+        </w:rPr>
         <w:t xml:space="preserve"> 7.7. </w:t>
       </w:r>
       <w:proofErr w:type="spellStart"/>
@@ -27900,508 +27891,6 @@
       <w:r>
         <w:lastRenderedPageBreak/>
         <w:pict w14:anchorId="5691DC65">
-          <v:rect id="_x0000_i1247" style="width:0;height:1.5pt" o:hralign="center" o:hrstd="t" o:hr="t" fillcolor="#a0a0a0" stroked="f"/>
-        </w:pict>
-      </w:r>
-    </w:p>
-    <w:p>
-      <w:pPr>
-        <w:rPr>
-          <w:b/>
-          <w:bCs/>
-        </w:rPr>
-      </w:pPr>
-      <w:r>
-        <w:rPr>
-          <w:rFonts w:ascii="Segoe UI Emoji" w:hAnsi="Segoe UI Emoji" w:cs="Segoe UI Emoji"/>
-          <w:b/>
-          <w:bCs/>
-        </w:rPr>
-        <w:t>🟩</w:t>
-      </w:r>
-      <w:r>
-        <w:rPr>
-          <w:b/>
-          <w:bCs/>
-        </w:rPr>
-        <w:t xml:space="preserve"> 30 EJERCICIOS PRÁCTICOS DEL MÓDULO 7</w:t>
-      </w:r>
-    </w:p>
-    <w:p>
-      <w:r>
-        <w:pict w14:anchorId="34C0F126">
-          <v:rect id="_x0000_i1248" style="width:0;height:1.5pt" o:hralign="center" o:hrstd="t" o:hr="t" fillcolor="#a0a0a0" stroked="f"/>
-        </w:pict>
-      </w:r>
-    </w:p>
-    <w:p>
-      <w:pPr>
-        <w:rPr>
-          <w:b/>
-          <w:bCs/>
-        </w:rPr>
-      </w:pPr>
-      <w:r>
-        <w:rPr>
-          <w:rFonts w:ascii="Segoe UI Emoji" w:hAnsi="Segoe UI Emoji" w:cs="Segoe UI Emoji"/>
-          <w:b/>
-          <w:bCs/>
-        </w:rPr>
-        <w:t>✅</w:t>
-      </w:r>
-      <w:r>
-        <w:rPr>
-          <w:b/>
-          <w:bCs/>
-        </w:rPr>
-        <w:t xml:space="preserve"> BÁSICOS (1–10)</w:t>
-      </w:r>
-    </w:p>
-    <w:p>
-      <w:pPr>
-        <w:rPr>
-          <w:b/>
-          <w:bCs/>
-        </w:rPr>
-      </w:pPr>
-      <w:r>
-        <w:rPr>
-          <w:b/>
-          <w:bCs/>
-        </w:rPr>
-        <w:t>1. Actualizar la lista de paquetes</w:t>
-      </w:r>
-    </w:p>
-    <w:p>
-      <w:r>
-        <w:t xml:space="preserve">sudo </w:t>
-      </w:r>
-      <w:proofErr w:type="spellStart"/>
-      <w:r>
-        <w:t>apt</w:t>
-      </w:r>
-      <w:proofErr w:type="spellEnd"/>
-      <w:r>
-        <w:t xml:space="preserve"> </w:t>
-      </w:r>
-      <w:proofErr w:type="spellStart"/>
-      <w:r>
-        <w:t>update</w:t>
-      </w:r>
-      <w:proofErr w:type="spellEnd"/>
-    </w:p>
-    <w:p>
-      <w:pPr>
-        <w:rPr>
-          <w:b/>
-          <w:bCs/>
-        </w:rPr>
-      </w:pPr>
-      <w:r>
-        <w:rPr>
-          <w:b/>
-          <w:bCs/>
-        </w:rPr>
-        <w:t xml:space="preserve">2. Instalar el paquete </w:t>
-      </w:r>
-      <w:proofErr w:type="spellStart"/>
-      <w:r>
-        <w:rPr>
-          <w:b/>
-          <w:bCs/>
-        </w:rPr>
-        <w:t>htop</w:t>
-      </w:r>
-      <w:proofErr w:type="spellEnd"/>
-    </w:p>
-    <w:p>
-      <w:pPr>
-        <w:rPr>
-          <w:lang w:val="en-GB"/>
-        </w:rPr>
-      </w:pPr>
-      <w:proofErr w:type="spellStart"/>
-      <w:r>
-        <w:rPr>
-          <w:lang w:val="en-GB"/>
-        </w:rPr>
-        <w:t>sudo</w:t>
-      </w:r>
-      <w:proofErr w:type="spellEnd"/>
-      <w:r>
-        <w:rPr>
-          <w:lang w:val="en-GB"/>
-        </w:rPr>
-        <w:t xml:space="preserve"> apt install </w:t>
-      </w:r>
-      <w:proofErr w:type="spellStart"/>
-      <w:r>
-        <w:rPr>
-          <w:lang w:val="en-GB"/>
-        </w:rPr>
-        <w:t>htop</w:t>
-      </w:r>
-      <w:proofErr w:type="spellEnd"/>
-    </w:p>
-    <w:p>
-      <w:pPr>
-        <w:rPr>
-          <w:b/>
-          <w:bCs/>
-          <w:lang w:val="en-GB"/>
-        </w:rPr>
-      </w:pPr>
-      <w:r>
-        <w:rPr>
-          <w:b/>
-          <w:bCs/>
-          <w:lang w:val="en-GB"/>
-        </w:rPr>
-        <w:t xml:space="preserve">3. </w:t>
-      </w:r>
-      <w:proofErr w:type="spellStart"/>
-      <w:r>
-        <w:rPr>
-          <w:b/>
-          <w:bCs/>
-          <w:lang w:val="en-GB"/>
-        </w:rPr>
-        <w:t>Desinstalar</w:t>
-      </w:r>
-      <w:proofErr w:type="spellEnd"/>
-      <w:r>
-        <w:rPr>
-          <w:b/>
-          <w:bCs/>
-          <w:lang w:val="en-GB"/>
-        </w:rPr>
-        <w:t xml:space="preserve"> </w:t>
-      </w:r>
-      <w:proofErr w:type="spellStart"/>
-      <w:r>
-        <w:rPr>
-          <w:b/>
-          <w:bCs/>
-          <w:lang w:val="en-GB"/>
-        </w:rPr>
-        <w:t>htop</w:t>
-      </w:r>
-      <w:proofErr w:type="spellEnd"/>
-    </w:p>
-    <w:p>
-      <w:r>
-        <w:t xml:space="preserve">sudo </w:t>
-      </w:r>
-      <w:proofErr w:type="spellStart"/>
-      <w:r>
-        <w:t>apt</w:t>
-      </w:r>
-      <w:proofErr w:type="spellEnd"/>
-      <w:r>
-        <w:t xml:space="preserve"> </w:t>
-      </w:r>
-      <w:proofErr w:type="spellStart"/>
-      <w:r>
-        <w:t>remove</w:t>
-      </w:r>
-      <w:proofErr w:type="spellEnd"/>
-      <w:r>
-        <w:t xml:space="preserve"> </w:t>
-      </w:r>
-      <w:proofErr w:type="spellStart"/>
-      <w:r>
-        <w:t>htop</w:t>
-      </w:r>
-      <w:proofErr w:type="spellEnd"/>
-    </w:p>
-    <w:p>
-      <w:pPr>
-        <w:rPr>
-          <w:b/>
-          <w:bCs/>
-        </w:rPr>
-      </w:pPr>
-      <w:r>
-        <w:rPr>
-          <w:b/>
-          <w:bCs/>
-        </w:rPr>
-        <w:t>4. Buscar el paquete “</w:t>
-      </w:r>
-      <w:proofErr w:type="spellStart"/>
-      <w:r>
-        <w:rPr>
-          <w:b/>
-          <w:bCs/>
-        </w:rPr>
-        <w:t>curl</w:t>
-      </w:r>
-      <w:proofErr w:type="spellEnd"/>
-      <w:r>
-        <w:rPr>
-          <w:b/>
-          <w:bCs/>
-        </w:rPr>
-        <w:t>”</w:t>
-      </w:r>
-    </w:p>
-    <w:p>
-      <w:proofErr w:type="spellStart"/>
-      <w:r>
-        <w:t>apt</w:t>
-      </w:r>
-      <w:proofErr w:type="spellEnd"/>
-      <w:r>
-        <w:t xml:space="preserve"> </w:t>
-      </w:r>
-      <w:proofErr w:type="spellStart"/>
-      <w:r>
-        <w:t>search</w:t>
-      </w:r>
-      <w:proofErr w:type="spellEnd"/>
-      <w:r>
-        <w:t xml:space="preserve"> </w:t>
-      </w:r>
-      <w:proofErr w:type="spellStart"/>
-      <w:r>
-        <w:t>curl</w:t>
-      </w:r>
-      <w:proofErr w:type="spellEnd"/>
-    </w:p>
-    <w:p>
-      <w:pPr>
-        <w:rPr>
-          <w:b/>
-          <w:bCs/>
-        </w:rPr>
-      </w:pPr>
-      <w:r>
-        <w:rPr>
-          <w:b/>
-          <w:bCs/>
-        </w:rPr>
-        <w:t xml:space="preserve">5. Ver información del paquete </w:t>
-      </w:r>
-      <w:proofErr w:type="spellStart"/>
-      <w:r>
-        <w:rPr>
-          <w:b/>
-          <w:bCs/>
-        </w:rPr>
-        <w:t>curl</w:t>
-      </w:r>
-      <w:proofErr w:type="spellEnd"/>
-    </w:p>
-    <w:p>
-      <w:proofErr w:type="spellStart"/>
-      <w:r>
-        <w:t>apt</w:t>
-      </w:r>
-      <w:proofErr w:type="spellEnd"/>
-      <w:r>
-        <w:t xml:space="preserve"> </w:t>
-      </w:r>
-      <w:proofErr w:type="gramStart"/>
-      <w:r>
-        <w:t>show</w:t>
-      </w:r>
-      <w:proofErr w:type="gramEnd"/>
-      <w:r>
-        <w:t xml:space="preserve"> </w:t>
-      </w:r>
-      <w:proofErr w:type="spellStart"/>
-      <w:r>
-        <w:t>curl</w:t>
-      </w:r>
-      <w:proofErr w:type="spellEnd"/>
-    </w:p>
-    <w:p>
-      <w:pPr>
-        <w:rPr>
-          <w:b/>
-          <w:bCs/>
-        </w:rPr>
-      </w:pPr>
-      <w:r>
-        <w:rPr>
-          <w:b/>
-          <w:bCs/>
-        </w:rPr>
-        <w:t xml:space="preserve">6. Instalar </w:t>
-      </w:r>
-      <w:proofErr w:type="spellStart"/>
-      <w:r>
-        <w:rPr>
-          <w:b/>
-          <w:bCs/>
-        </w:rPr>
-        <w:t>curl</w:t>
-      </w:r>
-      <w:proofErr w:type="spellEnd"/>
-      <w:r>
-        <w:rPr>
-          <w:b/>
-          <w:bCs/>
-        </w:rPr>
-        <w:t xml:space="preserve"> si no está instalado</w:t>
-      </w:r>
-    </w:p>
-    <w:p>
-      <w:r>
-        <w:t xml:space="preserve">sudo </w:t>
-      </w:r>
-      <w:proofErr w:type="spellStart"/>
-      <w:r>
-        <w:t>apt</w:t>
-      </w:r>
-      <w:proofErr w:type="spellEnd"/>
-      <w:r>
-        <w:t xml:space="preserve"> </w:t>
-      </w:r>
-      <w:proofErr w:type="spellStart"/>
-      <w:r>
-        <w:t>install</w:t>
-      </w:r>
-      <w:proofErr w:type="spellEnd"/>
-      <w:r>
-        <w:t xml:space="preserve"> </w:t>
-      </w:r>
-      <w:proofErr w:type="spellStart"/>
-      <w:r>
-        <w:t>curl</w:t>
-      </w:r>
-      <w:proofErr w:type="spellEnd"/>
-    </w:p>
-    <w:p>
-      <w:pPr>
-        <w:rPr>
-          <w:b/>
-          <w:bCs/>
-        </w:rPr>
-      </w:pPr>
-      <w:r>
-        <w:rPr>
-          <w:b/>
-          <w:bCs/>
-        </w:rPr>
-        <w:t>7. Actualizar todos los paquetes del sistema</w:t>
-      </w:r>
-    </w:p>
-    <w:p>
-      <w:r>
-        <w:t xml:space="preserve">sudo </w:t>
-      </w:r>
-      <w:proofErr w:type="spellStart"/>
-      <w:r>
-        <w:t>apt</w:t>
-      </w:r>
-      <w:proofErr w:type="spellEnd"/>
-      <w:r>
-        <w:t xml:space="preserve"> </w:t>
-      </w:r>
-      <w:proofErr w:type="spellStart"/>
-      <w:r>
-        <w:t>upgrade</w:t>
-      </w:r>
-      <w:proofErr w:type="spellEnd"/>
-    </w:p>
-    <w:p>
-      <w:pPr>
-        <w:rPr>
-          <w:b/>
-          <w:bCs/>
-        </w:rPr>
-      </w:pPr>
-      <w:r>
-        <w:rPr>
-          <w:b/>
-          <w:bCs/>
-        </w:rPr>
-        <w:t>8. Ver qué paquetes se han actualizado recientemente</w:t>
-      </w:r>
-    </w:p>
-    <w:p>
-      <w:pPr>
-        <w:rPr>
-          <w:lang w:val="en-GB"/>
-        </w:rPr>
-      </w:pPr>
-      <w:r>
-        <w:rPr>
-          <w:lang w:val="en-GB"/>
-        </w:rPr>
-        <w:t>grep "upgrade" /var/log/dpkg.log</w:t>
-      </w:r>
-    </w:p>
-    <w:p>
-      <w:pPr>
-        <w:rPr>
-          <w:b/>
-          <w:bCs/>
-        </w:rPr>
-      </w:pPr>
-      <w:r>
-        <w:rPr>
-          <w:b/>
-          <w:bCs/>
-        </w:rPr>
-        <w:t>9. Ejecutar limpieza del sistema</w:t>
-      </w:r>
-    </w:p>
-    <w:p>
-      <w:r>
-        <w:t xml:space="preserve">sudo </w:t>
-      </w:r>
-      <w:proofErr w:type="spellStart"/>
-      <w:r>
-        <w:t>apt</w:t>
-      </w:r>
-      <w:proofErr w:type="spellEnd"/>
-      <w:r>
-        <w:t xml:space="preserve"> </w:t>
-      </w:r>
-      <w:proofErr w:type="spellStart"/>
-      <w:r>
-        <w:t>autoremove</w:t>
-      </w:r>
-      <w:proofErr w:type="spellEnd"/>
-    </w:p>
-    <w:p>
-      <w:pPr>
-        <w:rPr>
-          <w:b/>
-          <w:bCs/>
-        </w:rPr>
-      </w:pPr>
-      <w:r>
-        <w:rPr>
-          <w:b/>
-          <w:bCs/>
-        </w:rPr>
-        <w:t>10. Limpiar caché del APT</w:t>
-      </w:r>
-    </w:p>
-    <w:p>
-      <w:r>
-        <w:t xml:space="preserve">sudo </w:t>
-      </w:r>
-      <w:proofErr w:type="spellStart"/>
-      <w:r>
-        <w:t>apt</w:t>
-      </w:r>
-      <w:proofErr w:type="spellEnd"/>
-      <w:r>
-        <w:t xml:space="preserve"> </w:t>
-      </w:r>
-      <w:proofErr w:type="spellStart"/>
-      <w:r>
-        <w:t>clean</w:t>
-      </w:r>
-      <w:proofErr w:type="spellEnd"/>
-    </w:p>
-    <w:p>
-      <w:r>
-        <w:pict w14:anchorId="68F00C34">
           <v:rect id="_x0000_i1249" style="width:0;height:1.5pt" o:hralign="center" o:hrstd="t" o:hr="t" fillcolor="#a0a0a0" stroked="f"/>
         </w:pict>
       </w:r>
@@ -28419,6 +27908,508 @@
           <w:b/>
           <w:bCs/>
         </w:rPr>
+        <w:t>🟩</w:t>
+      </w:r>
+      <w:r>
+        <w:rPr>
+          <w:b/>
+          <w:bCs/>
+        </w:rPr>
+        <w:t xml:space="preserve"> 30 EJERCICIOS PRÁCTICOS DEL MÓDULO 7</w:t>
+      </w:r>
+    </w:p>
+    <w:p>
+      <w:r>
+        <w:pict w14:anchorId="34C0F126">
+          <v:rect id="_x0000_i1250" style="width:0;height:1.5pt" o:hralign="center" o:hrstd="t" o:hr="t" fillcolor="#a0a0a0" stroked="f"/>
+        </w:pict>
+      </w:r>
+    </w:p>
+    <w:p>
+      <w:pPr>
+        <w:rPr>
+          <w:b/>
+          <w:bCs/>
+        </w:rPr>
+      </w:pPr>
+      <w:r>
+        <w:rPr>
+          <w:rFonts w:ascii="Segoe UI Emoji" w:hAnsi="Segoe UI Emoji" w:cs="Segoe UI Emoji"/>
+          <w:b/>
+          <w:bCs/>
+        </w:rPr>
+        <w:t>✅</w:t>
+      </w:r>
+      <w:r>
+        <w:rPr>
+          <w:b/>
+          <w:bCs/>
+        </w:rPr>
+        <w:t xml:space="preserve"> BÁSICOS (1–10)</w:t>
+      </w:r>
+    </w:p>
+    <w:p>
+      <w:pPr>
+        <w:rPr>
+          <w:b/>
+          <w:bCs/>
+        </w:rPr>
+      </w:pPr>
+      <w:r>
+        <w:rPr>
+          <w:b/>
+          <w:bCs/>
+        </w:rPr>
+        <w:t>1. Actualizar la lista de paquetes</w:t>
+      </w:r>
+    </w:p>
+    <w:p>
+      <w:r>
+        <w:t xml:space="preserve">sudo </w:t>
+      </w:r>
+      <w:proofErr w:type="spellStart"/>
+      <w:r>
+        <w:t>apt</w:t>
+      </w:r>
+      <w:proofErr w:type="spellEnd"/>
+      <w:r>
+        <w:t xml:space="preserve"> </w:t>
+      </w:r>
+      <w:proofErr w:type="spellStart"/>
+      <w:r>
+        <w:t>update</w:t>
+      </w:r>
+      <w:proofErr w:type="spellEnd"/>
+    </w:p>
+    <w:p>
+      <w:pPr>
+        <w:rPr>
+          <w:b/>
+          <w:bCs/>
+        </w:rPr>
+      </w:pPr>
+      <w:r>
+        <w:rPr>
+          <w:b/>
+          <w:bCs/>
+        </w:rPr>
+        <w:t xml:space="preserve">2. Instalar el paquete </w:t>
+      </w:r>
+      <w:proofErr w:type="spellStart"/>
+      <w:r>
+        <w:rPr>
+          <w:b/>
+          <w:bCs/>
+        </w:rPr>
+        <w:t>htop</w:t>
+      </w:r>
+      <w:proofErr w:type="spellEnd"/>
+    </w:p>
+    <w:p>
+      <w:pPr>
+        <w:rPr>
+          <w:lang w:val="en-GB"/>
+        </w:rPr>
+      </w:pPr>
+      <w:proofErr w:type="spellStart"/>
+      <w:r>
+        <w:rPr>
+          <w:lang w:val="en-GB"/>
+        </w:rPr>
+        <w:t>sudo</w:t>
+      </w:r>
+      <w:proofErr w:type="spellEnd"/>
+      <w:r>
+        <w:rPr>
+          <w:lang w:val="en-GB"/>
+        </w:rPr>
+        <w:t xml:space="preserve"> apt install </w:t>
+      </w:r>
+      <w:proofErr w:type="spellStart"/>
+      <w:r>
+        <w:rPr>
+          <w:lang w:val="en-GB"/>
+        </w:rPr>
+        <w:t>htop</w:t>
+      </w:r>
+      <w:proofErr w:type="spellEnd"/>
+    </w:p>
+    <w:p>
+      <w:pPr>
+        <w:rPr>
+          <w:b/>
+          <w:bCs/>
+          <w:lang w:val="en-GB"/>
+        </w:rPr>
+      </w:pPr>
+      <w:r>
+        <w:rPr>
+          <w:b/>
+          <w:bCs/>
+          <w:lang w:val="en-GB"/>
+        </w:rPr>
+        <w:t xml:space="preserve">3. </w:t>
+      </w:r>
+      <w:proofErr w:type="spellStart"/>
+      <w:r>
+        <w:rPr>
+          <w:b/>
+          <w:bCs/>
+          <w:lang w:val="en-GB"/>
+        </w:rPr>
+        <w:t>Desinstalar</w:t>
+      </w:r>
+      <w:proofErr w:type="spellEnd"/>
+      <w:r>
+        <w:rPr>
+          <w:b/>
+          <w:bCs/>
+          <w:lang w:val="en-GB"/>
+        </w:rPr>
+        <w:t xml:space="preserve"> </w:t>
+      </w:r>
+      <w:proofErr w:type="spellStart"/>
+      <w:r>
+        <w:rPr>
+          <w:b/>
+          <w:bCs/>
+          <w:lang w:val="en-GB"/>
+        </w:rPr>
+        <w:t>htop</w:t>
+      </w:r>
+      <w:proofErr w:type="spellEnd"/>
+    </w:p>
+    <w:p>
+      <w:r>
+        <w:t xml:space="preserve">sudo </w:t>
+      </w:r>
+      <w:proofErr w:type="spellStart"/>
+      <w:r>
+        <w:t>apt</w:t>
+      </w:r>
+      <w:proofErr w:type="spellEnd"/>
+      <w:r>
+        <w:t xml:space="preserve"> </w:t>
+      </w:r>
+      <w:proofErr w:type="spellStart"/>
+      <w:r>
+        <w:t>remove</w:t>
+      </w:r>
+      <w:proofErr w:type="spellEnd"/>
+      <w:r>
+        <w:t xml:space="preserve"> </w:t>
+      </w:r>
+      <w:proofErr w:type="spellStart"/>
+      <w:r>
+        <w:t>htop</w:t>
+      </w:r>
+      <w:proofErr w:type="spellEnd"/>
+    </w:p>
+    <w:p>
+      <w:pPr>
+        <w:rPr>
+          <w:b/>
+          <w:bCs/>
+        </w:rPr>
+      </w:pPr>
+      <w:r>
+        <w:rPr>
+          <w:b/>
+          <w:bCs/>
+        </w:rPr>
+        <w:t>4. Buscar el paquete “</w:t>
+      </w:r>
+      <w:proofErr w:type="spellStart"/>
+      <w:r>
+        <w:rPr>
+          <w:b/>
+          <w:bCs/>
+        </w:rPr>
+        <w:t>curl</w:t>
+      </w:r>
+      <w:proofErr w:type="spellEnd"/>
+      <w:r>
+        <w:rPr>
+          <w:b/>
+          <w:bCs/>
+        </w:rPr>
+        <w:t>”</w:t>
+      </w:r>
+    </w:p>
+    <w:p>
+      <w:proofErr w:type="spellStart"/>
+      <w:r>
+        <w:t>apt</w:t>
+      </w:r>
+      <w:proofErr w:type="spellEnd"/>
+      <w:r>
+        <w:t xml:space="preserve"> </w:t>
+      </w:r>
+      <w:proofErr w:type="spellStart"/>
+      <w:r>
+        <w:t>search</w:t>
+      </w:r>
+      <w:proofErr w:type="spellEnd"/>
+      <w:r>
+        <w:t xml:space="preserve"> </w:t>
+      </w:r>
+      <w:proofErr w:type="spellStart"/>
+      <w:r>
+        <w:t>curl</w:t>
+      </w:r>
+      <w:proofErr w:type="spellEnd"/>
+    </w:p>
+    <w:p>
+      <w:pPr>
+        <w:rPr>
+          <w:b/>
+          <w:bCs/>
+        </w:rPr>
+      </w:pPr>
+      <w:r>
+        <w:rPr>
+          <w:b/>
+          <w:bCs/>
+        </w:rPr>
+        <w:t xml:space="preserve">5. Ver información del paquete </w:t>
+      </w:r>
+      <w:proofErr w:type="spellStart"/>
+      <w:r>
+        <w:rPr>
+          <w:b/>
+          <w:bCs/>
+        </w:rPr>
+        <w:t>curl</w:t>
+      </w:r>
+      <w:proofErr w:type="spellEnd"/>
+    </w:p>
+    <w:p>
+      <w:proofErr w:type="spellStart"/>
+      <w:r>
+        <w:t>apt</w:t>
+      </w:r>
+      <w:proofErr w:type="spellEnd"/>
+      <w:r>
+        <w:t xml:space="preserve"> </w:t>
+      </w:r>
+      <w:proofErr w:type="gramStart"/>
+      <w:r>
+        <w:t>show</w:t>
+      </w:r>
+      <w:proofErr w:type="gramEnd"/>
+      <w:r>
+        <w:t xml:space="preserve"> </w:t>
+      </w:r>
+      <w:proofErr w:type="spellStart"/>
+      <w:r>
+        <w:t>curl</w:t>
+      </w:r>
+      <w:proofErr w:type="spellEnd"/>
+    </w:p>
+    <w:p>
+      <w:pPr>
+        <w:rPr>
+          <w:b/>
+          <w:bCs/>
+        </w:rPr>
+      </w:pPr>
+      <w:r>
+        <w:rPr>
+          <w:b/>
+          <w:bCs/>
+        </w:rPr>
+        <w:t xml:space="preserve">6. Instalar </w:t>
+      </w:r>
+      <w:proofErr w:type="spellStart"/>
+      <w:r>
+        <w:rPr>
+          <w:b/>
+          <w:bCs/>
+        </w:rPr>
+        <w:t>curl</w:t>
+      </w:r>
+      <w:proofErr w:type="spellEnd"/>
+      <w:r>
+        <w:rPr>
+          <w:b/>
+          <w:bCs/>
+        </w:rPr>
+        <w:t xml:space="preserve"> si no está instalado</w:t>
+      </w:r>
+    </w:p>
+    <w:p>
+      <w:r>
+        <w:t xml:space="preserve">sudo </w:t>
+      </w:r>
+      <w:proofErr w:type="spellStart"/>
+      <w:r>
+        <w:t>apt</w:t>
+      </w:r>
+      <w:proofErr w:type="spellEnd"/>
+      <w:r>
+        <w:t xml:space="preserve"> </w:t>
+      </w:r>
+      <w:proofErr w:type="spellStart"/>
+      <w:r>
+        <w:t>install</w:t>
+      </w:r>
+      <w:proofErr w:type="spellEnd"/>
+      <w:r>
+        <w:t xml:space="preserve"> </w:t>
+      </w:r>
+      <w:proofErr w:type="spellStart"/>
+      <w:r>
+        <w:t>curl</w:t>
+      </w:r>
+      <w:proofErr w:type="spellEnd"/>
+    </w:p>
+    <w:p>
+      <w:pPr>
+        <w:rPr>
+          <w:b/>
+          <w:bCs/>
+        </w:rPr>
+      </w:pPr>
+      <w:r>
+        <w:rPr>
+          <w:b/>
+          <w:bCs/>
+        </w:rPr>
+        <w:t>7. Actualizar todos los paquetes del sistema</w:t>
+      </w:r>
+    </w:p>
+    <w:p>
+      <w:r>
+        <w:t xml:space="preserve">sudo </w:t>
+      </w:r>
+      <w:proofErr w:type="spellStart"/>
+      <w:r>
+        <w:t>apt</w:t>
+      </w:r>
+      <w:proofErr w:type="spellEnd"/>
+      <w:r>
+        <w:t xml:space="preserve"> </w:t>
+      </w:r>
+      <w:proofErr w:type="spellStart"/>
+      <w:r>
+        <w:t>upgrade</w:t>
+      </w:r>
+      <w:proofErr w:type="spellEnd"/>
+    </w:p>
+    <w:p>
+      <w:pPr>
+        <w:rPr>
+          <w:b/>
+          <w:bCs/>
+        </w:rPr>
+      </w:pPr>
+      <w:r>
+        <w:rPr>
+          <w:b/>
+          <w:bCs/>
+        </w:rPr>
+        <w:t>8. Ver qué paquetes se han actualizado recientemente</w:t>
+      </w:r>
+    </w:p>
+    <w:p>
+      <w:pPr>
+        <w:rPr>
+          <w:lang w:val="en-GB"/>
+        </w:rPr>
+      </w:pPr>
+      <w:r>
+        <w:rPr>
+          <w:lang w:val="en-GB"/>
+        </w:rPr>
+        <w:t>grep "upgrade" /var/log/dpkg.log</w:t>
+      </w:r>
+    </w:p>
+    <w:p>
+      <w:pPr>
+        <w:rPr>
+          <w:b/>
+          <w:bCs/>
+        </w:rPr>
+      </w:pPr>
+      <w:r>
+        <w:rPr>
+          <w:b/>
+          <w:bCs/>
+        </w:rPr>
+        <w:t>9. Ejecutar limpieza del sistema</w:t>
+      </w:r>
+    </w:p>
+    <w:p>
+      <w:r>
+        <w:t xml:space="preserve">sudo </w:t>
+      </w:r>
+      <w:proofErr w:type="spellStart"/>
+      <w:r>
+        <w:t>apt</w:t>
+      </w:r>
+      <w:proofErr w:type="spellEnd"/>
+      <w:r>
+        <w:t xml:space="preserve"> </w:t>
+      </w:r>
+      <w:proofErr w:type="spellStart"/>
+      <w:r>
+        <w:t>autoremove</w:t>
+      </w:r>
+      <w:proofErr w:type="spellEnd"/>
+    </w:p>
+    <w:p>
+      <w:pPr>
+        <w:rPr>
+          <w:b/>
+          <w:bCs/>
+        </w:rPr>
+      </w:pPr>
+      <w:r>
+        <w:rPr>
+          <w:b/>
+          <w:bCs/>
+        </w:rPr>
+        <w:t>10. Limpiar caché del APT</w:t>
+      </w:r>
+    </w:p>
+    <w:p>
+      <w:r>
+        <w:t xml:space="preserve">sudo </w:t>
+      </w:r>
+      <w:proofErr w:type="spellStart"/>
+      <w:r>
+        <w:t>apt</w:t>
+      </w:r>
+      <w:proofErr w:type="spellEnd"/>
+      <w:r>
+        <w:t xml:space="preserve"> </w:t>
+      </w:r>
+      <w:proofErr w:type="spellStart"/>
+      <w:r>
+        <w:t>clean</w:t>
+      </w:r>
+      <w:proofErr w:type="spellEnd"/>
+    </w:p>
+    <w:p>
+      <w:r>
+        <w:pict w14:anchorId="68F00C34">
+          <v:rect id="_x0000_i1251" style="width:0;height:1.5pt" o:hralign="center" o:hrstd="t" o:hr="t" fillcolor="#a0a0a0" stroked="f"/>
+        </w:pict>
+      </w:r>
+    </w:p>
+    <w:p>
+      <w:pPr>
+        <w:rPr>
+          <w:b/>
+          <w:bCs/>
+        </w:rPr>
+      </w:pPr>
+      <w:r>
+        <w:rPr>
+          <w:rFonts w:ascii="Segoe UI Emoji" w:hAnsi="Segoe UI Emoji" w:cs="Segoe UI Emoji"/>
+          <w:b/>
+          <w:bCs/>
+        </w:rPr>
         <w:t>✅</w:t>
       </w:r>
       <w:r>
@@ -28945,7 +28936,7 @@
     <w:p>
       <w:r>
         <w:pict w14:anchorId="5C111914">
-          <v:rect id="_x0000_i1250" style="width:0;height:1.5pt" o:hralign="center" o:hrstd="t" o:hr="t" fillcolor="#a0a0a0" stroked="f"/>
+          <v:rect id="_x0000_i1252" style="width:0;height:1.5pt" o:hralign="center" o:hrstd="t" o:hr="t" fillcolor="#a0a0a0" stroked="f"/>
         </w:pict>
       </w:r>
     </w:p>
@@ -29457,7 +29448,7 @@
     <w:p>
       <w:r>
         <w:pict w14:anchorId="16FC0D94">
-          <v:rect id="_x0000_i1251" style="width:0;height:1.5pt" o:hralign="center" o:hrstd="t" o:hr="t" fillcolor="#a0a0a0" stroked="f"/>
+          <v:rect id="_x0000_i1253" style="width:0;height:1.5pt" o:hralign="center" o:hrstd="t" o:hr="t" fillcolor="#a0a0a0" stroked="f"/>
         </w:pict>
       </w:r>
     </w:p>
@@ -29517,7 +29508,7 @@
     <w:p>
       <w:r>
         <w:pict w14:anchorId="5EA19D29">
-          <v:rect id="_x0000_i1252" style="width:0;height:1.5pt" o:hralign="center" o:hrstd="t" o:hr="t" fillcolor="#a0a0a0" stroked="f"/>
+          <v:rect id="_x0000_i1254" style="width:0;height:1.5pt" o:hralign="center" o:hrstd="t" o:hr="t" fillcolor="#a0a0a0" stroked="f"/>
         </w:pict>
       </w:r>
     </w:p>
@@ -29890,7 +29881,7 @@
     <w:p>
       <w:r>
         <w:pict w14:anchorId="79172926">
-          <v:rect id="_x0000_i1253" style="width:0;height:1.5pt" o:hralign="center" o:hrstd="t" o:hr="t" fillcolor="#a0a0a0" stroked="f"/>
+          <v:rect id="_x0000_i1255" style="width:0;height:1.5pt" o:hralign="center" o:hrstd="t" o:hr="t" fillcolor="#a0a0a0" stroked="f"/>
         </w:pict>
       </w:r>
     </w:p>
@@ -30031,7 +30022,7 @@
     <w:p>
       <w:r>
         <w:pict w14:anchorId="2092FCB5">
-          <v:rect id="_x0000_i1254" style="width:0;height:1.5pt" o:hralign="center" o:hrstd="t" o:hr="t" fillcolor="#a0a0a0" stroked="f"/>
+          <v:rect id="_x0000_i1256" style="width:0;height:1.5pt" o:hralign="center" o:hrstd="t" o:hr="t" fillcolor="#a0a0a0" stroked="f"/>
         </w:pict>
       </w:r>
     </w:p>
@@ -30140,7 +30131,7 @@
     <w:p>
       <w:r>
         <w:pict w14:anchorId="41F579E8">
-          <v:rect id="_x0000_i1255" style="width:0;height:1.5pt" o:hralign="center" o:hrstd="t" o:hr="t" fillcolor="#a0a0a0" stroked="f"/>
+          <v:rect id="_x0000_i1257" style="width:0;height:1.5pt" o:hralign="center" o:hrstd="t" o:hr="t" fillcolor="#a0a0a0" stroked="f"/>
         </w:pict>
       </w:r>
     </w:p>
@@ -30240,166 +30231,6 @@
     <w:p>
       <w:r>
         <w:pict w14:anchorId="01527E12">
-          <v:rect id="_x0000_i1256" style="width:0;height:1.5pt" o:hralign="center" o:hrstd="t" o:hr="t" fillcolor="#a0a0a0" stroked="f"/>
-        </w:pict>
-      </w:r>
-    </w:p>
-    <w:p>
-      <w:pPr>
-        <w:rPr>
-          <w:b/>
-          <w:bCs/>
-        </w:rPr>
-      </w:pPr>
-      <w:r>
-        <w:rPr>
-          <w:rFonts w:ascii="Segoe UI Emoji" w:hAnsi="Segoe UI Emoji" w:cs="Segoe UI Emoji"/>
-          <w:b/>
-          <w:bCs/>
-        </w:rPr>
-        <w:t>📘</w:t>
-      </w:r>
-      <w:r>
-        <w:rPr>
-          <w:b/>
-          <w:bCs/>
-        </w:rPr>
-        <w:t xml:space="preserve"> 8.4. Entrada de usuario (</w:t>
-      </w:r>
-      <w:proofErr w:type="spellStart"/>
-      <w:r>
-        <w:rPr>
-          <w:b/>
-          <w:bCs/>
-        </w:rPr>
-        <w:t>read</w:t>
-      </w:r>
-      <w:proofErr w:type="spellEnd"/>
-      <w:r>
-        <w:rPr>
-          <w:b/>
-          <w:bCs/>
-        </w:rPr>
-        <w:t>)</w:t>
-      </w:r>
-    </w:p>
-    <w:p>
-      <w:proofErr w:type="spellStart"/>
-      <w:r>
-        <w:t>read</w:t>
-      </w:r>
-      <w:proofErr w:type="spellEnd"/>
-      <w:r>
-        <w:t xml:space="preserve"> -p "Introduce tu nombre: " nombre</w:t>
-      </w:r>
-    </w:p>
-    <w:p>
-      <w:r>
-        <w:t>echo "Hola $nombre"</w:t>
-      </w:r>
-    </w:p>
-    <w:p>
-      <w:r>
-        <w:pict w14:anchorId="54BB2246">
-          <v:rect id="_x0000_i1257" style="width:0;height:1.5pt" o:hralign="center" o:hrstd="t" o:hr="t" fillcolor="#a0a0a0" stroked="f"/>
-        </w:pict>
-      </w:r>
-    </w:p>
-    <w:p>
-      <w:pPr>
-        <w:rPr>
-          <w:b/>
-          <w:bCs/>
-        </w:rPr>
-      </w:pPr>
-      <w:r>
-        <w:rPr>
-          <w:rFonts w:ascii="Segoe UI Emoji" w:hAnsi="Segoe UI Emoji" w:cs="Segoe UI Emoji"/>
-          <w:b/>
-          <w:bCs/>
-        </w:rPr>
-        <w:t>📘</w:t>
-      </w:r>
-      <w:r>
-        <w:rPr>
-          <w:b/>
-          <w:bCs/>
-        </w:rPr>
-        <w:t xml:space="preserve"> 8.5. Condicionales (</w:t>
-      </w:r>
-      <w:proofErr w:type="spellStart"/>
-      <w:r>
-        <w:rPr>
-          <w:b/>
-          <w:bCs/>
-        </w:rPr>
-        <w:t>if</w:t>
-      </w:r>
-      <w:proofErr w:type="spellEnd"/>
-      <w:r>
-        <w:rPr>
-          <w:b/>
-          <w:bCs/>
-        </w:rPr>
-        <w:t>)</w:t>
-      </w:r>
-    </w:p>
-    <w:p>
-      <w:r>
-        <w:t>Ejemplo:</w:t>
-      </w:r>
-    </w:p>
-    <w:p>
-      <w:proofErr w:type="spellStart"/>
-      <w:r>
-        <w:t>if</w:t>
-      </w:r>
-      <w:proofErr w:type="spellEnd"/>
-      <w:r>
-        <w:t xml:space="preserve"> [ $edad -ge </w:t>
-      </w:r>
-      <w:proofErr w:type="gramStart"/>
-      <w:r>
-        <w:t>18 ]</w:t>
-      </w:r>
-      <w:proofErr w:type="gramEnd"/>
-      <w:r>
-        <w:t xml:space="preserve">; </w:t>
-      </w:r>
-      <w:proofErr w:type="spellStart"/>
-      <w:r>
-        <w:t>then</w:t>
-      </w:r>
-      <w:proofErr w:type="spellEnd"/>
-    </w:p>
-    <w:p>
-      <w:r>
-        <w:t xml:space="preserve">    </w:t>
-      </w:r>
-      <w:r>
-        <w:t>echo "Eres mayor de edad"</w:t>
-      </w:r>
-    </w:p>
-    <w:p>
-      <w:proofErr w:type="spellStart"/>
-      <w:r>
-        <w:t>else</w:t>
-      </w:r>
-      <w:proofErr w:type="spellEnd"/>
-    </w:p>
-    <w:p>
-      <w:r>
-        <w:t xml:space="preserve">    echo "Eres menor de edad"</w:t>
-      </w:r>
-    </w:p>
-    <w:p>
-      <w:r>
-        <w:t>fi</w:t>
-      </w:r>
-    </w:p>
-    <w:p>
-      <w:r>
-        <w:pict w14:anchorId="2A1EB7F1">
           <v:rect id="_x0000_i1258" style="width:0;height:1.5pt" o:hralign="center" o:hrstd="t" o:hr="t" fillcolor="#a0a0a0" stroked="f"/>
         </w:pict>
       </w:r>
@@ -30409,7 +30240,6 @@
         <w:rPr>
           <w:b/>
           <w:bCs/>
-          <w:lang w:val="en-GB"/>
         </w:rPr>
       </w:pPr>
       <w:r>
@@ -30424,218 +30254,44 @@
         <w:rPr>
           <w:b/>
           <w:bCs/>
-          <w:lang w:val="en-GB"/>
-        </w:rPr>
-        <w:t xml:space="preserve"> 8.6. </w:t>
-      </w:r>
-      <w:proofErr w:type="spellStart"/>
-      <w:r>
-        <w:rPr>
-          <w:b/>
-          <w:bCs/>
-          <w:lang w:val="en-GB"/>
-        </w:rPr>
-        <w:t>Bucles</w:t>
-      </w:r>
-      <w:proofErr w:type="spellEnd"/>
-      <w:r>
-        <w:rPr>
-          <w:b/>
-          <w:bCs/>
-          <w:lang w:val="en-GB"/>
-        </w:rPr>
-        <w:t xml:space="preserve"> (for, while)</w:t>
-      </w:r>
-    </w:p>
-    <w:p>
-      <w:pPr>
-        <w:rPr>
-          <w:b/>
-          <w:bCs/>
-          <w:lang w:val="en-GB"/>
-        </w:rPr>
-      </w:pPr>
-      <w:proofErr w:type="spellStart"/>
-      <w:r>
-        <w:rPr>
-          <w:b/>
-          <w:bCs/>
-          <w:lang w:val="en-GB"/>
-        </w:rPr>
-        <w:t>Bucle</w:t>
-      </w:r>
-      <w:proofErr w:type="spellEnd"/>
-      <w:r>
-        <w:rPr>
-          <w:b/>
-          <w:bCs/>
-          <w:lang w:val="en-GB"/>
-        </w:rPr>
-        <w:t xml:space="preserve"> for:</w:t>
-      </w:r>
-    </w:p>
-    <w:p>
-      <w:pPr>
-        <w:rPr>
-          <w:lang w:val="en-GB"/>
-        </w:rPr>
-      </w:pPr>
-      <w:r>
-        <w:rPr>
-          <w:lang w:val="en-GB"/>
-        </w:rPr>
-        <w:t xml:space="preserve">for </w:t>
-      </w:r>
-      <w:proofErr w:type="spellStart"/>
-      <w:r>
-        <w:rPr>
-          <w:lang w:val="en-GB"/>
-        </w:rPr>
-        <w:t>i</w:t>
-      </w:r>
-      <w:proofErr w:type="spellEnd"/>
-      <w:r>
-        <w:rPr>
-          <w:lang w:val="en-GB"/>
-        </w:rPr>
-        <w:t xml:space="preserve"> in {</w:t>
-      </w:r>
-      <w:proofErr w:type="gramStart"/>
-      <w:r>
-        <w:rPr>
-          <w:lang w:val="en-GB"/>
-        </w:rPr>
-        <w:t>1..</w:t>
-      </w:r>
-      <w:proofErr w:type="gramEnd"/>
-      <w:r>
-        <w:rPr>
-          <w:lang w:val="en-GB"/>
-        </w:rPr>
-        <w:t>5}; do</w:t>
-      </w:r>
-    </w:p>
-    <w:p>
-      <w:pPr>
-        <w:rPr>
-          <w:lang w:val="en-GB"/>
-        </w:rPr>
-      </w:pPr>
-      <w:r>
-        <w:rPr>
-          <w:lang w:val="en-GB"/>
-        </w:rPr>
-        <w:t xml:space="preserve">    echo "</w:t>
-      </w:r>
-      <w:proofErr w:type="spellStart"/>
-      <w:r>
-        <w:rPr>
-          <w:lang w:val="en-GB"/>
-        </w:rPr>
-        <w:t>Número</w:t>
-      </w:r>
-      <w:proofErr w:type="spellEnd"/>
-      <w:r>
-        <w:rPr>
-          <w:lang w:val="en-GB"/>
-        </w:rPr>
-        <w:t xml:space="preserve"> $</w:t>
-      </w:r>
-      <w:proofErr w:type="spellStart"/>
-      <w:r>
-        <w:rPr>
-          <w:lang w:val="en-GB"/>
-        </w:rPr>
-        <w:t>i</w:t>
-      </w:r>
-      <w:proofErr w:type="spellEnd"/>
-      <w:r>
-        <w:rPr>
-          <w:lang w:val="en-GB"/>
-        </w:rPr>
-        <w:t>"</w:t>
-      </w:r>
-    </w:p>
-    <w:p>
-      <w:r>
-        <w:t>done</w:t>
-      </w:r>
-    </w:p>
-    <w:p>
-      <w:pPr>
-        <w:rPr>
-          <w:b/>
-          <w:bCs/>
-        </w:rPr>
-      </w:pPr>
-      <w:r>
-        <w:rPr>
-          <w:b/>
-          <w:bCs/>
-        </w:rPr>
-        <w:t xml:space="preserve">Bucle </w:t>
-      </w:r>
-      <w:proofErr w:type="spellStart"/>
-      <w:r>
-        <w:rPr>
-          <w:b/>
-          <w:bCs/>
-        </w:rPr>
-        <w:t>while</w:t>
-      </w:r>
-      <w:proofErr w:type="spellEnd"/>
-      <w:r>
-        <w:rPr>
-          <w:b/>
-          <w:bCs/>
-        </w:rPr>
-        <w:t>:</w:t>
-      </w:r>
-    </w:p>
-    <w:p>
-      <w:r>
-        <w:t>contador=1</w:t>
-      </w:r>
-    </w:p>
-    <w:p>
-      <w:proofErr w:type="spellStart"/>
-      <w:r>
-        <w:t>while</w:t>
-      </w:r>
-      <w:proofErr w:type="spellEnd"/>
-      <w:r>
-        <w:t xml:space="preserve"> [ $contador -le </w:t>
-      </w:r>
-      <w:proofErr w:type="gramStart"/>
-      <w:r>
-        <w:t>5 ]</w:t>
-      </w:r>
-      <w:proofErr w:type="gramEnd"/>
-      <w:r>
-        <w:t>; do</w:t>
-      </w:r>
-    </w:p>
-    <w:p>
-      <w:r>
-        <w:t xml:space="preserve">    </w:t>
-      </w:r>
-      <w:r>
-        <w:t>echo $contador</w:t>
-      </w:r>
-    </w:p>
-    <w:p>
-      <w:r>
-        <w:t xml:space="preserve">    ((contador++))</w:t>
-      </w:r>
-    </w:p>
-    <w:p>
-      <w:r>
-        <w:t>done</w:t>
-      </w:r>
-    </w:p>
-    <w:p>
-      <w:r>
-        <w:pict w14:anchorId="778355B0">
+        </w:rPr>
+        <w:t xml:space="preserve"> 8.4. Entrada de usuario (</w:t>
+      </w:r>
+      <w:proofErr w:type="spellStart"/>
+      <w:r>
+        <w:rPr>
+          <w:b/>
+          <w:bCs/>
+        </w:rPr>
+        <w:t>read</w:t>
+      </w:r>
+      <w:proofErr w:type="spellEnd"/>
+      <w:r>
+        <w:rPr>
+          <w:b/>
+          <w:bCs/>
+        </w:rPr>
+        <w:t>)</w:t>
+      </w:r>
+    </w:p>
+    <w:p>
+      <w:proofErr w:type="spellStart"/>
+      <w:r>
+        <w:t>read</w:t>
+      </w:r>
+      <w:proofErr w:type="spellEnd"/>
+      <w:r>
+        <w:t xml:space="preserve"> -p "Introduce tu nombre: " nombre</w:t>
+      </w:r>
+    </w:p>
+    <w:p>
+      <w:r>
+        <w:t>echo "Hola $nombre"</w:t>
+      </w:r>
+    </w:p>
+    <w:p>
+      <w:r>
+        <w:pict w14:anchorId="54BB2246">
           <v:rect id="_x0000_i1259" style="width:0;height:1.5pt" o:hralign="center" o:hrstd="t" o:hr="t" fillcolor="#a0a0a0" stroked="f"/>
         </w:pict>
       </w:r>
@@ -30660,6 +30316,341 @@
           <w:b/>
           <w:bCs/>
         </w:rPr>
+        <w:t xml:space="preserve"> 8.5. Condicionales (</w:t>
+      </w:r>
+      <w:proofErr w:type="spellStart"/>
+      <w:r>
+        <w:rPr>
+          <w:b/>
+          <w:bCs/>
+        </w:rPr>
+        <w:t>if</w:t>
+      </w:r>
+      <w:proofErr w:type="spellEnd"/>
+      <w:r>
+        <w:rPr>
+          <w:b/>
+          <w:bCs/>
+        </w:rPr>
+        <w:t>)</w:t>
+      </w:r>
+    </w:p>
+    <w:p>
+      <w:r>
+        <w:t>Ejemplo:</w:t>
+      </w:r>
+    </w:p>
+    <w:p>
+      <w:proofErr w:type="spellStart"/>
+      <w:r>
+        <w:t>if</w:t>
+      </w:r>
+      <w:proofErr w:type="spellEnd"/>
+      <w:r>
+        <w:t xml:space="preserve"> [ $edad -ge </w:t>
+      </w:r>
+      <w:proofErr w:type="gramStart"/>
+      <w:r>
+        <w:t>18 ]</w:t>
+      </w:r>
+      <w:proofErr w:type="gramEnd"/>
+      <w:r>
+        <w:t xml:space="preserve">; </w:t>
+      </w:r>
+      <w:proofErr w:type="spellStart"/>
+      <w:r>
+        <w:t>then</w:t>
+      </w:r>
+      <w:proofErr w:type="spellEnd"/>
+    </w:p>
+    <w:p>
+      <w:r>
+        <w:t xml:space="preserve">    </w:t>
+      </w:r>
+      <w:r>
+        <w:t>echo "Eres mayor de edad"</w:t>
+      </w:r>
+    </w:p>
+    <w:p>
+      <w:proofErr w:type="spellStart"/>
+      <w:r>
+        <w:t>else</w:t>
+      </w:r>
+      <w:proofErr w:type="spellEnd"/>
+    </w:p>
+    <w:p>
+      <w:r>
+        <w:t xml:space="preserve">    echo "Eres menor de edad"</w:t>
+      </w:r>
+    </w:p>
+    <w:p>
+      <w:r>
+        <w:t>fi</w:t>
+      </w:r>
+    </w:p>
+    <w:p>
+      <w:r>
+        <w:pict w14:anchorId="2A1EB7F1">
+          <v:rect id="_x0000_i1260" style="width:0;height:1.5pt" o:hralign="center" o:hrstd="t" o:hr="t" fillcolor="#a0a0a0" stroked="f"/>
+        </w:pict>
+      </w:r>
+    </w:p>
+    <w:p>
+      <w:pPr>
+        <w:rPr>
+          <w:b/>
+          <w:bCs/>
+          <w:lang w:val="en-GB"/>
+        </w:rPr>
+      </w:pPr>
+      <w:r>
+        <w:rPr>
+          <w:rFonts w:ascii="Segoe UI Emoji" w:hAnsi="Segoe UI Emoji" w:cs="Segoe UI Emoji"/>
+          <w:b/>
+          <w:bCs/>
+        </w:rPr>
+        <w:t>📘</w:t>
+      </w:r>
+      <w:r>
+        <w:rPr>
+          <w:b/>
+          <w:bCs/>
+          <w:lang w:val="en-GB"/>
+        </w:rPr>
+        <w:t xml:space="preserve"> 8.6. </w:t>
+      </w:r>
+      <w:proofErr w:type="spellStart"/>
+      <w:r>
+        <w:rPr>
+          <w:b/>
+          <w:bCs/>
+          <w:lang w:val="en-GB"/>
+        </w:rPr>
+        <w:t>Bucles</w:t>
+      </w:r>
+      <w:proofErr w:type="spellEnd"/>
+      <w:r>
+        <w:rPr>
+          <w:b/>
+          <w:bCs/>
+          <w:lang w:val="en-GB"/>
+        </w:rPr>
+        <w:t xml:space="preserve"> (for, while)</w:t>
+      </w:r>
+    </w:p>
+    <w:p>
+      <w:pPr>
+        <w:rPr>
+          <w:b/>
+          <w:bCs/>
+          <w:lang w:val="en-GB"/>
+        </w:rPr>
+      </w:pPr>
+      <w:proofErr w:type="spellStart"/>
+      <w:r>
+        <w:rPr>
+          <w:b/>
+          <w:bCs/>
+          <w:lang w:val="en-GB"/>
+        </w:rPr>
+        <w:t>Bucle</w:t>
+      </w:r>
+      <w:proofErr w:type="spellEnd"/>
+      <w:r>
+        <w:rPr>
+          <w:b/>
+          <w:bCs/>
+          <w:lang w:val="en-GB"/>
+        </w:rPr>
+        <w:t xml:space="preserve"> for:</w:t>
+      </w:r>
+    </w:p>
+    <w:p>
+      <w:pPr>
+        <w:rPr>
+          <w:lang w:val="en-GB"/>
+        </w:rPr>
+      </w:pPr>
+      <w:r>
+        <w:rPr>
+          <w:lang w:val="en-GB"/>
+        </w:rPr>
+        <w:t xml:space="preserve">for </w:t>
+      </w:r>
+      <w:proofErr w:type="spellStart"/>
+      <w:r>
+        <w:rPr>
+          <w:lang w:val="en-GB"/>
+        </w:rPr>
+        <w:t>i</w:t>
+      </w:r>
+      <w:proofErr w:type="spellEnd"/>
+      <w:r>
+        <w:rPr>
+          <w:lang w:val="en-GB"/>
+        </w:rPr>
+        <w:t xml:space="preserve"> in {</w:t>
+      </w:r>
+      <w:proofErr w:type="gramStart"/>
+      <w:r>
+        <w:rPr>
+          <w:lang w:val="en-GB"/>
+        </w:rPr>
+        <w:t>1..</w:t>
+      </w:r>
+      <w:proofErr w:type="gramEnd"/>
+      <w:r>
+        <w:rPr>
+          <w:lang w:val="en-GB"/>
+        </w:rPr>
+        <w:t>5}; do</w:t>
+      </w:r>
+    </w:p>
+    <w:p>
+      <w:pPr>
+        <w:rPr>
+          <w:lang w:val="en-GB"/>
+        </w:rPr>
+      </w:pPr>
+      <w:r>
+        <w:rPr>
+          <w:lang w:val="en-GB"/>
+        </w:rPr>
+        <w:t xml:space="preserve">    echo "</w:t>
+      </w:r>
+      <w:proofErr w:type="spellStart"/>
+      <w:r>
+        <w:rPr>
+          <w:lang w:val="en-GB"/>
+        </w:rPr>
+        <w:t>Número</w:t>
+      </w:r>
+      <w:proofErr w:type="spellEnd"/>
+      <w:r>
+        <w:rPr>
+          <w:lang w:val="en-GB"/>
+        </w:rPr>
+        <w:t xml:space="preserve"> $</w:t>
+      </w:r>
+      <w:proofErr w:type="spellStart"/>
+      <w:r>
+        <w:rPr>
+          <w:lang w:val="en-GB"/>
+        </w:rPr>
+        <w:t>i</w:t>
+      </w:r>
+      <w:proofErr w:type="spellEnd"/>
+      <w:r>
+        <w:rPr>
+          <w:lang w:val="en-GB"/>
+        </w:rPr>
+        <w:t>"</w:t>
+      </w:r>
+    </w:p>
+    <w:p>
+      <w:r>
+        <w:t>done</w:t>
+      </w:r>
+    </w:p>
+    <w:p>
+      <w:pPr>
+        <w:rPr>
+          <w:b/>
+          <w:bCs/>
+        </w:rPr>
+      </w:pPr>
+      <w:r>
+        <w:rPr>
+          <w:b/>
+          <w:bCs/>
+        </w:rPr>
+        <w:t xml:space="preserve">Bucle </w:t>
+      </w:r>
+      <w:proofErr w:type="spellStart"/>
+      <w:r>
+        <w:rPr>
+          <w:b/>
+          <w:bCs/>
+        </w:rPr>
+        <w:t>while</w:t>
+      </w:r>
+      <w:proofErr w:type="spellEnd"/>
+      <w:r>
+        <w:rPr>
+          <w:b/>
+          <w:bCs/>
+        </w:rPr>
+        <w:t>:</w:t>
+      </w:r>
+    </w:p>
+    <w:p>
+      <w:r>
+        <w:t>contador=1</w:t>
+      </w:r>
+    </w:p>
+    <w:p>
+      <w:proofErr w:type="spellStart"/>
+      <w:r>
+        <w:t>while</w:t>
+      </w:r>
+      <w:proofErr w:type="spellEnd"/>
+      <w:r>
+        <w:t xml:space="preserve"> [ $contador -le </w:t>
+      </w:r>
+      <w:proofErr w:type="gramStart"/>
+      <w:r>
+        <w:t>5 ]</w:t>
+      </w:r>
+      <w:proofErr w:type="gramEnd"/>
+      <w:r>
+        <w:t>; do</w:t>
+      </w:r>
+    </w:p>
+    <w:p>
+      <w:r>
+        <w:t xml:space="preserve">    </w:t>
+      </w:r>
+      <w:r>
+        <w:t>echo $contador</w:t>
+      </w:r>
+    </w:p>
+    <w:p>
+      <w:r>
+        <w:t xml:space="preserve">    ((contador++))</w:t>
+      </w:r>
+    </w:p>
+    <w:p>
+      <w:r>
+        <w:t>done</w:t>
+      </w:r>
+    </w:p>
+    <w:p>
+      <w:r>
+        <w:pict w14:anchorId="778355B0">
+          <v:rect id="_x0000_i1261" style="width:0;height:1.5pt" o:hralign="center" o:hrstd="t" o:hr="t" fillcolor="#a0a0a0" stroked="f"/>
+        </w:pict>
+      </w:r>
+    </w:p>
+    <w:p>
+      <w:pPr>
+        <w:rPr>
+          <w:b/>
+          <w:bCs/>
+        </w:rPr>
+      </w:pPr>
+      <w:r>
+        <w:rPr>
+          <w:rFonts w:ascii="Segoe UI Emoji" w:hAnsi="Segoe UI Emoji" w:cs="Segoe UI Emoji"/>
+          <w:b/>
+          <w:bCs/>
+        </w:rPr>
+        <w:t>📘</w:t>
+      </w:r>
+      <w:r>
+        <w:rPr>
+          <w:b/>
+          <w:bCs/>
+        </w:rPr>
         <w:t xml:space="preserve"> 8.7. Funciones en Bash</w:t>
       </w:r>
     </w:p>
@@ -30692,84 +30683,6 @@
     <w:p>
       <w:r>
         <w:pict w14:anchorId="047B4989">
-          <v:rect id="_x0000_i1260" style="width:0;height:1.5pt" o:hralign="center" o:hrstd="t" o:hr="t" fillcolor="#a0a0a0" stroked="f"/>
-        </w:pict>
-      </w:r>
-    </w:p>
-    <w:p>
-      <w:pPr>
-        <w:rPr>
-          <w:b/>
-          <w:bCs/>
-        </w:rPr>
-      </w:pPr>
-      <w:r>
-        <w:rPr>
-          <w:rFonts w:ascii="Segoe UI Emoji" w:hAnsi="Segoe UI Emoji" w:cs="Segoe UI Emoji"/>
-          <w:b/>
-          <w:bCs/>
-        </w:rPr>
-        <w:t>📘</w:t>
-      </w:r>
-      <w:r>
-        <w:rPr>
-          <w:b/>
-          <w:bCs/>
-        </w:rPr>
-        <w:t xml:space="preserve"> 8.8. Control de errores</w:t>
-      </w:r>
-    </w:p>
-    <w:p>
-      <w:r>
-        <w:t>comando || echo "El comando falló"</w:t>
-      </w:r>
-    </w:p>
-    <w:p>
-      <w:r>
-        <w:pict w14:anchorId="08C0C558">
-          <v:rect id="_x0000_i1261" style="width:0;height:1.5pt" o:hralign="center" o:hrstd="t" o:hr="t" fillcolor="#a0a0a0" stroked="f"/>
-        </w:pict>
-      </w:r>
-    </w:p>
-    <w:p>
-      <w:pPr>
-        <w:rPr>
-          <w:b/>
-          <w:bCs/>
-        </w:rPr>
-      </w:pPr>
-      <w:r>
-        <w:rPr>
-          <w:rFonts w:ascii="Segoe UI Emoji" w:hAnsi="Segoe UI Emoji" w:cs="Segoe UI Emoji"/>
-          <w:b/>
-          <w:bCs/>
-        </w:rPr>
-        <w:t>📘</w:t>
-      </w:r>
-      <w:r>
-        <w:rPr>
-          <w:b/>
-          <w:bCs/>
-        </w:rPr>
-        <w:t xml:space="preserve"> 8.9. Logs dentro de scripts</w:t>
-      </w:r>
-    </w:p>
-    <w:p>
-      <w:r>
-        <w:t>echo "Backup completado $(date)" &gt;&gt; /</w:t>
-      </w:r>
-      <w:proofErr w:type="spellStart"/>
-      <w:r>
-        <w:t>var</w:t>
-      </w:r>
-      <w:proofErr w:type="spellEnd"/>
-      <w:r>
-        <w:t>/log/backup.log</w:t>
-      </w:r>
-    </w:p>
-    <w:p>
-      <w:r>
-        <w:pict w14:anchorId="665F79C3">
           <v:rect id="_x0000_i1262" style="width:0;height:1.5pt" o:hralign="center" o:hrstd="t" o:hr="t" fillcolor="#a0a0a0" stroked="f"/>
         </w:pict>
       </w:r>
@@ -30794,47 +30707,17 @@
           <w:b/>
           <w:bCs/>
         </w:rPr>
-        <w:t xml:space="preserve"> 8.10. Automatización con cron</w:t>
-      </w:r>
-    </w:p>
-    <w:p>
-      <w:r>
-        <w:t>Editar tareas programadas:</w:t>
-      </w:r>
-    </w:p>
-    <w:p>
-      <w:proofErr w:type="spellStart"/>
-      <w:r>
-        <w:t>crontab</w:t>
-      </w:r>
-      <w:proofErr w:type="spellEnd"/>
-      <w:r>
-        <w:t xml:space="preserve"> -e</w:t>
-      </w:r>
-    </w:p>
-    <w:p>
-      <w:r>
-        <w:t>Formato:</w:t>
-      </w:r>
-    </w:p>
-    <w:p>
-      <w:r>
-        <w:t>* * * * * comando</w:t>
-      </w:r>
-    </w:p>
-    <w:p>
-      <w:r>
-        <w:t>Ejemplo: ejecutar script todos los días a las 22:00:</w:t>
-      </w:r>
-    </w:p>
-    <w:p>
-      <w:r>
-        <w:t>0 22 * * * /home/user/backup.sh</w:t>
-      </w:r>
-    </w:p>
-    <w:p>
-      <w:r>
-        <w:pict w14:anchorId="77CF21E7">
+        <w:t xml:space="preserve"> 8.8. Control de errores</w:t>
+      </w:r>
+    </w:p>
+    <w:p>
+      <w:r>
+        <w:t>comando || echo "El comando falló"</w:t>
+      </w:r>
+    </w:p>
+    <w:p>
+      <w:r>
+        <w:pict w14:anchorId="08C0C558">
           <v:rect id="_x0000_i1263" style="width:0;height:1.5pt" o:hralign="center" o:hrstd="t" o:hr="t" fillcolor="#a0a0a0" stroked="f"/>
         </w:pict>
       </w:r>
@@ -30852,24 +30735,32 @@
           <w:b/>
           <w:bCs/>
         </w:rPr>
-        <w:t>🟩</w:t>
-      </w:r>
-      <w:r>
-        <w:rPr>
-          <w:b/>
-          <w:bCs/>
-        </w:rPr>
-        <w:t xml:space="preserve"> 36 EJERCICIOS PRÁCTICOS DEL MÓDULO 8</w:t>
-      </w:r>
-    </w:p>
-    <w:p>
-      <w:r>
-        <w:t>Divididos en básicos, intermedios, avanzados y un mini–proyecto.</w:t>
-      </w:r>
-    </w:p>
-    <w:p>
-      <w:r>
-        <w:pict w14:anchorId="6054829E">
+        <w:t>📘</w:t>
+      </w:r>
+      <w:r>
+        <w:rPr>
+          <w:b/>
+          <w:bCs/>
+        </w:rPr>
+        <w:t xml:space="preserve"> 8.9. Logs dentro de scripts</w:t>
+      </w:r>
+    </w:p>
+    <w:p>
+      <w:r>
+        <w:t>echo "Backup completado $(date)" &gt;&gt; /</w:t>
+      </w:r>
+      <w:proofErr w:type="spellStart"/>
+      <w:r>
+        <w:t>var</w:t>
+      </w:r>
+      <w:proofErr w:type="spellEnd"/>
+      <w:r>
+        <w:t>/log/backup.log</w:t>
+      </w:r>
+    </w:p>
+    <w:p>
+      <w:r>
+        <w:pict w14:anchorId="665F79C3">
           <v:rect id="_x0000_i1264" style="width:0;height:1.5pt" o:hralign="center" o:hrstd="t" o:hr="t" fillcolor="#a0a0a0" stroked="f"/>
         </w:pict>
       </w:r>
@@ -30887,44 +30778,54 @@
           <w:b/>
           <w:bCs/>
         </w:rPr>
-        <w:t>✅</w:t>
-      </w:r>
-      <w:r>
-        <w:rPr>
-          <w:b/>
-          <w:bCs/>
-        </w:rPr>
-        <w:t xml:space="preserve"> EJERCICIOS BÁSICOS (1–12)</w:t>
-      </w:r>
-    </w:p>
-    <w:p>
-      <w:pPr>
-        <w:rPr>
-          <w:b/>
-          <w:bCs/>
-        </w:rPr>
-      </w:pPr>
-      <w:r>
-        <w:rPr>
-          <w:b/>
-          <w:bCs/>
-        </w:rPr>
-        <w:t>1. Crear un script que muestre tu nombre</w:t>
-      </w:r>
-    </w:p>
-    <w:p>
-      <w:r>
-        <w:t>Mostrar:</w:t>
-      </w:r>
-    </w:p>
-    <w:p>
-      <w:r>
-        <w:t>echo "Mi nombre es ..."</w:t>
-      </w:r>
-    </w:p>
-    <w:p>
-      <w:r>
-        <w:pict w14:anchorId="2523D03A">
+        <w:t>📘</w:t>
+      </w:r>
+      <w:r>
+        <w:rPr>
+          <w:b/>
+          <w:bCs/>
+        </w:rPr>
+        <w:t xml:space="preserve"> 8.10. Automatización con cron</w:t>
+      </w:r>
+    </w:p>
+    <w:p>
+      <w:r>
+        <w:t>Editar tareas programadas:</w:t>
+      </w:r>
+    </w:p>
+    <w:p>
+      <w:proofErr w:type="spellStart"/>
+      <w:r>
+        <w:t>crontab</w:t>
+      </w:r>
+      <w:proofErr w:type="spellEnd"/>
+      <w:r>
+        <w:t xml:space="preserve"> -e</w:t>
+      </w:r>
+    </w:p>
+    <w:p>
+      <w:r>
+        <w:t>Formato:</w:t>
+      </w:r>
+    </w:p>
+    <w:p>
+      <w:r>
+        <w:t>* * * * * comando</w:t>
+      </w:r>
+    </w:p>
+    <w:p>
+      <w:r>
+        <w:t>Ejemplo: ejecutar script todos los días a las 22:00:</w:t>
+      </w:r>
+    </w:p>
+    <w:p>
+      <w:r>
+        <w:t>0 22 * * * /home/user/backup.sh</w:t>
+      </w:r>
+    </w:p>
+    <w:p>
+      <w:r>
+        <w:pict w14:anchorId="77CF21E7">
           <v:rect id="_x0000_i1265" style="width:0;height:1.5pt" o:hralign="center" o:hrstd="t" o:hr="t" fillcolor="#a0a0a0" stroked="f"/>
         </w:pict>
       </w:r>
@@ -30938,6 +30839,96 @@
       </w:pPr>
       <w:r>
         <w:rPr>
+          <w:rFonts w:ascii="Segoe UI Emoji" w:hAnsi="Segoe UI Emoji" w:cs="Segoe UI Emoji"/>
+          <w:b/>
+          <w:bCs/>
+        </w:rPr>
+        <w:t>🟩</w:t>
+      </w:r>
+      <w:r>
+        <w:rPr>
+          <w:b/>
+          <w:bCs/>
+        </w:rPr>
+        <w:t xml:space="preserve"> 36 EJERCICIOS PRÁCTICOS DEL MÓDULO 8</w:t>
+      </w:r>
+    </w:p>
+    <w:p>
+      <w:r>
+        <w:t>Divididos en básicos, intermedios, avanzados y un mini–proyecto.</w:t>
+      </w:r>
+    </w:p>
+    <w:p>
+      <w:r>
+        <w:pict w14:anchorId="6054829E">
+          <v:rect id="_x0000_i1266" style="width:0;height:1.5pt" o:hralign="center" o:hrstd="t" o:hr="t" fillcolor="#a0a0a0" stroked="f"/>
+        </w:pict>
+      </w:r>
+    </w:p>
+    <w:p>
+      <w:pPr>
+        <w:rPr>
+          <w:b/>
+          <w:bCs/>
+        </w:rPr>
+      </w:pPr>
+      <w:r>
+        <w:rPr>
+          <w:rFonts w:ascii="Segoe UI Emoji" w:hAnsi="Segoe UI Emoji" w:cs="Segoe UI Emoji"/>
+          <w:b/>
+          <w:bCs/>
+        </w:rPr>
+        <w:t>✅</w:t>
+      </w:r>
+      <w:r>
+        <w:rPr>
+          <w:b/>
+          <w:bCs/>
+        </w:rPr>
+        <w:t xml:space="preserve"> EJERCICIOS BÁSICOS (1–12)</w:t>
+      </w:r>
+    </w:p>
+    <w:p>
+      <w:pPr>
+        <w:rPr>
+          <w:b/>
+          <w:bCs/>
+        </w:rPr>
+      </w:pPr>
+      <w:r>
+        <w:rPr>
+          <w:b/>
+          <w:bCs/>
+        </w:rPr>
+        <w:t>1. Crear un script que muestre tu nombre</w:t>
+      </w:r>
+    </w:p>
+    <w:p>
+      <w:r>
+        <w:t>Mostrar:</w:t>
+      </w:r>
+    </w:p>
+    <w:p>
+      <w:r>
+        <w:t>echo "Mi nombre es ..."</w:t>
+      </w:r>
+    </w:p>
+    <w:p>
+      <w:r>
+        <w:pict w14:anchorId="2523D03A">
+          <v:rect id="_x0000_i1267" style="width:0;height:1.5pt" o:hralign="center" o:hrstd="t" o:hr="t" fillcolor="#a0a0a0" stroked="f"/>
+        </w:pict>
+      </w:r>
+    </w:p>
+    <w:p>
+      <w:pPr>
+        <w:rPr>
+          <w:b/>
+          <w:bCs/>
+        </w:rPr>
+      </w:pPr>
+      <w:r>
+        <w:rPr>
           <w:b/>
           <w:bCs/>
         </w:rPr>
@@ -30953,67 +30944,6 @@
     <w:p>
       <w:r>
         <w:pict w14:anchorId="69F7F8F7">
-          <v:rect id="_x0000_i1266" style="width:0;height:1.5pt" o:hralign="center" o:hrstd="t" o:hr="t" fillcolor="#a0a0a0" stroked="f"/>
-        </w:pict>
-      </w:r>
-    </w:p>
-    <w:p>
-      <w:pPr>
-        <w:rPr>
-          <w:b/>
-          <w:bCs/>
-        </w:rPr>
-      </w:pPr>
-      <w:r>
-        <w:rPr>
-          <w:b/>
-          <w:bCs/>
-        </w:rPr>
-        <w:t>3. Script que muestre el directorio actual</w:t>
-      </w:r>
-    </w:p>
-    <w:p>
-      <w:proofErr w:type="spellStart"/>
-      <w:r>
-        <w:t>pwd</w:t>
-      </w:r>
-      <w:proofErr w:type="spellEnd"/>
-    </w:p>
-    <w:p>
-      <w:r>
-        <w:pict w14:anchorId="691708E6">
-          <v:rect id="_x0000_i1267" style="width:0;height:1.5pt" o:hralign="center" o:hrstd="t" o:hr="t" fillcolor="#a0a0a0" stroked="f"/>
-        </w:pict>
-      </w:r>
-    </w:p>
-    <w:p>
-      <w:pPr>
-        <w:rPr>
-          <w:b/>
-          <w:bCs/>
-        </w:rPr>
-      </w:pPr>
-      <w:r>
-        <w:rPr>
-          <w:b/>
-          <w:bCs/>
-        </w:rPr>
-        <w:t>4. Script que reciba un argumento y lo muestre</w:t>
-      </w:r>
-    </w:p>
-    <w:p>
-      <w:r>
-        <w:t>Ejemplo:</w:t>
-      </w:r>
-    </w:p>
-    <w:p>
-      <w:r>
-        <w:t>./script.sh hola</w:t>
-      </w:r>
-    </w:p>
-    <w:p>
-      <w:r>
-        <w:pict w14:anchorId="33BD5259">
           <v:rect id="_x0000_i1268" style="width:0;height:1.5pt" o:hralign="center" o:hrstd="t" o:hr="t" fillcolor="#a0a0a0" stroked="f"/>
         </w:pict>
       </w:r>
@@ -31030,28 +30960,19 @@
           <w:b/>
           <w:bCs/>
         </w:rPr>
-        <w:t>5. Script que cuente del 1 al 10 (</w:t>
-      </w:r>
-      <w:proofErr w:type="spellStart"/>
-      <w:r>
-        <w:rPr>
-          <w:b/>
-          <w:bCs/>
-        </w:rPr>
-        <w:t>for</w:t>
-      </w:r>
-      <w:proofErr w:type="spellEnd"/>
-      <w:r>
-        <w:rPr>
-          <w:b/>
-          <w:bCs/>
-        </w:rPr>
-        <w:t>)</w:t>
-      </w:r>
-    </w:p>
-    <w:p>
-      <w:r>
-        <w:pict w14:anchorId="010CDE4D">
+        <w:t>3. Script que muestre el directorio actual</w:t>
+      </w:r>
+    </w:p>
+    <w:p>
+      <w:proofErr w:type="spellStart"/>
+      <w:r>
+        <w:t>pwd</w:t>
+      </w:r>
+      <w:proofErr w:type="spellEnd"/>
+    </w:p>
+    <w:p>
+      <w:r>
+        <w:pict w14:anchorId="691708E6">
           <v:rect id="_x0000_i1269" style="width:0;height:1.5pt" o:hralign="center" o:hrstd="t" o:hr="t" fillcolor="#a0a0a0" stroked="f"/>
         </w:pict>
       </w:r>
@@ -31068,12 +30989,22 @@
           <w:b/>
           <w:bCs/>
         </w:rPr>
-        <w:t>6. Script que pida al usuario su nombre y lo salude</w:t>
-      </w:r>
-    </w:p>
-    <w:p>
-      <w:r>
-        <w:pict w14:anchorId="65B8EBC3">
+        <w:t>4. Script que reciba un argumento y lo muestre</w:t>
+      </w:r>
+    </w:p>
+    <w:p>
+      <w:r>
+        <w:t>Ejemplo:</w:t>
+      </w:r>
+    </w:p>
+    <w:p>
+      <w:r>
+        <w:t>./script.sh hola</w:t>
+      </w:r>
+    </w:p>
+    <w:p>
+      <w:r>
+        <w:pict w14:anchorId="33BD5259">
           <v:rect id="_x0000_i1270" style="width:0;height:1.5pt" o:hralign="center" o:hrstd="t" o:hr="t" fillcolor="#a0a0a0" stroked="f"/>
         </w:pict>
       </w:r>
@@ -31090,21 +31021,28 @@
           <w:b/>
           <w:bCs/>
         </w:rPr>
-        <w:t>7. Script que muestre el contenido de /</w:t>
-      </w:r>
-      <w:proofErr w:type="spellStart"/>
-      <w:r>
-        <w:rPr>
-          <w:b/>
-          <w:bCs/>
-        </w:rPr>
-        <w:t>etc</w:t>
-      </w:r>
-      <w:proofErr w:type="spellEnd"/>
-    </w:p>
-    <w:p>
-      <w:r>
-        <w:pict w14:anchorId="02399619">
+        <w:t>5. Script que cuente del 1 al 10 (</w:t>
+      </w:r>
+      <w:proofErr w:type="spellStart"/>
+      <w:r>
+        <w:rPr>
+          <w:b/>
+          <w:bCs/>
+        </w:rPr>
+        <w:t>for</w:t>
+      </w:r>
+      <w:proofErr w:type="spellEnd"/>
+      <w:r>
+        <w:rPr>
+          <w:b/>
+          <w:bCs/>
+        </w:rPr>
+        <w:t>)</w:t>
+      </w:r>
+    </w:p>
+    <w:p>
+      <w:r>
+        <w:pict w14:anchorId="010CDE4D">
           <v:rect id="_x0000_i1271" style="width:0;height:1.5pt" o:hralign="center" o:hrstd="t" o:hr="t" fillcolor="#a0a0a0" stroked="f"/>
         </w:pict>
       </w:r>
@@ -31121,33 +31059,12 @@
           <w:b/>
           <w:bCs/>
         </w:rPr>
-        <w:t>8. Script que muestre los 5 procesos que más CPU consumen</w:t>
-      </w:r>
-    </w:p>
-    <w:p>
-      <w:r>
-        <w:t xml:space="preserve">Usar </w:t>
-      </w:r>
-      <w:proofErr w:type="spellStart"/>
-      <w:r>
-        <w:t>ps</w:t>
-      </w:r>
-      <w:proofErr w:type="spellEnd"/>
-      <w:r>
-        <w:t xml:space="preserve"> </w:t>
-      </w:r>
-      <w:proofErr w:type="spellStart"/>
-      <w:r>
-        <w:t>aux</w:t>
-      </w:r>
-      <w:proofErr w:type="spellEnd"/>
-      <w:r>
-        <w:t>.</w:t>
-      </w:r>
-    </w:p>
-    <w:p>
-      <w:r>
-        <w:pict w14:anchorId="763FFE7E">
+        <w:t>6. Script que pida al usuario su nombre y lo salude</w:t>
+      </w:r>
+    </w:p>
+    <w:p>
+      <w:r>
+        <w:pict w14:anchorId="65B8EBC3">
           <v:rect id="_x0000_i1272" style="width:0;height:1.5pt" o:hralign="center" o:hrstd="t" o:hr="t" fillcolor="#a0a0a0" stroked="f"/>
         </w:pict>
       </w:r>
@@ -31164,22 +31081,21 @@
           <w:b/>
           <w:bCs/>
         </w:rPr>
-        <w:t>9. Script que muestre espacio libre del disco</w:t>
-      </w:r>
-    </w:p>
-    <w:p>
-      <w:proofErr w:type="spellStart"/>
-      <w:r>
-        <w:t>df</w:t>
-      </w:r>
-      <w:proofErr w:type="spellEnd"/>
-      <w:r>
-        <w:t xml:space="preserve"> -h</w:t>
-      </w:r>
-    </w:p>
-    <w:p>
-      <w:r>
-        <w:pict w14:anchorId="10131792">
+        <w:t>7. Script que muestre el contenido de /</w:t>
+      </w:r>
+      <w:proofErr w:type="spellStart"/>
+      <w:r>
+        <w:rPr>
+          <w:b/>
+          <w:bCs/>
+        </w:rPr>
+        <w:t>etc</w:t>
+      </w:r>
+      <w:proofErr w:type="spellEnd"/>
+    </w:p>
+    <w:p>
+      <w:r>
+        <w:pict w14:anchorId="02399619">
           <v:rect id="_x0000_i1273" style="width:0;height:1.5pt" o:hralign="center" o:hrstd="t" o:hr="t" fillcolor="#a0a0a0" stroked="f"/>
         </w:pict>
       </w:r>
@@ -31196,12 +31112,33 @@
           <w:b/>
           <w:bCs/>
         </w:rPr>
-        <w:t>10. Script que cree una carpeta automáticamente</w:t>
-      </w:r>
-    </w:p>
-    <w:p>
-      <w:r>
-        <w:pict w14:anchorId="477C06E4">
+        <w:t>8. Script que muestre los 5 procesos que más CPU consumen</w:t>
+      </w:r>
+    </w:p>
+    <w:p>
+      <w:r>
+        <w:t xml:space="preserve">Usar </w:t>
+      </w:r>
+      <w:proofErr w:type="spellStart"/>
+      <w:r>
+        <w:t>ps</w:t>
+      </w:r>
+      <w:proofErr w:type="spellEnd"/>
+      <w:r>
+        <w:t xml:space="preserve"> </w:t>
+      </w:r>
+      <w:proofErr w:type="spellStart"/>
+      <w:r>
+        <w:t>aux</w:t>
+      </w:r>
+      <w:proofErr w:type="spellEnd"/>
+      <w:r>
+        <w:t>.</w:t>
+      </w:r>
+    </w:p>
+    <w:p>
+      <w:r>
+        <w:pict w14:anchorId="763FFE7E">
           <v:rect id="_x0000_i1274" style="width:0;height:1.5pt" o:hralign="center" o:hrstd="t" o:hr="t" fillcolor="#a0a0a0" stroked="f"/>
         </w:pict>
       </w:r>
@@ -31218,12 +31155,22 @@
           <w:b/>
           <w:bCs/>
         </w:rPr>
-        <w:t>11. Script que cree un archivo con tu nombre y la fecha actual</w:t>
-      </w:r>
-    </w:p>
-    <w:p>
-      <w:r>
-        <w:pict w14:anchorId="7C214446">
+        <w:t>9. Script que muestre espacio libre del disco</w:t>
+      </w:r>
+    </w:p>
+    <w:p>
+      <w:proofErr w:type="spellStart"/>
+      <w:r>
+        <w:t>df</w:t>
+      </w:r>
+      <w:proofErr w:type="spellEnd"/>
+      <w:r>
+        <w:t xml:space="preserve"> -h</w:t>
+      </w:r>
+    </w:p>
+    <w:p>
+      <w:r>
+        <w:pict w14:anchorId="10131792">
           <v:rect id="_x0000_i1275" style="width:0;height:1.5pt" o:hralign="center" o:hrstd="t" o:hr="t" fillcolor="#a0a0a0" stroked="f"/>
         </w:pict>
       </w:r>
@@ -31240,33 +31187,12 @@
           <w:b/>
           <w:bCs/>
         </w:rPr>
-        <w:t>12. Script que revise si un archivo existe o no</w:t>
-      </w:r>
-    </w:p>
-    <w:p>
-      <w:r>
-        <w:t xml:space="preserve">Usar </w:t>
-      </w:r>
-      <w:proofErr w:type="spellStart"/>
-      <w:r>
-        <w:t>if</w:t>
-      </w:r>
-      <w:proofErr w:type="spellEnd"/>
-      <w:r>
-        <w:t xml:space="preserve"> [ -f </w:t>
-      </w:r>
-      <w:proofErr w:type="gramStart"/>
-      <w:r>
-        <w:t>archivo ]</w:t>
-      </w:r>
-      <w:proofErr w:type="gramEnd"/>
-      <w:r>
-        <w:t>.</w:t>
-      </w:r>
-    </w:p>
-    <w:p>
-      <w:r>
-        <w:pict w14:anchorId="23451D67">
+        <w:t>10. Script que cree una carpeta automáticamente</w:t>
+      </w:r>
+    </w:p>
+    <w:p>
+      <w:r>
+        <w:pict w14:anchorId="477C06E4">
           <v:rect id="_x0000_i1276" style="width:0;height:1.5pt" o:hralign="center" o:hrstd="t" o:hr="t" fillcolor="#a0a0a0" stroked="f"/>
         </w:pict>
       </w:r>
@@ -31280,6 +31206,71 @@
       </w:pPr>
       <w:r>
         <w:rPr>
+          <w:b/>
+          <w:bCs/>
+        </w:rPr>
+        <w:t>11. Script que cree un archivo con tu nombre y la fecha actual</w:t>
+      </w:r>
+    </w:p>
+    <w:p>
+      <w:r>
+        <w:pict w14:anchorId="7C214446">
+          <v:rect id="_x0000_i1277" style="width:0;height:1.5pt" o:hralign="center" o:hrstd="t" o:hr="t" fillcolor="#a0a0a0" stroked="f"/>
+        </w:pict>
+      </w:r>
+    </w:p>
+    <w:p>
+      <w:pPr>
+        <w:rPr>
+          <w:b/>
+          <w:bCs/>
+        </w:rPr>
+      </w:pPr>
+      <w:r>
+        <w:rPr>
+          <w:b/>
+          <w:bCs/>
+        </w:rPr>
+        <w:t>12. Script que revise si un archivo existe o no</w:t>
+      </w:r>
+    </w:p>
+    <w:p>
+      <w:r>
+        <w:t xml:space="preserve">Usar </w:t>
+      </w:r>
+      <w:proofErr w:type="spellStart"/>
+      <w:r>
+        <w:t>if</w:t>
+      </w:r>
+      <w:proofErr w:type="spellEnd"/>
+      <w:r>
+        <w:t xml:space="preserve"> [ -f </w:t>
+      </w:r>
+      <w:proofErr w:type="gramStart"/>
+      <w:r>
+        <w:t>archivo ]</w:t>
+      </w:r>
+      <w:proofErr w:type="gramEnd"/>
+      <w:r>
+        <w:t>.</w:t>
+      </w:r>
+    </w:p>
+    <w:p>
+      <w:r>
+        <w:pict w14:anchorId="23451D67">
+          <v:rect id="_x0000_i1278" style="width:0;height:1.5pt" o:hralign="center" o:hrstd="t" o:hr="t" fillcolor="#a0a0a0" stroked="f"/>
+        </w:pict>
+      </w:r>
+    </w:p>
+    <w:p>
+      <w:pPr>
+        <w:rPr>
+          <w:b/>
+          <w:bCs/>
+        </w:rPr>
+      </w:pPr>
+      <w:r>
+        <w:rPr>
           <w:rFonts w:ascii="Segoe UI Emoji" w:hAnsi="Segoe UI Emoji" w:cs="Segoe UI Emoji"/>
           <w:b/>
           <w:bCs/>
@@ -31313,73 +31304,6 @@
     <w:p>
       <w:r>
         <w:pict w14:anchorId="2D85C885">
-          <v:rect id="_x0000_i1277" style="width:0;height:1.5pt" o:hralign="center" o:hrstd="t" o:hr="t" fillcolor="#a0a0a0" stroked="f"/>
-        </w:pict>
-      </w:r>
-    </w:p>
-    <w:p>
-      <w:pPr>
-        <w:rPr>
-          <w:b/>
-          <w:bCs/>
-        </w:rPr>
-      </w:pPr>
-      <w:r>
-        <w:rPr>
-          <w:b/>
-          <w:bCs/>
-        </w:rPr>
-        <w:t>14. Script que compruebe si un servicio está activo</w:t>
-      </w:r>
-    </w:p>
-    <w:p>
-      <w:proofErr w:type="spellStart"/>
-      <w:r>
-        <w:t>systemctl</w:t>
-      </w:r>
-      <w:proofErr w:type="spellEnd"/>
-      <w:r>
-        <w:t xml:space="preserve"> </w:t>
-      </w:r>
-      <w:proofErr w:type="spellStart"/>
-      <w:r>
-        <w:t>is</w:t>
-      </w:r>
-      <w:proofErr w:type="spellEnd"/>
-      <w:r>
-        <w:t xml:space="preserve">-active </w:t>
-      </w:r>
-      <w:proofErr w:type="spellStart"/>
-      <w:r>
-        <w:t>ssh</w:t>
-      </w:r>
-      <w:proofErr w:type="spellEnd"/>
-    </w:p>
-    <w:p>
-      <w:r>
-        <w:pict w14:anchorId="006A5077">
-          <v:rect id="_x0000_i1278" style="width:0;height:1.5pt" o:hralign="center" o:hrstd="t" o:hr="t" fillcolor="#a0a0a0" stroked="f"/>
-        </w:pict>
-      </w:r>
-    </w:p>
-    <w:p>
-      <w:pPr>
-        <w:rPr>
-          <w:b/>
-          <w:bCs/>
-        </w:rPr>
-      </w:pPr>
-      <w:r>
-        <w:rPr>
-          <w:b/>
-          <w:bCs/>
-        </w:rPr>
-        <w:t>15. Script que reinicie automáticamente un servicio si está caído</w:t>
-      </w:r>
-    </w:p>
-    <w:p>
-      <w:r>
-        <w:pict w14:anchorId="099D96E9">
           <v:rect id="_x0000_i1279" style="width:0;height:1.5pt" o:hralign="center" o:hrstd="t" o:hr="t" fillcolor="#a0a0a0" stroked="f"/>
         </w:pict>
       </w:r>
@@ -31396,12 +31320,35 @@
           <w:b/>
           <w:bCs/>
         </w:rPr>
-        <w:t>16. Script que haga ping a un servidor y avise si falla</w:t>
-      </w:r>
-    </w:p>
-    <w:p>
-      <w:r>
-        <w:pict w14:anchorId="7DB32C87">
+        <w:t>14. Script que compruebe si un servicio está activo</w:t>
+      </w:r>
+    </w:p>
+    <w:p>
+      <w:proofErr w:type="spellStart"/>
+      <w:r>
+        <w:t>systemctl</w:t>
+      </w:r>
+      <w:proofErr w:type="spellEnd"/>
+      <w:r>
+        <w:t xml:space="preserve"> </w:t>
+      </w:r>
+      <w:proofErr w:type="spellStart"/>
+      <w:r>
+        <w:t>is</w:t>
+      </w:r>
+      <w:proofErr w:type="spellEnd"/>
+      <w:r>
+        <w:t xml:space="preserve">-active </w:t>
+      </w:r>
+      <w:proofErr w:type="spellStart"/>
+      <w:r>
+        <w:t>ssh</w:t>
+      </w:r>
+      <w:proofErr w:type="spellEnd"/>
+    </w:p>
+    <w:p>
+      <w:r>
+        <w:pict w14:anchorId="006A5077">
           <v:rect id="_x0000_i1280" style="width:0;height:1.5pt" o:hralign="center" o:hrstd="t" o:hr="t" fillcolor="#a0a0a0" stroked="f"/>
         </w:pict>
       </w:r>
@@ -31418,35 +31365,12 @@
           <w:b/>
           <w:bCs/>
         </w:rPr>
-        <w:t>17. Script que liste todos los usuarios del sistema</w:t>
-      </w:r>
-    </w:p>
-    <w:p>
-      <w:proofErr w:type="spellStart"/>
-      <w:r>
-        <w:t>cut</w:t>
-      </w:r>
-      <w:proofErr w:type="spellEnd"/>
-      <w:r>
-        <w:t xml:space="preserve"> -d: -f1 /</w:t>
-      </w:r>
-      <w:proofErr w:type="spellStart"/>
-      <w:r>
-        <w:t>etc</w:t>
-      </w:r>
-      <w:proofErr w:type="spellEnd"/>
-      <w:r>
-        <w:t>/</w:t>
-      </w:r>
-      <w:proofErr w:type="spellStart"/>
-      <w:r>
-        <w:t>passwd</w:t>
-      </w:r>
-      <w:proofErr w:type="spellEnd"/>
-    </w:p>
-    <w:p>
-      <w:r>
-        <w:pict w14:anchorId="5DC0321C">
+        <w:t>15. Script que reinicie automáticamente un servicio si está caído</w:t>
+      </w:r>
+    </w:p>
+    <w:p>
+      <w:r>
+        <w:pict w14:anchorId="099D96E9">
           <v:rect id="_x0000_i1281" style="width:0;height:1.5pt" o:hralign="center" o:hrstd="t" o:hr="t" fillcolor="#a0a0a0" stroked="f"/>
         </w:pict>
       </w:r>
@@ -31463,28 +31387,12 @@
           <w:b/>
           <w:bCs/>
         </w:rPr>
-        <w:t>18. Script que genere un log en /</w:t>
-      </w:r>
-      <w:proofErr w:type="spellStart"/>
-      <w:r>
-        <w:rPr>
-          <w:b/>
-          <w:bCs/>
-        </w:rPr>
-        <w:t>var</w:t>
-      </w:r>
-      <w:proofErr w:type="spellEnd"/>
-      <w:r>
-        <w:rPr>
-          <w:b/>
-          <w:bCs/>
-        </w:rPr>
-        <w:t>/log/local/</w:t>
-      </w:r>
-    </w:p>
-    <w:p>
-      <w:r>
-        <w:pict w14:anchorId="314F5688">
+        <w:t>16. Script que haga ping a un servidor y avise si falla</w:t>
+      </w:r>
+    </w:p>
+    <w:p>
+      <w:r>
+        <w:pict w14:anchorId="7DB32C87">
           <v:rect id="_x0000_i1282" style="width:0;height:1.5pt" o:hralign="center" o:hrstd="t" o:hr="t" fillcolor="#a0a0a0" stroked="f"/>
         </w:pict>
       </w:r>
@@ -31501,12 +31409,35 @@
           <w:b/>
           <w:bCs/>
         </w:rPr>
-        <w:t>19. Script que busque archivos mayores de 100MB</w:t>
-      </w:r>
-    </w:p>
-    <w:p>
-      <w:r>
-        <w:pict w14:anchorId="4BB76AA2">
+        <w:t>17. Script que liste todos los usuarios del sistema</w:t>
+      </w:r>
+    </w:p>
+    <w:p>
+      <w:proofErr w:type="spellStart"/>
+      <w:r>
+        <w:t>cut</w:t>
+      </w:r>
+      <w:proofErr w:type="spellEnd"/>
+      <w:r>
+        <w:t xml:space="preserve"> -d: -f1 /</w:t>
+      </w:r>
+      <w:proofErr w:type="spellStart"/>
+      <w:r>
+        <w:t>etc</w:t>
+      </w:r>
+      <w:proofErr w:type="spellEnd"/>
+      <w:r>
+        <w:t>/</w:t>
+      </w:r>
+      <w:proofErr w:type="spellStart"/>
+      <w:r>
+        <w:t>passwd</w:t>
+      </w:r>
+      <w:proofErr w:type="spellEnd"/>
+    </w:p>
+    <w:p>
+      <w:r>
+        <w:pict w14:anchorId="5DC0321C">
           <v:rect id="_x0000_i1283" style="width:0;height:1.5pt" o:hralign="center" o:hrstd="t" o:hr="t" fillcolor="#a0a0a0" stroked="f"/>
         </w:pict>
       </w:r>
@@ -31523,12 +31454,28 @@
           <w:b/>
           <w:bCs/>
         </w:rPr>
-        <w:t>20. Script que monitorice RAM cada 10 segundos</w:t>
-      </w:r>
-    </w:p>
-    <w:p>
-      <w:r>
-        <w:pict w14:anchorId="5682B0C7">
+        <w:t>18. Script que genere un log en /</w:t>
+      </w:r>
+      <w:proofErr w:type="spellStart"/>
+      <w:r>
+        <w:rPr>
+          <w:b/>
+          <w:bCs/>
+        </w:rPr>
+        <w:t>var</w:t>
+      </w:r>
+      <w:proofErr w:type="spellEnd"/>
+      <w:r>
+        <w:rPr>
+          <w:b/>
+          <w:bCs/>
+        </w:rPr>
+        <w:t>/log/local/</w:t>
+      </w:r>
+    </w:p>
+    <w:p>
+      <w:r>
+        <w:pict w14:anchorId="314F5688">
           <v:rect id="_x0000_i1284" style="width:0;height:1.5pt" o:hralign="center" o:hrstd="t" o:hr="t" fillcolor="#a0a0a0" stroked="f"/>
         </w:pict>
       </w:r>
@@ -31545,12 +31492,12 @@
           <w:b/>
           <w:bCs/>
         </w:rPr>
-        <w:t>21. Script que cree 10 archivos con nombres secuenciales</w:t>
-      </w:r>
-    </w:p>
-    <w:p>
-      <w:r>
-        <w:pict w14:anchorId="6EC499A8">
+        <w:t>19. Script que busque archivos mayores de 100MB</w:t>
+      </w:r>
+    </w:p>
+    <w:p>
+      <w:r>
+        <w:pict w14:anchorId="4BB76AA2">
           <v:rect id="_x0000_i1285" style="width:0;height:1.5pt" o:hralign="center" o:hrstd="t" o:hr="t" fillcolor="#a0a0a0" stroked="f"/>
         </w:pict>
       </w:r>
@@ -31567,12 +31514,12 @@
           <w:b/>
           <w:bCs/>
         </w:rPr>
-        <w:t>22. Script que elimine archivos temporales automáticamente</w:t>
-      </w:r>
-    </w:p>
-    <w:p>
-      <w:r>
-        <w:pict w14:anchorId="0747BA4C">
+        <w:t>20. Script que monitorice RAM cada 10 segundos</w:t>
+      </w:r>
+    </w:p>
+    <w:p>
+      <w:r>
+        <w:pict w14:anchorId="5682B0C7">
           <v:rect id="_x0000_i1286" style="width:0;height:1.5pt" o:hralign="center" o:hrstd="t" o:hr="t" fillcolor="#a0a0a0" stroked="f"/>
         </w:pict>
       </w:r>
@@ -31589,28 +31536,12 @@
           <w:b/>
           <w:bCs/>
         </w:rPr>
-        <w:t xml:space="preserve">23. Script que comprima una carpeta </w:t>
-      </w:r>
-      <w:proofErr w:type="gramStart"/>
-      <w:r>
-        <w:rPr>
-          <w:b/>
-          <w:bCs/>
-        </w:rPr>
-        <w:t>en .</w:t>
-      </w:r>
-      <w:proofErr w:type="gramEnd"/>
-      <w:r>
-        <w:rPr>
-          <w:b/>
-          <w:bCs/>
-        </w:rPr>
-        <w:t>tar.gz</w:t>
-      </w:r>
-    </w:p>
-    <w:p>
-      <w:r>
-        <w:pict w14:anchorId="65C29740">
+        <w:t>21. Script que cree 10 archivos con nombres secuenciales</w:t>
+      </w:r>
+    </w:p>
+    <w:p>
+      <w:r>
+        <w:pict w14:anchorId="6EC499A8">
           <v:rect id="_x0000_i1287" style="width:0;height:1.5pt" o:hralign="center" o:hrstd="t" o:hr="t" fillcolor="#a0a0a0" stroked="f"/>
         </w:pict>
       </w:r>
@@ -31627,17 +31558,12 @@
           <w:b/>
           <w:bCs/>
         </w:rPr>
-        <w:t>24. Script que verifique conexión a Internet</w:t>
-      </w:r>
-    </w:p>
-    <w:p>
-      <w:r>
-        <w:t>Hacer ping a 8.8.8.8.</w:t>
-      </w:r>
-    </w:p>
-    <w:p>
-      <w:r>
-        <w:pict w14:anchorId="75316171">
+        <w:t>22. Script que elimine archivos temporales automáticamente</w:t>
+      </w:r>
+    </w:p>
+    <w:p>
+      <w:r>
+        <w:pict w14:anchorId="0747BA4C">
           <v:rect id="_x0000_i1288" style="width:0;height:1.5pt" o:hralign="center" o:hrstd="t" o:hr="t" fillcolor="#a0a0a0" stroked="f"/>
         </w:pict>
       </w:r>
@@ -31651,6 +31577,71 @@
       </w:pPr>
       <w:r>
         <w:rPr>
+          <w:b/>
+          <w:bCs/>
+        </w:rPr>
+        <w:t xml:space="preserve">23. Script que comprima una carpeta </w:t>
+      </w:r>
+      <w:proofErr w:type="gramStart"/>
+      <w:r>
+        <w:rPr>
+          <w:b/>
+          <w:bCs/>
+        </w:rPr>
+        <w:t>en .</w:t>
+      </w:r>
+      <w:proofErr w:type="gramEnd"/>
+      <w:r>
+        <w:rPr>
+          <w:b/>
+          <w:bCs/>
+        </w:rPr>
+        <w:t>tar.gz</w:t>
+      </w:r>
+    </w:p>
+    <w:p>
+      <w:r>
+        <w:pict w14:anchorId="65C29740">
+          <v:rect id="_x0000_i1289" style="width:0;height:1.5pt" o:hralign="center" o:hrstd="t" o:hr="t" fillcolor="#a0a0a0" stroked="f"/>
+        </w:pict>
+      </w:r>
+    </w:p>
+    <w:p>
+      <w:pPr>
+        <w:rPr>
+          <w:b/>
+          <w:bCs/>
+        </w:rPr>
+      </w:pPr>
+      <w:r>
+        <w:rPr>
+          <w:b/>
+          <w:bCs/>
+        </w:rPr>
+        <w:t>24. Script que verifique conexión a Internet</w:t>
+      </w:r>
+    </w:p>
+    <w:p>
+      <w:r>
+        <w:t>Hacer ping a 8.8.8.8.</w:t>
+      </w:r>
+    </w:p>
+    <w:p>
+      <w:r>
+        <w:pict w14:anchorId="75316171">
+          <v:rect id="_x0000_i1290" style="width:0;height:1.5pt" o:hralign="center" o:hrstd="t" o:hr="t" fillcolor="#a0a0a0" stroked="f"/>
+        </w:pict>
+      </w:r>
+    </w:p>
+    <w:p>
+      <w:pPr>
+        <w:rPr>
+          <w:b/>
+          <w:bCs/>
+        </w:rPr>
+      </w:pPr>
+      <w:r>
+        <w:rPr>
           <w:rFonts w:ascii="Segoe UI Emoji" w:hAnsi="Segoe UI Emoji" w:cs="Segoe UI Emoji"/>
           <w:b/>
           <w:bCs/>
@@ -31684,68 +31675,6 @@
     <w:p>
       <w:r>
         <w:pict w14:anchorId="02741B2C">
-          <v:rect id="_x0000_i1289" style="width:0;height:1.5pt" o:hralign="center" o:hrstd="t" o:hr="t" fillcolor="#a0a0a0" stroked="f"/>
-        </w:pict>
-      </w:r>
-    </w:p>
-    <w:p>
-      <w:pPr>
-        <w:rPr>
-          <w:b/>
-          <w:bCs/>
-        </w:rPr>
-      </w:pPr>
-      <w:r>
-        <w:rPr>
-          <w:b/>
-          <w:bCs/>
-        </w:rPr>
-        <w:t>26. Script que compruebe si un puerto está abierto</w:t>
-      </w:r>
-    </w:p>
-    <w:p>
-      <w:proofErr w:type="spellStart"/>
-      <w:r>
-        <w:t>ss</w:t>
-      </w:r>
-      <w:proofErr w:type="spellEnd"/>
-      <w:r>
-        <w:t xml:space="preserve"> -</w:t>
-      </w:r>
-      <w:proofErr w:type="spellStart"/>
-      <w:r>
-        <w:t>tulnp</w:t>
-      </w:r>
-      <w:proofErr w:type="spellEnd"/>
-      <w:r>
-        <w:t xml:space="preserve"> | grep 22</w:t>
-      </w:r>
-    </w:p>
-    <w:p>
-      <w:r>
-        <w:pict w14:anchorId="3B4328D9">
-          <v:rect id="_x0000_i1290" style="width:0;height:1.5pt" o:hralign="center" o:hrstd="t" o:hr="t" fillcolor="#a0a0a0" stroked="f"/>
-        </w:pict>
-      </w:r>
-    </w:p>
-    <w:p>
-      <w:pPr>
-        <w:rPr>
-          <w:b/>
-          <w:bCs/>
-        </w:rPr>
-      </w:pPr>
-      <w:r>
-        <w:rPr>
-          <w:b/>
-          <w:bCs/>
-        </w:rPr>
-        <w:t>27. Script que envíe un mensaje de alerta si un disco supera el 80%</w:t>
-      </w:r>
-    </w:p>
-    <w:p>
-      <w:r>
-        <w:pict w14:anchorId="1A82D9B7">
           <v:rect id="_x0000_i1291" style="width:0;height:1.5pt" o:hralign="center" o:hrstd="t" o:hr="t" fillcolor="#a0a0a0" stroked="f"/>
         </w:pict>
       </w:r>
@@ -31762,28 +31691,30 @@
           <w:b/>
           <w:bCs/>
         </w:rPr>
-        <w:t xml:space="preserve">28. Script con menú interactivo (1. </w:t>
-      </w:r>
-      <w:proofErr w:type="spellStart"/>
-      <w:r>
-        <w:rPr>
-          <w:b/>
-          <w:bCs/>
-        </w:rPr>
-        <w:t>Info</w:t>
-      </w:r>
-      <w:proofErr w:type="spellEnd"/>
-      <w:r>
-        <w:rPr>
-          <w:b/>
-          <w:bCs/>
-        </w:rPr>
-        <w:t xml:space="preserve"> – 2. Red – 3. Salir)</w:t>
-      </w:r>
-    </w:p>
-    <w:p>
-      <w:r>
-        <w:pict w14:anchorId="28E6F389">
+        <w:t>26. Script que compruebe si un puerto está abierto</w:t>
+      </w:r>
+    </w:p>
+    <w:p>
+      <w:proofErr w:type="spellStart"/>
+      <w:r>
+        <w:t>ss</w:t>
+      </w:r>
+      <w:proofErr w:type="spellEnd"/>
+      <w:r>
+        <w:t xml:space="preserve"> -</w:t>
+      </w:r>
+      <w:proofErr w:type="spellStart"/>
+      <w:r>
+        <w:t>tulnp</w:t>
+      </w:r>
+      <w:proofErr w:type="spellEnd"/>
+      <w:r>
+        <w:t xml:space="preserve"> | grep 22</w:t>
+      </w:r>
+    </w:p>
+    <w:p>
+      <w:r>
+        <w:pict w14:anchorId="3B4328D9">
           <v:rect id="_x0000_i1292" style="width:0;height:1.5pt" o:hralign="center" o:hrstd="t" o:hr="t" fillcolor="#a0a0a0" stroked="f"/>
         </w:pict>
       </w:r>
@@ -31800,12 +31731,12 @@
           <w:b/>
           <w:bCs/>
         </w:rPr>
-        <w:t>29. Script que muestre los 10 archivos más grandes del sistema</w:t>
-      </w:r>
-    </w:p>
-    <w:p>
-      <w:r>
-        <w:pict w14:anchorId="3F198F22">
+        <w:t>27. Script que envíe un mensaje de alerta si un disco supera el 80%</w:t>
+      </w:r>
+    </w:p>
+    <w:p>
+      <w:r>
+        <w:pict w14:anchorId="1A82D9B7">
           <v:rect id="_x0000_i1293" style="width:0;height:1.5pt" o:hralign="center" o:hrstd="t" o:hr="t" fillcolor="#a0a0a0" stroked="f"/>
         </w:pict>
       </w:r>
@@ -31822,17 +31753,28 @@
           <w:b/>
           <w:bCs/>
         </w:rPr>
-        <w:t>30. Script que genere informes diarios de estado</w:t>
-      </w:r>
-    </w:p>
-    <w:p>
-      <w:r>
-        <w:t>CPU, RAM, disco, red.</w:t>
-      </w:r>
-    </w:p>
-    <w:p>
-      <w:r>
-        <w:pict w14:anchorId="5294E650">
+        <w:t xml:space="preserve">28. Script con menú interactivo (1. </w:t>
+      </w:r>
+      <w:proofErr w:type="spellStart"/>
+      <w:r>
+        <w:rPr>
+          <w:b/>
+          <w:bCs/>
+        </w:rPr>
+        <w:t>Info</w:t>
+      </w:r>
+      <w:proofErr w:type="spellEnd"/>
+      <w:r>
+        <w:rPr>
+          <w:b/>
+          <w:bCs/>
+        </w:rPr>
+        <w:t xml:space="preserve"> – 2. Red – 3. Salir)</w:t>
+      </w:r>
+    </w:p>
+    <w:p>
+      <w:r>
+        <w:pict w14:anchorId="28E6F389">
           <v:rect id="_x0000_i1294" style="width:0;height:1.5pt" o:hralign="center" o:hrstd="t" o:hr="t" fillcolor="#a0a0a0" stroked="f"/>
         </w:pict>
       </w:r>
@@ -31849,28 +31791,12 @@
           <w:b/>
           <w:bCs/>
         </w:rPr>
-        <w:t xml:space="preserve">31. Script que haga </w:t>
-      </w:r>
-      <w:proofErr w:type="gramStart"/>
-      <w:r>
-        <w:rPr>
-          <w:b/>
-          <w:bCs/>
-        </w:rPr>
-        <w:t>un backup</w:t>
-      </w:r>
-      <w:proofErr w:type="gramEnd"/>
-      <w:r>
-        <w:rPr>
-          <w:b/>
-          <w:bCs/>
-        </w:rPr>
-        <w:t xml:space="preserve"> incremental</w:t>
-      </w:r>
-    </w:p>
-    <w:p>
-      <w:r>
-        <w:pict w14:anchorId="35547889">
+        <w:t>29. Script que muestre los 10 archivos más grandes del sistema</w:t>
+      </w:r>
+    </w:p>
+    <w:p>
+      <w:r>
+        <w:pict w14:anchorId="3F198F22">
           <v:rect id="_x0000_i1295" style="width:0;height:1.5pt" o:hralign="center" o:hrstd="t" o:hr="t" fillcolor="#a0a0a0" stroked="f"/>
         </w:pict>
       </w:r>
@@ -31887,41 +31813,17 @@
           <w:b/>
           <w:bCs/>
         </w:rPr>
-        <w:t xml:space="preserve">32. Script que detecte procesos </w:t>
-      </w:r>
-      <w:proofErr w:type="spellStart"/>
-      <w:proofErr w:type="gramStart"/>
-      <w:r>
-        <w:rPr>
-          <w:b/>
-          <w:bCs/>
-        </w:rPr>
-        <w:t>zombie</w:t>
-      </w:r>
-      <w:proofErr w:type="spellEnd"/>
-      <w:proofErr w:type="gramEnd"/>
-    </w:p>
-    <w:p>
-      <w:proofErr w:type="spellStart"/>
-      <w:r>
-        <w:t>ps</w:t>
-      </w:r>
-      <w:proofErr w:type="spellEnd"/>
-      <w:r>
-        <w:t xml:space="preserve"> </w:t>
-      </w:r>
-      <w:proofErr w:type="spellStart"/>
-      <w:r>
-        <w:t>aux</w:t>
-      </w:r>
-      <w:proofErr w:type="spellEnd"/>
-      <w:r>
-        <w:t xml:space="preserve"> | grep Z</w:t>
-      </w:r>
-    </w:p>
-    <w:p>
-      <w:r>
-        <w:pict w14:anchorId="04A0E1B6">
+        <w:t>30. Script que genere informes diarios de estado</w:t>
+      </w:r>
+    </w:p>
+    <w:p>
+      <w:r>
+        <w:t>CPU, RAM, disco, red.</w:t>
+      </w:r>
+    </w:p>
+    <w:p>
+      <w:r>
+        <w:pict w14:anchorId="5294E650">
           <v:rect id="_x0000_i1296" style="width:0;height:1.5pt" o:hralign="center" o:hrstd="t" o:hr="t" fillcolor="#a0a0a0" stroked="f"/>
         </w:pict>
       </w:r>
@@ -31938,12 +31840,28 @@
           <w:b/>
           <w:bCs/>
         </w:rPr>
-        <w:t>33. Script que reinicie automáticamente un servicio si falla</w:t>
-      </w:r>
-    </w:p>
-    <w:p>
-      <w:r>
-        <w:pict w14:anchorId="2AFFB09A">
+        <w:t xml:space="preserve">31. Script que haga </w:t>
+      </w:r>
+      <w:proofErr w:type="gramStart"/>
+      <w:r>
+        <w:rPr>
+          <w:b/>
+          <w:bCs/>
+        </w:rPr>
+        <w:t>un backup</w:t>
+      </w:r>
+      <w:proofErr w:type="gramEnd"/>
+      <w:r>
+        <w:rPr>
+          <w:b/>
+          <w:bCs/>
+        </w:rPr>
+        <w:t xml:space="preserve"> incremental</w:t>
+      </w:r>
+    </w:p>
+    <w:p>
+      <w:r>
+        <w:pict w14:anchorId="35547889">
           <v:rect id="_x0000_i1297" style="width:0;height:1.5pt" o:hralign="center" o:hrstd="t" o:hr="t" fillcolor="#a0a0a0" stroked="f"/>
         </w:pict>
       </w:r>
@@ -31960,13 +31878,24 @@
           <w:b/>
           <w:bCs/>
         </w:rPr>
-        <w:t>34. Script que registre la IP pública</w:t>
-      </w:r>
-    </w:p>
-    <w:p>
-      <w:proofErr w:type="spellStart"/>
-      <w:r>
-        <w:t>curl</w:t>
+        <w:t xml:space="preserve">32. Script que detecte procesos </w:t>
+      </w:r>
+      <w:proofErr w:type="spellStart"/>
+      <w:proofErr w:type="gramStart"/>
+      <w:r>
+        <w:rPr>
+          <w:b/>
+          <w:bCs/>
+        </w:rPr>
+        <w:t>zombie</w:t>
+      </w:r>
+      <w:proofErr w:type="spellEnd"/>
+      <w:proofErr w:type="gramEnd"/>
+    </w:p>
+    <w:p>
+      <w:proofErr w:type="spellStart"/>
+      <w:r>
+        <w:t>ps</w:t>
       </w:r>
       <w:proofErr w:type="spellEnd"/>
       <w:r>
@@ -31974,13 +31903,16 @@
       </w:r>
       <w:proofErr w:type="spellStart"/>
       <w:r>
-        <w:t>ifconfig.me</w:t>
-      </w:r>
-      <w:proofErr w:type="spellEnd"/>
-    </w:p>
-    <w:p>
-      <w:r>
-        <w:pict w14:anchorId="2E26C13D">
+        <w:t>aux</w:t>
+      </w:r>
+      <w:proofErr w:type="spellEnd"/>
+      <w:r>
+        <w:t xml:space="preserve"> | grep Z</w:t>
+      </w:r>
+    </w:p>
+    <w:p>
+      <w:r>
+        <w:pict w14:anchorId="04A0E1B6">
           <v:rect id="_x0000_i1298" style="width:0;height:1.5pt" o:hralign="center" o:hrstd="t" o:hr="t" fillcolor="#a0a0a0" stroked="f"/>
         </w:pict>
       </w:r>
@@ -31997,12 +31929,12 @@
           <w:b/>
           <w:bCs/>
         </w:rPr>
-        <w:t>35. Script que revise logs del sistema y filtre “error”</w:t>
-      </w:r>
-    </w:p>
-    <w:p>
-      <w:r>
-        <w:pict w14:anchorId="1FD00AF8">
+        <w:t>33. Script que reinicie automáticamente un servicio si falla</w:t>
+      </w:r>
+    </w:p>
+    <w:p>
+      <w:r>
+        <w:pict w14:anchorId="2AFFB09A">
           <v:rect id="_x0000_i1299" style="width:0;height:1.5pt" o:hralign="center" o:hrstd="t" o:hr="t" fillcolor="#a0a0a0" stroked="f"/>
         </w:pict>
       </w:r>
@@ -32019,6 +31951,65 @@
           <w:b/>
           <w:bCs/>
         </w:rPr>
+        <w:t>34. Script que registre la IP pública</w:t>
+      </w:r>
+    </w:p>
+    <w:p>
+      <w:proofErr w:type="spellStart"/>
+      <w:r>
+        <w:t>curl</w:t>
+      </w:r>
+      <w:proofErr w:type="spellEnd"/>
+      <w:r>
+        <w:t xml:space="preserve"> </w:t>
+      </w:r>
+      <w:proofErr w:type="spellStart"/>
+      <w:r>
+        <w:t>ifconfig.me</w:t>
+      </w:r>
+      <w:proofErr w:type="spellEnd"/>
+    </w:p>
+    <w:p>
+      <w:r>
+        <w:pict w14:anchorId="2E26C13D">
+          <v:rect id="_x0000_i1300" style="width:0;height:1.5pt" o:hralign="center" o:hrstd="t" o:hr="t" fillcolor="#a0a0a0" stroked="f"/>
+        </w:pict>
+      </w:r>
+    </w:p>
+    <w:p>
+      <w:pPr>
+        <w:rPr>
+          <w:b/>
+          <w:bCs/>
+        </w:rPr>
+      </w:pPr>
+      <w:r>
+        <w:rPr>
+          <w:b/>
+          <w:bCs/>
+        </w:rPr>
+        <w:t>35. Script que revise logs del sistema y filtre “error”</w:t>
+      </w:r>
+    </w:p>
+    <w:p>
+      <w:r>
+        <w:pict w14:anchorId="1FD00AF8">
+          <v:rect id="_x0000_i1301" style="width:0;height:1.5pt" o:hralign="center" o:hrstd="t" o:hr="t" fillcolor="#a0a0a0" stroked="f"/>
+        </w:pict>
+      </w:r>
+    </w:p>
+    <w:p>
+      <w:pPr>
+        <w:rPr>
+          <w:b/>
+          <w:bCs/>
+        </w:rPr>
+      </w:pPr>
+      <w:r>
+        <w:rPr>
+          <w:b/>
+          <w:bCs/>
+        </w:rPr>
         <w:t>36. Programar tu script con cron para que se ejecute cada día</w:t>
       </w:r>
     </w:p>
@@ -32026,14 +32017,14 @@
       <w:r>
         <w:lastRenderedPageBreak/>
         <w:pict w14:anchorId="0B417C5A">
-          <v:rect id="_x0000_i1300" style="width:0;height:1.5pt" o:hralign="center" o:hrstd="t" o:hr="t" fillcolor="#a0a0a0" stroked="f"/>
+          <v:rect id="_x0000_i1302" style="width:0;height:1.5pt" o:hralign="center" o:hrstd="t" o:hr="t" fillcolor="#a0a0a0" stroked="f"/>
         </w:pict>
       </w:r>
     </w:p>
     <w:p>
       <w:r>
         <w:pict w14:anchorId="6A4C3B45">
-          <v:rect id="_x0000_i1301" style="width:0;height:1.5pt" o:hralign="center" o:hrstd="t" o:hr="t" fillcolor="#a0a0a0" stroked="f"/>
+          <v:rect id="_x0000_i1303" style="width:0;height:1.5pt" o:hralign="center" o:hrstd="t" o:hr="t" fillcolor="#a0a0a0" stroked="f"/>
         </w:pict>
       </w:r>
     </w:p>
@@ -32333,7 +32324,7 @@
     <w:p>
       <w:r>
         <w:pict w14:anchorId="098AB736">
-          <v:rect id="_x0000_i1302" style="width:0;height:1.5pt" o:hralign="center" o:hrstd="t" o:hr="t" fillcolor="#a0a0a0" stroked="f"/>
+          <v:rect id="_x0000_i1304" style="width:0;height:1.5pt" o:hralign="center" o:hrstd="t" o:hr="t" fillcolor="#a0a0a0" stroked="f"/>
         </w:pict>
       </w:r>
     </w:p>
@@ -32371,7 +32362,7 @@
     <w:p>
       <w:r>
         <w:pict w14:anchorId="795D0606">
-          <v:rect id="_x0000_i1303" style="width:0;height:1.5pt" o:hralign="center" o:hrstd="t" o:hr="t" fillcolor="#a0a0a0" stroked="f"/>
+          <v:rect id="_x0000_i1305" style="width:0;height:1.5pt" o:hralign="center" o:hrstd="t" o:hr="t" fillcolor="#a0a0a0" stroked="f"/>
         </w:pict>
       </w:r>
     </w:p>
@@ -32587,7 +32578,7 @@
     <w:p>
       <w:r>
         <w:pict w14:anchorId="00BD0A32">
-          <v:rect id="_x0000_i1304" style="width:0;height:1.5pt" o:hralign="center" o:hrstd="t" o:hr="t" fillcolor="#a0a0a0" stroked="f"/>
+          <v:rect id="_x0000_i1306" style="width:0;height:1.5pt" o:hralign="center" o:hrstd="t" o:hr="t" fillcolor="#a0a0a0" stroked="f"/>
         </w:pict>
       </w:r>
     </w:p>
@@ -32718,7 +32709,7 @@
     <w:p>
       <w:r>
         <w:pict w14:anchorId="6F3CD6EF">
-          <v:rect id="_x0000_i1305" style="width:0;height:1.5pt" o:hralign="center" o:hrstd="t" o:hr="t" fillcolor="#a0a0a0" stroked="f"/>
+          <v:rect id="_x0000_i1307" style="width:0;height:1.5pt" o:hralign="center" o:hrstd="t" o:hr="t" fillcolor="#a0a0a0" stroked="f"/>
         </w:pict>
       </w:r>
     </w:p>
@@ -32884,7 +32875,7 @@
     <w:p>
       <w:r>
         <w:pict w14:anchorId="0C0E8690">
-          <v:rect id="_x0000_i1306" style="width:0;height:1.5pt" o:hralign="center" o:hrstd="t" o:hr="t" fillcolor="#a0a0a0" stroked="f"/>
+          <v:rect id="_x0000_i1308" style="width:0;height:1.5pt" o:hralign="center" o:hrstd="t" o:hr="t" fillcolor="#a0a0a0" stroked="f"/>
         </w:pict>
       </w:r>
     </w:p>
@@ -33032,7 +33023,7 @@
     <w:p>
       <w:r>
         <w:pict w14:anchorId="244D0B5F">
-          <v:rect id="_x0000_i1307" style="width:0;height:1.5pt" o:hralign="center" o:hrstd="t" o:hr="t" fillcolor="#a0a0a0" stroked="f"/>
+          <v:rect id="_x0000_i1309" style="width:0;height:1.5pt" o:hralign="center" o:hrstd="t" o:hr="t" fillcolor="#a0a0a0" stroked="f"/>
         </w:pict>
       </w:r>
     </w:p>
@@ -33216,7 +33207,7 @@
     <w:p>
       <w:r>
         <w:pict w14:anchorId="3AB9F2CF">
-          <v:rect id="_x0000_i1308" style="width:0;height:1.5pt" o:hralign="center" o:hrstd="t" o:hr="t" fillcolor="#a0a0a0" stroked="f"/>
+          <v:rect id="_x0000_i1310" style="width:0;height:1.5pt" o:hralign="center" o:hrstd="t" o:hr="t" fillcolor="#a0a0a0" stroked="f"/>
         </w:pict>
       </w:r>
     </w:p>
@@ -33437,7 +33428,7 @@
     <w:p>
       <w:r>
         <w:pict w14:anchorId="0AA4CAFD">
-          <v:rect id="_x0000_i1309" style="width:0;height:1.5pt" o:hralign="center" o:hrstd="t" o:hr="t" fillcolor="#a0a0a0" stroked="f"/>
+          <v:rect id="_x0000_i1311" style="width:0;height:1.5pt" o:hralign="center" o:hrstd="t" o:hr="t" fillcolor="#a0a0a0" stroked="f"/>
         </w:pict>
       </w:r>
     </w:p>
@@ -33513,7 +33504,7 @@
     <w:p>
       <w:r>
         <w:pict w14:anchorId="6F0C12F1">
-          <v:rect id="_x0000_i1310" style="width:0;height:1.5pt" o:hralign="center" o:hrstd="t" o:hr="t" fillcolor="#a0a0a0" stroked="f"/>
+          <v:rect id="_x0000_i1312" style="width:0;height:1.5pt" o:hralign="center" o:hrstd="t" o:hr="t" fillcolor="#a0a0a0" stroked="f"/>
         </w:pict>
       </w:r>
     </w:p>
@@ -33638,210 +33629,6 @@
     <w:p>
       <w:r>
         <w:pict w14:anchorId="3D3F88E2">
-          <v:rect id="_x0000_i1311" style="width:0;height:1.5pt" o:hralign="center" o:hrstd="t" o:hr="t" fillcolor="#a0a0a0" stroked="f"/>
-        </w:pict>
-      </w:r>
-    </w:p>
-    <w:p>
-      <w:pPr>
-        <w:rPr>
-          <w:b/>
-          <w:bCs/>
-        </w:rPr>
-      </w:pPr>
-      <w:r>
-        <w:rPr>
-          <w:rFonts w:ascii="Segoe UI Emoji" w:hAnsi="Segoe UI Emoji" w:cs="Segoe UI Emoji"/>
-          <w:b/>
-          <w:bCs/>
-        </w:rPr>
-        <w:t>📘</w:t>
-      </w:r>
-      <w:r>
-        <w:rPr>
-          <w:b/>
-          <w:bCs/>
-        </w:rPr>
-        <w:t xml:space="preserve"> 9.9. </w:t>
-      </w:r>
-      <w:proofErr w:type="spellStart"/>
-      <w:r>
-        <w:rPr>
-          <w:b/>
-          <w:bCs/>
-        </w:rPr>
-        <w:t>AppArmor</w:t>
-      </w:r>
-      <w:proofErr w:type="spellEnd"/>
-      <w:r>
-        <w:rPr>
-          <w:b/>
-          <w:bCs/>
-        </w:rPr>
-        <w:t xml:space="preserve"> (seguridad obligatoria)</w:t>
-      </w:r>
-    </w:p>
-    <w:p>
-      <w:r>
-        <w:t>Ver perfiles:</w:t>
-      </w:r>
-    </w:p>
-    <w:p>
-      <w:r>
-        <w:t xml:space="preserve">sudo </w:t>
-      </w:r>
-      <w:proofErr w:type="spellStart"/>
-      <w:r>
-        <w:t>aa</w:t>
-      </w:r>
-      <w:proofErr w:type="spellEnd"/>
-      <w:r>
-        <w:t>-</w:t>
-      </w:r>
-      <w:proofErr w:type="gramStart"/>
-      <w:r>
-        <w:t>status</w:t>
-      </w:r>
-      <w:proofErr w:type="gramEnd"/>
-    </w:p>
-    <w:p>
-      <w:r>
-        <w:t>Desactivar/activar perfiles (cuidado):</w:t>
-      </w:r>
-    </w:p>
-    <w:p>
-      <w:r>
-        <w:t xml:space="preserve">sudo </w:t>
-      </w:r>
-      <w:proofErr w:type="spellStart"/>
-      <w:r>
-        <w:t>aa-disable</w:t>
-      </w:r>
-      <w:proofErr w:type="spellEnd"/>
-      <w:r>
-        <w:t xml:space="preserve"> programa</w:t>
-      </w:r>
-    </w:p>
-    <w:p>
-      <w:r>
-        <w:t xml:space="preserve">sudo </w:t>
-      </w:r>
-      <w:proofErr w:type="spellStart"/>
-      <w:r>
-        <w:t>aa-enforce</w:t>
-      </w:r>
-      <w:proofErr w:type="spellEnd"/>
-      <w:r>
-        <w:t xml:space="preserve"> programa</w:t>
-      </w:r>
-    </w:p>
-    <w:p>
-      <w:r>
-        <w:pict w14:anchorId="49731E24">
-          <v:rect id="_x0000_i1312" style="width:0;height:1.5pt" o:hralign="center" o:hrstd="t" o:hr="t" fillcolor="#a0a0a0" stroked="f"/>
-        </w:pict>
-      </w:r>
-    </w:p>
-    <w:p>
-      <w:pPr>
-        <w:rPr>
-          <w:b/>
-          <w:bCs/>
-        </w:rPr>
-      </w:pPr>
-      <w:r>
-        <w:rPr>
-          <w:rFonts w:ascii="Segoe UI Emoji" w:hAnsi="Segoe UI Emoji" w:cs="Segoe UI Emoji"/>
-          <w:b/>
-          <w:bCs/>
-        </w:rPr>
-        <w:t>📘</w:t>
-      </w:r>
-      <w:r>
-        <w:rPr>
-          <w:b/>
-          <w:bCs/>
-        </w:rPr>
-        <w:t xml:space="preserve"> 9.10. Seguridad del software instalado</w:t>
-      </w:r>
-    </w:p>
-    <w:p>
-      <w:r>
-        <w:t>Ver software instalado:</w:t>
-      </w:r>
-    </w:p>
-    <w:p>
-      <w:pPr>
-        <w:rPr>
-          <w:lang w:val="en-GB"/>
-        </w:rPr>
-      </w:pPr>
-      <w:proofErr w:type="spellStart"/>
-      <w:r>
-        <w:rPr>
-          <w:lang w:val="en-GB"/>
-        </w:rPr>
-        <w:t>dpkg</w:t>
-      </w:r>
-      <w:proofErr w:type="spellEnd"/>
-      <w:r>
-        <w:rPr>
-          <w:lang w:val="en-GB"/>
-        </w:rPr>
-        <w:t xml:space="preserve"> -l</w:t>
-      </w:r>
-    </w:p>
-    <w:p>
-      <w:pPr>
-        <w:rPr>
-          <w:lang w:val="en-GB"/>
-        </w:rPr>
-      </w:pPr>
-      <w:proofErr w:type="spellStart"/>
-      <w:r>
-        <w:rPr>
-          <w:lang w:val="en-GB"/>
-        </w:rPr>
-        <w:t>Comprobar</w:t>
-      </w:r>
-      <w:proofErr w:type="spellEnd"/>
-      <w:r>
-        <w:rPr>
-          <w:lang w:val="en-GB"/>
-        </w:rPr>
-        <w:t xml:space="preserve"> </w:t>
-      </w:r>
-      <w:proofErr w:type="spellStart"/>
-      <w:r>
-        <w:rPr>
-          <w:lang w:val="en-GB"/>
-        </w:rPr>
-        <w:t>firmas</w:t>
-      </w:r>
-      <w:proofErr w:type="spellEnd"/>
-      <w:r>
-        <w:rPr>
-          <w:lang w:val="en-GB"/>
-        </w:rPr>
-        <w:t>:</w:t>
-      </w:r>
-    </w:p>
-    <w:p>
-      <w:pPr>
-        <w:rPr>
-          <w:lang w:val="en-GB"/>
-        </w:rPr>
-      </w:pPr>
-      <w:r>
-        <w:rPr>
-          <w:lang w:val="en-GB"/>
-        </w:rPr>
-        <w:t>apt-key list</w:t>
-      </w:r>
-    </w:p>
-    <w:p>
-      <w:r>
-        <w:pict w14:anchorId="60583553">
           <v:rect id="_x0000_i1313" style="width:0;height:1.5pt" o:hralign="center" o:hrstd="t" o:hr="t" fillcolor="#a0a0a0" stroked="f"/>
         </w:pict>
       </w:r>
@@ -33859,19 +33646,89 @@
           <w:b/>
           <w:bCs/>
         </w:rPr>
-        <w:t>🟩</w:t>
-      </w:r>
-      <w:r>
-        <w:rPr>
-          <w:b/>
-          <w:bCs/>
-        </w:rPr>
-        <w:t xml:space="preserve"> 30 EJERCICIOS PRÁCTICOS DEL MÓDULO 9</w:t>
-      </w:r>
-    </w:p>
-    <w:p>
-      <w:r>
-        <w:pict w14:anchorId="3302A0B9">
+        <w:t>📘</w:t>
+      </w:r>
+      <w:r>
+        <w:rPr>
+          <w:b/>
+          <w:bCs/>
+        </w:rPr>
+        <w:t xml:space="preserve"> 9.9. </w:t>
+      </w:r>
+      <w:proofErr w:type="spellStart"/>
+      <w:r>
+        <w:rPr>
+          <w:b/>
+          <w:bCs/>
+        </w:rPr>
+        <w:t>AppArmor</w:t>
+      </w:r>
+      <w:proofErr w:type="spellEnd"/>
+      <w:r>
+        <w:rPr>
+          <w:b/>
+          <w:bCs/>
+        </w:rPr>
+        <w:t xml:space="preserve"> (seguridad obligatoria)</w:t>
+      </w:r>
+    </w:p>
+    <w:p>
+      <w:r>
+        <w:t>Ver perfiles:</w:t>
+      </w:r>
+    </w:p>
+    <w:p>
+      <w:r>
+        <w:t xml:space="preserve">sudo </w:t>
+      </w:r>
+      <w:proofErr w:type="spellStart"/>
+      <w:r>
+        <w:t>aa</w:t>
+      </w:r>
+      <w:proofErr w:type="spellEnd"/>
+      <w:r>
+        <w:t>-</w:t>
+      </w:r>
+      <w:proofErr w:type="gramStart"/>
+      <w:r>
+        <w:t>status</w:t>
+      </w:r>
+      <w:proofErr w:type="gramEnd"/>
+    </w:p>
+    <w:p>
+      <w:r>
+        <w:t>Desactivar/activar perfiles (cuidado):</w:t>
+      </w:r>
+    </w:p>
+    <w:p>
+      <w:r>
+        <w:t xml:space="preserve">sudo </w:t>
+      </w:r>
+      <w:proofErr w:type="spellStart"/>
+      <w:r>
+        <w:t>aa-disable</w:t>
+      </w:r>
+      <w:proofErr w:type="spellEnd"/>
+      <w:r>
+        <w:t xml:space="preserve"> programa</w:t>
+      </w:r>
+    </w:p>
+    <w:p>
+      <w:r>
+        <w:t xml:space="preserve">sudo </w:t>
+      </w:r>
+      <w:proofErr w:type="spellStart"/>
+      <w:r>
+        <w:t>aa-enforce</w:t>
+      </w:r>
+      <w:proofErr w:type="spellEnd"/>
+      <w:r>
+        <w:t xml:space="preserve"> programa</w:t>
+      </w:r>
+    </w:p>
+    <w:p>
+      <w:r>
+        <w:pict w14:anchorId="49731E24">
           <v:rect id="_x0000_i1314" style="width:0;height:1.5pt" o:hralign="center" o:hrstd="t" o:hr="t" fillcolor="#a0a0a0" stroked="f"/>
         </w:pict>
       </w:r>
@@ -33889,68 +33746,93 @@
           <w:b/>
           <w:bCs/>
         </w:rPr>
-        <w:t>✅</w:t>
-      </w:r>
-      <w:r>
-        <w:rPr>
-          <w:b/>
-          <w:bCs/>
-        </w:rPr>
-        <w:t xml:space="preserve"> BÁSICOS (1–10)</w:t>
-      </w:r>
-    </w:p>
-    <w:p>
-      <w:pPr>
-        <w:rPr>
-          <w:b/>
-          <w:bCs/>
-        </w:rPr>
-      </w:pPr>
-      <w:r>
-        <w:rPr>
-          <w:b/>
-          <w:bCs/>
-        </w:rPr>
-        <w:t>1. Actualizar paquetes de seguridad</w:t>
-      </w:r>
-    </w:p>
-    <w:p>
-      <w:r>
-        <w:t xml:space="preserve">sudo </w:t>
-      </w:r>
-      <w:proofErr w:type="spellStart"/>
-      <w:r>
-        <w:t>apt</w:t>
-      </w:r>
-      <w:proofErr w:type="spellEnd"/>
-      <w:r>
+        <w:t>📘</w:t>
+      </w:r>
+      <w:r>
+        <w:rPr>
+          <w:b/>
+          <w:bCs/>
+        </w:rPr>
+        <w:t xml:space="preserve"> 9.10. Seguridad del software instalado</w:t>
+      </w:r>
+    </w:p>
+    <w:p>
+      <w:r>
+        <w:t>Ver software instalado:</w:t>
+      </w:r>
+    </w:p>
+    <w:p>
+      <w:pPr>
+        <w:rPr>
+          <w:lang w:val="en-GB"/>
+        </w:rPr>
+      </w:pPr>
+      <w:proofErr w:type="spellStart"/>
+      <w:r>
+        <w:rPr>
+          <w:lang w:val="en-GB"/>
+        </w:rPr>
+        <w:t>dpkg</w:t>
+      </w:r>
+      <w:proofErr w:type="spellEnd"/>
+      <w:r>
+        <w:rPr>
+          <w:lang w:val="en-GB"/>
+        </w:rPr>
+        <w:t xml:space="preserve"> -l</w:t>
+      </w:r>
+    </w:p>
+    <w:p>
+      <w:pPr>
+        <w:rPr>
+          <w:lang w:val="en-GB"/>
+        </w:rPr>
+      </w:pPr>
+      <w:proofErr w:type="spellStart"/>
+      <w:r>
+        <w:rPr>
+          <w:lang w:val="en-GB"/>
+        </w:rPr>
+        <w:t>Comprobar</w:t>
+      </w:r>
+      <w:proofErr w:type="spellEnd"/>
+      <w:r>
+        <w:rPr>
+          <w:lang w:val="en-GB"/>
+        </w:rPr>
         <w:t xml:space="preserve"> </w:t>
       </w:r>
       <w:proofErr w:type="spellStart"/>
       <w:r>
-        <w:t>update</w:t>
-      </w:r>
-      <w:proofErr w:type="spellEnd"/>
-      <w:r>
-        <w:t xml:space="preserve"> &amp;&amp; sudo </w:t>
-      </w:r>
-      <w:proofErr w:type="spellStart"/>
-      <w:r>
-        <w:t>apt</w:t>
-      </w:r>
-      <w:proofErr w:type="spellEnd"/>
-      <w:r>
-        <w:t xml:space="preserve"> </w:t>
-      </w:r>
-      <w:proofErr w:type="spellStart"/>
-      <w:r>
-        <w:t>upgrade</w:t>
-      </w:r>
-      <w:proofErr w:type="spellEnd"/>
-    </w:p>
-    <w:p>
-      <w:r>
-        <w:pict w14:anchorId="06DC9E72">
+        <w:rPr>
+          <w:lang w:val="en-GB"/>
+        </w:rPr>
+        <w:t>firmas</w:t>
+      </w:r>
+      <w:proofErr w:type="spellEnd"/>
+      <w:r>
+        <w:rPr>
+          <w:lang w:val="en-GB"/>
+        </w:rPr>
+        <w:t>:</w:t>
+      </w:r>
+    </w:p>
+    <w:p>
+      <w:pPr>
+        <w:rPr>
+          <w:lang w:val="en-GB"/>
+        </w:rPr>
+      </w:pPr>
+      <w:r>
+        <w:rPr>
+          <w:lang w:val="en-GB"/>
+        </w:rPr>
+        <w:t>apt-key list</w:t>
+      </w:r>
+    </w:p>
+    <w:p>
+      <w:r>
+        <w:pict w14:anchorId="60583553">
           <v:rect id="_x0000_i1315" style="width:0;height:1.5pt" o:hralign="center" o:hrstd="t" o:hr="t" fillcolor="#a0a0a0" stroked="f"/>
         </w:pict>
       </w:r>
@@ -33964,30 +33846,23 @@
       </w:pPr>
       <w:r>
         <w:rPr>
-          <w:b/>
-          <w:bCs/>
-        </w:rPr>
-        <w:t>2. Mostrar puertos abiertos</w:t>
-      </w:r>
-    </w:p>
-    <w:p>
-      <w:proofErr w:type="spellStart"/>
-      <w:r>
-        <w:t>ss</w:t>
-      </w:r>
-      <w:proofErr w:type="spellEnd"/>
-      <w:r>
-        <w:t xml:space="preserve"> -</w:t>
-      </w:r>
-      <w:proofErr w:type="spellStart"/>
-      <w:r>
-        <w:t>tulnp</w:t>
-      </w:r>
-      <w:proofErr w:type="spellEnd"/>
-    </w:p>
-    <w:p>
-      <w:r>
-        <w:pict w14:anchorId="58B72898">
+          <w:rFonts w:ascii="Segoe UI Emoji" w:hAnsi="Segoe UI Emoji" w:cs="Segoe UI Emoji"/>
+          <w:b/>
+          <w:bCs/>
+        </w:rPr>
+        <w:t>🟩</w:t>
+      </w:r>
+      <w:r>
+        <w:rPr>
+          <w:b/>
+          <w:bCs/>
+        </w:rPr>
+        <w:t xml:space="preserve"> 30 EJERCICIOS PRÁCTICOS DEL MÓDULO 9</w:t>
+      </w:r>
+    </w:p>
+    <w:p>
+      <w:r>
+        <w:pict w14:anchorId="3302A0B9">
           <v:rect id="_x0000_i1316" style="width:0;height:1.5pt" o:hralign="center" o:hrstd="t" o:hr="t" fillcolor="#a0a0a0" stroked="f"/>
         </w:pict>
       </w:r>
@@ -34001,6 +33876,122 @@
       </w:pPr>
       <w:r>
         <w:rPr>
+          <w:rFonts w:ascii="Segoe UI Emoji" w:hAnsi="Segoe UI Emoji" w:cs="Segoe UI Emoji"/>
+          <w:b/>
+          <w:bCs/>
+        </w:rPr>
+        <w:t>✅</w:t>
+      </w:r>
+      <w:r>
+        <w:rPr>
+          <w:b/>
+          <w:bCs/>
+        </w:rPr>
+        <w:t xml:space="preserve"> BÁSICOS (1–10)</w:t>
+      </w:r>
+    </w:p>
+    <w:p>
+      <w:pPr>
+        <w:rPr>
+          <w:b/>
+          <w:bCs/>
+        </w:rPr>
+      </w:pPr>
+      <w:r>
+        <w:rPr>
+          <w:b/>
+          <w:bCs/>
+        </w:rPr>
+        <w:t>1. Actualizar paquetes de seguridad</w:t>
+      </w:r>
+    </w:p>
+    <w:p>
+      <w:r>
+        <w:t xml:space="preserve">sudo </w:t>
+      </w:r>
+      <w:proofErr w:type="spellStart"/>
+      <w:r>
+        <w:t>apt</w:t>
+      </w:r>
+      <w:proofErr w:type="spellEnd"/>
+      <w:r>
+        <w:t xml:space="preserve"> </w:t>
+      </w:r>
+      <w:proofErr w:type="spellStart"/>
+      <w:r>
+        <w:t>update</w:t>
+      </w:r>
+      <w:proofErr w:type="spellEnd"/>
+      <w:r>
+        <w:t xml:space="preserve"> &amp;&amp; sudo </w:t>
+      </w:r>
+      <w:proofErr w:type="spellStart"/>
+      <w:r>
+        <w:t>apt</w:t>
+      </w:r>
+      <w:proofErr w:type="spellEnd"/>
+      <w:r>
+        <w:t xml:space="preserve"> </w:t>
+      </w:r>
+      <w:proofErr w:type="spellStart"/>
+      <w:r>
+        <w:t>upgrade</w:t>
+      </w:r>
+      <w:proofErr w:type="spellEnd"/>
+    </w:p>
+    <w:p>
+      <w:r>
+        <w:pict w14:anchorId="06DC9E72">
+          <v:rect id="_x0000_i1317" style="width:0;height:1.5pt" o:hralign="center" o:hrstd="t" o:hr="t" fillcolor="#a0a0a0" stroked="f"/>
+        </w:pict>
+      </w:r>
+    </w:p>
+    <w:p>
+      <w:pPr>
+        <w:rPr>
+          <w:b/>
+          <w:bCs/>
+        </w:rPr>
+      </w:pPr>
+      <w:r>
+        <w:rPr>
+          <w:b/>
+          <w:bCs/>
+        </w:rPr>
+        <w:t>2. Mostrar puertos abiertos</w:t>
+      </w:r>
+    </w:p>
+    <w:p>
+      <w:proofErr w:type="spellStart"/>
+      <w:r>
+        <w:t>ss</w:t>
+      </w:r>
+      <w:proofErr w:type="spellEnd"/>
+      <w:r>
+        <w:t xml:space="preserve"> -</w:t>
+      </w:r>
+      <w:proofErr w:type="spellStart"/>
+      <w:r>
+        <w:t>tulnp</w:t>
+      </w:r>
+      <w:proofErr w:type="spellEnd"/>
+    </w:p>
+    <w:p>
+      <w:r>
+        <w:pict w14:anchorId="58B72898">
+          <v:rect id="_x0000_i1318" style="width:0;height:1.5pt" o:hralign="center" o:hrstd="t" o:hr="t" fillcolor="#a0a0a0" stroked="f"/>
+        </w:pict>
+      </w:r>
+    </w:p>
+    <w:p>
+      <w:pPr>
+        <w:rPr>
+          <w:b/>
+          <w:bCs/>
+        </w:rPr>
+      </w:pPr>
+      <w:r>
+        <w:rPr>
           <w:b/>
           <w:bCs/>
         </w:rPr>
@@ -34029,92 +34020,6 @@
       <w:r>
         <w:lastRenderedPageBreak/>
         <w:pict w14:anchorId="059D3D5E">
-          <v:rect id="_x0000_i1317" style="width:0;height:1.5pt" o:hralign="center" o:hrstd="t" o:hr="t" fillcolor="#a0a0a0" stroked="f"/>
-        </w:pict>
-      </w:r>
-    </w:p>
-    <w:p>
-      <w:pPr>
-        <w:rPr>
-          <w:b/>
-          <w:bCs/>
-        </w:rPr>
-      </w:pPr>
-      <w:r>
-        <w:rPr>
-          <w:b/>
-          <w:bCs/>
-        </w:rPr>
-        <w:t>4. Permitir solo conexiones SSH</w:t>
-      </w:r>
-    </w:p>
-    <w:p>
-      <w:r>
-        <w:t xml:space="preserve">sudo </w:t>
-      </w:r>
-      <w:proofErr w:type="spellStart"/>
-      <w:r>
-        <w:t>ufw</w:t>
-      </w:r>
-      <w:proofErr w:type="spellEnd"/>
-      <w:r>
-        <w:t xml:space="preserve"> </w:t>
-      </w:r>
-      <w:proofErr w:type="spellStart"/>
-      <w:r>
-        <w:t>allow</w:t>
-      </w:r>
-      <w:proofErr w:type="spellEnd"/>
-      <w:r>
-        <w:t xml:space="preserve"> 22</w:t>
-      </w:r>
-    </w:p>
-    <w:p>
-      <w:r>
-        <w:pict w14:anchorId="7C47F312">
-          <v:rect id="_x0000_i1318" style="width:0;height:1.5pt" o:hralign="center" o:hrstd="t" o:hr="t" fillcolor="#a0a0a0" stroked="f"/>
-        </w:pict>
-      </w:r>
-    </w:p>
-    <w:p>
-      <w:pPr>
-        <w:rPr>
-          <w:b/>
-          <w:bCs/>
-        </w:rPr>
-      </w:pPr>
-      <w:r>
-        <w:rPr>
-          <w:b/>
-          <w:bCs/>
-        </w:rPr>
-        <w:t>5. Bloquear puerto 23 (telnet)</w:t>
-      </w:r>
-    </w:p>
-    <w:p>
-      <w:r>
-        <w:t xml:space="preserve">sudo </w:t>
-      </w:r>
-      <w:proofErr w:type="spellStart"/>
-      <w:r>
-        <w:t>ufw</w:t>
-      </w:r>
-      <w:proofErr w:type="spellEnd"/>
-      <w:r>
-        <w:t xml:space="preserve"> </w:t>
-      </w:r>
-      <w:proofErr w:type="spellStart"/>
-      <w:r>
-        <w:t>deny</w:t>
-      </w:r>
-      <w:proofErr w:type="spellEnd"/>
-      <w:r>
-        <w:t xml:space="preserve"> 23</w:t>
-      </w:r>
-    </w:p>
-    <w:p>
-      <w:r>
-        <w:pict w14:anchorId="6F44F505">
           <v:rect id="_x0000_i1319" style="width:0;height:1.5pt" o:hralign="center" o:hrstd="t" o:hr="t" fillcolor="#a0a0a0" stroked="f"/>
         </w:pict>
       </w:r>
@@ -34131,7 +34036,7 @@
           <w:b/>
           <w:bCs/>
         </w:rPr>
-        <w:t>6. Ver reglas activas</w:t>
+        <w:t>4. Permitir solo conexiones SSH</w:t>
       </w:r>
     </w:p>
     <w:p>
@@ -34146,15 +34051,18 @@
       <w:r>
         <w:t xml:space="preserve"> </w:t>
       </w:r>
-      <w:proofErr w:type="gramStart"/>
-      <w:r>
-        <w:t>status</w:t>
-      </w:r>
-      <w:proofErr w:type="gramEnd"/>
-    </w:p>
-    <w:p>
-      <w:r>
-        <w:pict w14:anchorId="4378A7D8">
+      <w:proofErr w:type="spellStart"/>
+      <w:r>
+        <w:t>allow</w:t>
+      </w:r>
+      <w:proofErr w:type="spellEnd"/>
+      <w:r>
+        <w:t xml:space="preserve"> 22</w:t>
+      </w:r>
+    </w:p>
+    <w:p>
+      <w:r>
+        <w:pict w14:anchorId="7C47F312">
           <v:rect id="_x0000_i1320" style="width:0;height:1.5pt" o:hralign="center" o:hrstd="t" o:hr="t" fillcolor="#a0a0a0" stroked="f"/>
         </w:pict>
       </w:r>
@@ -34171,25 +34079,33 @@
           <w:b/>
           <w:bCs/>
         </w:rPr>
-        <w:t>7. Ver logs de acceso fallido</w:t>
-      </w:r>
-    </w:p>
-    <w:p>
-      <w:pPr>
-        <w:rPr>
-          <w:lang w:val="en-GB"/>
-        </w:rPr>
-      </w:pPr>
-      <w:r>
-        <w:rPr>
-          <w:lang w:val="en-GB"/>
-        </w:rPr>
-        <w:t>grep "Failed password" /var/log/auth.log</w:t>
-      </w:r>
-    </w:p>
-    <w:p>
-      <w:r>
-        <w:pict w14:anchorId="06CBDA05">
+        <w:t>5. Bloquear puerto 23 (telnet)</w:t>
+      </w:r>
+    </w:p>
+    <w:p>
+      <w:r>
+        <w:t xml:space="preserve">sudo </w:t>
+      </w:r>
+      <w:proofErr w:type="spellStart"/>
+      <w:r>
+        <w:t>ufw</w:t>
+      </w:r>
+      <w:proofErr w:type="spellEnd"/>
+      <w:r>
+        <w:t xml:space="preserve"> </w:t>
+      </w:r>
+      <w:proofErr w:type="spellStart"/>
+      <w:r>
+        <w:t>deny</w:t>
+      </w:r>
+      <w:proofErr w:type="spellEnd"/>
+      <w:r>
+        <w:t xml:space="preserve"> 23</w:t>
+      </w:r>
+    </w:p>
+    <w:p>
+      <w:r>
+        <w:pict w14:anchorId="6F44F505">
           <v:rect id="_x0000_i1321" style="width:0;height:1.5pt" o:hralign="center" o:hrstd="t" o:hr="t" fillcolor="#a0a0a0" stroked="f"/>
         </w:pict>
       </w:r>
@@ -34206,73 +34122,30 @@
           <w:b/>
           <w:bCs/>
         </w:rPr>
-        <w:t xml:space="preserve">8. Cambiar </w:t>
-      </w:r>
-      <w:proofErr w:type="spellStart"/>
-      <w:r>
-        <w:rPr>
-          <w:b/>
-          <w:bCs/>
-        </w:rPr>
-        <w:t>root</w:t>
-      </w:r>
-      <w:proofErr w:type="spellEnd"/>
-      <w:r>
-        <w:rPr>
-          <w:b/>
-          <w:bCs/>
-        </w:rPr>
+        <w:t>6. Ver reglas activas</w:t>
+      </w:r>
+    </w:p>
+    <w:p>
+      <w:r>
+        <w:t xml:space="preserve">sudo </w:t>
+      </w:r>
+      <w:proofErr w:type="spellStart"/>
+      <w:r>
+        <w:t>ufw</w:t>
+      </w:r>
+      <w:proofErr w:type="spellEnd"/>
+      <w:r>
         <w:t xml:space="preserve"> </w:t>
       </w:r>
-      <w:proofErr w:type="spellStart"/>
-      <w:r>
-        <w:rPr>
-          <w:b/>
-          <w:bCs/>
-        </w:rPr>
-        <w:t>login</w:t>
-      </w:r>
-      <w:proofErr w:type="spellEnd"/>
-      <w:r>
-        <w:rPr>
-          <w:b/>
-          <w:bCs/>
-        </w:rPr>
-        <w:t xml:space="preserve"> a NO en SSH</w:t>
-      </w:r>
-    </w:p>
-    <w:p>
-      <w:r>
-        <w:t>Editar /</w:t>
-      </w:r>
-      <w:proofErr w:type="spellStart"/>
-      <w:r>
-        <w:t>etc</w:t>
-      </w:r>
-      <w:proofErr w:type="spellEnd"/>
-      <w:r>
-        <w:t>/</w:t>
-      </w:r>
-      <w:proofErr w:type="spellStart"/>
-      <w:r>
-        <w:t>ssh</w:t>
-      </w:r>
-      <w:proofErr w:type="spellEnd"/>
-      <w:r>
-        <w:t>/</w:t>
-      </w:r>
-      <w:proofErr w:type="spellStart"/>
-      <w:r>
-        <w:t>sshd_config</w:t>
-      </w:r>
-      <w:proofErr w:type="spellEnd"/>
-      <w:r>
-        <w:t>.</w:t>
-      </w:r>
-    </w:p>
-    <w:p>
-      <w:r>
-        <w:pict w14:anchorId="5577AF68">
+      <w:proofErr w:type="gramStart"/>
+      <w:r>
+        <w:t>status</w:t>
+      </w:r>
+      <w:proofErr w:type="gramEnd"/>
+    </w:p>
+    <w:p>
+      <w:r>
+        <w:pict w14:anchorId="4378A7D8">
           <v:rect id="_x0000_i1322" style="width:0;height:1.5pt" o:hralign="center" o:hrstd="t" o:hr="t" fillcolor="#a0a0a0" stroked="f"/>
         </w:pict>
       </w:r>
@@ -34289,38 +34162,25 @@
           <w:b/>
           <w:bCs/>
         </w:rPr>
-        <w:t>9. Reiniciar SSH</w:t>
-      </w:r>
-    </w:p>
-    <w:p>
-      <w:r>
-        <w:t xml:space="preserve">sudo </w:t>
-      </w:r>
-      <w:proofErr w:type="spellStart"/>
-      <w:r>
-        <w:t>systemctl</w:t>
-      </w:r>
-      <w:proofErr w:type="spellEnd"/>
-      <w:r>
-        <w:t xml:space="preserve"> </w:t>
-      </w:r>
-      <w:proofErr w:type="spellStart"/>
-      <w:r>
-        <w:t>restart</w:t>
-      </w:r>
-      <w:proofErr w:type="spellEnd"/>
-      <w:r>
-        <w:t xml:space="preserve"> </w:t>
-      </w:r>
-      <w:proofErr w:type="spellStart"/>
-      <w:r>
-        <w:t>ssh</w:t>
-      </w:r>
-      <w:proofErr w:type="spellEnd"/>
-    </w:p>
-    <w:p>
-      <w:r>
-        <w:pict w14:anchorId="6B910E75">
+        <w:t>7. Ver logs de acceso fallido</w:t>
+      </w:r>
+    </w:p>
+    <w:p>
+      <w:pPr>
+        <w:rPr>
+          <w:lang w:val="en-GB"/>
+        </w:rPr>
+      </w:pPr>
+      <w:r>
+        <w:rPr>
+          <w:lang w:val="en-GB"/>
+        </w:rPr>
+        <w:t>grep "Failed password" /var/log/auth.log</w:t>
+      </w:r>
+    </w:p>
+    <w:p>
+      <w:r>
+        <w:pict w14:anchorId="06CBDA05">
           <v:rect id="_x0000_i1323" style="width:0;height:1.5pt" o:hralign="center" o:hrstd="t" o:hr="t" fillcolor="#a0a0a0" stroked="f"/>
         </w:pict>
       </w:r>
@@ -34337,46 +34197,56 @@
           <w:b/>
           <w:bCs/>
         </w:rPr>
-        <w:t>10. Revisar permisos de /</w:t>
-      </w:r>
-      <w:proofErr w:type="spellStart"/>
-      <w:r>
-        <w:rPr>
-          <w:b/>
-          <w:bCs/>
-        </w:rPr>
+        <w:t xml:space="preserve">8. Cambiar </w:t>
+      </w:r>
+      <w:proofErr w:type="spellStart"/>
+      <w:r>
+        <w:rPr>
+          <w:b/>
+          <w:bCs/>
+        </w:rPr>
+        <w:t>root</w:t>
+      </w:r>
+      <w:proofErr w:type="spellEnd"/>
+      <w:r>
+        <w:rPr>
+          <w:b/>
+          <w:bCs/>
+        </w:rPr>
+        <w:t xml:space="preserve"> </w:t>
+      </w:r>
+      <w:proofErr w:type="spellStart"/>
+      <w:r>
+        <w:rPr>
+          <w:b/>
+          <w:bCs/>
+        </w:rPr>
+        <w:t>login</w:t>
+      </w:r>
+      <w:proofErr w:type="spellEnd"/>
+      <w:r>
+        <w:rPr>
+          <w:b/>
+          <w:bCs/>
+        </w:rPr>
+        <w:t xml:space="preserve"> a NO en SSH</w:t>
+      </w:r>
+    </w:p>
+    <w:p>
+      <w:r>
+        <w:t>Editar /</w:t>
+      </w:r>
+      <w:proofErr w:type="spellStart"/>
+      <w:r>
         <w:t>etc</w:t>
       </w:r>
       <w:proofErr w:type="spellEnd"/>
       <w:r>
-        <w:rPr>
-          <w:b/>
-          <w:bCs/>
-        </w:rPr>
         <w:t>/</w:t>
       </w:r>
       <w:proofErr w:type="spellStart"/>
       <w:r>
-        <w:rPr>
-          <w:b/>
-          <w:bCs/>
-        </w:rPr>
-        <w:t>shadow</w:t>
-      </w:r>
-      <w:proofErr w:type="spellEnd"/>
-    </w:p>
-    <w:p>
-      <w:proofErr w:type="spellStart"/>
-      <w:r>
-        <w:t>ls</w:t>
-      </w:r>
-      <w:proofErr w:type="spellEnd"/>
-      <w:r>
-        <w:t xml:space="preserve"> -l /</w:t>
-      </w:r>
-      <w:proofErr w:type="spellStart"/>
-      <w:r>
-        <w:t>etc</w:t>
+        <w:t>ssh</w:t>
       </w:r>
       <w:proofErr w:type="spellEnd"/>
       <w:r>
@@ -34384,13 +34254,16 @@
       </w:r>
       <w:proofErr w:type="spellStart"/>
       <w:r>
-        <w:t>shadow</w:t>
-      </w:r>
-      <w:proofErr w:type="spellEnd"/>
-    </w:p>
-    <w:p>
-      <w:r>
-        <w:pict w14:anchorId="36E48B00">
+        <w:t>sshd_config</w:t>
+      </w:r>
+      <w:proofErr w:type="spellEnd"/>
+      <w:r>
+        <w:t>.</w:t>
+      </w:r>
+    </w:p>
+    <w:p>
+      <w:r>
+        <w:pict w14:anchorId="5577AF68">
           <v:rect id="_x0000_i1324" style="width:0;height:1.5pt" o:hralign="center" o:hrstd="t" o:hr="t" fillcolor="#a0a0a0" stroked="f"/>
         </w:pict>
       </w:r>
@@ -34404,33 +34277,10 @@
       </w:pPr>
       <w:r>
         <w:rPr>
-          <w:rFonts w:ascii="Segoe UI Emoji" w:hAnsi="Segoe UI Emoji" w:cs="Segoe UI Emoji"/>
-          <w:b/>
-          <w:bCs/>
-        </w:rPr>
-        <w:t>✅</w:t>
-      </w:r>
-      <w:r>
-        <w:rPr>
-          <w:b/>
-          <w:bCs/>
-        </w:rPr>
-        <w:t xml:space="preserve"> INTERMEDIOS (11–20)</w:t>
-      </w:r>
-    </w:p>
-    <w:p>
-      <w:pPr>
-        <w:rPr>
-          <w:b/>
-          <w:bCs/>
-        </w:rPr>
-      </w:pPr>
-      <w:r>
-        <w:rPr>
-          <w:b/>
-          <w:bCs/>
-        </w:rPr>
-        <w:t>11. Instalar fail2ban</w:t>
+          <w:b/>
+          <w:bCs/>
+        </w:rPr>
+        <w:t>9. Reiniciar SSH</w:t>
       </w:r>
     </w:p>
     <w:p>
@@ -34439,7 +34289,7 @@
       </w:r>
       <w:proofErr w:type="spellStart"/>
       <w:r>
-        <w:t>apt</w:t>
+        <w:t>systemctl</w:t>
       </w:r>
       <w:proofErr w:type="spellEnd"/>
       <w:r>
@@ -34447,16 +34297,21 @@
       </w:r>
       <w:proofErr w:type="spellStart"/>
       <w:r>
-        <w:t>install</w:t>
-      </w:r>
-      <w:proofErr w:type="spellEnd"/>
-      <w:r>
-        <w:t xml:space="preserve"> fail2ban</w:t>
-      </w:r>
-    </w:p>
-    <w:p>
-      <w:r>
-        <w:pict w14:anchorId="78B5596F">
+        <w:t>restart</w:t>
+      </w:r>
+      <w:proofErr w:type="spellEnd"/>
+      <w:r>
+        <w:t xml:space="preserve"> </w:t>
+      </w:r>
+      <w:proofErr w:type="spellStart"/>
+      <w:r>
+        <w:t>ssh</w:t>
+      </w:r>
+      <w:proofErr w:type="spellEnd"/>
+    </w:p>
+    <w:p>
+      <w:r>
+        <w:pict w14:anchorId="6B910E75">
           <v:rect id="_x0000_i1325" style="width:0;height:1.5pt" o:hralign="center" o:hrstd="t" o:hr="t" fillcolor="#a0a0a0" stroked="f"/>
         </w:pict>
       </w:r>
@@ -34473,6 +34328,142 @@
           <w:b/>
           <w:bCs/>
         </w:rPr>
+        <w:t>10. Revisar permisos de /</w:t>
+      </w:r>
+      <w:proofErr w:type="spellStart"/>
+      <w:r>
+        <w:rPr>
+          <w:b/>
+          <w:bCs/>
+        </w:rPr>
+        <w:t>etc</w:t>
+      </w:r>
+      <w:proofErr w:type="spellEnd"/>
+      <w:r>
+        <w:rPr>
+          <w:b/>
+          <w:bCs/>
+        </w:rPr>
+        <w:t>/</w:t>
+      </w:r>
+      <w:proofErr w:type="spellStart"/>
+      <w:r>
+        <w:rPr>
+          <w:b/>
+          <w:bCs/>
+        </w:rPr>
+        <w:t>shadow</w:t>
+      </w:r>
+      <w:proofErr w:type="spellEnd"/>
+    </w:p>
+    <w:p>
+      <w:proofErr w:type="spellStart"/>
+      <w:r>
+        <w:t>ls</w:t>
+      </w:r>
+      <w:proofErr w:type="spellEnd"/>
+      <w:r>
+        <w:t xml:space="preserve"> -l /</w:t>
+      </w:r>
+      <w:proofErr w:type="spellStart"/>
+      <w:r>
+        <w:t>etc</w:t>
+      </w:r>
+      <w:proofErr w:type="spellEnd"/>
+      <w:r>
+        <w:t>/</w:t>
+      </w:r>
+      <w:proofErr w:type="spellStart"/>
+      <w:r>
+        <w:t>shadow</w:t>
+      </w:r>
+      <w:proofErr w:type="spellEnd"/>
+    </w:p>
+    <w:p>
+      <w:r>
+        <w:pict w14:anchorId="36E48B00">
+          <v:rect id="_x0000_i1326" style="width:0;height:1.5pt" o:hralign="center" o:hrstd="t" o:hr="t" fillcolor="#a0a0a0" stroked="f"/>
+        </w:pict>
+      </w:r>
+    </w:p>
+    <w:p>
+      <w:pPr>
+        <w:rPr>
+          <w:b/>
+          <w:bCs/>
+        </w:rPr>
+      </w:pPr>
+      <w:r>
+        <w:rPr>
+          <w:rFonts w:ascii="Segoe UI Emoji" w:hAnsi="Segoe UI Emoji" w:cs="Segoe UI Emoji"/>
+          <w:b/>
+          <w:bCs/>
+        </w:rPr>
+        <w:t>✅</w:t>
+      </w:r>
+      <w:r>
+        <w:rPr>
+          <w:b/>
+          <w:bCs/>
+        </w:rPr>
+        <w:t xml:space="preserve"> INTERMEDIOS (11–20)</w:t>
+      </w:r>
+    </w:p>
+    <w:p>
+      <w:pPr>
+        <w:rPr>
+          <w:b/>
+          <w:bCs/>
+        </w:rPr>
+      </w:pPr>
+      <w:r>
+        <w:rPr>
+          <w:b/>
+          <w:bCs/>
+        </w:rPr>
+        <w:t>11. Instalar fail2ban</w:t>
+      </w:r>
+    </w:p>
+    <w:p>
+      <w:r>
+        <w:t xml:space="preserve">sudo </w:t>
+      </w:r>
+      <w:proofErr w:type="spellStart"/>
+      <w:r>
+        <w:t>apt</w:t>
+      </w:r>
+      <w:proofErr w:type="spellEnd"/>
+      <w:r>
+        <w:t xml:space="preserve"> </w:t>
+      </w:r>
+      <w:proofErr w:type="spellStart"/>
+      <w:r>
+        <w:t>install</w:t>
+      </w:r>
+      <w:proofErr w:type="spellEnd"/>
+      <w:r>
+        <w:t xml:space="preserve"> fail2ban</w:t>
+      </w:r>
+    </w:p>
+    <w:p>
+      <w:r>
+        <w:pict w14:anchorId="78B5596F">
+          <v:rect id="_x0000_i1327" style="width:0;height:1.5pt" o:hralign="center" o:hrstd="t" o:hr="t" fillcolor="#a0a0a0" stroked="f"/>
+        </w:pict>
+      </w:r>
+    </w:p>
+    <w:p>
+      <w:pPr>
+        <w:rPr>
+          <w:b/>
+          <w:bCs/>
+        </w:rPr>
+      </w:pPr>
+      <w:r>
+        <w:rPr>
+          <w:b/>
+          <w:bCs/>
+        </w:rPr>
         <w:t xml:space="preserve">12. Activar </w:t>
       </w:r>
       <w:proofErr w:type="spellStart"/>
@@ -34517,78 +34508,6 @@
       <w:r>
         <w:lastRenderedPageBreak/>
         <w:pict w14:anchorId="603500BE">
-          <v:rect id="_x0000_i1326" style="width:0;height:1.5pt" o:hralign="center" o:hrstd="t" o:hr="t" fillcolor="#a0a0a0" stroked="f"/>
-        </w:pict>
-      </w:r>
-    </w:p>
-    <w:p>
-      <w:pPr>
-        <w:rPr>
-          <w:b/>
-          <w:bCs/>
-        </w:rPr>
-      </w:pPr>
-      <w:r>
-        <w:rPr>
-          <w:b/>
-          <w:bCs/>
-        </w:rPr>
-        <w:t>13. Ver estado de fail2ban</w:t>
-      </w:r>
-    </w:p>
-    <w:p>
-      <w:r>
-        <w:t xml:space="preserve">sudo fail2ban-client </w:t>
-      </w:r>
-      <w:proofErr w:type="gramStart"/>
-      <w:r>
-        <w:t>status</w:t>
-      </w:r>
-      <w:proofErr w:type="gramEnd"/>
-    </w:p>
-    <w:p>
-      <w:r>
-        <w:pict w14:anchorId="6C6A57F5">
-          <v:rect id="_x0000_i1327" style="width:0;height:1.5pt" o:hralign="center" o:hrstd="t" o:hr="t" fillcolor="#a0a0a0" stroked="f"/>
-        </w:pict>
-      </w:r>
-    </w:p>
-    <w:p>
-      <w:pPr>
-        <w:rPr>
-          <w:b/>
-          <w:bCs/>
-        </w:rPr>
-      </w:pPr>
-      <w:r>
-        <w:rPr>
-          <w:b/>
-          <w:bCs/>
-        </w:rPr>
-        <w:t>14. Ver intentos bloqueados</w:t>
-      </w:r>
-    </w:p>
-    <w:p>
-      <w:r>
-        <w:t xml:space="preserve">sudo fail2ban-client </w:t>
-      </w:r>
-      <w:proofErr w:type="gramStart"/>
-      <w:r>
-        <w:t>status</w:t>
-      </w:r>
-      <w:proofErr w:type="gramEnd"/>
-      <w:r>
-        <w:t xml:space="preserve"> </w:t>
-      </w:r>
-      <w:proofErr w:type="spellStart"/>
-      <w:r>
-        <w:t>sshd</w:t>
-      </w:r>
-      <w:proofErr w:type="spellEnd"/>
-    </w:p>
-    <w:p>
-      <w:r>
-        <w:pict w14:anchorId="46BD312A">
           <v:rect id="_x0000_i1328" style="width:0;height:1.5pt" o:hralign="center" o:hrstd="t" o:hr="t" fillcolor="#a0a0a0" stroked="f"/>
         </w:pict>
       </w:r>
@@ -34605,25 +34524,22 @@
           <w:b/>
           <w:bCs/>
         </w:rPr>
-        <w:t>15. Cambiar el puerto de SSH</w:t>
-      </w:r>
-    </w:p>
-    <w:p>
-      <w:r>
-        <w:t xml:space="preserve">Modificar Port en </w:t>
-      </w:r>
-      <w:proofErr w:type="spellStart"/>
-      <w:r>
-        <w:t>sshd_config</w:t>
-      </w:r>
-      <w:proofErr w:type="spellEnd"/>
-      <w:r>
-        <w:t>.</w:t>
-      </w:r>
-    </w:p>
-    <w:p>
-      <w:r>
-        <w:pict w14:anchorId="6313E61B">
+        <w:t>13. Ver estado de fail2ban</w:t>
+      </w:r>
+    </w:p>
+    <w:p>
+      <w:r>
+        <w:t xml:space="preserve">sudo fail2ban-client </w:t>
+      </w:r>
+      <w:proofErr w:type="gramStart"/>
+      <w:r>
+        <w:t>status</w:t>
+      </w:r>
+      <w:proofErr w:type="gramEnd"/>
+    </w:p>
+    <w:p>
+      <w:r>
+        <w:pict w14:anchorId="6C6A57F5">
           <v:rect id="_x0000_i1329" style="width:0;height:1.5pt" o:hralign="center" o:hrstd="t" o:hr="t" fillcolor="#a0a0a0" stroked="f"/>
         </w:pict>
       </w:r>
@@ -34640,47 +34556,30 @@
           <w:b/>
           <w:bCs/>
         </w:rPr>
-        <w:t>16. Permitir solo un rango de IP para SSH</w:t>
-      </w:r>
-    </w:p>
-    <w:p>
-      <w:pPr>
-        <w:rPr>
-          <w:lang w:val="en-GB"/>
-        </w:rPr>
-      </w:pPr>
-      <w:proofErr w:type="spellStart"/>
-      <w:r>
-        <w:rPr>
-          <w:lang w:val="en-GB"/>
-        </w:rPr>
-        <w:t>sudo</w:t>
-      </w:r>
-      <w:proofErr w:type="spellEnd"/>
-      <w:r>
-        <w:rPr>
-          <w:lang w:val="en-GB"/>
-        </w:rPr>
+        <w:t>14. Ver intentos bloqueados</w:t>
+      </w:r>
+    </w:p>
+    <w:p>
+      <w:r>
+        <w:t xml:space="preserve">sudo fail2ban-client </w:t>
+      </w:r>
+      <w:proofErr w:type="gramStart"/>
+      <w:r>
+        <w:t>status</w:t>
+      </w:r>
+      <w:proofErr w:type="gramEnd"/>
+      <w:r>
         <w:t xml:space="preserve"> </w:t>
       </w:r>
       <w:proofErr w:type="spellStart"/>
       <w:r>
-        <w:rPr>
-          <w:lang w:val="en-GB"/>
-        </w:rPr>
-        <w:t>ufw</w:t>
-      </w:r>
-      <w:proofErr w:type="spellEnd"/>
-      <w:r>
-        <w:rPr>
-          <w:lang w:val="en-GB"/>
-        </w:rPr>
-        <w:t xml:space="preserve"> allow from 192.168.1.0/24 to any port 22</w:t>
-      </w:r>
-    </w:p>
-    <w:p>
-      <w:r>
-        <w:pict w14:anchorId="0D6F8F73">
+        <w:t>sshd</w:t>
+      </w:r>
+      <w:proofErr w:type="spellEnd"/>
+    </w:p>
+    <w:p>
+      <w:r>
+        <w:pict w14:anchorId="46BD312A">
           <v:rect id="_x0000_i1330" style="width:0;height:1.5pt" o:hralign="center" o:hrstd="t" o:hr="t" fillcolor="#a0a0a0" stroked="f"/>
         </w:pict>
       </w:r>
@@ -34697,27 +34596,25 @@
           <w:b/>
           <w:bCs/>
         </w:rPr>
-        <w:t>17. Configurar Sticky Bit en carpeta compartida</w:t>
-      </w:r>
-    </w:p>
-    <w:p>
-      <w:proofErr w:type="spellStart"/>
-      <w:r>
-        <w:t>chmod</w:t>
-      </w:r>
-      <w:proofErr w:type="spellEnd"/>
-      <w:r>
-        <w:t xml:space="preserve"> +t /</w:t>
-      </w:r>
-      <w:proofErr w:type="spellStart"/>
-      <w:r>
-        <w:t>carpeta_compartida</w:t>
-      </w:r>
-      <w:proofErr w:type="spellEnd"/>
-    </w:p>
-    <w:p>
-      <w:r>
-        <w:pict w14:anchorId="0BDEE900">
+        <w:t>15. Cambiar el puerto de SSH</w:t>
+      </w:r>
+    </w:p>
+    <w:p>
+      <w:r>
+        <w:t xml:space="preserve">Modificar Port en </w:t>
+      </w:r>
+      <w:proofErr w:type="spellStart"/>
+      <w:r>
+        <w:t>sshd_config</w:t>
+      </w:r>
+      <w:proofErr w:type="spellEnd"/>
+      <w:r>
+        <w:t>.</w:t>
+      </w:r>
+    </w:p>
+    <w:p>
+      <w:r>
+        <w:pict w14:anchorId="6313E61B">
           <v:rect id="_x0000_i1331" style="width:0;height:1.5pt" o:hralign="center" o:hrstd="t" o:hr="t" fillcolor="#a0a0a0" stroked="f"/>
         </w:pict>
       </w:r>
@@ -34734,30 +34631,47 @@
           <w:b/>
           <w:bCs/>
         </w:rPr>
-        <w:t>18. Crear ACL para dar permisos específicos</w:t>
-      </w:r>
-    </w:p>
-    <w:p>
-      <w:proofErr w:type="spellStart"/>
-      <w:r>
-        <w:t>setfacl</w:t>
-      </w:r>
-      <w:proofErr w:type="spellEnd"/>
-      <w:r>
-        <w:t xml:space="preserve"> -m </w:t>
-      </w:r>
-      <w:proofErr w:type="gramStart"/>
-      <w:r>
-        <w:t>u:profesor</w:t>
-      </w:r>
-      <w:proofErr w:type="gramEnd"/>
-      <w:r>
-        <w:t>:rwx /datos</w:t>
-      </w:r>
-    </w:p>
-    <w:p>
-      <w:r>
-        <w:pict w14:anchorId="019D5DA6">
+        <w:t>16. Permitir solo un rango de IP para SSH</w:t>
+      </w:r>
+    </w:p>
+    <w:p>
+      <w:pPr>
+        <w:rPr>
+          <w:lang w:val="en-GB"/>
+        </w:rPr>
+      </w:pPr>
+      <w:proofErr w:type="spellStart"/>
+      <w:r>
+        <w:rPr>
+          <w:lang w:val="en-GB"/>
+        </w:rPr>
+        <w:t>sudo</w:t>
+      </w:r>
+      <w:proofErr w:type="spellEnd"/>
+      <w:r>
+        <w:rPr>
+          <w:lang w:val="en-GB"/>
+        </w:rPr>
+        <w:t xml:space="preserve"> </w:t>
+      </w:r>
+      <w:proofErr w:type="spellStart"/>
+      <w:r>
+        <w:rPr>
+          <w:lang w:val="en-GB"/>
+        </w:rPr>
+        <w:t>ufw</w:t>
+      </w:r>
+      <w:proofErr w:type="spellEnd"/>
+      <w:r>
+        <w:rPr>
+          <w:lang w:val="en-GB"/>
+        </w:rPr>
+        <w:t xml:space="preserve"> allow from 192.168.1.0/24 to any port 22</w:t>
+      </w:r>
+    </w:p>
+    <w:p>
+      <w:r>
+        <w:pict w14:anchorId="0D6F8F73">
           <v:rect id="_x0000_i1332" style="width:0;height:1.5pt" o:hralign="center" o:hrstd="t" o:hr="t" fillcolor="#a0a0a0" stroked="f"/>
         </w:pict>
       </w:r>
@@ -34774,22 +34688,27 @@
           <w:b/>
           <w:bCs/>
         </w:rPr>
-        <w:t>19. Mostrar ACL aplicadas</w:t>
-      </w:r>
-    </w:p>
-    <w:p>
-      <w:proofErr w:type="spellStart"/>
-      <w:r>
-        <w:t>getfacl</w:t>
-      </w:r>
-      <w:proofErr w:type="spellEnd"/>
-      <w:r>
-        <w:t xml:space="preserve"> /datos</w:t>
-      </w:r>
-    </w:p>
-    <w:p>
-      <w:r>
-        <w:pict w14:anchorId="0D1E6912">
+        <w:t>17. Configurar Sticky Bit en carpeta compartida</w:t>
+      </w:r>
+    </w:p>
+    <w:p>
+      <w:proofErr w:type="spellStart"/>
+      <w:r>
+        <w:t>chmod</w:t>
+      </w:r>
+      <w:proofErr w:type="spellEnd"/>
+      <w:r>
+        <w:t xml:space="preserve"> +t /</w:t>
+      </w:r>
+      <w:proofErr w:type="spellStart"/>
+      <w:r>
+        <w:t>carpeta_compartida</w:t>
+      </w:r>
+      <w:proofErr w:type="spellEnd"/>
+    </w:p>
+    <w:p>
+      <w:r>
+        <w:pict w14:anchorId="0BDEE900">
           <v:rect id="_x0000_i1333" style="width:0;height:1.5pt" o:hralign="center" o:hrstd="t" o:hr="t" fillcolor="#a0a0a0" stroked="f"/>
         </w:pict>
       </w:r>
@@ -34806,6 +34725,78 @@
           <w:b/>
           <w:bCs/>
         </w:rPr>
+        <w:t>18. Crear ACL para dar permisos específicos</w:t>
+      </w:r>
+    </w:p>
+    <w:p>
+      <w:proofErr w:type="spellStart"/>
+      <w:r>
+        <w:t>setfacl</w:t>
+      </w:r>
+      <w:proofErr w:type="spellEnd"/>
+      <w:r>
+        <w:t xml:space="preserve"> -m </w:t>
+      </w:r>
+      <w:proofErr w:type="gramStart"/>
+      <w:r>
+        <w:t>u:profesor</w:t>
+      </w:r>
+      <w:proofErr w:type="gramEnd"/>
+      <w:r>
+        <w:t>:rwx /datos</w:t>
+      </w:r>
+    </w:p>
+    <w:p>
+      <w:r>
+        <w:pict w14:anchorId="019D5DA6">
+          <v:rect id="_x0000_i1334" style="width:0;height:1.5pt" o:hralign="center" o:hrstd="t" o:hr="t" fillcolor="#a0a0a0" stroked="f"/>
+        </w:pict>
+      </w:r>
+    </w:p>
+    <w:p>
+      <w:pPr>
+        <w:rPr>
+          <w:b/>
+          <w:bCs/>
+        </w:rPr>
+      </w:pPr>
+      <w:r>
+        <w:rPr>
+          <w:b/>
+          <w:bCs/>
+        </w:rPr>
+        <w:t>19. Mostrar ACL aplicadas</w:t>
+      </w:r>
+    </w:p>
+    <w:p>
+      <w:proofErr w:type="spellStart"/>
+      <w:r>
+        <w:t>getfacl</w:t>
+      </w:r>
+      <w:proofErr w:type="spellEnd"/>
+      <w:r>
+        <w:t xml:space="preserve"> /datos</w:t>
+      </w:r>
+    </w:p>
+    <w:p>
+      <w:r>
+        <w:pict w14:anchorId="0D1E6912">
+          <v:rect id="_x0000_i1335" style="width:0;height:1.5pt" o:hralign="center" o:hrstd="t" o:hr="t" fillcolor="#a0a0a0" stroked="f"/>
+        </w:pict>
+      </w:r>
+    </w:p>
+    <w:p>
+      <w:pPr>
+        <w:rPr>
+          <w:b/>
+          <w:bCs/>
+        </w:rPr>
+      </w:pPr>
+      <w:r>
+        <w:rPr>
+          <w:b/>
+          <w:bCs/>
+        </w:rPr>
         <w:t>20. Detectar intentos sospechosos de sudo</w:t>
       </w:r>
     </w:p>
@@ -34825,7 +34816,7 @@
     <w:p>
       <w:r>
         <w:pict w14:anchorId="62B1A11E">
-          <v:rect id="_x0000_i1334" style="width:0;height:1.5pt" o:hralign="center" o:hrstd="t" o:hr="t" fillcolor="#a0a0a0" stroked="f"/>
+          <v:rect id="_x0000_i1336" style="width:0;height:1.5pt" o:hralign="center" o:hrstd="t" o:hr="t" fillcolor="#a0a0a0" stroked="f"/>
         </w:pict>
       </w:r>
     </w:p>
@@ -34915,7 +34906,7 @@
     <w:p>
       <w:r>
         <w:pict w14:anchorId="537EEF79">
-          <v:rect id="_x0000_i1335" style="width:0;height:1.5pt" o:hralign="center" o:hrstd="t" o:hr="t" fillcolor="#a0a0a0" stroked="f"/>
+          <v:rect id="_x0000_i1337" style="width:0;height:1.5pt" o:hralign="center" o:hrstd="t" o:hr="t" fillcolor="#a0a0a0" stroked="f"/>
         </w:pict>
       </w:r>
     </w:p>
@@ -34950,7 +34941,7 @@
     <w:p>
       <w:r>
         <w:pict w14:anchorId="47B5E8F2">
-          <v:rect id="_x0000_i1336" style="width:0;height:1.5pt" o:hralign="center" o:hrstd="t" o:hr="t" fillcolor="#a0a0a0" stroked="f"/>
+          <v:rect id="_x0000_i1338" style="width:0;height:1.5pt" o:hralign="center" o:hrstd="t" o:hr="t" fillcolor="#a0a0a0" stroked="f"/>
         </w:pict>
       </w:r>
     </w:p>
@@ -35024,89 +35015,6 @@
     <w:p>
       <w:r>
         <w:pict w14:anchorId="28B66CA6">
-          <v:rect id="_x0000_i1337" style="width:0;height:1.5pt" o:hralign="center" o:hrstd="t" o:hr="t" fillcolor="#a0a0a0" stroked="f"/>
-        </w:pict>
-      </w:r>
-    </w:p>
-    <w:p>
-      <w:pPr>
-        <w:rPr>
-          <w:b/>
-          <w:bCs/>
-        </w:rPr>
-      </w:pPr>
-      <w:r>
-        <w:rPr>
-          <w:b/>
-          <w:bCs/>
-        </w:rPr>
-        <w:t xml:space="preserve">24. Crear perfil </w:t>
-      </w:r>
-      <w:proofErr w:type="spellStart"/>
-      <w:r>
-        <w:rPr>
-          <w:b/>
-          <w:bCs/>
-        </w:rPr>
-        <w:t>AppArmor</w:t>
-      </w:r>
-      <w:proofErr w:type="spellEnd"/>
-      <w:r>
-        <w:rPr>
-          <w:b/>
-          <w:bCs/>
-        </w:rPr>
-        <w:t xml:space="preserve"> personalizado</w:t>
-      </w:r>
-    </w:p>
-    <w:p>
-      <w:r>
-        <w:t>(para FP puede ser solo simulado)</w:t>
-      </w:r>
-    </w:p>
-    <w:p>
-      <w:r>
-        <w:pict w14:anchorId="7972E2E2">
-          <v:rect id="_x0000_i1338" style="width:0;height:1.5pt" o:hralign="center" o:hrstd="t" o:hr="t" fillcolor="#a0a0a0" stroked="f"/>
-        </w:pict>
-      </w:r>
-    </w:p>
-    <w:p>
-      <w:pPr>
-        <w:rPr>
-          <w:b/>
-          <w:bCs/>
-        </w:rPr>
-      </w:pPr>
-      <w:r>
-        <w:rPr>
-          <w:b/>
-          <w:bCs/>
-        </w:rPr>
-        <w:t>25. Comprobar si algún servicio escucha en puertos peligrosos</w:t>
-      </w:r>
-    </w:p>
-    <w:p>
-      <w:proofErr w:type="spellStart"/>
-      <w:r>
-        <w:t>ss</w:t>
-      </w:r>
-      <w:proofErr w:type="spellEnd"/>
-      <w:r>
-        <w:t xml:space="preserve"> -</w:t>
-      </w:r>
-      <w:proofErr w:type="spellStart"/>
-      <w:r>
-        <w:t>tulnp</w:t>
-      </w:r>
-      <w:proofErr w:type="spellEnd"/>
-      <w:r>
-        <w:t xml:space="preserve"> | grep -E "21|23|139|445"</w:t>
-      </w:r>
-    </w:p>
-    <w:p>
-      <w:r>
-        <w:pict w14:anchorId="4776FC5A">
           <v:rect id="_x0000_i1339" style="width:0;height:1.5pt" o:hralign="center" o:hrstd="t" o:hr="t" fillcolor="#a0a0a0" stroked="f"/>
         </w:pict>
       </w:r>
@@ -35123,43 +35031,33 @@
           <w:b/>
           <w:bCs/>
         </w:rPr>
-        <w:t>26. Detectar archivos con permisos 777</w:t>
-      </w:r>
-    </w:p>
-    <w:p>
-      <w:proofErr w:type="spellStart"/>
-      <w:r>
-        <w:t>find</w:t>
-      </w:r>
-      <w:proofErr w:type="spellEnd"/>
-      <w:r>
-        <w:t xml:space="preserve"> / -</w:t>
-      </w:r>
-      <w:proofErr w:type="spellStart"/>
-      <w:r>
-        <w:t>perm</w:t>
-      </w:r>
-      <w:proofErr w:type="spellEnd"/>
-      <w:r>
-        <w:t xml:space="preserve"> 777 2&gt;/</w:t>
-      </w:r>
-      <w:proofErr w:type="spellStart"/>
-      <w:r>
-        <w:t>dev</w:t>
-      </w:r>
-      <w:proofErr w:type="spellEnd"/>
-      <w:r>
-        <w:t>/</w:t>
-      </w:r>
-      <w:proofErr w:type="spellStart"/>
-      <w:r>
-        <w:t>null</w:t>
-      </w:r>
-      <w:proofErr w:type="spellEnd"/>
-    </w:p>
-    <w:p>
-      <w:r>
-        <w:pict w14:anchorId="3ABBD31A">
+        <w:t xml:space="preserve">24. Crear perfil </w:t>
+      </w:r>
+      <w:proofErr w:type="spellStart"/>
+      <w:r>
+        <w:rPr>
+          <w:b/>
+          <w:bCs/>
+        </w:rPr>
+        <w:t>AppArmor</w:t>
+      </w:r>
+      <w:proofErr w:type="spellEnd"/>
+      <w:r>
+        <w:rPr>
+          <w:b/>
+          <w:bCs/>
+        </w:rPr>
+        <w:t xml:space="preserve"> personalizado</w:t>
+      </w:r>
+    </w:p>
+    <w:p>
+      <w:r>
+        <w:t>(para FP puede ser solo simulado)</w:t>
+      </w:r>
+    </w:p>
+    <w:p>
+      <w:r>
+        <w:pict w14:anchorId="7972E2E2">
           <v:rect id="_x0000_i1340" style="width:0;height:1.5pt" o:hralign="center" o:hrstd="t" o:hr="t" fillcolor="#a0a0a0" stroked="f"/>
         </w:pict>
       </w:r>
@@ -35176,43 +35074,30 @@
           <w:b/>
           <w:bCs/>
         </w:rPr>
-        <w:t>27. Detectar archivos sin dueño</w:t>
-      </w:r>
-    </w:p>
-    <w:p>
-      <w:proofErr w:type="spellStart"/>
-      <w:r>
-        <w:t>find</w:t>
-      </w:r>
-      <w:proofErr w:type="spellEnd"/>
-      <w:r>
-        <w:t xml:space="preserve"> / -</w:t>
-      </w:r>
-      <w:proofErr w:type="spellStart"/>
-      <w:r>
-        <w:t>nouser</w:t>
-      </w:r>
-      <w:proofErr w:type="spellEnd"/>
-      <w:r>
-        <w:t xml:space="preserve"> 2&gt;/</w:t>
-      </w:r>
-      <w:proofErr w:type="spellStart"/>
-      <w:r>
-        <w:t>dev</w:t>
-      </w:r>
-      <w:proofErr w:type="spellEnd"/>
-      <w:r>
-        <w:t>/</w:t>
-      </w:r>
-      <w:proofErr w:type="spellStart"/>
-      <w:r>
-        <w:t>null</w:t>
-      </w:r>
-      <w:proofErr w:type="spellEnd"/>
-    </w:p>
-    <w:p>
-      <w:r>
-        <w:pict w14:anchorId="529E4E15">
+        <w:t>25. Comprobar si algún servicio escucha en puertos peligrosos</w:t>
+      </w:r>
+    </w:p>
+    <w:p>
+      <w:proofErr w:type="spellStart"/>
+      <w:r>
+        <w:t>ss</w:t>
+      </w:r>
+      <w:proofErr w:type="spellEnd"/>
+      <w:r>
+        <w:t xml:space="preserve"> -</w:t>
+      </w:r>
+      <w:proofErr w:type="spellStart"/>
+      <w:r>
+        <w:t>tulnp</w:t>
+      </w:r>
+      <w:proofErr w:type="spellEnd"/>
+      <w:r>
+        <w:t xml:space="preserve"> | grep -E "21|23|139|445"</w:t>
+      </w:r>
+    </w:p>
+    <w:p>
+      <w:r>
+        <w:pict w14:anchorId="4776FC5A">
           <v:rect id="_x0000_i1341" style="width:0;height:1.5pt" o:hralign="center" o:hrstd="t" o:hr="t" fillcolor="#a0a0a0" stroked="f"/>
         </w:pict>
       </w:r>
@@ -35229,6 +35114,112 @@
           <w:b/>
           <w:bCs/>
         </w:rPr>
+        <w:t>26. Detectar archivos con permisos 777</w:t>
+      </w:r>
+    </w:p>
+    <w:p>
+      <w:proofErr w:type="spellStart"/>
+      <w:r>
+        <w:t>find</w:t>
+      </w:r>
+      <w:proofErr w:type="spellEnd"/>
+      <w:r>
+        <w:t xml:space="preserve"> / -</w:t>
+      </w:r>
+      <w:proofErr w:type="spellStart"/>
+      <w:r>
+        <w:t>perm</w:t>
+      </w:r>
+      <w:proofErr w:type="spellEnd"/>
+      <w:r>
+        <w:t xml:space="preserve"> 777 2&gt;/</w:t>
+      </w:r>
+      <w:proofErr w:type="spellStart"/>
+      <w:r>
+        <w:t>dev</w:t>
+      </w:r>
+      <w:proofErr w:type="spellEnd"/>
+      <w:r>
+        <w:t>/</w:t>
+      </w:r>
+      <w:proofErr w:type="spellStart"/>
+      <w:r>
+        <w:t>null</w:t>
+      </w:r>
+      <w:proofErr w:type="spellEnd"/>
+    </w:p>
+    <w:p>
+      <w:r>
+        <w:pict w14:anchorId="3ABBD31A">
+          <v:rect id="_x0000_i1342" style="width:0;height:1.5pt" o:hralign="center" o:hrstd="t" o:hr="t" fillcolor="#a0a0a0" stroked="f"/>
+        </w:pict>
+      </w:r>
+    </w:p>
+    <w:p>
+      <w:pPr>
+        <w:rPr>
+          <w:b/>
+          <w:bCs/>
+        </w:rPr>
+      </w:pPr>
+      <w:r>
+        <w:rPr>
+          <w:b/>
+          <w:bCs/>
+        </w:rPr>
+        <w:t>27. Detectar archivos sin dueño</w:t>
+      </w:r>
+    </w:p>
+    <w:p>
+      <w:proofErr w:type="spellStart"/>
+      <w:r>
+        <w:t>find</w:t>
+      </w:r>
+      <w:proofErr w:type="spellEnd"/>
+      <w:r>
+        <w:t xml:space="preserve"> / -</w:t>
+      </w:r>
+      <w:proofErr w:type="spellStart"/>
+      <w:r>
+        <w:t>nouser</w:t>
+      </w:r>
+      <w:proofErr w:type="spellEnd"/>
+      <w:r>
+        <w:t xml:space="preserve"> 2&gt;/</w:t>
+      </w:r>
+      <w:proofErr w:type="spellStart"/>
+      <w:r>
+        <w:t>dev</w:t>
+      </w:r>
+      <w:proofErr w:type="spellEnd"/>
+      <w:r>
+        <w:t>/</w:t>
+      </w:r>
+      <w:proofErr w:type="spellStart"/>
+      <w:r>
+        <w:t>null</w:t>
+      </w:r>
+      <w:proofErr w:type="spellEnd"/>
+    </w:p>
+    <w:p>
+      <w:r>
+        <w:pict w14:anchorId="529E4E15">
+          <v:rect id="_x0000_i1343" style="width:0;height:1.5pt" o:hralign="center" o:hrstd="t" o:hr="t" fillcolor="#a0a0a0" stroked="f"/>
+        </w:pict>
+      </w:r>
+    </w:p>
+    <w:p>
+      <w:pPr>
+        <w:rPr>
+          <w:b/>
+          <w:bCs/>
+        </w:rPr>
+      </w:pPr>
+      <w:r>
+        <w:rPr>
+          <w:b/>
+          <w:bCs/>
+        </w:rPr>
         <w:t xml:space="preserve">28. Crear backup del archivo </w:t>
       </w:r>
       <w:proofErr w:type="spellStart"/>
@@ -35302,7 +35293,7 @@
     <w:p>
       <w:r>
         <w:pict w14:anchorId="1E2659F7">
-          <v:rect id="_x0000_i1342" style="width:0;height:1.5pt" o:hralign="center" o:hrstd="t" o:hr="t" fillcolor="#a0a0a0" stroked="f"/>
+          <v:rect id="_x0000_i1344" style="width:0;height:1.5pt" o:hralign="center" o:hrstd="t" o:hr="t" fillcolor="#a0a0a0" stroked="f"/>
         </w:pict>
       </w:r>
     </w:p>
@@ -35385,7 +35376,7 @@
     <w:p>
       <w:r>
         <w:pict w14:anchorId="40562682">
-          <v:rect id="_x0000_i1343" style="width:0;height:1.5pt" o:hralign="center" o:hrstd="t" o:hr="t" fillcolor="#a0a0a0" stroked="f"/>
+          <v:rect id="_x0000_i1345" style="width:0;height:1.5pt" o:hralign="center" o:hrstd="t" o:hr="t" fillcolor="#a0a0a0" stroked="f"/>
         </w:pict>
       </w:r>
     </w:p>
@@ -35412,7 +35403,7 @@
     <w:p>
       <w:r>
         <w:pict w14:anchorId="44101188">
-          <v:rect id="_x0000_i1344" style="width:0;height:1.5pt" o:hralign="center" o:hrstd="t" o:hr="t" fillcolor="#a0a0a0" stroked="f"/>
+          <v:rect id="_x0000_i1346" style="width:0;height:1.5pt" o:hralign="center" o:hrstd="t" o:hr="t" fillcolor="#a0a0a0" stroked="f"/>
         </w:pict>
       </w:r>
     </w:p>
@@ -35462,7 +35453,7 @@
     <w:p>
       <w:r>
         <w:pict w14:anchorId="377D731C">
-          <v:rect id="_x0000_i1345" style="width:0;height:1.5pt" o:hralign="center" o:hrstd="t" o:hr="t" fillcolor="#a0a0a0" stroked="f"/>
+          <v:rect id="_x0000_i1347" style="width:0;height:1.5pt" o:hralign="center" o:hrstd="t" o:hr="t" fillcolor="#a0a0a0" stroked="f"/>
         </w:pict>
       </w:r>
     </w:p>
@@ -35767,7 +35758,7 @@
     <w:p>
       <w:r>
         <w:pict w14:anchorId="62B5D7CE">
-          <v:rect id="_x0000_i1346" style="width:0;height:1.5pt" o:hralign="center" o:hrstd="t" o:hr="t" fillcolor="#a0a0a0" stroked="f"/>
+          <v:rect id="_x0000_i1348" style="width:0;height:1.5pt" o:hralign="center" o:hrstd="t" o:hr="t" fillcolor="#a0a0a0" stroked="f"/>
         </w:pict>
       </w:r>
     </w:p>
@@ -35788,7 +35779,7 @@
     <w:p>
       <w:r>
         <w:pict w14:anchorId="2337EA3C">
-          <v:rect id="_x0000_i1347" style="width:0;height:1.5pt" o:hralign="center" o:hrstd="t" o:hr="t" fillcolor="#a0a0a0" stroked="f"/>
+          <v:rect id="_x0000_i1349" style="width:0;height:1.5pt" o:hralign="center" o:hrstd="t" o:hr="t" fillcolor="#a0a0a0" stroked="f"/>
         </w:pict>
       </w:r>
     </w:p>
@@ -35963,7 +35954,7 @@
     <w:p>
       <w:r>
         <w:pict w14:anchorId="3321BFB6">
-          <v:rect id="_x0000_i1348" style="width:0;height:1.5pt" o:hralign="center" o:hrstd="t" o:hr="t" fillcolor="#a0a0a0" stroked="f"/>
+          <v:rect id="_x0000_i1350" style="width:0;height:1.5pt" o:hralign="center" o:hrstd="t" o:hr="t" fillcolor="#a0a0a0" stroked="f"/>
         </w:pict>
       </w:r>
     </w:p>
@@ -36094,7 +36085,7 @@
     <w:p>
       <w:r>
         <w:pict w14:anchorId="30C480A2">
-          <v:rect id="_x0000_i1349" style="width:0;height:1.5pt" o:hralign="center" o:hrstd="t" o:hr="t" fillcolor="#a0a0a0" stroked="f"/>
+          <v:rect id="_x0000_i1351" style="width:0;height:1.5pt" o:hralign="center" o:hrstd="t" o:hr="t" fillcolor="#a0a0a0" stroked="f"/>
         </w:pict>
       </w:r>
     </w:p>
@@ -36124,7 +36115,7 @@
     <w:p>
       <w:r>
         <w:pict w14:anchorId="7D87A6AE">
-          <v:rect id="_x0000_i1350" style="width:0;height:1.5pt" o:hralign="center" o:hrstd="t" o:hr="t" fillcolor="#a0a0a0" stroked="f"/>
+          <v:rect id="_x0000_i1352" style="width:0;height:1.5pt" o:hralign="center" o:hrstd="t" o:hr="t" fillcolor="#a0a0a0" stroked="f"/>
         </w:pict>
       </w:r>
     </w:p>
@@ -36447,7 +36438,7 @@
     <w:p>
       <w:r>
         <w:pict w14:anchorId="58126DA0">
-          <v:rect id="_x0000_i1351" style="width:0;height:1.5pt" o:hralign="center" o:hrstd="t" o:hr="t" fillcolor="#a0a0a0" stroked="f"/>
+          <v:rect id="_x0000_i1353" style="width:0;height:1.5pt" o:hralign="center" o:hrstd="t" o:hr="t" fillcolor="#a0a0a0" stroked="f"/>
         </w:pict>
       </w:r>
     </w:p>
@@ -36759,7 +36750,7 @@
     <w:p>
       <w:r>
         <w:pict w14:anchorId="56047C40">
-          <v:rect id="_x0000_i1352" style="width:0;height:1.5pt" o:hralign="center" o:hrstd="t" o:hr="t" fillcolor="#a0a0a0" stroked="f"/>
+          <v:rect id="_x0000_i1354" style="width:0;height:1.5pt" o:hralign="center" o:hrstd="t" o:hr="t" fillcolor="#a0a0a0" stroked="f"/>
         </w:pict>
       </w:r>
     </w:p>
@@ -36970,7 +36961,7 @@
     <w:p>
       <w:r>
         <w:pict w14:anchorId="051F7706">
-          <v:rect id="_x0000_i1353" style="width:0;height:1.5pt" o:hralign="center" o:hrstd="t" o:hr="t" fillcolor="#a0a0a0" stroked="f"/>
+          <v:rect id="_x0000_i1355" style="width:0;height:1.5pt" o:hralign="center" o:hrstd="t" o:hr="t" fillcolor="#a0a0a0" stroked="f"/>
         </w:pict>
       </w:r>
     </w:p>
@@ -37259,7 +37250,7 @@
     <w:p>
       <w:r>
         <w:pict w14:anchorId="2325D781">
-          <v:rect id="_x0000_i1354" style="width:0;height:1.5pt" o:hralign="center" o:hrstd="t" o:hr="t" fillcolor="#a0a0a0" stroked="f"/>
+          <v:rect id="_x0000_i1356" style="width:0;height:1.5pt" o:hralign="center" o:hrstd="t" o:hr="t" fillcolor="#a0a0a0" stroked="f"/>
         </w:pict>
       </w:r>
     </w:p>
@@ -37537,7 +37528,7 @@
     <w:p>
       <w:r>
         <w:pict w14:anchorId="7DC93DC9">
-          <v:rect id="_x0000_i1355" style="width:0;height:1.5pt" o:hralign="center" o:hrstd="t" o:hr="t" fillcolor="#a0a0a0" stroked="f"/>
+          <v:rect id="_x0000_i1357" style="width:0;height:1.5pt" o:hralign="center" o:hrstd="t" o:hr="t" fillcolor="#a0a0a0" stroked="f"/>
         </w:pict>
       </w:r>
     </w:p>
@@ -37785,7 +37776,7 @@
     <w:p>
       <w:r>
         <w:pict w14:anchorId="2C5444A0">
-          <v:rect id="_x0000_i1356" style="width:0;height:1.5pt" o:hralign="center" o:hrstd="t" o:hr="t" fillcolor="#a0a0a0" stroked="f"/>
+          <v:rect id="_x0000_i1358" style="width:0;height:1.5pt" o:hralign="center" o:hrstd="t" o:hr="t" fillcolor="#a0a0a0" stroked="f"/>
         </w:pict>
       </w:r>
     </w:p>
@@ -38004,7 +37995,7 @@
     <w:p>
       <w:r>
         <w:pict w14:anchorId="37D98AAA">
-          <v:rect id="_x0000_i1357" style="width:0;height:1.5pt" o:hralign="center" o:hrstd="t" o:hr="t" fillcolor="#a0a0a0" stroked="f"/>
+          <v:rect id="_x0000_i1359" style="width:0;height:1.5pt" o:hralign="center" o:hrstd="t" o:hr="t" fillcolor="#a0a0a0" stroked="f"/>
         </w:pict>
       </w:r>
     </w:p>
@@ -38567,7 +38558,7 @@
     <w:p>
       <w:r>
         <w:pict w14:anchorId="5F397053">
-          <v:rect id="_x0000_i1394" style="width:0;height:1.5pt" o:hralign="center" o:hrstd="t" o:hr="t" fillcolor="#a0a0a0" stroked="f"/>
+          <v:rect id="_x0000_i1360" style="width:0;height:1.5pt" o:hralign="center" o:hrstd="t" o:hr="t" fillcolor="#a0a0a0" stroked="f"/>
         </w:pict>
       </w:r>
     </w:p>
@@ -38664,7 +38655,7 @@
     <w:p>
       <w:r>
         <w:pict w14:anchorId="39970E39">
-          <v:rect id="_x0000_i1395" style="width:0;height:1.5pt" o:hralign="center" o:hrstd="t" o:hr="t" fillcolor="#a0a0a0" stroked="f"/>
+          <v:rect id="_x0000_i1361" style="width:0;height:1.5pt" o:hralign="center" o:hrstd="t" o:hr="t" fillcolor="#a0a0a0" stroked="f"/>
         </w:pict>
       </w:r>
     </w:p>
@@ -38795,7 +38786,7 @@
     <w:p>
       <w:r>
         <w:pict w14:anchorId="73097406">
-          <v:rect id="_x0000_i1396" style="width:0;height:1.5pt" o:hralign="center" o:hrstd="t" o:hr="t" fillcolor="#a0a0a0" stroked="f"/>
+          <v:rect id="_x0000_i1362" style="width:0;height:1.5pt" o:hralign="center" o:hrstd="t" o:hr="t" fillcolor="#a0a0a0" stroked="f"/>
         </w:pict>
       </w:r>
     </w:p>
@@ -38854,7 +38845,7 @@
     <w:p>
       <w:r>
         <w:pict w14:anchorId="4CB509C8">
-          <v:rect id="_x0000_i1397" style="width:0;height:1.5pt" o:hralign="center" o:hrstd="t" o:hr="t" fillcolor="#a0a0a0" stroked="f"/>
+          <v:rect id="_x0000_i1363" style="width:0;height:1.5pt" o:hralign="center" o:hrstd="t" o:hr="t" fillcolor="#a0a0a0" stroked="f"/>
         </w:pict>
       </w:r>
     </w:p>
@@ -38891,7 +38882,7 @@
     <w:p>
       <w:r>
         <w:pict w14:anchorId="58452462">
-          <v:rect id="_x0000_i1398" style="width:0;height:1.5pt" o:hralign="center" o:hrstd="t" o:hr="t" fillcolor="#a0a0a0" stroked="f"/>
+          <v:rect id="_x0000_i1364" style="width:0;height:1.5pt" o:hralign="center" o:hrstd="t" o:hr="t" fillcolor="#a0a0a0" stroked="f"/>
         </w:pict>
       </w:r>
     </w:p>
@@ -39008,7 +38999,7 @@
     <w:p>
       <w:r>
         <w:pict w14:anchorId="6F919E90">
-          <v:rect id="_x0000_i1399" style="width:0;height:1.5pt" o:hralign="center" o:hrstd="t" o:hr="t" fillcolor="#a0a0a0" stroked="f"/>
+          <v:rect id="_x0000_i1365" style="width:0;height:1.5pt" o:hralign="center" o:hrstd="t" o:hr="t" fillcolor="#a0a0a0" stroked="f"/>
         </w:pict>
       </w:r>
     </w:p>
@@ -54229,6 +54220,7 @@
   <w:style w:type="character" w:default="1" w:styleId="Fuentedeprrafopredeter">
     <w:name w:val="Default Paragraph Font"/>
     <w:uiPriority w:val="1"/>
+    <w:semiHidden/>
     <w:unhideWhenUsed/>
   </w:style>
   <w:style w:type="table" w:default="1" w:styleId="Tablanormal">

--- a/MF0490_3 Gestión de servicios en el sistema informático/AMPLIACIONES/CURSO DE LINUX/Curso de Linux.docx
+++ b/MF0490_3 Gestión de servicios en el sistema informático/AMPLIACIONES/CURSO DE LINUX/Curso de Linux.docx
@@ -20831,6 +20831,22 @@
     </w:p>
     <w:p>
       <w:pPr>
+        <w:rPr>
+          <w:b/>
+          <w:bCs/>
+          <w:u w:val="single"/>
+        </w:rPr>
+      </w:pPr>
+      <w:r>
+        <w:rPr>
+          <w:b/>
+          <w:bCs/>
+        </w:rPr>
+        <w:t>Es un proceso que ya ha terminado de ejecutarse pero todavía aparece en el sistema como pendiente de ser eliminado</w:t>
+      </w:r>
+    </w:p>
+    <w:p>
+      <w:pPr>
         <w:pStyle w:val="Prrafodelista"/>
         <w:numPr>
           <w:ilvl w:val="0"/>
@@ -21419,6 +21435,7 @@
         <w:rPr>
           <w:lang w:val="en-GB"/>
         </w:rPr>
+        <w:lastRenderedPageBreak/>
         <w:t>sudo</w:t>
       </w:r>
       <w:proofErr w:type="spellEnd"/>
@@ -21491,7 +21508,6 @@
           <w:b/>
           <w:bCs/>
         </w:rPr>
-        <w:lastRenderedPageBreak/>
         <w:t>30. Ver el log en tiempo real</w:t>
       </w:r>
     </w:p>
@@ -21885,6 +21901,7 @@
     </w:p>
     <w:p>
       <w:r>
+        <w:lastRenderedPageBreak/>
         <w:t>Pega esto:</w:t>
       </w:r>
     </w:p>
@@ -22553,6 +22570,7 @@
           <w:szCs w:val="20"/>
           <w:lang w:val="en-GB"/>
         </w:rPr>
+        <w:lastRenderedPageBreak/>
         <w:t>Type=simple</w:t>
       </w:r>
     </w:p>
@@ -22653,7 +22671,6 @@
           <w:szCs w:val="20"/>
           <w:lang w:val="en-GB"/>
         </w:rPr>
-        <w:lastRenderedPageBreak/>
         <w:t>StandardError</w:t>
       </w:r>
       <w:proofErr w:type="spellEnd"/>
@@ -23101,6 +23118,7 @@
           <w:b/>
           <w:bCs/>
         </w:rPr>
+        <w:lastRenderedPageBreak/>
         <w:t>📘</w:t>
       </w:r>
       <w:r>
@@ -23129,7 +23147,6 @@
           <w:b/>
           <w:bCs/>
         </w:rPr>
-        <w:lastRenderedPageBreak/>
         <w:t>🔹</w:t>
       </w:r>
       <w:r>
@@ -23595,6 +23612,7 @@
         <w:rPr>
           <w:lang w:val="en-GB"/>
         </w:rPr>
+        <w:lastRenderedPageBreak/>
         <w:t xml:space="preserve">      nameservers:</w:t>
       </w:r>
     </w:p>
@@ -23624,7 +23642,6 @@
         <w:rPr>
           <w:lang w:val="en-GB"/>
         </w:rPr>
-        <w:lastRenderedPageBreak/>
         <w:t>Aplicar</w:t>
       </w:r>
       <w:proofErr w:type="spellEnd"/>
@@ -24022,6 +24039,7 @@
         </w:numPr>
       </w:pPr>
       <w:r>
+        <w:lastRenderedPageBreak/>
         <w:t xml:space="preserve">sudo </w:t>
       </w:r>
       <w:proofErr w:type="spellStart"/>
@@ -24064,7 +24082,6 @@
       </w:pPr>
       <w:proofErr w:type="spellStart"/>
       <w:r>
-        <w:lastRenderedPageBreak/>
         <w:t>systemctl</w:t>
       </w:r>
       <w:proofErr w:type="spellEnd"/>
@@ -24481,6 +24498,7 @@
     </w:p>
     <w:p>
       <w:r>
+        <w:lastRenderedPageBreak/>
         <w:t>Interpretación:</w:t>
       </w:r>
     </w:p>
@@ -24510,7 +24528,6 @@
               <w:spacing w:after="160" w:line="278" w:lineRule="auto"/>
             </w:pPr>
             <w:r>
-              <w:lastRenderedPageBreak/>
               <w:t>Funciona</w:t>
             </w:r>
           </w:p>
@@ -25194,6 +25211,7 @@
       </w:pPr>
       <w:proofErr w:type="spellStart"/>
       <w:r>
+        <w:lastRenderedPageBreak/>
         <w:t>hostname</w:t>
       </w:r>
       <w:proofErr w:type="spellEnd"/>
@@ -25210,7 +25228,6 @@
           <w:b/>
           <w:bCs/>
         </w:rPr>
-        <w:lastRenderedPageBreak/>
         <w:t>9. Modificar temporalmente tu IP</w:t>
       </w:r>
     </w:p>
@@ -25750,6 +25767,7 @@
     </w:p>
     <w:p>
       <w:r>
+        <w:lastRenderedPageBreak/>
         <w:pict w14:anchorId="1CD218F7">
           <v:rect id="_x0000_i1230" style="width:0;height:1.5pt" o:hralign="center" o:hrstd="t" o:hr="t" fillcolor="#a0a0a0" stroked="f"/>
         </w:pict>
@@ -25767,7 +25785,6 @@
           <w:b/>
           <w:bCs/>
         </w:rPr>
-        <w:lastRenderedPageBreak/>
         <w:t>18. Bloquear puerto</w:t>
       </w:r>
     </w:p>
@@ -26187,6 +26204,7 @@
         </w:numPr>
       </w:pPr>
       <w:r>
+        <w:lastRenderedPageBreak/>
         <w:t xml:space="preserve">Asignar </w:t>
       </w:r>
       <w:proofErr w:type="spellStart"/>
@@ -26211,7 +26229,6 @@
           <w:b/>
           <w:bCs/>
         </w:rPr>
-        <w:lastRenderedPageBreak/>
         <w:t xml:space="preserve">27. Hacer </w:t>
       </w:r>
       <w:proofErr w:type="spellStart"/>
@@ -26699,6 +26716,7 @@
         </w:numPr>
       </w:pPr>
       <w:r>
+        <w:lastRenderedPageBreak/>
         <w:t>Activar SSH y cambiar puerto.</w:t>
       </w:r>
     </w:p>
@@ -26710,7 +26728,6 @@
         </w:numPr>
       </w:pPr>
       <w:r>
-        <w:lastRenderedPageBreak/>
         <w:t xml:space="preserve">Crear clave pública/privada y desactivar </w:t>
       </w:r>
       <w:proofErr w:type="spellStart"/>
@@ -27036,6 +27053,7 @@
           <w:b/>
           <w:bCs/>
         </w:rPr>
+        <w:lastRenderedPageBreak/>
         <w:t>✔</w:t>
       </w:r>
       <w:r>
@@ -27059,7 +27077,6 @@
           <w:b/>
           <w:bCs/>
         </w:rPr>
-        <w:lastRenderedPageBreak/>
         <w:t>✔</w:t>
       </w:r>
       <w:r>
@@ -27440,6 +27457,7 @@
     </w:p>
     <w:p>
       <w:r>
+        <w:lastRenderedPageBreak/>
         <w:t>Los repositorios están en:</w:t>
       </w:r>
     </w:p>
@@ -27453,7 +27471,6 @@
         <w:rPr>
           <w:lang w:val="en-GB"/>
         </w:rPr>
-        <w:lastRenderedPageBreak/>
         <w:t>/etc/apt/</w:t>
       </w:r>
       <w:proofErr w:type="spellStart"/>
@@ -27863,6 +27880,7 @@
     </w:p>
     <w:p>
       <w:r>
+        <w:lastRenderedPageBreak/>
         <w:t xml:space="preserve">sudo </w:t>
       </w:r>
       <w:proofErr w:type="spellStart"/>
@@ -27889,7 +27907,6 @@
     </w:p>
     <w:p>
       <w:r>
-        <w:lastRenderedPageBreak/>
         <w:pict w14:anchorId="5691DC65">
           <v:rect id="_x0000_i1249" style="width:0;height:1.5pt" o:hralign="center" o:hrstd="t" o:hr="t" fillcolor="#a0a0a0" stroked="f"/>
         </w:pict>
@@ -28437,6 +28454,7 @@
     </w:p>
     <w:p>
       <w:r>
+        <w:lastRenderedPageBreak/>
         <w:t>sudo nano /</w:t>
       </w:r>
       <w:proofErr w:type="spellStart"/>
@@ -28473,7 +28491,6 @@
           <w:b/>
           <w:bCs/>
         </w:rPr>
-        <w:lastRenderedPageBreak/>
         <w:t>12. Comprobar repositorios activos</w:t>
       </w:r>
     </w:p>
@@ -29041,12 +29058,12 @@
           <w:b/>
           <w:bCs/>
         </w:rPr>
+        <w:lastRenderedPageBreak/>
         <w:t>23. Bloquear actualizaciones de un paquete</w:t>
       </w:r>
     </w:p>
     <w:p>
       <w:r>
-        <w:lastRenderedPageBreak/>
         <w:t xml:space="preserve">sudo </w:t>
       </w:r>
       <w:proofErr w:type="spellStart"/>
@@ -29539,6 +29556,7 @@
           <w:b/>
           <w:bCs/>
         </w:rPr>
+        <w:lastRenderedPageBreak/>
         <w:t>Instalar 5 programas</w:t>
       </w:r>
       <w:r>
@@ -29593,7 +29611,6 @@
           <w:b/>
           <w:bCs/>
         </w:rPr>
-        <w:lastRenderedPageBreak/>
         <w:t>Instalar 2 paquetes SNAP</w:t>
       </w:r>
     </w:p>
@@ -29925,6 +29942,7 @@
     </w:p>
     <w:p>
       <w:r>
+        <w:lastRenderedPageBreak/>
         <w:t xml:space="preserve">Un </w:t>
       </w:r>
       <w:r>
@@ -29940,7 +29958,6 @@
     </w:p>
     <w:p>
       <w:r>
-        <w:lastRenderedPageBreak/>
         <w:t>Son esenciales para:</w:t>
       </w:r>
     </w:p>
@@ -30191,6 +30208,7 @@
         </w:numPr>
       </w:pPr>
       <w:r>
+        <w:lastRenderedPageBreak/>
         <w:t>$0 → nombre del script</w:t>
       </w:r>
     </w:p>
@@ -30213,7 +30231,6 @@
         </w:numPr>
       </w:pPr>
       <w:r>
-        <w:lastRenderedPageBreak/>
         <w:t>$# → cantidad de argumentos</w:t>
       </w:r>
     </w:p>
@@ -30626,6 +30643,7 @@
     </w:p>
     <w:p>
       <w:r>
+        <w:lastRenderedPageBreak/>
         <w:pict w14:anchorId="778355B0">
           <v:rect id="_x0000_i1261" style="width:0;height:1.5pt" o:hralign="center" o:hrstd="t" o:hr="t" fillcolor="#a0a0a0" stroked="f"/>
         </w:pict>
@@ -30657,7 +30675,6 @@
     <w:p>
       <w:proofErr w:type="gramStart"/>
       <w:r>
-        <w:lastRenderedPageBreak/>
         <w:t>saludar(</w:t>
       </w:r>
       <w:proofErr w:type="gramEnd"/>
@@ -30915,6 +30932,7 @@
     </w:p>
     <w:p>
       <w:r>
+        <w:lastRenderedPageBreak/>
         <w:pict w14:anchorId="2523D03A">
           <v:rect id="_x0000_i1267" style="width:0;height:1.5pt" o:hralign="center" o:hrstd="t" o:hr="t" fillcolor="#a0a0a0" stroked="f"/>
         </w:pict>
@@ -30937,7 +30955,6 @@
     </w:p>
     <w:p>
       <w:r>
-        <w:lastRenderedPageBreak/>
         <w:t>date</w:t>
       </w:r>
     </w:p>
@@ -31236,6 +31253,7 @@
     </w:p>
     <w:p>
       <w:r>
+        <w:lastRenderedPageBreak/>
         <w:t xml:space="preserve">Usar </w:t>
       </w:r>
       <w:proofErr w:type="spellStart"/>
@@ -31275,7 +31293,6 @@
           <w:b/>
           <w:bCs/>
         </w:rPr>
-        <w:lastRenderedPageBreak/>
         <w:t>✅</w:t>
       </w:r>
       <w:r>
@@ -31623,6 +31640,7 @@
     </w:p>
     <w:p>
       <w:r>
+        <w:lastRenderedPageBreak/>
         <w:t>Hacer ping a 8.8.8.8.</w:t>
       </w:r>
     </w:p>
@@ -31646,7 +31664,6 @@
           <w:b/>
           <w:bCs/>
         </w:rPr>
-        <w:lastRenderedPageBreak/>
         <w:t>✅</w:t>
       </w:r>
       <w:r>
@@ -31993,6 +32010,7 @@
     </w:p>
     <w:p>
       <w:r>
+        <w:lastRenderedPageBreak/>
         <w:pict w14:anchorId="1FD00AF8">
           <v:rect id="_x0000_i1301" style="width:0;height:1.5pt" o:hralign="center" o:hrstd="t" o:hr="t" fillcolor="#a0a0a0" stroked="f"/>
         </w:pict>
@@ -32015,7 +32033,6 @@
     </w:p>
     <w:p>
       <w:r>
-        <w:lastRenderedPageBreak/>
         <w:pict w14:anchorId="0B417C5A">
           <v:rect id="_x0000_i1302" style="width:0;height:1.5pt" o:hralign="center" o:hrstd="t" o:hr="t" fillcolor="#a0a0a0" stroked="f"/>
         </w:pict>
@@ -32318,6 +32335,7 @@
         </w:numPr>
       </w:pPr>
       <w:r>
+        <w:lastRenderedPageBreak/>
         <w:t>Solución a errores</w:t>
       </w:r>
     </w:p>
@@ -32336,7 +32354,6 @@
         <w:rPr>
           <w:rFonts w:ascii="Segoe UI Emoji" w:hAnsi="Segoe UI Emoji" w:cs="Segoe UI Emoji"/>
         </w:rPr>
-        <w:lastRenderedPageBreak/>
         <w:t>🟦</w:t>
       </w:r>
       <w:r>
@@ -32672,6 +32689,7 @@
     </w:p>
     <w:p>
       <w:r>
+        <w:lastRenderedPageBreak/>
         <w:t>Ver paquetes de seguridad:</w:t>
       </w:r>
     </w:p>
@@ -32727,7 +32745,6 @@
           <w:b/>
           <w:bCs/>
         </w:rPr>
-        <w:lastRenderedPageBreak/>
         <w:t>📘</w:t>
       </w:r>
       <w:r>
@@ -33083,6 +33100,7 @@
     </w:p>
     <w:p>
       <w:r>
+        <w:lastRenderedPageBreak/>
         <w:t>/</w:t>
       </w:r>
       <w:proofErr w:type="spellStart"/>
@@ -33141,7 +33159,6 @@
         <w:rPr>
           <w:lang w:val="en-GB"/>
         </w:rPr>
-        <w:lastRenderedPageBreak/>
         <w:t>enabled = true</w:t>
       </w:r>
     </w:p>
@@ -33541,6 +33558,7 @@
         <w:rPr>
           <w:lang w:val="en-GB"/>
         </w:rPr>
+        <w:lastRenderedPageBreak/>
         <w:t>Ver logs:</w:t>
       </w:r>
     </w:p>
@@ -33604,7 +33622,6 @@
         <w:rPr>
           <w:lang w:val="en-GB"/>
         </w:rPr>
-        <w:lastRenderedPageBreak/>
         <w:t>tail -f /var/log/auth.log</w:t>
       </w:r>
     </w:p>
@@ -33978,6 +33995,7 @@
     </w:p>
     <w:p>
       <w:r>
+        <w:lastRenderedPageBreak/>
         <w:pict w14:anchorId="58B72898">
           <v:rect id="_x0000_i1318" style="width:0;height:1.5pt" o:hralign="center" o:hrstd="t" o:hr="t" fillcolor="#a0a0a0" stroked="f"/>
         </w:pict>
@@ -34018,7 +34036,6 @@
     </w:p>
     <w:p>
       <w:r>
-        <w:lastRenderedPageBreak/>
         <w:pict w14:anchorId="059D3D5E">
           <v:rect id="_x0000_i1319" style="width:0;height:1.5pt" o:hralign="center" o:hrstd="t" o:hr="t" fillcolor="#a0a0a0" stroked="f"/>
         </w:pict>
@@ -34447,6 +34464,7 @@
     </w:p>
     <w:p>
       <w:r>
+        <w:lastRenderedPageBreak/>
         <w:pict w14:anchorId="78B5596F">
           <v:rect id="_x0000_i1327" style="width:0;height:1.5pt" o:hralign="center" o:hrstd="t" o:hr="t" fillcolor="#a0a0a0" stroked="f"/>
         </w:pict>
@@ -34506,7 +34524,6 @@
     </w:p>
     <w:p>
       <w:r>
-        <w:lastRenderedPageBreak/>
         <w:pict w14:anchorId="603500BE">
           <v:rect id="_x0000_i1328" style="width:0;height:1.5pt" o:hralign="center" o:hrstd="t" o:hr="t" fillcolor="#a0a0a0" stroked="f"/>
         </w:pict>
@@ -34833,6 +34850,7 @@
           <w:b/>
           <w:bCs/>
         </w:rPr>
+        <w:lastRenderedPageBreak/>
         <w:t>✅</w:t>
       </w:r>
       <w:r>
@@ -34872,7 +34890,6 @@
       </w:pPr>
       <w:proofErr w:type="spellStart"/>
       <w:r>
-        <w:lastRenderedPageBreak/>
         <w:t>failed</w:t>
       </w:r>
       <w:proofErr w:type="spellEnd"/>
@@ -35234,6 +35251,7 @@
     </w:p>
     <w:p>
       <w:r>
+        <w:lastRenderedPageBreak/>
         <w:t xml:space="preserve">sudo </w:t>
       </w:r>
       <w:proofErr w:type="spellStart"/>
@@ -35314,7 +35332,6 @@
     </w:p>
     <w:p>
       <w:r>
-        <w:lastRenderedPageBreak/>
         <w:t>Generar un informe:</w:t>
       </w:r>
     </w:p>
@@ -35600,6 +35617,7 @@
         </w:numPr>
       </w:pPr>
       <w:r>
+        <w:lastRenderedPageBreak/>
         <w:t>máximo 3 intentos</w:t>
       </w:r>
     </w:p>
@@ -35633,7 +35651,6 @@
         </w:numPr>
       </w:pPr>
       <w:r>
-        <w:lastRenderedPageBreak/>
         <w:t>detectar 777</w:t>
       </w:r>
     </w:p>
@@ -35902,6 +35919,7 @@
     </w:p>
     <w:p>
       <w:r>
+        <w:lastRenderedPageBreak/>
         <w:t>El alumno entregará:</w:t>
       </w:r>
     </w:p>
@@ -35947,7 +35965,6 @@
           <w:b/>
           <w:bCs/>
         </w:rPr>
-        <w:lastRenderedPageBreak/>
         <w:t>Logs y scripts desarrollados</w:t>
       </w:r>
     </w:p>
@@ -36360,6 +36377,7 @@
     </w:p>
     <w:p>
       <w:r>
+        <w:lastRenderedPageBreak/>
         <w:t xml:space="preserve">sudo </w:t>
       </w:r>
       <w:proofErr w:type="spellStart"/>
@@ -36407,7 +36425,6 @@
         </w:numPr>
       </w:pPr>
       <w:r>
-        <w:lastRenderedPageBreak/>
         <w:t>versión de Ubuntu</w:t>
       </w:r>
     </w:p>
@@ -36749,6 +36766,7 @@
     </w:p>
     <w:p>
       <w:r>
+        <w:lastRenderedPageBreak/>
         <w:pict w14:anchorId="56047C40">
           <v:rect id="_x0000_i1354" style="width:0;height:1.5pt" o:hralign="center" o:hrstd="t" o:hr="t" fillcolor="#a0a0a0" stroked="f"/>
         </w:pict>
@@ -36803,7 +36821,6 @@
     </w:p>
     <w:p>
       <w:r>
-        <w:lastRenderedPageBreak/>
         <w:t>Con DNS propio.</w:t>
       </w:r>
     </w:p>
@@ -37229,6 +37246,7 @@
         </w:numPr>
       </w:pPr>
       <w:r>
+        <w:lastRenderedPageBreak/>
         <w:t>cambiar puerto</w:t>
       </w:r>
     </w:p>
@@ -37267,7 +37285,6 @@
           <w:b/>
           <w:bCs/>
         </w:rPr>
-        <w:lastRenderedPageBreak/>
         <w:t>🟩</w:t>
       </w:r>
       <w:r>
@@ -37623,6 +37640,7 @@
         <w:rPr>
           <w:lang w:val="en-GB"/>
         </w:rPr>
+        <w:lastRenderedPageBreak/>
         <w:t>Invalid user</w:t>
       </w:r>
     </w:p>
@@ -37672,7 +37690,6 @@
     </w:p>
     <w:p>
       <w:r>
-        <w:lastRenderedPageBreak/>
         <w:t>Automatizarlo con cron.</w:t>
       </w:r>
     </w:p>
@@ -38062,6 +38079,7 @@
                 <w:b/>
                 <w:bCs/>
               </w:rPr>
+              <w:lastRenderedPageBreak/>
               <w:t>Área</w:t>
             </w:r>
           </w:p>
@@ -38213,7 +38231,6 @@
           </w:tcPr>
           <w:p>
             <w:r>
-              <w:lastRenderedPageBreak/>
               <w:t>Red y SSH</w:t>
             </w:r>
           </w:p>
@@ -38785,6 +38802,7 @@
     </w:p>
     <w:p>
       <w:r>
+        <w:lastRenderedPageBreak/>
         <w:pict w14:anchorId="73097406">
           <v:rect id="_x0000_i1362" style="width:0;height:1.5pt" o:hralign="center" o:hrstd="t" o:hr="t" fillcolor="#a0a0a0" stroked="f"/>
         </w:pict>
@@ -38825,7 +38843,6 @@
     </w:p>
     <w:p>
       <w:r>
-        <w:lastRenderedPageBreak/>
         <w:t xml:space="preserve">sudo </w:t>
       </w:r>
       <w:proofErr w:type="spellStart"/>

--- a/MF0490_3 Gestión de servicios en el sistema informático/AMPLIACIONES/CURSO DE LINUX/Curso de Linux.docx
+++ b/MF0490_3 Gestión de servicios en el sistema informático/AMPLIACIONES/CURSO DE LINUX/Curso de Linux.docx
@@ -20842,7 +20842,23 @@
           <w:b/>
           <w:bCs/>
         </w:rPr>
-        <w:t>Es un proceso que ya ha terminado de ejecutarse pero todavía aparece en el sistema como pendiente de ser eliminado</w:t>
+        <w:t xml:space="preserve">Es un proceso que ya ha terminado de </w:t>
+      </w:r>
+      <w:proofErr w:type="gramStart"/>
+      <w:r>
+        <w:rPr>
+          <w:b/>
+          <w:bCs/>
+        </w:rPr>
+        <w:t>ejecutarse</w:t>
+      </w:r>
+      <w:proofErr w:type="gramEnd"/>
+      <w:r>
+        <w:rPr>
+          <w:b/>
+          <w:bCs/>
+        </w:rPr>
+        <w:t xml:space="preserve"> pero todavía aparece en el sistema como pendiente de ser eliminado</w:t>
       </w:r>
     </w:p>
     <w:p>
@@ -23076,6 +23092,8 @@
       </w:r>
     </w:p>
     <w:p/>
+    <w:p/>
+    <w:p/>
     <w:p>
       <w:r>
         <w:pict w14:anchorId="2CE62305">
@@ -23091,6 +23109,7 @@
         <w:rPr>
           <w:rFonts w:ascii="Segoe UI Emoji" w:hAnsi="Segoe UI Emoji" w:cs="Segoe UI Emoji"/>
         </w:rPr>
+        <w:lastRenderedPageBreak/>
         <w:t>🟦</w:t>
       </w:r>
       <w:r>
@@ -23118,7 +23137,6 @@
           <w:b/>
           <w:bCs/>
         </w:rPr>
-        <w:lastRenderedPageBreak/>
         <w:t>📘</w:t>
       </w:r>
       <w:r>
@@ -23570,6 +23588,7 @@
         <w:rPr>
           <w:lang w:val="en-GB"/>
         </w:rPr>
+        <w:lastRenderedPageBreak/>
         <w:t xml:space="preserve">      dhcp4: no</w:t>
       </w:r>
     </w:p>
@@ -23612,7 +23631,6 @@
         <w:rPr>
           <w:lang w:val="en-GB"/>
         </w:rPr>
-        <w:lastRenderedPageBreak/>
         <w:t xml:space="preserve">      nameservers:</w:t>
       </w:r>
     </w:p>
@@ -23997,6 +24015,7 @@
     </w:p>
     <w:p>
       <w:r>
+        <w:lastRenderedPageBreak/>
         <w:pict w14:anchorId="3C5DAC8B">
           <v:rect id="_x0000_i1218" style="width:0;height:1.5pt" o:hralign="center" o:hrstd="t" o:hr="t" fillcolor="#a0a0a0" stroked="f"/>
         </w:pict>
@@ -24039,7 +24058,6 @@
         </w:numPr>
       </w:pPr>
       <w:r>
-        <w:lastRenderedPageBreak/>
         <w:t xml:space="preserve">sudo </w:t>
       </w:r>
       <w:proofErr w:type="spellStart"/>
@@ -24452,6 +24470,7 @@
         </w:numPr>
       </w:pPr>
       <w:r>
+        <w:lastRenderedPageBreak/>
         <w:t>Ping a tu IP.</w:t>
       </w:r>
     </w:p>
@@ -24498,7 +24517,6 @@
     </w:p>
     <w:p>
       <w:r>
-        <w:lastRenderedPageBreak/>
         <w:t>Interpretación:</w:t>
       </w:r>
     </w:p>
@@ -25072,6 +25090,7 @@
         <w:rPr>
           <w:lang w:val="en-GB"/>
         </w:rPr>
+        <w:lastRenderedPageBreak/>
         <w:t>traceroute 8.8.8.8</w:t>
       </w:r>
     </w:p>
@@ -25211,7 +25230,6 @@
       </w:pPr>
       <w:proofErr w:type="spellStart"/>
       <w:r>
-        <w:lastRenderedPageBreak/>
         <w:t>hostname</w:t>
       </w:r>
       <w:proofErr w:type="spellEnd"/>
@@ -25666,6 +25684,7 @@
         <w:rPr>
           <w:lang w:val="en-GB"/>
         </w:rPr>
+        <w:lastRenderedPageBreak/>
         <w:t>sudo</w:t>
       </w:r>
       <w:proofErr w:type="spellEnd"/>
@@ -25767,7 +25786,6 @@
     </w:p>
     <w:p>
       <w:r>
-        <w:lastRenderedPageBreak/>
         <w:pict w14:anchorId="1CD218F7">
           <v:rect id="_x0000_i1230" style="width:0;height:1.5pt" o:hralign="center" o:hrstd="t" o:hr="t" fillcolor="#a0a0a0" stroked="f"/>
         </w:pict>
@@ -26055,18 +26073,32 @@
         <w:rPr>
           <w:b/>
           <w:bCs/>
-        </w:rPr>
-      </w:pPr>
-      <w:r>
-        <w:rPr>
-          <w:b/>
-          <w:bCs/>
+          <w:color w:val="EE0000"/>
+        </w:rPr>
+      </w:pPr>
+      <w:r>
+        <w:rPr>
+          <w:b/>
+          <w:bCs/>
+          <w:color w:val="EE0000"/>
         </w:rPr>
         <w:t>23. Forzar autenticación por clave pública</w:t>
       </w:r>
     </w:p>
     <w:p>
-      <w:r>
+      <w:pPr>
+        <w:rPr>
+          <w:b/>
+          <w:bCs/>
+          <w:color w:val="EE0000"/>
+        </w:rPr>
+      </w:pPr>
+      <w:r>
+        <w:rPr>
+          <w:b/>
+          <w:bCs/>
+          <w:color w:val="EE0000"/>
+        </w:rPr>
         <w:t>Modificar:</w:t>
       </w:r>
     </w:p>
@@ -26077,13 +26109,28 @@
           <w:ilvl w:val="0"/>
           <w:numId w:val="102"/>
         </w:numPr>
-      </w:pPr>
-      <w:proofErr w:type="spellStart"/>
-      <w:r>
+        <w:rPr>
+          <w:b/>
+          <w:bCs/>
+          <w:color w:val="EE0000"/>
+        </w:rPr>
+      </w:pPr>
+      <w:proofErr w:type="spellStart"/>
+      <w:r>
+        <w:rPr>
+          <w:b/>
+          <w:bCs/>
+          <w:color w:val="EE0000"/>
+        </w:rPr>
         <w:t>PasswordAuthentication</w:t>
       </w:r>
       <w:proofErr w:type="spellEnd"/>
       <w:r>
+        <w:rPr>
+          <w:b/>
+          <w:bCs/>
+          <w:color w:val="EE0000"/>
+        </w:rPr>
         <w:t xml:space="preserve"> no</w:t>
       </w:r>
     </w:p>
@@ -26116,6 +26163,7 @@
     </w:p>
     <w:p>
       <w:r>
+        <w:lastRenderedPageBreak/>
         <w:pict w14:anchorId="24FF3030">
           <v:rect id="_x0000_i1236" style="width:0;height:1.5pt" o:hralign="center" o:hrstd="t" o:hr="t" fillcolor="#a0a0a0" stroked="f"/>
         </w:pict>
@@ -26204,18 +26252,1072 @@
         </w:numPr>
       </w:pPr>
       <w:r>
+        <w:t xml:space="preserve">Asignar </w:t>
+      </w:r>
+      <w:proofErr w:type="spellStart"/>
+      <w:r>
+        <w:t>IPs</w:t>
+      </w:r>
+      <w:proofErr w:type="spellEnd"/>
+      <w:r>
+        <w:t xml:space="preserve"> manualmente y probar ping entre ellas.</w:t>
+      </w:r>
+    </w:p>
+    <w:p>
+      <w:r>
+        <w:t>Posible solución</w:t>
+      </w:r>
+    </w:p>
+    <w:p>
+      <w:pPr>
+        <w:rPr>
+          <w:b/>
+          <w:bCs/>
+        </w:rPr>
+      </w:pPr>
+      <w:r>
+        <w:rPr>
+          <w:rFonts w:ascii="Segoe UI Emoji" w:hAnsi="Segoe UI Emoji" w:cs="Segoe UI Emoji"/>
+          <w:b/>
+          <w:bCs/>
+        </w:rPr>
+        <w:t>✅</w:t>
+      </w:r>
+      <w:r>
+        <w:rPr>
+          <w:b/>
+          <w:bCs/>
+        </w:rPr>
+        <w:t xml:space="preserve"> Parte A — Preparación (VirtualBox)</w:t>
+      </w:r>
+    </w:p>
+    <w:p>
+      <w:pPr>
+        <w:rPr>
+          <w:b/>
+          <w:bCs/>
+        </w:rPr>
+      </w:pPr>
+      <w:r>
+        <w:rPr>
+          <w:b/>
+          <w:bCs/>
+        </w:rPr>
+        <w:t>1) Crear/usar red “</w:t>
+      </w:r>
+      <w:proofErr w:type="spellStart"/>
+      <w:r>
+        <w:rPr>
+          <w:b/>
+          <w:bCs/>
+        </w:rPr>
+        <w:t>Internal</w:t>
+      </w:r>
+      <w:proofErr w:type="spellEnd"/>
+      <w:r>
+        <w:rPr>
+          <w:b/>
+          <w:bCs/>
+        </w:rPr>
+        <w:t xml:space="preserve"> Network”</w:t>
+      </w:r>
+    </w:p>
+    <w:p>
+      <w:r>
+        <w:t xml:space="preserve">En </w:t>
+      </w:r>
+      <w:r>
+        <w:rPr>
+          <w:b/>
+          <w:bCs/>
+        </w:rPr>
+        <w:t>cada VM</w:t>
+      </w:r>
+      <w:r>
+        <w:t xml:space="preserve"> (Kali/Parrot/Ubuntu):</w:t>
+      </w:r>
+    </w:p>
+    <w:p>
+      <w:pPr>
+        <w:numPr>
+          <w:ilvl w:val="0"/>
+          <w:numId w:val="109"/>
+        </w:numPr>
+      </w:pPr>
+      <w:r>
+        <w:t>Apaga la VM si está encendida.</w:t>
+      </w:r>
+    </w:p>
+    <w:p>
+      <w:pPr>
+        <w:numPr>
+          <w:ilvl w:val="0"/>
+          <w:numId w:val="109"/>
+        </w:numPr>
+      </w:pPr>
+      <w:r>
+        <w:t>Ve a:</w:t>
+      </w:r>
+      <w:r>
+        <w:br/>
+      </w:r>
+      <w:r>
+        <w:rPr>
+          <w:b/>
+          <w:bCs/>
+        </w:rPr>
+        <w:t>VirtualBox → Configuración → Red</w:t>
+      </w:r>
+    </w:p>
+    <w:p>
+      <w:pPr>
+        <w:numPr>
+          <w:ilvl w:val="0"/>
+          <w:numId w:val="109"/>
+        </w:numPr>
+      </w:pPr>
+      <w:r>
+        <w:t xml:space="preserve">En </w:t>
+      </w:r>
+      <w:r>
+        <w:rPr>
+          <w:b/>
+          <w:bCs/>
+        </w:rPr>
+        <w:t>Adaptador 1</w:t>
+      </w:r>
+      <w:r>
+        <w:t>:</w:t>
+      </w:r>
+    </w:p>
+    <w:p>
+      <w:pPr>
+        <w:numPr>
+          <w:ilvl w:val="1"/>
+          <w:numId w:val="109"/>
+        </w:numPr>
+      </w:pPr>
+      <w:r>
+        <w:t xml:space="preserve">Marca </w:t>
+      </w:r>
+      <w:r>
+        <w:rPr>
+          <w:rFonts w:ascii="Segoe UI Emoji" w:hAnsi="Segoe UI Emoji" w:cs="Segoe UI Emoji"/>
+        </w:rPr>
+        <w:t>✅</w:t>
+      </w:r>
+      <w:r>
+        <w:t xml:space="preserve"> </w:t>
+      </w:r>
+      <w:r>
+        <w:rPr>
+          <w:b/>
+          <w:bCs/>
+        </w:rPr>
+        <w:t>Habilitar adaptador de red</w:t>
+      </w:r>
+    </w:p>
+    <w:p>
+      <w:pPr>
+        <w:numPr>
+          <w:ilvl w:val="1"/>
+          <w:numId w:val="109"/>
+        </w:numPr>
+      </w:pPr>
+      <w:r>
+        <w:t xml:space="preserve">Conectado a: </w:t>
+      </w:r>
+      <w:r>
+        <w:rPr>
+          <w:b/>
+          <w:bCs/>
+        </w:rPr>
+        <w:t>Red interna (</w:t>
+      </w:r>
+      <w:proofErr w:type="spellStart"/>
+      <w:r>
+        <w:rPr>
+          <w:b/>
+          <w:bCs/>
+        </w:rPr>
+        <w:t>Internal</w:t>
+      </w:r>
+      <w:proofErr w:type="spellEnd"/>
+      <w:r>
+        <w:rPr>
+          <w:b/>
+          <w:bCs/>
+        </w:rPr>
+        <w:t xml:space="preserve"> Network)</w:t>
+      </w:r>
+    </w:p>
+    <w:p>
+      <w:pPr>
+        <w:numPr>
+          <w:ilvl w:val="1"/>
+          <w:numId w:val="109"/>
+        </w:numPr>
+      </w:pPr>
+      <w:r>
+        <w:t>Nombre: escribe el mismo para todos, por ejemplo:</w:t>
+      </w:r>
+      <w:r>
+        <w:br/>
+      </w:r>
+      <w:r>
+        <w:rPr>
+          <w:b/>
+          <w:bCs/>
+        </w:rPr>
+        <w:t>aula-interna</w:t>
+      </w:r>
+    </w:p>
+    <w:p>
+      <w:pPr>
+        <w:numPr>
+          <w:ilvl w:val="1"/>
+          <w:numId w:val="109"/>
+        </w:numPr>
+      </w:pPr>
+      <w:r>
+        <w:t xml:space="preserve">Modo promiscuo: </w:t>
+      </w:r>
+      <w:r>
+        <w:rPr>
+          <w:b/>
+          <w:bCs/>
+        </w:rPr>
+        <w:t>Denegar</w:t>
+      </w:r>
+    </w:p>
+    <w:p>
+      <w:pPr>
+        <w:numPr>
+          <w:ilvl w:val="1"/>
+          <w:numId w:val="109"/>
+        </w:numPr>
+      </w:pPr>
+      <w:r>
+        <w:t xml:space="preserve">Cable conectado: </w:t>
+      </w:r>
+      <w:r>
+        <w:rPr>
+          <w:rFonts w:ascii="Segoe UI Emoji" w:hAnsi="Segoe UI Emoji" w:cs="Segoe UI Emoji"/>
+        </w:rPr>
+        <w:t>✅</w:t>
+      </w:r>
+    </w:p>
+    <w:p>
+      <w:r>
+        <w:rPr>
+          <w:rFonts w:ascii="Segoe UI Emoji" w:hAnsi="Segoe UI Emoji" w:cs="Segoe UI Emoji"/>
+        </w:rPr>
+        <w:t>📌</w:t>
+      </w:r>
+      <w:r>
+        <w:t xml:space="preserve"> Importantísimo: </w:t>
+      </w:r>
+      <w:r>
+        <w:rPr>
+          <w:b/>
+          <w:bCs/>
+        </w:rPr>
+        <w:t xml:space="preserve">Todas las </w:t>
+      </w:r>
+      <w:proofErr w:type="spellStart"/>
+      <w:r>
+        <w:rPr>
+          <w:b/>
+          <w:bCs/>
+        </w:rPr>
+        <w:t>VMs</w:t>
+      </w:r>
+      <w:proofErr w:type="spellEnd"/>
+      <w:r>
+        <w:rPr>
+          <w:b/>
+          <w:bCs/>
+        </w:rPr>
+        <w:t xml:space="preserve"> deben tener el mismo nombre de red interna</w:t>
+      </w:r>
+      <w:r>
+        <w:t xml:space="preserve"> (aula-interna).</w:t>
+      </w:r>
+    </w:p>
+    <w:p>
+      <w:r>
+        <w:pict w14:anchorId="24113571">
+          <v:rect id="_x0000_i1411" style="width:0;height:1.5pt" o:hralign="center" o:hrstd="t" o:hr="t" fillcolor="#a0a0a0" stroked="f"/>
+        </w:pict>
+      </w:r>
+    </w:p>
+    <w:p>
+      <w:pPr>
+        <w:rPr>
+          <w:b/>
+          <w:bCs/>
+        </w:rPr>
+      </w:pPr>
+      <w:r>
+        <w:rPr>
+          <w:rFonts w:ascii="Segoe UI Emoji" w:hAnsi="Segoe UI Emoji" w:cs="Segoe UI Emoji"/>
+          <w:b/>
+          <w:bCs/>
+        </w:rPr>
+        <w:t>✅</w:t>
+      </w:r>
+      <w:r>
+        <w:rPr>
+          <w:b/>
+          <w:bCs/>
+        </w:rPr>
+        <w:t xml:space="preserve"> Parte B — Direccionamiento IP (manual)</w:t>
+      </w:r>
+    </w:p>
+    <w:p>
+      <w:r>
+        <w:t>Vamos a usar una red privada tipo:</w:t>
+      </w:r>
+    </w:p>
+    <w:p>
+      <w:pPr>
+        <w:numPr>
+          <w:ilvl w:val="0"/>
+          <w:numId w:val="110"/>
+        </w:numPr>
+      </w:pPr>
+      <w:r>
+        <w:t>Red: 192.168.50.0/24</w:t>
+      </w:r>
+    </w:p>
+    <w:p>
+      <w:pPr>
+        <w:numPr>
+          <w:ilvl w:val="0"/>
+          <w:numId w:val="110"/>
+        </w:numPr>
+      </w:pPr>
+      <w:r>
+        <w:t>Máscara: 255.255.255.0</w:t>
+      </w:r>
+    </w:p>
+    <w:p>
+      <w:r>
+        <w:t>Ejemplo de reparto por grupos:</w:t>
+      </w:r>
+    </w:p>
+    <w:p>
+      <w:pPr>
+        <w:numPr>
+          <w:ilvl w:val="0"/>
+          <w:numId w:val="111"/>
+        </w:numPr>
+      </w:pPr>
+      <w:r>
+        <w:t>VM1: 192.168.50.10</w:t>
+      </w:r>
+    </w:p>
+    <w:p>
+      <w:pPr>
+        <w:numPr>
+          <w:ilvl w:val="0"/>
+          <w:numId w:val="111"/>
+        </w:numPr>
+      </w:pPr>
+      <w:r>
         <w:lastRenderedPageBreak/>
-        <w:t xml:space="preserve">Asignar </w:t>
-      </w:r>
-      <w:proofErr w:type="spellStart"/>
-      <w:r>
-        <w:t>IPs</w:t>
-      </w:r>
-      <w:proofErr w:type="spellEnd"/>
-      <w:r>
-        <w:t xml:space="preserve"> manualmente y probar ping entre ellas.</w:t>
-      </w:r>
-    </w:p>
+        <w:t>VM2: 192.168.50.11</w:t>
+      </w:r>
+    </w:p>
+    <w:p>
+      <w:pPr>
+        <w:numPr>
+          <w:ilvl w:val="0"/>
+          <w:numId w:val="111"/>
+        </w:numPr>
+      </w:pPr>
+      <w:r>
+        <w:t>VM3: 192.168.50.12</w:t>
+      </w:r>
+    </w:p>
+    <w:p>
+      <w:r>
+        <w:t xml:space="preserve">(El </w:t>
+      </w:r>
+      <w:proofErr w:type="spellStart"/>
+      <w:r>
+        <w:t>gateway</w:t>
+      </w:r>
+      <w:proofErr w:type="spellEnd"/>
+      <w:r>
+        <w:t xml:space="preserve"> no es necesario, porque la red es interna y aislada.)</w:t>
+      </w:r>
+    </w:p>
+    <w:p>
+      <w:r>
+        <w:pict w14:anchorId="433BF13D">
+          <v:rect id="_x0000_i1412" style="width:0;height:1.5pt" o:hralign="center" o:hrstd="t" o:hr="t" fillcolor="#a0a0a0" stroked="f"/>
+        </w:pict>
+      </w:r>
+    </w:p>
+    <w:p>
+      <w:pPr>
+        <w:rPr>
+          <w:b/>
+          <w:bCs/>
+        </w:rPr>
+      </w:pPr>
+      <w:r>
+        <w:rPr>
+          <w:rFonts w:ascii="Segoe UI Emoji" w:hAnsi="Segoe UI Emoji" w:cs="Segoe UI Emoji"/>
+          <w:b/>
+          <w:bCs/>
+        </w:rPr>
+        <w:t>✅</w:t>
+      </w:r>
+      <w:r>
+        <w:rPr>
+          <w:b/>
+          <w:bCs/>
+        </w:rPr>
+        <w:t xml:space="preserve"> Parte C — Configurar IP dentro de Linux</w:t>
+      </w:r>
+    </w:p>
+    <w:p>
+      <w:pPr>
+        <w:rPr>
+          <w:b/>
+          <w:bCs/>
+        </w:rPr>
+      </w:pPr>
+      <w:r>
+        <w:rPr>
+          <w:rFonts w:ascii="Segoe UI Emoji" w:hAnsi="Segoe UI Emoji" w:cs="Segoe UI Emoji"/>
+          <w:b/>
+          <w:bCs/>
+        </w:rPr>
+        <w:t>🔹</w:t>
+      </w:r>
+      <w:r>
+        <w:rPr>
+          <w:b/>
+          <w:bCs/>
+        </w:rPr>
+        <w:t xml:space="preserve"> Opción 1 (recomendada para clase): configuración temporal con </w:t>
+      </w:r>
+      <w:proofErr w:type="spellStart"/>
+      <w:r>
+        <w:rPr>
+          <w:b/>
+          <w:bCs/>
+        </w:rPr>
+        <w:t>ip</w:t>
+      </w:r>
+      <w:proofErr w:type="spellEnd"/>
+    </w:p>
+    <w:p>
+      <w:r>
+        <w:t xml:space="preserve">En </w:t>
+      </w:r>
+      <w:r>
+        <w:rPr>
+          <w:b/>
+          <w:bCs/>
+        </w:rPr>
+        <w:t>cada VM</w:t>
+      </w:r>
+      <w:r>
+        <w:t>, abre terminal y ejecuta:</w:t>
+      </w:r>
+    </w:p>
+    <w:p>
+      <w:pPr>
+        <w:numPr>
+          <w:ilvl w:val="0"/>
+          <w:numId w:val="112"/>
+        </w:numPr>
+      </w:pPr>
+      <w:r>
+        <w:t>Ver interfaz de red:</w:t>
+      </w:r>
+    </w:p>
+    <w:p>
+      <w:proofErr w:type="spellStart"/>
+      <w:r>
+        <w:t>ip</w:t>
+      </w:r>
+      <w:proofErr w:type="spellEnd"/>
+      <w:r>
+        <w:t xml:space="preserve"> a</w:t>
+      </w:r>
+    </w:p>
+    <w:p>
+      <w:r>
+        <w:t>Localiza la interfaz (normalmente será enp0s3, eth0 o similar).</w:t>
+      </w:r>
+    </w:p>
+    <w:p>
+      <w:pPr>
+        <w:numPr>
+          <w:ilvl w:val="0"/>
+          <w:numId w:val="113"/>
+        </w:numPr>
+      </w:pPr>
+      <w:r>
+        <w:t>Asignar IP (ejemplo VM1):</w:t>
+      </w:r>
+    </w:p>
+    <w:p>
+      <w:pPr>
+        <w:rPr>
+          <w:lang w:val="en-GB"/>
+        </w:rPr>
+      </w:pPr>
+      <w:proofErr w:type="spellStart"/>
+      <w:r>
+        <w:rPr>
+          <w:lang w:val="en-GB"/>
+        </w:rPr>
+        <w:t>sudo</w:t>
+      </w:r>
+      <w:proofErr w:type="spellEnd"/>
+      <w:r>
+        <w:rPr>
+          <w:lang w:val="en-GB"/>
+        </w:rPr>
+        <w:t xml:space="preserve"> </w:t>
+      </w:r>
+      <w:proofErr w:type="spellStart"/>
+      <w:r>
+        <w:rPr>
+          <w:lang w:val="en-GB"/>
+        </w:rPr>
+        <w:t>ip</w:t>
+      </w:r>
+      <w:proofErr w:type="spellEnd"/>
+      <w:r>
+        <w:rPr>
+          <w:lang w:val="en-GB"/>
+        </w:rPr>
+        <w:t xml:space="preserve"> </w:t>
+      </w:r>
+      <w:proofErr w:type="spellStart"/>
+      <w:r>
+        <w:rPr>
+          <w:lang w:val="en-GB"/>
+        </w:rPr>
+        <w:t>addr</w:t>
+      </w:r>
+      <w:proofErr w:type="spellEnd"/>
+      <w:r>
+        <w:rPr>
+          <w:lang w:val="en-GB"/>
+        </w:rPr>
+        <w:t xml:space="preserve"> add 192.168.50.10/24 dev enp0s3</w:t>
+      </w:r>
+    </w:p>
+    <w:p>
+      <w:pPr>
+        <w:rPr>
+          <w:lang w:val="en-GB"/>
+        </w:rPr>
+      </w:pPr>
+      <w:proofErr w:type="spellStart"/>
+      <w:r>
+        <w:rPr>
+          <w:lang w:val="en-GB"/>
+        </w:rPr>
+        <w:t>sudo</w:t>
+      </w:r>
+      <w:proofErr w:type="spellEnd"/>
+      <w:r>
+        <w:rPr>
+          <w:lang w:val="en-GB"/>
+        </w:rPr>
+        <w:t xml:space="preserve"> </w:t>
+      </w:r>
+      <w:proofErr w:type="spellStart"/>
+      <w:r>
+        <w:rPr>
+          <w:lang w:val="en-GB"/>
+        </w:rPr>
+        <w:t>ip</w:t>
+      </w:r>
+      <w:proofErr w:type="spellEnd"/>
+      <w:r>
+        <w:rPr>
+          <w:lang w:val="en-GB"/>
+        </w:rPr>
+        <w:t xml:space="preserve"> link set enp0s3 up</w:t>
+      </w:r>
+    </w:p>
+    <w:p>
+      <w:r>
+        <w:t>(En otra VM usa 192.168.50.11, etc.)</w:t>
+      </w:r>
+    </w:p>
+    <w:p>
+      <w:pPr>
+        <w:numPr>
+          <w:ilvl w:val="0"/>
+          <w:numId w:val="114"/>
+        </w:numPr>
+      </w:pPr>
+      <w:r>
+        <w:t>Verificar:</w:t>
+      </w:r>
+    </w:p>
+    <w:p>
+      <w:proofErr w:type="spellStart"/>
+      <w:r>
+        <w:t>ip</w:t>
+      </w:r>
+      <w:proofErr w:type="spellEnd"/>
+      <w:r>
+        <w:t xml:space="preserve"> a </w:t>
+      </w:r>
+      <w:proofErr w:type="gramStart"/>
+      <w:r>
+        <w:t>show</w:t>
+      </w:r>
+      <w:proofErr w:type="gramEnd"/>
+      <w:r>
+        <w:t xml:space="preserve"> enp0s3</w:t>
+      </w:r>
+    </w:p>
+    <w:p>
+      <w:r>
+        <w:rPr>
+          <w:rFonts w:ascii="Segoe UI Emoji" w:hAnsi="Segoe UI Emoji" w:cs="Segoe UI Emoji"/>
+        </w:rPr>
+        <w:t>📌</w:t>
+      </w:r>
+      <w:r>
+        <w:t xml:space="preserve"> Nota: Si se equivocan de interfaz, no funcionará el ping.</w:t>
+      </w:r>
+    </w:p>
+    <w:p>
+      <w:r>
+        <w:pict w14:anchorId="6DA28C0C">
+          <v:rect id="_x0000_i1413" style="width:0;height:1.5pt" o:hralign="center" o:hrstd="t" o:hr="t" fillcolor="#a0a0a0" stroked="f"/>
+        </w:pict>
+      </w:r>
+    </w:p>
+    <w:p>
+      <w:pPr>
+        <w:rPr>
+          <w:b/>
+          <w:bCs/>
+        </w:rPr>
+      </w:pPr>
+      <w:r>
+        <w:rPr>
+          <w:rFonts w:ascii="Segoe UI Emoji" w:hAnsi="Segoe UI Emoji" w:cs="Segoe UI Emoji"/>
+          <w:b/>
+          <w:bCs/>
+        </w:rPr>
+        <w:t>🔹</w:t>
+      </w:r>
+      <w:r>
+        <w:rPr>
+          <w:b/>
+          <w:bCs/>
+        </w:rPr>
+        <w:t xml:space="preserve"> Opción 2: configuración persistente (Ubuntu/Debian/Parrot)</w:t>
+      </w:r>
+    </w:p>
+    <w:p>
+      <w:r>
+        <w:t>En Ubuntu (</w:t>
+      </w:r>
+      <w:proofErr w:type="spellStart"/>
+      <w:r>
+        <w:t>netplan</w:t>
+      </w:r>
+      <w:proofErr w:type="spellEnd"/>
+      <w:r>
+        <w:t>) sería algo así:</w:t>
+      </w:r>
+    </w:p>
+    <w:p>
+      <w:r>
+        <w:t>sudo nano /</w:t>
+      </w:r>
+      <w:proofErr w:type="spellStart"/>
+      <w:r>
+        <w:t>etc</w:t>
+      </w:r>
+      <w:proofErr w:type="spellEnd"/>
+      <w:r>
+        <w:t>/</w:t>
+      </w:r>
+      <w:proofErr w:type="spellStart"/>
+      <w:r>
+        <w:t>netplan</w:t>
+      </w:r>
+      <w:proofErr w:type="spellEnd"/>
+      <w:r>
+        <w:t>/01-netcfg.yaml</w:t>
+      </w:r>
+    </w:p>
+    <w:p>
+      <w:pPr>
+        <w:rPr>
+          <w:lang w:val="en-GB"/>
+        </w:rPr>
+      </w:pPr>
+      <w:proofErr w:type="spellStart"/>
+      <w:r>
+        <w:rPr>
+          <w:lang w:val="en-GB"/>
+        </w:rPr>
+        <w:t>Ejemplo</w:t>
+      </w:r>
+      <w:proofErr w:type="spellEnd"/>
+      <w:r>
+        <w:rPr>
+          <w:lang w:val="en-GB"/>
+        </w:rPr>
+        <w:t>:</w:t>
+      </w:r>
+    </w:p>
+    <w:p>
+      <w:pPr>
+        <w:rPr>
+          <w:lang w:val="en-GB"/>
+        </w:rPr>
+      </w:pPr>
+      <w:r>
+        <w:rPr>
+          <w:lang w:val="en-GB"/>
+        </w:rPr>
+        <w:t>network:</w:t>
+      </w:r>
+    </w:p>
+    <w:p>
+      <w:pPr>
+        <w:rPr>
+          <w:lang w:val="en-GB"/>
+        </w:rPr>
+      </w:pPr>
+      <w:r>
+        <w:rPr>
+          <w:lang w:val="en-GB"/>
+        </w:rPr>
+        <w:t xml:space="preserve">  version: 2</w:t>
+      </w:r>
+    </w:p>
+    <w:p>
+      <w:pPr>
+        <w:rPr>
+          <w:lang w:val="en-GB"/>
+        </w:rPr>
+      </w:pPr>
+      <w:r>
+        <w:rPr>
+          <w:lang w:val="en-GB"/>
+        </w:rPr>
+        <w:t xml:space="preserve">  renderer: </w:t>
+      </w:r>
+      <w:proofErr w:type="spellStart"/>
+      <w:r>
+        <w:rPr>
+          <w:lang w:val="en-GB"/>
+        </w:rPr>
+        <w:t>networkd</w:t>
+      </w:r>
+      <w:proofErr w:type="spellEnd"/>
+    </w:p>
+    <w:p>
+      <w:pPr>
+        <w:rPr>
+          <w:lang w:val="en-GB"/>
+        </w:rPr>
+      </w:pPr>
+      <w:r>
+        <w:rPr>
+          <w:lang w:val="en-GB"/>
+        </w:rPr>
+        <w:t xml:space="preserve">  ethernets:</w:t>
+      </w:r>
+    </w:p>
+    <w:p>
+      <w:r>
+        <w:rPr>
+          <w:lang w:val="en-GB"/>
+        </w:rPr>
+        <w:t xml:space="preserve">    </w:t>
+      </w:r>
+      <w:r>
+        <w:t>enp0s3:</w:t>
+      </w:r>
+    </w:p>
+    <w:p>
+      <w:r>
+        <w:t xml:space="preserve">      dhcp4: no</w:t>
+      </w:r>
+    </w:p>
+    <w:p>
+      <w:r>
+        <w:lastRenderedPageBreak/>
+        <w:t xml:space="preserve">      </w:t>
+      </w:r>
+      <w:proofErr w:type="spellStart"/>
+      <w:r>
+        <w:t>addresses</w:t>
+      </w:r>
+      <w:proofErr w:type="spellEnd"/>
+      <w:r>
+        <w:t>:</w:t>
+      </w:r>
+    </w:p>
+    <w:p>
+      <w:r>
+        <w:t xml:space="preserve">        - 192.168.50.10/24</w:t>
+      </w:r>
+    </w:p>
+    <w:p>
+      <w:r>
+        <w:t>Aplicar:</w:t>
+      </w:r>
+    </w:p>
+    <w:p>
+      <w:r>
+        <w:t xml:space="preserve">sudo </w:t>
+      </w:r>
+      <w:proofErr w:type="spellStart"/>
+      <w:r>
+        <w:t>netplan</w:t>
+      </w:r>
+      <w:proofErr w:type="spellEnd"/>
+      <w:r>
+        <w:t xml:space="preserve"> </w:t>
+      </w:r>
+      <w:proofErr w:type="spellStart"/>
+      <w:r>
+        <w:t>apply</w:t>
+      </w:r>
+      <w:proofErr w:type="spellEnd"/>
+    </w:p>
+    <w:p>
+      <w:r>
+        <w:t xml:space="preserve">En Kali/Parrot también pueden usar </w:t>
+      </w:r>
+      <w:proofErr w:type="spellStart"/>
+      <w:r>
+        <w:t>NetworkManager</w:t>
+      </w:r>
+      <w:proofErr w:type="spellEnd"/>
+      <w:r>
+        <w:t>:</w:t>
+      </w:r>
+    </w:p>
+    <w:p>
+      <w:proofErr w:type="spellStart"/>
+      <w:r>
+        <w:t>nmtui</w:t>
+      </w:r>
+      <w:proofErr w:type="spellEnd"/>
+    </w:p>
+    <w:p>
+      <w:r>
+        <w:pict w14:anchorId="0FE38EDD">
+          <v:rect id="_x0000_i1414" style="width:0;height:1.5pt" o:hralign="center" o:hrstd="t" o:hr="t" fillcolor="#a0a0a0" stroked="f"/>
+        </w:pict>
+      </w:r>
+    </w:p>
+    <w:p>
+      <w:pPr>
+        <w:rPr>
+          <w:b/>
+          <w:bCs/>
+        </w:rPr>
+      </w:pPr>
+      <w:r>
+        <w:rPr>
+          <w:rFonts w:ascii="Segoe UI Emoji" w:hAnsi="Segoe UI Emoji" w:cs="Segoe UI Emoji"/>
+          <w:b/>
+          <w:bCs/>
+        </w:rPr>
+        <w:t>✅</w:t>
+      </w:r>
+      <w:r>
+        <w:rPr>
+          <w:b/>
+          <w:bCs/>
+        </w:rPr>
+        <w:t xml:space="preserve"> Parte D — Pruebas de conectividad</w:t>
+      </w:r>
+    </w:p>
+    <w:p>
+      <w:pPr>
+        <w:rPr>
+          <w:b/>
+          <w:bCs/>
+        </w:rPr>
+      </w:pPr>
+      <w:r>
+        <w:rPr>
+          <w:b/>
+          <w:bCs/>
+        </w:rPr>
+        <w:t>1) Hacer ping entre máquinas</w:t>
+      </w:r>
+    </w:p>
+    <w:p>
+      <w:r>
+        <w:t>Desde VM1:</w:t>
+      </w:r>
+    </w:p>
+    <w:p>
+      <w:r>
+        <w:t>ping -c 4 192.168.50.11</w:t>
+      </w:r>
+    </w:p>
+    <w:p>
+      <w:r>
+        <w:t>Desde VM2:</w:t>
+      </w:r>
+    </w:p>
+    <w:p>
+      <w:r>
+        <w:t>ping -c 4 192.168.50.10</w:t>
+      </w:r>
+    </w:p>
+    <w:p>
+      <w:r>
+        <w:rPr>
+          <w:rFonts w:ascii="Segoe UI Emoji" w:hAnsi="Segoe UI Emoji" w:cs="Segoe UI Emoji"/>
+        </w:rPr>
+        <w:t>✅</w:t>
+      </w:r>
+      <w:r>
+        <w:t xml:space="preserve"> Si responde: red interna OK.</w:t>
+      </w:r>
+    </w:p>
+    <w:p>
+      <w:r>
+        <w:pict w14:anchorId="27EC7A58">
+          <v:rect id="_x0000_i1415" style="width:0;height:1.5pt" o:hralign="center" o:hrstd="t" o:hr="t" fillcolor="#a0a0a0" stroked="f"/>
+        </w:pict>
+      </w:r>
+    </w:p>
+    <w:p>
+      <w:pPr>
+        <w:rPr>
+          <w:b/>
+          <w:bCs/>
+        </w:rPr>
+      </w:pPr>
+      <w:r>
+        <w:rPr>
+          <w:rFonts w:ascii="Segoe UI Emoji" w:hAnsi="Segoe UI Emoji" w:cs="Segoe UI Emoji"/>
+          <w:b/>
+          <w:bCs/>
+        </w:rPr>
+        <w:t>✅</w:t>
+      </w:r>
+      <w:r>
+        <w:rPr>
+          <w:b/>
+          <w:bCs/>
+        </w:rPr>
+        <w:t xml:space="preserve"> Parte E — Evidencias (para entregar)</w:t>
+      </w:r>
+    </w:p>
+    <w:p>
+      <w:r>
+        <w:t>Cada grupo debe entregar:</w:t>
+      </w:r>
+    </w:p>
+    <w:p>
+      <w:pPr>
+        <w:numPr>
+          <w:ilvl w:val="0"/>
+          <w:numId w:val="115"/>
+        </w:numPr>
+      </w:pPr>
+      <w:r>
+        <w:t xml:space="preserve">Captura de </w:t>
+      </w:r>
+      <w:proofErr w:type="spellStart"/>
+      <w:r>
+        <w:t>ip</w:t>
+      </w:r>
+      <w:proofErr w:type="spellEnd"/>
+      <w:r>
+        <w:t xml:space="preserve"> a en cada VM.</w:t>
+      </w:r>
+    </w:p>
+    <w:p>
+      <w:pPr>
+        <w:numPr>
+          <w:ilvl w:val="0"/>
+          <w:numId w:val="115"/>
+        </w:numPr>
+      </w:pPr>
+      <w:r>
+        <w:t>Captura de ping funcionando entre dos máquinas.</w:t>
+      </w:r>
+    </w:p>
+    <w:p>
+      <w:pPr>
+        <w:numPr>
+          <w:ilvl w:val="0"/>
+          <w:numId w:val="115"/>
+        </w:numPr>
+      </w:pPr>
+      <w:r>
+        <w:t>Breve explicación (5 líneas):</w:t>
+      </w:r>
+    </w:p>
+    <w:p>
+      <w:pPr>
+        <w:numPr>
+          <w:ilvl w:val="1"/>
+          <w:numId w:val="115"/>
+        </w:numPr>
+      </w:pPr>
+      <w:r>
+        <w:t xml:space="preserve">qué es </w:t>
+      </w:r>
+      <w:proofErr w:type="spellStart"/>
+      <w:r>
+        <w:t>Internal</w:t>
+      </w:r>
+      <w:proofErr w:type="spellEnd"/>
+      <w:r>
+        <w:t xml:space="preserve"> Network</w:t>
+      </w:r>
+    </w:p>
+    <w:p>
+      <w:pPr>
+        <w:numPr>
+          <w:ilvl w:val="1"/>
+          <w:numId w:val="115"/>
+        </w:numPr>
+      </w:pPr>
+      <w:r>
+        <w:t xml:space="preserve">por qué no hace falta </w:t>
+      </w:r>
+      <w:proofErr w:type="spellStart"/>
+      <w:r>
+        <w:t>gateway</w:t>
+      </w:r>
+      <w:proofErr w:type="spellEnd"/>
+    </w:p>
+    <w:p>
+      <w:pPr>
+        <w:numPr>
+          <w:ilvl w:val="1"/>
+          <w:numId w:val="115"/>
+        </w:numPr>
+      </w:pPr>
+      <w:r>
+        <w:t>qué rango IP han usado</w:t>
+      </w:r>
+    </w:p>
+    <w:p/>
     <w:p>
       <w:pPr>
         <w:shd w:val="clear" w:color="auto" w:fill="FAE2D5" w:themeFill="accent2" w:themeFillTint="33"/>
@@ -26296,6 +27398,7 @@
     </w:p>
     <w:p>
       <w:r>
+        <w:lastRenderedPageBreak/>
         <w:t>Debe mostrar:</w:t>
       </w:r>
     </w:p>
@@ -26343,6 +27446,616 @@
         <w:t>Conectividad a Internet</w:t>
       </w:r>
     </w:p>
+    <w:p>
+      <w:r>
+        <w:t>Solución</w:t>
+      </w:r>
+    </w:p>
+    <w:p>
+      <w:pPr>
+        <w:rPr>
+          <w:b/>
+          <w:bCs/>
+        </w:rPr>
+      </w:pPr>
+      <w:r>
+        <w:rPr>
+          <w:b/>
+          <w:bCs/>
+        </w:rPr>
+        <w:t>Script: diag_red.sh</w:t>
+      </w:r>
+    </w:p>
+    <w:p>
+      <w:proofErr w:type="gramStart"/>
+      <w:r>
+        <w:t>#!/</w:t>
+      </w:r>
+      <w:proofErr w:type="gramEnd"/>
+      <w:r>
+        <w:t>bin/bash</w:t>
+      </w:r>
+    </w:p>
+    <w:p>
+      <w:r>
+        <w:t># Script sencillo de diagnóstico de red (FP - Linux)</w:t>
+      </w:r>
+    </w:p>
+    <w:p/>
+    <w:p>
+      <w:r>
+        <w:t>echo "=============================="</w:t>
+      </w:r>
+    </w:p>
+    <w:p>
+      <w:r>
+        <w:t xml:space="preserve">echo </w:t>
+      </w:r>
+      <w:proofErr w:type="gramStart"/>
+      <w:r>
+        <w:t>"  DIAGNÓSTICO</w:t>
+      </w:r>
+      <w:proofErr w:type="gramEnd"/>
+      <w:r>
+        <w:t xml:space="preserve"> DE RED (</w:t>
+      </w:r>
+      <w:proofErr w:type="gramStart"/>
+      <w:r>
+        <w:t xml:space="preserve">FP)   </w:t>
+      </w:r>
+      <w:proofErr w:type="gramEnd"/>
+      <w:r>
+        <w:t xml:space="preserve">  "</w:t>
+      </w:r>
+    </w:p>
+    <w:p>
+      <w:r>
+        <w:t>echo "=============================="</w:t>
+      </w:r>
+    </w:p>
+    <w:p>
+      <w:r>
+        <w:t>echo "Equipo: $(</w:t>
+      </w:r>
+      <w:proofErr w:type="spellStart"/>
+      <w:r>
+        <w:t>hostname</w:t>
+      </w:r>
+      <w:proofErr w:type="spellEnd"/>
+      <w:r>
+        <w:t>)"</w:t>
+      </w:r>
+    </w:p>
+    <w:p>
+      <w:r>
+        <w:t>echo "</w:t>
+      </w:r>
+      <w:proofErr w:type="gramStart"/>
+      <w:r>
+        <w:t>Fecha :</w:t>
+      </w:r>
+      <w:proofErr w:type="gramEnd"/>
+      <w:r>
+        <w:t xml:space="preserve"> $(date)"</w:t>
+      </w:r>
+    </w:p>
+    <w:p>
+      <w:r>
+        <w:t>echo</w:t>
+      </w:r>
+    </w:p>
+    <w:p/>
+    <w:p>
+      <w:r>
+        <w:t># 1) IP</w:t>
+      </w:r>
+    </w:p>
+    <w:p>
+      <w:r>
+        <w:t>echo "1) IP (dirección del equipo):"</w:t>
+      </w:r>
+    </w:p>
+    <w:p>
+      <w:pPr>
+        <w:rPr>
+          <w:lang w:val="en-GB"/>
+        </w:rPr>
+      </w:pPr>
+      <w:r>
+        <w:rPr>
+          <w:lang w:val="en-GB"/>
+        </w:rPr>
+        <w:t>IP=$(hostname -I | awk '{print $1}')</w:t>
+      </w:r>
+    </w:p>
+    <w:p>
+      <w:proofErr w:type="spellStart"/>
+      <w:r>
+        <w:t>if</w:t>
+      </w:r>
+      <w:proofErr w:type="spellEnd"/>
+      <w:r>
+        <w:t xml:space="preserve"> [ -z "$IP</w:t>
+      </w:r>
+      <w:proofErr w:type="gramStart"/>
+      <w:r>
+        <w:t>" ]</w:t>
+      </w:r>
+      <w:proofErr w:type="gramEnd"/>
+      <w:r>
+        <w:t xml:space="preserve">; </w:t>
+      </w:r>
+      <w:proofErr w:type="spellStart"/>
+      <w:r>
+        <w:t>then</w:t>
+      </w:r>
+      <w:proofErr w:type="spellEnd"/>
+    </w:p>
+    <w:p>
+      <w:r>
+        <w:t xml:space="preserve">  echo "   IP: No encontrada </w:t>
+      </w:r>
+      <w:r>
+        <w:rPr>
+          <w:rFonts w:ascii="Segoe UI Emoji" w:hAnsi="Segoe UI Emoji" w:cs="Segoe UI Emoji"/>
+        </w:rPr>
+        <w:t>❌</w:t>
+      </w:r>
+      <w:r>
+        <w:t>"</w:t>
+      </w:r>
+    </w:p>
+    <w:p>
+      <w:proofErr w:type="spellStart"/>
+      <w:r>
+        <w:t>else</w:t>
+      </w:r>
+      <w:proofErr w:type="spellEnd"/>
+    </w:p>
+    <w:p>
+      <w:r>
+        <w:t xml:space="preserve">  echo "   IP: $IP </w:t>
+      </w:r>
+      <w:r>
+        <w:rPr>
+          <w:rFonts w:ascii="Segoe UI Emoji" w:hAnsi="Segoe UI Emoji" w:cs="Segoe UI Emoji"/>
+        </w:rPr>
+        <w:t>✅</w:t>
+      </w:r>
+      <w:r>
+        <w:t>"</w:t>
+      </w:r>
+    </w:p>
+    <w:p>
+      <w:r>
+        <w:t>fi</w:t>
+      </w:r>
+    </w:p>
+    <w:p>
+      <w:r>
+        <w:t>echo</w:t>
+      </w:r>
+    </w:p>
+    <w:p/>
+    <w:p>
+      <w:r>
+        <w:t># 2) Gateway</w:t>
+      </w:r>
+    </w:p>
+    <w:p>
+      <w:r>
+        <w:lastRenderedPageBreak/>
+        <w:t>echo "2) Gateway (puerta de enlace):"</w:t>
+      </w:r>
+    </w:p>
+    <w:p>
+      <w:pPr>
+        <w:rPr>
+          <w:lang w:val="en-GB"/>
+        </w:rPr>
+      </w:pPr>
+      <w:r>
+        <w:rPr>
+          <w:lang w:val="en-GB"/>
+        </w:rPr>
+        <w:t>GW=$(ip route | awk '/default/ {print $3}')</w:t>
+      </w:r>
+    </w:p>
+    <w:p>
+      <w:proofErr w:type="spellStart"/>
+      <w:r>
+        <w:t>if</w:t>
+      </w:r>
+      <w:proofErr w:type="spellEnd"/>
+      <w:r>
+        <w:t xml:space="preserve"> [ -z "$GW</w:t>
+      </w:r>
+      <w:proofErr w:type="gramStart"/>
+      <w:r>
+        <w:t>" ]</w:t>
+      </w:r>
+      <w:proofErr w:type="gramEnd"/>
+      <w:r>
+        <w:t xml:space="preserve">; </w:t>
+      </w:r>
+      <w:proofErr w:type="spellStart"/>
+      <w:r>
+        <w:t>then</w:t>
+      </w:r>
+      <w:proofErr w:type="spellEnd"/>
+    </w:p>
+    <w:p>
+      <w:r>
+        <w:t xml:space="preserve">  echo "   Gateway: No hay (normal en Red Interna de VirtualBox) </w:t>
+      </w:r>
+      <w:r>
+        <w:rPr>
+          <w:rFonts w:ascii="Segoe UI Emoji" w:hAnsi="Segoe UI Emoji" w:cs="Segoe UI Emoji"/>
+        </w:rPr>
+        <w:t>⚠️</w:t>
+      </w:r>
+      <w:r>
+        <w:t>"</w:t>
+      </w:r>
+    </w:p>
+    <w:p>
+      <w:pPr>
+        <w:rPr>
+          <w:lang w:val="en-GB"/>
+        </w:rPr>
+      </w:pPr>
+      <w:r>
+        <w:rPr>
+          <w:lang w:val="en-GB"/>
+        </w:rPr>
+        <w:t>else</w:t>
+      </w:r>
+    </w:p>
+    <w:p>
+      <w:pPr>
+        <w:rPr>
+          <w:lang w:val="en-GB"/>
+        </w:rPr>
+      </w:pPr>
+      <w:r>
+        <w:rPr>
+          <w:lang w:val="en-GB"/>
+        </w:rPr>
+        <w:t xml:space="preserve">  echo "   Gateway: $GW </w:t>
+      </w:r>
+      <w:r>
+        <w:rPr>
+          <w:rFonts w:ascii="Segoe UI Emoji" w:hAnsi="Segoe UI Emoji" w:cs="Segoe UI Emoji"/>
+          <w:lang w:val="en-GB"/>
+        </w:rPr>
+        <w:t>✅</w:t>
+      </w:r>
+      <w:r>
+        <w:rPr>
+          <w:lang w:val="en-GB"/>
+        </w:rPr>
+        <w:t>"</w:t>
+      </w:r>
+    </w:p>
+    <w:p>
+      <w:pPr>
+        <w:rPr>
+          <w:lang w:val="en-GB"/>
+        </w:rPr>
+      </w:pPr>
+      <w:r>
+        <w:rPr>
+          <w:lang w:val="en-GB"/>
+        </w:rPr>
+        <w:t>fi</w:t>
+      </w:r>
+    </w:p>
+    <w:p>
+      <w:pPr>
+        <w:rPr>
+          <w:lang w:val="en-GB"/>
+        </w:rPr>
+      </w:pPr>
+      <w:r>
+        <w:rPr>
+          <w:lang w:val="en-GB"/>
+        </w:rPr>
+        <w:t>echo</w:t>
+      </w:r>
+    </w:p>
+    <w:p>
+      <w:pPr>
+        <w:rPr>
+          <w:lang w:val="en-GB"/>
+        </w:rPr>
+      </w:pPr>
+    </w:p>
+    <w:p>
+      <w:pPr>
+        <w:rPr>
+          <w:lang w:val="en-GB"/>
+        </w:rPr>
+      </w:pPr>
+      <w:r>
+        <w:rPr>
+          <w:lang w:val="en-GB"/>
+        </w:rPr>
+        <w:t># 3) DNS</w:t>
+      </w:r>
+    </w:p>
+    <w:p>
+      <w:r>
+        <w:t>echo "3) DNS (servidores de nombres):"</w:t>
+      </w:r>
+    </w:p>
+    <w:p>
+      <w:pPr>
+        <w:rPr>
+          <w:lang w:val="en-GB"/>
+        </w:rPr>
+      </w:pPr>
+      <w:r>
+        <w:rPr>
+          <w:lang w:val="en-GB"/>
+        </w:rPr>
+        <w:t>DNS=$(grep "nameserver" /etc/resolv.conf 2&gt;/dev/null | awk '{print $2}')</w:t>
+      </w:r>
+    </w:p>
+    <w:p>
+      <w:proofErr w:type="spellStart"/>
+      <w:r>
+        <w:t>if</w:t>
+      </w:r>
+      <w:proofErr w:type="spellEnd"/>
+      <w:r>
+        <w:t xml:space="preserve"> [ -z "$DNS</w:t>
+      </w:r>
+      <w:proofErr w:type="gramStart"/>
+      <w:r>
+        <w:t>" ]</w:t>
+      </w:r>
+      <w:proofErr w:type="gramEnd"/>
+      <w:r>
+        <w:t xml:space="preserve">; </w:t>
+      </w:r>
+      <w:proofErr w:type="spellStart"/>
+      <w:r>
+        <w:t>then</w:t>
+      </w:r>
+      <w:proofErr w:type="spellEnd"/>
+    </w:p>
+    <w:p>
+      <w:r>
+        <w:t xml:space="preserve">  echo "   DNS: No encontrado </w:t>
+      </w:r>
+      <w:r>
+        <w:rPr>
+          <w:rFonts w:ascii="Segoe UI Emoji" w:hAnsi="Segoe UI Emoji" w:cs="Segoe UI Emoji"/>
+        </w:rPr>
+        <w:t>❌</w:t>
+      </w:r>
+      <w:r>
+        <w:t>"</w:t>
+      </w:r>
+    </w:p>
+    <w:p>
+      <w:proofErr w:type="spellStart"/>
+      <w:r>
+        <w:t>else</w:t>
+      </w:r>
+      <w:proofErr w:type="spellEnd"/>
+    </w:p>
+    <w:p>
+      <w:r>
+        <w:t xml:space="preserve">  echo "   DNS:"</w:t>
+      </w:r>
+    </w:p>
+    <w:p>
+      <w:r>
+        <w:t xml:space="preserve">  echo "$DNS" | sed 's/^/   - /'</w:t>
+      </w:r>
+    </w:p>
+    <w:p>
+      <w:r>
+        <w:t xml:space="preserve">  echo "   </w:t>
+      </w:r>
+      <w:r>
+        <w:rPr>
+          <w:rFonts w:ascii="Segoe UI Emoji" w:hAnsi="Segoe UI Emoji" w:cs="Segoe UI Emoji"/>
+        </w:rPr>
+        <w:t>✅</w:t>
+      </w:r>
+      <w:r>
+        <w:t>"</w:t>
+      </w:r>
+    </w:p>
+    <w:p>
+      <w:r>
+        <w:t>fi</w:t>
+      </w:r>
+    </w:p>
+    <w:p>
+      <w:r>
+        <w:t>echo</w:t>
+      </w:r>
+    </w:p>
+    <w:p/>
+    <w:p>
+      <w:r>
+        <w:t># 4) Conectividad a Internet</w:t>
+      </w:r>
+    </w:p>
+    <w:p>
+      <w:r>
+        <w:t>echo "4) Conectividad a Internet:"</w:t>
+      </w:r>
+    </w:p>
+    <w:p>
+      <w:pPr>
+        <w:rPr>
+          <w:lang w:val="en-GB"/>
+        </w:rPr>
+      </w:pPr>
+      <w:r>
+        <w:rPr>
+          <w:lang w:val="en-GB"/>
+        </w:rPr>
+        <w:t>ping -c 2 -W 1 8.8.8.8 &gt; /dev/null 2&gt;&amp;1</w:t>
+      </w:r>
+    </w:p>
+    <w:p>
+      <w:pPr>
+        <w:rPr>
+          <w:lang w:val="en-GB"/>
+        </w:rPr>
+      </w:pPr>
+      <w:r>
+        <w:rPr>
+          <w:lang w:val="en-GB"/>
+        </w:rPr>
+        <w:t>if [ $? -eq 0 ]; then</w:t>
+      </w:r>
+    </w:p>
+    <w:p>
+      <w:pPr>
+        <w:rPr>
+          <w:lang w:val="en-GB"/>
+        </w:rPr>
+      </w:pPr>
+      <w:r>
+        <w:rPr>
+          <w:lang w:val="en-GB"/>
+        </w:rPr>
+        <w:t xml:space="preserve">  echo "   Internet: OK (ping a 8.8.8.8) </w:t>
+      </w:r>
+      <w:r>
+        <w:rPr>
+          <w:rFonts w:ascii="Segoe UI Emoji" w:hAnsi="Segoe UI Emoji" w:cs="Segoe UI Emoji"/>
+          <w:lang w:val="en-GB"/>
+        </w:rPr>
+        <w:t>✅</w:t>
+      </w:r>
+      <w:r>
+        <w:rPr>
+          <w:lang w:val="en-GB"/>
+        </w:rPr>
+        <w:t>"</w:t>
+      </w:r>
+    </w:p>
+    <w:p>
+      <w:proofErr w:type="spellStart"/>
+      <w:r>
+        <w:t>else</w:t>
+      </w:r>
+      <w:proofErr w:type="spellEnd"/>
+    </w:p>
+    <w:p>
+      <w:r>
+        <w:t xml:space="preserve">  echo "   Internet: NO hay conexión (ping fallido) </w:t>
+      </w:r>
+      <w:r>
+        <w:rPr>
+          <w:rFonts w:ascii="Segoe UI Emoji" w:hAnsi="Segoe UI Emoji" w:cs="Segoe UI Emoji"/>
+        </w:rPr>
+        <w:t>❌</w:t>
+      </w:r>
+      <w:r>
+        <w:t>"</w:t>
+      </w:r>
+    </w:p>
+    <w:p>
+      <w:r>
+        <w:lastRenderedPageBreak/>
+        <w:t>fi</w:t>
+      </w:r>
+    </w:p>
+    <w:p/>
+    <w:p>
+      <w:r>
+        <w:t>echo</w:t>
+      </w:r>
+    </w:p>
+    <w:p>
+      <w:r>
+        <w:t>echo "Fin del diagnóstico."</w:t>
+      </w:r>
+    </w:p>
+    <w:p>
+      <w:r>
+        <w:pict w14:anchorId="780637AC">
+          <v:rect id="_x0000_i1427" style="width:0;height:1.5pt" o:hralign="center" o:hrstd="t" o:hr="t" fillcolor="#a0a0a0" stroked="f"/>
+        </w:pict>
+      </w:r>
+    </w:p>
+    <w:p>
+      <w:pPr>
+        <w:rPr>
+          <w:b/>
+          <w:bCs/>
+        </w:rPr>
+      </w:pPr>
+      <w:r>
+        <w:rPr>
+          <w:b/>
+          <w:bCs/>
+        </w:rPr>
+        <w:t>Cómo usarlo (alumnos)</w:t>
+      </w:r>
+    </w:p>
+    <w:p>
+      <w:pPr>
+        <w:numPr>
+          <w:ilvl w:val="0"/>
+          <w:numId w:val="116"/>
+        </w:numPr>
+      </w:pPr>
+      <w:r>
+        <w:t>Crear archivo:</w:t>
+      </w:r>
+    </w:p>
+    <w:p>
+      <w:r>
+        <w:t>nano diag_red.sh</w:t>
+      </w:r>
+    </w:p>
+    <w:p>
+      <w:pPr>
+        <w:numPr>
+          <w:ilvl w:val="0"/>
+          <w:numId w:val="117"/>
+        </w:numPr>
+      </w:pPr>
+      <w:r>
+        <w:t>Dar permisos:</w:t>
+      </w:r>
+    </w:p>
+    <w:p>
+      <w:proofErr w:type="spellStart"/>
+      <w:r>
+        <w:t>chmod</w:t>
+      </w:r>
+      <w:proofErr w:type="spellEnd"/>
+      <w:r>
+        <w:t xml:space="preserve"> +x diag_red.sh</w:t>
+      </w:r>
+    </w:p>
+    <w:p>
+      <w:pPr>
+        <w:numPr>
+          <w:ilvl w:val="0"/>
+          <w:numId w:val="118"/>
+        </w:numPr>
+      </w:pPr>
+      <w:r>
+        <w:t>Ejecutar:</w:t>
+      </w:r>
+    </w:p>
+    <w:p>
+      <w:r>
+        <w:t>./diag_red.sh</w:t>
+      </w:r>
+    </w:p>
+    <w:p/>
     <w:p>
       <w:r>
         <w:pict w14:anchorId="264C8DF1">
@@ -26655,6 +28368,7 @@
           <w:b/>
           <w:bCs/>
         </w:rPr>
+        <w:lastRenderedPageBreak/>
         <w:t>Tareas:</w:t>
       </w:r>
     </w:p>
@@ -26716,7 +28430,6 @@
         </w:numPr>
       </w:pPr>
       <w:r>
-        <w:lastRenderedPageBreak/>
         <w:t>Activar SSH y cambiar puerto.</w:t>
       </w:r>
     </w:p>
@@ -26993,6 +28706,7 @@
         </w:numPr>
       </w:pPr>
       <w:r>
+        <w:lastRenderedPageBreak/>
         <w:t>scripts de instalación y configuración.</w:t>
       </w:r>
     </w:p>
@@ -27053,7 +28767,6 @@
           <w:b/>
           <w:bCs/>
         </w:rPr>
-        <w:lastRenderedPageBreak/>
         <w:t>✔</w:t>
       </w:r>
       <w:r>
@@ -27401,6 +29114,7 @@
     </w:p>
     <w:p>
       <w:r>
+        <w:lastRenderedPageBreak/>
         <w:t>du -</w:t>
       </w:r>
       <w:proofErr w:type="spellStart"/>
@@ -27457,7 +29171,6 @@
     </w:p>
     <w:p>
       <w:r>
-        <w:lastRenderedPageBreak/>
         <w:t>Los repositorios están en:</w:t>
       </w:r>
     </w:p>
@@ -27829,6 +29542,7 @@
     </w:p>
     <w:p>
       <w:r>
+        <w:lastRenderedPageBreak/>
         <w:pict w14:anchorId="5700D901">
           <v:rect id="_x0000_i1248" style="width:0;height:1.5pt" o:hralign="center" o:hrstd="t" o:hr="t" fillcolor="#a0a0a0" stroked="f"/>
         </w:pict>
@@ -27880,7 +29594,6 @@
     </w:p>
     <w:p>
       <w:r>
-        <w:lastRenderedPageBreak/>
         <w:t xml:space="preserve">sudo </w:t>
       </w:r>
       <w:proofErr w:type="spellStart"/>
@@ -28409,6 +30122,7 @@
     </w:p>
     <w:p>
       <w:r>
+        <w:lastRenderedPageBreak/>
         <w:pict w14:anchorId="68F00C34">
           <v:rect id="_x0000_i1251" style="width:0;height:1.5pt" o:hralign="center" o:hrstd="t" o:hr="t" fillcolor="#a0a0a0" stroked="f"/>
         </w:pict>
@@ -28454,7 +30168,6 @@
     </w:p>
     <w:p>
       <w:r>
-        <w:lastRenderedPageBreak/>
         <w:t>sudo nano /</w:t>
       </w:r>
       <w:proofErr w:type="spellStart"/>
@@ -28998,6 +30711,7 @@
     <w:p>
       <w:proofErr w:type="spellStart"/>
       <w:r>
+        <w:lastRenderedPageBreak/>
         <w:t>dpkg</w:t>
       </w:r>
       <w:proofErr w:type="spellEnd"/>
@@ -29058,7 +30772,6 @@
           <w:b/>
           <w:bCs/>
         </w:rPr>
-        <w:lastRenderedPageBreak/>
         <w:t>23. Bloquear actualizaciones de un paquete</w:t>
       </w:r>
     </w:p>
@@ -29509,6 +31222,7 @@
     </w:p>
     <w:p>
       <w:r>
+        <w:lastRenderedPageBreak/>
         <w:t xml:space="preserve">Demostrar que sabes </w:t>
       </w:r>
       <w:r>
@@ -29556,7 +31270,6 @@
           <w:b/>
           <w:bCs/>
         </w:rPr>
-        <w:lastRenderedPageBreak/>
         <w:t>Instalar 5 programas</w:t>
       </w:r>
       <w:r>
@@ -29911,6 +31624,7 @@
         <w:rPr>
           <w:rFonts w:ascii="Segoe UI Emoji" w:hAnsi="Segoe UI Emoji" w:cs="Segoe UI Emoji"/>
         </w:rPr>
+        <w:lastRenderedPageBreak/>
         <w:t>🟦</w:t>
       </w:r>
       <w:r>
@@ -29942,7 +31656,6 @@
     </w:p>
     <w:p>
       <w:r>
-        <w:lastRenderedPageBreak/>
         <w:t xml:space="preserve">Un </w:t>
       </w:r>
       <w:r>
@@ -30182,6 +31895,7 @@
     </w:p>
     <w:p>
       <w:r>
+        <w:lastRenderedPageBreak/>
         <w:t>nombre="Alberto"</w:t>
       </w:r>
     </w:p>
@@ -30208,7 +31922,6 @@
         </w:numPr>
       </w:pPr>
       <w:r>
-        <w:lastRenderedPageBreak/>
         <w:t>$0 → nombre del script</w:t>
       </w:r>
     </w:p>
@@ -30608,6 +32321,7 @@
     <w:p>
       <w:proofErr w:type="spellStart"/>
       <w:r>
+        <w:lastRenderedPageBreak/>
         <w:t>while</w:t>
       </w:r>
       <w:proofErr w:type="spellEnd"/>
@@ -30643,7 +32357,6 @@
     </w:p>
     <w:p>
       <w:r>
-        <w:lastRenderedPageBreak/>
         <w:pict w14:anchorId="778355B0">
           <v:rect id="_x0000_i1261" style="width:0;height:1.5pt" o:hralign="center" o:hrstd="t" o:hr="t" fillcolor="#a0a0a0" stroked="f"/>
         </w:pict>
@@ -30895,6 +32608,7 @@
           <w:b/>
           <w:bCs/>
         </w:rPr>
+        <w:lastRenderedPageBreak/>
         <w:t>✅</w:t>
       </w:r>
       <w:r>
@@ -30932,7 +32646,6 @@
     </w:p>
     <w:p>
       <w:r>
-        <w:lastRenderedPageBreak/>
         <w:pict w14:anchorId="2523D03A">
           <v:rect id="_x0000_i1267" style="width:0;height:1.5pt" o:hralign="center" o:hrstd="t" o:hr="t" fillcolor="#a0a0a0" stroked="f"/>
         </w:pict>
@@ -31209,6 +32922,7 @@
     </w:p>
     <w:p>
       <w:r>
+        <w:lastRenderedPageBreak/>
         <w:pict w14:anchorId="477C06E4">
           <v:rect id="_x0000_i1276" style="width:0;height:1.5pt" o:hralign="center" o:hrstd="t" o:hr="t" fillcolor="#a0a0a0" stroked="f"/>
         </w:pict>
@@ -31253,7 +32967,6 @@
     </w:p>
     <w:p>
       <w:r>
-        <w:lastRenderedPageBreak/>
         <w:t xml:space="preserve">Usar </w:t>
       </w:r>
       <w:proofErr w:type="spellStart"/>
@@ -31580,6 +33293,7 @@
     </w:p>
     <w:p>
       <w:r>
+        <w:lastRenderedPageBreak/>
         <w:pict w14:anchorId="0747BA4C">
           <v:rect id="_x0000_i1288" style="width:0;height:1.5pt" o:hralign="center" o:hrstd="t" o:hr="t" fillcolor="#a0a0a0" stroked="f"/>
         </w:pict>
@@ -31640,7 +33354,6 @@
     </w:p>
     <w:p>
       <w:r>
-        <w:lastRenderedPageBreak/>
         <w:t>Hacer ping a 8.8.8.8.</w:t>
       </w:r>
     </w:p>
@@ -31968,6 +33681,7 @@
           <w:b/>
           <w:bCs/>
         </w:rPr>
+        <w:lastRenderedPageBreak/>
         <w:t>34. Script que registre la IP pública</w:t>
       </w:r>
     </w:p>
@@ -32010,7 +33724,6 @@
     </w:p>
     <w:p>
       <w:r>
-        <w:lastRenderedPageBreak/>
         <w:pict w14:anchorId="1FD00AF8">
           <v:rect id="_x0000_i1301" style="width:0;height:1.5pt" o:hralign="center" o:hrstd="t" o:hr="t" fillcolor="#a0a0a0" stroked="f"/>
         </w:pict>
@@ -32288,6 +34001,7 @@
         <w:rPr>
           <w:rFonts w:ascii="Segoe UI Symbol" w:hAnsi="Segoe UI Symbol" w:cs="Segoe UI Symbol"/>
         </w:rPr>
+        <w:lastRenderedPageBreak/>
         <w:t>✔</w:t>
       </w:r>
       <w:r>
@@ -32335,7 +34049,6 @@
         </w:numPr>
       </w:pPr>
       <w:r>
-        <w:lastRenderedPageBreak/>
         <w:t>Solución a errores</w:t>
       </w:r>
     </w:p>
@@ -32624,6 +34337,7 @@
     </w:p>
     <w:p>
       <w:r>
+        <w:lastRenderedPageBreak/>
         <w:t>Actualizar motores críticos:</w:t>
       </w:r>
     </w:p>
@@ -32689,7 +34403,6 @@
     </w:p>
     <w:p>
       <w:r>
-        <w:lastRenderedPageBreak/>
         <w:t>Ver paquetes de seguridad:</w:t>
       </w:r>
     </w:p>
@@ -33057,6 +34770,7 @@
           <w:b/>
           <w:bCs/>
         </w:rPr>
+        <w:lastRenderedPageBreak/>
         <w:t>📘</w:t>
       </w:r>
       <w:r>
@@ -33100,7 +34814,6 @@
     </w:p>
     <w:p>
       <w:r>
-        <w:lastRenderedPageBreak/>
         <w:t>/</w:t>
       </w:r>
       <w:proofErr w:type="spellStart"/>
@@ -33494,6 +35207,7 @@
     </w:p>
     <w:p>
       <w:r>
+        <w:lastRenderedPageBreak/>
         <w:t>Cerrar puertos innecesarios:</w:t>
       </w:r>
     </w:p>
@@ -33558,7 +35272,6 @@
         <w:rPr>
           <w:lang w:val="en-GB"/>
         </w:rPr>
-        <w:lastRenderedPageBreak/>
         <w:t>Ver logs:</w:t>
       </w:r>
     </w:p>
@@ -33924,6 +35637,7 @@
     </w:p>
     <w:p>
       <w:r>
+        <w:lastRenderedPageBreak/>
         <w:t xml:space="preserve">sudo </w:t>
       </w:r>
       <w:proofErr w:type="spellStart"/>
@@ -33995,7 +35709,6 @@
     </w:p>
     <w:p>
       <w:r>
-        <w:lastRenderedPageBreak/>
         <w:pict w14:anchorId="58B72898">
           <v:rect id="_x0000_i1318" style="width:0;height:1.5pt" o:hralign="center" o:hrstd="t" o:hr="t" fillcolor="#a0a0a0" stroked="f"/>
         </w:pict>
@@ -34398,6 +36111,7 @@
     </w:p>
     <w:p>
       <w:r>
+        <w:lastRenderedPageBreak/>
         <w:pict w14:anchorId="36E48B00">
           <v:rect id="_x0000_i1326" style="width:0;height:1.5pt" o:hralign="center" o:hrstd="t" o:hr="t" fillcolor="#a0a0a0" stroked="f"/>
         </w:pict>
@@ -34464,7 +36178,6 @@
     </w:p>
     <w:p>
       <w:r>
-        <w:lastRenderedPageBreak/>
         <w:pict w14:anchorId="78B5596F">
           <v:rect id="_x0000_i1327" style="width:0;height:1.5pt" o:hralign="center" o:hrstd="t" o:hr="t" fillcolor="#a0a0a0" stroked="f"/>
         </w:pict>
@@ -34797,6 +36510,7 @@
     </w:p>
     <w:p>
       <w:r>
+        <w:lastRenderedPageBreak/>
         <w:pict w14:anchorId="0D1E6912">
           <v:rect id="_x0000_i1335" style="width:0;height:1.5pt" o:hralign="center" o:hrstd="t" o:hr="t" fillcolor="#a0a0a0" stroked="f"/>
         </w:pict>
@@ -34850,7 +36564,6 @@
           <w:b/>
           <w:bCs/>
         </w:rPr>
-        <w:lastRenderedPageBreak/>
         <w:t>✅</w:t>
       </w:r>
       <w:r>
@@ -35184,6 +36897,7 @@
           <w:b/>
           <w:bCs/>
         </w:rPr>
+        <w:lastRenderedPageBreak/>
         <w:t>27. Detectar archivos sin dueño</w:t>
       </w:r>
     </w:p>
@@ -35251,7 +36965,6 @@
     </w:p>
     <w:p>
       <w:r>
-        <w:lastRenderedPageBreak/>
         <w:t xml:space="preserve">sudo </w:t>
       </w:r>
       <w:proofErr w:type="spellStart"/>
@@ -35568,6 +37281,7 @@
         </w:numPr>
       </w:pPr>
       <w:r>
+        <w:lastRenderedPageBreak/>
         <w:t>desactivar contraseñas</w:t>
       </w:r>
     </w:p>
@@ -35617,7 +37331,6 @@
         </w:numPr>
       </w:pPr>
       <w:r>
-        <w:lastRenderedPageBreak/>
         <w:t>máximo 3 intentos</w:t>
       </w:r>
     </w:p>
@@ -35879,6 +37592,7 @@
         </w:numPr>
       </w:pPr>
       <w:r>
+        <w:lastRenderedPageBreak/>
         <w:t>Seguridad y auditoría</w:t>
       </w:r>
     </w:p>
@@ -35919,7 +37633,6 @@
     </w:p>
     <w:p>
       <w:r>
-        <w:lastRenderedPageBreak/>
         <w:t>El alumno entregará:</w:t>
       </w:r>
     </w:p>
@@ -36224,6 +37937,7 @@
     </w:p>
     <w:p>
       <w:r>
+        <w:lastRenderedPageBreak/>
         <w:t xml:space="preserve">sudo </w:t>
       </w:r>
       <w:proofErr w:type="spellStart"/>
@@ -36377,7 +38091,6 @@
     </w:p>
     <w:p>
       <w:r>
-        <w:lastRenderedPageBreak/>
         <w:t xml:space="preserve">sudo </w:t>
       </w:r>
       <w:proofErr w:type="spellStart"/>
@@ -36706,6 +38419,7 @@
         </w:numPr>
       </w:pPr>
       <w:r>
+        <w:lastRenderedPageBreak/>
         <w:t xml:space="preserve">profesores: </w:t>
       </w:r>
       <w:proofErr w:type="spellStart"/>
@@ -36766,7 +38480,6 @@
     </w:p>
     <w:p>
       <w:r>
-        <w:lastRenderedPageBreak/>
         <w:pict w14:anchorId="56047C40">
           <v:rect id="_x0000_i1354" style="width:0;height:1.5pt" o:hralign="center" o:hrstd="t" o:hr="t" fillcolor="#a0a0a0" stroked="f"/>
         </w:pict>
@@ -37157,6 +38870,7 @@
     </w:p>
     <w:p>
       <w:r>
+        <w:lastRenderedPageBreak/>
         <w:t>grep -E "</w:t>
       </w:r>
       <w:proofErr w:type="spellStart"/>
@@ -37246,7 +38960,6 @@
         </w:numPr>
       </w:pPr>
       <w:r>
-        <w:lastRenderedPageBreak/>
         <w:t>cambiar puerto</w:t>
       </w:r>
     </w:p>
@@ -37562,6 +39275,7 @@
           <w:b/>
           <w:bCs/>
         </w:rPr>
+        <w:lastRenderedPageBreak/>
         <w:t>🟩</w:t>
       </w:r>
       <w:r>
@@ -37640,7 +39354,6 @@
         <w:rPr>
           <w:lang w:val="en-GB"/>
         </w:rPr>
-        <w:lastRenderedPageBreak/>
         <w:t>Invalid user</w:t>
       </w:r>
     </w:p>
@@ -37964,6 +39677,7 @@
         <w:rPr>
           <w:rFonts w:ascii="Segoe UI Symbol" w:hAnsi="Segoe UI Symbol" w:cs="Segoe UI Symbol"/>
         </w:rPr>
+        <w:lastRenderedPageBreak/>
         <w:t>✔</w:t>
       </w:r>
       <w:r>
@@ -38079,7 +39793,6 @@
                 <w:b/>
                 <w:bCs/>
               </w:rPr>
-              <w:lastRenderedPageBreak/>
               <w:t>Área</w:t>
             </w:r>
           </w:p>
@@ -38693,6 +40406,7 @@
     </w:p>
     <w:p>
       <w:r>
+        <w:lastRenderedPageBreak/>
         <w:t>Primero crea carpeta:</w:t>
       </w:r>
     </w:p>
@@ -38802,7 +40516,6 @@
     </w:p>
     <w:p>
       <w:r>
-        <w:lastRenderedPageBreak/>
         <w:pict w14:anchorId="73097406">
           <v:rect id="_x0000_i1362" style="width:0;height:1.5pt" o:hralign="center" o:hrstd="t" o:hr="t" fillcolor="#a0a0a0" stroked="f"/>
         </w:pict>
@@ -41099,6 +42812,119 @@
     </w:lvl>
   </w:abstractNum>
   <w:abstractNum w:abstractNumId="14" w15:restartNumberingAfterBreak="0">
+    <w:nsid w:val="0E383012"/>
+    <w:multiLevelType w:val="multilevel"/>
+    <w:tmpl w:val="CD84E56A"/>
+    <w:lvl w:ilvl="0">
+      <w:start w:val="3"/>
+      <w:numFmt w:val="decimal"/>
+      <w:lvlText w:val="%1."/>
+      <w:lvlJc w:val="left"/>
+      <w:pPr>
+        <w:tabs>
+          <w:tab w:val="num" w:pos="720"/>
+        </w:tabs>
+        <w:ind w:left="720" w:hanging="360"/>
+      </w:pPr>
+    </w:lvl>
+    <w:lvl w:ilvl="1" w:tentative="1">
+      <w:start w:val="1"/>
+      <w:numFmt w:val="decimal"/>
+      <w:lvlText w:val="%2."/>
+      <w:lvlJc w:val="left"/>
+      <w:pPr>
+        <w:tabs>
+          <w:tab w:val="num" w:pos="1440"/>
+        </w:tabs>
+        <w:ind w:left="1440" w:hanging="360"/>
+      </w:pPr>
+    </w:lvl>
+    <w:lvl w:ilvl="2" w:tentative="1">
+      <w:start w:val="1"/>
+      <w:numFmt w:val="decimal"/>
+      <w:lvlText w:val="%3."/>
+      <w:lvlJc w:val="left"/>
+      <w:pPr>
+        <w:tabs>
+          <w:tab w:val="num" w:pos="2160"/>
+        </w:tabs>
+        <w:ind w:left="2160" w:hanging="360"/>
+      </w:pPr>
+    </w:lvl>
+    <w:lvl w:ilvl="3" w:tentative="1">
+      <w:start w:val="1"/>
+      <w:numFmt w:val="decimal"/>
+      <w:lvlText w:val="%4."/>
+      <w:lvlJc w:val="left"/>
+      <w:pPr>
+        <w:tabs>
+          <w:tab w:val="num" w:pos="2880"/>
+        </w:tabs>
+        <w:ind w:left="2880" w:hanging="360"/>
+      </w:pPr>
+    </w:lvl>
+    <w:lvl w:ilvl="4" w:tentative="1">
+      <w:start w:val="1"/>
+      <w:numFmt w:val="decimal"/>
+      <w:lvlText w:val="%5."/>
+      <w:lvlJc w:val="left"/>
+      <w:pPr>
+        <w:tabs>
+          <w:tab w:val="num" w:pos="3600"/>
+        </w:tabs>
+        <w:ind w:left="3600" w:hanging="360"/>
+      </w:pPr>
+    </w:lvl>
+    <w:lvl w:ilvl="5" w:tentative="1">
+      <w:start w:val="1"/>
+      <w:numFmt w:val="decimal"/>
+      <w:lvlText w:val="%6."/>
+      <w:lvlJc w:val="left"/>
+      <w:pPr>
+        <w:tabs>
+          <w:tab w:val="num" w:pos="4320"/>
+        </w:tabs>
+        <w:ind w:left="4320" w:hanging="360"/>
+      </w:pPr>
+    </w:lvl>
+    <w:lvl w:ilvl="6" w:tentative="1">
+      <w:start w:val="1"/>
+      <w:numFmt w:val="decimal"/>
+      <w:lvlText w:val="%7."/>
+      <w:lvlJc w:val="left"/>
+      <w:pPr>
+        <w:tabs>
+          <w:tab w:val="num" w:pos="5040"/>
+        </w:tabs>
+        <w:ind w:left="5040" w:hanging="360"/>
+      </w:pPr>
+    </w:lvl>
+    <w:lvl w:ilvl="7" w:tentative="1">
+      <w:start w:val="1"/>
+      <w:numFmt w:val="decimal"/>
+      <w:lvlText w:val="%8."/>
+      <w:lvlJc w:val="left"/>
+      <w:pPr>
+        <w:tabs>
+          <w:tab w:val="num" w:pos="5760"/>
+        </w:tabs>
+        <w:ind w:left="5760" w:hanging="360"/>
+      </w:pPr>
+    </w:lvl>
+    <w:lvl w:ilvl="8" w:tentative="1">
+      <w:start w:val="1"/>
+      <w:numFmt w:val="decimal"/>
+      <w:lvlText w:val="%9."/>
+      <w:lvlJc w:val="left"/>
+      <w:pPr>
+        <w:tabs>
+          <w:tab w:val="num" w:pos="6480"/>
+        </w:tabs>
+        <w:ind w:left="6480" w:hanging="360"/>
+      </w:pPr>
+    </w:lvl>
+  </w:abstractNum>
+  <w:abstractNum w:abstractNumId="15" w15:restartNumberingAfterBreak="0">
     <w:nsid w:val="0ECF484A"/>
     <w:multiLevelType w:val="multilevel"/>
     <w:tmpl w:val="03367C3C"/>
@@ -41215,7 +43041,7 @@
       </w:pPr>
     </w:lvl>
   </w:abstractNum>
-  <w:abstractNum w:abstractNumId="15" w15:restartNumberingAfterBreak="0">
+  <w:abstractNum w:abstractNumId="16" w15:restartNumberingAfterBreak="0">
     <w:nsid w:val="0ED7019F"/>
     <w:multiLevelType w:val="hybridMultilevel"/>
     <w:tmpl w:val="E0768D20"/>
@@ -41328,7 +43154,7 @@
       </w:rPr>
     </w:lvl>
   </w:abstractNum>
-  <w:abstractNum w:abstractNumId="16" w15:restartNumberingAfterBreak="0">
+  <w:abstractNum w:abstractNumId="17" w15:restartNumberingAfterBreak="0">
     <w:nsid w:val="0F224497"/>
     <w:multiLevelType w:val="multilevel"/>
     <w:tmpl w:val="2F36759E"/>
@@ -41477,7 +43303,7 @@
       </w:rPr>
     </w:lvl>
   </w:abstractNum>
-  <w:abstractNum w:abstractNumId="17" w15:restartNumberingAfterBreak="0">
+  <w:abstractNum w:abstractNumId="18" w15:restartNumberingAfterBreak="0">
     <w:nsid w:val="0F7077F2"/>
     <w:multiLevelType w:val="multilevel"/>
     <w:tmpl w:val="98DE0B6E"/>
@@ -41590,7 +43416,7 @@
       </w:pPr>
     </w:lvl>
   </w:abstractNum>
-  <w:abstractNum w:abstractNumId="18" w15:restartNumberingAfterBreak="0">
+  <w:abstractNum w:abstractNumId="19" w15:restartNumberingAfterBreak="0">
     <w:nsid w:val="0F9A28BE"/>
     <w:multiLevelType w:val="hybridMultilevel"/>
     <w:tmpl w:val="5B9E5400"/>
@@ -41703,7 +43529,7 @@
       </w:rPr>
     </w:lvl>
   </w:abstractNum>
-  <w:abstractNum w:abstractNumId="19" w15:restartNumberingAfterBreak="0">
+  <w:abstractNum w:abstractNumId="20" w15:restartNumberingAfterBreak="0">
     <w:nsid w:val="0FAA18A0"/>
     <w:multiLevelType w:val="multilevel"/>
     <w:tmpl w:val="DC8C8D42"/>
@@ -41852,7 +43678,7 @@
       </w:rPr>
     </w:lvl>
   </w:abstractNum>
-  <w:abstractNum w:abstractNumId="20" w15:restartNumberingAfterBreak="0">
+  <w:abstractNum w:abstractNumId="21" w15:restartNumberingAfterBreak="0">
     <w:nsid w:val="149A0BC8"/>
     <w:multiLevelType w:val="multilevel"/>
     <w:tmpl w:val="4D869BA2"/>
@@ -41965,7 +43791,156 @@
       </w:pPr>
     </w:lvl>
   </w:abstractNum>
-  <w:abstractNum w:abstractNumId="21" w15:restartNumberingAfterBreak="0">
+  <w:abstractNum w:abstractNumId="22" w15:restartNumberingAfterBreak="0">
+    <w:nsid w:val="188E3D91"/>
+    <w:multiLevelType w:val="multilevel"/>
+    <w:tmpl w:val="36E6961A"/>
+    <w:lvl w:ilvl="0">
+      <w:start w:val="1"/>
+      <w:numFmt w:val="bullet"/>
+      <w:lvlText w:val=""/>
+      <w:lvlJc w:val="left"/>
+      <w:pPr>
+        <w:tabs>
+          <w:tab w:val="num" w:pos="720"/>
+        </w:tabs>
+        <w:ind w:left="720" w:hanging="360"/>
+      </w:pPr>
+      <w:rPr>
+        <w:rFonts w:ascii="Symbol" w:hAnsi="Symbol" w:hint="default"/>
+        <w:sz w:val="20"/>
+      </w:rPr>
+    </w:lvl>
+    <w:lvl w:ilvl="1" w:tentative="1">
+      <w:start w:val="1"/>
+      <w:numFmt w:val="bullet"/>
+      <w:lvlText w:val="o"/>
+      <w:lvlJc w:val="left"/>
+      <w:pPr>
+        <w:tabs>
+          <w:tab w:val="num" w:pos="1440"/>
+        </w:tabs>
+        <w:ind w:left="1440" w:hanging="360"/>
+      </w:pPr>
+      <w:rPr>
+        <w:rFonts w:ascii="Courier New" w:hAnsi="Courier New" w:hint="default"/>
+        <w:sz w:val="20"/>
+      </w:rPr>
+    </w:lvl>
+    <w:lvl w:ilvl="2" w:tentative="1">
+      <w:start w:val="1"/>
+      <w:numFmt w:val="bullet"/>
+      <w:lvlText w:val=""/>
+      <w:lvlJc w:val="left"/>
+      <w:pPr>
+        <w:tabs>
+          <w:tab w:val="num" w:pos="2160"/>
+        </w:tabs>
+        <w:ind w:left="2160" w:hanging="360"/>
+      </w:pPr>
+      <w:rPr>
+        <w:rFonts w:ascii="Wingdings" w:hAnsi="Wingdings" w:hint="default"/>
+        <w:sz w:val="20"/>
+      </w:rPr>
+    </w:lvl>
+    <w:lvl w:ilvl="3" w:tentative="1">
+      <w:start w:val="1"/>
+      <w:numFmt w:val="bullet"/>
+      <w:lvlText w:val=""/>
+      <w:lvlJc w:val="left"/>
+      <w:pPr>
+        <w:tabs>
+          <w:tab w:val="num" w:pos="2880"/>
+        </w:tabs>
+        <w:ind w:left="2880" w:hanging="360"/>
+      </w:pPr>
+      <w:rPr>
+        <w:rFonts w:ascii="Wingdings" w:hAnsi="Wingdings" w:hint="default"/>
+        <w:sz w:val="20"/>
+      </w:rPr>
+    </w:lvl>
+    <w:lvl w:ilvl="4" w:tentative="1">
+      <w:start w:val="1"/>
+      <w:numFmt w:val="bullet"/>
+      <w:lvlText w:val=""/>
+      <w:lvlJc w:val="left"/>
+      <w:pPr>
+        <w:tabs>
+          <w:tab w:val="num" w:pos="3600"/>
+        </w:tabs>
+        <w:ind w:left="3600" w:hanging="360"/>
+      </w:pPr>
+      <w:rPr>
+        <w:rFonts w:ascii="Wingdings" w:hAnsi="Wingdings" w:hint="default"/>
+        <w:sz w:val="20"/>
+      </w:rPr>
+    </w:lvl>
+    <w:lvl w:ilvl="5" w:tentative="1">
+      <w:start w:val="1"/>
+      <w:numFmt w:val="bullet"/>
+      <w:lvlText w:val=""/>
+      <w:lvlJc w:val="left"/>
+      <w:pPr>
+        <w:tabs>
+          <w:tab w:val="num" w:pos="4320"/>
+        </w:tabs>
+        <w:ind w:left="4320" w:hanging="360"/>
+      </w:pPr>
+      <w:rPr>
+        <w:rFonts w:ascii="Wingdings" w:hAnsi="Wingdings" w:hint="default"/>
+        <w:sz w:val="20"/>
+      </w:rPr>
+    </w:lvl>
+    <w:lvl w:ilvl="6" w:tentative="1">
+      <w:start w:val="1"/>
+      <w:numFmt w:val="bullet"/>
+      <w:lvlText w:val=""/>
+      <w:lvlJc w:val="left"/>
+      <w:pPr>
+        <w:tabs>
+          <w:tab w:val="num" w:pos="5040"/>
+        </w:tabs>
+        <w:ind w:left="5040" w:hanging="360"/>
+      </w:pPr>
+      <w:rPr>
+        <w:rFonts w:ascii="Wingdings" w:hAnsi="Wingdings" w:hint="default"/>
+        <w:sz w:val="20"/>
+      </w:rPr>
+    </w:lvl>
+    <w:lvl w:ilvl="7" w:tentative="1">
+      <w:start w:val="1"/>
+      <w:numFmt w:val="bullet"/>
+      <w:lvlText w:val=""/>
+      <w:lvlJc w:val="left"/>
+      <w:pPr>
+        <w:tabs>
+          <w:tab w:val="num" w:pos="5760"/>
+        </w:tabs>
+        <w:ind w:left="5760" w:hanging="360"/>
+      </w:pPr>
+      <w:rPr>
+        <w:rFonts w:ascii="Wingdings" w:hAnsi="Wingdings" w:hint="default"/>
+        <w:sz w:val="20"/>
+      </w:rPr>
+    </w:lvl>
+    <w:lvl w:ilvl="8" w:tentative="1">
+      <w:start w:val="1"/>
+      <w:numFmt w:val="bullet"/>
+      <w:lvlText w:val=""/>
+      <w:lvlJc w:val="left"/>
+      <w:pPr>
+        <w:tabs>
+          <w:tab w:val="num" w:pos="6480"/>
+        </w:tabs>
+        <w:ind w:left="6480" w:hanging="360"/>
+      </w:pPr>
+      <w:rPr>
+        <w:rFonts w:ascii="Wingdings" w:hAnsi="Wingdings" w:hint="default"/>
+        <w:sz w:val="20"/>
+      </w:rPr>
+    </w:lvl>
+  </w:abstractNum>
+  <w:abstractNum w:abstractNumId="23" w15:restartNumberingAfterBreak="0">
     <w:nsid w:val="19272A19"/>
     <w:multiLevelType w:val="multilevel"/>
     <w:tmpl w:val="5842489A"/>
@@ -42082,7 +44057,124 @@
       </w:pPr>
     </w:lvl>
   </w:abstractNum>
-  <w:abstractNum w:abstractNumId="22" w15:restartNumberingAfterBreak="0">
+  <w:abstractNum w:abstractNumId="24" w15:restartNumberingAfterBreak="0">
+    <w:nsid w:val="19476006"/>
+    <w:multiLevelType w:val="multilevel"/>
+    <w:tmpl w:val="0458E1EA"/>
+    <w:lvl w:ilvl="0">
+      <w:start w:val="1"/>
+      <w:numFmt w:val="decimal"/>
+      <w:lvlText w:val="%1."/>
+      <w:lvlJc w:val="left"/>
+      <w:pPr>
+        <w:tabs>
+          <w:tab w:val="num" w:pos="720"/>
+        </w:tabs>
+        <w:ind w:left="720" w:hanging="360"/>
+      </w:pPr>
+    </w:lvl>
+    <w:lvl w:ilvl="1">
+      <w:start w:val="1"/>
+      <w:numFmt w:val="bullet"/>
+      <w:lvlText w:val="o"/>
+      <w:lvlJc w:val="left"/>
+      <w:pPr>
+        <w:tabs>
+          <w:tab w:val="num" w:pos="1440"/>
+        </w:tabs>
+        <w:ind w:left="1440" w:hanging="360"/>
+      </w:pPr>
+      <w:rPr>
+        <w:rFonts w:ascii="Courier New" w:hAnsi="Courier New" w:hint="default"/>
+        <w:sz w:val="20"/>
+      </w:rPr>
+    </w:lvl>
+    <w:lvl w:ilvl="2" w:tentative="1">
+      <w:start w:val="1"/>
+      <w:numFmt w:val="decimal"/>
+      <w:lvlText w:val="%3."/>
+      <w:lvlJc w:val="left"/>
+      <w:pPr>
+        <w:tabs>
+          <w:tab w:val="num" w:pos="2160"/>
+        </w:tabs>
+        <w:ind w:left="2160" w:hanging="360"/>
+      </w:pPr>
+    </w:lvl>
+    <w:lvl w:ilvl="3" w:tentative="1">
+      <w:start w:val="1"/>
+      <w:numFmt w:val="decimal"/>
+      <w:lvlText w:val="%4."/>
+      <w:lvlJc w:val="left"/>
+      <w:pPr>
+        <w:tabs>
+          <w:tab w:val="num" w:pos="2880"/>
+        </w:tabs>
+        <w:ind w:left="2880" w:hanging="360"/>
+      </w:pPr>
+    </w:lvl>
+    <w:lvl w:ilvl="4" w:tentative="1">
+      <w:start w:val="1"/>
+      <w:numFmt w:val="decimal"/>
+      <w:lvlText w:val="%5."/>
+      <w:lvlJc w:val="left"/>
+      <w:pPr>
+        <w:tabs>
+          <w:tab w:val="num" w:pos="3600"/>
+        </w:tabs>
+        <w:ind w:left="3600" w:hanging="360"/>
+      </w:pPr>
+    </w:lvl>
+    <w:lvl w:ilvl="5" w:tentative="1">
+      <w:start w:val="1"/>
+      <w:numFmt w:val="decimal"/>
+      <w:lvlText w:val="%6."/>
+      <w:lvlJc w:val="left"/>
+      <w:pPr>
+        <w:tabs>
+          <w:tab w:val="num" w:pos="4320"/>
+        </w:tabs>
+        <w:ind w:left="4320" w:hanging="360"/>
+      </w:pPr>
+    </w:lvl>
+    <w:lvl w:ilvl="6" w:tentative="1">
+      <w:start w:val="1"/>
+      <w:numFmt w:val="decimal"/>
+      <w:lvlText w:val="%7."/>
+      <w:lvlJc w:val="left"/>
+      <w:pPr>
+        <w:tabs>
+          <w:tab w:val="num" w:pos="5040"/>
+        </w:tabs>
+        <w:ind w:left="5040" w:hanging="360"/>
+      </w:pPr>
+    </w:lvl>
+    <w:lvl w:ilvl="7" w:tentative="1">
+      <w:start w:val="1"/>
+      <w:numFmt w:val="decimal"/>
+      <w:lvlText w:val="%8."/>
+      <w:lvlJc w:val="left"/>
+      <w:pPr>
+        <w:tabs>
+          <w:tab w:val="num" w:pos="5760"/>
+        </w:tabs>
+        <w:ind w:left="5760" w:hanging="360"/>
+      </w:pPr>
+    </w:lvl>
+    <w:lvl w:ilvl="8" w:tentative="1">
+      <w:start w:val="1"/>
+      <w:numFmt w:val="decimal"/>
+      <w:lvlText w:val="%9."/>
+      <w:lvlJc w:val="left"/>
+      <w:pPr>
+        <w:tabs>
+          <w:tab w:val="num" w:pos="6480"/>
+        </w:tabs>
+        <w:ind w:left="6480" w:hanging="360"/>
+      </w:pPr>
+    </w:lvl>
+  </w:abstractNum>
+  <w:abstractNum w:abstractNumId="25" w15:restartNumberingAfterBreak="0">
     <w:nsid w:val="1B402F8A"/>
     <w:multiLevelType w:val="multilevel"/>
     <w:tmpl w:val="1DC4392C"/>
@@ -42231,7 +44323,124 @@
       </w:rPr>
     </w:lvl>
   </w:abstractNum>
-  <w:abstractNum w:abstractNumId="23" w15:restartNumberingAfterBreak="0">
+  <w:abstractNum w:abstractNumId="26" w15:restartNumberingAfterBreak="0">
+    <w:nsid w:val="1C3E1EE6"/>
+    <w:multiLevelType w:val="multilevel"/>
+    <w:tmpl w:val="2F1EF60A"/>
+    <w:lvl w:ilvl="0">
+      <w:start w:val="1"/>
+      <w:numFmt w:val="decimal"/>
+      <w:lvlText w:val="%1."/>
+      <w:lvlJc w:val="left"/>
+      <w:pPr>
+        <w:tabs>
+          <w:tab w:val="num" w:pos="720"/>
+        </w:tabs>
+        <w:ind w:left="720" w:hanging="360"/>
+      </w:pPr>
+    </w:lvl>
+    <w:lvl w:ilvl="1">
+      <w:start w:val="1"/>
+      <w:numFmt w:val="bullet"/>
+      <w:lvlText w:val="o"/>
+      <w:lvlJc w:val="left"/>
+      <w:pPr>
+        <w:tabs>
+          <w:tab w:val="num" w:pos="1440"/>
+        </w:tabs>
+        <w:ind w:left="1440" w:hanging="360"/>
+      </w:pPr>
+      <w:rPr>
+        <w:rFonts w:ascii="Courier New" w:hAnsi="Courier New" w:hint="default"/>
+        <w:sz w:val="20"/>
+      </w:rPr>
+    </w:lvl>
+    <w:lvl w:ilvl="2" w:tentative="1">
+      <w:start w:val="1"/>
+      <w:numFmt w:val="decimal"/>
+      <w:lvlText w:val="%3."/>
+      <w:lvlJc w:val="left"/>
+      <w:pPr>
+        <w:tabs>
+          <w:tab w:val="num" w:pos="2160"/>
+        </w:tabs>
+        <w:ind w:left="2160" w:hanging="360"/>
+      </w:pPr>
+    </w:lvl>
+    <w:lvl w:ilvl="3" w:tentative="1">
+      <w:start w:val="1"/>
+      <w:numFmt w:val="decimal"/>
+      <w:lvlText w:val="%4."/>
+      <w:lvlJc w:val="left"/>
+      <w:pPr>
+        <w:tabs>
+          <w:tab w:val="num" w:pos="2880"/>
+        </w:tabs>
+        <w:ind w:left="2880" w:hanging="360"/>
+      </w:pPr>
+    </w:lvl>
+    <w:lvl w:ilvl="4" w:tentative="1">
+      <w:start w:val="1"/>
+      <w:numFmt w:val="decimal"/>
+      <w:lvlText w:val="%5."/>
+      <w:lvlJc w:val="left"/>
+      <w:pPr>
+        <w:tabs>
+          <w:tab w:val="num" w:pos="3600"/>
+        </w:tabs>
+        <w:ind w:left="3600" w:hanging="360"/>
+      </w:pPr>
+    </w:lvl>
+    <w:lvl w:ilvl="5" w:tentative="1">
+      <w:start w:val="1"/>
+      <w:numFmt w:val="decimal"/>
+      <w:lvlText w:val="%6."/>
+      <w:lvlJc w:val="left"/>
+      <w:pPr>
+        <w:tabs>
+          <w:tab w:val="num" w:pos="4320"/>
+        </w:tabs>
+        <w:ind w:left="4320" w:hanging="360"/>
+      </w:pPr>
+    </w:lvl>
+    <w:lvl w:ilvl="6" w:tentative="1">
+      <w:start w:val="1"/>
+      <w:numFmt w:val="decimal"/>
+      <w:lvlText w:val="%7."/>
+      <w:lvlJc w:val="left"/>
+      <w:pPr>
+        <w:tabs>
+          <w:tab w:val="num" w:pos="5040"/>
+        </w:tabs>
+        <w:ind w:left="5040" w:hanging="360"/>
+      </w:pPr>
+    </w:lvl>
+    <w:lvl w:ilvl="7" w:tentative="1">
+      <w:start w:val="1"/>
+      <w:numFmt w:val="decimal"/>
+      <w:lvlText w:val="%8."/>
+      <w:lvlJc w:val="left"/>
+      <w:pPr>
+        <w:tabs>
+          <w:tab w:val="num" w:pos="5760"/>
+        </w:tabs>
+        <w:ind w:left="5760" w:hanging="360"/>
+      </w:pPr>
+    </w:lvl>
+    <w:lvl w:ilvl="8" w:tentative="1">
+      <w:start w:val="1"/>
+      <w:numFmt w:val="decimal"/>
+      <w:lvlText w:val="%9."/>
+      <w:lvlJc w:val="left"/>
+      <w:pPr>
+        <w:tabs>
+          <w:tab w:val="num" w:pos="6480"/>
+        </w:tabs>
+        <w:ind w:left="6480" w:hanging="360"/>
+      </w:pPr>
+    </w:lvl>
+  </w:abstractNum>
+  <w:abstractNum w:abstractNumId="27" w15:restartNumberingAfterBreak="0">
     <w:nsid w:val="1D25468F"/>
     <w:multiLevelType w:val="multilevel"/>
     <w:tmpl w:val="455E8526"/>
@@ -42344,7 +44553,7 @@
       </w:pPr>
     </w:lvl>
   </w:abstractNum>
-  <w:abstractNum w:abstractNumId="24" w15:restartNumberingAfterBreak="0">
+  <w:abstractNum w:abstractNumId="28" w15:restartNumberingAfterBreak="0">
     <w:nsid w:val="1DD76E3E"/>
     <w:multiLevelType w:val="hybridMultilevel"/>
     <w:tmpl w:val="5D5058C4"/>
@@ -42457,7 +44666,7 @@
       </w:rPr>
     </w:lvl>
   </w:abstractNum>
-  <w:abstractNum w:abstractNumId="25" w15:restartNumberingAfterBreak="0">
+  <w:abstractNum w:abstractNumId="29" w15:restartNumberingAfterBreak="0">
     <w:nsid w:val="1FFF4379"/>
     <w:multiLevelType w:val="multilevel"/>
     <w:tmpl w:val="78F86532"/>
@@ -42606,7 +44815,7 @@
       </w:rPr>
     </w:lvl>
   </w:abstractNum>
-  <w:abstractNum w:abstractNumId="26" w15:restartNumberingAfterBreak="0">
+  <w:abstractNum w:abstractNumId="30" w15:restartNumberingAfterBreak="0">
     <w:nsid w:val="22F13AD5"/>
     <w:multiLevelType w:val="multilevel"/>
     <w:tmpl w:val="7A92B9FC"/>
@@ -42755,7 +44964,7 @@
       </w:rPr>
     </w:lvl>
   </w:abstractNum>
-  <w:abstractNum w:abstractNumId="27" w15:restartNumberingAfterBreak="0">
+  <w:abstractNum w:abstractNumId="31" w15:restartNumberingAfterBreak="0">
     <w:nsid w:val="23164A3E"/>
     <w:multiLevelType w:val="hybridMultilevel"/>
     <w:tmpl w:val="8BF80A0A"/>
@@ -42844,7 +45053,7 @@
       </w:pPr>
     </w:lvl>
   </w:abstractNum>
-  <w:abstractNum w:abstractNumId="28" w15:restartNumberingAfterBreak="0">
+  <w:abstractNum w:abstractNumId="32" w15:restartNumberingAfterBreak="0">
     <w:nsid w:val="240A5588"/>
     <w:multiLevelType w:val="multilevel"/>
     <w:tmpl w:val="07A6DA08"/>
@@ -42993,7 +45202,7 @@
       </w:rPr>
     </w:lvl>
   </w:abstractNum>
-  <w:abstractNum w:abstractNumId="29" w15:restartNumberingAfterBreak="0">
+  <w:abstractNum w:abstractNumId="33" w15:restartNumberingAfterBreak="0">
     <w:nsid w:val="24626CB3"/>
     <w:multiLevelType w:val="multilevel"/>
     <w:tmpl w:val="AE660828"/>
@@ -43142,7 +45351,7 @@
       </w:rPr>
     </w:lvl>
   </w:abstractNum>
-  <w:abstractNum w:abstractNumId="30" w15:restartNumberingAfterBreak="0">
+  <w:abstractNum w:abstractNumId="34" w15:restartNumberingAfterBreak="0">
     <w:nsid w:val="25770CDD"/>
     <w:multiLevelType w:val="multilevel"/>
     <w:tmpl w:val="73C6024C"/>
@@ -43291,7 +45500,7 @@
       </w:rPr>
     </w:lvl>
   </w:abstractNum>
-  <w:abstractNum w:abstractNumId="31" w15:restartNumberingAfterBreak="0">
+  <w:abstractNum w:abstractNumId="35" w15:restartNumberingAfterBreak="0">
     <w:nsid w:val="28311E64"/>
     <w:multiLevelType w:val="multilevel"/>
     <w:tmpl w:val="1214F794"/>
@@ -43440,7 +45649,7 @@
       </w:rPr>
     </w:lvl>
   </w:abstractNum>
-  <w:abstractNum w:abstractNumId="32" w15:restartNumberingAfterBreak="0">
+  <w:abstractNum w:abstractNumId="36" w15:restartNumberingAfterBreak="0">
     <w:nsid w:val="2C9A44F8"/>
     <w:multiLevelType w:val="hybridMultilevel"/>
     <w:tmpl w:val="3F1C7100"/>
@@ -43553,7 +45762,7 @@
       </w:rPr>
     </w:lvl>
   </w:abstractNum>
-  <w:abstractNum w:abstractNumId="33" w15:restartNumberingAfterBreak="0">
+  <w:abstractNum w:abstractNumId="37" w15:restartNumberingAfterBreak="0">
     <w:nsid w:val="2DCD52A8"/>
     <w:multiLevelType w:val="hybridMultilevel"/>
     <w:tmpl w:val="E2CC434E"/>
@@ -43666,7 +45875,7 @@
       </w:rPr>
     </w:lvl>
   </w:abstractNum>
-  <w:abstractNum w:abstractNumId="34" w15:restartNumberingAfterBreak="0">
+  <w:abstractNum w:abstractNumId="38" w15:restartNumberingAfterBreak="0">
     <w:nsid w:val="2E9840E7"/>
     <w:multiLevelType w:val="hybridMultilevel"/>
     <w:tmpl w:val="C00E7376"/>
@@ -43779,7 +45988,7 @@
       </w:rPr>
     </w:lvl>
   </w:abstractNum>
-  <w:abstractNum w:abstractNumId="35" w15:restartNumberingAfterBreak="0">
+  <w:abstractNum w:abstractNumId="39" w15:restartNumberingAfterBreak="0">
     <w:nsid w:val="30E44B80"/>
     <w:multiLevelType w:val="hybridMultilevel"/>
     <w:tmpl w:val="848C8588"/>
@@ -43892,7 +46101,7 @@
       </w:rPr>
     </w:lvl>
   </w:abstractNum>
-  <w:abstractNum w:abstractNumId="36" w15:restartNumberingAfterBreak="0">
+  <w:abstractNum w:abstractNumId="40" w15:restartNumberingAfterBreak="0">
     <w:nsid w:val="310E1C1A"/>
     <w:multiLevelType w:val="hybridMultilevel"/>
     <w:tmpl w:val="8F18033A"/>
@@ -44005,7 +46214,7 @@
       </w:rPr>
     </w:lvl>
   </w:abstractNum>
-  <w:abstractNum w:abstractNumId="37" w15:restartNumberingAfterBreak="0">
+  <w:abstractNum w:abstractNumId="41" w15:restartNumberingAfterBreak="0">
     <w:nsid w:val="3132793E"/>
     <w:multiLevelType w:val="multilevel"/>
     <w:tmpl w:val="28F0FD00"/>
@@ -44154,7 +46363,7 @@
       </w:rPr>
     </w:lvl>
   </w:abstractNum>
-  <w:abstractNum w:abstractNumId="38" w15:restartNumberingAfterBreak="0">
+  <w:abstractNum w:abstractNumId="42" w15:restartNumberingAfterBreak="0">
     <w:nsid w:val="32761901"/>
     <w:multiLevelType w:val="hybridMultilevel"/>
     <w:tmpl w:val="040C9728"/>
@@ -44267,7 +46476,7 @@
       </w:rPr>
     </w:lvl>
   </w:abstractNum>
-  <w:abstractNum w:abstractNumId="39" w15:restartNumberingAfterBreak="0">
+  <w:abstractNum w:abstractNumId="43" w15:restartNumberingAfterBreak="0">
     <w:nsid w:val="32D26769"/>
     <w:multiLevelType w:val="multilevel"/>
     <w:tmpl w:val="F37EE694"/>
@@ -44380,7 +46589,7 @@
       </w:pPr>
     </w:lvl>
   </w:abstractNum>
-  <w:abstractNum w:abstractNumId="40" w15:restartNumberingAfterBreak="0">
+  <w:abstractNum w:abstractNumId="44" w15:restartNumberingAfterBreak="0">
     <w:nsid w:val="331E4FD0"/>
     <w:multiLevelType w:val="multilevel"/>
     <w:tmpl w:val="572E13AC"/>
@@ -44529,7 +46738,7 @@
       </w:rPr>
     </w:lvl>
   </w:abstractNum>
-  <w:abstractNum w:abstractNumId="41" w15:restartNumberingAfterBreak="0">
+  <w:abstractNum w:abstractNumId="45" w15:restartNumberingAfterBreak="0">
     <w:nsid w:val="34AB48D4"/>
     <w:multiLevelType w:val="multilevel"/>
     <w:tmpl w:val="77043D24"/>
@@ -44678,7 +46887,7 @@
       </w:rPr>
     </w:lvl>
   </w:abstractNum>
-  <w:abstractNum w:abstractNumId="42" w15:restartNumberingAfterBreak="0">
+  <w:abstractNum w:abstractNumId="46" w15:restartNumberingAfterBreak="0">
     <w:nsid w:val="35E558A8"/>
     <w:multiLevelType w:val="hybridMultilevel"/>
     <w:tmpl w:val="EB0CC45C"/>
@@ -44791,7 +47000,7 @@
       </w:rPr>
     </w:lvl>
   </w:abstractNum>
-  <w:abstractNum w:abstractNumId="43" w15:restartNumberingAfterBreak="0">
+  <w:abstractNum w:abstractNumId="47" w15:restartNumberingAfterBreak="0">
     <w:nsid w:val="375151B6"/>
     <w:multiLevelType w:val="multilevel"/>
     <w:tmpl w:val="F662915A"/>
@@ -44904,7 +47113,7 @@
       </w:pPr>
     </w:lvl>
   </w:abstractNum>
-  <w:abstractNum w:abstractNumId="44" w15:restartNumberingAfterBreak="0">
+  <w:abstractNum w:abstractNumId="48" w15:restartNumberingAfterBreak="0">
     <w:nsid w:val="39732BD1"/>
     <w:multiLevelType w:val="multilevel"/>
     <w:tmpl w:val="5874C8B8"/>
@@ -45053,7 +47262,7 @@
       </w:rPr>
     </w:lvl>
   </w:abstractNum>
-  <w:abstractNum w:abstractNumId="45" w15:restartNumberingAfterBreak="0">
+  <w:abstractNum w:abstractNumId="49" w15:restartNumberingAfterBreak="0">
     <w:nsid w:val="399A10B0"/>
     <w:multiLevelType w:val="multilevel"/>
     <w:tmpl w:val="E3FCD032"/>
@@ -45170,7 +47379,7 @@
       </w:pPr>
     </w:lvl>
   </w:abstractNum>
-  <w:abstractNum w:abstractNumId="46" w15:restartNumberingAfterBreak="0">
+  <w:abstractNum w:abstractNumId="50" w15:restartNumberingAfterBreak="0">
     <w:nsid w:val="39E53D80"/>
     <w:multiLevelType w:val="hybridMultilevel"/>
     <w:tmpl w:val="3A845406"/>
@@ -45283,7 +47492,7 @@
       </w:rPr>
     </w:lvl>
   </w:abstractNum>
-  <w:abstractNum w:abstractNumId="47" w15:restartNumberingAfterBreak="0">
+  <w:abstractNum w:abstractNumId="51" w15:restartNumberingAfterBreak="0">
     <w:nsid w:val="3D896221"/>
     <w:multiLevelType w:val="multilevel"/>
     <w:tmpl w:val="AE187B3C"/>
@@ -45432,7 +47641,120 @@
       </w:rPr>
     </w:lvl>
   </w:abstractNum>
-  <w:abstractNum w:abstractNumId="48" w15:restartNumberingAfterBreak="0">
+  <w:abstractNum w:abstractNumId="52" w15:restartNumberingAfterBreak="0">
+    <w:nsid w:val="3DD00B0A"/>
+    <w:multiLevelType w:val="multilevel"/>
+    <w:tmpl w:val="57BC2A04"/>
+    <w:lvl w:ilvl="0">
+      <w:start w:val="1"/>
+      <w:numFmt w:val="decimal"/>
+      <w:lvlText w:val="%1."/>
+      <w:lvlJc w:val="left"/>
+      <w:pPr>
+        <w:tabs>
+          <w:tab w:val="num" w:pos="720"/>
+        </w:tabs>
+        <w:ind w:left="720" w:hanging="360"/>
+      </w:pPr>
+    </w:lvl>
+    <w:lvl w:ilvl="1" w:tentative="1">
+      <w:start w:val="1"/>
+      <w:numFmt w:val="decimal"/>
+      <w:lvlText w:val="%2."/>
+      <w:lvlJc w:val="left"/>
+      <w:pPr>
+        <w:tabs>
+          <w:tab w:val="num" w:pos="1440"/>
+        </w:tabs>
+        <w:ind w:left="1440" w:hanging="360"/>
+      </w:pPr>
+    </w:lvl>
+    <w:lvl w:ilvl="2" w:tentative="1">
+      <w:start w:val="1"/>
+      <w:numFmt w:val="decimal"/>
+      <w:lvlText w:val="%3."/>
+      <w:lvlJc w:val="left"/>
+      <w:pPr>
+        <w:tabs>
+          <w:tab w:val="num" w:pos="2160"/>
+        </w:tabs>
+        <w:ind w:left="2160" w:hanging="360"/>
+      </w:pPr>
+    </w:lvl>
+    <w:lvl w:ilvl="3" w:tentative="1">
+      <w:start w:val="1"/>
+      <w:numFmt w:val="decimal"/>
+      <w:lvlText w:val="%4."/>
+      <w:lvlJc w:val="left"/>
+      <w:pPr>
+        <w:tabs>
+          <w:tab w:val="num" w:pos="2880"/>
+        </w:tabs>
+        <w:ind w:left="2880" w:hanging="360"/>
+      </w:pPr>
+    </w:lvl>
+    <w:lvl w:ilvl="4" w:tentative="1">
+      <w:start w:val="1"/>
+      <w:numFmt w:val="decimal"/>
+      <w:lvlText w:val="%5."/>
+      <w:lvlJc w:val="left"/>
+      <w:pPr>
+        <w:tabs>
+          <w:tab w:val="num" w:pos="3600"/>
+        </w:tabs>
+        <w:ind w:left="3600" w:hanging="360"/>
+      </w:pPr>
+    </w:lvl>
+    <w:lvl w:ilvl="5" w:tentative="1">
+      <w:start w:val="1"/>
+      <w:numFmt w:val="decimal"/>
+      <w:lvlText w:val="%6."/>
+      <w:lvlJc w:val="left"/>
+      <w:pPr>
+        <w:tabs>
+          <w:tab w:val="num" w:pos="4320"/>
+        </w:tabs>
+        <w:ind w:left="4320" w:hanging="360"/>
+      </w:pPr>
+    </w:lvl>
+    <w:lvl w:ilvl="6" w:tentative="1">
+      <w:start w:val="1"/>
+      <w:numFmt w:val="decimal"/>
+      <w:lvlText w:val="%7."/>
+      <w:lvlJc w:val="left"/>
+      <w:pPr>
+        <w:tabs>
+          <w:tab w:val="num" w:pos="5040"/>
+        </w:tabs>
+        <w:ind w:left="5040" w:hanging="360"/>
+      </w:pPr>
+    </w:lvl>
+    <w:lvl w:ilvl="7" w:tentative="1">
+      <w:start w:val="1"/>
+      <w:numFmt w:val="decimal"/>
+      <w:lvlText w:val="%8."/>
+      <w:lvlJc w:val="left"/>
+      <w:pPr>
+        <w:tabs>
+          <w:tab w:val="num" w:pos="5760"/>
+        </w:tabs>
+        <w:ind w:left="5760" w:hanging="360"/>
+      </w:pPr>
+    </w:lvl>
+    <w:lvl w:ilvl="8" w:tentative="1">
+      <w:start w:val="1"/>
+      <w:numFmt w:val="decimal"/>
+      <w:lvlText w:val="%9."/>
+      <w:lvlJc w:val="left"/>
+      <w:pPr>
+        <w:tabs>
+          <w:tab w:val="num" w:pos="6480"/>
+        </w:tabs>
+        <w:ind w:left="6480" w:hanging="360"/>
+      </w:pPr>
+    </w:lvl>
+  </w:abstractNum>
+  <w:abstractNum w:abstractNumId="53" w15:restartNumberingAfterBreak="0">
     <w:nsid w:val="3DD4409B"/>
     <w:multiLevelType w:val="hybridMultilevel"/>
     <w:tmpl w:val="6156AF3C"/>
@@ -45545,7 +47867,7 @@
       </w:rPr>
     </w:lvl>
   </w:abstractNum>
-  <w:abstractNum w:abstractNumId="49" w15:restartNumberingAfterBreak="0">
+  <w:abstractNum w:abstractNumId="54" w15:restartNumberingAfterBreak="0">
     <w:nsid w:val="3E7A0770"/>
     <w:multiLevelType w:val="multilevel"/>
     <w:tmpl w:val="EBE0B0C8"/>
@@ -45662,7 +47984,7 @@
       </w:pPr>
     </w:lvl>
   </w:abstractNum>
-  <w:abstractNum w:abstractNumId="50" w15:restartNumberingAfterBreak="0">
+  <w:abstractNum w:abstractNumId="55" w15:restartNumberingAfterBreak="0">
     <w:nsid w:val="3F6B3327"/>
     <w:multiLevelType w:val="hybridMultilevel"/>
     <w:tmpl w:val="5966FC2C"/>
@@ -45775,7 +48097,7 @@
       </w:rPr>
     </w:lvl>
   </w:abstractNum>
-  <w:abstractNum w:abstractNumId="51" w15:restartNumberingAfterBreak="0">
+  <w:abstractNum w:abstractNumId="56" w15:restartNumberingAfterBreak="0">
     <w:nsid w:val="3FD646D0"/>
     <w:multiLevelType w:val="hybridMultilevel"/>
     <w:tmpl w:val="C652BA92"/>
@@ -45888,7 +48210,7 @@
       </w:rPr>
     </w:lvl>
   </w:abstractNum>
-  <w:abstractNum w:abstractNumId="52" w15:restartNumberingAfterBreak="0">
+  <w:abstractNum w:abstractNumId="57" w15:restartNumberingAfterBreak="0">
     <w:nsid w:val="438F0488"/>
     <w:multiLevelType w:val="multilevel"/>
     <w:tmpl w:val="2FF665DE"/>
@@ -46037,7 +48359,7 @@
       </w:rPr>
     </w:lvl>
   </w:abstractNum>
-  <w:abstractNum w:abstractNumId="53" w15:restartNumberingAfterBreak="0">
+  <w:abstractNum w:abstractNumId="58" w15:restartNumberingAfterBreak="0">
     <w:nsid w:val="457F52C8"/>
     <w:multiLevelType w:val="hybridMultilevel"/>
     <w:tmpl w:val="EFD67600"/>
@@ -46150,7 +48472,7 @@
       </w:rPr>
     </w:lvl>
   </w:abstractNum>
-  <w:abstractNum w:abstractNumId="54" w15:restartNumberingAfterBreak="0">
+  <w:abstractNum w:abstractNumId="59" w15:restartNumberingAfterBreak="0">
     <w:nsid w:val="464F06E8"/>
     <w:multiLevelType w:val="multilevel"/>
     <w:tmpl w:val="520298D4"/>
@@ -46299,7 +48621,7 @@
       </w:rPr>
     </w:lvl>
   </w:abstractNum>
-  <w:abstractNum w:abstractNumId="55" w15:restartNumberingAfterBreak="0">
+  <w:abstractNum w:abstractNumId="60" w15:restartNumberingAfterBreak="0">
     <w:nsid w:val="47567F18"/>
     <w:multiLevelType w:val="multilevel"/>
     <w:tmpl w:val="38AECF48"/>
@@ -46448,7 +48770,120 @@
       </w:rPr>
     </w:lvl>
   </w:abstractNum>
-  <w:abstractNum w:abstractNumId="56" w15:restartNumberingAfterBreak="0">
+  <w:abstractNum w:abstractNumId="61" w15:restartNumberingAfterBreak="0">
+    <w:nsid w:val="47EB38CF"/>
+    <w:multiLevelType w:val="multilevel"/>
+    <w:tmpl w:val="58DE9DDA"/>
+    <w:lvl w:ilvl="0">
+      <w:start w:val="2"/>
+      <w:numFmt w:val="decimal"/>
+      <w:lvlText w:val="%1."/>
+      <w:lvlJc w:val="left"/>
+      <w:pPr>
+        <w:tabs>
+          <w:tab w:val="num" w:pos="720"/>
+        </w:tabs>
+        <w:ind w:left="720" w:hanging="360"/>
+      </w:pPr>
+    </w:lvl>
+    <w:lvl w:ilvl="1" w:tentative="1">
+      <w:start w:val="1"/>
+      <w:numFmt w:val="decimal"/>
+      <w:lvlText w:val="%2."/>
+      <w:lvlJc w:val="left"/>
+      <w:pPr>
+        <w:tabs>
+          <w:tab w:val="num" w:pos="1440"/>
+        </w:tabs>
+        <w:ind w:left="1440" w:hanging="360"/>
+      </w:pPr>
+    </w:lvl>
+    <w:lvl w:ilvl="2" w:tentative="1">
+      <w:start w:val="1"/>
+      <w:numFmt w:val="decimal"/>
+      <w:lvlText w:val="%3."/>
+      <w:lvlJc w:val="left"/>
+      <w:pPr>
+        <w:tabs>
+          <w:tab w:val="num" w:pos="2160"/>
+        </w:tabs>
+        <w:ind w:left="2160" w:hanging="360"/>
+      </w:pPr>
+    </w:lvl>
+    <w:lvl w:ilvl="3" w:tentative="1">
+      <w:start w:val="1"/>
+      <w:numFmt w:val="decimal"/>
+      <w:lvlText w:val="%4."/>
+      <w:lvlJc w:val="left"/>
+      <w:pPr>
+        <w:tabs>
+          <w:tab w:val="num" w:pos="2880"/>
+        </w:tabs>
+        <w:ind w:left="2880" w:hanging="360"/>
+      </w:pPr>
+    </w:lvl>
+    <w:lvl w:ilvl="4" w:tentative="1">
+      <w:start w:val="1"/>
+      <w:numFmt w:val="decimal"/>
+      <w:lvlText w:val="%5."/>
+      <w:lvlJc w:val="left"/>
+      <w:pPr>
+        <w:tabs>
+          <w:tab w:val="num" w:pos="3600"/>
+        </w:tabs>
+        <w:ind w:left="3600" w:hanging="360"/>
+      </w:pPr>
+    </w:lvl>
+    <w:lvl w:ilvl="5" w:tentative="1">
+      <w:start w:val="1"/>
+      <w:numFmt w:val="decimal"/>
+      <w:lvlText w:val="%6."/>
+      <w:lvlJc w:val="left"/>
+      <w:pPr>
+        <w:tabs>
+          <w:tab w:val="num" w:pos="4320"/>
+        </w:tabs>
+        <w:ind w:left="4320" w:hanging="360"/>
+      </w:pPr>
+    </w:lvl>
+    <w:lvl w:ilvl="6" w:tentative="1">
+      <w:start w:val="1"/>
+      <w:numFmt w:val="decimal"/>
+      <w:lvlText w:val="%7."/>
+      <w:lvlJc w:val="left"/>
+      <w:pPr>
+        <w:tabs>
+          <w:tab w:val="num" w:pos="5040"/>
+        </w:tabs>
+        <w:ind w:left="5040" w:hanging="360"/>
+      </w:pPr>
+    </w:lvl>
+    <w:lvl w:ilvl="7" w:tentative="1">
+      <w:start w:val="1"/>
+      <w:numFmt w:val="decimal"/>
+      <w:lvlText w:val="%8."/>
+      <w:lvlJc w:val="left"/>
+      <w:pPr>
+        <w:tabs>
+          <w:tab w:val="num" w:pos="5760"/>
+        </w:tabs>
+        <w:ind w:left="5760" w:hanging="360"/>
+      </w:pPr>
+    </w:lvl>
+    <w:lvl w:ilvl="8" w:tentative="1">
+      <w:start w:val="1"/>
+      <w:numFmt w:val="decimal"/>
+      <w:lvlText w:val="%9."/>
+      <w:lvlJc w:val="left"/>
+      <w:pPr>
+        <w:tabs>
+          <w:tab w:val="num" w:pos="6480"/>
+        </w:tabs>
+        <w:ind w:left="6480" w:hanging="360"/>
+      </w:pPr>
+    </w:lvl>
+  </w:abstractNum>
+  <w:abstractNum w:abstractNumId="62" w15:restartNumberingAfterBreak="0">
     <w:nsid w:val="49AD2B34"/>
     <w:multiLevelType w:val="hybridMultilevel"/>
     <w:tmpl w:val="2C5AF76A"/>
@@ -46561,7 +48996,7 @@
       </w:rPr>
     </w:lvl>
   </w:abstractNum>
-  <w:abstractNum w:abstractNumId="57" w15:restartNumberingAfterBreak="0">
+  <w:abstractNum w:abstractNumId="63" w15:restartNumberingAfterBreak="0">
     <w:nsid w:val="4B8E546F"/>
     <w:multiLevelType w:val="multilevel"/>
     <w:tmpl w:val="DC4ABFA6"/>
@@ -46710,7 +49145,7 @@
       </w:rPr>
     </w:lvl>
   </w:abstractNum>
-  <w:abstractNum w:abstractNumId="58" w15:restartNumberingAfterBreak="0">
+  <w:abstractNum w:abstractNumId="64" w15:restartNumberingAfterBreak="0">
     <w:nsid w:val="4C1A4015"/>
     <w:multiLevelType w:val="hybridMultilevel"/>
     <w:tmpl w:val="CD5A7BB2"/>
@@ -46823,7 +49258,7 @@
       </w:rPr>
     </w:lvl>
   </w:abstractNum>
-  <w:abstractNum w:abstractNumId="59" w15:restartNumberingAfterBreak="0">
+  <w:abstractNum w:abstractNumId="65" w15:restartNumberingAfterBreak="0">
     <w:nsid w:val="4C203553"/>
     <w:multiLevelType w:val="multilevel"/>
     <w:tmpl w:val="E42E4744"/>
@@ -46936,7 +49371,7 @@
       </w:pPr>
     </w:lvl>
   </w:abstractNum>
-  <w:abstractNum w:abstractNumId="60" w15:restartNumberingAfterBreak="0">
+  <w:abstractNum w:abstractNumId="66" w15:restartNumberingAfterBreak="0">
     <w:nsid w:val="4DC966A9"/>
     <w:multiLevelType w:val="multilevel"/>
     <w:tmpl w:val="6C3E036A"/>
@@ -47085,7 +49520,7 @@
       </w:rPr>
     </w:lvl>
   </w:abstractNum>
-  <w:abstractNum w:abstractNumId="61" w15:restartNumberingAfterBreak="0">
+  <w:abstractNum w:abstractNumId="67" w15:restartNumberingAfterBreak="0">
     <w:nsid w:val="4E525464"/>
     <w:multiLevelType w:val="hybridMultilevel"/>
     <w:tmpl w:val="86B2BD32"/>
@@ -47198,7 +49633,7 @@
       </w:rPr>
     </w:lvl>
   </w:abstractNum>
-  <w:abstractNum w:abstractNumId="62" w15:restartNumberingAfterBreak="0">
+  <w:abstractNum w:abstractNumId="68" w15:restartNumberingAfterBreak="0">
     <w:nsid w:val="50256999"/>
     <w:multiLevelType w:val="multilevel"/>
     <w:tmpl w:val="D9E6DE20"/>
@@ -47347,7 +49782,7 @@
       </w:rPr>
     </w:lvl>
   </w:abstractNum>
-  <w:abstractNum w:abstractNumId="63" w15:restartNumberingAfterBreak="0">
+  <w:abstractNum w:abstractNumId="69" w15:restartNumberingAfterBreak="0">
     <w:nsid w:val="510741E9"/>
     <w:multiLevelType w:val="hybridMultilevel"/>
     <w:tmpl w:val="3C6694D4"/>
@@ -47460,7 +49895,7 @@
       </w:rPr>
     </w:lvl>
   </w:abstractNum>
-  <w:abstractNum w:abstractNumId="64" w15:restartNumberingAfterBreak="0">
+  <w:abstractNum w:abstractNumId="70" w15:restartNumberingAfterBreak="0">
     <w:nsid w:val="51491298"/>
     <w:multiLevelType w:val="multilevel"/>
     <w:tmpl w:val="069E5446"/>
@@ -47573,7 +50008,7 @@
       </w:pPr>
     </w:lvl>
   </w:abstractNum>
-  <w:abstractNum w:abstractNumId="65" w15:restartNumberingAfterBreak="0">
+  <w:abstractNum w:abstractNumId="71" w15:restartNumberingAfterBreak="0">
     <w:nsid w:val="54D96138"/>
     <w:multiLevelType w:val="multilevel"/>
     <w:tmpl w:val="EAFECBF6"/>
@@ -47722,7 +50157,7 @@
       </w:rPr>
     </w:lvl>
   </w:abstractNum>
-  <w:abstractNum w:abstractNumId="66" w15:restartNumberingAfterBreak="0">
+  <w:abstractNum w:abstractNumId="72" w15:restartNumberingAfterBreak="0">
     <w:nsid w:val="568E4CCC"/>
     <w:multiLevelType w:val="multilevel"/>
     <w:tmpl w:val="F6E41332"/>
@@ -47871,7 +50306,7 @@
       </w:rPr>
     </w:lvl>
   </w:abstractNum>
-  <w:abstractNum w:abstractNumId="67" w15:restartNumberingAfterBreak="0">
+  <w:abstractNum w:abstractNumId="73" w15:restartNumberingAfterBreak="0">
     <w:nsid w:val="5708071A"/>
     <w:multiLevelType w:val="hybridMultilevel"/>
     <w:tmpl w:val="10DE93A2"/>
@@ -47984,7 +50419,7 @@
       </w:rPr>
     </w:lvl>
   </w:abstractNum>
-  <w:abstractNum w:abstractNumId="68" w15:restartNumberingAfterBreak="0">
+  <w:abstractNum w:abstractNumId="74" w15:restartNumberingAfterBreak="0">
     <w:nsid w:val="597403F3"/>
     <w:multiLevelType w:val="hybridMultilevel"/>
     <w:tmpl w:val="668A339E"/>
@@ -48097,7 +50532,7 @@
       </w:rPr>
     </w:lvl>
   </w:abstractNum>
-  <w:abstractNum w:abstractNumId="69" w15:restartNumberingAfterBreak="0">
+  <w:abstractNum w:abstractNumId="75" w15:restartNumberingAfterBreak="0">
     <w:nsid w:val="5A8A19D9"/>
     <w:multiLevelType w:val="multilevel"/>
     <w:tmpl w:val="7E7CDAAC"/>
@@ -48246,7 +50681,7 @@
       </w:rPr>
     </w:lvl>
   </w:abstractNum>
-  <w:abstractNum w:abstractNumId="70" w15:restartNumberingAfterBreak="0">
+  <w:abstractNum w:abstractNumId="76" w15:restartNumberingAfterBreak="0">
     <w:nsid w:val="5B7D03AE"/>
     <w:multiLevelType w:val="multilevel"/>
     <w:tmpl w:val="90965ADC"/>
@@ -48395,7 +50830,7 @@
       </w:rPr>
     </w:lvl>
   </w:abstractNum>
-  <w:abstractNum w:abstractNumId="71" w15:restartNumberingAfterBreak="0">
+  <w:abstractNum w:abstractNumId="77" w15:restartNumberingAfterBreak="0">
     <w:nsid w:val="5BCF4F73"/>
     <w:multiLevelType w:val="multilevel"/>
     <w:tmpl w:val="72F0BAF6"/>
@@ -48544,7 +50979,269 @@
       </w:rPr>
     </w:lvl>
   </w:abstractNum>
-  <w:abstractNum w:abstractNumId="72" w15:restartNumberingAfterBreak="0">
+  <w:abstractNum w:abstractNumId="78" w15:restartNumberingAfterBreak="0">
+    <w:nsid w:val="5C8F2554"/>
+    <w:multiLevelType w:val="multilevel"/>
+    <w:tmpl w:val="7E982786"/>
+    <w:lvl w:ilvl="0">
+      <w:start w:val="1"/>
+      <w:numFmt w:val="bullet"/>
+      <w:lvlText w:val=""/>
+      <w:lvlJc w:val="left"/>
+      <w:pPr>
+        <w:tabs>
+          <w:tab w:val="num" w:pos="720"/>
+        </w:tabs>
+        <w:ind w:left="720" w:hanging="360"/>
+      </w:pPr>
+      <w:rPr>
+        <w:rFonts w:ascii="Symbol" w:hAnsi="Symbol" w:hint="default"/>
+        <w:sz w:val="20"/>
+      </w:rPr>
+    </w:lvl>
+    <w:lvl w:ilvl="1" w:tentative="1">
+      <w:start w:val="1"/>
+      <w:numFmt w:val="bullet"/>
+      <w:lvlText w:val="o"/>
+      <w:lvlJc w:val="left"/>
+      <w:pPr>
+        <w:tabs>
+          <w:tab w:val="num" w:pos="1440"/>
+        </w:tabs>
+        <w:ind w:left="1440" w:hanging="360"/>
+      </w:pPr>
+      <w:rPr>
+        <w:rFonts w:ascii="Courier New" w:hAnsi="Courier New" w:hint="default"/>
+        <w:sz w:val="20"/>
+      </w:rPr>
+    </w:lvl>
+    <w:lvl w:ilvl="2" w:tentative="1">
+      <w:start w:val="1"/>
+      <w:numFmt w:val="bullet"/>
+      <w:lvlText w:val=""/>
+      <w:lvlJc w:val="left"/>
+      <w:pPr>
+        <w:tabs>
+          <w:tab w:val="num" w:pos="2160"/>
+        </w:tabs>
+        <w:ind w:left="2160" w:hanging="360"/>
+      </w:pPr>
+      <w:rPr>
+        <w:rFonts w:ascii="Wingdings" w:hAnsi="Wingdings" w:hint="default"/>
+        <w:sz w:val="20"/>
+      </w:rPr>
+    </w:lvl>
+    <w:lvl w:ilvl="3" w:tentative="1">
+      <w:start w:val="1"/>
+      <w:numFmt w:val="bullet"/>
+      <w:lvlText w:val=""/>
+      <w:lvlJc w:val="left"/>
+      <w:pPr>
+        <w:tabs>
+          <w:tab w:val="num" w:pos="2880"/>
+        </w:tabs>
+        <w:ind w:left="2880" w:hanging="360"/>
+      </w:pPr>
+      <w:rPr>
+        <w:rFonts w:ascii="Wingdings" w:hAnsi="Wingdings" w:hint="default"/>
+        <w:sz w:val="20"/>
+      </w:rPr>
+    </w:lvl>
+    <w:lvl w:ilvl="4" w:tentative="1">
+      <w:start w:val="1"/>
+      <w:numFmt w:val="bullet"/>
+      <w:lvlText w:val=""/>
+      <w:lvlJc w:val="left"/>
+      <w:pPr>
+        <w:tabs>
+          <w:tab w:val="num" w:pos="3600"/>
+        </w:tabs>
+        <w:ind w:left="3600" w:hanging="360"/>
+      </w:pPr>
+      <w:rPr>
+        <w:rFonts w:ascii="Wingdings" w:hAnsi="Wingdings" w:hint="default"/>
+        <w:sz w:val="20"/>
+      </w:rPr>
+    </w:lvl>
+    <w:lvl w:ilvl="5" w:tentative="1">
+      <w:start w:val="1"/>
+      <w:numFmt w:val="bullet"/>
+      <w:lvlText w:val=""/>
+      <w:lvlJc w:val="left"/>
+      <w:pPr>
+        <w:tabs>
+          <w:tab w:val="num" w:pos="4320"/>
+        </w:tabs>
+        <w:ind w:left="4320" w:hanging="360"/>
+      </w:pPr>
+      <w:rPr>
+        <w:rFonts w:ascii="Wingdings" w:hAnsi="Wingdings" w:hint="default"/>
+        <w:sz w:val="20"/>
+      </w:rPr>
+    </w:lvl>
+    <w:lvl w:ilvl="6" w:tentative="1">
+      <w:start w:val="1"/>
+      <w:numFmt w:val="bullet"/>
+      <w:lvlText w:val=""/>
+      <w:lvlJc w:val="left"/>
+      <w:pPr>
+        <w:tabs>
+          <w:tab w:val="num" w:pos="5040"/>
+        </w:tabs>
+        <w:ind w:left="5040" w:hanging="360"/>
+      </w:pPr>
+      <w:rPr>
+        <w:rFonts w:ascii="Wingdings" w:hAnsi="Wingdings" w:hint="default"/>
+        <w:sz w:val="20"/>
+      </w:rPr>
+    </w:lvl>
+    <w:lvl w:ilvl="7" w:tentative="1">
+      <w:start w:val="1"/>
+      <w:numFmt w:val="bullet"/>
+      <w:lvlText w:val=""/>
+      <w:lvlJc w:val="left"/>
+      <w:pPr>
+        <w:tabs>
+          <w:tab w:val="num" w:pos="5760"/>
+        </w:tabs>
+        <w:ind w:left="5760" w:hanging="360"/>
+      </w:pPr>
+      <w:rPr>
+        <w:rFonts w:ascii="Wingdings" w:hAnsi="Wingdings" w:hint="default"/>
+        <w:sz w:val="20"/>
+      </w:rPr>
+    </w:lvl>
+    <w:lvl w:ilvl="8" w:tentative="1">
+      <w:start w:val="1"/>
+      <w:numFmt w:val="bullet"/>
+      <w:lvlText w:val=""/>
+      <w:lvlJc w:val="left"/>
+      <w:pPr>
+        <w:tabs>
+          <w:tab w:val="num" w:pos="6480"/>
+        </w:tabs>
+        <w:ind w:left="6480" w:hanging="360"/>
+      </w:pPr>
+      <w:rPr>
+        <w:rFonts w:ascii="Wingdings" w:hAnsi="Wingdings" w:hint="default"/>
+        <w:sz w:val="20"/>
+      </w:rPr>
+    </w:lvl>
+  </w:abstractNum>
+  <w:abstractNum w:abstractNumId="79" w15:restartNumberingAfterBreak="0">
+    <w:nsid w:val="5DB360B5"/>
+    <w:multiLevelType w:val="multilevel"/>
+    <w:tmpl w:val="ADBEC994"/>
+    <w:lvl w:ilvl="0">
+      <w:start w:val="2"/>
+      <w:numFmt w:val="decimal"/>
+      <w:lvlText w:val="%1."/>
+      <w:lvlJc w:val="left"/>
+      <w:pPr>
+        <w:tabs>
+          <w:tab w:val="num" w:pos="720"/>
+        </w:tabs>
+        <w:ind w:left="720" w:hanging="360"/>
+      </w:pPr>
+    </w:lvl>
+    <w:lvl w:ilvl="1" w:tentative="1">
+      <w:start w:val="1"/>
+      <w:numFmt w:val="decimal"/>
+      <w:lvlText w:val="%2."/>
+      <w:lvlJc w:val="left"/>
+      <w:pPr>
+        <w:tabs>
+          <w:tab w:val="num" w:pos="1440"/>
+        </w:tabs>
+        <w:ind w:left="1440" w:hanging="360"/>
+      </w:pPr>
+    </w:lvl>
+    <w:lvl w:ilvl="2" w:tentative="1">
+      <w:start w:val="1"/>
+      <w:numFmt w:val="decimal"/>
+      <w:lvlText w:val="%3."/>
+      <w:lvlJc w:val="left"/>
+      <w:pPr>
+        <w:tabs>
+          <w:tab w:val="num" w:pos="2160"/>
+        </w:tabs>
+        <w:ind w:left="2160" w:hanging="360"/>
+      </w:pPr>
+    </w:lvl>
+    <w:lvl w:ilvl="3" w:tentative="1">
+      <w:start w:val="1"/>
+      <w:numFmt w:val="decimal"/>
+      <w:lvlText w:val="%4."/>
+      <w:lvlJc w:val="left"/>
+      <w:pPr>
+        <w:tabs>
+          <w:tab w:val="num" w:pos="2880"/>
+        </w:tabs>
+        <w:ind w:left="2880" w:hanging="360"/>
+      </w:pPr>
+    </w:lvl>
+    <w:lvl w:ilvl="4" w:tentative="1">
+      <w:start w:val="1"/>
+      <w:numFmt w:val="decimal"/>
+      <w:lvlText w:val="%5."/>
+      <w:lvlJc w:val="left"/>
+      <w:pPr>
+        <w:tabs>
+          <w:tab w:val="num" w:pos="3600"/>
+        </w:tabs>
+        <w:ind w:left="3600" w:hanging="360"/>
+      </w:pPr>
+    </w:lvl>
+    <w:lvl w:ilvl="5" w:tentative="1">
+      <w:start w:val="1"/>
+      <w:numFmt w:val="decimal"/>
+      <w:lvlText w:val="%6."/>
+      <w:lvlJc w:val="left"/>
+      <w:pPr>
+        <w:tabs>
+          <w:tab w:val="num" w:pos="4320"/>
+        </w:tabs>
+        <w:ind w:left="4320" w:hanging="360"/>
+      </w:pPr>
+    </w:lvl>
+    <w:lvl w:ilvl="6" w:tentative="1">
+      <w:start w:val="1"/>
+      <w:numFmt w:val="decimal"/>
+      <w:lvlText w:val="%7."/>
+      <w:lvlJc w:val="left"/>
+      <w:pPr>
+        <w:tabs>
+          <w:tab w:val="num" w:pos="5040"/>
+        </w:tabs>
+        <w:ind w:left="5040" w:hanging="360"/>
+      </w:pPr>
+    </w:lvl>
+    <w:lvl w:ilvl="7" w:tentative="1">
+      <w:start w:val="1"/>
+      <w:numFmt w:val="decimal"/>
+      <w:lvlText w:val="%8."/>
+      <w:lvlJc w:val="left"/>
+      <w:pPr>
+        <w:tabs>
+          <w:tab w:val="num" w:pos="5760"/>
+        </w:tabs>
+        <w:ind w:left="5760" w:hanging="360"/>
+      </w:pPr>
+    </w:lvl>
+    <w:lvl w:ilvl="8" w:tentative="1">
+      <w:start w:val="1"/>
+      <w:numFmt w:val="decimal"/>
+      <w:lvlText w:val="%9."/>
+      <w:lvlJc w:val="left"/>
+      <w:pPr>
+        <w:tabs>
+          <w:tab w:val="num" w:pos="6480"/>
+        </w:tabs>
+        <w:ind w:left="6480" w:hanging="360"/>
+      </w:pPr>
+    </w:lvl>
+  </w:abstractNum>
+  <w:abstractNum w:abstractNumId="80" w15:restartNumberingAfterBreak="0">
     <w:nsid w:val="5F0754DB"/>
     <w:multiLevelType w:val="multilevel"/>
     <w:tmpl w:val="1E782666"/>
@@ -48693,7 +51390,7 @@
       </w:rPr>
     </w:lvl>
   </w:abstractNum>
-  <w:abstractNum w:abstractNumId="73" w15:restartNumberingAfterBreak="0">
+  <w:abstractNum w:abstractNumId="81" w15:restartNumberingAfterBreak="0">
     <w:nsid w:val="5F481511"/>
     <w:multiLevelType w:val="hybridMultilevel"/>
     <w:tmpl w:val="AF7CC486"/>
@@ -48806,7 +51503,7 @@
       </w:rPr>
     </w:lvl>
   </w:abstractNum>
-  <w:abstractNum w:abstractNumId="74" w15:restartNumberingAfterBreak="0">
+  <w:abstractNum w:abstractNumId="82" w15:restartNumberingAfterBreak="0">
     <w:nsid w:val="607951E9"/>
     <w:multiLevelType w:val="hybridMultilevel"/>
     <w:tmpl w:val="EB6C56B6"/>
@@ -48919,7 +51616,120 @@
       </w:rPr>
     </w:lvl>
   </w:abstractNum>
-  <w:abstractNum w:abstractNumId="75" w15:restartNumberingAfterBreak="0">
+  <w:abstractNum w:abstractNumId="83" w15:restartNumberingAfterBreak="0">
+    <w:nsid w:val="625F3532"/>
+    <w:multiLevelType w:val="multilevel"/>
+    <w:tmpl w:val="E81E8866"/>
+    <w:lvl w:ilvl="0">
+      <w:start w:val="1"/>
+      <w:numFmt w:val="decimal"/>
+      <w:lvlText w:val="%1."/>
+      <w:lvlJc w:val="left"/>
+      <w:pPr>
+        <w:tabs>
+          <w:tab w:val="num" w:pos="720"/>
+        </w:tabs>
+        <w:ind w:left="720" w:hanging="360"/>
+      </w:pPr>
+    </w:lvl>
+    <w:lvl w:ilvl="1" w:tentative="1">
+      <w:start w:val="1"/>
+      <w:numFmt w:val="decimal"/>
+      <w:lvlText w:val="%2."/>
+      <w:lvlJc w:val="left"/>
+      <w:pPr>
+        <w:tabs>
+          <w:tab w:val="num" w:pos="1440"/>
+        </w:tabs>
+        <w:ind w:left="1440" w:hanging="360"/>
+      </w:pPr>
+    </w:lvl>
+    <w:lvl w:ilvl="2" w:tentative="1">
+      <w:start w:val="1"/>
+      <w:numFmt w:val="decimal"/>
+      <w:lvlText w:val="%3."/>
+      <w:lvlJc w:val="left"/>
+      <w:pPr>
+        <w:tabs>
+          <w:tab w:val="num" w:pos="2160"/>
+        </w:tabs>
+        <w:ind w:left="2160" w:hanging="360"/>
+      </w:pPr>
+    </w:lvl>
+    <w:lvl w:ilvl="3" w:tentative="1">
+      <w:start w:val="1"/>
+      <w:numFmt w:val="decimal"/>
+      <w:lvlText w:val="%4."/>
+      <w:lvlJc w:val="left"/>
+      <w:pPr>
+        <w:tabs>
+          <w:tab w:val="num" w:pos="2880"/>
+        </w:tabs>
+        <w:ind w:left="2880" w:hanging="360"/>
+      </w:pPr>
+    </w:lvl>
+    <w:lvl w:ilvl="4" w:tentative="1">
+      <w:start w:val="1"/>
+      <w:numFmt w:val="decimal"/>
+      <w:lvlText w:val="%5."/>
+      <w:lvlJc w:val="left"/>
+      <w:pPr>
+        <w:tabs>
+          <w:tab w:val="num" w:pos="3600"/>
+        </w:tabs>
+        <w:ind w:left="3600" w:hanging="360"/>
+      </w:pPr>
+    </w:lvl>
+    <w:lvl w:ilvl="5" w:tentative="1">
+      <w:start w:val="1"/>
+      <w:numFmt w:val="decimal"/>
+      <w:lvlText w:val="%6."/>
+      <w:lvlJc w:val="left"/>
+      <w:pPr>
+        <w:tabs>
+          <w:tab w:val="num" w:pos="4320"/>
+        </w:tabs>
+        <w:ind w:left="4320" w:hanging="360"/>
+      </w:pPr>
+    </w:lvl>
+    <w:lvl w:ilvl="6" w:tentative="1">
+      <w:start w:val="1"/>
+      <w:numFmt w:val="decimal"/>
+      <w:lvlText w:val="%7."/>
+      <w:lvlJc w:val="left"/>
+      <w:pPr>
+        <w:tabs>
+          <w:tab w:val="num" w:pos="5040"/>
+        </w:tabs>
+        <w:ind w:left="5040" w:hanging="360"/>
+      </w:pPr>
+    </w:lvl>
+    <w:lvl w:ilvl="7" w:tentative="1">
+      <w:start w:val="1"/>
+      <w:numFmt w:val="decimal"/>
+      <w:lvlText w:val="%8."/>
+      <w:lvlJc w:val="left"/>
+      <w:pPr>
+        <w:tabs>
+          <w:tab w:val="num" w:pos="5760"/>
+        </w:tabs>
+        <w:ind w:left="5760" w:hanging="360"/>
+      </w:pPr>
+    </w:lvl>
+    <w:lvl w:ilvl="8" w:tentative="1">
+      <w:start w:val="1"/>
+      <w:numFmt w:val="decimal"/>
+      <w:lvlText w:val="%9."/>
+      <w:lvlJc w:val="left"/>
+      <w:pPr>
+        <w:tabs>
+          <w:tab w:val="num" w:pos="6480"/>
+        </w:tabs>
+        <w:ind w:left="6480" w:hanging="360"/>
+      </w:pPr>
+    </w:lvl>
+  </w:abstractNum>
+  <w:abstractNum w:abstractNumId="84" w15:restartNumberingAfterBreak="0">
     <w:nsid w:val="62936624"/>
     <w:multiLevelType w:val="multilevel"/>
     <w:tmpl w:val="73D40118"/>
@@ -49068,7 +51878,7 @@
       </w:rPr>
     </w:lvl>
   </w:abstractNum>
-  <w:abstractNum w:abstractNumId="76" w15:restartNumberingAfterBreak="0">
+  <w:abstractNum w:abstractNumId="85" w15:restartNumberingAfterBreak="0">
     <w:nsid w:val="62D14779"/>
     <w:multiLevelType w:val="multilevel"/>
     <w:tmpl w:val="477602F8"/>
@@ -49217,7 +52027,7 @@
       </w:rPr>
     </w:lvl>
   </w:abstractNum>
-  <w:abstractNum w:abstractNumId="77" w15:restartNumberingAfterBreak="0">
+  <w:abstractNum w:abstractNumId="86" w15:restartNumberingAfterBreak="0">
     <w:nsid w:val="647D5F62"/>
     <w:multiLevelType w:val="multilevel"/>
     <w:tmpl w:val="0C4E8CA8"/>
@@ -49334,7 +52144,7 @@
       </w:pPr>
     </w:lvl>
   </w:abstractNum>
-  <w:abstractNum w:abstractNumId="78" w15:restartNumberingAfterBreak="0">
+  <w:abstractNum w:abstractNumId="87" w15:restartNumberingAfterBreak="0">
     <w:nsid w:val="660F07EA"/>
     <w:multiLevelType w:val="multilevel"/>
     <w:tmpl w:val="9B5A5952"/>
@@ -49483,7 +52293,7 @@
       </w:rPr>
     </w:lvl>
   </w:abstractNum>
-  <w:abstractNum w:abstractNumId="79" w15:restartNumberingAfterBreak="0">
+  <w:abstractNum w:abstractNumId="88" w15:restartNumberingAfterBreak="0">
     <w:nsid w:val="663A02EE"/>
     <w:multiLevelType w:val="multilevel"/>
     <w:tmpl w:val="0F8CAEEE"/>
@@ -49632,7 +52442,7 @@
       </w:rPr>
     </w:lvl>
   </w:abstractNum>
-  <w:abstractNum w:abstractNumId="80" w15:restartNumberingAfterBreak="0">
+  <w:abstractNum w:abstractNumId="89" w15:restartNumberingAfterBreak="0">
     <w:nsid w:val="66452F42"/>
     <w:multiLevelType w:val="multilevel"/>
     <w:tmpl w:val="44947384"/>
@@ -49781,7 +52591,7 @@
       </w:rPr>
     </w:lvl>
   </w:abstractNum>
-  <w:abstractNum w:abstractNumId="81" w15:restartNumberingAfterBreak="0">
+  <w:abstractNum w:abstractNumId="90" w15:restartNumberingAfterBreak="0">
     <w:nsid w:val="67D70014"/>
     <w:multiLevelType w:val="multilevel"/>
     <w:tmpl w:val="50EE136A"/>
@@ -49930,7 +52740,7 @@
       </w:rPr>
     </w:lvl>
   </w:abstractNum>
-  <w:abstractNum w:abstractNumId="82" w15:restartNumberingAfterBreak="0">
+  <w:abstractNum w:abstractNumId="91" w15:restartNumberingAfterBreak="0">
     <w:nsid w:val="69B043E9"/>
     <w:multiLevelType w:val="multilevel"/>
     <w:tmpl w:val="E7927112"/>
@@ -50079,7 +52889,7 @@
       </w:rPr>
     </w:lvl>
   </w:abstractNum>
-  <w:abstractNum w:abstractNumId="83" w15:restartNumberingAfterBreak="0">
+  <w:abstractNum w:abstractNumId="92" w15:restartNumberingAfterBreak="0">
     <w:nsid w:val="6AEB035A"/>
     <w:multiLevelType w:val="multilevel"/>
     <w:tmpl w:val="64627154"/>
@@ -50228,7 +53038,7 @@
       </w:rPr>
     </w:lvl>
   </w:abstractNum>
-  <w:abstractNum w:abstractNumId="84" w15:restartNumberingAfterBreak="0">
+  <w:abstractNum w:abstractNumId="93" w15:restartNumberingAfterBreak="0">
     <w:nsid w:val="6BAD0A92"/>
     <w:multiLevelType w:val="multilevel"/>
     <w:tmpl w:val="6C60FA8A"/>
@@ -50377,7 +53187,7 @@
       </w:rPr>
     </w:lvl>
   </w:abstractNum>
-  <w:abstractNum w:abstractNumId="85" w15:restartNumberingAfterBreak="0">
+  <w:abstractNum w:abstractNumId="94" w15:restartNumberingAfterBreak="0">
     <w:nsid w:val="6CE25C83"/>
     <w:multiLevelType w:val="multilevel"/>
     <w:tmpl w:val="B1EA0BD2"/>
@@ -50526,7 +53336,7 @@
       </w:rPr>
     </w:lvl>
   </w:abstractNum>
-  <w:abstractNum w:abstractNumId="86" w15:restartNumberingAfterBreak="0">
+  <w:abstractNum w:abstractNumId="95" w15:restartNumberingAfterBreak="0">
     <w:nsid w:val="6E341242"/>
     <w:multiLevelType w:val="multilevel"/>
     <w:tmpl w:val="2814DC44"/>
@@ -50639,7 +53449,7 @@
       </w:pPr>
     </w:lvl>
   </w:abstractNum>
-  <w:abstractNum w:abstractNumId="87" w15:restartNumberingAfterBreak="0">
+  <w:abstractNum w:abstractNumId="96" w15:restartNumberingAfterBreak="0">
     <w:nsid w:val="6E685812"/>
     <w:multiLevelType w:val="hybridMultilevel"/>
     <w:tmpl w:val="484E46F6"/>
@@ -50752,7 +53562,7 @@
       </w:rPr>
     </w:lvl>
   </w:abstractNum>
-  <w:abstractNum w:abstractNumId="88" w15:restartNumberingAfterBreak="0">
+  <w:abstractNum w:abstractNumId="97" w15:restartNumberingAfterBreak="0">
     <w:nsid w:val="713E2B2B"/>
     <w:multiLevelType w:val="hybridMultilevel"/>
     <w:tmpl w:val="45C4D620"/>
@@ -50838,7 +53648,7 @@
       </w:pPr>
     </w:lvl>
   </w:abstractNum>
-  <w:abstractNum w:abstractNumId="89" w15:restartNumberingAfterBreak="0">
+  <w:abstractNum w:abstractNumId="98" w15:restartNumberingAfterBreak="0">
     <w:nsid w:val="71CA344A"/>
     <w:multiLevelType w:val="multilevel"/>
     <w:tmpl w:val="880CA0F6"/>
@@ -50987,7 +53797,7 @@
       </w:rPr>
     </w:lvl>
   </w:abstractNum>
-  <w:abstractNum w:abstractNumId="90" w15:restartNumberingAfterBreak="0">
+  <w:abstractNum w:abstractNumId="99" w15:restartNumberingAfterBreak="0">
     <w:nsid w:val="722C6125"/>
     <w:multiLevelType w:val="multilevel"/>
     <w:tmpl w:val="374488C0"/>
@@ -51100,7 +53910,7 @@
       </w:pPr>
     </w:lvl>
   </w:abstractNum>
-  <w:abstractNum w:abstractNumId="91" w15:restartNumberingAfterBreak="0">
+  <w:abstractNum w:abstractNumId="100" w15:restartNumberingAfterBreak="0">
     <w:nsid w:val="737E04E5"/>
     <w:multiLevelType w:val="hybridMultilevel"/>
     <w:tmpl w:val="89FE7D90"/>
@@ -51213,7 +54023,7 @@
       </w:rPr>
     </w:lvl>
   </w:abstractNum>
-  <w:abstractNum w:abstractNumId="92" w15:restartNumberingAfterBreak="0">
+  <w:abstractNum w:abstractNumId="101" w15:restartNumberingAfterBreak="0">
     <w:nsid w:val="73857F8D"/>
     <w:multiLevelType w:val="multilevel"/>
     <w:tmpl w:val="37528C16"/>
@@ -51362,7 +54172,7 @@
       </w:rPr>
     </w:lvl>
   </w:abstractNum>
-  <w:abstractNum w:abstractNumId="93" w15:restartNumberingAfterBreak="0">
+  <w:abstractNum w:abstractNumId="102" w15:restartNumberingAfterBreak="0">
     <w:nsid w:val="741926EC"/>
     <w:multiLevelType w:val="hybridMultilevel"/>
     <w:tmpl w:val="BD3C2F2C"/>
@@ -51475,7 +54285,7 @@
       </w:rPr>
     </w:lvl>
   </w:abstractNum>
-  <w:abstractNum w:abstractNumId="94" w15:restartNumberingAfterBreak="0">
+  <w:abstractNum w:abstractNumId="103" w15:restartNumberingAfterBreak="0">
     <w:nsid w:val="744721FF"/>
     <w:multiLevelType w:val="hybridMultilevel"/>
     <w:tmpl w:val="ECD09362"/>
@@ -51588,7 +54398,7 @@
       </w:rPr>
     </w:lvl>
   </w:abstractNum>
-  <w:abstractNum w:abstractNumId="95" w15:restartNumberingAfterBreak="0">
+  <w:abstractNum w:abstractNumId="104" w15:restartNumberingAfterBreak="0">
     <w:nsid w:val="76741CB0"/>
     <w:multiLevelType w:val="multilevel"/>
     <w:tmpl w:val="9538F4C0"/>
@@ -51737,7 +54547,120 @@
       </w:rPr>
     </w:lvl>
   </w:abstractNum>
-  <w:abstractNum w:abstractNumId="96" w15:restartNumberingAfterBreak="0">
+  <w:abstractNum w:abstractNumId="105" w15:restartNumberingAfterBreak="0">
+    <w:nsid w:val="76A31CE7"/>
+    <w:multiLevelType w:val="multilevel"/>
+    <w:tmpl w:val="F8903DF0"/>
+    <w:lvl w:ilvl="0">
+      <w:start w:val="3"/>
+      <w:numFmt w:val="decimal"/>
+      <w:lvlText w:val="%1."/>
+      <w:lvlJc w:val="left"/>
+      <w:pPr>
+        <w:tabs>
+          <w:tab w:val="num" w:pos="720"/>
+        </w:tabs>
+        <w:ind w:left="720" w:hanging="360"/>
+      </w:pPr>
+    </w:lvl>
+    <w:lvl w:ilvl="1" w:tentative="1">
+      <w:start w:val="1"/>
+      <w:numFmt w:val="decimal"/>
+      <w:lvlText w:val="%2."/>
+      <w:lvlJc w:val="left"/>
+      <w:pPr>
+        <w:tabs>
+          <w:tab w:val="num" w:pos="1440"/>
+        </w:tabs>
+        <w:ind w:left="1440" w:hanging="360"/>
+      </w:pPr>
+    </w:lvl>
+    <w:lvl w:ilvl="2" w:tentative="1">
+      <w:start w:val="1"/>
+      <w:numFmt w:val="decimal"/>
+      <w:lvlText w:val="%3."/>
+      <w:lvlJc w:val="left"/>
+      <w:pPr>
+        <w:tabs>
+          <w:tab w:val="num" w:pos="2160"/>
+        </w:tabs>
+        <w:ind w:left="2160" w:hanging="360"/>
+      </w:pPr>
+    </w:lvl>
+    <w:lvl w:ilvl="3" w:tentative="1">
+      <w:start w:val="1"/>
+      <w:numFmt w:val="decimal"/>
+      <w:lvlText w:val="%4."/>
+      <w:lvlJc w:val="left"/>
+      <w:pPr>
+        <w:tabs>
+          <w:tab w:val="num" w:pos="2880"/>
+        </w:tabs>
+        <w:ind w:left="2880" w:hanging="360"/>
+      </w:pPr>
+    </w:lvl>
+    <w:lvl w:ilvl="4" w:tentative="1">
+      <w:start w:val="1"/>
+      <w:numFmt w:val="decimal"/>
+      <w:lvlText w:val="%5."/>
+      <w:lvlJc w:val="left"/>
+      <w:pPr>
+        <w:tabs>
+          <w:tab w:val="num" w:pos="3600"/>
+        </w:tabs>
+        <w:ind w:left="3600" w:hanging="360"/>
+      </w:pPr>
+    </w:lvl>
+    <w:lvl w:ilvl="5" w:tentative="1">
+      <w:start w:val="1"/>
+      <w:numFmt w:val="decimal"/>
+      <w:lvlText w:val="%6."/>
+      <w:lvlJc w:val="left"/>
+      <w:pPr>
+        <w:tabs>
+          <w:tab w:val="num" w:pos="4320"/>
+        </w:tabs>
+        <w:ind w:left="4320" w:hanging="360"/>
+      </w:pPr>
+    </w:lvl>
+    <w:lvl w:ilvl="6" w:tentative="1">
+      <w:start w:val="1"/>
+      <w:numFmt w:val="decimal"/>
+      <w:lvlText w:val="%7."/>
+      <w:lvlJc w:val="left"/>
+      <w:pPr>
+        <w:tabs>
+          <w:tab w:val="num" w:pos="5040"/>
+        </w:tabs>
+        <w:ind w:left="5040" w:hanging="360"/>
+      </w:pPr>
+    </w:lvl>
+    <w:lvl w:ilvl="7" w:tentative="1">
+      <w:start w:val="1"/>
+      <w:numFmt w:val="decimal"/>
+      <w:lvlText w:val="%8."/>
+      <w:lvlJc w:val="left"/>
+      <w:pPr>
+        <w:tabs>
+          <w:tab w:val="num" w:pos="5760"/>
+        </w:tabs>
+        <w:ind w:left="5760" w:hanging="360"/>
+      </w:pPr>
+    </w:lvl>
+    <w:lvl w:ilvl="8" w:tentative="1">
+      <w:start w:val="1"/>
+      <w:numFmt w:val="decimal"/>
+      <w:lvlText w:val="%9."/>
+      <w:lvlJc w:val="left"/>
+      <w:pPr>
+        <w:tabs>
+          <w:tab w:val="num" w:pos="6480"/>
+        </w:tabs>
+        <w:ind w:left="6480" w:hanging="360"/>
+      </w:pPr>
+    </w:lvl>
+  </w:abstractNum>
+  <w:abstractNum w:abstractNumId="106" w15:restartNumberingAfterBreak="0">
     <w:nsid w:val="79405C82"/>
     <w:multiLevelType w:val="hybridMultilevel"/>
     <w:tmpl w:val="DD4085C2"/>
@@ -51850,7 +54773,7 @@
       </w:rPr>
     </w:lvl>
   </w:abstractNum>
-  <w:abstractNum w:abstractNumId="97" w15:restartNumberingAfterBreak="0">
+  <w:abstractNum w:abstractNumId="107" w15:restartNumberingAfterBreak="0">
     <w:nsid w:val="79580246"/>
     <w:multiLevelType w:val="multilevel"/>
     <w:tmpl w:val="B2341AE4"/>
@@ -51963,7 +54886,7 @@
       </w:pPr>
     </w:lvl>
   </w:abstractNum>
-  <w:abstractNum w:abstractNumId="98" w15:restartNumberingAfterBreak="0">
+  <w:abstractNum w:abstractNumId="108" w15:restartNumberingAfterBreak="0">
     <w:nsid w:val="79DB0770"/>
     <w:multiLevelType w:val="hybridMultilevel"/>
     <w:tmpl w:val="8C74C5A6"/>
@@ -52076,7 +54999,7 @@
       </w:rPr>
     </w:lvl>
   </w:abstractNum>
-  <w:abstractNum w:abstractNumId="99" w15:restartNumberingAfterBreak="0">
+  <w:abstractNum w:abstractNumId="109" w15:restartNumberingAfterBreak="0">
     <w:nsid w:val="7A3170C3"/>
     <w:multiLevelType w:val="hybridMultilevel"/>
     <w:tmpl w:val="5C9AE830"/>
@@ -52189,7 +55112,7 @@
       </w:rPr>
     </w:lvl>
   </w:abstractNum>
-  <w:abstractNum w:abstractNumId="100" w15:restartNumberingAfterBreak="0">
+  <w:abstractNum w:abstractNumId="110" w15:restartNumberingAfterBreak="0">
     <w:nsid w:val="7A7E09BD"/>
     <w:multiLevelType w:val="multilevel"/>
     <w:tmpl w:val="B2669618"/>
@@ -52338,7 +55261,7 @@
       </w:rPr>
     </w:lvl>
   </w:abstractNum>
-  <w:abstractNum w:abstractNumId="101" w15:restartNumberingAfterBreak="0">
+  <w:abstractNum w:abstractNumId="111" w15:restartNumberingAfterBreak="0">
     <w:nsid w:val="7AD76F39"/>
     <w:multiLevelType w:val="multilevel"/>
     <w:tmpl w:val="6C6837EA"/>
@@ -52487,7 +55410,7 @@
       </w:rPr>
     </w:lvl>
   </w:abstractNum>
-  <w:abstractNum w:abstractNumId="102" w15:restartNumberingAfterBreak="0">
+  <w:abstractNum w:abstractNumId="112" w15:restartNumberingAfterBreak="0">
     <w:nsid w:val="7AFA0B54"/>
     <w:multiLevelType w:val="hybridMultilevel"/>
     <w:tmpl w:val="95B0FC3E"/>
@@ -52600,7 +55523,7 @@
       </w:rPr>
     </w:lvl>
   </w:abstractNum>
-  <w:abstractNum w:abstractNumId="103" w15:restartNumberingAfterBreak="0">
+  <w:abstractNum w:abstractNumId="113" w15:restartNumberingAfterBreak="0">
     <w:nsid w:val="7CE70A57"/>
     <w:multiLevelType w:val="multilevel"/>
     <w:tmpl w:val="AB1CC030"/>
@@ -52749,7 +55672,7 @@
       </w:rPr>
     </w:lvl>
   </w:abstractNum>
-  <w:abstractNum w:abstractNumId="104" w15:restartNumberingAfterBreak="0">
+  <w:abstractNum w:abstractNumId="114" w15:restartNumberingAfterBreak="0">
     <w:nsid w:val="7D405F16"/>
     <w:multiLevelType w:val="multilevel"/>
     <w:tmpl w:val="17962082"/>
@@ -52898,7 +55821,7 @@
       </w:rPr>
     </w:lvl>
   </w:abstractNum>
-  <w:abstractNum w:abstractNumId="105" w15:restartNumberingAfterBreak="0">
+  <w:abstractNum w:abstractNumId="115" w15:restartNumberingAfterBreak="0">
     <w:nsid w:val="7D8B1267"/>
     <w:multiLevelType w:val="multilevel"/>
     <w:tmpl w:val="495CAE16"/>
@@ -53047,7 +55970,7 @@
       </w:rPr>
     </w:lvl>
   </w:abstractNum>
-  <w:abstractNum w:abstractNumId="106" w15:restartNumberingAfterBreak="0">
+  <w:abstractNum w:abstractNumId="116" w15:restartNumberingAfterBreak="0">
     <w:nsid w:val="7DD120B1"/>
     <w:multiLevelType w:val="hybridMultilevel"/>
     <w:tmpl w:val="9E8A8D52"/>
@@ -53160,7 +56083,7 @@
       </w:rPr>
     </w:lvl>
   </w:abstractNum>
-  <w:abstractNum w:abstractNumId="107" w15:restartNumberingAfterBreak="0">
+  <w:abstractNum w:abstractNumId="117" w15:restartNumberingAfterBreak="0">
     <w:nsid w:val="7F1E63B6"/>
     <w:multiLevelType w:val="multilevel"/>
     <w:tmpl w:val="1742C182"/>
@@ -53310,310 +56233,310 @@
     </w:lvl>
   </w:abstractNum>
   <w:num w:numId="1" w16cid:durableId="1866093062">
-    <w:abstractNumId w:val="41"/>
+    <w:abstractNumId w:val="45"/>
   </w:num>
   <w:num w:numId="2" w16cid:durableId="1152715398">
-    <w:abstractNumId w:val="92"/>
+    <w:abstractNumId w:val="101"/>
   </w:num>
   <w:num w:numId="3" w16cid:durableId="1035807180">
-    <w:abstractNumId w:val="72"/>
+    <w:abstractNumId w:val="80"/>
   </w:num>
   <w:num w:numId="4" w16cid:durableId="1308703096">
-    <w:abstractNumId w:val="90"/>
+    <w:abstractNumId w:val="99"/>
   </w:num>
   <w:num w:numId="5" w16cid:durableId="903636908">
     <w:abstractNumId w:val="2"/>
   </w:num>
   <w:num w:numId="6" w16cid:durableId="231694610">
-    <w:abstractNumId w:val="105"/>
+    <w:abstractNumId w:val="115"/>
   </w:num>
   <w:num w:numId="7" w16cid:durableId="319846032">
-    <w:abstractNumId w:val="40"/>
+    <w:abstractNumId w:val="44"/>
   </w:num>
   <w:num w:numId="8" w16cid:durableId="1526599861">
-    <w:abstractNumId w:val="44"/>
+    <w:abstractNumId w:val="48"/>
   </w:num>
   <w:num w:numId="9" w16cid:durableId="269050352">
-    <w:abstractNumId w:val="70"/>
+    <w:abstractNumId w:val="76"/>
   </w:num>
   <w:num w:numId="10" w16cid:durableId="1306156215">
-    <w:abstractNumId w:val="31"/>
+    <w:abstractNumId w:val="35"/>
   </w:num>
   <w:num w:numId="11" w16cid:durableId="1406949077">
-    <w:abstractNumId w:val="19"/>
+    <w:abstractNumId w:val="20"/>
   </w:num>
   <w:num w:numId="12" w16cid:durableId="1081177541">
-    <w:abstractNumId w:val="79"/>
+    <w:abstractNumId w:val="88"/>
   </w:num>
   <w:num w:numId="13" w16cid:durableId="2032684628">
-    <w:abstractNumId w:val="57"/>
+    <w:abstractNumId w:val="63"/>
   </w:num>
   <w:num w:numId="14" w16cid:durableId="990402475">
-    <w:abstractNumId w:val="89"/>
+    <w:abstractNumId w:val="98"/>
   </w:num>
   <w:num w:numId="15" w16cid:durableId="1971668940">
     <w:abstractNumId w:val="10"/>
   </w:num>
   <w:num w:numId="16" w16cid:durableId="480390717">
-    <w:abstractNumId w:val="39"/>
+    <w:abstractNumId w:val="43"/>
   </w:num>
   <w:num w:numId="17" w16cid:durableId="1213998755">
-    <w:abstractNumId w:val="26"/>
+    <w:abstractNumId w:val="30"/>
   </w:num>
   <w:num w:numId="18" w16cid:durableId="1353266693">
-    <w:abstractNumId w:val="104"/>
+    <w:abstractNumId w:val="114"/>
   </w:num>
   <w:num w:numId="19" w16cid:durableId="1785077195">
-    <w:abstractNumId w:val="22"/>
+    <w:abstractNumId w:val="25"/>
   </w:num>
   <w:num w:numId="20" w16cid:durableId="1105156935">
-    <w:abstractNumId w:val="25"/>
+    <w:abstractNumId w:val="29"/>
   </w:num>
   <w:num w:numId="21" w16cid:durableId="562520087">
-    <w:abstractNumId w:val="82"/>
+    <w:abstractNumId w:val="91"/>
   </w:num>
   <w:num w:numId="22" w16cid:durableId="1558665921">
-    <w:abstractNumId w:val="21"/>
+    <w:abstractNumId w:val="23"/>
   </w:num>
   <w:num w:numId="23" w16cid:durableId="137920506">
-    <w:abstractNumId w:val="80"/>
+    <w:abstractNumId w:val="89"/>
   </w:num>
   <w:num w:numId="24" w16cid:durableId="1384712972">
-    <w:abstractNumId w:val="103"/>
+    <w:abstractNumId w:val="113"/>
   </w:num>
   <w:num w:numId="25" w16cid:durableId="126746682">
     <w:abstractNumId w:val="12"/>
   </w:num>
   <w:num w:numId="26" w16cid:durableId="1106778902">
-    <w:abstractNumId w:val="77"/>
+    <w:abstractNumId w:val="86"/>
   </w:num>
   <w:num w:numId="27" w16cid:durableId="1231845771">
-    <w:abstractNumId w:val="64"/>
+    <w:abstractNumId w:val="70"/>
   </w:num>
   <w:num w:numId="28" w16cid:durableId="2054187048">
-    <w:abstractNumId w:val="17"/>
+    <w:abstractNumId w:val="18"/>
   </w:num>
   <w:num w:numId="29" w16cid:durableId="449251181">
-    <w:abstractNumId w:val="20"/>
+    <w:abstractNumId w:val="21"/>
   </w:num>
   <w:num w:numId="30" w16cid:durableId="186873319">
     <w:abstractNumId w:val="9"/>
   </w:num>
   <w:num w:numId="31" w16cid:durableId="457456707">
-    <w:abstractNumId w:val="75"/>
+    <w:abstractNumId w:val="84"/>
   </w:num>
   <w:num w:numId="32" w16cid:durableId="1062753474">
-    <w:abstractNumId w:val="23"/>
+    <w:abstractNumId w:val="27"/>
   </w:num>
   <w:num w:numId="33" w16cid:durableId="363214054">
     <w:abstractNumId w:val="6"/>
   </w:num>
   <w:num w:numId="34" w16cid:durableId="1260217458">
-    <w:abstractNumId w:val="14"/>
+    <w:abstractNumId w:val="15"/>
   </w:num>
   <w:num w:numId="35" w16cid:durableId="1482311285">
-    <w:abstractNumId w:val="37"/>
+    <w:abstractNumId w:val="41"/>
   </w:num>
   <w:num w:numId="36" w16cid:durableId="1380517816">
-    <w:abstractNumId w:val="55"/>
+    <w:abstractNumId w:val="60"/>
   </w:num>
   <w:num w:numId="37" w16cid:durableId="1298755073">
-    <w:abstractNumId w:val="49"/>
+    <w:abstractNumId w:val="54"/>
   </w:num>
   <w:num w:numId="38" w16cid:durableId="124934032">
-    <w:abstractNumId w:val="78"/>
+    <w:abstractNumId w:val="87"/>
   </w:num>
   <w:num w:numId="39" w16cid:durableId="1394112890">
-    <w:abstractNumId w:val="86"/>
+    <w:abstractNumId w:val="95"/>
   </w:num>
   <w:num w:numId="40" w16cid:durableId="1645889186">
     <w:abstractNumId w:val="8"/>
   </w:num>
   <w:num w:numId="41" w16cid:durableId="126169816">
-    <w:abstractNumId w:val="97"/>
+    <w:abstractNumId w:val="107"/>
   </w:num>
   <w:num w:numId="42" w16cid:durableId="623386962">
-    <w:abstractNumId w:val="59"/>
+    <w:abstractNumId w:val="65"/>
   </w:num>
   <w:num w:numId="43" w16cid:durableId="248659133">
     <w:abstractNumId w:val="5"/>
   </w:num>
   <w:num w:numId="44" w16cid:durableId="215364076">
-    <w:abstractNumId w:val="65"/>
+    <w:abstractNumId w:val="71"/>
   </w:num>
   <w:num w:numId="45" w16cid:durableId="1432819128">
-    <w:abstractNumId w:val="69"/>
+    <w:abstractNumId w:val="75"/>
   </w:num>
   <w:num w:numId="46" w16cid:durableId="1564870524">
-    <w:abstractNumId w:val="100"/>
+    <w:abstractNumId w:val="110"/>
   </w:num>
   <w:num w:numId="47" w16cid:durableId="319500139">
-    <w:abstractNumId w:val="62"/>
+    <w:abstractNumId w:val="68"/>
   </w:num>
   <w:num w:numId="48" w16cid:durableId="1991053559">
-    <w:abstractNumId w:val="85"/>
+    <w:abstractNumId w:val="94"/>
   </w:num>
   <w:num w:numId="49" w16cid:durableId="2019623984">
     <w:abstractNumId w:val="0"/>
   </w:num>
   <w:num w:numId="50" w16cid:durableId="1010446170">
-    <w:abstractNumId w:val="60"/>
+    <w:abstractNumId w:val="66"/>
   </w:num>
   <w:num w:numId="51" w16cid:durableId="1554120727">
-    <w:abstractNumId w:val="45"/>
+    <w:abstractNumId w:val="49"/>
   </w:num>
   <w:num w:numId="52" w16cid:durableId="416564423">
-    <w:abstractNumId w:val="29"/>
+    <w:abstractNumId w:val="33"/>
   </w:num>
   <w:num w:numId="53" w16cid:durableId="1555891944">
-    <w:abstractNumId w:val="43"/>
+    <w:abstractNumId w:val="47"/>
   </w:num>
   <w:num w:numId="54" w16cid:durableId="1163353374">
-    <w:abstractNumId w:val="30"/>
+    <w:abstractNumId w:val="34"/>
   </w:num>
   <w:num w:numId="55" w16cid:durableId="150412305">
-    <w:abstractNumId w:val="107"/>
+    <w:abstractNumId w:val="117"/>
   </w:num>
   <w:num w:numId="56" w16cid:durableId="21444570">
-    <w:abstractNumId w:val="83"/>
+    <w:abstractNumId w:val="92"/>
   </w:num>
   <w:num w:numId="57" w16cid:durableId="1966693337">
-    <w:abstractNumId w:val="95"/>
+    <w:abstractNumId w:val="104"/>
   </w:num>
   <w:num w:numId="58" w16cid:durableId="2077580176">
-    <w:abstractNumId w:val="71"/>
+    <w:abstractNumId w:val="77"/>
   </w:num>
   <w:num w:numId="59" w16cid:durableId="288558177">
-    <w:abstractNumId w:val="76"/>
+    <w:abstractNumId w:val="85"/>
   </w:num>
   <w:num w:numId="60" w16cid:durableId="1270967948">
-    <w:abstractNumId w:val="16"/>
+    <w:abstractNumId w:val="17"/>
   </w:num>
   <w:num w:numId="61" w16cid:durableId="1443841263">
-    <w:abstractNumId w:val="54"/>
+    <w:abstractNumId w:val="59"/>
   </w:num>
   <w:num w:numId="62" w16cid:durableId="619260037">
-    <w:abstractNumId w:val="47"/>
+    <w:abstractNumId w:val="51"/>
   </w:num>
   <w:num w:numId="63" w16cid:durableId="811680517">
-    <w:abstractNumId w:val="52"/>
+    <w:abstractNumId w:val="57"/>
   </w:num>
   <w:num w:numId="64" w16cid:durableId="251742770">
-    <w:abstractNumId w:val="84"/>
+    <w:abstractNumId w:val="93"/>
   </w:num>
   <w:num w:numId="65" w16cid:durableId="1969622623">
-    <w:abstractNumId w:val="94"/>
+    <w:abstractNumId w:val="103"/>
   </w:num>
   <w:num w:numId="66" w16cid:durableId="765883696">
-    <w:abstractNumId w:val="106"/>
+    <w:abstractNumId w:val="116"/>
   </w:num>
   <w:num w:numId="67" w16cid:durableId="884029563">
     <w:abstractNumId w:val="13"/>
   </w:num>
   <w:num w:numId="68" w16cid:durableId="1789616019">
-    <w:abstractNumId w:val="27"/>
+    <w:abstractNumId w:val="31"/>
   </w:num>
   <w:num w:numId="69" w16cid:durableId="191113856">
-    <w:abstractNumId w:val="34"/>
+    <w:abstractNumId w:val="38"/>
   </w:num>
   <w:num w:numId="70" w16cid:durableId="1163009116">
-    <w:abstractNumId w:val="24"/>
+    <w:abstractNumId w:val="28"/>
   </w:num>
   <w:num w:numId="71" w16cid:durableId="723874012">
-    <w:abstractNumId w:val="87"/>
+    <w:abstractNumId w:val="96"/>
   </w:num>
   <w:num w:numId="72" w16cid:durableId="750781809">
-    <w:abstractNumId w:val="73"/>
+    <w:abstractNumId w:val="81"/>
   </w:num>
   <w:num w:numId="73" w16cid:durableId="765032483">
-    <w:abstractNumId w:val="35"/>
+    <w:abstractNumId w:val="39"/>
   </w:num>
   <w:num w:numId="74" w16cid:durableId="1011374050">
-    <w:abstractNumId w:val="61"/>
+    <w:abstractNumId w:val="67"/>
   </w:num>
   <w:num w:numId="75" w16cid:durableId="510796988">
-    <w:abstractNumId w:val="93"/>
+    <w:abstractNumId w:val="102"/>
   </w:num>
   <w:num w:numId="76" w16cid:durableId="137041455">
-    <w:abstractNumId w:val="53"/>
+    <w:abstractNumId w:val="58"/>
   </w:num>
   <w:num w:numId="77" w16cid:durableId="1292714760">
-    <w:abstractNumId w:val="68"/>
+    <w:abstractNumId w:val="74"/>
   </w:num>
   <w:num w:numId="78" w16cid:durableId="125009457">
-    <w:abstractNumId w:val="98"/>
+    <w:abstractNumId w:val="108"/>
   </w:num>
   <w:num w:numId="79" w16cid:durableId="1032150425">
-    <w:abstractNumId w:val="88"/>
+    <w:abstractNumId w:val="97"/>
   </w:num>
   <w:num w:numId="80" w16cid:durableId="607011268">
-    <w:abstractNumId w:val="38"/>
+    <w:abstractNumId w:val="42"/>
   </w:num>
   <w:num w:numId="81" w16cid:durableId="1106510248">
-    <w:abstractNumId w:val="46"/>
+    <w:abstractNumId w:val="50"/>
   </w:num>
   <w:num w:numId="82" w16cid:durableId="208029331">
-    <w:abstractNumId w:val="56"/>
+    <w:abstractNumId w:val="62"/>
   </w:num>
   <w:num w:numId="83" w16cid:durableId="188877595">
-    <w:abstractNumId w:val="32"/>
+    <w:abstractNumId w:val="36"/>
   </w:num>
   <w:num w:numId="84" w16cid:durableId="1120346300">
-    <w:abstractNumId w:val="15"/>
+    <w:abstractNumId w:val="16"/>
   </w:num>
   <w:num w:numId="85" w16cid:durableId="2037848177">
-    <w:abstractNumId w:val="58"/>
+    <w:abstractNumId w:val="64"/>
   </w:num>
   <w:num w:numId="86" w16cid:durableId="2099785190">
-    <w:abstractNumId w:val="99"/>
+    <w:abstractNumId w:val="109"/>
   </w:num>
   <w:num w:numId="87" w16cid:durableId="1514876446">
     <w:abstractNumId w:val="1"/>
   </w:num>
   <w:num w:numId="88" w16cid:durableId="1279337629">
-    <w:abstractNumId w:val="101"/>
+    <w:abstractNumId w:val="111"/>
   </w:num>
   <w:num w:numId="89" w16cid:durableId="362941795">
-    <w:abstractNumId w:val="42"/>
+    <w:abstractNumId w:val="46"/>
   </w:num>
   <w:num w:numId="90" w16cid:durableId="492644152">
-    <w:abstractNumId w:val="50"/>
+    <w:abstractNumId w:val="55"/>
   </w:num>
   <w:num w:numId="91" w16cid:durableId="1319962168">
-    <w:abstractNumId w:val="51"/>
+    <w:abstractNumId w:val="56"/>
   </w:num>
   <w:num w:numId="92" w16cid:durableId="1152910429">
-    <w:abstractNumId w:val="18"/>
+    <w:abstractNumId w:val="19"/>
   </w:num>
   <w:num w:numId="93" w16cid:durableId="483814629">
-    <w:abstractNumId w:val="67"/>
+    <w:abstractNumId w:val="73"/>
   </w:num>
   <w:num w:numId="94" w16cid:durableId="1014726639">
-    <w:abstractNumId w:val="48"/>
+    <w:abstractNumId w:val="53"/>
   </w:num>
   <w:num w:numId="95" w16cid:durableId="127016306">
-    <w:abstractNumId w:val="63"/>
+    <w:abstractNumId w:val="69"/>
   </w:num>
   <w:num w:numId="96" w16cid:durableId="896236451">
-    <w:abstractNumId w:val="102"/>
+    <w:abstractNumId w:val="112"/>
   </w:num>
   <w:num w:numId="97" w16cid:durableId="339552418">
-    <w:abstractNumId w:val="96"/>
+    <w:abstractNumId w:val="106"/>
   </w:num>
   <w:num w:numId="98" w16cid:durableId="1879272908">
     <w:abstractNumId w:val="4"/>
   </w:num>
   <w:num w:numId="99" w16cid:durableId="165172403">
-    <w:abstractNumId w:val="36"/>
+    <w:abstractNumId w:val="40"/>
   </w:num>
   <w:num w:numId="100" w16cid:durableId="2028630331">
-    <w:abstractNumId w:val="33"/>
+    <w:abstractNumId w:val="37"/>
   </w:num>
   <w:num w:numId="101" w16cid:durableId="2046323998">
-    <w:abstractNumId w:val="91"/>
+    <w:abstractNumId w:val="100"/>
   </w:num>
   <w:num w:numId="102" w16cid:durableId="664895438">
-    <w:abstractNumId w:val="74"/>
+    <w:abstractNumId w:val="82"/>
   </w:num>
   <w:num w:numId="103" w16cid:durableId="435828782">
     <w:abstractNumId w:val="11"/>
@@ -53625,13 +56548,43 @@
     <w:abstractNumId w:val="7"/>
   </w:num>
   <w:num w:numId="106" w16cid:durableId="1450128679">
-    <w:abstractNumId w:val="66"/>
+    <w:abstractNumId w:val="72"/>
   </w:num>
   <w:num w:numId="107" w16cid:durableId="494688108">
-    <w:abstractNumId w:val="81"/>
+    <w:abstractNumId w:val="90"/>
   </w:num>
   <w:num w:numId="108" w16cid:durableId="190844367">
-    <w:abstractNumId w:val="28"/>
+    <w:abstractNumId w:val="32"/>
+  </w:num>
+  <w:num w:numId="109" w16cid:durableId="1236472900">
+    <w:abstractNumId w:val="24"/>
+  </w:num>
+  <w:num w:numId="110" w16cid:durableId="1815445377">
+    <w:abstractNumId w:val="22"/>
+  </w:num>
+  <w:num w:numId="111" w16cid:durableId="1173453193">
+    <w:abstractNumId w:val="78"/>
+  </w:num>
+  <w:num w:numId="112" w16cid:durableId="614410057">
+    <w:abstractNumId w:val="52"/>
+  </w:num>
+  <w:num w:numId="113" w16cid:durableId="427237044">
+    <w:abstractNumId w:val="61"/>
+  </w:num>
+  <w:num w:numId="114" w16cid:durableId="1254969866">
+    <w:abstractNumId w:val="14"/>
+  </w:num>
+  <w:num w:numId="115" w16cid:durableId="915434621">
+    <w:abstractNumId w:val="26"/>
+  </w:num>
+  <w:num w:numId="116" w16cid:durableId="542596648">
+    <w:abstractNumId w:val="83"/>
+  </w:num>
+  <w:num w:numId="117" w16cid:durableId="1851676380">
+    <w:abstractNumId w:val="79"/>
+  </w:num>
+  <w:num w:numId="118" w16cid:durableId="1247611769">
+    <w:abstractNumId w:val="105"/>
   </w:num>
   <w:numIdMacAtCleanup w:val="100"/>
 </w:numbering>
@@ -54237,7 +57190,6 @@
   <w:style w:type="character" w:default="1" w:styleId="Fuentedeprrafopredeter">
     <w:name w:val="Default Paragraph Font"/>
     <w:uiPriority w:val="1"/>
-    <w:semiHidden/>
     <w:unhideWhenUsed/>
   </w:style>
   <w:style w:type="table" w:default="1" w:styleId="Tablanormal">

--- a/MF0490_3 Gestión de servicios en el sistema informático/AMPLIACIONES/CURSO DE LINUX/Curso de Linux.docx
+++ b/MF0490_3 Gestión de servicios en el sistema informático/AMPLIACIONES/CURSO DE LINUX/Curso de Linux.docx
@@ -21313,14 +21313,6 @@
           <w:lang w:val="en-GB"/>
         </w:rPr>
       </w:pPr>
-      <w:r>
-        <w:rPr>
-          <w:b/>
-          <w:bCs/>
-          <w:lang w:val="en-GB"/>
-        </w:rPr>
-        <w:t xml:space="preserve">28. </w:t>
-      </w:r>
       <w:proofErr w:type="spellStart"/>
       <w:r>
         <w:rPr>
@@ -21398,14 +21390,6 @@
           <w:lang w:val="en-GB"/>
         </w:rPr>
       </w:pPr>
-      <w:r>
-        <w:rPr>
-          <w:b/>
-          <w:bCs/>
-          <w:lang w:val="en-GB"/>
-        </w:rPr>
-        <w:t xml:space="preserve">29. </w:t>
-      </w:r>
       <w:proofErr w:type="spellStart"/>
       <w:r>
         <w:rPr>
@@ -21524,7 +21508,7 @@
           <w:b/>
           <w:bCs/>
         </w:rPr>
-        <w:t>30. Ver el log en tiempo real</w:t>
+        <w:t>Ver el log en tiempo real</w:t>
       </w:r>
     </w:p>
     <w:p>
@@ -25413,12 +25397,14 @@
         <w:rPr>
           <w:b/>
           <w:bCs/>
-        </w:rPr>
-      </w:pPr>
-      <w:r>
-        <w:rPr>
-          <w:b/>
-          <w:bCs/>
+          <w:color w:val="EE0000"/>
+        </w:rPr>
+      </w:pPr>
+      <w:r>
+        <w:rPr>
+          <w:b/>
+          <w:bCs/>
+          <w:color w:val="EE0000"/>
         </w:rPr>
         <w:t>12. Aplicar la configuración</w:t>
       </w:r>
@@ -25430,20 +25416,35 @@
           <w:ilvl w:val="0"/>
           <w:numId w:val="101"/>
         </w:numPr>
-      </w:pPr>
-      <w:r>
+        <w:rPr>
+          <w:color w:val="EE0000"/>
+        </w:rPr>
+      </w:pPr>
+      <w:r>
+        <w:rPr>
+          <w:color w:val="EE0000"/>
+        </w:rPr>
         <w:t xml:space="preserve">sudo </w:t>
       </w:r>
       <w:proofErr w:type="spellStart"/>
       <w:r>
+        <w:rPr>
+          <w:color w:val="EE0000"/>
+        </w:rPr>
         <w:t>netplan</w:t>
       </w:r>
       <w:proofErr w:type="spellEnd"/>
       <w:r>
+        <w:rPr>
+          <w:color w:val="EE0000"/>
+        </w:rPr>
         <w:t xml:space="preserve"> </w:t>
       </w:r>
       <w:proofErr w:type="spellStart"/>
       <w:r>
+        <w:rPr>
+          <w:color w:val="EE0000"/>
+        </w:rPr>
         <w:t>apply</w:t>
       </w:r>
       <w:proofErr w:type="spellEnd"/>
@@ -25561,7 +25562,15 @@
       <w:proofErr w:type="spellEnd"/>
     </w:p>
     <w:p>
-      <w:r>
+      <w:pPr>
+        <w:rPr>
+          <w:color w:val="EE0000"/>
+        </w:rPr>
+      </w:pPr>
+      <w:r>
+        <w:rPr>
+          <w:color w:val="EE0000"/>
+        </w:rPr>
         <w:pict w14:anchorId="7E085522">
           <v:rect id="_x0000_i1227" style="width:0;height:1.5pt" o:hralign="center" o:hrstd="t" o:hr="t" fillcolor="#a0a0a0" stroked="f"/>
         </w:pict>
@@ -25572,12 +25581,14 @@
         <w:rPr>
           <w:b/>
           <w:bCs/>
-        </w:rPr>
-      </w:pPr>
-      <w:r>
-        <w:rPr>
-          <w:b/>
-          <w:bCs/>
+          <w:color w:val="EE0000"/>
+        </w:rPr>
+      </w:pPr>
+      <w:r>
+        <w:rPr>
+          <w:b/>
+          <w:bCs/>
+          <w:color w:val="EE0000"/>
         </w:rPr>
         <w:t xml:space="preserve">15. Escanear redes </w:t>
       </w:r>
@@ -25587,6 +25598,7 @@
         <w:rPr>
           <w:b/>
           <w:bCs/>
+          <w:color w:val="EE0000"/>
         </w:rPr>
         <w:t>WiFi</w:t>
       </w:r>
@@ -25595,6 +25607,7 @@
         <w:rPr>
           <w:b/>
           <w:bCs/>
+          <w:color w:val="EE0000"/>
         </w:rPr>
         <w:t xml:space="preserve"> disponibles</w:t>
       </w:r>
@@ -25607,25 +25620,43 @@
           <w:ilvl w:val="0"/>
           <w:numId w:val="101"/>
         </w:numPr>
-      </w:pPr>
-      <w:proofErr w:type="spellStart"/>
-      <w:r>
+        <w:rPr>
+          <w:color w:val="EE0000"/>
+        </w:rPr>
+      </w:pPr>
+      <w:proofErr w:type="spellStart"/>
+      <w:r>
+        <w:rPr>
+          <w:color w:val="EE0000"/>
+        </w:rPr>
         <w:t>nmcli</w:t>
       </w:r>
       <w:proofErr w:type="spellEnd"/>
       <w:r>
+        <w:rPr>
+          <w:color w:val="EE0000"/>
+        </w:rPr>
         <w:t xml:space="preserve"> </w:t>
       </w:r>
       <w:proofErr w:type="spellStart"/>
       <w:r>
+        <w:rPr>
+          <w:color w:val="EE0000"/>
+        </w:rPr>
         <w:t>device</w:t>
       </w:r>
       <w:proofErr w:type="spellEnd"/>
       <w:r>
+        <w:rPr>
+          <w:color w:val="EE0000"/>
+        </w:rPr>
         <w:t xml:space="preserve"> wifi </w:t>
       </w:r>
       <w:proofErr w:type="spellStart"/>
       <w:r>
+        <w:rPr>
+          <w:color w:val="EE0000"/>
+        </w:rPr>
         <w:t>list</w:t>
       </w:r>
       <w:proofErr w:type="spellEnd"/>
@@ -25901,12 +25932,14 @@
         <w:rPr>
           <w:b/>
           <w:bCs/>
-        </w:rPr>
-      </w:pPr>
-      <w:r>
-        <w:rPr>
-          <w:b/>
-          <w:bCs/>
+          <w:color w:val="EE0000"/>
+        </w:rPr>
+      </w:pPr>
+      <w:r>
+        <w:rPr>
+          <w:b/>
+          <w:bCs/>
+          <w:color w:val="EE0000"/>
         </w:rPr>
         <w:t>20. Conectarte por SSH desde otra máquina</w:t>
       </w:r>
@@ -25918,17 +25951,29 @@
           <w:ilvl w:val="0"/>
           <w:numId w:val="102"/>
         </w:numPr>
-      </w:pPr>
-      <w:proofErr w:type="spellStart"/>
-      <w:r>
+        <w:rPr>
+          <w:color w:val="EE0000"/>
+        </w:rPr>
+      </w:pPr>
+      <w:proofErr w:type="spellStart"/>
+      <w:r>
+        <w:rPr>
+          <w:color w:val="EE0000"/>
+        </w:rPr>
         <w:t>ssh</w:t>
       </w:r>
       <w:proofErr w:type="spellEnd"/>
       <w:r>
+        <w:rPr>
+          <w:color w:val="EE0000"/>
+        </w:rPr>
         <w:t xml:space="preserve"> </w:t>
       </w:r>
       <w:proofErr w:type="spellStart"/>
       <w:r>
+        <w:rPr>
+          <w:color w:val="EE0000"/>
+        </w:rPr>
         <w:t>usuario@IP</w:t>
       </w:r>
       <w:proofErr w:type="spellEnd"/>
@@ -45775,6 +45820,1531 @@
         </w:tabs>
       </w:pPr>
     </w:p>
+    <w:p>
+      <w:pPr>
+        <w:pStyle w:val="Ttulo1"/>
+      </w:pPr>
+      <w:r>
+        <w:lastRenderedPageBreak/>
+        <w:t>EJERCICIO CON EL SSH</w:t>
+      </w:r>
+    </w:p>
+    <w:p>
+      <w:pPr>
+        <w:tabs>
+          <w:tab w:val="left" w:pos="1004"/>
+        </w:tabs>
+      </w:pPr>
+    </w:p>
+    <w:p>
+      <w:pPr>
+        <w:tabs>
+          <w:tab w:val="left" w:pos="1004"/>
+        </w:tabs>
+        <w:rPr>
+          <w:b/>
+          <w:bCs/>
+        </w:rPr>
+      </w:pPr>
+      <w:r>
+        <w:rPr>
+          <w:rFonts w:ascii="Segoe UI Emoji" w:hAnsi="Segoe UI Emoji" w:cs="Segoe UI Emoji"/>
+          <w:b/>
+          <w:bCs/>
+        </w:rPr>
+        <w:t>🎯</w:t>
+      </w:r>
+      <w:r>
+        <w:rPr>
+          <w:b/>
+          <w:bCs/>
+        </w:rPr>
+        <w:t xml:space="preserve"> Objetivo</w:t>
+      </w:r>
+    </w:p>
+    <w:p>
+      <w:pPr>
+        <w:tabs>
+          <w:tab w:val="left" w:pos="1004"/>
+        </w:tabs>
+      </w:pPr>
+      <w:r>
+        <w:t>Que el alumnado entienda qué es SSH y lo use para:</w:t>
+      </w:r>
+      <w:r>
+        <w:br/>
+      </w:r>
+      <w:r>
+        <w:rPr>
+          <w:rFonts w:ascii="Segoe UI Emoji" w:hAnsi="Segoe UI Emoji" w:cs="Segoe UI Emoji"/>
+        </w:rPr>
+        <w:t>✅</w:t>
+      </w:r>
+      <w:r>
+        <w:t xml:space="preserve"> conectarse a otra m</w:t>
+      </w:r>
+      <w:r>
+        <w:rPr>
+          <w:rFonts w:ascii="Aptos" w:hAnsi="Aptos" w:cs="Aptos"/>
+        </w:rPr>
+        <w:t>á</w:t>
+      </w:r>
+      <w:r>
+        <w:t>quina</w:t>
+      </w:r>
+      <w:r>
+        <w:br/>
+      </w:r>
+      <w:r>
+        <w:rPr>
+          <w:rFonts w:ascii="Segoe UI Emoji" w:hAnsi="Segoe UI Emoji" w:cs="Segoe UI Emoji"/>
+        </w:rPr>
+        <w:t>✅</w:t>
+      </w:r>
+      <w:r>
+        <w:t xml:space="preserve"> ejecutar comandos remotamente</w:t>
+      </w:r>
+      <w:r>
+        <w:br/>
+      </w:r>
+      <w:r>
+        <w:rPr>
+          <w:rFonts w:ascii="Segoe UI Emoji" w:hAnsi="Segoe UI Emoji" w:cs="Segoe UI Emoji"/>
+        </w:rPr>
+        <w:t>✅</w:t>
+      </w:r>
+      <w:r>
+        <w:t xml:space="preserve"> copiar archivos (SCP)</w:t>
+      </w:r>
+      <w:r>
+        <w:br/>
+      </w:r>
+      <w:r>
+        <w:rPr>
+          <w:rFonts w:ascii="Segoe UI Emoji" w:hAnsi="Segoe UI Emoji" w:cs="Segoe UI Emoji"/>
+        </w:rPr>
+        <w:t>✅</w:t>
+      </w:r>
+      <w:r>
+        <w:t xml:space="preserve"> ver que es seguro (sin contrase</w:t>
+      </w:r>
+      <w:r>
+        <w:rPr>
+          <w:rFonts w:ascii="Aptos" w:hAnsi="Aptos" w:cs="Aptos"/>
+        </w:rPr>
+        <w:t>ñ</w:t>
+      </w:r>
+      <w:r>
+        <w:t>a usando claves, opcional)</w:t>
+      </w:r>
+    </w:p>
+    <w:p>
+      <w:pPr>
+        <w:tabs>
+          <w:tab w:val="left" w:pos="1004"/>
+        </w:tabs>
+      </w:pPr>
+      <w:r>
+        <w:pict w14:anchorId="0193BE7E">
+          <v:rect id="_x0000_i1668" style="width:0;height:1.5pt" o:hralign="center" o:hrstd="t" o:hr="t" fillcolor="#a0a0a0" stroked="f"/>
+        </w:pict>
+      </w:r>
+    </w:p>
+    <w:p>
+      <w:pPr>
+        <w:tabs>
+          <w:tab w:val="left" w:pos="1004"/>
+        </w:tabs>
+        <w:rPr>
+          <w:b/>
+          <w:bCs/>
+        </w:rPr>
+      </w:pPr>
+      <w:r>
+        <w:rPr>
+          <w:rFonts w:ascii="Segoe UI Emoji" w:hAnsi="Segoe UI Emoji" w:cs="Segoe UI Emoji"/>
+          <w:b/>
+          <w:bCs/>
+        </w:rPr>
+        <w:t>🧩</w:t>
+      </w:r>
+      <w:r>
+        <w:rPr>
+          <w:b/>
+          <w:bCs/>
+        </w:rPr>
+        <w:t xml:space="preserve"> Material necesario</w:t>
+      </w:r>
+    </w:p>
+    <w:p>
+      <w:pPr>
+        <w:numPr>
+          <w:ilvl w:val="0"/>
+          <w:numId w:val="139"/>
+        </w:numPr>
+        <w:tabs>
+          <w:tab w:val="left" w:pos="1004"/>
+        </w:tabs>
+      </w:pPr>
+      <w:r>
+        <w:rPr>
+          <w:b/>
+          <w:bCs/>
+        </w:rPr>
+        <w:t>VM A (Servidor SSH):</w:t>
+      </w:r>
+      <w:r>
+        <w:t xml:space="preserve"> Ubuntu / Parrot / Kali</w:t>
+      </w:r>
+    </w:p>
+    <w:p>
+      <w:pPr>
+        <w:numPr>
+          <w:ilvl w:val="0"/>
+          <w:numId w:val="139"/>
+        </w:numPr>
+        <w:tabs>
+          <w:tab w:val="left" w:pos="1004"/>
+        </w:tabs>
+      </w:pPr>
+      <w:r>
+        <w:rPr>
+          <w:b/>
+          <w:bCs/>
+        </w:rPr>
+        <w:t>VM B (Cliente SSH):</w:t>
+      </w:r>
+      <w:r>
+        <w:t xml:space="preserve"> Kali / Parrot / Ubuntu</w:t>
+      </w:r>
+    </w:p>
+    <w:p>
+      <w:pPr>
+        <w:tabs>
+          <w:tab w:val="left" w:pos="1004"/>
+        </w:tabs>
+      </w:pPr>
+      <w:r>
+        <w:rPr>
+          <w:rFonts w:ascii="Segoe UI Emoji" w:hAnsi="Segoe UI Emoji" w:cs="Segoe UI Emoji"/>
+        </w:rPr>
+        <w:t>📌</w:t>
+      </w:r>
+      <w:r>
+        <w:t xml:space="preserve"> Las dos en VirtualBox con red:</w:t>
+      </w:r>
+    </w:p>
+    <w:p>
+      <w:pPr>
+        <w:numPr>
+          <w:ilvl w:val="0"/>
+          <w:numId w:val="140"/>
+        </w:numPr>
+        <w:tabs>
+          <w:tab w:val="left" w:pos="1004"/>
+        </w:tabs>
+      </w:pPr>
+      <w:r>
+        <w:t xml:space="preserve">Adaptador: </w:t>
+      </w:r>
+      <w:r>
+        <w:rPr>
+          <w:b/>
+          <w:bCs/>
+        </w:rPr>
+        <w:t>Red interna</w:t>
+      </w:r>
+      <w:r>
+        <w:t xml:space="preserve"> (mismo nombre, ej. aula-interna)</w:t>
+      </w:r>
+    </w:p>
+    <w:p>
+      <w:pPr>
+        <w:numPr>
+          <w:ilvl w:val="0"/>
+          <w:numId w:val="140"/>
+        </w:numPr>
+        <w:tabs>
+          <w:tab w:val="left" w:pos="1004"/>
+        </w:tabs>
+      </w:pPr>
+      <w:r>
+        <w:t>(Opcional) NAT para actualizaciones</w:t>
+      </w:r>
+    </w:p>
+    <w:p>
+      <w:pPr>
+        <w:tabs>
+          <w:tab w:val="left" w:pos="1004"/>
+        </w:tabs>
+      </w:pPr>
+      <w:r>
+        <w:pict w14:anchorId="1BFFA332">
+          <v:rect id="_x0000_i1669" style="width:0;height:1.5pt" o:hralign="center" o:hrstd="t" o:hr="t" fillcolor="#a0a0a0" stroked="f"/>
+        </w:pict>
+      </w:r>
+    </w:p>
+    <w:p>
+      <w:pPr>
+        <w:tabs>
+          <w:tab w:val="left" w:pos="1004"/>
+        </w:tabs>
+        <w:rPr>
+          <w:b/>
+          <w:bCs/>
+        </w:rPr>
+      </w:pPr>
+      <w:r>
+        <w:rPr>
+          <w:b/>
+          <w:bCs/>
+        </w:rPr>
+        <w:t>PARTE 1 — Preparar red (5 min)</w:t>
+      </w:r>
+    </w:p>
+    <w:p>
+      <w:pPr>
+        <w:tabs>
+          <w:tab w:val="left" w:pos="1004"/>
+        </w:tabs>
+      </w:pPr>
+      <w:r>
+        <w:t>En cada VM, ver IP:</w:t>
+      </w:r>
+    </w:p>
+    <w:p>
+      <w:pPr>
+        <w:tabs>
+          <w:tab w:val="left" w:pos="1004"/>
+        </w:tabs>
+      </w:pPr>
+      <w:proofErr w:type="spellStart"/>
+      <w:r>
+        <w:t>ip</w:t>
+      </w:r>
+      <w:proofErr w:type="spellEnd"/>
+      <w:r>
+        <w:t xml:space="preserve"> a</w:t>
+      </w:r>
+    </w:p>
+    <w:p>
+      <w:pPr>
+        <w:tabs>
+          <w:tab w:val="left" w:pos="1004"/>
+        </w:tabs>
+      </w:pPr>
+      <w:r>
+        <w:t xml:space="preserve">Anotar </w:t>
+      </w:r>
+      <w:proofErr w:type="spellStart"/>
+      <w:r>
+        <w:t>IPs</w:t>
+      </w:r>
+      <w:proofErr w:type="spellEnd"/>
+      <w:r>
+        <w:t>, por ejemplo:</w:t>
+      </w:r>
+    </w:p>
+    <w:p>
+      <w:pPr>
+        <w:numPr>
+          <w:ilvl w:val="0"/>
+          <w:numId w:val="141"/>
+        </w:numPr>
+        <w:tabs>
+          <w:tab w:val="left" w:pos="1004"/>
+        </w:tabs>
+      </w:pPr>
+      <w:r>
+        <w:t>VM A: 192.168.50.10</w:t>
+      </w:r>
+    </w:p>
+    <w:p>
+      <w:pPr>
+        <w:numPr>
+          <w:ilvl w:val="0"/>
+          <w:numId w:val="141"/>
+        </w:numPr>
+        <w:tabs>
+          <w:tab w:val="left" w:pos="1004"/>
+        </w:tabs>
+      </w:pPr>
+      <w:r>
+        <w:t>VM B: 192.168.50.11</w:t>
+      </w:r>
+    </w:p>
+    <w:p>
+      <w:pPr>
+        <w:tabs>
+          <w:tab w:val="left" w:pos="1004"/>
+        </w:tabs>
+      </w:pPr>
+      <w:r>
+        <w:t>Comprobar conectividad:</w:t>
+      </w:r>
+      <w:r>
+        <w:br/>
+        <w:t>Desde VM B:</w:t>
+      </w:r>
+    </w:p>
+    <w:p>
+      <w:pPr>
+        <w:tabs>
+          <w:tab w:val="left" w:pos="1004"/>
+        </w:tabs>
+      </w:pPr>
+      <w:r>
+        <w:t>ping -c 3 192.168.50.10</w:t>
+      </w:r>
+    </w:p>
+    <w:p>
+      <w:pPr>
+        <w:tabs>
+          <w:tab w:val="left" w:pos="1004"/>
+        </w:tabs>
+      </w:pPr>
+      <w:r>
+        <w:rPr>
+          <w:rFonts w:ascii="Segoe UI Emoji" w:hAnsi="Segoe UI Emoji" w:cs="Segoe UI Emoji"/>
+        </w:rPr>
+        <w:t>✅</w:t>
+      </w:r>
+      <w:r>
+        <w:t xml:space="preserve"> Si responde, la red está OK.</w:t>
+      </w:r>
+    </w:p>
+    <w:p>
+      <w:pPr>
+        <w:tabs>
+          <w:tab w:val="left" w:pos="1004"/>
+        </w:tabs>
+      </w:pPr>
+      <w:r>
+        <w:pict w14:anchorId="39246A37">
+          <v:rect id="_x0000_i1670" style="width:0;height:1.5pt" o:hralign="center" o:hrstd="t" o:hr="t" fillcolor="#a0a0a0" stroked="f"/>
+        </w:pict>
+      </w:r>
+    </w:p>
+    <w:p>
+      <w:pPr>
+        <w:tabs>
+          <w:tab w:val="left" w:pos="1004"/>
+        </w:tabs>
+        <w:rPr>
+          <w:b/>
+          <w:bCs/>
+        </w:rPr>
+      </w:pPr>
+      <w:r>
+        <w:rPr>
+          <w:b/>
+          <w:bCs/>
+        </w:rPr>
+        <w:t>PARTE 2 — Instalar y activar SSH en la VM A (servidor)</w:t>
+      </w:r>
+    </w:p>
+    <w:p>
+      <w:pPr>
+        <w:tabs>
+          <w:tab w:val="left" w:pos="1004"/>
+        </w:tabs>
+      </w:pPr>
+      <w:r>
+        <w:t>En VM A:</w:t>
+      </w:r>
+    </w:p>
+    <w:p>
+      <w:pPr>
+        <w:tabs>
+          <w:tab w:val="left" w:pos="1004"/>
+        </w:tabs>
+      </w:pPr>
+      <w:r>
+        <w:lastRenderedPageBreak/>
+        <w:t xml:space="preserve">sudo </w:t>
+      </w:r>
+      <w:proofErr w:type="spellStart"/>
+      <w:r>
+        <w:t>apt</w:t>
+      </w:r>
+      <w:proofErr w:type="spellEnd"/>
+      <w:r>
+        <w:t xml:space="preserve"> </w:t>
+      </w:r>
+      <w:proofErr w:type="spellStart"/>
+      <w:r>
+        <w:t>update</w:t>
+      </w:r>
+      <w:proofErr w:type="spellEnd"/>
+    </w:p>
+    <w:p>
+      <w:pPr>
+        <w:tabs>
+          <w:tab w:val="left" w:pos="1004"/>
+        </w:tabs>
+        <w:rPr>
+          <w:lang w:val="en-GB"/>
+        </w:rPr>
+      </w:pPr>
+      <w:proofErr w:type="spellStart"/>
+      <w:r>
+        <w:rPr>
+          <w:lang w:val="en-GB"/>
+        </w:rPr>
+        <w:t>sudo</w:t>
+      </w:r>
+      <w:proofErr w:type="spellEnd"/>
+      <w:r>
+        <w:rPr>
+          <w:lang w:val="en-GB"/>
+        </w:rPr>
+        <w:t xml:space="preserve"> apt install </w:t>
+      </w:r>
+      <w:proofErr w:type="spellStart"/>
+      <w:r>
+        <w:rPr>
+          <w:lang w:val="en-GB"/>
+        </w:rPr>
+        <w:t>openssh</w:t>
+      </w:r>
+      <w:proofErr w:type="spellEnd"/>
+      <w:r>
+        <w:rPr>
+          <w:lang w:val="en-GB"/>
+        </w:rPr>
+        <w:t>-server -y</w:t>
+      </w:r>
+    </w:p>
+    <w:p>
+      <w:pPr>
+        <w:tabs>
+          <w:tab w:val="left" w:pos="1004"/>
+        </w:tabs>
+        <w:rPr>
+          <w:lang w:val="en-GB"/>
+        </w:rPr>
+      </w:pPr>
+      <w:proofErr w:type="spellStart"/>
+      <w:r>
+        <w:rPr>
+          <w:lang w:val="en-GB"/>
+        </w:rPr>
+        <w:t>sudo</w:t>
+      </w:r>
+      <w:proofErr w:type="spellEnd"/>
+      <w:r>
+        <w:rPr>
+          <w:lang w:val="en-GB"/>
+        </w:rPr>
+        <w:t xml:space="preserve"> </w:t>
+      </w:r>
+      <w:proofErr w:type="spellStart"/>
+      <w:r>
+        <w:rPr>
+          <w:lang w:val="en-GB"/>
+        </w:rPr>
+        <w:t>systemctl</w:t>
+      </w:r>
+      <w:proofErr w:type="spellEnd"/>
+      <w:r>
+        <w:rPr>
+          <w:lang w:val="en-GB"/>
+        </w:rPr>
+        <w:t xml:space="preserve"> enable ssh</w:t>
+      </w:r>
+    </w:p>
+    <w:p>
+      <w:pPr>
+        <w:tabs>
+          <w:tab w:val="left" w:pos="1004"/>
+        </w:tabs>
+        <w:rPr>
+          <w:lang w:val="en-GB"/>
+        </w:rPr>
+      </w:pPr>
+      <w:proofErr w:type="spellStart"/>
+      <w:r>
+        <w:rPr>
+          <w:lang w:val="en-GB"/>
+        </w:rPr>
+        <w:t>sudo</w:t>
+      </w:r>
+      <w:proofErr w:type="spellEnd"/>
+      <w:r>
+        <w:rPr>
+          <w:lang w:val="en-GB"/>
+        </w:rPr>
+        <w:t xml:space="preserve"> </w:t>
+      </w:r>
+      <w:proofErr w:type="spellStart"/>
+      <w:r>
+        <w:rPr>
+          <w:lang w:val="en-GB"/>
+        </w:rPr>
+        <w:t>systemctl</w:t>
+      </w:r>
+      <w:proofErr w:type="spellEnd"/>
+      <w:r>
+        <w:rPr>
+          <w:lang w:val="en-GB"/>
+        </w:rPr>
+        <w:t xml:space="preserve"> start ssh</w:t>
+      </w:r>
+    </w:p>
+    <w:p>
+      <w:pPr>
+        <w:tabs>
+          <w:tab w:val="left" w:pos="1004"/>
+        </w:tabs>
+      </w:pPr>
+      <w:r>
+        <w:t>Comprobar:</w:t>
+      </w:r>
+    </w:p>
+    <w:p>
+      <w:pPr>
+        <w:tabs>
+          <w:tab w:val="left" w:pos="1004"/>
+        </w:tabs>
+      </w:pPr>
+      <w:r>
+        <w:t xml:space="preserve">sudo </w:t>
+      </w:r>
+      <w:proofErr w:type="spellStart"/>
+      <w:r>
+        <w:t>systemctl</w:t>
+      </w:r>
+      <w:proofErr w:type="spellEnd"/>
+      <w:r>
+        <w:t xml:space="preserve"> </w:t>
+      </w:r>
+      <w:proofErr w:type="gramStart"/>
+      <w:r>
+        <w:t>status</w:t>
+      </w:r>
+      <w:proofErr w:type="gramEnd"/>
+      <w:r>
+        <w:t xml:space="preserve"> </w:t>
+      </w:r>
+      <w:proofErr w:type="spellStart"/>
+      <w:r>
+        <w:t>ssh</w:t>
+      </w:r>
+      <w:proofErr w:type="spellEnd"/>
+      <w:r>
+        <w:t xml:space="preserve"> --no-</w:t>
+      </w:r>
+      <w:proofErr w:type="spellStart"/>
+      <w:r>
+        <w:t>pager</w:t>
+      </w:r>
+      <w:proofErr w:type="spellEnd"/>
+    </w:p>
+    <w:p>
+      <w:pPr>
+        <w:tabs>
+          <w:tab w:val="left" w:pos="1004"/>
+        </w:tabs>
+      </w:pPr>
+      <w:r>
+        <w:pict w14:anchorId="450B9609">
+          <v:rect id="_x0000_i1671" style="width:0;height:1.5pt" o:hralign="center" o:hrstd="t" o:hr="t" fillcolor="#a0a0a0" stroked="f"/>
+        </w:pict>
+      </w:r>
+    </w:p>
+    <w:p>
+      <w:pPr>
+        <w:tabs>
+          <w:tab w:val="left" w:pos="1004"/>
+        </w:tabs>
+        <w:rPr>
+          <w:b/>
+          <w:bCs/>
+        </w:rPr>
+      </w:pPr>
+      <w:r>
+        <w:rPr>
+          <w:b/>
+          <w:bCs/>
+        </w:rPr>
+        <w:t>PARTE 3 — Conectar por SSH desde VM B (cliente)</w:t>
+      </w:r>
+    </w:p>
+    <w:p>
+      <w:pPr>
+        <w:tabs>
+          <w:tab w:val="left" w:pos="1004"/>
+        </w:tabs>
+      </w:pPr>
+      <w:r>
+        <w:t>En VM B:</w:t>
+      </w:r>
+    </w:p>
+    <w:p>
+      <w:pPr>
+        <w:tabs>
+          <w:tab w:val="left" w:pos="1004"/>
+        </w:tabs>
+      </w:pPr>
+      <w:proofErr w:type="spellStart"/>
+      <w:r>
+        <w:t>ssh</w:t>
+      </w:r>
+      <w:proofErr w:type="spellEnd"/>
+      <w:r>
+        <w:t xml:space="preserve"> usuario@192.168.50.10</w:t>
+      </w:r>
+    </w:p>
+    <w:p>
+      <w:pPr>
+        <w:tabs>
+          <w:tab w:val="left" w:pos="1004"/>
+        </w:tabs>
+      </w:pPr>
+      <w:r>
+        <w:t>Ejemplo:</w:t>
+      </w:r>
+    </w:p>
+    <w:p>
+      <w:pPr>
+        <w:tabs>
+          <w:tab w:val="left" w:pos="1004"/>
+        </w:tabs>
+      </w:pPr>
+      <w:proofErr w:type="spellStart"/>
+      <w:r>
+        <w:t>ssh</w:t>
+      </w:r>
+      <w:proofErr w:type="spellEnd"/>
+      <w:r>
+        <w:t xml:space="preserve"> alumno@192.168.50.10</w:t>
+      </w:r>
+    </w:p>
+    <w:p>
+      <w:pPr>
+        <w:tabs>
+          <w:tab w:val="left" w:pos="1004"/>
+        </w:tabs>
+      </w:pPr>
+      <w:r>
+        <w:rPr>
+          <w:rFonts w:ascii="Segoe UI Emoji" w:hAnsi="Segoe UI Emoji" w:cs="Segoe UI Emoji"/>
+        </w:rPr>
+        <w:t>👉</w:t>
+      </w:r>
+      <w:r>
+        <w:t xml:space="preserve"> La primera vez:</w:t>
+      </w:r>
+    </w:p>
+    <w:p>
+      <w:pPr>
+        <w:numPr>
+          <w:ilvl w:val="0"/>
+          <w:numId w:val="142"/>
+        </w:numPr>
+        <w:tabs>
+          <w:tab w:val="left" w:pos="1004"/>
+        </w:tabs>
+      </w:pPr>
+      <w:r>
+        <w:t>te pedirá confirmar huella: escribe yes</w:t>
+      </w:r>
+    </w:p>
+    <w:p>
+      <w:pPr>
+        <w:numPr>
+          <w:ilvl w:val="0"/>
+          <w:numId w:val="142"/>
+        </w:numPr>
+        <w:tabs>
+          <w:tab w:val="left" w:pos="1004"/>
+        </w:tabs>
+      </w:pPr>
+      <w:r>
+        <w:t>luego pide la contraseña del usuario de la VM A</w:t>
+      </w:r>
+    </w:p>
+    <w:p>
+      <w:pPr>
+        <w:tabs>
+          <w:tab w:val="left" w:pos="1004"/>
+        </w:tabs>
+      </w:pPr>
+      <w:r>
+        <w:rPr>
+          <w:rFonts w:ascii="Segoe UI Emoji" w:hAnsi="Segoe UI Emoji" w:cs="Segoe UI Emoji"/>
+        </w:rPr>
+        <w:t>✅</w:t>
+      </w:r>
+      <w:r>
+        <w:t xml:space="preserve"> Si entra y cambia el </w:t>
+      </w:r>
+      <w:proofErr w:type="spellStart"/>
+      <w:r>
+        <w:t>prompt</w:t>
+      </w:r>
+      <w:proofErr w:type="spellEnd"/>
+      <w:r>
+        <w:t>, está conectado.</w:t>
+      </w:r>
+    </w:p>
+    <w:p>
+      <w:pPr>
+        <w:tabs>
+          <w:tab w:val="left" w:pos="1004"/>
+        </w:tabs>
+      </w:pPr>
+      <w:r>
+        <w:pict w14:anchorId="6887B587">
+          <v:rect id="_x0000_i1672" style="width:0;height:1.5pt" o:hralign="center" o:hrstd="t" o:hr="t" fillcolor="#a0a0a0" stroked="f"/>
+        </w:pict>
+      </w:r>
+    </w:p>
+    <w:p>
+      <w:pPr>
+        <w:tabs>
+          <w:tab w:val="left" w:pos="1004"/>
+        </w:tabs>
+        <w:rPr>
+          <w:b/>
+          <w:bCs/>
+        </w:rPr>
+      </w:pPr>
+      <w:r>
+        <w:rPr>
+          <w:b/>
+          <w:bCs/>
+        </w:rPr>
+        <w:t>PARTE 4 — ¿Cómo sé que estoy dentro de la otra máquina?</w:t>
+      </w:r>
+    </w:p>
+    <w:p>
+      <w:pPr>
+        <w:tabs>
+          <w:tab w:val="left" w:pos="1004"/>
+        </w:tabs>
+      </w:pPr>
+      <w:r>
+        <w:t>Ejecuta dentro del SSH:</w:t>
+      </w:r>
+    </w:p>
+    <w:p>
+      <w:pPr>
+        <w:tabs>
+          <w:tab w:val="left" w:pos="1004"/>
+        </w:tabs>
+      </w:pPr>
+      <w:proofErr w:type="spellStart"/>
+      <w:r>
+        <w:t>whoami</w:t>
+      </w:r>
+      <w:proofErr w:type="spellEnd"/>
+    </w:p>
+    <w:p>
+      <w:pPr>
+        <w:tabs>
+          <w:tab w:val="left" w:pos="1004"/>
+        </w:tabs>
+      </w:pPr>
+      <w:proofErr w:type="spellStart"/>
+      <w:r>
+        <w:t>hostname</w:t>
+      </w:r>
+      <w:proofErr w:type="spellEnd"/>
+    </w:p>
+    <w:p>
+      <w:pPr>
+        <w:tabs>
+          <w:tab w:val="left" w:pos="1004"/>
+        </w:tabs>
+      </w:pPr>
+      <w:proofErr w:type="spellStart"/>
+      <w:r>
+        <w:t>pwd</w:t>
+      </w:r>
+      <w:proofErr w:type="spellEnd"/>
+    </w:p>
+    <w:p>
+      <w:pPr>
+        <w:tabs>
+          <w:tab w:val="left" w:pos="1004"/>
+        </w:tabs>
+      </w:pPr>
+      <w:r>
+        <w:rPr>
+          <w:rFonts w:ascii="Segoe UI Emoji" w:hAnsi="Segoe UI Emoji" w:cs="Segoe UI Emoji"/>
+        </w:rPr>
+        <w:t>👉</w:t>
+      </w:r>
+      <w:r>
+        <w:t xml:space="preserve"> Explicación para alumnos:</w:t>
+      </w:r>
+    </w:p>
+    <w:p>
+      <w:pPr>
+        <w:numPr>
+          <w:ilvl w:val="0"/>
+          <w:numId w:val="143"/>
+        </w:numPr>
+        <w:tabs>
+          <w:tab w:val="left" w:pos="1004"/>
+        </w:tabs>
+      </w:pPr>
+      <w:proofErr w:type="spellStart"/>
+      <w:r>
+        <w:t>whoami</w:t>
+      </w:r>
+      <w:proofErr w:type="spellEnd"/>
+      <w:r>
+        <w:t xml:space="preserve"> = usuario de la máquina remota</w:t>
+      </w:r>
+    </w:p>
+    <w:p>
+      <w:pPr>
+        <w:numPr>
+          <w:ilvl w:val="0"/>
+          <w:numId w:val="143"/>
+        </w:numPr>
+        <w:tabs>
+          <w:tab w:val="left" w:pos="1004"/>
+        </w:tabs>
+      </w:pPr>
+      <w:proofErr w:type="spellStart"/>
+      <w:r>
+        <w:t>hostname</w:t>
+      </w:r>
+      <w:proofErr w:type="spellEnd"/>
+      <w:r>
+        <w:t xml:space="preserve"> = nombre del equipo remoto</w:t>
+      </w:r>
+    </w:p>
+    <w:p>
+      <w:pPr>
+        <w:tabs>
+          <w:tab w:val="left" w:pos="1004"/>
+        </w:tabs>
+      </w:pPr>
+      <w:r>
+        <w:t>Para salir:</w:t>
+      </w:r>
+    </w:p>
+    <w:p>
+      <w:pPr>
+        <w:tabs>
+          <w:tab w:val="left" w:pos="1004"/>
+        </w:tabs>
+      </w:pPr>
+      <w:proofErr w:type="spellStart"/>
+      <w:r>
+        <w:t>exit</w:t>
+      </w:r>
+      <w:proofErr w:type="spellEnd"/>
+    </w:p>
+    <w:p>
+      <w:pPr>
+        <w:tabs>
+          <w:tab w:val="left" w:pos="1004"/>
+        </w:tabs>
+      </w:pPr>
+      <w:r>
+        <w:pict w14:anchorId="394BE937">
+          <v:rect id="_x0000_i1673" style="width:0;height:1.5pt" o:hralign="center" o:hrstd="t" o:hr="t" fillcolor="#a0a0a0" stroked="f"/>
+        </w:pict>
+      </w:r>
+    </w:p>
+    <w:p>
+      <w:pPr>
+        <w:tabs>
+          <w:tab w:val="left" w:pos="1004"/>
+        </w:tabs>
+        <w:rPr>
+          <w:b/>
+          <w:bCs/>
+        </w:rPr>
+      </w:pPr>
+      <w:r>
+        <w:rPr>
+          <w:b/>
+          <w:bCs/>
+        </w:rPr>
+        <w:lastRenderedPageBreak/>
+        <w:t>PARTE 5 — Ejecutar un comando remoto SIN entrar (clave de concepto)</w:t>
+      </w:r>
+    </w:p>
+    <w:p>
+      <w:pPr>
+        <w:tabs>
+          <w:tab w:val="left" w:pos="1004"/>
+        </w:tabs>
+      </w:pPr>
+      <w:r>
+        <w:t>Desde VM B:</w:t>
+      </w:r>
+    </w:p>
+    <w:p>
+      <w:pPr>
+        <w:tabs>
+          <w:tab w:val="left" w:pos="1004"/>
+        </w:tabs>
+      </w:pPr>
+      <w:proofErr w:type="spellStart"/>
+      <w:r>
+        <w:t>ssh</w:t>
+      </w:r>
+      <w:proofErr w:type="spellEnd"/>
+      <w:r>
+        <w:t xml:space="preserve"> alumno@192.168.50.10 "</w:t>
+      </w:r>
+      <w:proofErr w:type="spellStart"/>
+      <w:r>
+        <w:t>ls</w:t>
+      </w:r>
+      <w:proofErr w:type="spellEnd"/>
+      <w:r>
+        <w:t xml:space="preserve"> -l"</w:t>
+      </w:r>
+    </w:p>
+    <w:p>
+      <w:pPr>
+        <w:tabs>
+          <w:tab w:val="left" w:pos="1004"/>
+        </w:tabs>
+      </w:pPr>
+      <w:r>
+        <w:t>Otro ejemplo:</w:t>
+      </w:r>
+    </w:p>
+    <w:p>
+      <w:pPr>
+        <w:tabs>
+          <w:tab w:val="left" w:pos="1004"/>
+        </w:tabs>
+      </w:pPr>
+      <w:proofErr w:type="spellStart"/>
+      <w:r>
+        <w:t>ssh</w:t>
+      </w:r>
+      <w:proofErr w:type="spellEnd"/>
+      <w:r>
+        <w:t xml:space="preserve"> alumno@192.168.50.10 "date"</w:t>
+      </w:r>
+    </w:p>
+    <w:p>
+      <w:pPr>
+        <w:tabs>
+          <w:tab w:val="left" w:pos="1004"/>
+        </w:tabs>
+      </w:pPr>
+      <w:r>
+        <w:rPr>
+          <w:rFonts w:ascii="Segoe UI Emoji" w:hAnsi="Segoe UI Emoji" w:cs="Segoe UI Emoji"/>
+        </w:rPr>
+        <w:t>✅</w:t>
+      </w:r>
+      <w:r>
+        <w:t xml:space="preserve"> Esto les enseña que SSH es </w:t>
+      </w:r>
+      <w:r>
+        <w:rPr>
+          <w:b/>
+          <w:bCs/>
+        </w:rPr>
+        <w:t>administración remota</w:t>
+      </w:r>
+      <w:r>
+        <w:t>.</w:t>
+      </w:r>
+    </w:p>
+    <w:p>
+      <w:pPr>
+        <w:tabs>
+          <w:tab w:val="left" w:pos="1004"/>
+        </w:tabs>
+      </w:pPr>
+      <w:r>
+        <w:pict w14:anchorId="303EAF69">
+          <v:rect id="_x0000_i1674" style="width:0;height:1.5pt" o:hralign="center" o:hrstd="t" o:hr="t" fillcolor="#a0a0a0" stroked="f"/>
+        </w:pict>
+      </w:r>
+    </w:p>
+    <w:p>
+      <w:pPr>
+        <w:tabs>
+          <w:tab w:val="left" w:pos="1004"/>
+        </w:tabs>
+        <w:rPr>
+          <w:b/>
+          <w:bCs/>
+        </w:rPr>
+      </w:pPr>
+      <w:r>
+        <w:rPr>
+          <w:b/>
+          <w:bCs/>
+        </w:rPr>
+        <w:t>PARTE 6 — Copiar un archivo con SCP (muy básico)</w:t>
+      </w:r>
+    </w:p>
+    <w:p>
+      <w:pPr>
+        <w:tabs>
+          <w:tab w:val="left" w:pos="1004"/>
+        </w:tabs>
+      </w:pPr>
+      <w:r>
+        <w:t>En VM B crea un archivo:</w:t>
+      </w:r>
+    </w:p>
+    <w:p>
+      <w:pPr>
+        <w:tabs>
+          <w:tab w:val="left" w:pos="1004"/>
+        </w:tabs>
+      </w:pPr>
+      <w:r>
+        <w:t>echo "Hola desde el cliente" &gt; saludo.txt</w:t>
+      </w:r>
+    </w:p>
+    <w:p>
+      <w:pPr>
+        <w:tabs>
+          <w:tab w:val="left" w:pos="1004"/>
+        </w:tabs>
+      </w:pPr>
+      <w:r>
+        <w:t>Cópialo a VM A:</w:t>
+      </w:r>
+    </w:p>
+    <w:p>
+      <w:pPr>
+        <w:tabs>
+          <w:tab w:val="left" w:pos="1004"/>
+        </w:tabs>
+      </w:pPr>
+      <w:proofErr w:type="spellStart"/>
+      <w:r>
+        <w:t>scp</w:t>
+      </w:r>
+      <w:proofErr w:type="spellEnd"/>
+      <w:r>
+        <w:t xml:space="preserve"> saludo.txt alumno@192.168.50.10:/home/alumno/</w:t>
+      </w:r>
+    </w:p>
+    <w:p>
+      <w:pPr>
+        <w:tabs>
+          <w:tab w:val="left" w:pos="1004"/>
+        </w:tabs>
+      </w:pPr>
+      <w:r>
+        <w:t>Ahora entra por SSH y comprueba:</w:t>
+      </w:r>
+    </w:p>
+    <w:p>
+      <w:pPr>
+        <w:tabs>
+          <w:tab w:val="left" w:pos="1004"/>
+        </w:tabs>
+      </w:pPr>
+      <w:proofErr w:type="spellStart"/>
+      <w:r>
+        <w:t>ssh</w:t>
+      </w:r>
+      <w:proofErr w:type="spellEnd"/>
+      <w:r>
+        <w:t xml:space="preserve"> alumno@192.168.50.10</w:t>
+      </w:r>
+    </w:p>
+    <w:p>
+      <w:pPr>
+        <w:tabs>
+          <w:tab w:val="left" w:pos="1004"/>
+        </w:tabs>
+      </w:pPr>
+      <w:proofErr w:type="spellStart"/>
+      <w:r>
+        <w:t>cat</w:t>
+      </w:r>
+      <w:proofErr w:type="spellEnd"/>
+      <w:r>
+        <w:t xml:space="preserve"> saludo.txt</w:t>
+      </w:r>
+    </w:p>
+    <w:p>
+      <w:pPr>
+        <w:tabs>
+          <w:tab w:val="left" w:pos="1004"/>
+        </w:tabs>
+      </w:pPr>
+      <w:proofErr w:type="spellStart"/>
+      <w:r>
+        <w:t>exit</w:t>
+      </w:r>
+      <w:proofErr w:type="spellEnd"/>
+    </w:p>
+    <w:p>
+      <w:pPr>
+        <w:tabs>
+          <w:tab w:val="left" w:pos="1004"/>
+        </w:tabs>
+      </w:pPr>
+      <w:r>
+        <w:rPr>
+          <w:rFonts w:ascii="Segoe UI Emoji" w:hAnsi="Segoe UI Emoji" w:cs="Segoe UI Emoji"/>
+        </w:rPr>
+        <w:t>✅</w:t>
+      </w:r>
+      <w:r>
+        <w:t xml:space="preserve"> Concepto: SCP = copiar archivos por SSH.</w:t>
+      </w:r>
+    </w:p>
+    <w:p>
+      <w:pPr>
+        <w:tabs>
+          <w:tab w:val="left" w:pos="1004"/>
+        </w:tabs>
+      </w:pPr>
+      <w:r>
+        <w:pict w14:anchorId="6FDC0D1C">
+          <v:rect id="_x0000_i1675" style="width:0;height:1.5pt" o:hralign="center" o:hrstd="t" o:hr="t" fillcolor="#a0a0a0" stroked="f"/>
+        </w:pict>
+      </w:r>
+    </w:p>
+    <w:p>
+      <w:pPr>
+        <w:tabs>
+          <w:tab w:val="left" w:pos="1004"/>
+        </w:tabs>
+        <w:rPr>
+          <w:b/>
+          <w:bCs/>
+        </w:rPr>
+      </w:pPr>
+      <w:r>
+        <w:rPr>
+          <w:b/>
+          <w:bCs/>
+        </w:rPr>
+        <w:t>PARTE 7 (Opcional BONUS) — SSH sin contraseña con claves (muy fácil)</w:t>
+      </w:r>
+    </w:p>
+    <w:p>
+      <w:pPr>
+        <w:tabs>
+          <w:tab w:val="left" w:pos="1004"/>
+        </w:tabs>
+      </w:pPr>
+      <w:r>
+        <w:t>Esto es lo más pro y les encanta.</w:t>
+      </w:r>
+    </w:p>
+    <w:p>
+      <w:pPr>
+        <w:tabs>
+          <w:tab w:val="left" w:pos="1004"/>
+        </w:tabs>
+      </w:pPr>
+      <w:r>
+        <w:t>En VM B (cliente):</w:t>
+      </w:r>
+    </w:p>
+    <w:p>
+      <w:pPr>
+        <w:tabs>
+          <w:tab w:val="left" w:pos="1004"/>
+        </w:tabs>
+      </w:pPr>
+      <w:proofErr w:type="spellStart"/>
+      <w:r>
+        <w:t>ssh-keygen</w:t>
+      </w:r>
+      <w:proofErr w:type="spellEnd"/>
+      <w:r>
+        <w:t xml:space="preserve"> -t ed25519</w:t>
+      </w:r>
+    </w:p>
+    <w:p>
+      <w:pPr>
+        <w:tabs>
+          <w:tab w:val="left" w:pos="1004"/>
+        </w:tabs>
+      </w:pPr>
+      <w:r>
+        <w:t>(Enter, Enter, Enter)</w:t>
+      </w:r>
+    </w:p>
+    <w:p>
+      <w:pPr>
+        <w:tabs>
+          <w:tab w:val="left" w:pos="1004"/>
+        </w:tabs>
+      </w:pPr>
+      <w:r>
+        <w:t>Copiar clave al servidor:</w:t>
+      </w:r>
+    </w:p>
+    <w:p>
+      <w:pPr>
+        <w:tabs>
+          <w:tab w:val="left" w:pos="1004"/>
+        </w:tabs>
+        <w:rPr>
+          <w:lang w:val="en-GB"/>
+        </w:rPr>
+      </w:pPr>
+      <w:r>
+        <w:rPr>
+          <w:lang w:val="en-GB"/>
+        </w:rPr>
+        <w:t>ssh-copy-id alumno@192.168.50.10</w:t>
+      </w:r>
+    </w:p>
+    <w:p>
+      <w:pPr>
+        <w:tabs>
+          <w:tab w:val="left" w:pos="1004"/>
+        </w:tabs>
+        <w:rPr>
+          <w:lang w:val="en-GB"/>
+        </w:rPr>
+      </w:pPr>
+      <w:proofErr w:type="spellStart"/>
+      <w:r>
+        <w:rPr>
+          <w:lang w:val="en-GB"/>
+        </w:rPr>
+        <w:t>Probar</w:t>
+      </w:r>
+      <w:proofErr w:type="spellEnd"/>
+      <w:r>
+        <w:rPr>
+          <w:lang w:val="en-GB"/>
+        </w:rPr>
+        <w:t>:</w:t>
+      </w:r>
+    </w:p>
+    <w:p>
+      <w:pPr>
+        <w:tabs>
+          <w:tab w:val="left" w:pos="1004"/>
+        </w:tabs>
+      </w:pPr>
+      <w:proofErr w:type="spellStart"/>
+      <w:r>
+        <w:t>ssh</w:t>
+      </w:r>
+      <w:proofErr w:type="spellEnd"/>
+      <w:r>
+        <w:t xml:space="preserve"> alumno@192.168.50.10</w:t>
+      </w:r>
+    </w:p>
+    <w:p>
+      <w:pPr>
+        <w:tabs>
+          <w:tab w:val="left" w:pos="1004"/>
+        </w:tabs>
+      </w:pPr>
+      <w:r>
+        <w:rPr>
+          <w:rFonts w:ascii="Segoe UI Emoji" w:hAnsi="Segoe UI Emoji" w:cs="Segoe UI Emoji"/>
+        </w:rPr>
+        <w:t>✅</w:t>
+      </w:r>
+      <w:r>
+        <w:t xml:space="preserve"> Si entra sin </w:t>
+      </w:r>
+      <w:proofErr w:type="spellStart"/>
+      <w:proofErr w:type="gramStart"/>
+      <w:r>
+        <w:t>password</w:t>
+      </w:r>
+      <w:proofErr w:type="spellEnd"/>
+      <w:proofErr w:type="gramEnd"/>
+      <w:r>
+        <w:t xml:space="preserve"> → perfecto.</w:t>
+      </w:r>
+    </w:p>
+    <w:p>
+      <w:pPr>
+        <w:tabs>
+          <w:tab w:val="left" w:pos="1004"/>
+        </w:tabs>
+      </w:pPr>
+      <w:r>
+        <w:lastRenderedPageBreak/>
+        <w:pict w14:anchorId="67EFCD53">
+          <v:rect id="_x0000_i1676" style="width:0;height:1.5pt" o:hralign="center" o:hrstd="t" o:hr="t" fillcolor="#a0a0a0" stroked="f"/>
+        </w:pict>
+      </w:r>
+    </w:p>
+    <w:p>
+      <w:pPr>
+        <w:tabs>
+          <w:tab w:val="left" w:pos="1004"/>
+        </w:tabs>
+        <w:rPr>
+          <w:b/>
+          <w:bCs/>
+        </w:rPr>
+      </w:pPr>
+      <w:r>
+        <w:rPr>
+          <w:b/>
+          <w:bCs/>
+        </w:rPr>
+        <w:t>PARTE 8 — Entrega (para evaluación rápida)</w:t>
+      </w:r>
+    </w:p>
+    <w:p>
+      <w:pPr>
+        <w:tabs>
+          <w:tab w:val="left" w:pos="1004"/>
+        </w:tabs>
+      </w:pPr>
+      <w:r>
+        <w:t>Cada equipo entrega:</w:t>
+      </w:r>
+    </w:p>
+    <w:p>
+      <w:pPr>
+        <w:numPr>
+          <w:ilvl w:val="0"/>
+          <w:numId w:val="144"/>
+        </w:numPr>
+        <w:tabs>
+          <w:tab w:val="left" w:pos="1004"/>
+        </w:tabs>
+      </w:pPr>
+      <w:r>
+        <w:t>IP de cada VM y resultado de ping</w:t>
+      </w:r>
+    </w:p>
+    <w:p>
+      <w:pPr>
+        <w:numPr>
+          <w:ilvl w:val="0"/>
+          <w:numId w:val="144"/>
+        </w:numPr>
+        <w:tabs>
+          <w:tab w:val="left" w:pos="1004"/>
+        </w:tabs>
+      </w:pPr>
+      <w:r>
+        <w:t>Captura de:</w:t>
+      </w:r>
+    </w:p>
+    <w:p>
+      <w:pPr>
+        <w:numPr>
+          <w:ilvl w:val="1"/>
+          <w:numId w:val="144"/>
+        </w:numPr>
+        <w:tabs>
+          <w:tab w:val="left" w:pos="1004"/>
+        </w:tabs>
+      </w:pPr>
+      <w:proofErr w:type="spellStart"/>
+      <w:r>
+        <w:t>ssh</w:t>
+      </w:r>
+      <w:proofErr w:type="spellEnd"/>
+      <w:r>
+        <w:t xml:space="preserve"> </w:t>
+      </w:r>
+      <w:proofErr w:type="spellStart"/>
+      <w:r>
+        <w:t>usuario@IP</w:t>
+      </w:r>
+      <w:proofErr w:type="spellEnd"/>
+    </w:p>
+    <w:p>
+      <w:pPr>
+        <w:numPr>
+          <w:ilvl w:val="1"/>
+          <w:numId w:val="144"/>
+        </w:numPr>
+        <w:tabs>
+          <w:tab w:val="left" w:pos="1004"/>
+        </w:tabs>
+      </w:pPr>
+      <w:proofErr w:type="spellStart"/>
+      <w:r>
+        <w:t>hostname</w:t>
+      </w:r>
+      <w:proofErr w:type="spellEnd"/>
+      <w:r>
+        <w:t xml:space="preserve"> y </w:t>
+      </w:r>
+      <w:proofErr w:type="spellStart"/>
+      <w:r>
+        <w:t>whoami</w:t>
+      </w:r>
+      <w:proofErr w:type="spellEnd"/>
+    </w:p>
+    <w:p>
+      <w:pPr>
+        <w:numPr>
+          <w:ilvl w:val="0"/>
+          <w:numId w:val="144"/>
+        </w:numPr>
+        <w:tabs>
+          <w:tab w:val="left" w:pos="1004"/>
+        </w:tabs>
+      </w:pPr>
+      <w:r>
+        <w:t xml:space="preserve">Captura de copia con </w:t>
+      </w:r>
+      <w:proofErr w:type="spellStart"/>
+      <w:r>
+        <w:t>scp</w:t>
+      </w:r>
+      <w:proofErr w:type="spellEnd"/>
+    </w:p>
+    <w:p>
+      <w:pPr>
+        <w:numPr>
+          <w:ilvl w:val="0"/>
+          <w:numId w:val="144"/>
+        </w:numPr>
+        <w:tabs>
+          <w:tab w:val="left" w:pos="1004"/>
+        </w:tabs>
+      </w:pPr>
+      <w:r>
+        <w:t xml:space="preserve">(Bonus) capturas de </w:t>
+      </w:r>
+      <w:proofErr w:type="spellStart"/>
+      <w:r>
+        <w:t>ssh-keygen</w:t>
+      </w:r>
+      <w:proofErr w:type="spellEnd"/>
+      <w:r>
+        <w:t xml:space="preserve"> y </w:t>
+      </w:r>
+      <w:proofErr w:type="spellStart"/>
+      <w:r>
+        <w:t>ssh</w:t>
+      </w:r>
+      <w:proofErr w:type="spellEnd"/>
+      <w:r>
+        <w:t>-</w:t>
+      </w:r>
+      <w:proofErr w:type="spellStart"/>
+      <w:r>
+        <w:t>copy</w:t>
+      </w:r>
+      <w:proofErr w:type="spellEnd"/>
+      <w:r>
+        <w:t>-id</w:t>
+      </w:r>
+    </w:p>
+    <w:p>
+      <w:pPr>
+        <w:tabs>
+          <w:tab w:val="left" w:pos="1004"/>
+        </w:tabs>
+      </w:pPr>
+    </w:p>
     <w:sectPr>
       <w:pgSz w:w="11906" w:h="16838"/>
       <w:pgMar w:top="1417" w:right="1701" w:bottom="1417" w:left="426" w:header="708" w:footer="708" w:gutter="0"/>
@@ -49455,6 +51025,155 @@
     </w:lvl>
   </w:abstractNum>
   <w:abstractNum w:abstractNumId="27" w15:restartNumberingAfterBreak="0">
+    <w:nsid w:val="16C82FF1"/>
+    <w:multiLevelType w:val="multilevel"/>
+    <w:tmpl w:val="D0027CC8"/>
+    <w:lvl w:ilvl="0">
+      <w:start w:val="1"/>
+      <w:numFmt w:val="bullet"/>
+      <w:lvlText w:val=""/>
+      <w:lvlJc w:val="left"/>
+      <w:pPr>
+        <w:tabs>
+          <w:tab w:val="num" w:pos="720"/>
+        </w:tabs>
+        <w:ind w:left="720" w:hanging="360"/>
+      </w:pPr>
+      <w:rPr>
+        <w:rFonts w:ascii="Symbol" w:hAnsi="Symbol" w:hint="default"/>
+        <w:sz w:val="20"/>
+      </w:rPr>
+    </w:lvl>
+    <w:lvl w:ilvl="1" w:tentative="1">
+      <w:start w:val="1"/>
+      <w:numFmt w:val="bullet"/>
+      <w:lvlText w:val="o"/>
+      <w:lvlJc w:val="left"/>
+      <w:pPr>
+        <w:tabs>
+          <w:tab w:val="num" w:pos="1440"/>
+        </w:tabs>
+        <w:ind w:left="1440" w:hanging="360"/>
+      </w:pPr>
+      <w:rPr>
+        <w:rFonts w:ascii="Courier New" w:hAnsi="Courier New" w:hint="default"/>
+        <w:sz w:val="20"/>
+      </w:rPr>
+    </w:lvl>
+    <w:lvl w:ilvl="2" w:tentative="1">
+      <w:start w:val="1"/>
+      <w:numFmt w:val="bullet"/>
+      <w:lvlText w:val=""/>
+      <w:lvlJc w:val="left"/>
+      <w:pPr>
+        <w:tabs>
+          <w:tab w:val="num" w:pos="2160"/>
+        </w:tabs>
+        <w:ind w:left="2160" w:hanging="360"/>
+      </w:pPr>
+      <w:rPr>
+        <w:rFonts w:ascii="Wingdings" w:hAnsi="Wingdings" w:hint="default"/>
+        <w:sz w:val="20"/>
+      </w:rPr>
+    </w:lvl>
+    <w:lvl w:ilvl="3" w:tentative="1">
+      <w:start w:val="1"/>
+      <w:numFmt w:val="bullet"/>
+      <w:lvlText w:val=""/>
+      <w:lvlJc w:val="left"/>
+      <w:pPr>
+        <w:tabs>
+          <w:tab w:val="num" w:pos="2880"/>
+        </w:tabs>
+        <w:ind w:left="2880" w:hanging="360"/>
+      </w:pPr>
+      <w:rPr>
+        <w:rFonts w:ascii="Wingdings" w:hAnsi="Wingdings" w:hint="default"/>
+        <w:sz w:val="20"/>
+      </w:rPr>
+    </w:lvl>
+    <w:lvl w:ilvl="4" w:tentative="1">
+      <w:start w:val="1"/>
+      <w:numFmt w:val="bullet"/>
+      <w:lvlText w:val=""/>
+      <w:lvlJc w:val="left"/>
+      <w:pPr>
+        <w:tabs>
+          <w:tab w:val="num" w:pos="3600"/>
+        </w:tabs>
+        <w:ind w:left="3600" w:hanging="360"/>
+      </w:pPr>
+      <w:rPr>
+        <w:rFonts w:ascii="Wingdings" w:hAnsi="Wingdings" w:hint="default"/>
+        <w:sz w:val="20"/>
+      </w:rPr>
+    </w:lvl>
+    <w:lvl w:ilvl="5" w:tentative="1">
+      <w:start w:val="1"/>
+      <w:numFmt w:val="bullet"/>
+      <w:lvlText w:val=""/>
+      <w:lvlJc w:val="left"/>
+      <w:pPr>
+        <w:tabs>
+          <w:tab w:val="num" w:pos="4320"/>
+        </w:tabs>
+        <w:ind w:left="4320" w:hanging="360"/>
+      </w:pPr>
+      <w:rPr>
+        <w:rFonts w:ascii="Wingdings" w:hAnsi="Wingdings" w:hint="default"/>
+        <w:sz w:val="20"/>
+      </w:rPr>
+    </w:lvl>
+    <w:lvl w:ilvl="6" w:tentative="1">
+      <w:start w:val="1"/>
+      <w:numFmt w:val="bullet"/>
+      <w:lvlText w:val=""/>
+      <w:lvlJc w:val="left"/>
+      <w:pPr>
+        <w:tabs>
+          <w:tab w:val="num" w:pos="5040"/>
+        </w:tabs>
+        <w:ind w:left="5040" w:hanging="360"/>
+      </w:pPr>
+      <w:rPr>
+        <w:rFonts w:ascii="Wingdings" w:hAnsi="Wingdings" w:hint="default"/>
+        <w:sz w:val="20"/>
+      </w:rPr>
+    </w:lvl>
+    <w:lvl w:ilvl="7" w:tentative="1">
+      <w:start w:val="1"/>
+      <w:numFmt w:val="bullet"/>
+      <w:lvlText w:val=""/>
+      <w:lvlJc w:val="left"/>
+      <w:pPr>
+        <w:tabs>
+          <w:tab w:val="num" w:pos="5760"/>
+        </w:tabs>
+        <w:ind w:left="5760" w:hanging="360"/>
+      </w:pPr>
+      <w:rPr>
+        <w:rFonts w:ascii="Wingdings" w:hAnsi="Wingdings" w:hint="default"/>
+        <w:sz w:val="20"/>
+      </w:rPr>
+    </w:lvl>
+    <w:lvl w:ilvl="8" w:tentative="1">
+      <w:start w:val="1"/>
+      <w:numFmt w:val="bullet"/>
+      <w:lvlText w:val=""/>
+      <w:lvlJc w:val="left"/>
+      <w:pPr>
+        <w:tabs>
+          <w:tab w:val="num" w:pos="6480"/>
+        </w:tabs>
+        <w:ind w:left="6480" w:hanging="360"/>
+      </w:pPr>
+      <w:rPr>
+        <w:rFonts w:ascii="Wingdings" w:hAnsi="Wingdings" w:hint="default"/>
+        <w:sz w:val="20"/>
+      </w:rPr>
+    </w:lvl>
+  </w:abstractNum>
+  <w:abstractNum w:abstractNumId="28" w15:restartNumberingAfterBreak="0">
     <w:nsid w:val="188E3D91"/>
     <w:multiLevelType w:val="multilevel"/>
     <w:tmpl w:val="36E6961A"/>
@@ -49603,7 +51322,7 @@
       </w:rPr>
     </w:lvl>
   </w:abstractNum>
-  <w:abstractNum w:abstractNumId="28" w15:restartNumberingAfterBreak="0">
+  <w:abstractNum w:abstractNumId="29" w15:restartNumberingAfterBreak="0">
     <w:nsid w:val="19272A19"/>
     <w:multiLevelType w:val="multilevel"/>
     <w:tmpl w:val="5842489A"/>
@@ -49720,7 +51439,7 @@
       </w:pPr>
     </w:lvl>
   </w:abstractNum>
-  <w:abstractNum w:abstractNumId="29" w15:restartNumberingAfterBreak="0">
+  <w:abstractNum w:abstractNumId="30" w15:restartNumberingAfterBreak="0">
     <w:nsid w:val="19476006"/>
     <w:multiLevelType w:val="multilevel"/>
     <w:tmpl w:val="0458E1EA"/>
@@ -49837,7 +51556,7 @@
       </w:pPr>
     </w:lvl>
   </w:abstractNum>
-  <w:abstractNum w:abstractNumId="30" w15:restartNumberingAfterBreak="0">
+  <w:abstractNum w:abstractNumId="31" w15:restartNumberingAfterBreak="0">
     <w:nsid w:val="1A82131B"/>
     <w:multiLevelType w:val="multilevel"/>
     <w:tmpl w:val="545CC700"/>
@@ -49986,7 +51705,7 @@
       </w:rPr>
     </w:lvl>
   </w:abstractNum>
-  <w:abstractNum w:abstractNumId="31" w15:restartNumberingAfterBreak="0">
+  <w:abstractNum w:abstractNumId="32" w15:restartNumberingAfterBreak="0">
     <w:nsid w:val="1B402F8A"/>
     <w:multiLevelType w:val="multilevel"/>
     <w:tmpl w:val="1DC4392C"/>
@@ -50135,7 +51854,7 @@
       </w:rPr>
     </w:lvl>
   </w:abstractNum>
-  <w:abstractNum w:abstractNumId="32" w15:restartNumberingAfterBreak="0">
+  <w:abstractNum w:abstractNumId="33" w15:restartNumberingAfterBreak="0">
     <w:nsid w:val="1C342F0B"/>
     <w:multiLevelType w:val="multilevel"/>
     <w:tmpl w:val="E370E7EA"/>
@@ -50284,7 +52003,7 @@
       </w:rPr>
     </w:lvl>
   </w:abstractNum>
-  <w:abstractNum w:abstractNumId="33" w15:restartNumberingAfterBreak="0">
+  <w:abstractNum w:abstractNumId="34" w15:restartNumberingAfterBreak="0">
     <w:nsid w:val="1C3E1EE6"/>
     <w:multiLevelType w:val="multilevel"/>
     <w:tmpl w:val="2F1EF60A"/>
@@ -50401,7 +52120,7 @@
       </w:pPr>
     </w:lvl>
   </w:abstractNum>
-  <w:abstractNum w:abstractNumId="34" w15:restartNumberingAfterBreak="0">
+  <w:abstractNum w:abstractNumId="35" w15:restartNumberingAfterBreak="0">
     <w:nsid w:val="1D25468F"/>
     <w:multiLevelType w:val="multilevel"/>
     <w:tmpl w:val="455E8526"/>
@@ -50514,7 +52233,7 @@
       </w:pPr>
     </w:lvl>
   </w:abstractNum>
-  <w:abstractNum w:abstractNumId="35" w15:restartNumberingAfterBreak="0">
+  <w:abstractNum w:abstractNumId="36" w15:restartNumberingAfterBreak="0">
     <w:nsid w:val="1DD76E3E"/>
     <w:multiLevelType w:val="hybridMultilevel"/>
     <w:tmpl w:val="5D5058C4"/>
@@ -50627,7 +52346,7 @@
       </w:rPr>
     </w:lvl>
   </w:abstractNum>
-  <w:abstractNum w:abstractNumId="36" w15:restartNumberingAfterBreak="0">
+  <w:abstractNum w:abstractNumId="37" w15:restartNumberingAfterBreak="0">
     <w:nsid w:val="1FFF4379"/>
     <w:multiLevelType w:val="multilevel"/>
     <w:tmpl w:val="78F86532"/>
@@ -50776,7 +52495,7 @@
       </w:rPr>
     </w:lvl>
   </w:abstractNum>
-  <w:abstractNum w:abstractNumId="37" w15:restartNumberingAfterBreak="0">
+  <w:abstractNum w:abstractNumId="38" w15:restartNumberingAfterBreak="0">
     <w:nsid w:val="22F13AD5"/>
     <w:multiLevelType w:val="multilevel"/>
     <w:tmpl w:val="7A92B9FC"/>
@@ -50925,7 +52644,7 @@
       </w:rPr>
     </w:lvl>
   </w:abstractNum>
-  <w:abstractNum w:abstractNumId="38" w15:restartNumberingAfterBreak="0">
+  <w:abstractNum w:abstractNumId="39" w15:restartNumberingAfterBreak="0">
     <w:nsid w:val="23164A3E"/>
     <w:multiLevelType w:val="hybridMultilevel"/>
     <w:tmpl w:val="8BF80A0A"/>
@@ -51014,7 +52733,7 @@
       </w:pPr>
     </w:lvl>
   </w:abstractNum>
-  <w:abstractNum w:abstractNumId="39" w15:restartNumberingAfterBreak="0">
+  <w:abstractNum w:abstractNumId="40" w15:restartNumberingAfterBreak="0">
     <w:nsid w:val="240A5588"/>
     <w:multiLevelType w:val="multilevel"/>
     <w:tmpl w:val="07A6DA08"/>
@@ -51163,7 +52882,7 @@
       </w:rPr>
     </w:lvl>
   </w:abstractNum>
-  <w:abstractNum w:abstractNumId="40" w15:restartNumberingAfterBreak="0">
+  <w:abstractNum w:abstractNumId="41" w15:restartNumberingAfterBreak="0">
     <w:nsid w:val="24626CB3"/>
     <w:multiLevelType w:val="multilevel"/>
     <w:tmpl w:val="AE660828"/>
@@ -51312,7 +53031,7 @@
       </w:rPr>
     </w:lvl>
   </w:abstractNum>
-  <w:abstractNum w:abstractNumId="41" w15:restartNumberingAfterBreak="0">
+  <w:abstractNum w:abstractNumId="42" w15:restartNumberingAfterBreak="0">
     <w:nsid w:val="25770CDD"/>
     <w:multiLevelType w:val="multilevel"/>
     <w:tmpl w:val="73C6024C"/>
@@ -51461,7 +53180,7 @@
       </w:rPr>
     </w:lvl>
   </w:abstractNum>
-  <w:abstractNum w:abstractNumId="42" w15:restartNumberingAfterBreak="0">
+  <w:abstractNum w:abstractNumId="43" w15:restartNumberingAfterBreak="0">
     <w:nsid w:val="28311E64"/>
     <w:multiLevelType w:val="multilevel"/>
     <w:tmpl w:val="1214F794"/>
@@ -51610,7 +53329,7 @@
       </w:rPr>
     </w:lvl>
   </w:abstractNum>
-  <w:abstractNum w:abstractNumId="43" w15:restartNumberingAfterBreak="0">
+  <w:abstractNum w:abstractNumId="44" w15:restartNumberingAfterBreak="0">
     <w:nsid w:val="2C9A44F8"/>
     <w:multiLevelType w:val="hybridMultilevel"/>
     <w:tmpl w:val="3F1C7100"/>
@@ -51723,7 +53442,7 @@
       </w:rPr>
     </w:lvl>
   </w:abstractNum>
-  <w:abstractNum w:abstractNumId="44" w15:restartNumberingAfterBreak="0">
+  <w:abstractNum w:abstractNumId="45" w15:restartNumberingAfterBreak="0">
     <w:nsid w:val="2DCD52A8"/>
     <w:multiLevelType w:val="hybridMultilevel"/>
     <w:tmpl w:val="E2CC434E"/>
@@ -51836,7 +53555,7 @@
       </w:rPr>
     </w:lvl>
   </w:abstractNum>
-  <w:abstractNum w:abstractNumId="45" w15:restartNumberingAfterBreak="0">
+  <w:abstractNum w:abstractNumId="46" w15:restartNumberingAfterBreak="0">
     <w:nsid w:val="2E9840E7"/>
     <w:multiLevelType w:val="hybridMultilevel"/>
     <w:tmpl w:val="C00E7376"/>
@@ -51949,7 +53668,273 @@
       </w:rPr>
     </w:lvl>
   </w:abstractNum>
-  <w:abstractNum w:abstractNumId="46" w15:restartNumberingAfterBreak="0">
+  <w:abstractNum w:abstractNumId="47" w15:restartNumberingAfterBreak="0">
+    <w:nsid w:val="2EED6717"/>
+    <w:multiLevelType w:val="multilevel"/>
+    <w:tmpl w:val="3FC6EF98"/>
+    <w:lvl w:ilvl="0">
+      <w:start w:val="1"/>
+      <w:numFmt w:val="bullet"/>
+      <w:lvlText w:val=""/>
+      <w:lvlJc w:val="left"/>
+      <w:pPr>
+        <w:tabs>
+          <w:tab w:val="num" w:pos="720"/>
+        </w:tabs>
+        <w:ind w:left="720" w:hanging="360"/>
+      </w:pPr>
+      <w:rPr>
+        <w:rFonts w:ascii="Symbol" w:hAnsi="Symbol" w:hint="default"/>
+        <w:sz w:val="20"/>
+      </w:rPr>
+    </w:lvl>
+    <w:lvl w:ilvl="1" w:tentative="1">
+      <w:start w:val="1"/>
+      <w:numFmt w:val="bullet"/>
+      <w:lvlText w:val="o"/>
+      <w:lvlJc w:val="left"/>
+      <w:pPr>
+        <w:tabs>
+          <w:tab w:val="num" w:pos="1440"/>
+        </w:tabs>
+        <w:ind w:left="1440" w:hanging="360"/>
+      </w:pPr>
+      <w:rPr>
+        <w:rFonts w:ascii="Courier New" w:hAnsi="Courier New" w:hint="default"/>
+        <w:sz w:val="20"/>
+      </w:rPr>
+    </w:lvl>
+    <w:lvl w:ilvl="2" w:tentative="1">
+      <w:start w:val="1"/>
+      <w:numFmt w:val="bullet"/>
+      <w:lvlText w:val=""/>
+      <w:lvlJc w:val="left"/>
+      <w:pPr>
+        <w:tabs>
+          <w:tab w:val="num" w:pos="2160"/>
+        </w:tabs>
+        <w:ind w:left="2160" w:hanging="360"/>
+      </w:pPr>
+      <w:rPr>
+        <w:rFonts w:ascii="Wingdings" w:hAnsi="Wingdings" w:hint="default"/>
+        <w:sz w:val="20"/>
+      </w:rPr>
+    </w:lvl>
+    <w:lvl w:ilvl="3" w:tentative="1">
+      <w:start w:val="1"/>
+      <w:numFmt w:val="bullet"/>
+      <w:lvlText w:val=""/>
+      <w:lvlJc w:val="left"/>
+      <w:pPr>
+        <w:tabs>
+          <w:tab w:val="num" w:pos="2880"/>
+        </w:tabs>
+        <w:ind w:left="2880" w:hanging="360"/>
+      </w:pPr>
+      <w:rPr>
+        <w:rFonts w:ascii="Wingdings" w:hAnsi="Wingdings" w:hint="default"/>
+        <w:sz w:val="20"/>
+      </w:rPr>
+    </w:lvl>
+    <w:lvl w:ilvl="4" w:tentative="1">
+      <w:start w:val="1"/>
+      <w:numFmt w:val="bullet"/>
+      <w:lvlText w:val=""/>
+      <w:lvlJc w:val="left"/>
+      <w:pPr>
+        <w:tabs>
+          <w:tab w:val="num" w:pos="3600"/>
+        </w:tabs>
+        <w:ind w:left="3600" w:hanging="360"/>
+      </w:pPr>
+      <w:rPr>
+        <w:rFonts w:ascii="Wingdings" w:hAnsi="Wingdings" w:hint="default"/>
+        <w:sz w:val="20"/>
+      </w:rPr>
+    </w:lvl>
+    <w:lvl w:ilvl="5" w:tentative="1">
+      <w:start w:val="1"/>
+      <w:numFmt w:val="bullet"/>
+      <w:lvlText w:val=""/>
+      <w:lvlJc w:val="left"/>
+      <w:pPr>
+        <w:tabs>
+          <w:tab w:val="num" w:pos="4320"/>
+        </w:tabs>
+        <w:ind w:left="4320" w:hanging="360"/>
+      </w:pPr>
+      <w:rPr>
+        <w:rFonts w:ascii="Wingdings" w:hAnsi="Wingdings" w:hint="default"/>
+        <w:sz w:val="20"/>
+      </w:rPr>
+    </w:lvl>
+    <w:lvl w:ilvl="6" w:tentative="1">
+      <w:start w:val="1"/>
+      <w:numFmt w:val="bullet"/>
+      <w:lvlText w:val=""/>
+      <w:lvlJc w:val="left"/>
+      <w:pPr>
+        <w:tabs>
+          <w:tab w:val="num" w:pos="5040"/>
+        </w:tabs>
+        <w:ind w:left="5040" w:hanging="360"/>
+      </w:pPr>
+      <w:rPr>
+        <w:rFonts w:ascii="Wingdings" w:hAnsi="Wingdings" w:hint="default"/>
+        <w:sz w:val="20"/>
+      </w:rPr>
+    </w:lvl>
+    <w:lvl w:ilvl="7" w:tentative="1">
+      <w:start w:val="1"/>
+      <w:numFmt w:val="bullet"/>
+      <w:lvlText w:val=""/>
+      <w:lvlJc w:val="left"/>
+      <w:pPr>
+        <w:tabs>
+          <w:tab w:val="num" w:pos="5760"/>
+        </w:tabs>
+        <w:ind w:left="5760" w:hanging="360"/>
+      </w:pPr>
+      <w:rPr>
+        <w:rFonts w:ascii="Wingdings" w:hAnsi="Wingdings" w:hint="default"/>
+        <w:sz w:val="20"/>
+      </w:rPr>
+    </w:lvl>
+    <w:lvl w:ilvl="8" w:tentative="1">
+      <w:start w:val="1"/>
+      <w:numFmt w:val="bullet"/>
+      <w:lvlText w:val=""/>
+      <w:lvlJc w:val="left"/>
+      <w:pPr>
+        <w:tabs>
+          <w:tab w:val="num" w:pos="6480"/>
+        </w:tabs>
+        <w:ind w:left="6480" w:hanging="360"/>
+      </w:pPr>
+      <w:rPr>
+        <w:rFonts w:ascii="Wingdings" w:hAnsi="Wingdings" w:hint="default"/>
+        <w:sz w:val="20"/>
+      </w:rPr>
+    </w:lvl>
+  </w:abstractNum>
+  <w:abstractNum w:abstractNumId="48" w15:restartNumberingAfterBreak="0">
+    <w:nsid w:val="2FCC6A53"/>
+    <w:multiLevelType w:val="multilevel"/>
+    <w:tmpl w:val="6EB2FB26"/>
+    <w:lvl w:ilvl="0">
+      <w:start w:val="1"/>
+      <w:numFmt w:val="decimal"/>
+      <w:lvlText w:val="%1."/>
+      <w:lvlJc w:val="left"/>
+      <w:pPr>
+        <w:tabs>
+          <w:tab w:val="num" w:pos="720"/>
+        </w:tabs>
+        <w:ind w:left="720" w:hanging="360"/>
+      </w:pPr>
+    </w:lvl>
+    <w:lvl w:ilvl="1">
+      <w:start w:val="1"/>
+      <w:numFmt w:val="bullet"/>
+      <w:lvlText w:val="o"/>
+      <w:lvlJc w:val="left"/>
+      <w:pPr>
+        <w:tabs>
+          <w:tab w:val="num" w:pos="1440"/>
+        </w:tabs>
+        <w:ind w:left="1440" w:hanging="360"/>
+      </w:pPr>
+      <w:rPr>
+        <w:rFonts w:ascii="Courier New" w:hAnsi="Courier New" w:hint="default"/>
+        <w:sz w:val="20"/>
+      </w:rPr>
+    </w:lvl>
+    <w:lvl w:ilvl="2" w:tentative="1">
+      <w:start w:val="1"/>
+      <w:numFmt w:val="decimal"/>
+      <w:lvlText w:val="%3."/>
+      <w:lvlJc w:val="left"/>
+      <w:pPr>
+        <w:tabs>
+          <w:tab w:val="num" w:pos="2160"/>
+        </w:tabs>
+        <w:ind w:left="2160" w:hanging="360"/>
+      </w:pPr>
+    </w:lvl>
+    <w:lvl w:ilvl="3" w:tentative="1">
+      <w:start w:val="1"/>
+      <w:numFmt w:val="decimal"/>
+      <w:lvlText w:val="%4."/>
+      <w:lvlJc w:val="left"/>
+      <w:pPr>
+        <w:tabs>
+          <w:tab w:val="num" w:pos="2880"/>
+        </w:tabs>
+        <w:ind w:left="2880" w:hanging="360"/>
+      </w:pPr>
+    </w:lvl>
+    <w:lvl w:ilvl="4" w:tentative="1">
+      <w:start w:val="1"/>
+      <w:numFmt w:val="decimal"/>
+      <w:lvlText w:val="%5."/>
+      <w:lvlJc w:val="left"/>
+      <w:pPr>
+        <w:tabs>
+          <w:tab w:val="num" w:pos="3600"/>
+        </w:tabs>
+        <w:ind w:left="3600" w:hanging="360"/>
+      </w:pPr>
+    </w:lvl>
+    <w:lvl w:ilvl="5" w:tentative="1">
+      <w:start w:val="1"/>
+      <w:numFmt w:val="decimal"/>
+      <w:lvlText w:val="%6."/>
+      <w:lvlJc w:val="left"/>
+      <w:pPr>
+        <w:tabs>
+          <w:tab w:val="num" w:pos="4320"/>
+        </w:tabs>
+        <w:ind w:left="4320" w:hanging="360"/>
+      </w:pPr>
+    </w:lvl>
+    <w:lvl w:ilvl="6" w:tentative="1">
+      <w:start w:val="1"/>
+      <w:numFmt w:val="decimal"/>
+      <w:lvlText w:val="%7."/>
+      <w:lvlJc w:val="left"/>
+      <w:pPr>
+        <w:tabs>
+          <w:tab w:val="num" w:pos="5040"/>
+        </w:tabs>
+        <w:ind w:left="5040" w:hanging="360"/>
+      </w:pPr>
+    </w:lvl>
+    <w:lvl w:ilvl="7" w:tentative="1">
+      <w:start w:val="1"/>
+      <w:numFmt w:val="decimal"/>
+      <w:lvlText w:val="%8."/>
+      <w:lvlJc w:val="left"/>
+      <w:pPr>
+        <w:tabs>
+          <w:tab w:val="num" w:pos="5760"/>
+        </w:tabs>
+        <w:ind w:left="5760" w:hanging="360"/>
+      </w:pPr>
+    </w:lvl>
+    <w:lvl w:ilvl="8" w:tentative="1">
+      <w:start w:val="1"/>
+      <w:numFmt w:val="decimal"/>
+      <w:lvlText w:val="%9."/>
+      <w:lvlJc w:val="left"/>
+      <w:pPr>
+        <w:tabs>
+          <w:tab w:val="num" w:pos="6480"/>
+        </w:tabs>
+        <w:ind w:left="6480" w:hanging="360"/>
+      </w:pPr>
+    </w:lvl>
+  </w:abstractNum>
+  <w:abstractNum w:abstractNumId="49" w15:restartNumberingAfterBreak="0">
     <w:nsid w:val="30E44B80"/>
     <w:multiLevelType w:val="hybridMultilevel"/>
     <w:tmpl w:val="848C8588"/>
@@ -52062,7 +54047,7 @@
       </w:rPr>
     </w:lvl>
   </w:abstractNum>
-  <w:abstractNum w:abstractNumId="47" w15:restartNumberingAfterBreak="0">
+  <w:abstractNum w:abstractNumId="50" w15:restartNumberingAfterBreak="0">
     <w:nsid w:val="310E1C1A"/>
     <w:multiLevelType w:val="hybridMultilevel"/>
     <w:tmpl w:val="8F18033A"/>
@@ -52175,7 +54160,7 @@
       </w:rPr>
     </w:lvl>
   </w:abstractNum>
-  <w:abstractNum w:abstractNumId="48" w15:restartNumberingAfterBreak="0">
+  <w:abstractNum w:abstractNumId="51" w15:restartNumberingAfterBreak="0">
     <w:nsid w:val="3132793E"/>
     <w:multiLevelType w:val="multilevel"/>
     <w:tmpl w:val="28F0FD00"/>
@@ -52324,7 +54309,7 @@
       </w:rPr>
     </w:lvl>
   </w:abstractNum>
-  <w:abstractNum w:abstractNumId="49" w15:restartNumberingAfterBreak="0">
+  <w:abstractNum w:abstractNumId="52" w15:restartNumberingAfterBreak="0">
     <w:nsid w:val="32761901"/>
     <w:multiLevelType w:val="hybridMultilevel"/>
     <w:tmpl w:val="040C9728"/>
@@ -52437,7 +54422,7 @@
       </w:rPr>
     </w:lvl>
   </w:abstractNum>
-  <w:abstractNum w:abstractNumId="50" w15:restartNumberingAfterBreak="0">
+  <w:abstractNum w:abstractNumId="53" w15:restartNumberingAfterBreak="0">
     <w:nsid w:val="32D26769"/>
     <w:multiLevelType w:val="multilevel"/>
     <w:tmpl w:val="F37EE694"/>
@@ -52550,7 +54535,7 @@
       </w:pPr>
     </w:lvl>
   </w:abstractNum>
-  <w:abstractNum w:abstractNumId="51" w15:restartNumberingAfterBreak="0">
+  <w:abstractNum w:abstractNumId="54" w15:restartNumberingAfterBreak="0">
     <w:nsid w:val="331E4FD0"/>
     <w:multiLevelType w:val="multilevel"/>
     <w:tmpl w:val="572E13AC"/>
@@ -52699,7 +54684,7 @@
       </w:rPr>
     </w:lvl>
   </w:abstractNum>
-  <w:abstractNum w:abstractNumId="52" w15:restartNumberingAfterBreak="0">
+  <w:abstractNum w:abstractNumId="55" w15:restartNumberingAfterBreak="0">
     <w:nsid w:val="34AB48D4"/>
     <w:multiLevelType w:val="multilevel"/>
     <w:tmpl w:val="77043D24"/>
@@ -52848,7 +54833,7 @@
       </w:rPr>
     </w:lvl>
   </w:abstractNum>
-  <w:abstractNum w:abstractNumId="53" w15:restartNumberingAfterBreak="0">
+  <w:abstractNum w:abstractNumId="56" w15:restartNumberingAfterBreak="0">
     <w:nsid w:val="34C701A7"/>
     <w:multiLevelType w:val="multilevel"/>
     <w:tmpl w:val="13EA6F2C"/>
@@ -52997,7 +54982,7 @@
       </w:rPr>
     </w:lvl>
   </w:abstractNum>
-  <w:abstractNum w:abstractNumId="54" w15:restartNumberingAfterBreak="0">
+  <w:abstractNum w:abstractNumId="57" w15:restartNumberingAfterBreak="0">
     <w:nsid w:val="35E558A8"/>
     <w:multiLevelType w:val="hybridMultilevel"/>
     <w:tmpl w:val="EB0CC45C"/>
@@ -53110,7 +55095,7 @@
       </w:rPr>
     </w:lvl>
   </w:abstractNum>
-  <w:abstractNum w:abstractNumId="55" w15:restartNumberingAfterBreak="0">
+  <w:abstractNum w:abstractNumId="58" w15:restartNumberingAfterBreak="0">
     <w:nsid w:val="375151B6"/>
     <w:multiLevelType w:val="multilevel"/>
     <w:tmpl w:val="F662915A"/>
@@ -53223,7 +55208,156 @@
       </w:pPr>
     </w:lvl>
   </w:abstractNum>
-  <w:abstractNum w:abstractNumId="56" w15:restartNumberingAfterBreak="0">
+  <w:abstractNum w:abstractNumId="59" w15:restartNumberingAfterBreak="0">
+    <w:nsid w:val="379C2877"/>
+    <w:multiLevelType w:val="multilevel"/>
+    <w:tmpl w:val="1B2E031C"/>
+    <w:lvl w:ilvl="0">
+      <w:start w:val="1"/>
+      <w:numFmt w:val="bullet"/>
+      <w:lvlText w:val=""/>
+      <w:lvlJc w:val="left"/>
+      <w:pPr>
+        <w:tabs>
+          <w:tab w:val="num" w:pos="720"/>
+        </w:tabs>
+        <w:ind w:left="720" w:hanging="360"/>
+      </w:pPr>
+      <w:rPr>
+        <w:rFonts w:ascii="Symbol" w:hAnsi="Symbol" w:hint="default"/>
+        <w:sz w:val="20"/>
+      </w:rPr>
+    </w:lvl>
+    <w:lvl w:ilvl="1" w:tentative="1">
+      <w:start w:val="1"/>
+      <w:numFmt w:val="bullet"/>
+      <w:lvlText w:val="o"/>
+      <w:lvlJc w:val="left"/>
+      <w:pPr>
+        <w:tabs>
+          <w:tab w:val="num" w:pos="1440"/>
+        </w:tabs>
+        <w:ind w:left="1440" w:hanging="360"/>
+      </w:pPr>
+      <w:rPr>
+        <w:rFonts w:ascii="Courier New" w:hAnsi="Courier New" w:hint="default"/>
+        <w:sz w:val="20"/>
+      </w:rPr>
+    </w:lvl>
+    <w:lvl w:ilvl="2" w:tentative="1">
+      <w:start w:val="1"/>
+      <w:numFmt w:val="bullet"/>
+      <w:lvlText w:val=""/>
+      <w:lvlJc w:val="left"/>
+      <w:pPr>
+        <w:tabs>
+          <w:tab w:val="num" w:pos="2160"/>
+        </w:tabs>
+        <w:ind w:left="2160" w:hanging="360"/>
+      </w:pPr>
+      <w:rPr>
+        <w:rFonts w:ascii="Wingdings" w:hAnsi="Wingdings" w:hint="default"/>
+        <w:sz w:val="20"/>
+      </w:rPr>
+    </w:lvl>
+    <w:lvl w:ilvl="3" w:tentative="1">
+      <w:start w:val="1"/>
+      <w:numFmt w:val="bullet"/>
+      <w:lvlText w:val=""/>
+      <w:lvlJc w:val="left"/>
+      <w:pPr>
+        <w:tabs>
+          <w:tab w:val="num" w:pos="2880"/>
+        </w:tabs>
+        <w:ind w:left="2880" w:hanging="360"/>
+      </w:pPr>
+      <w:rPr>
+        <w:rFonts w:ascii="Wingdings" w:hAnsi="Wingdings" w:hint="default"/>
+        <w:sz w:val="20"/>
+      </w:rPr>
+    </w:lvl>
+    <w:lvl w:ilvl="4" w:tentative="1">
+      <w:start w:val="1"/>
+      <w:numFmt w:val="bullet"/>
+      <w:lvlText w:val=""/>
+      <w:lvlJc w:val="left"/>
+      <w:pPr>
+        <w:tabs>
+          <w:tab w:val="num" w:pos="3600"/>
+        </w:tabs>
+        <w:ind w:left="3600" w:hanging="360"/>
+      </w:pPr>
+      <w:rPr>
+        <w:rFonts w:ascii="Wingdings" w:hAnsi="Wingdings" w:hint="default"/>
+        <w:sz w:val="20"/>
+      </w:rPr>
+    </w:lvl>
+    <w:lvl w:ilvl="5" w:tentative="1">
+      <w:start w:val="1"/>
+      <w:numFmt w:val="bullet"/>
+      <w:lvlText w:val=""/>
+      <w:lvlJc w:val="left"/>
+      <w:pPr>
+        <w:tabs>
+          <w:tab w:val="num" w:pos="4320"/>
+        </w:tabs>
+        <w:ind w:left="4320" w:hanging="360"/>
+      </w:pPr>
+      <w:rPr>
+        <w:rFonts w:ascii="Wingdings" w:hAnsi="Wingdings" w:hint="default"/>
+        <w:sz w:val="20"/>
+      </w:rPr>
+    </w:lvl>
+    <w:lvl w:ilvl="6" w:tentative="1">
+      <w:start w:val="1"/>
+      <w:numFmt w:val="bullet"/>
+      <w:lvlText w:val=""/>
+      <w:lvlJc w:val="left"/>
+      <w:pPr>
+        <w:tabs>
+          <w:tab w:val="num" w:pos="5040"/>
+        </w:tabs>
+        <w:ind w:left="5040" w:hanging="360"/>
+      </w:pPr>
+      <w:rPr>
+        <w:rFonts w:ascii="Wingdings" w:hAnsi="Wingdings" w:hint="default"/>
+        <w:sz w:val="20"/>
+      </w:rPr>
+    </w:lvl>
+    <w:lvl w:ilvl="7" w:tentative="1">
+      <w:start w:val="1"/>
+      <w:numFmt w:val="bullet"/>
+      <w:lvlText w:val=""/>
+      <w:lvlJc w:val="left"/>
+      <w:pPr>
+        <w:tabs>
+          <w:tab w:val="num" w:pos="5760"/>
+        </w:tabs>
+        <w:ind w:left="5760" w:hanging="360"/>
+      </w:pPr>
+      <w:rPr>
+        <w:rFonts w:ascii="Wingdings" w:hAnsi="Wingdings" w:hint="default"/>
+        <w:sz w:val="20"/>
+      </w:rPr>
+    </w:lvl>
+    <w:lvl w:ilvl="8" w:tentative="1">
+      <w:start w:val="1"/>
+      <w:numFmt w:val="bullet"/>
+      <w:lvlText w:val=""/>
+      <w:lvlJc w:val="left"/>
+      <w:pPr>
+        <w:tabs>
+          <w:tab w:val="num" w:pos="6480"/>
+        </w:tabs>
+        <w:ind w:left="6480" w:hanging="360"/>
+      </w:pPr>
+      <w:rPr>
+        <w:rFonts w:ascii="Wingdings" w:hAnsi="Wingdings" w:hint="default"/>
+        <w:sz w:val="20"/>
+      </w:rPr>
+    </w:lvl>
+  </w:abstractNum>
+  <w:abstractNum w:abstractNumId="60" w15:restartNumberingAfterBreak="0">
     <w:nsid w:val="39732BD1"/>
     <w:multiLevelType w:val="multilevel"/>
     <w:tmpl w:val="5874C8B8"/>
@@ -53372,7 +55506,7 @@
       </w:rPr>
     </w:lvl>
   </w:abstractNum>
-  <w:abstractNum w:abstractNumId="57" w15:restartNumberingAfterBreak="0">
+  <w:abstractNum w:abstractNumId="61" w15:restartNumberingAfterBreak="0">
     <w:nsid w:val="398552DC"/>
     <w:multiLevelType w:val="multilevel"/>
     <w:tmpl w:val="2D5A4122"/>
@@ -53521,7 +55655,7 @@
       </w:rPr>
     </w:lvl>
   </w:abstractNum>
-  <w:abstractNum w:abstractNumId="58" w15:restartNumberingAfterBreak="0">
+  <w:abstractNum w:abstractNumId="62" w15:restartNumberingAfterBreak="0">
     <w:nsid w:val="399A10B0"/>
     <w:multiLevelType w:val="multilevel"/>
     <w:tmpl w:val="E3FCD032"/>
@@ -53638,7 +55772,7 @@
       </w:pPr>
     </w:lvl>
   </w:abstractNum>
-  <w:abstractNum w:abstractNumId="59" w15:restartNumberingAfterBreak="0">
+  <w:abstractNum w:abstractNumId="63" w15:restartNumberingAfterBreak="0">
     <w:nsid w:val="39E53D80"/>
     <w:multiLevelType w:val="hybridMultilevel"/>
     <w:tmpl w:val="3A845406"/>
@@ -53751,7 +55885,7 @@
       </w:rPr>
     </w:lvl>
   </w:abstractNum>
-  <w:abstractNum w:abstractNumId="60" w15:restartNumberingAfterBreak="0">
+  <w:abstractNum w:abstractNumId="64" w15:restartNumberingAfterBreak="0">
     <w:nsid w:val="3B9037EC"/>
     <w:multiLevelType w:val="multilevel"/>
     <w:tmpl w:val="533CA7E0"/>
@@ -53900,7 +56034,7 @@
       </w:rPr>
     </w:lvl>
   </w:abstractNum>
-  <w:abstractNum w:abstractNumId="61" w15:restartNumberingAfterBreak="0">
+  <w:abstractNum w:abstractNumId="65" w15:restartNumberingAfterBreak="0">
     <w:nsid w:val="3D896221"/>
     <w:multiLevelType w:val="multilevel"/>
     <w:tmpl w:val="AE187B3C"/>
@@ -54049,7 +56183,7 @@
       </w:rPr>
     </w:lvl>
   </w:abstractNum>
-  <w:abstractNum w:abstractNumId="62" w15:restartNumberingAfterBreak="0">
+  <w:abstractNum w:abstractNumId="66" w15:restartNumberingAfterBreak="0">
     <w:nsid w:val="3DD00B0A"/>
     <w:multiLevelType w:val="multilevel"/>
     <w:tmpl w:val="57BC2A04"/>
@@ -54162,7 +56296,7 @@
       </w:pPr>
     </w:lvl>
   </w:abstractNum>
-  <w:abstractNum w:abstractNumId="63" w15:restartNumberingAfterBreak="0">
+  <w:abstractNum w:abstractNumId="67" w15:restartNumberingAfterBreak="0">
     <w:nsid w:val="3DD4409B"/>
     <w:multiLevelType w:val="hybridMultilevel"/>
     <w:tmpl w:val="6156AF3C"/>
@@ -54275,7 +56409,7 @@
       </w:rPr>
     </w:lvl>
   </w:abstractNum>
-  <w:abstractNum w:abstractNumId="64" w15:restartNumberingAfterBreak="0">
+  <w:abstractNum w:abstractNumId="68" w15:restartNumberingAfterBreak="0">
     <w:nsid w:val="3E7A0770"/>
     <w:multiLevelType w:val="multilevel"/>
     <w:tmpl w:val="EBE0B0C8"/>
@@ -54392,7 +56526,7 @@
       </w:pPr>
     </w:lvl>
   </w:abstractNum>
-  <w:abstractNum w:abstractNumId="65" w15:restartNumberingAfterBreak="0">
+  <w:abstractNum w:abstractNumId="69" w15:restartNumberingAfterBreak="0">
     <w:nsid w:val="3F6B3327"/>
     <w:multiLevelType w:val="hybridMultilevel"/>
     <w:tmpl w:val="5966FC2C"/>
@@ -54505,7 +56639,7 @@
       </w:rPr>
     </w:lvl>
   </w:abstractNum>
-  <w:abstractNum w:abstractNumId="66" w15:restartNumberingAfterBreak="0">
+  <w:abstractNum w:abstractNumId="70" w15:restartNumberingAfterBreak="0">
     <w:nsid w:val="3FD646D0"/>
     <w:multiLevelType w:val="hybridMultilevel"/>
     <w:tmpl w:val="C652BA92"/>
@@ -54618,7 +56752,7 @@
       </w:rPr>
     </w:lvl>
   </w:abstractNum>
-  <w:abstractNum w:abstractNumId="67" w15:restartNumberingAfterBreak="0">
+  <w:abstractNum w:abstractNumId="71" w15:restartNumberingAfterBreak="0">
     <w:nsid w:val="438F0488"/>
     <w:multiLevelType w:val="multilevel"/>
     <w:tmpl w:val="2FF665DE"/>
@@ -54767,7 +56901,7 @@
       </w:rPr>
     </w:lvl>
   </w:abstractNum>
-  <w:abstractNum w:abstractNumId="68" w15:restartNumberingAfterBreak="0">
+  <w:abstractNum w:abstractNumId="72" w15:restartNumberingAfterBreak="0">
     <w:nsid w:val="457F52C8"/>
     <w:multiLevelType w:val="hybridMultilevel"/>
     <w:tmpl w:val="EFD67600"/>
@@ -54880,7 +57014,7 @@
       </w:rPr>
     </w:lvl>
   </w:abstractNum>
-  <w:abstractNum w:abstractNumId="69" w15:restartNumberingAfterBreak="0">
+  <w:abstractNum w:abstractNumId="73" w15:restartNumberingAfterBreak="0">
     <w:nsid w:val="464F06E8"/>
     <w:multiLevelType w:val="multilevel"/>
     <w:tmpl w:val="520298D4"/>
@@ -55029,7 +57163,7 @@
       </w:rPr>
     </w:lvl>
   </w:abstractNum>
-  <w:abstractNum w:abstractNumId="70" w15:restartNumberingAfterBreak="0">
+  <w:abstractNum w:abstractNumId="74" w15:restartNumberingAfterBreak="0">
     <w:nsid w:val="47567F18"/>
     <w:multiLevelType w:val="multilevel"/>
     <w:tmpl w:val="38AECF48"/>
@@ -55178,7 +57312,7 @@
       </w:rPr>
     </w:lvl>
   </w:abstractNum>
-  <w:abstractNum w:abstractNumId="71" w15:restartNumberingAfterBreak="0">
+  <w:abstractNum w:abstractNumId="75" w15:restartNumberingAfterBreak="0">
     <w:nsid w:val="47EB38CF"/>
     <w:multiLevelType w:val="multilevel"/>
     <w:tmpl w:val="58DE9DDA"/>
@@ -55291,7 +57425,7 @@
       </w:pPr>
     </w:lvl>
   </w:abstractNum>
-  <w:abstractNum w:abstractNumId="72" w15:restartNumberingAfterBreak="0">
+  <w:abstractNum w:abstractNumId="76" w15:restartNumberingAfterBreak="0">
     <w:nsid w:val="49AD2B34"/>
     <w:multiLevelType w:val="hybridMultilevel"/>
     <w:tmpl w:val="2C5AF76A"/>
@@ -55404,7 +57538,7 @@
       </w:rPr>
     </w:lvl>
   </w:abstractNum>
-  <w:abstractNum w:abstractNumId="73" w15:restartNumberingAfterBreak="0">
+  <w:abstractNum w:abstractNumId="77" w15:restartNumberingAfterBreak="0">
     <w:nsid w:val="4B856AC5"/>
     <w:multiLevelType w:val="multilevel"/>
     <w:tmpl w:val="B26C5782"/>
@@ -55553,7 +57687,7 @@
       </w:rPr>
     </w:lvl>
   </w:abstractNum>
-  <w:abstractNum w:abstractNumId="74" w15:restartNumberingAfterBreak="0">
+  <w:abstractNum w:abstractNumId="78" w15:restartNumberingAfterBreak="0">
     <w:nsid w:val="4B8E546F"/>
     <w:multiLevelType w:val="multilevel"/>
     <w:tmpl w:val="DC4ABFA6"/>
@@ -55702,7 +57836,7 @@
       </w:rPr>
     </w:lvl>
   </w:abstractNum>
-  <w:abstractNum w:abstractNumId="75" w15:restartNumberingAfterBreak="0">
+  <w:abstractNum w:abstractNumId="79" w15:restartNumberingAfterBreak="0">
     <w:nsid w:val="4C1A4015"/>
     <w:multiLevelType w:val="hybridMultilevel"/>
     <w:tmpl w:val="CD5A7BB2"/>
@@ -55815,7 +57949,7 @@
       </w:rPr>
     </w:lvl>
   </w:abstractNum>
-  <w:abstractNum w:abstractNumId="76" w15:restartNumberingAfterBreak="0">
+  <w:abstractNum w:abstractNumId="80" w15:restartNumberingAfterBreak="0">
     <w:nsid w:val="4C203553"/>
     <w:multiLevelType w:val="multilevel"/>
     <w:tmpl w:val="E42E4744"/>
@@ -55928,7 +58062,7 @@
       </w:pPr>
     </w:lvl>
   </w:abstractNum>
-  <w:abstractNum w:abstractNumId="77" w15:restartNumberingAfterBreak="0">
+  <w:abstractNum w:abstractNumId="81" w15:restartNumberingAfterBreak="0">
     <w:nsid w:val="4DC966A9"/>
     <w:multiLevelType w:val="multilevel"/>
     <w:tmpl w:val="6C3E036A"/>
@@ -56077,7 +58211,7 @@
       </w:rPr>
     </w:lvl>
   </w:abstractNum>
-  <w:abstractNum w:abstractNumId="78" w15:restartNumberingAfterBreak="0">
+  <w:abstractNum w:abstractNumId="82" w15:restartNumberingAfterBreak="0">
     <w:nsid w:val="4E525464"/>
     <w:multiLevelType w:val="hybridMultilevel"/>
     <w:tmpl w:val="86B2BD32"/>
@@ -56190,7 +58324,7 @@
       </w:rPr>
     </w:lvl>
   </w:abstractNum>
-  <w:abstractNum w:abstractNumId="79" w15:restartNumberingAfterBreak="0">
+  <w:abstractNum w:abstractNumId="83" w15:restartNumberingAfterBreak="0">
     <w:nsid w:val="4E542690"/>
     <w:multiLevelType w:val="multilevel"/>
     <w:tmpl w:val="3F645C08"/>
@@ -56339,7 +58473,7 @@
       </w:rPr>
     </w:lvl>
   </w:abstractNum>
-  <w:abstractNum w:abstractNumId="80" w15:restartNumberingAfterBreak="0">
+  <w:abstractNum w:abstractNumId="84" w15:restartNumberingAfterBreak="0">
     <w:nsid w:val="50256999"/>
     <w:multiLevelType w:val="multilevel"/>
     <w:tmpl w:val="D9E6DE20"/>
@@ -56488,7 +58622,7 @@
       </w:rPr>
     </w:lvl>
   </w:abstractNum>
-  <w:abstractNum w:abstractNumId="81" w15:restartNumberingAfterBreak="0">
+  <w:abstractNum w:abstractNumId="85" w15:restartNumberingAfterBreak="0">
     <w:nsid w:val="510741E9"/>
     <w:multiLevelType w:val="hybridMultilevel"/>
     <w:tmpl w:val="3C6694D4"/>
@@ -56601,7 +58735,7 @@
       </w:rPr>
     </w:lvl>
   </w:abstractNum>
-  <w:abstractNum w:abstractNumId="82" w15:restartNumberingAfterBreak="0">
+  <w:abstractNum w:abstractNumId="86" w15:restartNumberingAfterBreak="0">
     <w:nsid w:val="51491298"/>
     <w:multiLevelType w:val="multilevel"/>
     <w:tmpl w:val="069E5446"/>
@@ -56714,7 +58848,7 @@
       </w:pPr>
     </w:lvl>
   </w:abstractNum>
-  <w:abstractNum w:abstractNumId="83" w15:restartNumberingAfterBreak="0">
+  <w:abstractNum w:abstractNumId="87" w15:restartNumberingAfterBreak="0">
     <w:nsid w:val="51E92B8A"/>
     <w:multiLevelType w:val="multilevel"/>
     <w:tmpl w:val="2EEA3AA4"/>
@@ -56827,7 +58961,156 @@
       </w:pPr>
     </w:lvl>
   </w:abstractNum>
-  <w:abstractNum w:abstractNumId="84" w15:restartNumberingAfterBreak="0">
+  <w:abstractNum w:abstractNumId="88" w15:restartNumberingAfterBreak="0">
+    <w:nsid w:val="52EE3522"/>
+    <w:multiLevelType w:val="multilevel"/>
+    <w:tmpl w:val="2602A162"/>
+    <w:lvl w:ilvl="0">
+      <w:start w:val="1"/>
+      <w:numFmt w:val="bullet"/>
+      <w:lvlText w:val=""/>
+      <w:lvlJc w:val="left"/>
+      <w:pPr>
+        <w:tabs>
+          <w:tab w:val="num" w:pos="720"/>
+        </w:tabs>
+        <w:ind w:left="720" w:hanging="360"/>
+      </w:pPr>
+      <w:rPr>
+        <w:rFonts w:ascii="Symbol" w:hAnsi="Symbol" w:hint="default"/>
+        <w:sz w:val="20"/>
+      </w:rPr>
+    </w:lvl>
+    <w:lvl w:ilvl="1" w:tentative="1">
+      <w:start w:val="1"/>
+      <w:numFmt w:val="bullet"/>
+      <w:lvlText w:val="o"/>
+      <w:lvlJc w:val="left"/>
+      <w:pPr>
+        <w:tabs>
+          <w:tab w:val="num" w:pos="1440"/>
+        </w:tabs>
+        <w:ind w:left="1440" w:hanging="360"/>
+      </w:pPr>
+      <w:rPr>
+        <w:rFonts w:ascii="Courier New" w:hAnsi="Courier New" w:hint="default"/>
+        <w:sz w:val="20"/>
+      </w:rPr>
+    </w:lvl>
+    <w:lvl w:ilvl="2" w:tentative="1">
+      <w:start w:val="1"/>
+      <w:numFmt w:val="bullet"/>
+      <w:lvlText w:val=""/>
+      <w:lvlJc w:val="left"/>
+      <w:pPr>
+        <w:tabs>
+          <w:tab w:val="num" w:pos="2160"/>
+        </w:tabs>
+        <w:ind w:left="2160" w:hanging="360"/>
+      </w:pPr>
+      <w:rPr>
+        <w:rFonts w:ascii="Wingdings" w:hAnsi="Wingdings" w:hint="default"/>
+        <w:sz w:val="20"/>
+      </w:rPr>
+    </w:lvl>
+    <w:lvl w:ilvl="3" w:tentative="1">
+      <w:start w:val="1"/>
+      <w:numFmt w:val="bullet"/>
+      <w:lvlText w:val=""/>
+      <w:lvlJc w:val="left"/>
+      <w:pPr>
+        <w:tabs>
+          <w:tab w:val="num" w:pos="2880"/>
+        </w:tabs>
+        <w:ind w:left="2880" w:hanging="360"/>
+      </w:pPr>
+      <w:rPr>
+        <w:rFonts w:ascii="Wingdings" w:hAnsi="Wingdings" w:hint="default"/>
+        <w:sz w:val="20"/>
+      </w:rPr>
+    </w:lvl>
+    <w:lvl w:ilvl="4" w:tentative="1">
+      <w:start w:val="1"/>
+      <w:numFmt w:val="bullet"/>
+      <w:lvlText w:val=""/>
+      <w:lvlJc w:val="left"/>
+      <w:pPr>
+        <w:tabs>
+          <w:tab w:val="num" w:pos="3600"/>
+        </w:tabs>
+        <w:ind w:left="3600" w:hanging="360"/>
+      </w:pPr>
+      <w:rPr>
+        <w:rFonts w:ascii="Wingdings" w:hAnsi="Wingdings" w:hint="default"/>
+        <w:sz w:val="20"/>
+      </w:rPr>
+    </w:lvl>
+    <w:lvl w:ilvl="5" w:tentative="1">
+      <w:start w:val="1"/>
+      <w:numFmt w:val="bullet"/>
+      <w:lvlText w:val=""/>
+      <w:lvlJc w:val="left"/>
+      <w:pPr>
+        <w:tabs>
+          <w:tab w:val="num" w:pos="4320"/>
+        </w:tabs>
+        <w:ind w:left="4320" w:hanging="360"/>
+      </w:pPr>
+      <w:rPr>
+        <w:rFonts w:ascii="Wingdings" w:hAnsi="Wingdings" w:hint="default"/>
+        <w:sz w:val="20"/>
+      </w:rPr>
+    </w:lvl>
+    <w:lvl w:ilvl="6" w:tentative="1">
+      <w:start w:val="1"/>
+      <w:numFmt w:val="bullet"/>
+      <w:lvlText w:val=""/>
+      <w:lvlJc w:val="left"/>
+      <w:pPr>
+        <w:tabs>
+          <w:tab w:val="num" w:pos="5040"/>
+        </w:tabs>
+        <w:ind w:left="5040" w:hanging="360"/>
+      </w:pPr>
+      <w:rPr>
+        <w:rFonts w:ascii="Wingdings" w:hAnsi="Wingdings" w:hint="default"/>
+        <w:sz w:val="20"/>
+      </w:rPr>
+    </w:lvl>
+    <w:lvl w:ilvl="7" w:tentative="1">
+      <w:start w:val="1"/>
+      <w:numFmt w:val="bullet"/>
+      <w:lvlText w:val=""/>
+      <w:lvlJc w:val="left"/>
+      <w:pPr>
+        <w:tabs>
+          <w:tab w:val="num" w:pos="5760"/>
+        </w:tabs>
+        <w:ind w:left="5760" w:hanging="360"/>
+      </w:pPr>
+      <w:rPr>
+        <w:rFonts w:ascii="Wingdings" w:hAnsi="Wingdings" w:hint="default"/>
+        <w:sz w:val="20"/>
+      </w:rPr>
+    </w:lvl>
+    <w:lvl w:ilvl="8" w:tentative="1">
+      <w:start w:val="1"/>
+      <w:numFmt w:val="bullet"/>
+      <w:lvlText w:val=""/>
+      <w:lvlJc w:val="left"/>
+      <w:pPr>
+        <w:tabs>
+          <w:tab w:val="num" w:pos="6480"/>
+        </w:tabs>
+        <w:ind w:left="6480" w:hanging="360"/>
+      </w:pPr>
+      <w:rPr>
+        <w:rFonts w:ascii="Wingdings" w:hAnsi="Wingdings" w:hint="default"/>
+        <w:sz w:val="20"/>
+      </w:rPr>
+    </w:lvl>
+  </w:abstractNum>
+  <w:abstractNum w:abstractNumId="89" w15:restartNumberingAfterBreak="0">
     <w:nsid w:val="53DF54E6"/>
     <w:multiLevelType w:val="multilevel"/>
     <w:tmpl w:val="823CA76E"/>
@@ -56940,7 +59223,7 @@
       </w:pPr>
     </w:lvl>
   </w:abstractNum>
-  <w:abstractNum w:abstractNumId="85" w15:restartNumberingAfterBreak="0">
+  <w:abstractNum w:abstractNumId="90" w15:restartNumberingAfterBreak="0">
     <w:nsid w:val="54D96138"/>
     <w:multiLevelType w:val="multilevel"/>
     <w:tmpl w:val="EAFECBF6"/>
@@ -57089,7 +59372,7 @@
       </w:rPr>
     </w:lvl>
   </w:abstractNum>
-  <w:abstractNum w:abstractNumId="86" w15:restartNumberingAfterBreak="0">
+  <w:abstractNum w:abstractNumId="91" w15:restartNumberingAfterBreak="0">
     <w:nsid w:val="55E157F0"/>
     <w:multiLevelType w:val="multilevel"/>
     <w:tmpl w:val="A58A4D2E"/>
@@ -57238,7 +59521,7 @@
       </w:rPr>
     </w:lvl>
   </w:abstractNum>
-  <w:abstractNum w:abstractNumId="87" w15:restartNumberingAfterBreak="0">
+  <w:abstractNum w:abstractNumId="92" w15:restartNumberingAfterBreak="0">
     <w:nsid w:val="568E4CCC"/>
     <w:multiLevelType w:val="multilevel"/>
     <w:tmpl w:val="F6E41332"/>
@@ -57387,7 +59670,7 @@
       </w:rPr>
     </w:lvl>
   </w:abstractNum>
-  <w:abstractNum w:abstractNumId="88" w15:restartNumberingAfterBreak="0">
+  <w:abstractNum w:abstractNumId="93" w15:restartNumberingAfterBreak="0">
     <w:nsid w:val="5708071A"/>
     <w:multiLevelType w:val="hybridMultilevel"/>
     <w:tmpl w:val="10DE93A2"/>
@@ -57500,7 +59783,7 @@
       </w:rPr>
     </w:lvl>
   </w:abstractNum>
-  <w:abstractNum w:abstractNumId="89" w15:restartNumberingAfterBreak="0">
+  <w:abstractNum w:abstractNumId="94" w15:restartNumberingAfterBreak="0">
     <w:nsid w:val="597403F3"/>
     <w:multiLevelType w:val="hybridMultilevel"/>
     <w:tmpl w:val="668A339E"/>
@@ -57613,7 +59896,7 @@
       </w:rPr>
     </w:lvl>
   </w:abstractNum>
-  <w:abstractNum w:abstractNumId="90" w15:restartNumberingAfterBreak="0">
+  <w:abstractNum w:abstractNumId="95" w15:restartNumberingAfterBreak="0">
     <w:nsid w:val="5A8A19D9"/>
     <w:multiLevelType w:val="multilevel"/>
     <w:tmpl w:val="7E7CDAAC"/>
@@ -57762,7 +60045,7 @@
       </w:rPr>
     </w:lvl>
   </w:abstractNum>
-  <w:abstractNum w:abstractNumId="91" w15:restartNumberingAfterBreak="0">
+  <w:abstractNum w:abstractNumId="96" w15:restartNumberingAfterBreak="0">
     <w:nsid w:val="5B7D03AE"/>
     <w:multiLevelType w:val="multilevel"/>
     <w:tmpl w:val="90965ADC"/>
@@ -57911,7 +60194,7 @@
       </w:rPr>
     </w:lvl>
   </w:abstractNum>
-  <w:abstractNum w:abstractNumId="92" w15:restartNumberingAfterBreak="0">
+  <w:abstractNum w:abstractNumId="97" w15:restartNumberingAfterBreak="0">
     <w:nsid w:val="5BCF4F73"/>
     <w:multiLevelType w:val="multilevel"/>
     <w:tmpl w:val="72F0BAF6"/>
@@ -58060,7 +60343,7 @@
       </w:rPr>
     </w:lvl>
   </w:abstractNum>
-  <w:abstractNum w:abstractNumId="93" w15:restartNumberingAfterBreak="0">
+  <w:abstractNum w:abstractNumId="98" w15:restartNumberingAfterBreak="0">
     <w:nsid w:val="5C8F2554"/>
     <w:multiLevelType w:val="multilevel"/>
     <w:tmpl w:val="7E982786"/>
@@ -58209,7 +60492,7 @@
       </w:rPr>
     </w:lvl>
   </w:abstractNum>
-  <w:abstractNum w:abstractNumId="94" w15:restartNumberingAfterBreak="0">
+  <w:abstractNum w:abstractNumId="99" w15:restartNumberingAfterBreak="0">
     <w:nsid w:val="5DB360B5"/>
     <w:multiLevelType w:val="multilevel"/>
     <w:tmpl w:val="ADBEC994"/>
@@ -58322,7 +60605,7 @@
       </w:pPr>
     </w:lvl>
   </w:abstractNum>
-  <w:abstractNum w:abstractNumId="95" w15:restartNumberingAfterBreak="0">
+  <w:abstractNum w:abstractNumId="100" w15:restartNumberingAfterBreak="0">
     <w:nsid w:val="5F0754DB"/>
     <w:multiLevelType w:val="multilevel"/>
     <w:tmpl w:val="1E782666"/>
@@ -58471,7 +60754,7 @@
       </w:rPr>
     </w:lvl>
   </w:abstractNum>
-  <w:abstractNum w:abstractNumId="96" w15:restartNumberingAfterBreak="0">
+  <w:abstractNum w:abstractNumId="101" w15:restartNumberingAfterBreak="0">
     <w:nsid w:val="5F481511"/>
     <w:multiLevelType w:val="hybridMultilevel"/>
     <w:tmpl w:val="AF7CC486"/>
@@ -58584,7 +60867,7 @@
       </w:rPr>
     </w:lvl>
   </w:abstractNum>
-  <w:abstractNum w:abstractNumId="97" w15:restartNumberingAfterBreak="0">
+  <w:abstractNum w:abstractNumId="102" w15:restartNumberingAfterBreak="0">
     <w:nsid w:val="607951E9"/>
     <w:multiLevelType w:val="hybridMultilevel"/>
     <w:tmpl w:val="EB6C56B6"/>
@@ -58697,7 +60980,7 @@
       </w:rPr>
     </w:lvl>
   </w:abstractNum>
-  <w:abstractNum w:abstractNumId="98" w15:restartNumberingAfterBreak="0">
+  <w:abstractNum w:abstractNumId="103" w15:restartNumberingAfterBreak="0">
     <w:nsid w:val="625F3532"/>
     <w:multiLevelType w:val="multilevel"/>
     <w:tmpl w:val="E81E8866"/>
@@ -58810,7 +61093,7 @@
       </w:pPr>
     </w:lvl>
   </w:abstractNum>
-  <w:abstractNum w:abstractNumId="99" w15:restartNumberingAfterBreak="0">
+  <w:abstractNum w:abstractNumId="104" w15:restartNumberingAfterBreak="0">
     <w:nsid w:val="62936624"/>
     <w:multiLevelType w:val="multilevel"/>
     <w:tmpl w:val="73D40118"/>
@@ -58959,7 +61242,7 @@
       </w:rPr>
     </w:lvl>
   </w:abstractNum>
-  <w:abstractNum w:abstractNumId="100" w15:restartNumberingAfterBreak="0">
+  <w:abstractNum w:abstractNumId="105" w15:restartNumberingAfterBreak="0">
     <w:nsid w:val="62D14779"/>
     <w:multiLevelType w:val="multilevel"/>
     <w:tmpl w:val="477602F8"/>
@@ -59108,7 +61391,7 @@
       </w:rPr>
     </w:lvl>
   </w:abstractNum>
-  <w:abstractNum w:abstractNumId="101" w15:restartNumberingAfterBreak="0">
+  <w:abstractNum w:abstractNumId="106" w15:restartNumberingAfterBreak="0">
     <w:nsid w:val="63BC6021"/>
     <w:multiLevelType w:val="multilevel"/>
     <w:tmpl w:val="2BEC8850"/>
@@ -59257,7 +61540,7 @@
       </w:rPr>
     </w:lvl>
   </w:abstractNum>
-  <w:abstractNum w:abstractNumId="102" w15:restartNumberingAfterBreak="0">
+  <w:abstractNum w:abstractNumId="107" w15:restartNumberingAfterBreak="0">
     <w:nsid w:val="647D5F62"/>
     <w:multiLevelType w:val="multilevel"/>
     <w:tmpl w:val="0C4E8CA8"/>
@@ -59374,7 +61657,7 @@
       </w:pPr>
     </w:lvl>
   </w:abstractNum>
-  <w:abstractNum w:abstractNumId="103" w15:restartNumberingAfterBreak="0">
+  <w:abstractNum w:abstractNumId="108" w15:restartNumberingAfterBreak="0">
     <w:nsid w:val="660F07EA"/>
     <w:multiLevelType w:val="multilevel"/>
     <w:tmpl w:val="9B5A5952"/>
@@ -59523,7 +61806,7 @@
       </w:rPr>
     </w:lvl>
   </w:abstractNum>
-  <w:abstractNum w:abstractNumId="104" w15:restartNumberingAfterBreak="0">
+  <w:abstractNum w:abstractNumId="109" w15:restartNumberingAfterBreak="0">
     <w:nsid w:val="663A02EE"/>
     <w:multiLevelType w:val="multilevel"/>
     <w:tmpl w:val="0F8CAEEE"/>
@@ -59672,7 +61955,7 @@
       </w:rPr>
     </w:lvl>
   </w:abstractNum>
-  <w:abstractNum w:abstractNumId="105" w15:restartNumberingAfterBreak="0">
+  <w:abstractNum w:abstractNumId="110" w15:restartNumberingAfterBreak="0">
     <w:nsid w:val="66452F42"/>
     <w:multiLevelType w:val="multilevel"/>
     <w:tmpl w:val="44947384"/>
@@ -59821,7 +62104,7 @@
       </w:rPr>
     </w:lvl>
   </w:abstractNum>
-  <w:abstractNum w:abstractNumId="106" w15:restartNumberingAfterBreak="0">
+  <w:abstractNum w:abstractNumId="111" w15:restartNumberingAfterBreak="0">
     <w:nsid w:val="67D70014"/>
     <w:multiLevelType w:val="multilevel"/>
     <w:tmpl w:val="50EE136A"/>
@@ -59970,7 +62253,7 @@
       </w:rPr>
     </w:lvl>
   </w:abstractNum>
-  <w:abstractNum w:abstractNumId="107" w15:restartNumberingAfterBreak="0">
+  <w:abstractNum w:abstractNumId="112" w15:restartNumberingAfterBreak="0">
     <w:nsid w:val="69B043E9"/>
     <w:multiLevelType w:val="multilevel"/>
     <w:tmpl w:val="E7927112"/>
@@ -60119,7 +62402,7 @@
       </w:rPr>
     </w:lvl>
   </w:abstractNum>
-  <w:abstractNum w:abstractNumId="108" w15:restartNumberingAfterBreak="0">
+  <w:abstractNum w:abstractNumId="113" w15:restartNumberingAfterBreak="0">
     <w:nsid w:val="6AEB035A"/>
     <w:multiLevelType w:val="multilevel"/>
     <w:tmpl w:val="64627154"/>
@@ -60268,7 +62551,156 @@
       </w:rPr>
     </w:lvl>
   </w:abstractNum>
-  <w:abstractNum w:abstractNumId="109" w15:restartNumberingAfterBreak="0">
+  <w:abstractNum w:abstractNumId="114" w15:restartNumberingAfterBreak="0">
+    <w:nsid w:val="6B916BAF"/>
+    <w:multiLevelType w:val="multilevel"/>
+    <w:tmpl w:val="E0CEF948"/>
+    <w:lvl w:ilvl="0">
+      <w:start w:val="1"/>
+      <w:numFmt w:val="bullet"/>
+      <w:lvlText w:val=""/>
+      <w:lvlJc w:val="left"/>
+      <w:pPr>
+        <w:tabs>
+          <w:tab w:val="num" w:pos="720"/>
+        </w:tabs>
+        <w:ind w:left="720" w:hanging="360"/>
+      </w:pPr>
+      <w:rPr>
+        <w:rFonts w:ascii="Symbol" w:hAnsi="Symbol" w:hint="default"/>
+        <w:sz w:val="20"/>
+      </w:rPr>
+    </w:lvl>
+    <w:lvl w:ilvl="1" w:tentative="1">
+      <w:start w:val="1"/>
+      <w:numFmt w:val="bullet"/>
+      <w:lvlText w:val="o"/>
+      <w:lvlJc w:val="left"/>
+      <w:pPr>
+        <w:tabs>
+          <w:tab w:val="num" w:pos="1440"/>
+        </w:tabs>
+        <w:ind w:left="1440" w:hanging="360"/>
+      </w:pPr>
+      <w:rPr>
+        <w:rFonts w:ascii="Courier New" w:hAnsi="Courier New" w:hint="default"/>
+        <w:sz w:val="20"/>
+      </w:rPr>
+    </w:lvl>
+    <w:lvl w:ilvl="2" w:tentative="1">
+      <w:start w:val="1"/>
+      <w:numFmt w:val="bullet"/>
+      <w:lvlText w:val=""/>
+      <w:lvlJc w:val="left"/>
+      <w:pPr>
+        <w:tabs>
+          <w:tab w:val="num" w:pos="2160"/>
+        </w:tabs>
+        <w:ind w:left="2160" w:hanging="360"/>
+      </w:pPr>
+      <w:rPr>
+        <w:rFonts w:ascii="Wingdings" w:hAnsi="Wingdings" w:hint="default"/>
+        <w:sz w:val="20"/>
+      </w:rPr>
+    </w:lvl>
+    <w:lvl w:ilvl="3" w:tentative="1">
+      <w:start w:val="1"/>
+      <w:numFmt w:val="bullet"/>
+      <w:lvlText w:val=""/>
+      <w:lvlJc w:val="left"/>
+      <w:pPr>
+        <w:tabs>
+          <w:tab w:val="num" w:pos="2880"/>
+        </w:tabs>
+        <w:ind w:left="2880" w:hanging="360"/>
+      </w:pPr>
+      <w:rPr>
+        <w:rFonts w:ascii="Wingdings" w:hAnsi="Wingdings" w:hint="default"/>
+        <w:sz w:val="20"/>
+      </w:rPr>
+    </w:lvl>
+    <w:lvl w:ilvl="4" w:tentative="1">
+      <w:start w:val="1"/>
+      <w:numFmt w:val="bullet"/>
+      <w:lvlText w:val=""/>
+      <w:lvlJc w:val="left"/>
+      <w:pPr>
+        <w:tabs>
+          <w:tab w:val="num" w:pos="3600"/>
+        </w:tabs>
+        <w:ind w:left="3600" w:hanging="360"/>
+      </w:pPr>
+      <w:rPr>
+        <w:rFonts w:ascii="Wingdings" w:hAnsi="Wingdings" w:hint="default"/>
+        <w:sz w:val="20"/>
+      </w:rPr>
+    </w:lvl>
+    <w:lvl w:ilvl="5" w:tentative="1">
+      <w:start w:val="1"/>
+      <w:numFmt w:val="bullet"/>
+      <w:lvlText w:val=""/>
+      <w:lvlJc w:val="left"/>
+      <w:pPr>
+        <w:tabs>
+          <w:tab w:val="num" w:pos="4320"/>
+        </w:tabs>
+        <w:ind w:left="4320" w:hanging="360"/>
+      </w:pPr>
+      <w:rPr>
+        <w:rFonts w:ascii="Wingdings" w:hAnsi="Wingdings" w:hint="default"/>
+        <w:sz w:val="20"/>
+      </w:rPr>
+    </w:lvl>
+    <w:lvl w:ilvl="6" w:tentative="1">
+      <w:start w:val="1"/>
+      <w:numFmt w:val="bullet"/>
+      <w:lvlText w:val=""/>
+      <w:lvlJc w:val="left"/>
+      <w:pPr>
+        <w:tabs>
+          <w:tab w:val="num" w:pos="5040"/>
+        </w:tabs>
+        <w:ind w:left="5040" w:hanging="360"/>
+      </w:pPr>
+      <w:rPr>
+        <w:rFonts w:ascii="Wingdings" w:hAnsi="Wingdings" w:hint="default"/>
+        <w:sz w:val="20"/>
+      </w:rPr>
+    </w:lvl>
+    <w:lvl w:ilvl="7" w:tentative="1">
+      <w:start w:val="1"/>
+      <w:numFmt w:val="bullet"/>
+      <w:lvlText w:val=""/>
+      <w:lvlJc w:val="left"/>
+      <w:pPr>
+        <w:tabs>
+          <w:tab w:val="num" w:pos="5760"/>
+        </w:tabs>
+        <w:ind w:left="5760" w:hanging="360"/>
+      </w:pPr>
+      <w:rPr>
+        <w:rFonts w:ascii="Wingdings" w:hAnsi="Wingdings" w:hint="default"/>
+        <w:sz w:val="20"/>
+      </w:rPr>
+    </w:lvl>
+    <w:lvl w:ilvl="8" w:tentative="1">
+      <w:start w:val="1"/>
+      <w:numFmt w:val="bullet"/>
+      <w:lvlText w:val=""/>
+      <w:lvlJc w:val="left"/>
+      <w:pPr>
+        <w:tabs>
+          <w:tab w:val="num" w:pos="6480"/>
+        </w:tabs>
+        <w:ind w:left="6480" w:hanging="360"/>
+      </w:pPr>
+      <w:rPr>
+        <w:rFonts w:ascii="Wingdings" w:hAnsi="Wingdings" w:hint="default"/>
+        <w:sz w:val="20"/>
+      </w:rPr>
+    </w:lvl>
+  </w:abstractNum>
+  <w:abstractNum w:abstractNumId="115" w15:restartNumberingAfterBreak="0">
     <w:nsid w:val="6BAD0A92"/>
     <w:multiLevelType w:val="multilevel"/>
     <w:tmpl w:val="6C60FA8A"/>
@@ -60417,7 +62849,7 @@
       </w:rPr>
     </w:lvl>
   </w:abstractNum>
-  <w:abstractNum w:abstractNumId="110" w15:restartNumberingAfterBreak="0">
+  <w:abstractNum w:abstractNumId="116" w15:restartNumberingAfterBreak="0">
     <w:nsid w:val="6CBE7FB2"/>
     <w:multiLevelType w:val="multilevel"/>
     <w:tmpl w:val="63EE2802"/>
@@ -60566,7 +62998,7 @@
       </w:rPr>
     </w:lvl>
   </w:abstractNum>
-  <w:abstractNum w:abstractNumId="111" w15:restartNumberingAfterBreak="0">
+  <w:abstractNum w:abstractNumId="117" w15:restartNumberingAfterBreak="0">
     <w:nsid w:val="6CE25C83"/>
     <w:multiLevelType w:val="multilevel"/>
     <w:tmpl w:val="B1EA0BD2"/>
@@ -60715,7 +63147,7 @@
       </w:rPr>
     </w:lvl>
   </w:abstractNum>
-  <w:abstractNum w:abstractNumId="112" w15:restartNumberingAfterBreak="0">
+  <w:abstractNum w:abstractNumId="118" w15:restartNumberingAfterBreak="0">
     <w:nsid w:val="6E341242"/>
     <w:multiLevelType w:val="multilevel"/>
     <w:tmpl w:val="2814DC44"/>
@@ -60828,7 +63260,7 @@
       </w:pPr>
     </w:lvl>
   </w:abstractNum>
-  <w:abstractNum w:abstractNumId="113" w15:restartNumberingAfterBreak="0">
+  <w:abstractNum w:abstractNumId="119" w15:restartNumberingAfterBreak="0">
     <w:nsid w:val="6E685812"/>
     <w:multiLevelType w:val="hybridMultilevel"/>
     <w:tmpl w:val="484E46F6"/>
@@ -60941,7 +63373,7 @@
       </w:rPr>
     </w:lvl>
   </w:abstractNum>
-  <w:abstractNum w:abstractNumId="114" w15:restartNumberingAfterBreak="0">
+  <w:abstractNum w:abstractNumId="120" w15:restartNumberingAfterBreak="0">
     <w:nsid w:val="70D9176F"/>
     <w:multiLevelType w:val="multilevel"/>
     <w:tmpl w:val="49444C1C"/>
@@ -61090,7 +63522,7 @@
       </w:rPr>
     </w:lvl>
   </w:abstractNum>
-  <w:abstractNum w:abstractNumId="115" w15:restartNumberingAfterBreak="0">
+  <w:abstractNum w:abstractNumId="121" w15:restartNumberingAfterBreak="0">
     <w:nsid w:val="713E2B2B"/>
     <w:multiLevelType w:val="hybridMultilevel"/>
     <w:tmpl w:val="45C4D620"/>
@@ -61176,7 +63608,7 @@
       </w:pPr>
     </w:lvl>
   </w:abstractNum>
-  <w:abstractNum w:abstractNumId="116" w15:restartNumberingAfterBreak="0">
+  <w:abstractNum w:abstractNumId="122" w15:restartNumberingAfterBreak="0">
     <w:nsid w:val="71CA344A"/>
     <w:multiLevelType w:val="multilevel"/>
     <w:tmpl w:val="880CA0F6"/>
@@ -61325,7 +63757,7 @@
       </w:rPr>
     </w:lvl>
   </w:abstractNum>
-  <w:abstractNum w:abstractNumId="117" w15:restartNumberingAfterBreak="0">
+  <w:abstractNum w:abstractNumId="123" w15:restartNumberingAfterBreak="0">
     <w:nsid w:val="722C6125"/>
     <w:multiLevelType w:val="multilevel"/>
     <w:tmpl w:val="374488C0"/>
@@ -61438,7 +63870,7 @@
       </w:pPr>
     </w:lvl>
   </w:abstractNum>
-  <w:abstractNum w:abstractNumId="118" w15:restartNumberingAfterBreak="0">
+  <w:abstractNum w:abstractNumId="124" w15:restartNumberingAfterBreak="0">
     <w:nsid w:val="726F59D5"/>
     <w:multiLevelType w:val="multilevel"/>
     <w:tmpl w:val="F45CFD8A"/>
@@ -61587,7 +64019,7 @@
       </w:rPr>
     </w:lvl>
   </w:abstractNum>
-  <w:abstractNum w:abstractNumId="119" w15:restartNumberingAfterBreak="0">
+  <w:abstractNum w:abstractNumId="125" w15:restartNumberingAfterBreak="0">
     <w:nsid w:val="737E04E5"/>
     <w:multiLevelType w:val="hybridMultilevel"/>
     <w:tmpl w:val="89FE7D90"/>
@@ -61700,7 +64132,7 @@
       </w:rPr>
     </w:lvl>
   </w:abstractNum>
-  <w:abstractNum w:abstractNumId="120" w15:restartNumberingAfterBreak="0">
+  <w:abstractNum w:abstractNumId="126" w15:restartNumberingAfterBreak="0">
     <w:nsid w:val="73857F8D"/>
     <w:multiLevelType w:val="multilevel"/>
     <w:tmpl w:val="37528C16"/>
@@ -61849,7 +64281,7 @@
       </w:rPr>
     </w:lvl>
   </w:abstractNum>
-  <w:abstractNum w:abstractNumId="121" w15:restartNumberingAfterBreak="0">
+  <w:abstractNum w:abstractNumId="127" w15:restartNumberingAfterBreak="0">
     <w:nsid w:val="741926EC"/>
     <w:multiLevelType w:val="hybridMultilevel"/>
     <w:tmpl w:val="BD3C2F2C"/>
@@ -61962,7 +64394,7 @@
       </w:rPr>
     </w:lvl>
   </w:abstractNum>
-  <w:abstractNum w:abstractNumId="122" w15:restartNumberingAfterBreak="0">
+  <w:abstractNum w:abstractNumId="128" w15:restartNumberingAfterBreak="0">
     <w:nsid w:val="744721FF"/>
     <w:multiLevelType w:val="hybridMultilevel"/>
     <w:tmpl w:val="ECD09362"/>
@@ -62075,7 +64507,7 @@
       </w:rPr>
     </w:lvl>
   </w:abstractNum>
-  <w:abstractNum w:abstractNumId="123" w15:restartNumberingAfterBreak="0">
+  <w:abstractNum w:abstractNumId="129" w15:restartNumberingAfterBreak="0">
     <w:nsid w:val="752B47F3"/>
     <w:multiLevelType w:val="multilevel"/>
     <w:tmpl w:val="CE703B1C"/>
@@ -62224,7 +64656,7 @@
       </w:rPr>
     </w:lvl>
   </w:abstractNum>
-  <w:abstractNum w:abstractNumId="124" w15:restartNumberingAfterBreak="0">
+  <w:abstractNum w:abstractNumId="130" w15:restartNumberingAfterBreak="0">
     <w:nsid w:val="76741CB0"/>
     <w:multiLevelType w:val="multilevel"/>
     <w:tmpl w:val="9538F4C0"/>
@@ -62373,7 +64805,7 @@
       </w:rPr>
     </w:lvl>
   </w:abstractNum>
-  <w:abstractNum w:abstractNumId="125" w15:restartNumberingAfterBreak="0">
+  <w:abstractNum w:abstractNumId="131" w15:restartNumberingAfterBreak="0">
     <w:nsid w:val="76A31CE7"/>
     <w:multiLevelType w:val="multilevel"/>
     <w:tmpl w:val="F8903DF0"/>
@@ -62486,7 +64918,7 @@
       </w:pPr>
     </w:lvl>
   </w:abstractNum>
-  <w:abstractNum w:abstractNumId="126" w15:restartNumberingAfterBreak="0">
+  <w:abstractNum w:abstractNumId="132" w15:restartNumberingAfterBreak="0">
     <w:nsid w:val="79405C82"/>
     <w:multiLevelType w:val="hybridMultilevel"/>
     <w:tmpl w:val="DD4085C2"/>
@@ -62599,7 +65031,7 @@
       </w:rPr>
     </w:lvl>
   </w:abstractNum>
-  <w:abstractNum w:abstractNumId="127" w15:restartNumberingAfterBreak="0">
+  <w:abstractNum w:abstractNumId="133" w15:restartNumberingAfterBreak="0">
     <w:nsid w:val="79580246"/>
     <w:multiLevelType w:val="multilevel"/>
     <w:tmpl w:val="B2341AE4"/>
@@ -62712,7 +65144,7 @@
       </w:pPr>
     </w:lvl>
   </w:abstractNum>
-  <w:abstractNum w:abstractNumId="128" w15:restartNumberingAfterBreak="0">
+  <w:abstractNum w:abstractNumId="134" w15:restartNumberingAfterBreak="0">
     <w:nsid w:val="79DB0770"/>
     <w:multiLevelType w:val="hybridMultilevel"/>
     <w:tmpl w:val="8C74C5A6"/>
@@ -62825,7 +65257,7 @@
       </w:rPr>
     </w:lvl>
   </w:abstractNum>
-  <w:abstractNum w:abstractNumId="129" w15:restartNumberingAfterBreak="0">
+  <w:abstractNum w:abstractNumId="135" w15:restartNumberingAfterBreak="0">
     <w:nsid w:val="7A3170C3"/>
     <w:multiLevelType w:val="hybridMultilevel"/>
     <w:tmpl w:val="5C9AE830"/>
@@ -62938,7 +65370,7 @@
       </w:rPr>
     </w:lvl>
   </w:abstractNum>
-  <w:abstractNum w:abstractNumId="130" w15:restartNumberingAfterBreak="0">
+  <w:abstractNum w:abstractNumId="136" w15:restartNumberingAfterBreak="0">
     <w:nsid w:val="7A7E09BD"/>
     <w:multiLevelType w:val="multilevel"/>
     <w:tmpl w:val="B2669618"/>
@@ -63087,7 +65519,7 @@
       </w:rPr>
     </w:lvl>
   </w:abstractNum>
-  <w:abstractNum w:abstractNumId="131" w15:restartNumberingAfterBreak="0">
+  <w:abstractNum w:abstractNumId="137" w15:restartNumberingAfterBreak="0">
     <w:nsid w:val="7AD76F39"/>
     <w:multiLevelType w:val="multilevel"/>
     <w:tmpl w:val="6C6837EA"/>
@@ -63236,7 +65668,7 @@
       </w:rPr>
     </w:lvl>
   </w:abstractNum>
-  <w:abstractNum w:abstractNumId="132" w15:restartNumberingAfterBreak="0">
+  <w:abstractNum w:abstractNumId="138" w15:restartNumberingAfterBreak="0">
     <w:nsid w:val="7AFA0B54"/>
     <w:multiLevelType w:val="hybridMultilevel"/>
     <w:tmpl w:val="95B0FC3E"/>
@@ -63349,7 +65781,7 @@
       </w:rPr>
     </w:lvl>
   </w:abstractNum>
-  <w:abstractNum w:abstractNumId="133" w15:restartNumberingAfterBreak="0">
+  <w:abstractNum w:abstractNumId="139" w15:restartNumberingAfterBreak="0">
     <w:nsid w:val="7CE70A57"/>
     <w:multiLevelType w:val="multilevel"/>
     <w:tmpl w:val="AB1CC030"/>
@@ -63498,7 +65930,7 @@
       </w:rPr>
     </w:lvl>
   </w:abstractNum>
-  <w:abstractNum w:abstractNumId="134" w15:restartNumberingAfterBreak="0">
+  <w:abstractNum w:abstractNumId="140" w15:restartNumberingAfterBreak="0">
     <w:nsid w:val="7D405F16"/>
     <w:multiLevelType w:val="multilevel"/>
     <w:tmpl w:val="17962082"/>
@@ -63647,7 +66079,7 @@
       </w:rPr>
     </w:lvl>
   </w:abstractNum>
-  <w:abstractNum w:abstractNumId="135" w15:restartNumberingAfterBreak="0">
+  <w:abstractNum w:abstractNumId="141" w15:restartNumberingAfterBreak="0">
     <w:nsid w:val="7D8B1267"/>
     <w:multiLevelType w:val="multilevel"/>
     <w:tmpl w:val="495CAE16"/>
@@ -63796,7 +66228,7 @@
       </w:rPr>
     </w:lvl>
   </w:abstractNum>
-  <w:abstractNum w:abstractNumId="136" w15:restartNumberingAfterBreak="0">
+  <w:abstractNum w:abstractNumId="142" w15:restartNumberingAfterBreak="0">
     <w:nsid w:val="7DD120B1"/>
     <w:multiLevelType w:val="hybridMultilevel"/>
     <w:tmpl w:val="9E8A8D52"/>
@@ -63909,7 +66341,7 @@
       </w:rPr>
     </w:lvl>
   </w:abstractNum>
-  <w:abstractNum w:abstractNumId="137" w15:restartNumberingAfterBreak="0">
+  <w:abstractNum w:abstractNumId="143" w15:restartNumberingAfterBreak="0">
     <w:nsid w:val="7F1E63B6"/>
     <w:multiLevelType w:val="multilevel"/>
     <w:tmpl w:val="1742C182"/>
@@ -64059,85 +66491,85 @@
     </w:lvl>
   </w:abstractNum>
   <w:num w:numId="1" w16cid:durableId="1866093062">
-    <w:abstractNumId w:val="52"/>
+    <w:abstractNumId w:val="55"/>
   </w:num>
   <w:num w:numId="2" w16cid:durableId="1152715398">
-    <w:abstractNumId w:val="120"/>
+    <w:abstractNumId w:val="126"/>
   </w:num>
   <w:num w:numId="3" w16cid:durableId="1035807180">
-    <w:abstractNumId w:val="95"/>
+    <w:abstractNumId w:val="100"/>
   </w:num>
   <w:num w:numId="4" w16cid:durableId="1308703096">
-    <w:abstractNumId w:val="117"/>
+    <w:abstractNumId w:val="123"/>
   </w:num>
   <w:num w:numId="5" w16cid:durableId="903636908">
     <w:abstractNumId w:val="3"/>
   </w:num>
   <w:num w:numId="6" w16cid:durableId="231694610">
-    <w:abstractNumId w:val="135"/>
+    <w:abstractNumId w:val="141"/>
   </w:num>
   <w:num w:numId="7" w16cid:durableId="319846032">
-    <w:abstractNumId w:val="51"/>
+    <w:abstractNumId w:val="54"/>
   </w:num>
   <w:num w:numId="8" w16cid:durableId="1526599861">
-    <w:abstractNumId w:val="56"/>
+    <w:abstractNumId w:val="60"/>
   </w:num>
   <w:num w:numId="9" w16cid:durableId="269050352">
-    <w:abstractNumId w:val="91"/>
+    <w:abstractNumId w:val="96"/>
   </w:num>
   <w:num w:numId="10" w16cid:durableId="1306156215">
-    <w:abstractNumId w:val="42"/>
+    <w:abstractNumId w:val="43"/>
   </w:num>
   <w:num w:numId="11" w16cid:durableId="1406949077">
     <w:abstractNumId w:val="23"/>
   </w:num>
   <w:num w:numId="12" w16cid:durableId="1081177541">
-    <w:abstractNumId w:val="104"/>
+    <w:abstractNumId w:val="109"/>
   </w:num>
   <w:num w:numId="13" w16cid:durableId="2032684628">
-    <w:abstractNumId w:val="74"/>
+    <w:abstractNumId w:val="78"/>
   </w:num>
   <w:num w:numId="14" w16cid:durableId="990402475">
-    <w:abstractNumId w:val="116"/>
+    <w:abstractNumId w:val="122"/>
   </w:num>
   <w:num w:numId="15" w16cid:durableId="1971668940">
     <w:abstractNumId w:val="12"/>
   </w:num>
   <w:num w:numId="16" w16cid:durableId="480390717">
-    <w:abstractNumId w:val="50"/>
+    <w:abstractNumId w:val="53"/>
   </w:num>
   <w:num w:numId="17" w16cid:durableId="1213998755">
+    <w:abstractNumId w:val="38"/>
+  </w:num>
+  <w:num w:numId="18" w16cid:durableId="1353266693">
+    <w:abstractNumId w:val="140"/>
+  </w:num>
+  <w:num w:numId="19" w16cid:durableId="1785077195">
+    <w:abstractNumId w:val="32"/>
+  </w:num>
+  <w:num w:numId="20" w16cid:durableId="1105156935">
     <w:abstractNumId w:val="37"/>
   </w:num>
-  <w:num w:numId="18" w16cid:durableId="1353266693">
-    <w:abstractNumId w:val="134"/>
-  </w:num>
-  <w:num w:numId="19" w16cid:durableId="1785077195">
-    <w:abstractNumId w:val="31"/>
-  </w:num>
-  <w:num w:numId="20" w16cid:durableId="1105156935">
-    <w:abstractNumId w:val="36"/>
-  </w:num>
   <w:num w:numId="21" w16cid:durableId="562520087">
-    <w:abstractNumId w:val="107"/>
+    <w:abstractNumId w:val="112"/>
   </w:num>
   <w:num w:numId="22" w16cid:durableId="1558665921">
-    <w:abstractNumId w:val="28"/>
+    <w:abstractNumId w:val="29"/>
   </w:num>
   <w:num w:numId="23" w16cid:durableId="137920506">
-    <w:abstractNumId w:val="105"/>
+    <w:abstractNumId w:val="110"/>
   </w:num>
   <w:num w:numId="24" w16cid:durableId="1384712972">
-    <w:abstractNumId w:val="133"/>
+    <w:abstractNumId w:val="139"/>
   </w:num>
   <w:num w:numId="25" w16cid:durableId="126746682">
     <w:abstractNumId w:val="15"/>
   </w:num>
   <w:num w:numId="26" w16cid:durableId="1106778902">
-    <w:abstractNumId w:val="102"/>
+    <w:abstractNumId w:val="107"/>
   </w:num>
   <w:num w:numId="27" w16cid:durableId="1231845771">
-    <w:abstractNumId w:val="82"/>
+    <w:abstractNumId w:val="86"/>
   </w:num>
   <w:num w:numId="28" w16cid:durableId="2054187048">
     <w:abstractNumId w:val="21"/>
@@ -64149,10 +66581,10 @@
     <w:abstractNumId w:val="11"/>
   </w:num>
   <w:num w:numId="31" w16cid:durableId="457456707">
-    <w:abstractNumId w:val="99"/>
+    <w:abstractNumId w:val="104"/>
   </w:num>
   <w:num w:numId="32" w16cid:durableId="1062753474">
-    <w:abstractNumId w:val="34"/>
+    <w:abstractNumId w:val="35"/>
   </w:num>
   <w:num w:numId="33" w16cid:durableId="363214054">
     <w:abstractNumId w:val="7"/>
@@ -64161,208 +66593,208 @@
     <w:abstractNumId w:val="18"/>
   </w:num>
   <w:num w:numId="35" w16cid:durableId="1482311285">
-    <w:abstractNumId w:val="48"/>
+    <w:abstractNumId w:val="51"/>
   </w:num>
   <w:num w:numId="36" w16cid:durableId="1380517816">
-    <w:abstractNumId w:val="70"/>
+    <w:abstractNumId w:val="74"/>
   </w:num>
   <w:num w:numId="37" w16cid:durableId="1298755073">
-    <w:abstractNumId w:val="64"/>
+    <w:abstractNumId w:val="68"/>
   </w:num>
   <w:num w:numId="38" w16cid:durableId="124934032">
-    <w:abstractNumId w:val="103"/>
+    <w:abstractNumId w:val="108"/>
   </w:num>
   <w:num w:numId="39" w16cid:durableId="1394112890">
-    <w:abstractNumId w:val="112"/>
+    <w:abstractNumId w:val="118"/>
   </w:num>
   <w:num w:numId="40" w16cid:durableId="1645889186">
     <w:abstractNumId w:val="9"/>
   </w:num>
   <w:num w:numId="41" w16cid:durableId="126169816">
-    <w:abstractNumId w:val="127"/>
+    <w:abstractNumId w:val="133"/>
   </w:num>
   <w:num w:numId="42" w16cid:durableId="623386962">
-    <w:abstractNumId w:val="76"/>
+    <w:abstractNumId w:val="80"/>
   </w:num>
   <w:num w:numId="43" w16cid:durableId="248659133">
     <w:abstractNumId w:val="6"/>
   </w:num>
   <w:num w:numId="44" w16cid:durableId="215364076">
-    <w:abstractNumId w:val="85"/>
+    <w:abstractNumId w:val="90"/>
   </w:num>
   <w:num w:numId="45" w16cid:durableId="1432819128">
-    <w:abstractNumId w:val="90"/>
+    <w:abstractNumId w:val="95"/>
   </w:num>
   <w:num w:numId="46" w16cid:durableId="1564870524">
-    <w:abstractNumId w:val="130"/>
+    <w:abstractNumId w:val="136"/>
   </w:num>
   <w:num w:numId="47" w16cid:durableId="319500139">
-    <w:abstractNumId w:val="80"/>
+    <w:abstractNumId w:val="84"/>
   </w:num>
   <w:num w:numId="48" w16cid:durableId="1991053559">
-    <w:abstractNumId w:val="111"/>
+    <w:abstractNumId w:val="117"/>
   </w:num>
   <w:num w:numId="49" w16cid:durableId="2019623984">
     <w:abstractNumId w:val="0"/>
   </w:num>
   <w:num w:numId="50" w16cid:durableId="1010446170">
-    <w:abstractNumId w:val="77"/>
+    <w:abstractNumId w:val="81"/>
   </w:num>
   <w:num w:numId="51" w16cid:durableId="1554120727">
+    <w:abstractNumId w:val="62"/>
+  </w:num>
+  <w:num w:numId="52" w16cid:durableId="416564423">
+    <w:abstractNumId w:val="41"/>
+  </w:num>
+  <w:num w:numId="53" w16cid:durableId="1555891944">
     <w:abstractNumId w:val="58"/>
   </w:num>
-  <w:num w:numId="52" w16cid:durableId="416564423">
-    <w:abstractNumId w:val="40"/>
-  </w:num>
-  <w:num w:numId="53" w16cid:durableId="1555891944">
-    <w:abstractNumId w:val="55"/>
-  </w:num>
   <w:num w:numId="54" w16cid:durableId="1163353374">
-    <w:abstractNumId w:val="41"/>
+    <w:abstractNumId w:val="42"/>
   </w:num>
   <w:num w:numId="55" w16cid:durableId="150412305">
-    <w:abstractNumId w:val="137"/>
+    <w:abstractNumId w:val="143"/>
   </w:num>
   <w:num w:numId="56" w16cid:durableId="21444570">
-    <w:abstractNumId w:val="108"/>
+    <w:abstractNumId w:val="113"/>
   </w:num>
   <w:num w:numId="57" w16cid:durableId="1966693337">
-    <w:abstractNumId w:val="124"/>
+    <w:abstractNumId w:val="130"/>
   </w:num>
   <w:num w:numId="58" w16cid:durableId="2077580176">
-    <w:abstractNumId w:val="92"/>
+    <w:abstractNumId w:val="97"/>
   </w:num>
   <w:num w:numId="59" w16cid:durableId="288558177">
-    <w:abstractNumId w:val="100"/>
+    <w:abstractNumId w:val="105"/>
   </w:num>
   <w:num w:numId="60" w16cid:durableId="1270967948">
     <w:abstractNumId w:val="20"/>
   </w:num>
   <w:num w:numId="61" w16cid:durableId="1443841263">
-    <w:abstractNumId w:val="69"/>
+    <w:abstractNumId w:val="73"/>
   </w:num>
   <w:num w:numId="62" w16cid:durableId="619260037">
-    <w:abstractNumId w:val="61"/>
+    <w:abstractNumId w:val="65"/>
   </w:num>
   <w:num w:numId="63" w16cid:durableId="811680517">
-    <w:abstractNumId w:val="67"/>
+    <w:abstractNumId w:val="71"/>
   </w:num>
   <w:num w:numId="64" w16cid:durableId="251742770">
-    <w:abstractNumId w:val="109"/>
+    <w:abstractNumId w:val="115"/>
   </w:num>
   <w:num w:numId="65" w16cid:durableId="1969622623">
-    <w:abstractNumId w:val="122"/>
+    <w:abstractNumId w:val="128"/>
   </w:num>
   <w:num w:numId="66" w16cid:durableId="765883696">
-    <w:abstractNumId w:val="136"/>
+    <w:abstractNumId w:val="142"/>
   </w:num>
   <w:num w:numId="67" w16cid:durableId="884029563">
     <w:abstractNumId w:val="16"/>
   </w:num>
   <w:num w:numId="68" w16cid:durableId="1789616019">
-    <w:abstractNumId w:val="38"/>
+    <w:abstractNumId w:val="39"/>
   </w:num>
   <w:num w:numId="69" w16cid:durableId="191113856">
-    <w:abstractNumId w:val="45"/>
+    <w:abstractNumId w:val="46"/>
   </w:num>
   <w:num w:numId="70" w16cid:durableId="1163009116">
-    <w:abstractNumId w:val="35"/>
+    <w:abstractNumId w:val="36"/>
   </w:num>
   <w:num w:numId="71" w16cid:durableId="723874012">
-    <w:abstractNumId w:val="113"/>
+    <w:abstractNumId w:val="119"/>
   </w:num>
   <w:num w:numId="72" w16cid:durableId="750781809">
-    <w:abstractNumId w:val="96"/>
+    <w:abstractNumId w:val="101"/>
   </w:num>
   <w:num w:numId="73" w16cid:durableId="765032483">
-    <w:abstractNumId w:val="46"/>
+    <w:abstractNumId w:val="49"/>
   </w:num>
   <w:num w:numId="74" w16cid:durableId="1011374050">
-    <w:abstractNumId w:val="78"/>
+    <w:abstractNumId w:val="82"/>
   </w:num>
   <w:num w:numId="75" w16cid:durableId="510796988">
+    <w:abstractNumId w:val="127"/>
+  </w:num>
+  <w:num w:numId="76" w16cid:durableId="137041455">
+    <w:abstractNumId w:val="72"/>
+  </w:num>
+  <w:num w:numId="77" w16cid:durableId="1292714760">
+    <w:abstractNumId w:val="94"/>
+  </w:num>
+  <w:num w:numId="78" w16cid:durableId="125009457">
+    <w:abstractNumId w:val="134"/>
+  </w:num>
+  <w:num w:numId="79" w16cid:durableId="1032150425">
     <w:abstractNumId w:val="121"/>
   </w:num>
-  <w:num w:numId="76" w16cid:durableId="137041455">
-    <w:abstractNumId w:val="68"/>
-  </w:num>
-  <w:num w:numId="77" w16cid:durableId="1292714760">
-    <w:abstractNumId w:val="89"/>
-  </w:num>
-  <w:num w:numId="78" w16cid:durableId="125009457">
-    <w:abstractNumId w:val="128"/>
-  </w:num>
-  <w:num w:numId="79" w16cid:durableId="1032150425">
-    <w:abstractNumId w:val="115"/>
-  </w:num>
   <w:num w:numId="80" w16cid:durableId="607011268">
-    <w:abstractNumId w:val="49"/>
+    <w:abstractNumId w:val="52"/>
   </w:num>
   <w:num w:numId="81" w16cid:durableId="1106510248">
-    <w:abstractNumId w:val="59"/>
+    <w:abstractNumId w:val="63"/>
   </w:num>
   <w:num w:numId="82" w16cid:durableId="208029331">
-    <w:abstractNumId w:val="72"/>
+    <w:abstractNumId w:val="76"/>
   </w:num>
   <w:num w:numId="83" w16cid:durableId="188877595">
-    <w:abstractNumId w:val="43"/>
+    <w:abstractNumId w:val="44"/>
   </w:num>
   <w:num w:numId="84" w16cid:durableId="1120346300">
     <w:abstractNumId w:val="19"/>
   </w:num>
   <w:num w:numId="85" w16cid:durableId="2037848177">
-    <w:abstractNumId w:val="75"/>
+    <w:abstractNumId w:val="79"/>
   </w:num>
   <w:num w:numId="86" w16cid:durableId="2099785190">
-    <w:abstractNumId w:val="129"/>
+    <w:abstractNumId w:val="135"/>
   </w:num>
   <w:num w:numId="87" w16cid:durableId="1514876446">
     <w:abstractNumId w:val="2"/>
   </w:num>
   <w:num w:numId="88" w16cid:durableId="1279337629">
-    <w:abstractNumId w:val="131"/>
+    <w:abstractNumId w:val="137"/>
   </w:num>
   <w:num w:numId="89" w16cid:durableId="362941795">
-    <w:abstractNumId w:val="54"/>
+    <w:abstractNumId w:val="57"/>
   </w:num>
   <w:num w:numId="90" w16cid:durableId="492644152">
-    <w:abstractNumId w:val="65"/>
+    <w:abstractNumId w:val="69"/>
   </w:num>
   <w:num w:numId="91" w16cid:durableId="1319962168">
-    <w:abstractNumId w:val="66"/>
+    <w:abstractNumId w:val="70"/>
   </w:num>
   <w:num w:numId="92" w16cid:durableId="1152910429">
     <w:abstractNumId w:val="22"/>
   </w:num>
   <w:num w:numId="93" w16cid:durableId="483814629">
-    <w:abstractNumId w:val="88"/>
+    <w:abstractNumId w:val="93"/>
   </w:num>
   <w:num w:numId="94" w16cid:durableId="1014726639">
-    <w:abstractNumId w:val="63"/>
+    <w:abstractNumId w:val="67"/>
   </w:num>
   <w:num w:numId="95" w16cid:durableId="127016306">
-    <w:abstractNumId w:val="81"/>
+    <w:abstractNumId w:val="85"/>
   </w:num>
   <w:num w:numId="96" w16cid:durableId="896236451">
-    <w:abstractNumId w:val="132"/>
+    <w:abstractNumId w:val="138"/>
   </w:num>
   <w:num w:numId="97" w16cid:durableId="339552418">
-    <w:abstractNumId w:val="126"/>
+    <w:abstractNumId w:val="132"/>
   </w:num>
   <w:num w:numId="98" w16cid:durableId="1879272908">
     <w:abstractNumId w:val="5"/>
   </w:num>
   <w:num w:numId="99" w16cid:durableId="165172403">
-    <w:abstractNumId w:val="47"/>
+    <w:abstractNumId w:val="50"/>
   </w:num>
   <w:num w:numId="100" w16cid:durableId="2028630331">
-    <w:abstractNumId w:val="44"/>
+    <w:abstractNumId w:val="45"/>
   </w:num>
   <w:num w:numId="101" w16cid:durableId="2046323998">
-    <w:abstractNumId w:val="119"/>
+    <w:abstractNumId w:val="125"/>
   </w:num>
   <w:num w:numId="102" w16cid:durableId="664895438">
-    <w:abstractNumId w:val="97"/>
+    <w:abstractNumId w:val="102"/>
   </w:num>
   <w:num w:numId="103" w16cid:durableId="435828782">
     <w:abstractNumId w:val="14"/>
@@ -64374,103 +66806,121 @@
     <w:abstractNumId w:val="8"/>
   </w:num>
   <w:num w:numId="106" w16cid:durableId="1450128679">
-    <w:abstractNumId w:val="87"/>
+    <w:abstractNumId w:val="92"/>
   </w:num>
   <w:num w:numId="107" w16cid:durableId="494688108">
-    <w:abstractNumId w:val="106"/>
+    <w:abstractNumId w:val="111"/>
   </w:num>
   <w:num w:numId="108" w16cid:durableId="190844367">
-    <w:abstractNumId w:val="39"/>
+    <w:abstractNumId w:val="40"/>
   </w:num>
   <w:num w:numId="109" w16cid:durableId="1236472900">
-    <w:abstractNumId w:val="29"/>
+    <w:abstractNumId w:val="30"/>
   </w:num>
   <w:num w:numId="110" w16cid:durableId="1815445377">
-    <w:abstractNumId w:val="27"/>
+    <w:abstractNumId w:val="28"/>
   </w:num>
   <w:num w:numId="111" w16cid:durableId="1173453193">
-    <w:abstractNumId w:val="93"/>
+    <w:abstractNumId w:val="98"/>
   </w:num>
   <w:num w:numId="112" w16cid:durableId="614410057">
-    <w:abstractNumId w:val="62"/>
+    <w:abstractNumId w:val="66"/>
   </w:num>
   <w:num w:numId="113" w16cid:durableId="427237044">
-    <w:abstractNumId w:val="71"/>
+    <w:abstractNumId w:val="75"/>
   </w:num>
   <w:num w:numId="114" w16cid:durableId="1254969866">
     <w:abstractNumId w:val="17"/>
   </w:num>
   <w:num w:numId="115" w16cid:durableId="915434621">
-    <w:abstractNumId w:val="33"/>
+    <w:abstractNumId w:val="34"/>
   </w:num>
   <w:num w:numId="116" w16cid:durableId="542596648">
-    <w:abstractNumId w:val="98"/>
+    <w:abstractNumId w:val="103"/>
   </w:num>
   <w:num w:numId="117" w16cid:durableId="1851676380">
-    <w:abstractNumId w:val="94"/>
+    <w:abstractNumId w:val="99"/>
   </w:num>
   <w:num w:numId="118" w16cid:durableId="1247611769">
-    <w:abstractNumId w:val="125"/>
+    <w:abstractNumId w:val="131"/>
   </w:num>
   <w:num w:numId="119" w16cid:durableId="1931154895">
     <w:abstractNumId w:val="10"/>
   </w:num>
   <w:num w:numId="120" w16cid:durableId="1431196322">
-    <w:abstractNumId w:val="73"/>
+    <w:abstractNumId w:val="77"/>
   </w:num>
   <w:num w:numId="121" w16cid:durableId="1647854187">
-    <w:abstractNumId w:val="101"/>
+    <w:abstractNumId w:val="106"/>
   </w:num>
   <w:num w:numId="122" w16cid:durableId="923343494">
-    <w:abstractNumId w:val="86"/>
+    <w:abstractNumId w:val="91"/>
   </w:num>
   <w:num w:numId="123" w16cid:durableId="397288626">
-    <w:abstractNumId w:val="57"/>
+    <w:abstractNumId w:val="61"/>
   </w:num>
   <w:num w:numId="124" w16cid:durableId="262765787">
     <w:abstractNumId w:val="13"/>
   </w:num>
   <w:num w:numId="125" w16cid:durableId="1967198348">
-    <w:abstractNumId w:val="60"/>
+    <w:abstractNumId w:val="64"/>
   </w:num>
   <w:num w:numId="126" w16cid:durableId="251596336">
-    <w:abstractNumId w:val="118"/>
+    <w:abstractNumId w:val="124"/>
   </w:num>
   <w:num w:numId="127" w16cid:durableId="347562641">
-    <w:abstractNumId w:val="110"/>
+    <w:abstractNumId w:val="116"/>
   </w:num>
   <w:num w:numId="128" w16cid:durableId="2053336311">
     <w:abstractNumId w:val="1"/>
   </w:num>
   <w:num w:numId="129" w16cid:durableId="1889805008">
-    <w:abstractNumId w:val="30"/>
+    <w:abstractNumId w:val="31"/>
   </w:num>
   <w:num w:numId="130" w16cid:durableId="284042845">
-    <w:abstractNumId w:val="79"/>
+    <w:abstractNumId w:val="83"/>
   </w:num>
   <w:num w:numId="131" w16cid:durableId="288122691">
-    <w:abstractNumId w:val="123"/>
+    <w:abstractNumId w:val="129"/>
   </w:num>
   <w:num w:numId="132" w16cid:durableId="734863672">
-    <w:abstractNumId w:val="53"/>
+    <w:abstractNumId w:val="56"/>
   </w:num>
   <w:num w:numId="133" w16cid:durableId="1311641505">
-    <w:abstractNumId w:val="32"/>
+    <w:abstractNumId w:val="33"/>
   </w:num>
   <w:num w:numId="134" w16cid:durableId="1222517373">
-    <w:abstractNumId w:val="84"/>
+    <w:abstractNumId w:val="89"/>
   </w:num>
   <w:num w:numId="135" w16cid:durableId="247664139">
-    <w:abstractNumId w:val="83"/>
+    <w:abstractNumId w:val="87"/>
   </w:num>
   <w:num w:numId="136" w16cid:durableId="694233847">
-    <w:abstractNumId w:val="114"/>
+    <w:abstractNumId w:val="120"/>
   </w:num>
   <w:num w:numId="137" w16cid:durableId="567348598">
     <w:abstractNumId w:val="24"/>
   </w:num>
   <w:num w:numId="138" w16cid:durableId="642736442">
     <w:abstractNumId w:val="25"/>
+  </w:num>
+  <w:num w:numId="139" w16cid:durableId="42679648">
+    <w:abstractNumId w:val="114"/>
+  </w:num>
+  <w:num w:numId="140" w16cid:durableId="1698890512">
+    <w:abstractNumId w:val="88"/>
+  </w:num>
+  <w:num w:numId="141" w16cid:durableId="819929340">
+    <w:abstractNumId w:val="47"/>
+  </w:num>
+  <w:num w:numId="142" w16cid:durableId="1388917877">
+    <w:abstractNumId w:val="27"/>
+  </w:num>
+  <w:num w:numId="143" w16cid:durableId="1623807843">
+    <w:abstractNumId w:val="59"/>
+  </w:num>
+  <w:num w:numId="144" w16cid:durableId="1045373370">
+    <w:abstractNumId w:val="48"/>
   </w:num>
   <w:numIdMacAtCleanup w:val="100"/>
 </w:numbering>

--- a/MF0490_3 Gestión de servicios en el sistema informático/AMPLIACIONES/CURSO DE LINUX/Curso de Linux.docx
+++ b/MF0490_3 Gestión de servicios en el sistema informático/AMPLIACIONES/CURSO DE LINUX/Curso de Linux.docx
@@ -26013,18 +26013,28 @@
         <w:rPr>
           <w:b/>
           <w:bCs/>
-        </w:rPr>
-      </w:pPr>
-      <w:r>
-        <w:rPr>
-          <w:b/>
-          <w:bCs/>
+          <w:color w:val="EE0000"/>
+        </w:rPr>
+      </w:pPr>
+      <w:r>
+        <w:rPr>
+          <w:b/>
+          <w:bCs/>
+          <w:color w:val="EE0000"/>
         </w:rPr>
         <w:t>21. Cambiar el puerto por defecto de SSH</w:t>
       </w:r>
     </w:p>
     <w:p>
-      <w:r>
+      <w:pPr>
+        <w:rPr>
+          <w:color w:val="EE0000"/>
+        </w:rPr>
+      </w:pPr>
+      <w:r>
+        <w:rPr>
+          <w:color w:val="EE0000"/>
+        </w:rPr>
         <w:t>Editar:</w:t>
       </w:r>
     </w:p>
@@ -26035,28 +26045,49 @@
           <w:ilvl w:val="0"/>
           <w:numId w:val="102"/>
         </w:numPr>
-      </w:pPr>
-      <w:r>
+        <w:rPr>
+          <w:color w:val="EE0000"/>
+        </w:rPr>
+      </w:pPr>
+      <w:r>
+        <w:rPr>
+          <w:color w:val="EE0000"/>
+        </w:rPr>
         <w:t>sudo nano /</w:t>
       </w:r>
       <w:proofErr w:type="spellStart"/>
       <w:r>
+        <w:rPr>
+          <w:color w:val="EE0000"/>
+        </w:rPr>
         <w:t>etc</w:t>
       </w:r>
       <w:proofErr w:type="spellEnd"/>
       <w:r>
+        <w:rPr>
+          <w:color w:val="EE0000"/>
+        </w:rPr>
         <w:t>/</w:t>
       </w:r>
       <w:proofErr w:type="spellStart"/>
       <w:r>
+        <w:rPr>
+          <w:color w:val="EE0000"/>
+        </w:rPr>
         <w:t>ssh</w:t>
       </w:r>
       <w:proofErr w:type="spellEnd"/>
       <w:r>
+        <w:rPr>
+          <w:color w:val="EE0000"/>
+        </w:rPr>
         <w:t>/</w:t>
       </w:r>
       <w:proofErr w:type="spellStart"/>
       <w:r>
+        <w:rPr>
+          <w:color w:val="EE0000"/>
+        </w:rPr>
         <w:t>sshd_config</w:t>
       </w:r>
       <w:proofErr w:type="spellEnd"/>
@@ -26066,12 +26097,14 @@
         <w:rPr>
           <w:b/>
           <w:bCs/>
-        </w:rPr>
-      </w:pPr>
-      <w:r>
-        <w:rPr>
-          <w:b/>
-          <w:bCs/>
+          <w:color w:val="EE0000"/>
+        </w:rPr>
+      </w:pPr>
+      <w:r>
+        <w:rPr>
+          <w:b/>
+          <w:bCs/>
+          <w:color w:val="EE0000"/>
         </w:rPr>
         <w:t>22. Comprobar que SSH escucha en el nuevo puerto</w:t>
       </w:r>
@@ -26083,31 +26116,52 @@
           <w:ilvl w:val="0"/>
           <w:numId w:val="102"/>
         </w:numPr>
-      </w:pPr>
-      <w:proofErr w:type="spellStart"/>
-      <w:r>
+        <w:rPr>
+          <w:color w:val="EE0000"/>
+        </w:rPr>
+      </w:pPr>
+      <w:proofErr w:type="spellStart"/>
+      <w:r>
+        <w:rPr>
+          <w:color w:val="EE0000"/>
+        </w:rPr>
         <w:t>ss</w:t>
       </w:r>
       <w:proofErr w:type="spellEnd"/>
       <w:r>
+        <w:rPr>
+          <w:color w:val="EE0000"/>
+        </w:rPr>
         <w:t xml:space="preserve"> -</w:t>
       </w:r>
       <w:proofErr w:type="spellStart"/>
       <w:r>
+        <w:rPr>
+          <w:color w:val="EE0000"/>
+        </w:rPr>
         <w:t>tulnp</w:t>
       </w:r>
       <w:proofErr w:type="spellEnd"/>
       <w:r>
+        <w:rPr>
+          <w:color w:val="EE0000"/>
+        </w:rPr>
         <w:t xml:space="preserve"> | grep </w:t>
       </w:r>
       <w:proofErr w:type="spellStart"/>
       <w:r>
+        <w:rPr>
+          <w:color w:val="EE0000"/>
+        </w:rPr>
         <w:t>ssh</w:t>
       </w:r>
       <w:proofErr w:type="spellEnd"/>
     </w:p>
     <w:p>
       <w:r>
+        <w:rPr>
+          <w:color w:val="EE0000"/>
+        </w:rPr>
         <w:pict w14:anchorId="31467688">
           <v:rect id="_x0000_i1234" style="width:0;height:1.5pt" o:hralign="center" o:hrstd="t" o:hr="t" fillcolor="#a0a0a0" stroked="f"/>
         </w:pict>
@@ -26191,23 +26245,41 @@
         <w:rPr>
           <w:b/>
           <w:bCs/>
-        </w:rPr>
-      </w:pPr>
-      <w:r>
-        <w:rPr>
-          <w:b/>
-          <w:bCs/>
+          <w:color w:val="EE0000"/>
+        </w:rPr>
+      </w:pPr>
+      <w:r>
+        <w:rPr>
+          <w:b/>
+          <w:bCs/>
+          <w:color w:val="EE0000"/>
         </w:rPr>
         <w:t>24. Probar fallo de DNS</w:t>
       </w:r>
     </w:p>
     <w:p>
-      <w:r>
+      <w:pPr>
+        <w:rPr>
+          <w:color w:val="EE0000"/>
+        </w:rPr>
+      </w:pPr>
+      <w:r>
+        <w:rPr>
+          <w:color w:val="EE0000"/>
+        </w:rPr>
         <w:t>Cambiar DNS a uno incorrecto y probar ping a dominio.</w:t>
       </w:r>
     </w:p>
     <w:p>
-      <w:r>
+      <w:pPr>
+        <w:rPr>
+          <w:color w:val="EE0000"/>
+        </w:rPr>
+      </w:pPr>
+      <w:r>
+        <w:rPr>
+          <w:color w:val="EE0000"/>
+        </w:rPr>
         <w:lastRenderedPageBreak/>
         <w:pict w14:anchorId="24FF3030">
           <v:rect id="_x0000_i1236" style="width:0;height:1.5pt" o:hralign="center" o:hrstd="t" o:hr="t" fillcolor="#a0a0a0" stroked="f"/>
@@ -26219,12 +26291,14 @@
         <w:rPr>
           <w:b/>
           <w:bCs/>
-        </w:rPr>
-      </w:pPr>
-      <w:r>
-        <w:rPr>
-          <w:b/>
-          <w:bCs/>
+          <w:color w:val="EE0000"/>
+        </w:rPr>
+      </w:pPr>
+      <w:r>
+        <w:rPr>
+          <w:b/>
+          <w:bCs/>
+          <w:color w:val="EE0000"/>
         </w:rPr>
         <w:t>25. Analizar tráfico activo por proceso</w:t>
       </w:r>
@@ -26236,17 +26310,29 @@
           <w:ilvl w:val="0"/>
           <w:numId w:val="102"/>
         </w:numPr>
-      </w:pPr>
-      <w:proofErr w:type="spellStart"/>
-      <w:r>
+        <w:rPr>
+          <w:color w:val="EE0000"/>
+        </w:rPr>
+      </w:pPr>
+      <w:proofErr w:type="spellStart"/>
+      <w:r>
+        <w:rPr>
+          <w:color w:val="EE0000"/>
+        </w:rPr>
         <w:t>ss</w:t>
       </w:r>
       <w:proofErr w:type="spellEnd"/>
       <w:r>
+        <w:rPr>
+          <w:color w:val="EE0000"/>
+        </w:rPr>
         <w:t xml:space="preserve"> -</w:t>
       </w:r>
       <w:proofErr w:type="spellStart"/>
       <w:r>
+        <w:rPr>
+          <w:color w:val="EE0000"/>
+        </w:rPr>
         <w:t>tp</w:t>
       </w:r>
       <w:proofErr w:type="spellEnd"/>
@@ -26256,6 +26342,7 @@
         <w:rPr>
           <w:b/>
           <w:bCs/>
+          <w:color w:val="EE0000"/>
           <w:sz w:val="32"/>
           <w:szCs w:val="32"/>
         </w:rPr>
@@ -26264,6 +26351,7 @@
         <w:rPr>
           <w:b/>
           <w:bCs/>
+          <w:color w:val="EE0000"/>
         </w:rPr>
         <w:t xml:space="preserve">26. </w:t>
       </w:r>
@@ -26271,6 +26359,7 @@
         <w:rPr>
           <w:b/>
           <w:bCs/>
+          <w:color w:val="EE0000"/>
           <w:sz w:val="32"/>
           <w:szCs w:val="32"/>
         </w:rPr>
@@ -26281,6 +26370,7 @@
         <w:rPr>
           <w:b/>
           <w:bCs/>
+          <w:color w:val="EE0000"/>
           <w:sz w:val="32"/>
           <w:szCs w:val="32"/>
         </w:rPr>
@@ -27431,19 +27521,23 @@
         <w:rPr>
           <w:b/>
           <w:bCs/>
-        </w:rPr>
-      </w:pPr>
-      <w:r>
-        <w:rPr>
-          <w:b/>
-          <w:bCs/>
-        </w:rPr>
+          <w:sz w:val="36"/>
+          <w:szCs w:val="36"/>
+        </w:rPr>
+      </w:pPr>
+      <w:r>
+        <w:rPr>
+          <w:b/>
+          <w:bCs/>
+          <w:sz w:val="36"/>
+          <w:szCs w:val="36"/>
+        </w:rPr>
+        <w:lastRenderedPageBreak/>
         <w:t>28. Crear un script de diagnóstico de red</w:t>
       </w:r>
     </w:p>
     <w:p>
       <w:r>
-        <w:lastRenderedPageBreak/>
         <w:t>Debe mostrar:</w:t>
       </w:r>
     </w:p>
@@ -27689,398 +27783,397 @@
     </w:p>
     <w:p>
       <w:r>
+        <w:t>echo "2) Gateway (puerta de enlace):"</w:t>
+      </w:r>
+    </w:p>
+    <w:p>
+      <w:pPr>
+        <w:rPr>
+          <w:lang w:val="en-GB"/>
+        </w:rPr>
+      </w:pPr>
+      <w:r>
+        <w:rPr>
+          <w:lang w:val="en-GB"/>
+        </w:rPr>
+        <w:t>GW=$(</w:t>
+      </w:r>
+      <w:proofErr w:type="spellStart"/>
+      <w:r>
+        <w:rPr>
+          <w:lang w:val="en-GB"/>
+        </w:rPr>
+        <w:t>ip</w:t>
+      </w:r>
+      <w:proofErr w:type="spellEnd"/>
+      <w:r>
+        <w:rPr>
+          <w:lang w:val="en-GB"/>
+        </w:rPr>
+        <w:t xml:space="preserve"> route | awk '/default/ {print $3}')</w:t>
+      </w:r>
+    </w:p>
+    <w:p>
+      <w:proofErr w:type="spellStart"/>
+      <w:r>
+        <w:t>if</w:t>
+      </w:r>
+      <w:proofErr w:type="spellEnd"/>
+      <w:r>
+        <w:t xml:space="preserve"> [ -z "$GW</w:t>
+      </w:r>
+      <w:proofErr w:type="gramStart"/>
+      <w:r>
+        <w:t>" ]</w:t>
+      </w:r>
+      <w:proofErr w:type="gramEnd"/>
+      <w:r>
+        <w:t xml:space="preserve">; </w:t>
+      </w:r>
+      <w:proofErr w:type="spellStart"/>
+      <w:r>
+        <w:t>then</w:t>
+      </w:r>
+      <w:proofErr w:type="spellEnd"/>
+    </w:p>
+    <w:p>
+      <w:r>
+        <w:t xml:space="preserve">  echo "   Gateway: No hay (normal en Red Interna de VirtualBox) </w:t>
+      </w:r>
+      <w:r>
+        <w:rPr>
+          <w:rFonts w:ascii="Segoe UI Emoji" w:hAnsi="Segoe UI Emoji" w:cs="Segoe UI Emoji"/>
+        </w:rPr>
+        <w:t>⚠️</w:t>
+      </w:r>
+      <w:r>
+        <w:t>"</w:t>
+      </w:r>
+    </w:p>
+    <w:p>
+      <w:pPr>
+        <w:rPr>
+          <w:lang w:val="en-GB"/>
+        </w:rPr>
+      </w:pPr>
+      <w:r>
+        <w:rPr>
+          <w:lang w:val="en-GB"/>
+        </w:rPr>
+        <w:t>else</w:t>
+      </w:r>
+    </w:p>
+    <w:p>
+      <w:pPr>
+        <w:rPr>
+          <w:lang w:val="en-GB"/>
+        </w:rPr>
+      </w:pPr>
+      <w:r>
+        <w:rPr>
+          <w:lang w:val="en-GB"/>
+        </w:rPr>
+        <w:t xml:space="preserve">  echo "   Gateway: $GW </w:t>
+      </w:r>
+      <w:r>
+        <w:rPr>
+          <w:rFonts w:ascii="Segoe UI Emoji" w:hAnsi="Segoe UI Emoji" w:cs="Segoe UI Emoji"/>
+          <w:lang w:val="en-GB"/>
+        </w:rPr>
+        <w:t>✅</w:t>
+      </w:r>
+      <w:r>
+        <w:rPr>
+          <w:lang w:val="en-GB"/>
+        </w:rPr>
+        <w:t>"</w:t>
+      </w:r>
+    </w:p>
+    <w:p>
+      <w:pPr>
+        <w:rPr>
+          <w:lang w:val="en-GB"/>
+        </w:rPr>
+      </w:pPr>
+      <w:r>
+        <w:rPr>
+          <w:lang w:val="en-GB"/>
+        </w:rPr>
+        <w:t>fi</w:t>
+      </w:r>
+    </w:p>
+    <w:p>
+      <w:pPr>
+        <w:rPr>
+          <w:lang w:val="en-GB"/>
+        </w:rPr>
+      </w:pPr>
+      <w:r>
+        <w:rPr>
+          <w:lang w:val="en-GB"/>
+        </w:rPr>
+        <w:t>echo</w:t>
+      </w:r>
+    </w:p>
+    <w:p>
+      <w:pPr>
+        <w:rPr>
+          <w:lang w:val="en-GB"/>
+        </w:rPr>
+      </w:pPr>
+    </w:p>
+    <w:p>
+      <w:pPr>
+        <w:rPr>
+          <w:lang w:val="en-GB"/>
+        </w:rPr>
+      </w:pPr>
+      <w:r>
+        <w:rPr>
+          <w:lang w:val="en-GB"/>
+        </w:rPr>
+        <w:t># 3) DNS</w:t>
+      </w:r>
+    </w:p>
+    <w:p>
+      <w:r>
+        <w:t>echo "3) DNS (servidores de nombres):"</w:t>
+      </w:r>
+    </w:p>
+    <w:p>
+      <w:pPr>
+        <w:rPr>
+          <w:lang w:val="en-GB"/>
+        </w:rPr>
+      </w:pPr>
+      <w:r>
+        <w:rPr>
+          <w:lang w:val="en-GB"/>
+        </w:rPr>
+        <w:t>DNS=$(grep "nameserver" /etc/</w:t>
+      </w:r>
+      <w:proofErr w:type="spellStart"/>
+      <w:r>
+        <w:rPr>
+          <w:lang w:val="en-GB"/>
+        </w:rPr>
+        <w:t>resolv.conf</w:t>
+      </w:r>
+      <w:proofErr w:type="spellEnd"/>
+      <w:r>
+        <w:rPr>
+          <w:lang w:val="en-GB"/>
+        </w:rPr>
+        <w:t xml:space="preserve"> 2&gt;/dev/null | awk '{print $2}')</w:t>
+      </w:r>
+    </w:p>
+    <w:p>
+      <w:proofErr w:type="spellStart"/>
+      <w:r>
+        <w:t>if</w:t>
+      </w:r>
+      <w:proofErr w:type="spellEnd"/>
+      <w:r>
+        <w:t xml:space="preserve"> [ -z "$DNS</w:t>
+      </w:r>
+      <w:proofErr w:type="gramStart"/>
+      <w:r>
+        <w:t>" ]</w:t>
+      </w:r>
+      <w:proofErr w:type="gramEnd"/>
+      <w:r>
+        <w:t xml:space="preserve">; </w:t>
+      </w:r>
+      <w:proofErr w:type="spellStart"/>
+      <w:r>
+        <w:t>then</w:t>
+      </w:r>
+      <w:proofErr w:type="spellEnd"/>
+    </w:p>
+    <w:p>
+      <w:r>
+        <w:t xml:space="preserve">  echo "   DNS: No encontrado </w:t>
+      </w:r>
+      <w:r>
+        <w:rPr>
+          <w:rFonts w:ascii="Segoe UI Emoji" w:hAnsi="Segoe UI Emoji" w:cs="Segoe UI Emoji"/>
+        </w:rPr>
+        <w:t>❌</w:t>
+      </w:r>
+      <w:r>
+        <w:t>"</w:t>
+      </w:r>
+    </w:p>
+    <w:p>
+      <w:proofErr w:type="spellStart"/>
+      <w:r>
+        <w:t>else</w:t>
+      </w:r>
+      <w:proofErr w:type="spellEnd"/>
+    </w:p>
+    <w:p>
+      <w:r>
+        <w:t xml:space="preserve">  echo "   DNS:"</w:t>
+      </w:r>
+    </w:p>
+    <w:p>
+      <w:r>
+        <w:t xml:space="preserve">  echo "$DNS" | sed 's/^/   - /'</w:t>
+      </w:r>
+    </w:p>
+    <w:p>
+      <w:r>
+        <w:t xml:space="preserve">  echo "   </w:t>
+      </w:r>
+      <w:r>
+        <w:rPr>
+          <w:rFonts w:ascii="Segoe UI Emoji" w:hAnsi="Segoe UI Emoji" w:cs="Segoe UI Emoji"/>
+        </w:rPr>
+        <w:t>✅</w:t>
+      </w:r>
+      <w:r>
+        <w:t>"</w:t>
+      </w:r>
+    </w:p>
+    <w:p>
+      <w:r>
+        <w:t>fi</w:t>
+      </w:r>
+    </w:p>
+    <w:p>
+      <w:r>
+        <w:t>echo</w:t>
+      </w:r>
+    </w:p>
+    <w:p/>
+    <w:p>
+      <w:r>
+        <w:t># 4) Conectividad a Internet</w:t>
+      </w:r>
+    </w:p>
+    <w:p>
+      <w:r>
+        <w:t>echo "4) Conectividad a Internet:"</w:t>
+      </w:r>
+    </w:p>
+    <w:p>
+      <w:pPr>
+        <w:rPr>
+          <w:lang w:val="en-GB"/>
+        </w:rPr>
+      </w:pPr>
+      <w:r>
+        <w:rPr>
+          <w:lang w:val="en-GB"/>
+        </w:rPr>
+        <w:t>ping -c 2 -W 1 8.8.8.8 &gt; /dev/null 2&gt;&amp;1</w:t>
+      </w:r>
+    </w:p>
+    <w:p>
+      <w:pPr>
+        <w:rPr>
+          <w:lang w:val="en-GB"/>
+        </w:rPr>
+      </w:pPr>
+      <w:r>
+        <w:rPr>
+          <w:lang w:val="en-GB"/>
+        </w:rPr>
+        <w:t>if [ $? -</w:t>
+      </w:r>
+      <w:proofErr w:type="spellStart"/>
+      <w:r>
+        <w:rPr>
+          <w:lang w:val="en-GB"/>
+        </w:rPr>
+        <w:t>eq</w:t>
+      </w:r>
+      <w:proofErr w:type="spellEnd"/>
+      <w:r>
+        <w:rPr>
+          <w:lang w:val="en-GB"/>
+        </w:rPr>
+        <w:t xml:space="preserve"> </w:t>
+      </w:r>
+      <w:proofErr w:type="gramStart"/>
+      <w:r>
+        <w:rPr>
+          <w:lang w:val="en-GB"/>
+        </w:rPr>
+        <w:t>0 ]</w:t>
+      </w:r>
+      <w:proofErr w:type="gramEnd"/>
+      <w:r>
+        <w:rPr>
+          <w:lang w:val="en-GB"/>
+        </w:rPr>
+        <w:t>; then</w:t>
+      </w:r>
+    </w:p>
+    <w:p>
+      <w:pPr>
+        <w:rPr>
+          <w:lang w:val="en-GB"/>
+        </w:rPr>
+      </w:pPr>
+      <w:r>
+        <w:rPr>
+          <w:lang w:val="en-GB"/>
+        </w:rPr>
+        <w:t xml:space="preserve">  echo "   Internet: OK (ping </w:t>
+      </w:r>
+      <w:proofErr w:type="gramStart"/>
+      <w:r>
+        <w:rPr>
+          <w:lang w:val="en-GB"/>
+        </w:rPr>
+        <w:t>a</w:t>
+      </w:r>
+      <w:proofErr w:type="gramEnd"/>
+      <w:r>
+        <w:rPr>
+          <w:lang w:val="en-GB"/>
+        </w:rPr>
+        <w:t xml:space="preserve"> 8.8.8.8) </w:t>
+      </w:r>
+      <w:r>
+        <w:rPr>
+          <w:rFonts w:ascii="Segoe UI Emoji" w:hAnsi="Segoe UI Emoji" w:cs="Segoe UI Emoji"/>
+          <w:lang w:val="en-GB"/>
+        </w:rPr>
+        <w:t>✅</w:t>
+      </w:r>
+      <w:r>
+        <w:rPr>
+          <w:lang w:val="en-GB"/>
+        </w:rPr>
+        <w:t>"</w:t>
+      </w:r>
+    </w:p>
+    <w:p>
+      <w:proofErr w:type="spellStart"/>
+      <w:r>
         <w:lastRenderedPageBreak/>
-        <w:t>echo "2) Gateway (puerta de enlace):"</w:t>
-      </w:r>
-    </w:p>
-    <w:p>
-      <w:pPr>
-        <w:rPr>
-          <w:lang w:val="en-GB"/>
-        </w:rPr>
-      </w:pPr>
-      <w:r>
-        <w:rPr>
-          <w:lang w:val="en-GB"/>
-        </w:rPr>
-        <w:t>GW=$(</w:t>
-      </w:r>
-      <w:proofErr w:type="spellStart"/>
-      <w:r>
-        <w:rPr>
-          <w:lang w:val="en-GB"/>
-        </w:rPr>
-        <w:t>ip</w:t>
-      </w:r>
-      <w:proofErr w:type="spellEnd"/>
-      <w:r>
-        <w:rPr>
-          <w:lang w:val="en-GB"/>
-        </w:rPr>
-        <w:t xml:space="preserve"> route | awk '/default/ {print $3}')</w:t>
-      </w:r>
-    </w:p>
-    <w:p>
-      <w:proofErr w:type="spellStart"/>
-      <w:r>
-        <w:t>if</w:t>
-      </w:r>
-      <w:proofErr w:type="spellEnd"/>
-      <w:r>
-        <w:t xml:space="preserve"> [ -z "$GW</w:t>
-      </w:r>
-      <w:proofErr w:type="gramStart"/>
-      <w:r>
-        <w:t>" ]</w:t>
-      </w:r>
-      <w:proofErr w:type="gramEnd"/>
-      <w:r>
-        <w:t xml:space="preserve">; </w:t>
-      </w:r>
-      <w:proofErr w:type="spellStart"/>
-      <w:r>
-        <w:t>then</w:t>
-      </w:r>
-      <w:proofErr w:type="spellEnd"/>
-    </w:p>
-    <w:p>
-      <w:r>
-        <w:t xml:space="preserve">  echo "   Gateway: No hay (normal en Red Interna de VirtualBox) </w:t>
+        <w:t>else</w:t>
+      </w:r>
+      <w:proofErr w:type="spellEnd"/>
+    </w:p>
+    <w:p>
+      <w:r>
+        <w:t xml:space="preserve">  echo "   Internet: NO hay conexión (ping fallido) </w:t>
       </w:r>
       <w:r>
         <w:rPr>
           <w:rFonts w:ascii="Segoe UI Emoji" w:hAnsi="Segoe UI Emoji" w:cs="Segoe UI Emoji"/>
         </w:rPr>
-        <w:t>⚠️</w:t>
+        <w:t>❌</w:t>
       </w:r>
       <w:r>
         <w:t>"</w:t>
       </w:r>
     </w:p>
     <w:p>
-      <w:pPr>
-        <w:rPr>
-          <w:lang w:val="en-GB"/>
-        </w:rPr>
-      </w:pPr>
-      <w:r>
-        <w:rPr>
-          <w:lang w:val="en-GB"/>
-        </w:rPr>
-        <w:t>else</w:t>
-      </w:r>
-    </w:p>
-    <w:p>
-      <w:pPr>
-        <w:rPr>
-          <w:lang w:val="en-GB"/>
-        </w:rPr>
-      </w:pPr>
-      <w:r>
-        <w:rPr>
-          <w:lang w:val="en-GB"/>
-        </w:rPr>
-        <w:t xml:space="preserve">  echo "   Gateway: $GW </w:t>
-      </w:r>
-      <w:r>
-        <w:rPr>
-          <w:rFonts w:ascii="Segoe UI Emoji" w:hAnsi="Segoe UI Emoji" w:cs="Segoe UI Emoji"/>
-          <w:lang w:val="en-GB"/>
-        </w:rPr>
-        <w:t>✅</w:t>
-      </w:r>
-      <w:r>
-        <w:rPr>
-          <w:lang w:val="en-GB"/>
-        </w:rPr>
-        <w:t>"</w:t>
-      </w:r>
-    </w:p>
-    <w:p>
-      <w:pPr>
-        <w:rPr>
-          <w:lang w:val="en-GB"/>
-        </w:rPr>
-      </w:pPr>
-      <w:r>
-        <w:rPr>
-          <w:lang w:val="en-GB"/>
-        </w:rPr>
-        <w:t>fi</w:t>
-      </w:r>
-    </w:p>
-    <w:p>
-      <w:pPr>
-        <w:rPr>
-          <w:lang w:val="en-GB"/>
-        </w:rPr>
-      </w:pPr>
-      <w:r>
-        <w:rPr>
-          <w:lang w:val="en-GB"/>
-        </w:rPr>
-        <w:t>echo</w:t>
-      </w:r>
-    </w:p>
-    <w:p>
-      <w:pPr>
-        <w:rPr>
-          <w:lang w:val="en-GB"/>
-        </w:rPr>
-      </w:pPr>
-    </w:p>
-    <w:p>
-      <w:pPr>
-        <w:rPr>
-          <w:lang w:val="en-GB"/>
-        </w:rPr>
-      </w:pPr>
-      <w:r>
-        <w:rPr>
-          <w:lang w:val="en-GB"/>
-        </w:rPr>
-        <w:t># 3) DNS</w:t>
-      </w:r>
-    </w:p>
-    <w:p>
-      <w:r>
-        <w:t>echo "3) DNS (servidores de nombres):"</w:t>
-      </w:r>
-    </w:p>
-    <w:p>
-      <w:pPr>
-        <w:rPr>
-          <w:lang w:val="en-GB"/>
-        </w:rPr>
-      </w:pPr>
-      <w:r>
-        <w:rPr>
-          <w:lang w:val="en-GB"/>
-        </w:rPr>
-        <w:t>DNS=$(grep "nameserver" /etc/</w:t>
-      </w:r>
-      <w:proofErr w:type="spellStart"/>
-      <w:r>
-        <w:rPr>
-          <w:lang w:val="en-GB"/>
-        </w:rPr>
-        <w:t>resolv.conf</w:t>
-      </w:r>
-      <w:proofErr w:type="spellEnd"/>
-      <w:r>
-        <w:rPr>
-          <w:lang w:val="en-GB"/>
-        </w:rPr>
-        <w:t xml:space="preserve"> 2&gt;/dev/null | awk '{print $2}')</w:t>
-      </w:r>
-    </w:p>
-    <w:p>
-      <w:proofErr w:type="spellStart"/>
-      <w:r>
-        <w:t>if</w:t>
-      </w:r>
-      <w:proofErr w:type="spellEnd"/>
-      <w:r>
-        <w:t xml:space="preserve"> [ -z "$DNS</w:t>
-      </w:r>
-      <w:proofErr w:type="gramStart"/>
-      <w:r>
-        <w:t>" ]</w:t>
-      </w:r>
-      <w:proofErr w:type="gramEnd"/>
-      <w:r>
-        <w:t xml:space="preserve">; </w:t>
-      </w:r>
-      <w:proofErr w:type="spellStart"/>
-      <w:r>
-        <w:t>then</w:t>
-      </w:r>
-      <w:proofErr w:type="spellEnd"/>
-    </w:p>
-    <w:p>
-      <w:r>
-        <w:t xml:space="preserve">  echo "   DNS: No encontrado </w:t>
-      </w:r>
-      <w:r>
-        <w:rPr>
-          <w:rFonts w:ascii="Segoe UI Emoji" w:hAnsi="Segoe UI Emoji" w:cs="Segoe UI Emoji"/>
-        </w:rPr>
-        <w:t>❌</w:t>
-      </w:r>
-      <w:r>
-        <w:t>"</w:t>
-      </w:r>
-    </w:p>
-    <w:p>
-      <w:proofErr w:type="spellStart"/>
-      <w:r>
-        <w:t>else</w:t>
-      </w:r>
-      <w:proofErr w:type="spellEnd"/>
-    </w:p>
-    <w:p>
-      <w:r>
-        <w:t xml:space="preserve">  echo "   DNS:"</w:t>
-      </w:r>
-    </w:p>
-    <w:p>
-      <w:r>
-        <w:t xml:space="preserve">  echo "$DNS" | sed 's/^/   - /'</w:t>
-      </w:r>
-    </w:p>
-    <w:p>
-      <w:r>
-        <w:t xml:space="preserve">  echo "   </w:t>
-      </w:r>
-      <w:r>
-        <w:rPr>
-          <w:rFonts w:ascii="Segoe UI Emoji" w:hAnsi="Segoe UI Emoji" w:cs="Segoe UI Emoji"/>
-        </w:rPr>
-        <w:t>✅</w:t>
-      </w:r>
-      <w:r>
-        <w:t>"</w:t>
-      </w:r>
-    </w:p>
-    <w:p>
-      <w:r>
-        <w:t>fi</w:t>
-      </w:r>
-    </w:p>
-    <w:p>
-      <w:r>
-        <w:t>echo</w:t>
-      </w:r>
-    </w:p>
-    <w:p/>
-    <w:p>
-      <w:r>
-        <w:t># 4) Conectividad a Internet</w:t>
-      </w:r>
-    </w:p>
-    <w:p>
-      <w:r>
-        <w:t>echo "4) Conectividad a Internet:"</w:t>
-      </w:r>
-    </w:p>
-    <w:p>
-      <w:pPr>
-        <w:rPr>
-          <w:lang w:val="en-GB"/>
-        </w:rPr>
-      </w:pPr>
-      <w:r>
-        <w:rPr>
-          <w:lang w:val="en-GB"/>
-        </w:rPr>
-        <w:t>ping -c 2 -W 1 8.8.8.8 &gt; /dev/null 2&gt;&amp;1</w:t>
-      </w:r>
-    </w:p>
-    <w:p>
-      <w:pPr>
-        <w:rPr>
-          <w:lang w:val="en-GB"/>
-        </w:rPr>
-      </w:pPr>
-      <w:r>
-        <w:rPr>
-          <w:lang w:val="en-GB"/>
-        </w:rPr>
-        <w:t>if [ $? -</w:t>
-      </w:r>
-      <w:proofErr w:type="spellStart"/>
-      <w:r>
-        <w:rPr>
-          <w:lang w:val="en-GB"/>
-        </w:rPr>
-        <w:t>eq</w:t>
-      </w:r>
-      <w:proofErr w:type="spellEnd"/>
-      <w:r>
-        <w:rPr>
-          <w:lang w:val="en-GB"/>
-        </w:rPr>
-        <w:t xml:space="preserve"> </w:t>
-      </w:r>
-      <w:proofErr w:type="gramStart"/>
-      <w:r>
-        <w:rPr>
-          <w:lang w:val="en-GB"/>
-        </w:rPr>
-        <w:t>0 ]</w:t>
-      </w:r>
-      <w:proofErr w:type="gramEnd"/>
-      <w:r>
-        <w:rPr>
-          <w:lang w:val="en-GB"/>
-        </w:rPr>
-        <w:t>; then</w:t>
-      </w:r>
-    </w:p>
-    <w:p>
-      <w:pPr>
-        <w:rPr>
-          <w:lang w:val="en-GB"/>
-        </w:rPr>
-      </w:pPr>
-      <w:r>
-        <w:rPr>
-          <w:lang w:val="en-GB"/>
-        </w:rPr>
-        <w:t xml:space="preserve">  echo "   Internet: OK (ping </w:t>
-      </w:r>
-      <w:proofErr w:type="gramStart"/>
-      <w:r>
-        <w:rPr>
-          <w:lang w:val="en-GB"/>
-        </w:rPr>
-        <w:t>a</w:t>
-      </w:r>
-      <w:proofErr w:type="gramEnd"/>
-      <w:r>
-        <w:rPr>
-          <w:lang w:val="en-GB"/>
-        </w:rPr>
-        <w:t xml:space="preserve"> 8.8.8.8) </w:t>
-      </w:r>
-      <w:r>
-        <w:rPr>
-          <w:rFonts w:ascii="Segoe UI Emoji" w:hAnsi="Segoe UI Emoji" w:cs="Segoe UI Emoji"/>
-          <w:lang w:val="en-GB"/>
-        </w:rPr>
-        <w:t>✅</w:t>
-      </w:r>
-      <w:r>
-        <w:rPr>
-          <w:lang w:val="en-GB"/>
-        </w:rPr>
-        <w:t>"</w:t>
-      </w:r>
-    </w:p>
-    <w:p>
-      <w:proofErr w:type="spellStart"/>
-      <w:r>
-        <w:t>else</w:t>
-      </w:r>
-      <w:proofErr w:type="spellEnd"/>
-    </w:p>
-    <w:p>
-      <w:r>
-        <w:t xml:space="preserve">  echo "   Internet: NO hay conexión (ping fallido) </w:t>
-      </w:r>
-      <w:r>
-        <w:rPr>
-          <w:rFonts w:ascii="Segoe UI Emoji" w:hAnsi="Segoe UI Emoji" w:cs="Segoe UI Emoji"/>
-        </w:rPr>
-        <w:t>❌</w:t>
-      </w:r>
-      <w:r>
-        <w:t>"</w:t>
-      </w:r>
-    </w:p>
-    <w:p>
-      <w:r>
-        <w:lastRenderedPageBreak/>
+      <w:r>
         <w:t>fi</w:t>
       </w:r>
     </w:p>
@@ -28409,6 +28502,7 @@
         <w:rPr>
           <w:b/>
           <w:bCs/>
+          <w:color w:val="EE0000"/>
         </w:rPr>
       </w:pPr>
       <w:r>
@@ -28416,6 +28510,7 @@
           <w:rFonts w:ascii="Segoe UI Emoji" w:hAnsi="Segoe UI Emoji" w:cs="Segoe UI Emoji"/>
           <w:b/>
           <w:bCs/>
+          <w:color w:val="EE0000"/>
         </w:rPr>
         <w:t>🛠️</w:t>
       </w:r>
@@ -28423,6 +28518,7 @@
         <w:rPr>
           <w:b/>
           <w:bCs/>
+          <w:color w:val="EE0000"/>
         </w:rPr>
         <w:t xml:space="preserve"> MINI–PROYECTO DEL MÓDULO 6</w:t>
       </w:r>
@@ -28430,6 +28526,7 @@
         <w:rPr>
           <w:b/>
           <w:bCs/>
+          <w:color w:val="EE0000"/>
         </w:rPr>
         <w:t xml:space="preserve"> EN EQUIPO</w:t>
       </w:r>
@@ -28451,6 +28548,7 @@
     </w:p>
     <w:p>
       <w:r>
+        <w:lastRenderedPageBreak/>
         <w:t xml:space="preserve">Configurar </w:t>
       </w:r>
       <w:r>
@@ -28483,7 +28581,6 @@
           <w:b/>
           <w:bCs/>
         </w:rPr>
-        <w:lastRenderedPageBreak/>
         <w:t>Tareas:</w:t>
       </w:r>
     </w:p>
@@ -28805,6 +28902,7 @@
         </w:numPr>
       </w:pPr>
       <w:r>
+        <w:lastRenderedPageBreak/>
         <w:t>verse por IP (ping),</w:t>
       </w:r>
     </w:p>
@@ -28848,7 +28946,6 @@
         </w:numPr>
       </w:pPr>
       <w:r>
-        <w:lastRenderedPageBreak/>
         <w:t>y documentar el proceso.</w:t>
       </w:r>
     </w:p>
@@ -29224,6 +29321,7 @@
           <w:b/>
           <w:bCs/>
         </w:rPr>
+        <w:lastRenderedPageBreak/>
         <w:t>1.1 Identificar interfaz</w:t>
       </w:r>
     </w:p>
@@ -29262,7 +29360,6 @@
         <w:rPr>
           <w:lang w:val="en-GB"/>
         </w:rPr>
-        <w:lastRenderedPageBreak/>
         <w:t>En VM1:</w:t>
       </w:r>
     </w:p>
@@ -29874,6 +29971,7 @@
         <w:rPr>
           <w:lang w:val="en-GB"/>
         </w:rPr>
+        <w:lastRenderedPageBreak/>
         <w:t>sudo</w:t>
       </w:r>
       <w:proofErr w:type="spellEnd"/>
@@ -29970,7 +30068,6 @@
     </w:p>
     <w:p>
       <w:r>
-        <w:lastRenderedPageBreak/>
         <w:t>Comprobar:</w:t>
       </w:r>
     </w:p>
@@ -30276,6 +30373,7 @@
           <w:b/>
           <w:bCs/>
         </w:rPr>
+        <w:lastRenderedPageBreak/>
         <w:t>4.3 Copiar clave a las otras máquinas</w:t>
       </w:r>
     </w:p>
@@ -30307,7 +30405,6 @@
         <w:rPr>
           <w:lang w:val="en-GB"/>
         </w:rPr>
-        <w:lastRenderedPageBreak/>
         <w:t>ssh-copy-id -p 2222 usuario@192.168.50.12</w:t>
       </w:r>
     </w:p>
@@ -30640,7 +30737,6 @@
     </w:p>
     <w:p>
       <w:r>
-        <w:lastRenderedPageBreak/>
         <w:t>echo</w:t>
       </w:r>
     </w:p>
@@ -30956,6 +31052,7 @@
     <w:p>
       <w:proofErr w:type="spellStart"/>
       <w:r>
+        <w:lastRenderedPageBreak/>
         <w:t>ssh</w:t>
       </w:r>
       <w:proofErr w:type="spellEnd"/>
@@ -31000,7 +31097,6 @@
     <w:p>
       <w:proofErr w:type="spellStart"/>
       <w:r>
-        <w:lastRenderedPageBreak/>
         <w:t>ssh</w:t>
       </w:r>
       <w:proofErr w:type="spellEnd"/>
@@ -31663,6 +31759,7 @@
         </w:numPr>
       </w:pPr>
       <w:r>
+        <w:lastRenderedPageBreak/>
         <w:t>No responde ping → red interna mal configurada (nombre distinto)</w:t>
       </w:r>
     </w:p>
@@ -32042,6 +32139,7 @@
     </w:p>
     <w:p>
       <w:r>
+        <w:lastRenderedPageBreak/>
         <w:t xml:space="preserve">sudo </w:t>
       </w:r>
       <w:proofErr w:type="spellStart"/>
@@ -32091,7 +32189,6 @@
     </w:p>
     <w:p>
       <w:r>
-        <w:lastRenderedPageBreak/>
         <w:t>Ver información:</w:t>
       </w:r>
     </w:p>
@@ -32456,6 +32553,7 @@
     </w:p>
     <w:p>
       <w:r>
+        <w:lastRenderedPageBreak/>
         <w:t>Eliminar paquete instalado desde .</w:t>
       </w:r>
       <w:proofErr w:type="spellStart"/>
@@ -32500,7 +32598,6 @@
           <w:b/>
           <w:bCs/>
         </w:rPr>
-        <w:lastRenderedPageBreak/>
         <w:t>📘</w:t>
       </w:r>
       <w:r>
@@ -32982,6 +33079,7 @@
           <w:b/>
           <w:bCs/>
         </w:rPr>
+        <w:lastRenderedPageBreak/>
         <w:t xml:space="preserve">5. Ver información del paquete </w:t>
       </w:r>
       <w:proofErr w:type="spellStart"/>
@@ -33050,7 +33148,6 @@
     </w:p>
     <w:p>
       <w:r>
-        <w:lastRenderedPageBreak/>
         <w:t xml:space="preserve">sudo </w:t>
       </w:r>
       <w:proofErr w:type="spellStart"/>
@@ -33562,6 +33659,7 @@
         <w:rPr>
           <w:lang w:val="en-GB"/>
         </w:rPr>
+        <w:lastRenderedPageBreak/>
         <w:t>wget</w:t>
       </w:r>
       <w:proofErr w:type="spellEnd"/>
@@ -33634,7 +33732,6 @@
           <w:b/>
           <w:bCs/>
         </w:rPr>
-        <w:lastRenderedPageBreak/>
         <w:t>18. Reparar dependencias si fallan</w:t>
       </w:r>
     </w:p>
@@ -34110,6 +34207,7 @@
     <w:p>
       <w:proofErr w:type="spellStart"/>
       <w:r>
+        <w:lastRenderedPageBreak/>
         <w:t>apt</w:t>
       </w:r>
       <w:proofErr w:type="spellEnd"/>
@@ -34178,7 +34276,6 @@
     </w:p>
     <w:p>
       <w:r>
-        <w:lastRenderedPageBreak/>
         <w:t>Crea actualizar.sh:</w:t>
       </w:r>
     </w:p>
@@ -34597,6 +34694,7 @@
         </w:numPr>
       </w:pPr>
       <w:r>
+        <w:lastRenderedPageBreak/>
         <w:t>Muestre espacio en disco</w:t>
       </w:r>
     </w:p>
@@ -34642,7 +34740,6 @@
         </w:numPr>
       </w:pPr>
       <w:r>
-        <w:lastRenderedPageBreak/>
         <w:t>0 22 * * SUN /ruta/mantenimiento.sh</w:t>
       </w:r>
     </w:p>
@@ -34884,6 +34981,7 @@
         </w:numPr>
       </w:pPr>
       <w:r>
+        <w:lastRenderedPageBreak/>
         <w:t>Añadir:</w:t>
       </w:r>
     </w:p>
@@ -34910,7 +35008,6 @@
         </w:numPr>
       </w:pPr>
       <w:r>
-        <w:lastRenderedPageBreak/>
         <w:t>Hacerlo ejecutable:</w:t>
       </w:r>
     </w:p>
@@ -35191,6 +35288,7 @@
     </w:p>
     <w:p>
       <w:r>
+        <w:lastRenderedPageBreak/>
         <w:t xml:space="preserve">    echo "Eres menor de edad"</w:t>
       </w:r>
     </w:p>
@@ -35220,7 +35318,6 @@
           <w:b/>
           <w:bCs/>
         </w:rPr>
-        <w:lastRenderedPageBreak/>
         <w:t>📘</w:t>
       </w:r>
       <w:r>
@@ -35601,6 +35698,7 @@
     </w:p>
     <w:p>
       <w:r>
+        <w:lastRenderedPageBreak/>
         <w:t>Editar tareas programadas:</w:t>
       </w:r>
     </w:p>
@@ -35621,7 +35719,6 @@
     </w:p>
     <w:p>
       <w:r>
-        <w:lastRenderedPageBreak/>
         <w:t>* * * * * comando</w:t>
       </w:r>
     </w:p>
@@ -35875,6 +35972,7 @@
     </w:p>
     <w:p>
       <w:r>
+        <w:lastRenderedPageBreak/>
         <w:pict w14:anchorId="65B8EBC3">
           <v:rect id="_x0000_i1272" style="width:0;height:1.5pt" o:hralign="center" o:hrstd="t" o:hr="t" fillcolor="#a0a0a0" stroked="f"/>
         </w:pict>
@@ -35923,7 +36021,6 @@
           <w:b/>
           <w:bCs/>
         </w:rPr>
-        <w:lastRenderedPageBreak/>
         <w:t>8. Script que muestre los 5 procesos que más CPU consumen</w:t>
       </w:r>
     </w:p>
@@ -36248,6 +36345,7 @@
     </w:p>
     <w:p>
       <w:r>
+        <w:lastRenderedPageBreak/>
         <w:pict w14:anchorId="5DC0321C">
           <v:rect id="_x0000_i1283" style="width:0;height:1.5pt" o:hralign="center" o:hrstd="t" o:hr="t" fillcolor="#a0a0a0" stroked="f"/>
         </w:pict>
@@ -36303,7 +36401,6 @@
           <w:b/>
           <w:bCs/>
         </w:rPr>
-        <w:lastRenderedPageBreak/>
         <w:t>19. Script que busque archivos mayores de 100MB</w:t>
       </w:r>
     </w:p>
@@ -36624,6 +36721,7 @@
           <w:b/>
           <w:bCs/>
         </w:rPr>
+        <w:lastRenderedPageBreak/>
         <w:t>30. Script que genere informes diarios de estado</w:t>
       </w:r>
     </w:p>
@@ -36651,7 +36749,6 @@
           <w:b/>
           <w:bCs/>
         </w:rPr>
-        <w:lastRenderedPageBreak/>
         <w:t xml:space="preserve">31. Script que haga </w:t>
       </w:r>
       <w:proofErr w:type="gramStart"/>
@@ -36971,6 +37068,7 @@
         </w:numPr>
       </w:pPr>
       <w:r>
+        <w:lastRenderedPageBreak/>
         <w:t xml:space="preserve">Estado de un servicio (apache2 o </w:t>
       </w:r>
       <w:proofErr w:type="spellStart"/>
@@ -37006,7 +37104,6 @@
     </w:p>
     <w:p>
       <w:r>
-        <w:lastRenderedPageBreak/>
         <w:t>/</w:t>
       </w:r>
       <w:proofErr w:type="spellStart"/>
@@ -37282,6 +37379,7 @@
           <w:b/>
           <w:bCs/>
         </w:rPr>
+        <w:lastRenderedPageBreak/>
         <w:t>✔</w:t>
       </w:r>
       <w:r>
@@ -37339,7 +37437,6 @@
     </w:p>
     <w:p>
       <w:r>
-        <w:lastRenderedPageBreak/>
         <w:t>Reducir superficie de ataque:</w:t>
       </w:r>
     </w:p>
@@ -37731,6 +37828,7 @@
     </w:p>
     <w:p>
       <w:r>
+        <w:lastRenderedPageBreak/>
         <w:t>Archivo de configuración:</w:t>
       </w:r>
     </w:p>
@@ -37768,7 +37866,6 @@
     <w:p>
       <w:proofErr w:type="spellStart"/>
       <w:r>
-        <w:lastRenderedPageBreak/>
         <w:t>PermitRootLogin</w:t>
       </w:r>
       <w:proofErr w:type="spellEnd"/>
@@ -38110,6 +38207,7 @@
               <w:spacing w:after="160" w:line="278" w:lineRule="auto"/>
             </w:pPr>
             <w:r>
+              <w:lastRenderedPageBreak/>
               <w:t>r</w:t>
             </w:r>
           </w:p>
@@ -38206,7 +38304,6 @@
     <w:p>
       <w:proofErr w:type="spellStart"/>
       <w:r>
-        <w:lastRenderedPageBreak/>
         <w:t>setfacl</w:t>
       </w:r>
       <w:proofErr w:type="spellEnd"/>
@@ -38539,6 +38636,7 @@
     </w:p>
     <w:p>
       <w:r>
+        <w:lastRenderedPageBreak/>
         <w:pict w14:anchorId="49731E24">
           <v:rect id="_x0000_i1314" style="width:0;height:1.5pt" o:hralign="center" o:hrstd="t" o:hr="t" fillcolor="#a0a0a0" stroked="f"/>
         </w:pict>
@@ -38604,7 +38702,6 @@
         <w:rPr>
           <w:lang w:val="en-GB"/>
         </w:rPr>
-        <w:lastRenderedPageBreak/>
         <w:t>Comprobar</w:t>
       </w:r>
       <w:proofErr w:type="spellEnd"/>
@@ -38973,6 +39070,7 @@
           <w:b/>
           <w:bCs/>
         </w:rPr>
+        <w:lastRenderedPageBreak/>
         <w:t>7. Ver logs de acceso fallido</w:t>
       </w:r>
     </w:p>
@@ -39045,7 +39143,6 @@
     </w:p>
     <w:p>
       <w:r>
-        <w:lastRenderedPageBreak/>
         <w:t>Editar /</w:t>
       </w:r>
       <w:proofErr w:type="spellStart"/>
@@ -39442,6 +39539,7 @@
           <w:b/>
           <w:bCs/>
         </w:rPr>
+        <w:lastRenderedPageBreak/>
         <w:t>16. Permitir solo un rango de IP para SSH</w:t>
       </w:r>
     </w:p>
@@ -39505,7 +39603,6 @@
     <w:p>
       <w:proofErr w:type="spellStart"/>
       <w:r>
-        <w:lastRenderedPageBreak/>
         <w:t>chmod</w:t>
       </w:r>
       <w:proofErr w:type="spellEnd"/>
@@ -39820,6 +39917,7 @@
         </w:numPr>
       </w:pPr>
       <w:r>
+        <w:lastRenderedPageBreak/>
         <w:t>PASS_MIN_DAYS</w:t>
       </w:r>
     </w:p>
@@ -39868,7 +39966,6 @@
     </w:p>
     <w:p>
       <w:r>
-        <w:lastRenderedPageBreak/>
         <w:pict w14:anchorId="7972E2E2">
           <v:rect id="_x0000_i1340" style="width:0;height:1.5pt" o:hralign="center" o:hrstd="t" o:hr="t" fillcolor="#a0a0a0" stroked="f"/>
         </w:pict>
@@ -40231,6 +40328,7 @@
           <w:b/>
           <w:bCs/>
         </w:rPr>
+        <w:lastRenderedPageBreak/>
         <w:t>🛠️</w:t>
       </w:r>
       <w:r>
@@ -40280,7 +40378,6 @@
           <w:b/>
           <w:bCs/>
         </w:rPr>
-        <w:lastRenderedPageBreak/>
         <w:t>Tareas del proyecto:</w:t>
       </w:r>
     </w:p>
@@ -40563,6 +40660,7 @@
         </w:numPr>
       </w:pPr>
       <w:r>
+        <w:lastRenderedPageBreak/>
         <w:t>0 * * * * /ruta/seguridad.sh</w:t>
       </w:r>
     </w:p>
@@ -40581,7 +40679,6 @@
         <w:rPr>
           <w:rFonts w:ascii="Segoe UI Emoji" w:hAnsi="Segoe UI Emoji" w:cs="Segoe UI Emoji"/>
         </w:rPr>
-        <w:lastRenderedPageBreak/>
         <w:t>🟦</w:t>
       </w:r>
       <w:r>
@@ -40879,6 +40976,7 @@
         </w:numPr>
       </w:pPr>
       <w:r>
+        <w:lastRenderedPageBreak/>
         <w:t>Aplique políticas de seguridad</w:t>
       </w:r>
     </w:p>
@@ -40913,7 +41011,6 @@
           <w:b/>
           <w:bCs/>
         </w:rPr>
-        <w:lastRenderedPageBreak/>
         <w:t>🟦</w:t>
       </w:r>
       <w:r>
@@ -41349,6 +41446,7 @@
         </w:numPr>
       </w:pPr>
       <w:r>
+        <w:lastRenderedPageBreak/>
         <w:t>5 alumnos</w:t>
       </w:r>
     </w:p>
@@ -41386,7 +41484,6 @@
           <w:b/>
           <w:bCs/>
         </w:rPr>
-        <w:lastRenderedPageBreak/>
         <w:t>8. Asignar grupos correspondientes</w:t>
       </w:r>
     </w:p>
@@ -41771,6 +41868,7 @@
     </w:p>
     <w:p>
       <w:r>
+        <w:lastRenderedPageBreak/>
         <w:pict w14:anchorId="051F7706">
           <v:rect id="_x0000_i1355" style="width:0;height:1.5pt" o:hralign="center" o:hrstd="t" o:hr="t" fillcolor="#a0a0a0" stroked="f"/>
         </w:pict>
@@ -41822,7 +41920,6 @@
         </w:numPr>
       </w:pPr>
       <w:r>
-        <w:lastRenderedPageBreak/>
         <w:t>permitir SSH</w:t>
       </w:r>
     </w:p>
@@ -42224,6 +42321,7 @@
         </w:numPr>
       </w:pPr>
       <w:r>
+        <w:lastRenderedPageBreak/>
         <w:t>RAM</w:t>
       </w:r>
     </w:p>
@@ -42261,7 +42359,6 @@
           <w:b/>
           <w:bCs/>
         </w:rPr>
-        <w:lastRenderedPageBreak/>
         <w:t>25. Crear un script de backup de /</w:t>
       </w:r>
       <w:proofErr w:type="spellStart"/>
@@ -42586,6 +42683,7 @@
     </w:p>
     <w:p>
       <w:r>
+        <w:lastRenderedPageBreak/>
         <w:pict w14:anchorId="2C5444A0">
           <v:rect id="_x0000_i1358" style="width:0;height:1.5pt" o:hralign="center" o:hrstd="t" o:hr="t" fillcolor="#a0a0a0" stroked="f"/>
         </w:pict>
@@ -42624,7 +42722,6 @@
         <w:rPr>
           <w:rFonts w:ascii="Segoe UI Symbol" w:hAnsi="Segoe UI Symbol" w:cs="Segoe UI Symbol"/>
         </w:rPr>
-        <w:lastRenderedPageBreak/>
         <w:t>✔</w:t>
       </w:r>
       <w:r>
@@ -43262,6 +43359,7 @@
         <w:rPr>
           <w:rFonts w:ascii="Segoe UI Emoji" w:hAnsi="Segoe UI Emoji" w:cs="Segoe UI Emoji"/>
         </w:rPr>
+        <w:lastRenderedPageBreak/>
         <w:t>➡️</w:t>
       </w:r>
       <w:r>
@@ -43385,7 +43483,6 @@
           <w:b/>
           <w:bCs/>
         </w:rPr>
-        <w:lastRenderedPageBreak/>
         <w:t>2) En Parrot: instalar dependencias necesarias</w:t>
       </w:r>
     </w:p>
@@ -43827,6 +43924,7 @@
           <w:b/>
           <w:bCs/>
         </w:rPr>
+        <w:lastRenderedPageBreak/>
         <w:t>✅</w:t>
       </w:r>
       <w:r>
@@ -43871,7 +43969,6 @@
       </w:pPr>
       <w:proofErr w:type="spellStart"/>
       <w:r>
-        <w:lastRenderedPageBreak/>
         <w:t>vboxguest</w:t>
       </w:r>
       <w:proofErr w:type="spellEnd"/>
@@ -44267,6 +44364,7 @@
           <w:b/>
           <w:bCs/>
         </w:rPr>
+        <w:lastRenderedPageBreak/>
         <w:t>1) Ver interfaces de red</w:t>
       </w:r>
     </w:p>
@@ -44320,7 +44418,6 @@
         </w:tabs>
       </w:pPr>
       <w:r>
-        <w:lastRenderedPageBreak/>
         <w:t>enp0s8</w:t>
       </w:r>
     </w:p>
@@ -44768,6 +44865,7 @@
         <w:rPr>
           <w:lang w:val="en-GB"/>
         </w:rPr>
+        <w:lastRenderedPageBreak/>
         <w:t xml:space="preserve">      addresses:</w:t>
       </w:r>
     </w:p>
@@ -44834,7 +44932,6 @@
         <w:rPr>
           <w:rFonts w:ascii="Segoe UI Emoji" w:hAnsi="Segoe UI Emoji" w:cs="Segoe UI Emoji"/>
         </w:rPr>
-        <w:lastRenderedPageBreak/>
         <w:t>✅</w:t>
       </w:r>
       <w:r>
@@ -45274,6 +45371,7 @@
       </w:pPr>
       <w:proofErr w:type="spellStart"/>
       <w:r>
+        <w:lastRenderedPageBreak/>
         <w:t>ip</w:t>
       </w:r>
       <w:proofErr w:type="spellEnd"/>
@@ -45336,7 +45434,6 @@
           <w:b/>
           <w:bCs/>
         </w:rPr>
-        <w:lastRenderedPageBreak/>
         <w:t>Ping a otra VM (si tienes otra VM)</w:t>
       </w:r>
     </w:p>
@@ -45825,7 +45922,6 @@
         <w:pStyle w:val="Ttulo1"/>
       </w:pPr>
       <w:r>
-        <w:lastRenderedPageBreak/>
         <w:t>EJERCICIO CON EL SSH</w:t>
       </w:r>
     </w:p>
@@ -46220,6 +46316,7 @@
         </w:tabs>
       </w:pPr>
       <w:r>
+        <w:lastRenderedPageBreak/>
         <w:pict w14:anchorId="39246A37">
           <v:rect id="_x0000_i1670" style="width:0;height:1.5pt" o:hralign="center" o:hrstd="t" o:hr="t" fillcolor="#a0a0a0" stroked="f"/>
         </w:pict>
@@ -46255,12 +46352,17 @@
     </w:p>
     <w:p>
       <w:pPr>
+        <w:pStyle w:val="Prrafodelista"/>
+        <w:numPr>
+          <w:ilvl w:val="0"/>
+          <w:numId w:val="102"/>
+        </w:numPr>
+        <w:shd w:val="clear" w:color="auto" w:fill="D9F2D0" w:themeFill="accent6" w:themeFillTint="33"/>
         <w:tabs>
           <w:tab w:val="left" w:pos="1004"/>
         </w:tabs>
       </w:pPr>
       <w:r>
-        <w:lastRenderedPageBreak/>
         <w:t xml:space="preserve">sudo </w:t>
       </w:r>
       <w:proofErr w:type="spellStart"/>
@@ -46279,6 +46381,12 @@
     </w:p>
     <w:p>
       <w:pPr>
+        <w:pStyle w:val="Prrafodelista"/>
+        <w:numPr>
+          <w:ilvl w:val="0"/>
+          <w:numId w:val="102"/>
+        </w:numPr>
+        <w:shd w:val="clear" w:color="auto" w:fill="D9F2D0" w:themeFill="accent6" w:themeFillTint="33"/>
         <w:tabs>
           <w:tab w:val="left" w:pos="1004"/>
         </w:tabs>
@@ -46317,6 +46425,12 @@
     </w:p>
     <w:p>
       <w:pPr>
+        <w:pStyle w:val="Prrafodelista"/>
+        <w:numPr>
+          <w:ilvl w:val="0"/>
+          <w:numId w:val="102"/>
+        </w:numPr>
+        <w:shd w:val="clear" w:color="auto" w:fill="D9F2D0" w:themeFill="accent6" w:themeFillTint="33"/>
         <w:tabs>
           <w:tab w:val="left" w:pos="1004"/>
         </w:tabs>
@@ -46355,6 +46469,12 @@
     </w:p>
     <w:p>
       <w:pPr>
+        <w:pStyle w:val="Prrafodelista"/>
+        <w:numPr>
+          <w:ilvl w:val="0"/>
+          <w:numId w:val="102"/>
+        </w:numPr>
+        <w:shd w:val="clear" w:color="auto" w:fill="D9F2D0" w:themeFill="accent6" w:themeFillTint="33"/>
         <w:tabs>
           <w:tab w:val="left" w:pos="1004"/>
         </w:tabs>
@@ -46403,6 +46523,12 @@
     </w:p>
     <w:p>
       <w:pPr>
+        <w:pStyle w:val="Prrafodelista"/>
+        <w:numPr>
+          <w:ilvl w:val="0"/>
+          <w:numId w:val="145"/>
+        </w:numPr>
+        <w:shd w:val="clear" w:color="auto" w:fill="D9F2D0" w:themeFill="accent6" w:themeFillTint="33"/>
         <w:tabs>
           <w:tab w:val="left" w:pos="1004"/>
         </w:tabs>
@@ -46482,6 +46608,11 @@
     </w:p>
     <w:p>
       <w:pPr>
+        <w:pStyle w:val="Prrafodelista"/>
+        <w:numPr>
+          <w:ilvl w:val="0"/>
+          <w:numId w:val="145"/>
+        </w:numPr>
         <w:tabs>
           <w:tab w:val="left" w:pos="1004"/>
         </w:tabs>
@@ -46507,6 +46638,11 @@
     </w:p>
     <w:p>
       <w:pPr>
+        <w:pStyle w:val="Prrafodelista"/>
+        <w:numPr>
+          <w:ilvl w:val="0"/>
+          <w:numId w:val="146"/>
+        </w:numPr>
         <w:tabs>
           <w:tab w:val="left" w:pos="1004"/>
         </w:tabs>
@@ -46630,6 +46766,11 @@
     </w:p>
     <w:p>
       <w:pPr>
+        <w:pStyle w:val="Prrafodelista"/>
+        <w:numPr>
+          <w:ilvl w:val="0"/>
+          <w:numId w:val="145"/>
+        </w:numPr>
         <w:tabs>
           <w:tab w:val="left" w:pos="1004"/>
         </w:tabs>
@@ -46642,6 +46783,11 @@
     </w:p>
     <w:p>
       <w:pPr>
+        <w:pStyle w:val="Prrafodelista"/>
+        <w:numPr>
+          <w:ilvl w:val="0"/>
+          <w:numId w:val="145"/>
+        </w:numPr>
         <w:tabs>
           <w:tab w:val="left" w:pos="1004"/>
         </w:tabs>
@@ -46654,6 +46800,11 @@
     </w:p>
     <w:p>
       <w:pPr>
+        <w:pStyle w:val="Prrafodelista"/>
+        <w:numPr>
+          <w:ilvl w:val="0"/>
+          <w:numId w:val="145"/>
+        </w:numPr>
         <w:tabs>
           <w:tab w:val="left" w:pos="1004"/>
         </w:tabs>
@@ -46736,6 +46887,7 @@
       </w:pPr>
       <w:proofErr w:type="spellStart"/>
       <w:r>
+        <w:lastRenderedPageBreak/>
         <w:t>exit</w:t>
       </w:r>
       <w:proofErr w:type="spellEnd"/>
@@ -46767,7 +46919,6 @@
           <w:b/>
           <w:bCs/>
         </w:rPr>
-        <w:lastRenderedPageBreak/>
         <w:t>PARTE 5 — Ejecutar un comando remoto SIN entrar (clave de concepto)</w:t>
       </w:r>
     </w:p>
@@ -47131,6 +47282,7 @@
       </w:pPr>
       <w:proofErr w:type="spellStart"/>
       <w:r>
+        <w:lastRenderedPageBreak/>
         <w:t>ssh</w:t>
       </w:r>
       <w:proofErr w:type="spellEnd"/>
@@ -47171,7 +47323,6 @@
         </w:tabs>
       </w:pPr>
       <w:r>
-        <w:lastRenderedPageBreak/>
         <w:pict w14:anchorId="67EFCD53">
           <v:rect id="_x0000_i1676" style="width:0;height:1.5pt" o:hralign="center" o:hrstd="t" o:hr="t" fillcolor="#a0a0a0" stroked="f"/>
         </w:pict>
@@ -54685,6 +54836,92 @@
     </w:lvl>
   </w:abstractNum>
   <w:abstractNum w:abstractNumId="55" w15:restartNumberingAfterBreak="0">
+    <w:nsid w:val="338D683C"/>
+    <w:multiLevelType w:val="hybridMultilevel"/>
+    <w:tmpl w:val="15084332"/>
+    <w:lvl w:ilvl="0" w:tplc="0C0A000F">
+      <w:start w:val="1"/>
+      <w:numFmt w:val="decimal"/>
+      <w:lvlText w:val="%1."/>
+      <w:lvlJc w:val="left"/>
+      <w:pPr>
+        <w:ind w:left="720" w:hanging="360"/>
+      </w:pPr>
+    </w:lvl>
+    <w:lvl w:ilvl="1" w:tplc="0C0A0019" w:tentative="1">
+      <w:start w:val="1"/>
+      <w:numFmt w:val="lowerLetter"/>
+      <w:lvlText w:val="%2."/>
+      <w:lvlJc w:val="left"/>
+      <w:pPr>
+        <w:ind w:left="1440" w:hanging="360"/>
+      </w:pPr>
+    </w:lvl>
+    <w:lvl w:ilvl="2" w:tplc="0C0A001B" w:tentative="1">
+      <w:start w:val="1"/>
+      <w:numFmt w:val="lowerRoman"/>
+      <w:lvlText w:val="%3."/>
+      <w:lvlJc w:val="right"/>
+      <w:pPr>
+        <w:ind w:left="2160" w:hanging="180"/>
+      </w:pPr>
+    </w:lvl>
+    <w:lvl w:ilvl="3" w:tplc="0C0A000F" w:tentative="1">
+      <w:start w:val="1"/>
+      <w:numFmt w:val="decimal"/>
+      <w:lvlText w:val="%4."/>
+      <w:lvlJc w:val="left"/>
+      <w:pPr>
+        <w:ind w:left="2880" w:hanging="360"/>
+      </w:pPr>
+    </w:lvl>
+    <w:lvl w:ilvl="4" w:tplc="0C0A0019" w:tentative="1">
+      <w:start w:val="1"/>
+      <w:numFmt w:val="lowerLetter"/>
+      <w:lvlText w:val="%5."/>
+      <w:lvlJc w:val="left"/>
+      <w:pPr>
+        <w:ind w:left="3600" w:hanging="360"/>
+      </w:pPr>
+    </w:lvl>
+    <w:lvl w:ilvl="5" w:tplc="0C0A001B" w:tentative="1">
+      <w:start w:val="1"/>
+      <w:numFmt w:val="lowerRoman"/>
+      <w:lvlText w:val="%6."/>
+      <w:lvlJc w:val="right"/>
+      <w:pPr>
+        <w:ind w:left="4320" w:hanging="180"/>
+      </w:pPr>
+    </w:lvl>
+    <w:lvl w:ilvl="6" w:tplc="0C0A000F" w:tentative="1">
+      <w:start w:val="1"/>
+      <w:numFmt w:val="decimal"/>
+      <w:lvlText w:val="%7."/>
+      <w:lvlJc w:val="left"/>
+      <w:pPr>
+        <w:ind w:left="5040" w:hanging="360"/>
+      </w:pPr>
+    </w:lvl>
+    <w:lvl w:ilvl="7" w:tplc="0C0A0019" w:tentative="1">
+      <w:start w:val="1"/>
+      <w:numFmt w:val="lowerLetter"/>
+      <w:lvlText w:val="%8."/>
+      <w:lvlJc w:val="left"/>
+      <w:pPr>
+        <w:ind w:left="5760" w:hanging="360"/>
+      </w:pPr>
+    </w:lvl>
+    <w:lvl w:ilvl="8" w:tplc="0C0A001B" w:tentative="1">
+      <w:start w:val="1"/>
+      <w:numFmt w:val="lowerRoman"/>
+      <w:lvlText w:val="%9."/>
+      <w:lvlJc w:val="right"/>
+      <w:pPr>
+        <w:ind w:left="6480" w:hanging="180"/>
+      </w:pPr>
+    </w:lvl>
+  </w:abstractNum>
+  <w:abstractNum w:abstractNumId="56" w15:restartNumberingAfterBreak="0">
     <w:nsid w:val="34AB48D4"/>
     <w:multiLevelType w:val="multilevel"/>
     <w:tmpl w:val="77043D24"/>
@@ -54833,7 +55070,7 @@
       </w:rPr>
     </w:lvl>
   </w:abstractNum>
-  <w:abstractNum w:abstractNumId="56" w15:restartNumberingAfterBreak="0">
+  <w:abstractNum w:abstractNumId="57" w15:restartNumberingAfterBreak="0">
     <w:nsid w:val="34C701A7"/>
     <w:multiLevelType w:val="multilevel"/>
     <w:tmpl w:val="13EA6F2C"/>
@@ -54982,7 +55219,7 @@
       </w:rPr>
     </w:lvl>
   </w:abstractNum>
-  <w:abstractNum w:abstractNumId="57" w15:restartNumberingAfterBreak="0">
+  <w:abstractNum w:abstractNumId="58" w15:restartNumberingAfterBreak="0">
     <w:nsid w:val="35E558A8"/>
     <w:multiLevelType w:val="hybridMultilevel"/>
     <w:tmpl w:val="EB0CC45C"/>
@@ -55095,7 +55332,7 @@
       </w:rPr>
     </w:lvl>
   </w:abstractNum>
-  <w:abstractNum w:abstractNumId="58" w15:restartNumberingAfterBreak="0">
+  <w:abstractNum w:abstractNumId="59" w15:restartNumberingAfterBreak="0">
     <w:nsid w:val="375151B6"/>
     <w:multiLevelType w:val="multilevel"/>
     <w:tmpl w:val="F662915A"/>
@@ -55208,7 +55445,7 @@
       </w:pPr>
     </w:lvl>
   </w:abstractNum>
-  <w:abstractNum w:abstractNumId="59" w15:restartNumberingAfterBreak="0">
+  <w:abstractNum w:abstractNumId="60" w15:restartNumberingAfterBreak="0">
     <w:nsid w:val="379C2877"/>
     <w:multiLevelType w:val="multilevel"/>
     <w:tmpl w:val="1B2E031C"/>
@@ -55357,7 +55594,7 @@
       </w:rPr>
     </w:lvl>
   </w:abstractNum>
-  <w:abstractNum w:abstractNumId="60" w15:restartNumberingAfterBreak="0">
+  <w:abstractNum w:abstractNumId="61" w15:restartNumberingAfterBreak="0">
     <w:nsid w:val="39732BD1"/>
     <w:multiLevelType w:val="multilevel"/>
     <w:tmpl w:val="5874C8B8"/>
@@ -55506,7 +55743,7 @@
       </w:rPr>
     </w:lvl>
   </w:abstractNum>
-  <w:abstractNum w:abstractNumId="61" w15:restartNumberingAfterBreak="0">
+  <w:abstractNum w:abstractNumId="62" w15:restartNumberingAfterBreak="0">
     <w:nsid w:val="398552DC"/>
     <w:multiLevelType w:val="multilevel"/>
     <w:tmpl w:val="2D5A4122"/>
@@ -55655,7 +55892,7 @@
       </w:rPr>
     </w:lvl>
   </w:abstractNum>
-  <w:abstractNum w:abstractNumId="62" w15:restartNumberingAfterBreak="0">
+  <w:abstractNum w:abstractNumId="63" w15:restartNumberingAfterBreak="0">
     <w:nsid w:val="399A10B0"/>
     <w:multiLevelType w:val="multilevel"/>
     <w:tmpl w:val="E3FCD032"/>
@@ -55772,7 +56009,7 @@
       </w:pPr>
     </w:lvl>
   </w:abstractNum>
-  <w:abstractNum w:abstractNumId="63" w15:restartNumberingAfterBreak="0">
+  <w:abstractNum w:abstractNumId="64" w15:restartNumberingAfterBreak="0">
     <w:nsid w:val="39E53D80"/>
     <w:multiLevelType w:val="hybridMultilevel"/>
     <w:tmpl w:val="3A845406"/>
@@ -55885,7 +56122,7 @@
       </w:rPr>
     </w:lvl>
   </w:abstractNum>
-  <w:abstractNum w:abstractNumId="64" w15:restartNumberingAfterBreak="0">
+  <w:abstractNum w:abstractNumId="65" w15:restartNumberingAfterBreak="0">
     <w:nsid w:val="3B9037EC"/>
     <w:multiLevelType w:val="multilevel"/>
     <w:tmpl w:val="533CA7E0"/>
@@ -56034,7 +56271,7 @@
       </w:rPr>
     </w:lvl>
   </w:abstractNum>
-  <w:abstractNum w:abstractNumId="65" w15:restartNumberingAfterBreak="0">
+  <w:abstractNum w:abstractNumId="66" w15:restartNumberingAfterBreak="0">
     <w:nsid w:val="3D896221"/>
     <w:multiLevelType w:val="multilevel"/>
     <w:tmpl w:val="AE187B3C"/>
@@ -56183,7 +56420,7 @@
       </w:rPr>
     </w:lvl>
   </w:abstractNum>
-  <w:abstractNum w:abstractNumId="66" w15:restartNumberingAfterBreak="0">
+  <w:abstractNum w:abstractNumId="67" w15:restartNumberingAfterBreak="0">
     <w:nsid w:val="3DD00B0A"/>
     <w:multiLevelType w:val="multilevel"/>
     <w:tmpl w:val="57BC2A04"/>
@@ -56296,7 +56533,7 @@
       </w:pPr>
     </w:lvl>
   </w:abstractNum>
-  <w:abstractNum w:abstractNumId="67" w15:restartNumberingAfterBreak="0">
+  <w:abstractNum w:abstractNumId="68" w15:restartNumberingAfterBreak="0">
     <w:nsid w:val="3DD4409B"/>
     <w:multiLevelType w:val="hybridMultilevel"/>
     <w:tmpl w:val="6156AF3C"/>
@@ -56409,7 +56646,7 @@
       </w:rPr>
     </w:lvl>
   </w:abstractNum>
-  <w:abstractNum w:abstractNumId="68" w15:restartNumberingAfterBreak="0">
+  <w:abstractNum w:abstractNumId="69" w15:restartNumberingAfterBreak="0">
     <w:nsid w:val="3E7A0770"/>
     <w:multiLevelType w:val="multilevel"/>
     <w:tmpl w:val="EBE0B0C8"/>
@@ -56526,7 +56763,7 @@
       </w:pPr>
     </w:lvl>
   </w:abstractNum>
-  <w:abstractNum w:abstractNumId="69" w15:restartNumberingAfterBreak="0">
+  <w:abstractNum w:abstractNumId="70" w15:restartNumberingAfterBreak="0">
     <w:nsid w:val="3F6B3327"/>
     <w:multiLevelType w:val="hybridMultilevel"/>
     <w:tmpl w:val="5966FC2C"/>
@@ -56639,7 +56876,7 @@
       </w:rPr>
     </w:lvl>
   </w:abstractNum>
-  <w:abstractNum w:abstractNumId="70" w15:restartNumberingAfterBreak="0">
+  <w:abstractNum w:abstractNumId="71" w15:restartNumberingAfterBreak="0">
     <w:nsid w:val="3FD646D0"/>
     <w:multiLevelType w:val="hybridMultilevel"/>
     <w:tmpl w:val="C652BA92"/>
@@ -56752,7 +56989,7 @@
       </w:rPr>
     </w:lvl>
   </w:abstractNum>
-  <w:abstractNum w:abstractNumId="71" w15:restartNumberingAfterBreak="0">
+  <w:abstractNum w:abstractNumId="72" w15:restartNumberingAfterBreak="0">
     <w:nsid w:val="438F0488"/>
     <w:multiLevelType w:val="multilevel"/>
     <w:tmpl w:val="2FF665DE"/>
@@ -56901,7 +57138,7 @@
       </w:rPr>
     </w:lvl>
   </w:abstractNum>
-  <w:abstractNum w:abstractNumId="72" w15:restartNumberingAfterBreak="0">
+  <w:abstractNum w:abstractNumId="73" w15:restartNumberingAfterBreak="0">
     <w:nsid w:val="457F52C8"/>
     <w:multiLevelType w:val="hybridMultilevel"/>
     <w:tmpl w:val="EFD67600"/>
@@ -57014,7 +57251,7 @@
       </w:rPr>
     </w:lvl>
   </w:abstractNum>
-  <w:abstractNum w:abstractNumId="73" w15:restartNumberingAfterBreak="0">
+  <w:abstractNum w:abstractNumId="74" w15:restartNumberingAfterBreak="0">
     <w:nsid w:val="464F06E8"/>
     <w:multiLevelType w:val="multilevel"/>
     <w:tmpl w:val="520298D4"/>
@@ -57163,7 +57400,7 @@
       </w:rPr>
     </w:lvl>
   </w:abstractNum>
-  <w:abstractNum w:abstractNumId="74" w15:restartNumberingAfterBreak="0">
+  <w:abstractNum w:abstractNumId="75" w15:restartNumberingAfterBreak="0">
     <w:nsid w:val="47567F18"/>
     <w:multiLevelType w:val="multilevel"/>
     <w:tmpl w:val="38AECF48"/>
@@ -57312,7 +57549,7 @@
       </w:rPr>
     </w:lvl>
   </w:abstractNum>
-  <w:abstractNum w:abstractNumId="75" w15:restartNumberingAfterBreak="0">
+  <w:abstractNum w:abstractNumId="76" w15:restartNumberingAfterBreak="0">
     <w:nsid w:val="47EB38CF"/>
     <w:multiLevelType w:val="multilevel"/>
     <w:tmpl w:val="58DE9DDA"/>
@@ -57425,7 +57662,7 @@
       </w:pPr>
     </w:lvl>
   </w:abstractNum>
-  <w:abstractNum w:abstractNumId="76" w15:restartNumberingAfterBreak="0">
+  <w:abstractNum w:abstractNumId="77" w15:restartNumberingAfterBreak="0">
     <w:nsid w:val="49AD2B34"/>
     <w:multiLevelType w:val="hybridMultilevel"/>
     <w:tmpl w:val="2C5AF76A"/>
@@ -57538,7 +57775,7 @@
       </w:rPr>
     </w:lvl>
   </w:abstractNum>
-  <w:abstractNum w:abstractNumId="77" w15:restartNumberingAfterBreak="0">
+  <w:abstractNum w:abstractNumId="78" w15:restartNumberingAfterBreak="0">
     <w:nsid w:val="4B856AC5"/>
     <w:multiLevelType w:val="multilevel"/>
     <w:tmpl w:val="B26C5782"/>
@@ -57687,7 +57924,7 @@
       </w:rPr>
     </w:lvl>
   </w:abstractNum>
-  <w:abstractNum w:abstractNumId="78" w15:restartNumberingAfterBreak="0">
+  <w:abstractNum w:abstractNumId="79" w15:restartNumberingAfterBreak="0">
     <w:nsid w:val="4B8E546F"/>
     <w:multiLevelType w:val="multilevel"/>
     <w:tmpl w:val="DC4ABFA6"/>
@@ -57836,7 +58073,7 @@
       </w:rPr>
     </w:lvl>
   </w:abstractNum>
-  <w:abstractNum w:abstractNumId="79" w15:restartNumberingAfterBreak="0">
+  <w:abstractNum w:abstractNumId="80" w15:restartNumberingAfterBreak="0">
     <w:nsid w:val="4C1A4015"/>
     <w:multiLevelType w:val="hybridMultilevel"/>
     <w:tmpl w:val="CD5A7BB2"/>
@@ -57949,7 +58186,7 @@
       </w:rPr>
     </w:lvl>
   </w:abstractNum>
-  <w:abstractNum w:abstractNumId="80" w15:restartNumberingAfterBreak="0">
+  <w:abstractNum w:abstractNumId="81" w15:restartNumberingAfterBreak="0">
     <w:nsid w:val="4C203553"/>
     <w:multiLevelType w:val="multilevel"/>
     <w:tmpl w:val="E42E4744"/>
@@ -58062,7 +58299,7 @@
       </w:pPr>
     </w:lvl>
   </w:abstractNum>
-  <w:abstractNum w:abstractNumId="81" w15:restartNumberingAfterBreak="0">
+  <w:abstractNum w:abstractNumId="82" w15:restartNumberingAfterBreak="0">
     <w:nsid w:val="4DC966A9"/>
     <w:multiLevelType w:val="multilevel"/>
     <w:tmpl w:val="6C3E036A"/>
@@ -58211,7 +58448,7 @@
       </w:rPr>
     </w:lvl>
   </w:abstractNum>
-  <w:abstractNum w:abstractNumId="82" w15:restartNumberingAfterBreak="0">
+  <w:abstractNum w:abstractNumId="83" w15:restartNumberingAfterBreak="0">
     <w:nsid w:val="4E525464"/>
     <w:multiLevelType w:val="hybridMultilevel"/>
     <w:tmpl w:val="86B2BD32"/>
@@ -58324,7 +58561,7 @@
       </w:rPr>
     </w:lvl>
   </w:abstractNum>
-  <w:abstractNum w:abstractNumId="83" w15:restartNumberingAfterBreak="0">
+  <w:abstractNum w:abstractNumId="84" w15:restartNumberingAfterBreak="0">
     <w:nsid w:val="4E542690"/>
     <w:multiLevelType w:val="multilevel"/>
     <w:tmpl w:val="3F645C08"/>
@@ -58473,7 +58710,7 @@
       </w:rPr>
     </w:lvl>
   </w:abstractNum>
-  <w:abstractNum w:abstractNumId="84" w15:restartNumberingAfterBreak="0">
+  <w:abstractNum w:abstractNumId="85" w15:restartNumberingAfterBreak="0">
     <w:nsid w:val="50256999"/>
     <w:multiLevelType w:val="multilevel"/>
     <w:tmpl w:val="D9E6DE20"/>
@@ -58622,7 +58859,7 @@
       </w:rPr>
     </w:lvl>
   </w:abstractNum>
-  <w:abstractNum w:abstractNumId="85" w15:restartNumberingAfterBreak="0">
+  <w:abstractNum w:abstractNumId="86" w15:restartNumberingAfterBreak="0">
     <w:nsid w:val="510741E9"/>
     <w:multiLevelType w:val="hybridMultilevel"/>
     <w:tmpl w:val="3C6694D4"/>
@@ -58735,7 +58972,7 @@
       </w:rPr>
     </w:lvl>
   </w:abstractNum>
-  <w:abstractNum w:abstractNumId="86" w15:restartNumberingAfterBreak="0">
+  <w:abstractNum w:abstractNumId="87" w15:restartNumberingAfterBreak="0">
     <w:nsid w:val="51491298"/>
     <w:multiLevelType w:val="multilevel"/>
     <w:tmpl w:val="069E5446"/>
@@ -58848,7 +59085,7 @@
       </w:pPr>
     </w:lvl>
   </w:abstractNum>
-  <w:abstractNum w:abstractNumId="87" w15:restartNumberingAfterBreak="0">
+  <w:abstractNum w:abstractNumId="88" w15:restartNumberingAfterBreak="0">
     <w:nsid w:val="51E92B8A"/>
     <w:multiLevelType w:val="multilevel"/>
     <w:tmpl w:val="2EEA3AA4"/>
@@ -58961,7 +59198,7 @@
       </w:pPr>
     </w:lvl>
   </w:abstractNum>
-  <w:abstractNum w:abstractNumId="88" w15:restartNumberingAfterBreak="0">
+  <w:abstractNum w:abstractNumId="89" w15:restartNumberingAfterBreak="0">
     <w:nsid w:val="52EE3522"/>
     <w:multiLevelType w:val="multilevel"/>
     <w:tmpl w:val="2602A162"/>
@@ -59110,7 +59347,7 @@
       </w:rPr>
     </w:lvl>
   </w:abstractNum>
-  <w:abstractNum w:abstractNumId="89" w15:restartNumberingAfterBreak="0">
+  <w:abstractNum w:abstractNumId="90" w15:restartNumberingAfterBreak="0">
     <w:nsid w:val="53DF54E6"/>
     <w:multiLevelType w:val="multilevel"/>
     <w:tmpl w:val="823CA76E"/>
@@ -59223,7 +59460,7 @@
       </w:pPr>
     </w:lvl>
   </w:abstractNum>
-  <w:abstractNum w:abstractNumId="90" w15:restartNumberingAfterBreak="0">
+  <w:abstractNum w:abstractNumId="91" w15:restartNumberingAfterBreak="0">
     <w:nsid w:val="54D96138"/>
     <w:multiLevelType w:val="multilevel"/>
     <w:tmpl w:val="EAFECBF6"/>
@@ -59372,7 +59609,7 @@
       </w:rPr>
     </w:lvl>
   </w:abstractNum>
-  <w:abstractNum w:abstractNumId="91" w15:restartNumberingAfterBreak="0">
+  <w:abstractNum w:abstractNumId="92" w15:restartNumberingAfterBreak="0">
     <w:nsid w:val="55E157F0"/>
     <w:multiLevelType w:val="multilevel"/>
     <w:tmpl w:val="A58A4D2E"/>
@@ -59521,7 +59758,7 @@
       </w:rPr>
     </w:lvl>
   </w:abstractNum>
-  <w:abstractNum w:abstractNumId="92" w15:restartNumberingAfterBreak="0">
+  <w:abstractNum w:abstractNumId="93" w15:restartNumberingAfterBreak="0">
     <w:nsid w:val="568E4CCC"/>
     <w:multiLevelType w:val="multilevel"/>
     <w:tmpl w:val="F6E41332"/>
@@ -59670,7 +59907,7 @@
       </w:rPr>
     </w:lvl>
   </w:abstractNum>
-  <w:abstractNum w:abstractNumId="93" w15:restartNumberingAfterBreak="0">
+  <w:abstractNum w:abstractNumId="94" w15:restartNumberingAfterBreak="0">
     <w:nsid w:val="5708071A"/>
     <w:multiLevelType w:val="hybridMultilevel"/>
     <w:tmpl w:val="10DE93A2"/>
@@ -59783,7 +60020,7 @@
       </w:rPr>
     </w:lvl>
   </w:abstractNum>
-  <w:abstractNum w:abstractNumId="94" w15:restartNumberingAfterBreak="0">
+  <w:abstractNum w:abstractNumId="95" w15:restartNumberingAfterBreak="0">
     <w:nsid w:val="597403F3"/>
     <w:multiLevelType w:val="hybridMultilevel"/>
     <w:tmpl w:val="668A339E"/>
@@ -59896,7 +60133,7 @@
       </w:rPr>
     </w:lvl>
   </w:abstractNum>
-  <w:abstractNum w:abstractNumId="95" w15:restartNumberingAfterBreak="0">
+  <w:abstractNum w:abstractNumId="96" w15:restartNumberingAfterBreak="0">
     <w:nsid w:val="5A8A19D9"/>
     <w:multiLevelType w:val="multilevel"/>
     <w:tmpl w:val="7E7CDAAC"/>
@@ -60045,7 +60282,7 @@
       </w:rPr>
     </w:lvl>
   </w:abstractNum>
-  <w:abstractNum w:abstractNumId="96" w15:restartNumberingAfterBreak="0">
+  <w:abstractNum w:abstractNumId="97" w15:restartNumberingAfterBreak="0">
     <w:nsid w:val="5B7D03AE"/>
     <w:multiLevelType w:val="multilevel"/>
     <w:tmpl w:val="90965ADC"/>
@@ -60194,7 +60431,7 @@
       </w:rPr>
     </w:lvl>
   </w:abstractNum>
-  <w:abstractNum w:abstractNumId="97" w15:restartNumberingAfterBreak="0">
+  <w:abstractNum w:abstractNumId="98" w15:restartNumberingAfterBreak="0">
     <w:nsid w:val="5BCF4F73"/>
     <w:multiLevelType w:val="multilevel"/>
     <w:tmpl w:val="72F0BAF6"/>
@@ -60343,7 +60580,7 @@
       </w:rPr>
     </w:lvl>
   </w:abstractNum>
-  <w:abstractNum w:abstractNumId="98" w15:restartNumberingAfterBreak="0">
+  <w:abstractNum w:abstractNumId="99" w15:restartNumberingAfterBreak="0">
     <w:nsid w:val="5C8F2554"/>
     <w:multiLevelType w:val="multilevel"/>
     <w:tmpl w:val="7E982786"/>
@@ -60492,7 +60729,7 @@
       </w:rPr>
     </w:lvl>
   </w:abstractNum>
-  <w:abstractNum w:abstractNumId="99" w15:restartNumberingAfterBreak="0">
+  <w:abstractNum w:abstractNumId="100" w15:restartNumberingAfterBreak="0">
     <w:nsid w:val="5DB360B5"/>
     <w:multiLevelType w:val="multilevel"/>
     <w:tmpl w:val="ADBEC994"/>
@@ -60605,7 +60842,7 @@
       </w:pPr>
     </w:lvl>
   </w:abstractNum>
-  <w:abstractNum w:abstractNumId="100" w15:restartNumberingAfterBreak="0">
+  <w:abstractNum w:abstractNumId="101" w15:restartNumberingAfterBreak="0">
     <w:nsid w:val="5F0754DB"/>
     <w:multiLevelType w:val="multilevel"/>
     <w:tmpl w:val="1E782666"/>
@@ -60754,7 +60991,7 @@
       </w:rPr>
     </w:lvl>
   </w:abstractNum>
-  <w:abstractNum w:abstractNumId="101" w15:restartNumberingAfterBreak="0">
+  <w:abstractNum w:abstractNumId="102" w15:restartNumberingAfterBreak="0">
     <w:nsid w:val="5F481511"/>
     <w:multiLevelType w:val="hybridMultilevel"/>
     <w:tmpl w:val="AF7CC486"/>
@@ -60867,10 +61104,10 @@
       </w:rPr>
     </w:lvl>
   </w:abstractNum>
-  <w:abstractNum w:abstractNumId="102" w15:restartNumberingAfterBreak="0">
+  <w:abstractNum w:abstractNumId="103" w15:restartNumberingAfterBreak="0">
     <w:nsid w:val="607951E9"/>
     <w:multiLevelType w:val="hybridMultilevel"/>
-    <w:tmpl w:val="EB6C56B6"/>
+    <w:tmpl w:val="CB0409B8"/>
     <w:lvl w:ilvl="0" w:tplc="0C0A0001">
       <w:start w:val="1"/>
       <w:numFmt w:val="bullet"/>
@@ -60980,7 +61217,7 @@
       </w:rPr>
     </w:lvl>
   </w:abstractNum>
-  <w:abstractNum w:abstractNumId="103" w15:restartNumberingAfterBreak="0">
+  <w:abstractNum w:abstractNumId="104" w15:restartNumberingAfterBreak="0">
     <w:nsid w:val="625F3532"/>
     <w:multiLevelType w:val="multilevel"/>
     <w:tmpl w:val="E81E8866"/>
@@ -61093,7 +61330,7 @@
       </w:pPr>
     </w:lvl>
   </w:abstractNum>
-  <w:abstractNum w:abstractNumId="104" w15:restartNumberingAfterBreak="0">
+  <w:abstractNum w:abstractNumId="105" w15:restartNumberingAfterBreak="0">
     <w:nsid w:val="62936624"/>
     <w:multiLevelType w:val="multilevel"/>
     <w:tmpl w:val="73D40118"/>
@@ -61242,7 +61479,7 @@
       </w:rPr>
     </w:lvl>
   </w:abstractNum>
-  <w:abstractNum w:abstractNumId="105" w15:restartNumberingAfterBreak="0">
+  <w:abstractNum w:abstractNumId="106" w15:restartNumberingAfterBreak="0">
     <w:nsid w:val="62D14779"/>
     <w:multiLevelType w:val="multilevel"/>
     <w:tmpl w:val="477602F8"/>
@@ -61391,7 +61628,7 @@
       </w:rPr>
     </w:lvl>
   </w:abstractNum>
-  <w:abstractNum w:abstractNumId="106" w15:restartNumberingAfterBreak="0">
+  <w:abstractNum w:abstractNumId="107" w15:restartNumberingAfterBreak="0">
     <w:nsid w:val="63BC6021"/>
     <w:multiLevelType w:val="multilevel"/>
     <w:tmpl w:val="2BEC8850"/>
@@ -61540,7 +61777,7 @@
       </w:rPr>
     </w:lvl>
   </w:abstractNum>
-  <w:abstractNum w:abstractNumId="107" w15:restartNumberingAfterBreak="0">
+  <w:abstractNum w:abstractNumId="108" w15:restartNumberingAfterBreak="0">
     <w:nsid w:val="647D5F62"/>
     <w:multiLevelType w:val="multilevel"/>
     <w:tmpl w:val="0C4E8CA8"/>
@@ -61657,7 +61894,7 @@
       </w:pPr>
     </w:lvl>
   </w:abstractNum>
-  <w:abstractNum w:abstractNumId="108" w15:restartNumberingAfterBreak="0">
+  <w:abstractNum w:abstractNumId="109" w15:restartNumberingAfterBreak="0">
     <w:nsid w:val="660F07EA"/>
     <w:multiLevelType w:val="multilevel"/>
     <w:tmpl w:val="9B5A5952"/>
@@ -61806,7 +62043,7 @@
       </w:rPr>
     </w:lvl>
   </w:abstractNum>
-  <w:abstractNum w:abstractNumId="109" w15:restartNumberingAfterBreak="0">
+  <w:abstractNum w:abstractNumId="110" w15:restartNumberingAfterBreak="0">
     <w:nsid w:val="663A02EE"/>
     <w:multiLevelType w:val="multilevel"/>
     <w:tmpl w:val="0F8CAEEE"/>
@@ -61955,7 +62192,7 @@
       </w:rPr>
     </w:lvl>
   </w:abstractNum>
-  <w:abstractNum w:abstractNumId="110" w15:restartNumberingAfterBreak="0">
+  <w:abstractNum w:abstractNumId="111" w15:restartNumberingAfterBreak="0">
     <w:nsid w:val="66452F42"/>
     <w:multiLevelType w:val="multilevel"/>
     <w:tmpl w:val="44947384"/>
@@ -62104,7 +62341,7 @@
       </w:rPr>
     </w:lvl>
   </w:abstractNum>
-  <w:abstractNum w:abstractNumId="111" w15:restartNumberingAfterBreak="0">
+  <w:abstractNum w:abstractNumId="112" w15:restartNumberingAfterBreak="0">
     <w:nsid w:val="67D70014"/>
     <w:multiLevelType w:val="multilevel"/>
     <w:tmpl w:val="50EE136A"/>
@@ -62253,7 +62490,120 @@
       </w:rPr>
     </w:lvl>
   </w:abstractNum>
-  <w:abstractNum w:abstractNumId="112" w15:restartNumberingAfterBreak="0">
+  <w:abstractNum w:abstractNumId="113" w15:restartNumberingAfterBreak="0">
+    <w:nsid w:val="68805614"/>
+    <w:multiLevelType w:val="hybridMultilevel"/>
+    <w:tmpl w:val="1F464C26"/>
+    <w:lvl w:ilvl="0" w:tplc="0C0A0001">
+      <w:start w:val="1"/>
+      <w:numFmt w:val="bullet"/>
+      <w:lvlText w:val=""/>
+      <w:lvlJc w:val="left"/>
+      <w:pPr>
+        <w:ind w:left="720" w:hanging="360"/>
+      </w:pPr>
+      <w:rPr>
+        <w:rFonts w:ascii="Symbol" w:hAnsi="Symbol" w:hint="default"/>
+      </w:rPr>
+    </w:lvl>
+    <w:lvl w:ilvl="1" w:tplc="0C0A0003" w:tentative="1">
+      <w:start w:val="1"/>
+      <w:numFmt w:val="bullet"/>
+      <w:lvlText w:val="o"/>
+      <w:lvlJc w:val="left"/>
+      <w:pPr>
+        <w:ind w:left="1440" w:hanging="360"/>
+      </w:pPr>
+      <w:rPr>
+        <w:rFonts w:ascii="Courier New" w:hAnsi="Courier New" w:cs="Courier New" w:hint="default"/>
+      </w:rPr>
+    </w:lvl>
+    <w:lvl w:ilvl="2" w:tplc="0C0A0005" w:tentative="1">
+      <w:start w:val="1"/>
+      <w:numFmt w:val="bullet"/>
+      <w:lvlText w:val=""/>
+      <w:lvlJc w:val="left"/>
+      <w:pPr>
+        <w:ind w:left="2160" w:hanging="360"/>
+      </w:pPr>
+      <w:rPr>
+        <w:rFonts w:ascii="Wingdings" w:hAnsi="Wingdings" w:hint="default"/>
+      </w:rPr>
+    </w:lvl>
+    <w:lvl w:ilvl="3" w:tplc="0C0A0001" w:tentative="1">
+      <w:start w:val="1"/>
+      <w:numFmt w:val="bullet"/>
+      <w:lvlText w:val=""/>
+      <w:lvlJc w:val="left"/>
+      <w:pPr>
+        <w:ind w:left="2880" w:hanging="360"/>
+      </w:pPr>
+      <w:rPr>
+        <w:rFonts w:ascii="Symbol" w:hAnsi="Symbol" w:hint="default"/>
+      </w:rPr>
+    </w:lvl>
+    <w:lvl w:ilvl="4" w:tplc="0C0A0003" w:tentative="1">
+      <w:start w:val="1"/>
+      <w:numFmt w:val="bullet"/>
+      <w:lvlText w:val="o"/>
+      <w:lvlJc w:val="left"/>
+      <w:pPr>
+        <w:ind w:left="3600" w:hanging="360"/>
+      </w:pPr>
+      <w:rPr>
+        <w:rFonts w:ascii="Courier New" w:hAnsi="Courier New" w:cs="Courier New" w:hint="default"/>
+      </w:rPr>
+    </w:lvl>
+    <w:lvl w:ilvl="5" w:tplc="0C0A0005" w:tentative="1">
+      <w:start w:val="1"/>
+      <w:numFmt w:val="bullet"/>
+      <w:lvlText w:val=""/>
+      <w:lvlJc w:val="left"/>
+      <w:pPr>
+        <w:ind w:left="4320" w:hanging="360"/>
+      </w:pPr>
+      <w:rPr>
+        <w:rFonts w:ascii="Wingdings" w:hAnsi="Wingdings" w:hint="default"/>
+      </w:rPr>
+    </w:lvl>
+    <w:lvl w:ilvl="6" w:tplc="0C0A0001" w:tentative="1">
+      <w:start w:val="1"/>
+      <w:numFmt w:val="bullet"/>
+      <w:lvlText w:val=""/>
+      <w:lvlJc w:val="left"/>
+      <w:pPr>
+        <w:ind w:left="5040" w:hanging="360"/>
+      </w:pPr>
+      <w:rPr>
+        <w:rFonts w:ascii="Symbol" w:hAnsi="Symbol" w:hint="default"/>
+      </w:rPr>
+    </w:lvl>
+    <w:lvl w:ilvl="7" w:tplc="0C0A0003" w:tentative="1">
+      <w:start w:val="1"/>
+      <w:numFmt w:val="bullet"/>
+      <w:lvlText w:val="o"/>
+      <w:lvlJc w:val="left"/>
+      <w:pPr>
+        <w:ind w:left="5760" w:hanging="360"/>
+      </w:pPr>
+      <w:rPr>
+        <w:rFonts w:ascii="Courier New" w:hAnsi="Courier New" w:cs="Courier New" w:hint="default"/>
+      </w:rPr>
+    </w:lvl>
+    <w:lvl w:ilvl="8" w:tplc="0C0A0005" w:tentative="1">
+      <w:start w:val="1"/>
+      <w:numFmt w:val="bullet"/>
+      <w:lvlText w:val=""/>
+      <w:lvlJc w:val="left"/>
+      <w:pPr>
+        <w:ind w:left="6480" w:hanging="360"/>
+      </w:pPr>
+      <w:rPr>
+        <w:rFonts w:ascii="Wingdings" w:hAnsi="Wingdings" w:hint="default"/>
+      </w:rPr>
+    </w:lvl>
+  </w:abstractNum>
+  <w:abstractNum w:abstractNumId="114" w15:restartNumberingAfterBreak="0">
     <w:nsid w:val="69B043E9"/>
     <w:multiLevelType w:val="multilevel"/>
     <w:tmpl w:val="E7927112"/>
@@ -62402,7 +62752,7 @@
       </w:rPr>
     </w:lvl>
   </w:abstractNum>
-  <w:abstractNum w:abstractNumId="113" w15:restartNumberingAfterBreak="0">
+  <w:abstractNum w:abstractNumId="115" w15:restartNumberingAfterBreak="0">
     <w:nsid w:val="6AEB035A"/>
     <w:multiLevelType w:val="multilevel"/>
     <w:tmpl w:val="64627154"/>
@@ -62551,7 +62901,7 @@
       </w:rPr>
     </w:lvl>
   </w:abstractNum>
-  <w:abstractNum w:abstractNumId="114" w15:restartNumberingAfterBreak="0">
+  <w:abstractNum w:abstractNumId="116" w15:restartNumberingAfterBreak="0">
     <w:nsid w:val="6B916BAF"/>
     <w:multiLevelType w:val="multilevel"/>
     <w:tmpl w:val="E0CEF948"/>
@@ -62700,7 +63050,7 @@
       </w:rPr>
     </w:lvl>
   </w:abstractNum>
-  <w:abstractNum w:abstractNumId="115" w15:restartNumberingAfterBreak="0">
+  <w:abstractNum w:abstractNumId="117" w15:restartNumberingAfterBreak="0">
     <w:nsid w:val="6BAD0A92"/>
     <w:multiLevelType w:val="multilevel"/>
     <w:tmpl w:val="6C60FA8A"/>
@@ -62849,7 +63199,7 @@
       </w:rPr>
     </w:lvl>
   </w:abstractNum>
-  <w:abstractNum w:abstractNumId="116" w15:restartNumberingAfterBreak="0">
+  <w:abstractNum w:abstractNumId="118" w15:restartNumberingAfterBreak="0">
     <w:nsid w:val="6CBE7FB2"/>
     <w:multiLevelType w:val="multilevel"/>
     <w:tmpl w:val="63EE2802"/>
@@ -62998,7 +63348,7 @@
       </w:rPr>
     </w:lvl>
   </w:abstractNum>
-  <w:abstractNum w:abstractNumId="117" w15:restartNumberingAfterBreak="0">
+  <w:abstractNum w:abstractNumId="119" w15:restartNumberingAfterBreak="0">
     <w:nsid w:val="6CE25C83"/>
     <w:multiLevelType w:val="multilevel"/>
     <w:tmpl w:val="B1EA0BD2"/>
@@ -63147,7 +63497,7 @@
       </w:rPr>
     </w:lvl>
   </w:abstractNum>
-  <w:abstractNum w:abstractNumId="118" w15:restartNumberingAfterBreak="0">
+  <w:abstractNum w:abstractNumId="120" w15:restartNumberingAfterBreak="0">
     <w:nsid w:val="6E341242"/>
     <w:multiLevelType w:val="multilevel"/>
     <w:tmpl w:val="2814DC44"/>
@@ -63260,7 +63610,7 @@
       </w:pPr>
     </w:lvl>
   </w:abstractNum>
-  <w:abstractNum w:abstractNumId="119" w15:restartNumberingAfterBreak="0">
+  <w:abstractNum w:abstractNumId="121" w15:restartNumberingAfterBreak="0">
     <w:nsid w:val="6E685812"/>
     <w:multiLevelType w:val="hybridMultilevel"/>
     <w:tmpl w:val="484E46F6"/>
@@ -63373,7 +63723,7 @@
       </w:rPr>
     </w:lvl>
   </w:abstractNum>
-  <w:abstractNum w:abstractNumId="120" w15:restartNumberingAfterBreak="0">
+  <w:abstractNum w:abstractNumId="122" w15:restartNumberingAfterBreak="0">
     <w:nsid w:val="70D9176F"/>
     <w:multiLevelType w:val="multilevel"/>
     <w:tmpl w:val="49444C1C"/>
@@ -63522,7 +63872,7 @@
       </w:rPr>
     </w:lvl>
   </w:abstractNum>
-  <w:abstractNum w:abstractNumId="121" w15:restartNumberingAfterBreak="0">
+  <w:abstractNum w:abstractNumId="123" w15:restartNumberingAfterBreak="0">
     <w:nsid w:val="713E2B2B"/>
     <w:multiLevelType w:val="hybridMultilevel"/>
     <w:tmpl w:val="45C4D620"/>
@@ -63608,7 +63958,7 @@
       </w:pPr>
     </w:lvl>
   </w:abstractNum>
-  <w:abstractNum w:abstractNumId="122" w15:restartNumberingAfterBreak="0">
+  <w:abstractNum w:abstractNumId="124" w15:restartNumberingAfterBreak="0">
     <w:nsid w:val="71CA344A"/>
     <w:multiLevelType w:val="multilevel"/>
     <w:tmpl w:val="880CA0F6"/>
@@ -63757,7 +64107,7 @@
       </w:rPr>
     </w:lvl>
   </w:abstractNum>
-  <w:abstractNum w:abstractNumId="123" w15:restartNumberingAfterBreak="0">
+  <w:abstractNum w:abstractNumId="125" w15:restartNumberingAfterBreak="0">
     <w:nsid w:val="722C6125"/>
     <w:multiLevelType w:val="multilevel"/>
     <w:tmpl w:val="374488C0"/>
@@ -63870,7 +64220,7 @@
       </w:pPr>
     </w:lvl>
   </w:abstractNum>
-  <w:abstractNum w:abstractNumId="124" w15:restartNumberingAfterBreak="0">
+  <w:abstractNum w:abstractNumId="126" w15:restartNumberingAfterBreak="0">
     <w:nsid w:val="726F59D5"/>
     <w:multiLevelType w:val="multilevel"/>
     <w:tmpl w:val="F45CFD8A"/>
@@ -64019,7 +64369,7 @@
       </w:rPr>
     </w:lvl>
   </w:abstractNum>
-  <w:abstractNum w:abstractNumId="125" w15:restartNumberingAfterBreak="0">
+  <w:abstractNum w:abstractNumId="127" w15:restartNumberingAfterBreak="0">
     <w:nsid w:val="737E04E5"/>
     <w:multiLevelType w:val="hybridMultilevel"/>
     <w:tmpl w:val="89FE7D90"/>
@@ -64132,7 +64482,7 @@
       </w:rPr>
     </w:lvl>
   </w:abstractNum>
-  <w:abstractNum w:abstractNumId="126" w15:restartNumberingAfterBreak="0">
+  <w:abstractNum w:abstractNumId="128" w15:restartNumberingAfterBreak="0">
     <w:nsid w:val="73857F8D"/>
     <w:multiLevelType w:val="multilevel"/>
     <w:tmpl w:val="37528C16"/>
@@ -64281,7 +64631,7 @@
       </w:rPr>
     </w:lvl>
   </w:abstractNum>
-  <w:abstractNum w:abstractNumId="127" w15:restartNumberingAfterBreak="0">
+  <w:abstractNum w:abstractNumId="129" w15:restartNumberingAfterBreak="0">
     <w:nsid w:val="741926EC"/>
     <w:multiLevelType w:val="hybridMultilevel"/>
     <w:tmpl w:val="BD3C2F2C"/>
@@ -64394,7 +64744,7 @@
       </w:rPr>
     </w:lvl>
   </w:abstractNum>
-  <w:abstractNum w:abstractNumId="128" w15:restartNumberingAfterBreak="0">
+  <w:abstractNum w:abstractNumId="130" w15:restartNumberingAfterBreak="0">
     <w:nsid w:val="744721FF"/>
     <w:multiLevelType w:val="hybridMultilevel"/>
     <w:tmpl w:val="ECD09362"/>
@@ -64507,7 +64857,7 @@
       </w:rPr>
     </w:lvl>
   </w:abstractNum>
-  <w:abstractNum w:abstractNumId="129" w15:restartNumberingAfterBreak="0">
+  <w:abstractNum w:abstractNumId="131" w15:restartNumberingAfterBreak="0">
     <w:nsid w:val="752B47F3"/>
     <w:multiLevelType w:val="multilevel"/>
     <w:tmpl w:val="CE703B1C"/>
@@ -64656,7 +65006,7 @@
       </w:rPr>
     </w:lvl>
   </w:abstractNum>
-  <w:abstractNum w:abstractNumId="130" w15:restartNumberingAfterBreak="0">
+  <w:abstractNum w:abstractNumId="132" w15:restartNumberingAfterBreak="0">
     <w:nsid w:val="76741CB0"/>
     <w:multiLevelType w:val="multilevel"/>
     <w:tmpl w:val="9538F4C0"/>
@@ -64805,7 +65155,7 @@
       </w:rPr>
     </w:lvl>
   </w:abstractNum>
-  <w:abstractNum w:abstractNumId="131" w15:restartNumberingAfterBreak="0">
+  <w:abstractNum w:abstractNumId="133" w15:restartNumberingAfterBreak="0">
     <w:nsid w:val="76A31CE7"/>
     <w:multiLevelType w:val="multilevel"/>
     <w:tmpl w:val="F8903DF0"/>
@@ -64918,7 +65268,7 @@
       </w:pPr>
     </w:lvl>
   </w:abstractNum>
-  <w:abstractNum w:abstractNumId="132" w15:restartNumberingAfterBreak="0">
+  <w:abstractNum w:abstractNumId="134" w15:restartNumberingAfterBreak="0">
     <w:nsid w:val="79405C82"/>
     <w:multiLevelType w:val="hybridMultilevel"/>
     <w:tmpl w:val="DD4085C2"/>
@@ -65031,7 +65381,7 @@
       </w:rPr>
     </w:lvl>
   </w:abstractNum>
-  <w:abstractNum w:abstractNumId="133" w15:restartNumberingAfterBreak="0">
+  <w:abstractNum w:abstractNumId="135" w15:restartNumberingAfterBreak="0">
     <w:nsid w:val="79580246"/>
     <w:multiLevelType w:val="multilevel"/>
     <w:tmpl w:val="B2341AE4"/>
@@ -65144,7 +65494,7 @@
       </w:pPr>
     </w:lvl>
   </w:abstractNum>
-  <w:abstractNum w:abstractNumId="134" w15:restartNumberingAfterBreak="0">
+  <w:abstractNum w:abstractNumId="136" w15:restartNumberingAfterBreak="0">
     <w:nsid w:val="79DB0770"/>
     <w:multiLevelType w:val="hybridMultilevel"/>
     <w:tmpl w:val="8C74C5A6"/>
@@ -65257,7 +65607,7 @@
       </w:rPr>
     </w:lvl>
   </w:abstractNum>
-  <w:abstractNum w:abstractNumId="135" w15:restartNumberingAfterBreak="0">
+  <w:abstractNum w:abstractNumId="137" w15:restartNumberingAfterBreak="0">
     <w:nsid w:val="7A3170C3"/>
     <w:multiLevelType w:val="hybridMultilevel"/>
     <w:tmpl w:val="5C9AE830"/>
@@ -65370,7 +65720,7 @@
       </w:rPr>
     </w:lvl>
   </w:abstractNum>
-  <w:abstractNum w:abstractNumId="136" w15:restartNumberingAfterBreak="0">
+  <w:abstractNum w:abstractNumId="138" w15:restartNumberingAfterBreak="0">
     <w:nsid w:val="7A7E09BD"/>
     <w:multiLevelType w:val="multilevel"/>
     <w:tmpl w:val="B2669618"/>
@@ -65519,7 +65869,7 @@
       </w:rPr>
     </w:lvl>
   </w:abstractNum>
-  <w:abstractNum w:abstractNumId="137" w15:restartNumberingAfterBreak="0">
+  <w:abstractNum w:abstractNumId="139" w15:restartNumberingAfterBreak="0">
     <w:nsid w:val="7AD76F39"/>
     <w:multiLevelType w:val="multilevel"/>
     <w:tmpl w:val="6C6837EA"/>
@@ -65668,7 +66018,7 @@
       </w:rPr>
     </w:lvl>
   </w:abstractNum>
-  <w:abstractNum w:abstractNumId="138" w15:restartNumberingAfterBreak="0">
+  <w:abstractNum w:abstractNumId="140" w15:restartNumberingAfterBreak="0">
     <w:nsid w:val="7AFA0B54"/>
     <w:multiLevelType w:val="hybridMultilevel"/>
     <w:tmpl w:val="95B0FC3E"/>
@@ -65781,7 +66131,7 @@
       </w:rPr>
     </w:lvl>
   </w:abstractNum>
-  <w:abstractNum w:abstractNumId="139" w15:restartNumberingAfterBreak="0">
+  <w:abstractNum w:abstractNumId="141" w15:restartNumberingAfterBreak="0">
     <w:nsid w:val="7CE70A57"/>
     <w:multiLevelType w:val="multilevel"/>
     <w:tmpl w:val="AB1CC030"/>
@@ -65930,7 +66280,7 @@
       </w:rPr>
     </w:lvl>
   </w:abstractNum>
-  <w:abstractNum w:abstractNumId="140" w15:restartNumberingAfterBreak="0">
+  <w:abstractNum w:abstractNumId="142" w15:restartNumberingAfterBreak="0">
     <w:nsid w:val="7D405F16"/>
     <w:multiLevelType w:val="multilevel"/>
     <w:tmpl w:val="17962082"/>
@@ -66079,7 +66429,7 @@
       </w:rPr>
     </w:lvl>
   </w:abstractNum>
-  <w:abstractNum w:abstractNumId="141" w15:restartNumberingAfterBreak="0">
+  <w:abstractNum w:abstractNumId="143" w15:restartNumberingAfterBreak="0">
     <w:nsid w:val="7D8B1267"/>
     <w:multiLevelType w:val="multilevel"/>
     <w:tmpl w:val="495CAE16"/>
@@ -66228,7 +66578,7 @@
       </w:rPr>
     </w:lvl>
   </w:abstractNum>
-  <w:abstractNum w:abstractNumId="142" w15:restartNumberingAfterBreak="0">
+  <w:abstractNum w:abstractNumId="144" w15:restartNumberingAfterBreak="0">
     <w:nsid w:val="7DD120B1"/>
     <w:multiLevelType w:val="hybridMultilevel"/>
     <w:tmpl w:val="9E8A8D52"/>
@@ -66341,7 +66691,7 @@
       </w:rPr>
     </w:lvl>
   </w:abstractNum>
-  <w:abstractNum w:abstractNumId="143" w15:restartNumberingAfterBreak="0">
+  <w:abstractNum w:abstractNumId="145" w15:restartNumberingAfterBreak="0">
     <w:nsid w:val="7F1E63B6"/>
     <w:multiLevelType w:val="multilevel"/>
     <w:tmpl w:val="1742C182"/>
@@ -66491,31 +66841,31 @@
     </w:lvl>
   </w:abstractNum>
   <w:num w:numId="1" w16cid:durableId="1866093062">
-    <w:abstractNumId w:val="55"/>
+    <w:abstractNumId w:val="56"/>
   </w:num>
   <w:num w:numId="2" w16cid:durableId="1152715398">
-    <w:abstractNumId w:val="126"/>
+    <w:abstractNumId w:val="128"/>
   </w:num>
   <w:num w:numId="3" w16cid:durableId="1035807180">
-    <w:abstractNumId w:val="100"/>
+    <w:abstractNumId w:val="101"/>
   </w:num>
   <w:num w:numId="4" w16cid:durableId="1308703096">
-    <w:abstractNumId w:val="123"/>
+    <w:abstractNumId w:val="125"/>
   </w:num>
   <w:num w:numId="5" w16cid:durableId="903636908">
     <w:abstractNumId w:val="3"/>
   </w:num>
   <w:num w:numId="6" w16cid:durableId="231694610">
-    <w:abstractNumId w:val="141"/>
+    <w:abstractNumId w:val="143"/>
   </w:num>
   <w:num w:numId="7" w16cid:durableId="319846032">
     <w:abstractNumId w:val="54"/>
   </w:num>
   <w:num w:numId="8" w16cid:durableId="1526599861">
-    <w:abstractNumId w:val="60"/>
+    <w:abstractNumId w:val="61"/>
   </w:num>
   <w:num w:numId="9" w16cid:durableId="269050352">
-    <w:abstractNumId w:val="96"/>
+    <w:abstractNumId w:val="97"/>
   </w:num>
   <w:num w:numId="10" w16cid:durableId="1306156215">
     <w:abstractNumId w:val="43"/>
@@ -66524,13 +66874,13 @@
     <w:abstractNumId w:val="23"/>
   </w:num>
   <w:num w:numId="12" w16cid:durableId="1081177541">
-    <w:abstractNumId w:val="109"/>
+    <w:abstractNumId w:val="110"/>
   </w:num>
   <w:num w:numId="13" w16cid:durableId="2032684628">
-    <w:abstractNumId w:val="78"/>
+    <w:abstractNumId w:val="79"/>
   </w:num>
   <w:num w:numId="14" w16cid:durableId="990402475">
-    <w:abstractNumId w:val="122"/>
+    <w:abstractNumId w:val="124"/>
   </w:num>
   <w:num w:numId="15" w16cid:durableId="1971668940">
     <w:abstractNumId w:val="12"/>
@@ -66542,7 +66892,7 @@
     <w:abstractNumId w:val="38"/>
   </w:num>
   <w:num w:numId="18" w16cid:durableId="1353266693">
-    <w:abstractNumId w:val="140"/>
+    <w:abstractNumId w:val="142"/>
   </w:num>
   <w:num w:numId="19" w16cid:durableId="1785077195">
     <w:abstractNumId w:val="32"/>
@@ -66551,25 +66901,25 @@
     <w:abstractNumId w:val="37"/>
   </w:num>
   <w:num w:numId="21" w16cid:durableId="562520087">
-    <w:abstractNumId w:val="112"/>
+    <w:abstractNumId w:val="114"/>
   </w:num>
   <w:num w:numId="22" w16cid:durableId="1558665921">
     <w:abstractNumId w:val="29"/>
   </w:num>
   <w:num w:numId="23" w16cid:durableId="137920506">
-    <w:abstractNumId w:val="110"/>
+    <w:abstractNumId w:val="111"/>
   </w:num>
   <w:num w:numId="24" w16cid:durableId="1384712972">
-    <w:abstractNumId w:val="139"/>
+    <w:abstractNumId w:val="141"/>
   </w:num>
   <w:num w:numId="25" w16cid:durableId="126746682">
     <w:abstractNumId w:val="15"/>
   </w:num>
   <w:num w:numId="26" w16cid:durableId="1106778902">
-    <w:abstractNumId w:val="107"/>
+    <w:abstractNumId w:val="108"/>
   </w:num>
   <w:num w:numId="27" w16cid:durableId="1231845771">
-    <w:abstractNumId w:val="86"/>
+    <w:abstractNumId w:val="87"/>
   </w:num>
   <w:num w:numId="28" w16cid:durableId="2054187048">
     <w:abstractNumId w:val="21"/>
@@ -66581,7 +66931,7 @@
     <w:abstractNumId w:val="11"/>
   </w:num>
   <w:num w:numId="31" w16cid:durableId="457456707">
-    <w:abstractNumId w:val="104"/>
+    <w:abstractNumId w:val="105"/>
   </w:num>
   <w:num w:numId="32" w16cid:durableId="1062753474">
     <w:abstractNumId w:val="35"/>
@@ -66596,97 +66946,97 @@
     <w:abstractNumId w:val="51"/>
   </w:num>
   <w:num w:numId="36" w16cid:durableId="1380517816">
-    <w:abstractNumId w:val="74"/>
+    <w:abstractNumId w:val="75"/>
   </w:num>
   <w:num w:numId="37" w16cid:durableId="1298755073">
-    <w:abstractNumId w:val="68"/>
+    <w:abstractNumId w:val="69"/>
   </w:num>
   <w:num w:numId="38" w16cid:durableId="124934032">
-    <w:abstractNumId w:val="108"/>
+    <w:abstractNumId w:val="109"/>
   </w:num>
   <w:num w:numId="39" w16cid:durableId="1394112890">
-    <w:abstractNumId w:val="118"/>
+    <w:abstractNumId w:val="120"/>
   </w:num>
   <w:num w:numId="40" w16cid:durableId="1645889186">
     <w:abstractNumId w:val="9"/>
   </w:num>
   <w:num w:numId="41" w16cid:durableId="126169816">
-    <w:abstractNumId w:val="133"/>
+    <w:abstractNumId w:val="135"/>
   </w:num>
   <w:num w:numId="42" w16cid:durableId="623386962">
-    <w:abstractNumId w:val="80"/>
+    <w:abstractNumId w:val="81"/>
   </w:num>
   <w:num w:numId="43" w16cid:durableId="248659133">
     <w:abstractNumId w:val="6"/>
   </w:num>
   <w:num w:numId="44" w16cid:durableId="215364076">
-    <w:abstractNumId w:val="90"/>
+    <w:abstractNumId w:val="91"/>
   </w:num>
   <w:num w:numId="45" w16cid:durableId="1432819128">
-    <w:abstractNumId w:val="95"/>
+    <w:abstractNumId w:val="96"/>
   </w:num>
   <w:num w:numId="46" w16cid:durableId="1564870524">
-    <w:abstractNumId w:val="136"/>
+    <w:abstractNumId w:val="138"/>
   </w:num>
   <w:num w:numId="47" w16cid:durableId="319500139">
-    <w:abstractNumId w:val="84"/>
+    <w:abstractNumId w:val="85"/>
   </w:num>
   <w:num w:numId="48" w16cid:durableId="1991053559">
-    <w:abstractNumId w:val="117"/>
+    <w:abstractNumId w:val="119"/>
   </w:num>
   <w:num w:numId="49" w16cid:durableId="2019623984">
     <w:abstractNumId w:val="0"/>
   </w:num>
   <w:num w:numId="50" w16cid:durableId="1010446170">
-    <w:abstractNumId w:val="81"/>
+    <w:abstractNumId w:val="82"/>
   </w:num>
   <w:num w:numId="51" w16cid:durableId="1554120727">
-    <w:abstractNumId w:val="62"/>
+    <w:abstractNumId w:val="63"/>
   </w:num>
   <w:num w:numId="52" w16cid:durableId="416564423">
     <w:abstractNumId w:val="41"/>
   </w:num>
   <w:num w:numId="53" w16cid:durableId="1555891944">
-    <w:abstractNumId w:val="58"/>
+    <w:abstractNumId w:val="59"/>
   </w:num>
   <w:num w:numId="54" w16cid:durableId="1163353374">
     <w:abstractNumId w:val="42"/>
   </w:num>
   <w:num w:numId="55" w16cid:durableId="150412305">
-    <w:abstractNumId w:val="143"/>
+    <w:abstractNumId w:val="145"/>
   </w:num>
   <w:num w:numId="56" w16cid:durableId="21444570">
-    <w:abstractNumId w:val="113"/>
+    <w:abstractNumId w:val="115"/>
   </w:num>
   <w:num w:numId="57" w16cid:durableId="1966693337">
-    <w:abstractNumId w:val="130"/>
+    <w:abstractNumId w:val="132"/>
   </w:num>
   <w:num w:numId="58" w16cid:durableId="2077580176">
-    <w:abstractNumId w:val="97"/>
+    <w:abstractNumId w:val="98"/>
   </w:num>
   <w:num w:numId="59" w16cid:durableId="288558177">
-    <w:abstractNumId w:val="105"/>
+    <w:abstractNumId w:val="106"/>
   </w:num>
   <w:num w:numId="60" w16cid:durableId="1270967948">
     <w:abstractNumId w:val="20"/>
   </w:num>
   <w:num w:numId="61" w16cid:durableId="1443841263">
-    <w:abstractNumId w:val="73"/>
+    <w:abstractNumId w:val="74"/>
   </w:num>
   <w:num w:numId="62" w16cid:durableId="619260037">
-    <w:abstractNumId w:val="65"/>
+    <w:abstractNumId w:val="66"/>
   </w:num>
   <w:num w:numId="63" w16cid:durableId="811680517">
-    <w:abstractNumId w:val="71"/>
+    <w:abstractNumId w:val="72"/>
   </w:num>
   <w:num w:numId="64" w16cid:durableId="251742770">
-    <w:abstractNumId w:val="115"/>
+    <w:abstractNumId w:val="117"/>
   </w:num>
   <w:num w:numId="65" w16cid:durableId="1969622623">
-    <w:abstractNumId w:val="128"/>
+    <w:abstractNumId w:val="130"/>
   </w:num>
   <w:num w:numId="66" w16cid:durableId="765883696">
-    <w:abstractNumId w:val="142"/>
+    <w:abstractNumId w:val="144"/>
   </w:num>
   <w:num w:numId="67" w16cid:durableId="884029563">
     <w:abstractNumId w:val="16"/>
@@ -66701,40 +67051,40 @@
     <w:abstractNumId w:val="36"/>
   </w:num>
   <w:num w:numId="71" w16cid:durableId="723874012">
-    <w:abstractNumId w:val="119"/>
+    <w:abstractNumId w:val="121"/>
   </w:num>
   <w:num w:numId="72" w16cid:durableId="750781809">
-    <w:abstractNumId w:val="101"/>
+    <w:abstractNumId w:val="102"/>
   </w:num>
   <w:num w:numId="73" w16cid:durableId="765032483">
     <w:abstractNumId w:val="49"/>
   </w:num>
   <w:num w:numId="74" w16cid:durableId="1011374050">
-    <w:abstractNumId w:val="82"/>
+    <w:abstractNumId w:val="83"/>
   </w:num>
   <w:num w:numId="75" w16cid:durableId="510796988">
-    <w:abstractNumId w:val="127"/>
+    <w:abstractNumId w:val="129"/>
   </w:num>
   <w:num w:numId="76" w16cid:durableId="137041455">
-    <w:abstractNumId w:val="72"/>
+    <w:abstractNumId w:val="73"/>
   </w:num>
   <w:num w:numId="77" w16cid:durableId="1292714760">
-    <w:abstractNumId w:val="94"/>
+    <w:abstractNumId w:val="95"/>
   </w:num>
   <w:num w:numId="78" w16cid:durableId="125009457">
-    <w:abstractNumId w:val="134"/>
+    <w:abstractNumId w:val="136"/>
   </w:num>
   <w:num w:numId="79" w16cid:durableId="1032150425">
-    <w:abstractNumId w:val="121"/>
+    <w:abstractNumId w:val="123"/>
   </w:num>
   <w:num w:numId="80" w16cid:durableId="607011268">
     <w:abstractNumId w:val="52"/>
   </w:num>
   <w:num w:numId="81" w16cid:durableId="1106510248">
-    <w:abstractNumId w:val="63"/>
+    <w:abstractNumId w:val="64"/>
   </w:num>
   <w:num w:numId="82" w16cid:durableId="208029331">
-    <w:abstractNumId w:val="76"/>
+    <w:abstractNumId w:val="77"/>
   </w:num>
   <w:num w:numId="83" w16cid:durableId="188877595">
     <w:abstractNumId w:val="44"/>
@@ -66743,43 +67093,43 @@
     <w:abstractNumId w:val="19"/>
   </w:num>
   <w:num w:numId="85" w16cid:durableId="2037848177">
-    <w:abstractNumId w:val="79"/>
+    <w:abstractNumId w:val="80"/>
   </w:num>
   <w:num w:numId="86" w16cid:durableId="2099785190">
-    <w:abstractNumId w:val="135"/>
+    <w:abstractNumId w:val="137"/>
   </w:num>
   <w:num w:numId="87" w16cid:durableId="1514876446">
     <w:abstractNumId w:val="2"/>
   </w:num>
   <w:num w:numId="88" w16cid:durableId="1279337629">
-    <w:abstractNumId w:val="137"/>
+    <w:abstractNumId w:val="139"/>
   </w:num>
   <w:num w:numId="89" w16cid:durableId="362941795">
-    <w:abstractNumId w:val="57"/>
+    <w:abstractNumId w:val="58"/>
   </w:num>
   <w:num w:numId="90" w16cid:durableId="492644152">
-    <w:abstractNumId w:val="69"/>
+    <w:abstractNumId w:val="70"/>
   </w:num>
   <w:num w:numId="91" w16cid:durableId="1319962168">
-    <w:abstractNumId w:val="70"/>
+    <w:abstractNumId w:val="71"/>
   </w:num>
   <w:num w:numId="92" w16cid:durableId="1152910429">
     <w:abstractNumId w:val="22"/>
   </w:num>
   <w:num w:numId="93" w16cid:durableId="483814629">
-    <w:abstractNumId w:val="93"/>
+    <w:abstractNumId w:val="94"/>
   </w:num>
   <w:num w:numId="94" w16cid:durableId="1014726639">
-    <w:abstractNumId w:val="67"/>
+    <w:abstractNumId w:val="68"/>
   </w:num>
   <w:num w:numId="95" w16cid:durableId="127016306">
-    <w:abstractNumId w:val="85"/>
+    <w:abstractNumId w:val="86"/>
   </w:num>
   <w:num w:numId="96" w16cid:durableId="896236451">
-    <w:abstractNumId w:val="138"/>
+    <w:abstractNumId w:val="140"/>
   </w:num>
   <w:num w:numId="97" w16cid:durableId="339552418">
-    <w:abstractNumId w:val="132"/>
+    <w:abstractNumId w:val="134"/>
   </w:num>
   <w:num w:numId="98" w16cid:durableId="1879272908">
     <w:abstractNumId w:val="5"/>
@@ -66791,10 +67141,10 @@
     <w:abstractNumId w:val="45"/>
   </w:num>
   <w:num w:numId="101" w16cid:durableId="2046323998">
-    <w:abstractNumId w:val="125"/>
+    <w:abstractNumId w:val="127"/>
   </w:num>
   <w:num w:numId="102" w16cid:durableId="664895438">
-    <w:abstractNumId w:val="102"/>
+    <w:abstractNumId w:val="103"/>
   </w:num>
   <w:num w:numId="103" w16cid:durableId="435828782">
     <w:abstractNumId w:val="14"/>
@@ -66806,10 +67156,10 @@
     <w:abstractNumId w:val="8"/>
   </w:num>
   <w:num w:numId="106" w16cid:durableId="1450128679">
-    <w:abstractNumId w:val="92"/>
+    <w:abstractNumId w:val="93"/>
   </w:num>
   <w:num w:numId="107" w16cid:durableId="494688108">
-    <w:abstractNumId w:val="111"/>
+    <w:abstractNumId w:val="112"/>
   </w:num>
   <w:num w:numId="108" w16cid:durableId="190844367">
     <w:abstractNumId w:val="40"/>
@@ -66821,13 +67171,13 @@
     <w:abstractNumId w:val="28"/>
   </w:num>
   <w:num w:numId="111" w16cid:durableId="1173453193">
-    <w:abstractNumId w:val="98"/>
+    <w:abstractNumId w:val="99"/>
   </w:num>
   <w:num w:numId="112" w16cid:durableId="614410057">
-    <w:abstractNumId w:val="66"/>
+    <w:abstractNumId w:val="67"/>
   </w:num>
   <w:num w:numId="113" w16cid:durableId="427237044">
-    <w:abstractNumId w:val="75"/>
+    <w:abstractNumId w:val="76"/>
   </w:num>
   <w:num w:numId="114" w16cid:durableId="1254969866">
     <w:abstractNumId w:val="17"/>
@@ -66836,40 +67186,40 @@
     <w:abstractNumId w:val="34"/>
   </w:num>
   <w:num w:numId="116" w16cid:durableId="542596648">
-    <w:abstractNumId w:val="103"/>
+    <w:abstractNumId w:val="104"/>
   </w:num>
   <w:num w:numId="117" w16cid:durableId="1851676380">
-    <w:abstractNumId w:val="99"/>
+    <w:abstractNumId w:val="100"/>
   </w:num>
   <w:num w:numId="118" w16cid:durableId="1247611769">
-    <w:abstractNumId w:val="131"/>
+    <w:abstractNumId w:val="133"/>
   </w:num>
   <w:num w:numId="119" w16cid:durableId="1931154895">
     <w:abstractNumId w:val="10"/>
   </w:num>
   <w:num w:numId="120" w16cid:durableId="1431196322">
-    <w:abstractNumId w:val="77"/>
+    <w:abstractNumId w:val="78"/>
   </w:num>
   <w:num w:numId="121" w16cid:durableId="1647854187">
-    <w:abstractNumId w:val="106"/>
+    <w:abstractNumId w:val="107"/>
   </w:num>
   <w:num w:numId="122" w16cid:durableId="923343494">
-    <w:abstractNumId w:val="91"/>
+    <w:abstractNumId w:val="92"/>
   </w:num>
   <w:num w:numId="123" w16cid:durableId="397288626">
-    <w:abstractNumId w:val="61"/>
+    <w:abstractNumId w:val="62"/>
   </w:num>
   <w:num w:numId="124" w16cid:durableId="262765787">
     <w:abstractNumId w:val="13"/>
   </w:num>
   <w:num w:numId="125" w16cid:durableId="1967198348">
-    <w:abstractNumId w:val="64"/>
+    <w:abstractNumId w:val="65"/>
   </w:num>
   <w:num w:numId="126" w16cid:durableId="251596336">
-    <w:abstractNumId w:val="124"/>
+    <w:abstractNumId w:val="126"/>
   </w:num>
   <w:num w:numId="127" w16cid:durableId="347562641">
-    <w:abstractNumId w:val="116"/>
+    <w:abstractNumId w:val="118"/>
   </w:num>
   <w:num w:numId="128" w16cid:durableId="2053336311">
     <w:abstractNumId w:val="1"/>
@@ -66878,25 +67228,25 @@
     <w:abstractNumId w:val="31"/>
   </w:num>
   <w:num w:numId="130" w16cid:durableId="284042845">
-    <w:abstractNumId w:val="83"/>
+    <w:abstractNumId w:val="84"/>
   </w:num>
   <w:num w:numId="131" w16cid:durableId="288122691">
-    <w:abstractNumId w:val="129"/>
+    <w:abstractNumId w:val="131"/>
   </w:num>
   <w:num w:numId="132" w16cid:durableId="734863672">
-    <w:abstractNumId w:val="56"/>
+    <w:abstractNumId w:val="57"/>
   </w:num>
   <w:num w:numId="133" w16cid:durableId="1311641505">
     <w:abstractNumId w:val="33"/>
   </w:num>
   <w:num w:numId="134" w16cid:durableId="1222517373">
-    <w:abstractNumId w:val="89"/>
+    <w:abstractNumId w:val="90"/>
   </w:num>
   <w:num w:numId="135" w16cid:durableId="247664139">
-    <w:abstractNumId w:val="87"/>
+    <w:abstractNumId w:val="88"/>
   </w:num>
   <w:num w:numId="136" w16cid:durableId="694233847">
-    <w:abstractNumId w:val="120"/>
+    <w:abstractNumId w:val="122"/>
   </w:num>
   <w:num w:numId="137" w16cid:durableId="567348598">
     <w:abstractNumId w:val="24"/>
@@ -66905,10 +67255,10 @@
     <w:abstractNumId w:val="25"/>
   </w:num>
   <w:num w:numId="139" w16cid:durableId="42679648">
-    <w:abstractNumId w:val="114"/>
+    <w:abstractNumId w:val="116"/>
   </w:num>
   <w:num w:numId="140" w16cid:durableId="1698890512">
-    <w:abstractNumId w:val="88"/>
+    <w:abstractNumId w:val="89"/>
   </w:num>
   <w:num w:numId="141" w16cid:durableId="819929340">
     <w:abstractNumId w:val="47"/>
@@ -66917,12 +67267,18 @@
     <w:abstractNumId w:val="27"/>
   </w:num>
   <w:num w:numId="143" w16cid:durableId="1623807843">
-    <w:abstractNumId w:val="59"/>
+    <w:abstractNumId w:val="60"/>
   </w:num>
   <w:num w:numId="144" w16cid:durableId="1045373370">
     <w:abstractNumId w:val="48"/>
   </w:num>
-  <w:numIdMacAtCleanup w:val="100"/>
+  <w:num w:numId="145" w16cid:durableId="1660308794">
+    <w:abstractNumId w:val="113"/>
+  </w:num>
+  <w:num w:numId="146" w16cid:durableId="74404723">
+    <w:abstractNumId w:val="55"/>
+  </w:num>
+  <w:numIdMacAtCleanup w:val="146"/>
 </w:numbering>
 </file>
 

--- a/MF0490_3 Gestión de servicios en el sistema informático/AMPLIACIONES/CURSO DE LINUX/Curso de Linux.docx
+++ b/MF0490_3 Gestión de servicios en el sistema informático/AMPLIACIONES/CURSO DE LINUX/Curso de Linux.docx
@@ -2448,15 +2448,7 @@
     </w:p>
     <w:p>
       <w:r>
-        <w:t xml:space="preserve">A </w:t>
-      </w:r>
-      <w:proofErr w:type="gramStart"/>
-      <w:r>
-        <w:t>continuación</w:t>
-      </w:r>
-      <w:proofErr w:type="gramEnd"/>
-      <w:r>
-        <w:t xml:space="preserve"> tienes una batería de ejercicios para FP, desde nivel básico a intermedio.</w:t>
+        <w:t>A continuación tienes una batería de ejercicios para FP, desde nivel básico a intermedio.</w:t>
       </w:r>
     </w:p>
     <w:p>
@@ -6455,15 +6447,7 @@
     </w:p>
     <w:p>
       <w:r>
-        <w:t xml:space="preserve">A </w:t>
-      </w:r>
-      <w:proofErr w:type="gramStart"/>
-      <w:r>
-        <w:t>continuación</w:t>
-      </w:r>
-      <w:proofErr w:type="gramEnd"/>
-      <w:r>
-        <w:t xml:space="preserve"> tienes una serie de ejercicios progresivos y perfectos para FP.</w:t>
+        <w:t>A continuación tienes una serie de ejercicios progresivos y perfectos para FP.</w:t>
       </w:r>
     </w:p>
     <w:p>
@@ -7159,15 +7143,7 @@
       </w:r>
       <w:proofErr w:type="spellEnd"/>
       <w:r>
-        <w:t xml:space="preserve"> </w:t>
-      </w:r>
-      <w:proofErr w:type="gramStart"/>
-      <w:r>
-        <w:t>archivo{1..</w:t>
-      </w:r>
-      <w:proofErr w:type="gramEnd"/>
-      <w:r>
-        <w:t>10}.</w:t>
+        <w:t xml:space="preserve"> archivo{1..10}.</w:t>
       </w:r>
       <w:proofErr w:type="spellStart"/>
       <w:r>
@@ -7895,13 +7871,8 @@
           <w:numId w:val="75"/>
         </w:numPr>
       </w:pPr>
-      <w:proofErr w:type="gramStart"/>
-      <w:r>
-        <w:t>#!/</w:t>
-      </w:r>
-      <w:proofErr w:type="gramEnd"/>
-      <w:r>
-        <w:t>bin/bash</w:t>
+      <w:r>
+        <w:t>#!/bin/bash</w:t>
       </w:r>
     </w:p>
     <w:p>
@@ -10856,15 +10827,7 @@
     </w:p>
     <w:p>
       <w:r>
-        <w:t xml:space="preserve">sudo </w:t>
-      </w:r>
-      <w:proofErr w:type="gramStart"/>
-      <w:r>
-        <w:t>mkfs.ext</w:t>
-      </w:r>
-      <w:proofErr w:type="gramEnd"/>
-      <w:r>
-        <w:t>4 /</w:t>
+        <w:t>sudo mkfs.ext4 /</w:t>
       </w:r>
       <w:proofErr w:type="spellStart"/>
       <w:r>
@@ -11332,22 +11295,13 @@
           <w:bCs/>
         </w:rPr>
       </w:pPr>
-      <w:proofErr w:type="gramStart"/>
       <w:r>
         <w:rPr>
           <w:b/>
           <w:bCs/>
         </w:rPr>
         <w:lastRenderedPageBreak/>
-        <w:t>Pasos a realizar</w:t>
-      </w:r>
-      <w:proofErr w:type="gramEnd"/>
-      <w:r>
-        <w:rPr>
-          <w:b/>
-          <w:bCs/>
-        </w:rPr>
-        <w:t>:</w:t>
+        <w:t>Pasos a realizar:</w:t>
       </w:r>
     </w:p>
     <w:p>
@@ -11447,15 +11401,7 @@
         </w:numPr>
       </w:pPr>
       <w:r>
-        <w:t xml:space="preserve">sudo </w:t>
-      </w:r>
-      <w:proofErr w:type="gramStart"/>
-      <w:r>
-        <w:t>mkfs.ext</w:t>
-      </w:r>
-      <w:proofErr w:type="gramEnd"/>
-      <w:r>
-        <w:t>4 /</w:t>
+        <w:t>sudo mkfs.ext4 /</w:t>
       </w:r>
       <w:proofErr w:type="spellStart"/>
       <w:r>
@@ -11596,17 +11542,12 @@
         <w:t>UUID=</w:t>
       </w:r>
       <w:proofErr w:type="spellStart"/>
-      <w:proofErr w:type="gramStart"/>
       <w:r>
         <w:t>xxxxx</w:t>
       </w:r>
       <w:proofErr w:type="spellEnd"/>
       <w:r>
-        <w:t xml:space="preserve">  /datos  ext4  defaults</w:t>
-      </w:r>
-      <w:proofErr w:type="gramEnd"/>
-      <w:r>
-        <w:t xml:space="preserve">  0 2</w:t>
+        <w:t xml:space="preserve">  /datos  ext4  defaults  0 2</w:t>
       </w:r>
     </w:p>
     <w:p>
@@ -12012,13 +11953,8 @@
       </w:r>
       <w:proofErr w:type="spellEnd"/>
       <w:r>
-        <w:t xml:space="preserve"> -d /nueva/</w:t>
-      </w:r>
-      <w:proofErr w:type="gramStart"/>
-      <w:r>
-        <w:t>ruta usuario</w:t>
-      </w:r>
-      <w:proofErr w:type="gramEnd"/>
+        <w:t xml:space="preserve"> -d /nueva/ruta usuario</w:t>
+      </w:r>
     </w:p>
     <w:p>
       <w:r>
@@ -12654,15 +12590,7 @@
     </w:p>
     <w:p>
       <w:r>
-        <w:t xml:space="preserve">1º borrar </w:t>
-      </w:r>
-      <w:proofErr w:type="gramStart"/>
-      <w:r>
-        <w:t>usuario</w:t>
-      </w:r>
-      <w:proofErr w:type="gramEnd"/>
-      <w:r>
-        <w:t xml:space="preserve"> pero dejar su carpeta</w:t>
+        <w:t>1º borrar usuario pero dejar su carpeta</w:t>
       </w:r>
     </w:p>
     <w:p>
@@ -13039,23 +12967,7 @@
       </w:r>
       <w:proofErr w:type="spellStart"/>
       <w:r>
-        <w:t>u+</w:t>
-      </w:r>
-      <w:proofErr w:type="gramStart"/>
-      <w:r>
-        <w:t>r,g</w:t>
-      </w:r>
-      <w:proofErr w:type="gramEnd"/>
-      <w:r>
-        <w:t>-</w:t>
-      </w:r>
-      <w:proofErr w:type="gramStart"/>
-      <w:r>
-        <w:t>w,o</w:t>
-      </w:r>
-      <w:proofErr w:type="gramEnd"/>
-      <w:r>
-        <w:t>-x</w:t>
+        <w:t>u+r,g-w,o-x</w:t>
       </w:r>
       <w:proofErr w:type="spellEnd"/>
       <w:r>
@@ -15180,12 +15092,10 @@
         <w:t xml:space="preserve"> </w:t>
       </w:r>
       <w:proofErr w:type="spellStart"/>
-      <w:proofErr w:type="gramStart"/>
       <w:r>
         <w:t>usuario:grupo</w:t>
       </w:r>
       <w:proofErr w:type="spellEnd"/>
-      <w:proofErr w:type="gramEnd"/>
       <w:r>
         <w:t xml:space="preserve"> archivo</w:t>
       </w:r>
@@ -15554,15 +15464,7 @@
       </w:r>
       <w:proofErr w:type="spellEnd"/>
       <w:r>
-        <w:t xml:space="preserve"> -m </w:t>
-      </w:r>
-      <w:proofErr w:type="gramStart"/>
-      <w:r>
-        <w:t>u:alumno</w:t>
-      </w:r>
-      <w:proofErr w:type="gramEnd"/>
-      <w:r>
-        <w:t>:rwx archivo</w:t>
+        <w:t xml:space="preserve"> -m u:alumno:rwx archivo</w:t>
       </w:r>
     </w:p>
     <w:p>
@@ -16264,17 +16166,12 @@
         <w:t xml:space="preserve">sudo </w:t>
       </w:r>
       <w:proofErr w:type="spellStart"/>
-      <w:proofErr w:type="gramStart"/>
       <w:r>
         <w:t>chown</w:t>
       </w:r>
       <w:proofErr w:type="spellEnd"/>
       <w:r>
-        <w:t xml:space="preserve"> :profesores</w:t>
-      </w:r>
-      <w:proofErr w:type="gramEnd"/>
-      <w:r>
-        <w:t xml:space="preserve"> prueba.txt</w:t>
+        <w:t xml:space="preserve"> :profesores prueba.txt</w:t>
       </w:r>
     </w:p>
     <w:p>
@@ -16553,12 +16450,10 @@
         <w:t xml:space="preserve"> </w:t>
       </w:r>
       <w:proofErr w:type="spellStart"/>
-      <w:proofErr w:type="gramStart"/>
       <w:r>
         <w:t>root:alumnos</w:t>
       </w:r>
       <w:proofErr w:type="spellEnd"/>
-      <w:proofErr w:type="gramEnd"/>
       <w:r>
         <w:t xml:space="preserve"> /home/</w:t>
       </w:r>
@@ -16791,15 +16686,7 @@
       </w:r>
       <w:proofErr w:type="spellEnd"/>
       <w:r>
-        <w:t xml:space="preserve"> -m </w:t>
-      </w:r>
-      <w:proofErr w:type="gramStart"/>
-      <w:r>
-        <w:t>u:alumno2:rwx</w:t>
-      </w:r>
-      <w:proofErr w:type="gramEnd"/>
-      <w:r>
-        <w:t xml:space="preserve"> </w:t>
+        <w:t xml:space="preserve"> -m u:alumno2:rwx </w:t>
       </w:r>
       <w:proofErr w:type="spellStart"/>
       <w:r>
@@ -17460,21 +17347,12 @@
           <w:bCs/>
         </w:rPr>
       </w:pPr>
-      <w:proofErr w:type="gramStart"/>
-      <w:r>
-        <w:rPr>
-          <w:b/>
-          <w:bCs/>
-        </w:rPr>
-        <w:t>Tareas a realizar</w:t>
-      </w:r>
-      <w:proofErr w:type="gramEnd"/>
-      <w:r>
-        <w:rPr>
-          <w:b/>
-          <w:bCs/>
-        </w:rPr>
-        <w:t>:</w:t>
+      <w:r>
+        <w:rPr>
+          <w:b/>
+          <w:bCs/>
+        </w:rPr>
+        <w:t>Tareas a realizar:</w:t>
       </w:r>
     </w:p>
     <w:p>
@@ -17959,12 +17837,10 @@
         <w:t xml:space="preserve"> → running, sleeping, </w:t>
       </w:r>
       <w:proofErr w:type="spellStart"/>
-      <w:proofErr w:type="gramStart"/>
       <w:r>
         <w:t>zombie</w:t>
       </w:r>
       <w:proofErr w:type="spellEnd"/>
-      <w:proofErr w:type="gramEnd"/>
       <w:r>
         <w:t>…</w:t>
       </w:r>
@@ -18971,15 +18847,7 @@
       </w:r>
       <w:proofErr w:type="spellEnd"/>
       <w:r>
-        <w:t xml:space="preserve"> </w:t>
-      </w:r>
-      <w:proofErr w:type="gramStart"/>
-      <w:r>
-        <w:t>status</w:t>
-      </w:r>
-      <w:proofErr w:type="gramEnd"/>
-      <w:r>
-        <w:t xml:space="preserve"> servicio</w:t>
+        <w:t xml:space="preserve"> status servicio</w:t>
       </w:r>
     </w:p>
     <w:p>
@@ -20285,15 +20153,7 @@
       </w:r>
       <w:proofErr w:type="spellEnd"/>
       <w:r>
-        <w:t xml:space="preserve"> </w:t>
-      </w:r>
-      <w:proofErr w:type="gramStart"/>
-      <w:r>
-        <w:t>status</w:t>
-      </w:r>
-      <w:proofErr w:type="gramEnd"/>
-      <w:r>
-        <w:t xml:space="preserve"> </w:t>
+        <w:t xml:space="preserve"> status </w:t>
       </w:r>
       <w:proofErr w:type="spellStart"/>
       <w:r>
@@ -20818,7 +20678,6 @@
         <w:t xml:space="preserve">26. Identificar un proceso </w:t>
       </w:r>
       <w:proofErr w:type="spellStart"/>
-      <w:proofErr w:type="gramStart"/>
       <w:r>
         <w:rPr>
           <w:b/>
@@ -20827,7 +20686,6 @@
         <w:t>zombie</w:t>
       </w:r>
       <w:proofErr w:type="spellEnd"/>
-      <w:proofErr w:type="gramEnd"/>
     </w:p>
     <w:p>
       <w:pPr>
@@ -20842,23 +20700,7 @@
           <w:b/>
           <w:bCs/>
         </w:rPr>
-        <w:t xml:space="preserve">Es un proceso que ya ha terminado de </w:t>
-      </w:r>
-      <w:proofErr w:type="gramStart"/>
-      <w:r>
-        <w:rPr>
-          <w:b/>
-          <w:bCs/>
-        </w:rPr>
-        <w:t>ejecutarse</w:t>
-      </w:r>
-      <w:proofErr w:type="gramEnd"/>
-      <w:r>
-        <w:rPr>
-          <w:b/>
-          <w:bCs/>
-        </w:rPr>
-        <w:t xml:space="preserve"> pero todavía aparece en el sistema como pendiente de ser eliminado</w:t>
+        <w:t>Es un proceso que ya ha terminado de ejecutarse pero todavía aparece en el sistema como pendiente de ser eliminado</w:t>
       </w:r>
     </w:p>
     <w:p>
@@ -21292,7 +21134,6 @@
         <w:t>=multi-</w:t>
       </w:r>
       <w:proofErr w:type="spellStart"/>
-      <w:proofErr w:type="gramStart"/>
       <w:r>
         <w:rPr>
           <w:rFonts w:ascii="Courier New" w:hAnsi="Courier New" w:cs="Courier New"/>
@@ -21303,7 +21144,6 @@
         <w:t>user.target</w:t>
       </w:r>
       <w:proofErr w:type="spellEnd"/>
-      <w:proofErr w:type="gramEnd"/>
     </w:p>
     <w:p>
       <w:pPr>
@@ -21760,12 +21600,10 @@
         <w:t xml:space="preserve"> </w:t>
       </w:r>
       <w:proofErr w:type="spellStart"/>
-      <w:proofErr w:type="gramStart"/>
       <w:r>
         <w:t>monitor.service</w:t>
       </w:r>
       <w:proofErr w:type="spellEnd"/>
-      <w:proofErr w:type="gramEnd"/>
       <w:r>
         <w:t xml:space="preserve"> que ejecute el script.</w:t>
       </w:r>
@@ -21820,15 +21658,7 @@
       </w:r>
       <w:proofErr w:type="spellEnd"/>
       <w:r>
-        <w:t xml:space="preserve"> </w:t>
-      </w:r>
-      <w:proofErr w:type="gramStart"/>
-      <w:r>
-        <w:t>status</w:t>
-      </w:r>
-      <w:proofErr w:type="gramEnd"/>
-      <w:r>
-        <w:t xml:space="preserve"> monitor</w:t>
+        <w:t xml:space="preserve"> status monitor</w:t>
       </w:r>
     </w:p>
     <w:p>
@@ -21913,24 +21743,23 @@
           <w:szCs w:val="22"/>
         </w:rPr>
       </w:pPr>
-      <w:proofErr w:type="gramStart"/>
       <w:r>
         <w:rPr>
           <w:rFonts w:ascii="Courier New" w:hAnsi="Courier New" w:cs="Courier New"/>
           <w:sz w:val="22"/>
           <w:szCs w:val="22"/>
         </w:rPr>
-        <w:t>#!/</w:t>
-      </w:r>
-      <w:proofErr w:type="gramEnd"/>
-      <w:r>
+        <w:t>#!/bin/bash</w:t>
+      </w:r>
+    </w:p>
+    <w:p>
+      <w:pPr>
         <w:rPr>
           <w:rFonts w:ascii="Courier New" w:hAnsi="Courier New" w:cs="Courier New"/>
           <w:sz w:val="22"/>
           <w:szCs w:val="22"/>
         </w:rPr>
-        <w:t>bin/bash</w:t>
-      </w:r>
+      </w:pPr>
     </w:p>
     <w:p>
       <w:pPr>
@@ -21940,23 +21769,23 @@
           <w:szCs w:val="22"/>
         </w:rPr>
       </w:pPr>
-    </w:p>
-    <w:p>
-      <w:pPr>
+      <w:r>
         <w:rPr>
           <w:rFonts w:ascii="Courier New" w:hAnsi="Courier New" w:cs="Courier New"/>
           <w:sz w:val="22"/>
           <w:szCs w:val="22"/>
         </w:rPr>
-      </w:pPr>
-      <w:r>
+        <w:t>echo "===== MONITOR $(date) ====="</w:t>
+      </w:r>
+    </w:p>
+    <w:p>
+      <w:pPr>
         <w:rPr>
           <w:rFonts w:ascii="Courier New" w:hAnsi="Courier New" w:cs="Courier New"/>
           <w:sz w:val="22"/>
           <w:szCs w:val="22"/>
         </w:rPr>
-        <w:t>echo "===== MONITOR $(date) ====="</w:t>
-      </w:r>
+      </w:pPr>
     </w:p>
     <w:p>
       <w:pPr>
@@ -21966,98 +21795,97 @@
           <w:szCs w:val="22"/>
         </w:rPr>
       </w:pPr>
-    </w:p>
-    <w:p>
-      <w:pPr>
+      <w:r>
         <w:rPr>
           <w:rFonts w:ascii="Courier New" w:hAnsi="Courier New" w:cs="Courier New"/>
           <w:sz w:val="22"/>
           <w:szCs w:val="22"/>
         </w:rPr>
-      </w:pPr>
-      <w:r>
+        <w:t>echo</w:t>
+      </w:r>
+    </w:p>
+    <w:p>
+      <w:pPr>
         <w:rPr>
           <w:rFonts w:ascii="Courier New" w:hAnsi="Courier New" w:cs="Courier New"/>
           <w:sz w:val="22"/>
           <w:szCs w:val="22"/>
         </w:rPr>
-        <w:t>echo</w:t>
-      </w:r>
-    </w:p>
-    <w:p>
-      <w:pPr>
+      </w:pPr>
+      <w:r>
         <w:rPr>
           <w:rFonts w:ascii="Courier New" w:hAnsi="Courier New" w:cs="Courier New"/>
           <w:sz w:val="22"/>
           <w:szCs w:val="22"/>
         </w:rPr>
-      </w:pPr>
+        <w:t xml:space="preserve">echo "CPU (top 1 </w:t>
+      </w:r>
+      <w:proofErr w:type="spellStart"/>
       <w:r>
         <w:rPr>
           <w:rFonts w:ascii="Courier New" w:hAnsi="Courier New" w:cs="Courier New"/>
           <w:sz w:val="22"/>
           <w:szCs w:val="22"/>
         </w:rPr>
-        <w:t xml:space="preserve">echo "CPU (top 1 </w:t>
-      </w:r>
-      <w:proofErr w:type="spellStart"/>
+        <w:t>linea</w:t>
+      </w:r>
+      <w:proofErr w:type="spellEnd"/>
       <w:r>
         <w:rPr>
           <w:rFonts w:ascii="Courier New" w:hAnsi="Courier New" w:cs="Courier New"/>
           <w:sz w:val="22"/>
           <w:szCs w:val="22"/>
         </w:rPr>
-        <w:t>linea</w:t>
-      </w:r>
-      <w:proofErr w:type="spellEnd"/>
-      <w:r>
+        <w:t>):"</w:t>
+      </w:r>
+    </w:p>
+    <w:p>
+      <w:pPr>
         <w:rPr>
           <w:rFonts w:ascii="Courier New" w:hAnsi="Courier New" w:cs="Courier New"/>
           <w:sz w:val="22"/>
           <w:szCs w:val="22"/>
-        </w:rPr>
-        <w:t>):"</w:t>
-      </w:r>
-    </w:p>
-    <w:p>
-      <w:pPr>
+          <w:lang w:val="en-GB"/>
+        </w:rPr>
+      </w:pPr>
+      <w:r>
         <w:rPr>
           <w:rFonts w:ascii="Courier New" w:hAnsi="Courier New" w:cs="Courier New"/>
           <w:sz w:val="22"/>
           <w:szCs w:val="22"/>
           <w:lang w:val="en-GB"/>
         </w:rPr>
-      </w:pPr>
-      <w:proofErr w:type="gramStart"/>
-      <w:r>
+        <w:t>top -bn1 | head -n 5</w:t>
+      </w:r>
+    </w:p>
+    <w:p>
+      <w:pPr>
         <w:rPr>
           <w:rFonts w:ascii="Courier New" w:hAnsi="Courier New" w:cs="Courier New"/>
           <w:sz w:val="22"/>
           <w:szCs w:val="22"/>
           <w:lang w:val="en-GB"/>
         </w:rPr>
-        <w:t>top -bn1</w:t>
-      </w:r>
-      <w:proofErr w:type="gramEnd"/>
-      <w:r>
+      </w:pPr>
+    </w:p>
+    <w:p>
+      <w:pPr>
         <w:rPr>
           <w:rFonts w:ascii="Courier New" w:hAnsi="Courier New" w:cs="Courier New"/>
           <w:sz w:val="22"/>
           <w:szCs w:val="22"/>
           <w:lang w:val="en-GB"/>
         </w:rPr>
-        <w:t xml:space="preserve"> | head -n 5</w:t>
-      </w:r>
-    </w:p>
-    <w:p>
-      <w:pPr>
+      </w:pPr>
+      <w:r>
         <w:rPr>
           <w:rFonts w:ascii="Courier New" w:hAnsi="Courier New" w:cs="Courier New"/>
           <w:sz w:val="22"/>
           <w:szCs w:val="22"/>
           <w:lang w:val="en-GB"/>
         </w:rPr>
-      </w:pPr>
+        <w:t>echo</w:t>
+      </w:r>
     </w:p>
     <w:p>
       <w:pPr>
@@ -22075,7 +21903,7 @@
           <w:szCs w:val="22"/>
           <w:lang w:val="en-GB"/>
         </w:rPr>
-        <w:t>echo</w:t>
+        <w:t>echo "Memoria libre (free -h):"</w:t>
       </w:r>
     </w:p>
     <w:p>
@@ -22094,59 +21922,52 @@
           <w:szCs w:val="22"/>
           <w:lang w:val="en-GB"/>
         </w:rPr>
-        <w:t>echo "Memoria libre (</w:t>
-      </w:r>
-      <w:proofErr w:type="gramStart"/>
-      <w:r>
+        <w:t>free -h</w:t>
+      </w:r>
+    </w:p>
+    <w:p>
+      <w:pPr>
         <w:rPr>
           <w:rFonts w:ascii="Courier New" w:hAnsi="Courier New" w:cs="Courier New"/>
           <w:sz w:val="22"/>
           <w:szCs w:val="22"/>
           <w:lang w:val="en-GB"/>
         </w:rPr>
-        <w:t>free -h</w:t>
-      </w:r>
-      <w:proofErr w:type="gramEnd"/>
-      <w:r>
+      </w:pPr>
+    </w:p>
+    <w:p>
+      <w:pPr>
         <w:rPr>
           <w:rFonts w:ascii="Courier New" w:hAnsi="Courier New" w:cs="Courier New"/>
           <w:sz w:val="22"/>
           <w:szCs w:val="22"/>
-          <w:lang w:val="en-GB"/>
-        </w:rPr>
-        <w:t>):"</w:t>
-      </w:r>
-    </w:p>
-    <w:p>
-      <w:pPr>
+        </w:rPr>
+      </w:pPr>
+      <w:r>
         <w:rPr>
           <w:rFonts w:ascii="Courier New" w:hAnsi="Courier New" w:cs="Courier New"/>
           <w:sz w:val="22"/>
           <w:szCs w:val="22"/>
-          <w:lang w:val="en-GB"/>
-        </w:rPr>
-      </w:pPr>
-      <w:proofErr w:type="gramStart"/>
-      <w:r>
+        </w:rPr>
+        <w:t>echo</w:t>
+      </w:r>
+    </w:p>
+    <w:p>
+      <w:pPr>
         <w:rPr>
           <w:rFonts w:ascii="Courier New" w:hAnsi="Courier New" w:cs="Courier New"/>
           <w:sz w:val="22"/>
           <w:szCs w:val="22"/>
-          <w:lang w:val="en-GB"/>
-        </w:rPr>
-        <w:t>free -h</w:t>
-      </w:r>
-      <w:proofErr w:type="gramEnd"/>
-    </w:p>
-    <w:p>
-      <w:pPr>
+        </w:rPr>
+      </w:pPr>
+      <w:r>
         <w:rPr>
           <w:rFonts w:ascii="Courier New" w:hAnsi="Courier New" w:cs="Courier New"/>
           <w:sz w:val="22"/>
           <w:szCs w:val="22"/>
-          <w:lang w:val="en-GB"/>
-        </w:rPr>
-      </w:pPr>
+        </w:rPr>
+        <w:t>echo "Top 5 procesos por CPU:"</w:t>
+      </w:r>
     </w:p>
     <w:p>
       <w:pPr>
@@ -22154,43 +21975,49 @@
           <w:rFonts w:ascii="Courier New" w:hAnsi="Courier New" w:cs="Courier New"/>
           <w:sz w:val="22"/>
           <w:szCs w:val="22"/>
-        </w:rPr>
-      </w:pPr>
+          <w:lang w:val="en-GB"/>
+        </w:rPr>
+      </w:pPr>
+      <w:proofErr w:type="spellStart"/>
       <w:r>
         <w:rPr>
           <w:rFonts w:ascii="Courier New" w:hAnsi="Courier New" w:cs="Courier New"/>
           <w:sz w:val="22"/>
           <w:szCs w:val="22"/>
-        </w:rPr>
-        <w:t>echo</w:t>
-      </w:r>
-    </w:p>
-    <w:p>
-      <w:pPr>
+          <w:lang w:val="en-GB"/>
+        </w:rPr>
+        <w:t>ps</w:t>
+      </w:r>
+      <w:proofErr w:type="spellEnd"/>
+      <w:r>
         <w:rPr>
           <w:rFonts w:ascii="Courier New" w:hAnsi="Courier New" w:cs="Courier New"/>
           <w:sz w:val="22"/>
           <w:szCs w:val="22"/>
-        </w:rPr>
-      </w:pPr>
+          <w:lang w:val="en-GB"/>
+        </w:rPr>
+        <w:t xml:space="preserve"> -</w:t>
+      </w:r>
+      <w:proofErr w:type="spellStart"/>
       <w:r>
         <w:rPr>
           <w:rFonts w:ascii="Courier New" w:hAnsi="Courier New" w:cs="Courier New"/>
           <w:sz w:val="22"/>
           <w:szCs w:val="22"/>
-        </w:rPr>
-        <w:t>echo "Top 5 procesos por CPU:"</w:t>
-      </w:r>
-    </w:p>
-    <w:p>
-      <w:pPr>
+          <w:lang w:val="en-GB"/>
+        </w:rPr>
+        <w:t>eo</w:t>
+      </w:r>
+      <w:proofErr w:type="spellEnd"/>
+      <w:r>
         <w:rPr>
           <w:rFonts w:ascii="Courier New" w:hAnsi="Courier New" w:cs="Courier New"/>
           <w:sz w:val="22"/>
           <w:szCs w:val="22"/>
           <w:lang w:val="en-GB"/>
         </w:rPr>
-      </w:pPr>
+        <w:t xml:space="preserve"> pid,comm,%</w:t>
+      </w:r>
       <w:proofErr w:type="spellStart"/>
       <w:r>
         <w:rPr>
@@ -22199,7 +22026,7 @@
           <w:szCs w:val="22"/>
           <w:lang w:val="en-GB"/>
         </w:rPr>
-        <w:t>ps</w:t>
+        <w:t>cpu</w:t>
       </w:r>
       <w:proofErr w:type="spellEnd"/>
       <w:r>
@@ -22209,78 +22036,7 @@
           <w:szCs w:val="22"/>
           <w:lang w:val="en-GB"/>
         </w:rPr>
-        <w:t xml:space="preserve"> -</w:t>
-      </w:r>
-      <w:proofErr w:type="spellStart"/>
-      <w:r>
-        <w:rPr>
-          <w:rFonts w:ascii="Courier New" w:hAnsi="Courier New" w:cs="Courier New"/>
-          <w:sz w:val="22"/>
-          <w:szCs w:val="22"/>
-          <w:lang w:val="en-GB"/>
-        </w:rPr>
-        <w:t>eo</w:t>
-      </w:r>
-      <w:proofErr w:type="spellEnd"/>
-      <w:r>
-        <w:rPr>
-          <w:rFonts w:ascii="Courier New" w:hAnsi="Courier New" w:cs="Courier New"/>
-          <w:sz w:val="22"/>
-          <w:szCs w:val="22"/>
-          <w:lang w:val="en-GB"/>
-        </w:rPr>
-        <w:t xml:space="preserve"> </w:t>
-      </w:r>
-      <w:proofErr w:type="gramStart"/>
-      <w:r>
-        <w:rPr>
-          <w:rFonts w:ascii="Courier New" w:hAnsi="Courier New" w:cs="Courier New"/>
-          <w:sz w:val="22"/>
-          <w:szCs w:val="22"/>
-          <w:lang w:val="en-GB"/>
-        </w:rPr>
-        <w:t>pid,comm</w:t>
-      </w:r>
-      <w:proofErr w:type="gramEnd"/>
-      <w:r>
-        <w:rPr>
-          <w:rFonts w:ascii="Courier New" w:hAnsi="Courier New" w:cs="Courier New"/>
-          <w:sz w:val="22"/>
-          <w:szCs w:val="22"/>
-          <w:lang w:val="en-GB"/>
-        </w:rPr>
-        <w:t>,%</w:t>
-      </w:r>
-      <w:proofErr w:type="spellStart"/>
-      <w:proofErr w:type="gramStart"/>
-      <w:r>
-        <w:rPr>
-          <w:rFonts w:ascii="Courier New" w:hAnsi="Courier New" w:cs="Courier New"/>
-          <w:sz w:val="22"/>
-          <w:szCs w:val="22"/>
-          <w:lang w:val="en-GB"/>
-        </w:rPr>
-        <w:t>cpu</w:t>
-      </w:r>
-      <w:proofErr w:type="spellEnd"/>
-      <w:r>
-        <w:rPr>
-          <w:rFonts w:ascii="Courier New" w:hAnsi="Courier New" w:cs="Courier New"/>
-          <w:sz w:val="22"/>
-          <w:szCs w:val="22"/>
-          <w:lang w:val="en-GB"/>
-        </w:rPr>
-        <w:t>,%</w:t>
-      </w:r>
-      <w:proofErr w:type="gramEnd"/>
-      <w:r>
-        <w:rPr>
-          <w:rFonts w:ascii="Courier New" w:hAnsi="Courier New" w:cs="Courier New"/>
-          <w:sz w:val="22"/>
-          <w:szCs w:val="22"/>
-          <w:lang w:val="en-GB"/>
-        </w:rPr>
-        <w:t>mem --sort=-%</w:t>
+        <w:t>,%mem --sort=-%</w:t>
       </w:r>
       <w:proofErr w:type="spellStart"/>
       <w:r>
@@ -22410,7 +22166,6 @@
         <w:t xml:space="preserve"> fácil: </w:t>
       </w:r>
       <w:proofErr w:type="spellStart"/>
-      <w:proofErr w:type="gramStart"/>
       <w:r>
         <w:rPr>
           <w:b/>
@@ -22419,7 +22174,6 @@
         <w:t>monitor.service</w:t>
       </w:r>
       <w:proofErr w:type="spellEnd"/>
-      <w:proofErr w:type="gramEnd"/>
       <w:r>
         <w:rPr>
           <w:b/>
@@ -22819,7 +22573,6 @@
         <w:t>=multi-</w:t>
       </w:r>
       <w:proofErr w:type="spellStart"/>
-      <w:proofErr w:type="gramStart"/>
       <w:r>
         <w:rPr>
           <w:rFonts w:ascii="Courier New" w:hAnsi="Courier New" w:cs="Courier New"/>
@@ -22830,7 +22583,6 @@
         <w:t>user.target</w:t>
       </w:r>
       <w:proofErr w:type="spellEnd"/>
-      <w:proofErr w:type="gramEnd"/>
     </w:p>
     <w:p>
       <w:pPr>
@@ -23009,15 +22761,7 @@
       </w:r>
       <w:proofErr w:type="spellEnd"/>
       <w:r>
-        <w:t xml:space="preserve"> </w:t>
-      </w:r>
-      <w:proofErr w:type="gramStart"/>
-      <w:r>
-        <w:t>status</w:t>
-      </w:r>
-      <w:proofErr w:type="gramEnd"/>
-      <w:r>
-        <w:t xml:space="preserve"> monitor --no-</w:t>
+        <w:t xml:space="preserve"> status monitor --no-</w:t>
       </w:r>
       <w:proofErr w:type="spellStart"/>
       <w:r>
@@ -24115,15 +23859,7 @@
       </w:r>
       <w:proofErr w:type="spellEnd"/>
       <w:r>
-        <w:t xml:space="preserve"> </w:t>
-      </w:r>
-      <w:proofErr w:type="gramStart"/>
-      <w:r>
-        <w:t>status</w:t>
-      </w:r>
-      <w:proofErr w:type="gramEnd"/>
-      <w:r>
-        <w:t xml:space="preserve"> </w:t>
+        <w:t xml:space="preserve"> status </w:t>
       </w:r>
       <w:proofErr w:type="spellStart"/>
       <w:r>
@@ -24400,15 +24136,7 @@
       </w:r>
       <w:proofErr w:type="spellEnd"/>
       <w:r>
-        <w:t xml:space="preserve"> </w:t>
-      </w:r>
-      <w:proofErr w:type="gramStart"/>
-      <w:r>
-        <w:t>status</w:t>
-      </w:r>
-      <w:proofErr w:type="gramEnd"/>
-      <w:r>
-        <w:t xml:space="preserve"> </w:t>
+        <w:t xml:space="preserve"> status </w:t>
       </w:r>
       <w:proofErr w:type="spellStart"/>
       <w:r>
@@ -24684,15 +24412,7 @@
               <w:cnfStyle w:val="000000000000" w:firstRow="0" w:lastRow="0" w:firstColumn="0" w:lastColumn="0" w:oddVBand="0" w:evenVBand="0" w:oddHBand="0" w:evenHBand="0" w:firstRowFirstColumn="0" w:firstRowLastColumn="0" w:lastRowFirstColumn="0" w:lastRowLastColumn="0"/>
             </w:pPr>
             <w:r>
-              <w:t xml:space="preserve">fallo de </w:t>
-            </w:r>
-            <w:proofErr w:type="gramStart"/>
-            <w:r>
-              <w:t>driver</w:t>
-            </w:r>
-            <w:proofErr w:type="gramEnd"/>
-            <w:r>
-              <w:t xml:space="preserve"> o NIC</w:t>
+              <w:t>fallo de driver o NIC</w:t>
             </w:r>
           </w:p>
         </w:tc>
@@ -25536,13 +25256,8 @@
       </w:r>
       <w:proofErr w:type="spellEnd"/>
       <w:r>
-        <w:t xml:space="preserve"> </w:t>
-      </w:r>
-      <w:proofErr w:type="gramStart"/>
-      <w:r>
-        <w:t>status</w:t>
-      </w:r>
-      <w:proofErr w:type="gramEnd"/>
+        <w:t xml:space="preserve"> status</w:t>
+      </w:r>
     </w:p>
     <w:p>
       <w:r>
@@ -25620,7 +25335,6 @@
         <w:t xml:space="preserve">15. Escanear redes </w:t>
       </w:r>
       <w:proofErr w:type="spellStart"/>
-      <w:proofErr w:type="gramStart"/>
       <w:r>
         <w:rPr>
           <w:b/>
@@ -25638,7 +25352,6 @@
         </w:rPr>
         <w:t xml:space="preserve"> disponibles</w:t>
       </w:r>
-      <w:proofErr w:type="gramEnd"/>
     </w:p>
     <w:p>
       <w:pPr>
@@ -25707,23 +25420,7 @@
           <w:b/>
           <w:bCs/>
         </w:rPr>
-        <w:t xml:space="preserve">16. Hacer </w:t>
-      </w:r>
-      <w:proofErr w:type="gramStart"/>
-      <w:r>
-        <w:rPr>
-          <w:b/>
-          <w:bCs/>
-        </w:rPr>
-        <w:t>un test</w:t>
-      </w:r>
-      <w:proofErr w:type="gramEnd"/>
-      <w:r>
-        <w:rPr>
-          <w:b/>
-          <w:bCs/>
-        </w:rPr>
-        <w:t xml:space="preserve"> de velocidad simple</w:t>
+        <w:t>16. Hacer un test de velocidad simple</w:t>
       </w:r>
     </w:p>
     <w:p>
@@ -25936,15 +25633,7 @@
       </w:r>
       <w:proofErr w:type="spellEnd"/>
       <w:r>
-        <w:t xml:space="preserve"> </w:t>
-      </w:r>
-      <w:proofErr w:type="gramStart"/>
-      <w:r>
-        <w:t>status</w:t>
-      </w:r>
-      <w:proofErr w:type="gramEnd"/>
-      <w:r>
-        <w:t xml:space="preserve"> verbose</w:t>
+        <w:t xml:space="preserve"> status verbose</w:t>
       </w:r>
     </w:p>
     <w:p>
@@ -27036,15 +26725,7 @@
       </w:r>
       <w:proofErr w:type="spellEnd"/>
       <w:r>
-        <w:t xml:space="preserve"> a </w:t>
-      </w:r>
-      <w:proofErr w:type="gramStart"/>
-      <w:r>
-        <w:t>show</w:t>
-      </w:r>
-      <w:proofErr w:type="gramEnd"/>
-      <w:r>
-        <w:t xml:space="preserve"> enp0s3</w:t>
+        <w:t xml:space="preserve"> a show enp0s3</w:t>
       </w:r>
     </w:p>
     <w:p>
@@ -27665,13 +27346,8 @@
       </w:r>
     </w:p>
     <w:p>
-      <w:proofErr w:type="gramStart"/>
-      <w:r>
-        <w:t>#!/</w:t>
-      </w:r>
-      <w:proofErr w:type="gramEnd"/>
-      <w:r>
-        <w:t>bin/bash</w:t>
+      <w:r>
+        <w:t>#!/bin/bash</w:t>
       </w:r>
     </w:p>
     <w:p>
@@ -27687,23 +27363,7 @@
     </w:p>
     <w:p>
       <w:r>
-        <w:t xml:space="preserve">echo </w:t>
-      </w:r>
-      <w:proofErr w:type="gramStart"/>
-      <w:r>
-        <w:t>"  DIAGNÓSTICO</w:t>
-      </w:r>
-      <w:proofErr w:type="gramEnd"/>
-      <w:r>
-        <w:t xml:space="preserve"> DE RED (</w:t>
-      </w:r>
-      <w:proofErr w:type="gramStart"/>
-      <w:r>
-        <w:t xml:space="preserve">FP)   </w:t>
-      </w:r>
-      <w:proofErr w:type="gramEnd"/>
-      <w:r>
-        <w:t xml:space="preserve">  "</w:t>
+        <w:t>echo "  DIAGNÓSTICO DE RED (FP)     "</w:t>
       </w:r>
     </w:p>
     <w:p>
@@ -27726,15 +27386,7 @@
     </w:p>
     <w:p>
       <w:r>
-        <w:t>echo "</w:t>
-      </w:r>
-      <w:proofErr w:type="gramStart"/>
-      <w:r>
-        <w:t>Fecha :</w:t>
-      </w:r>
-      <w:proofErr w:type="gramEnd"/>
-      <w:r>
-        <w:t xml:space="preserve"> $(date)"</w:t>
+        <w:t>echo "Fecha : $(date)"</w:t>
       </w:r>
     </w:p>
     <w:p>
@@ -27773,15 +27425,7 @@
       </w:r>
       <w:proofErr w:type="spellEnd"/>
       <w:r>
-        <w:t xml:space="preserve"> [ -z "$IP</w:t>
-      </w:r>
-      <w:proofErr w:type="gramStart"/>
-      <w:r>
-        <w:t>" ]</w:t>
-      </w:r>
-      <w:proofErr w:type="gramEnd"/>
-      <w:r>
-        <w:t xml:space="preserve">; </w:t>
+        <w:t xml:space="preserve"> [ -z "$IP" ]; </w:t>
       </w:r>
       <w:proofErr w:type="spellStart"/>
       <w:r>
@@ -27879,15 +27523,7 @@
       </w:r>
       <w:proofErr w:type="spellEnd"/>
       <w:r>
-        <w:t xml:space="preserve"> [ -z "$GW</w:t>
-      </w:r>
-      <w:proofErr w:type="gramStart"/>
-      <w:r>
-        <w:t>" ]</w:t>
-      </w:r>
-      <w:proofErr w:type="gramEnd"/>
-      <w:r>
-        <w:t xml:space="preserve">; </w:t>
+        <w:t xml:space="preserve"> [ -z "$GW" ]; </w:t>
       </w:r>
       <w:proofErr w:type="spellStart"/>
       <w:r>
@@ -28033,15 +27669,7 @@
       </w:r>
       <w:proofErr w:type="spellEnd"/>
       <w:r>
-        <w:t xml:space="preserve"> [ -z "$DNS</w:t>
-      </w:r>
-      <w:proofErr w:type="gramStart"/>
-      <w:r>
-        <w:t>" ]</w:t>
-      </w:r>
-      <w:proofErr w:type="gramEnd"/>
-      <w:r>
-        <w:t xml:space="preserve">; </w:t>
+        <w:t xml:space="preserve"> [ -z "$DNS" ]; </w:t>
       </w:r>
       <w:proofErr w:type="spellStart"/>
       <w:r>
@@ -28152,48 +27780,20 @@
         <w:rPr>
           <w:lang w:val="en-GB"/>
         </w:rPr>
-        <w:t xml:space="preserve"> </w:t>
-      </w:r>
-      <w:proofErr w:type="gramStart"/>
-      <w:r>
-        <w:rPr>
-          <w:lang w:val="en-GB"/>
-        </w:rPr>
-        <w:t>0 ]</w:t>
-      </w:r>
-      <w:proofErr w:type="gramEnd"/>
-      <w:r>
-        <w:rPr>
-          <w:lang w:val="en-GB"/>
-        </w:rPr>
-        <w:t>; then</w:t>
-      </w:r>
-    </w:p>
-    <w:p>
-      <w:pPr>
-        <w:rPr>
-          <w:lang w:val="en-GB"/>
-        </w:rPr>
-      </w:pPr>
-      <w:r>
-        <w:rPr>
-          <w:lang w:val="en-GB"/>
-        </w:rPr>
-        <w:t xml:space="preserve">  echo "   Internet: OK (ping </w:t>
-      </w:r>
-      <w:proofErr w:type="gramStart"/>
-      <w:r>
-        <w:rPr>
-          <w:lang w:val="en-GB"/>
-        </w:rPr>
-        <w:t>a</w:t>
-      </w:r>
-      <w:proofErr w:type="gramEnd"/>
-      <w:r>
-        <w:rPr>
-          <w:lang w:val="en-GB"/>
-        </w:rPr>
-        <w:t xml:space="preserve"> 8.8.8.8) </w:t>
+        <w:t xml:space="preserve"> 0 ]; then</w:t>
+      </w:r>
+    </w:p>
+    <w:p>
+      <w:pPr>
+        <w:rPr>
+          <w:lang w:val="en-GB"/>
+        </w:rPr>
+      </w:pPr>
+      <w:r>
+        <w:rPr>
+          <w:lang w:val="en-GB"/>
+        </w:rPr>
+        <w:t xml:space="preserve">  echo "   Internet: OK (ping a 8.8.8.8) </w:t>
       </w:r>
       <w:r>
         <w:rPr>
@@ -30605,15 +30205,7 @@
       </w:r>
       <w:proofErr w:type="spellEnd"/>
       <w:r>
-        <w:t xml:space="preserve"> </w:t>
-      </w:r>
-      <w:proofErr w:type="gramStart"/>
-      <w:r>
-        <w:t>status</w:t>
-      </w:r>
-      <w:proofErr w:type="gramEnd"/>
-      <w:r>
-        <w:t xml:space="preserve"> verbose</w:t>
+        <w:t xml:space="preserve"> status verbose</w:t>
       </w:r>
     </w:p>
     <w:p>
@@ -30678,13 +30270,8 @@
       </w:r>
     </w:p>
     <w:p>
-      <w:proofErr w:type="gramStart"/>
-      <w:r>
-        <w:t>#!/</w:t>
-      </w:r>
-      <w:proofErr w:type="gramEnd"/>
-      <w:r>
-        <w:t>bin/bash</w:t>
+      <w:r>
+        <w:t>#!/bin/bash</w:t>
       </w:r>
     </w:p>
     <w:p>
@@ -30694,15 +30281,7 @@
     </w:p>
     <w:p>
       <w:r>
-        <w:t>echo " DIAGNÓSTICO DE RED (</w:t>
-      </w:r>
-      <w:proofErr w:type="gramStart"/>
-      <w:r>
-        <w:t xml:space="preserve">FP)   </w:t>
-      </w:r>
-      <w:proofErr w:type="gramEnd"/>
-      <w:r>
-        <w:t xml:space="preserve">   "</w:t>
+        <w:t>echo " DIAGNÓSTICO DE RED (FP)      "</w:t>
       </w:r>
     </w:p>
     <w:p>
@@ -30725,15 +30304,7 @@
     </w:p>
     <w:p>
       <w:r>
-        <w:t>echo "</w:t>
-      </w:r>
-      <w:proofErr w:type="gramStart"/>
-      <w:r>
-        <w:t>Fecha :</w:t>
-      </w:r>
-      <w:proofErr w:type="gramEnd"/>
-      <w:r>
-        <w:t xml:space="preserve"> $(date)"</w:t>
+        <w:t>echo "Fecha : $(date)"</w:t>
       </w:r>
     </w:p>
     <w:p>
@@ -30743,88 +30314,87 @@
     </w:p>
     <w:p/>
     <w:p>
-      <w:pPr>
-        <w:rPr>
-          <w:lang w:val="en-GB"/>
-        </w:rPr>
-      </w:pPr>
-      <w:r>
-        <w:rPr>
-          <w:lang w:val="en-GB"/>
-        </w:rPr>
+      <w:r>
         <w:t>echo "IP actual:"</w:t>
       </w:r>
     </w:p>
     <w:p>
-      <w:pPr>
-        <w:rPr>
-          <w:lang w:val="en-GB"/>
-        </w:rPr>
-      </w:pPr>
-      <w:r>
-        <w:rPr>
-          <w:lang w:val="en-GB"/>
-        </w:rPr>
-        <w:t>hostname -I | awk '{print " -", $1}'</w:t>
-      </w:r>
-    </w:p>
-    <w:p>
-      <w:pPr>
-        <w:rPr>
-          <w:lang w:val="en-GB"/>
-        </w:rPr>
-      </w:pPr>
-      <w:r>
-        <w:rPr>
-          <w:lang w:val="en-GB"/>
-        </w:rPr>
+      <w:proofErr w:type="spellStart"/>
+      <w:r>
+        <w:t>hostname</w:t>
+      </w:r>
+      <w:proofErr w:type="spellEnd"/>
+      <w:r>
+        <w:t xml:space="preserve"> -I | </w:t>
+      </w:r>
+      <w:proofErr w:type="spellStart"/>
+      <w:r>
+        <w:t>awk</w:t>
+      </w:r>
+      <w:proofErr w:type="spellEnd"/>
+      <w:r>
+        <w:t xml:space="preserve"> '{</w:t>
+      </w:r>
+      <w:proofErr w:type="spellStart"/>
+      <w:r>
+        <w:t>print</w:t>
+      </w:r>
+      <w:proofErr w:type="spellEnd"/>
+      <w:r>
+        <w:t xml:space="preserve"> " -", $1}'</w:t>
+      </w:r>
+    </w:p>
+    <w:p>
+      <w:r>
         <w:t>echo</w:t>
       </w:r>
     </w:p>
-    <w:p>
-      <w:pPr>
-        <w:rPr>
-          <w:lang w:val="en-GB"/>
-        </w:rPr>
-      </w:pPr>
-    </w:p>
-    <w:p>
-      <w:pPr>
-        <w:rPr>
-          <w:lang w:val="en-GB"/>
-        </w:rPr>
-      </w:pPr>
-      <w:r>
-        <w:rPr>
-          <w:lang w:val="en-GB"/>
-        </w:rPr>
+    <w:p/>
+    <w:p>
+      <w:r>
         <w:t>echo "Gateway:"</w:t>
       </w:r>
     </w:p>
     <w:p>
-      <w:pPr>
-        <w:rPr>
-          <w:lang w:val="en-GB"/>
-        </w:rPr>
-      </w:pPr>
-      <w:r>
-        <w:rPr>
-          <w:lang w:val="en-GB"/>
-        </w:rPr>
-        <w:t>GW=$(ip route | awk '/default/ {print $3}')</w:t>
-      </w:r>
-    </w:p>
-    <w:p>
-      <w:r>
-        <w:t>[ -z "$GW</w:t>
-      </w:r>
-      <w:proofErr w:type="gramStart"/>
-      <w:r>
-        <w:t>" ]</w:t>
-      </w:r>
-      <w:proofErr w:type="gramEnd"/>
-      <w:r>
-        <w:t xml:space="preserve"> &amp;&amp; echo " - No hay </w:t>
+      <w:r>
+        <w:t>GW=$(</w:t>
+      </w:r>
+      <w:proofErr w:type="spellStart"/>
+      <w:r>
+        <w:t>ip</w:t>
+      </w:r>
+      <w:proofErr w:type="spellEnd"/>
+      <w:r>
+        <w:t xml:space="preserve"> </w:t>
+      </w:r>
+      <w:proofErr w:type="spellStart"/>
+      <w:r>
+        <w:t>route</w:t>
+      </w:r>
+      <w:proofErr w:type="spellEnd"/>
+      <w:r>
+        <w:t xml:space="preserve"> | </w:t>
+      </w:r>
+      <w:proofErr w:type="spellStart"/>
+      <w:r>
+        <w:t>awk</w:t>
+      </w:r>
+      <w:proofErr w:type="spellEnd"/>
+      <w:r>
+        <w:t xml:space="preserve"> '/default/ {</w:t>
+      </w:r>
+      <w:proofErr w:type="spellStart"/>
+      <w:r>
+        <w:t>print</w:t>
+      </w:r>
+      <w:proofErr w:type="spellEnd"/>
+      <w:r>
+        <w:t xml:space="preserve"> $3}')</w:t>
+      </w:r>
+    </w:p>
+    <w:p>
+      <w:r>
+        <w:t xml:space="preserve">[ -z "$GW" ] &amp;&amp; echo " - No hay </w:t>
       </w:r>
       <w:proofErr w:type="spellStart"/>
       <w:r>
@@ -30933,15 +30503,7 @@
       </w:r>
       <w:proofErr w:type="spellEnd"/>
       <w:r>
-        <w:t xml:space="preserve"> </w:t>
-      </w:r>
-      <w:proofErr w:type="gramStart"/>
-      <w:r>
-        <w:t>0 ]</w:t>
-      </w:r>
-      <w:proofErr w:type="gramEnd"/>
-      <w:r>
-        <w:t xml:space="preserve"> &amp;&amp; echo " - OK </w:t>
+        <w:t xml:space="preserve"> 0 ] &amp;&amp; echo " - OK </w:t>
       </w:r>
       <w:r>
         <w:rPr>
@@ -30969,7 +30531,15 @@
     </w:p>
     <w:p/>
     <w:p>
-      <w:r>
+      <w:pPr>
+        <w:rPr>
+          <w:lang w:val="en-GB"/>
+        </w:rPr>
+      </w:pPr>
+      <w:r>
+        <w:rPr>
+          <w:lang w:val="en-GB"/>
+        </w:rPr>
         <w:t>echo "Ping a google.com:"</w:t>
       </w:r>
     </w:p>
@@ -30996,15 +30566,7 @@
       </w:r>
       <w:proofErr w:type="spellEnd"/>
       <w:r>
-        <w:t xml:space="preserve"> </w:t>
-      </w:r>
-      <w:proofErr w:type="gramStart"/>
-      <w:r>
-        <w:t>0 ]</w:t>
-      </w:r>
-      <w:proofErr w:type="gramEnd"/>
-      <w:r>
-        <w:t xml:space="preserve"> &amp;&amp; echo " - OK </w:t>
+        <w:t xml:space="preserve"> 0 ] &amp;&amp; echo " - OK </w:t>
       </w:r>
       <w:r>
         <w:rPr>
@@ -31138,12 +30700,10 @@
         <w:t xml:space="preserve"> Debe entrar sin </w:t>
       </w:r>
       <w:proofErr w:type="spellStart"/>
-      <w:proofErr w:type="gramStart"/>
       <w:r>
         <w:t>password</w:t>
       </w:r>
       <w:proofErr w:type="spellEnd"/>
-      <w:proofErr w:type="gramEnd"/>
       <w:r>
         <w:t>.</w:t>
       </w:r>
@@ -32222,15 +31782,7 @@
       </w:r>
       <w:proofErr w:type="spellEnd"/>
       <w:r>
-        <w:t xml:space="preserve"> </w:t>
-      </w:r>
-      <w:proofErr w:type="gramStart"/>
-      <w:r>
-        <w:t>show</w:t>
-      </w:r>
-      <w:proofErr w:type="gramEnd"/>
-      <w:r>
-        <w:t xml:space="preserve"> nombre</w:t>
+        <w:t xml:space="preserve"> show nombre</w:t>
       </w:r>
     </w:p>
     <w:p>
@@ -32402,7 +31954,6 @@
           <w:lang w:val="en-GB"/>
         </w:rPr>
       </w:pPr>
-      <w:proofErr w:type="gramStart"/>
       <w:r>
         <w:rPr>
           <w:lang w:val="en-GB"/>
@@ -32417,7 +31968,6 @@
         <w:t>sources.list.d</w:t>
       </w:r>
       <w:proofErr w:type="spellEnd"/>
-      <w:proofErr w:type="gramEnd"/>
       <w:r>
         <w:rPr>
           <w:lang w:val="en-GB"/>
@@ -32443,12 +31993,10 @@
         <w:t xml:space="preserve"> </w:t>
       </w:r>
       <w:proofErr w:type="spellStart"/>
-      <w:proofErr w:type="gramStart"/>
       <w:r>
         <w:t>ppa:nombre</w:t>
       </w:r>
       <w:proofErr w:type="spellEnd"/>
-      <w:proofErr w:type="gramEnd"/>
       <w:r>
         <w:t>/</w:t>
       </w:r>
@@ -33122,15 +32670,7 @@
       </w:r>
       <w:proofErr w:type="spellEnd"/>
       <w:r>
-        <w:t xml:space="preserve"> </w:t>
-      </w:r>
-      <w:proofErr w:type="gramStart"/>
-      <w:r>
-        <w:t>show</w:t>
-      </w:r>
-      <w:proofErr w:type="gramEnd"/>
-      <w:r>
-        <w:t xml:space="preserve"> </w:t>
+        <w:t xml:space="preserve"> show </w:t>
       </w:r>
       <w:proofErr w:type="spellStart"/>
       <w:r>
@@ -33418,14 +32958,7 @@
         <w:rPr>
           <w:lang w:val="en-GB"/>
         </w:rPr>
-        <w:t xml:space="preserve">ls </w:t>
-      </w:r>
-      <w:proofErr w:type="gramStart"/>
-      <w:r>
-        <w:rPr>
-          <w:lang w:val="en-GB"/>
-        </w:rPr>
-        <w:t>/etc/apt/</w:t>
+        <w:t>ls /etc/apt/</w:t>
       </w:r>
       <w:proofErr w:type="spellStart"/>
       <w:r>
@@ -33435,7 +32968,6 @@
         <w:t>sources.list.d</w:t>
       </w:r>
       <w:proofErr w:type="spellEnd"/>
-      <w:proofErr w:type="gramEnd"/>
       <w:r>
         <w:rPr>
           <w:lang w:val="en-GB"/>
@@ -33464,6 +32996,101 @@
       </w:r>
     </w:p>
     <w:p>
+      <w:r>
+        <w:t xml:space="preserve">sudo </w:t>
+      </w:r>
+      <w:proofErr w:type="spellStart"/>
+      <w:r>
+        <w:t>add-apt-repository</w:t>
+      </w:r>
+      <w:proofErr w:type="spellEnd"/>
+      <w:r>
+        <w:t xml:space="preserve"> </w:t>
+      </w:r>
+      <w:proofErr w:type="spellStart"/>
+      <w:r>
+        <w:t>ppa:deadsnakes</w:t>
+      </w:r>
+      <w:proofErr w:type="spellEnd"/>
+      <w:r>
+        <w:t>/</w:t>
+      </w:r>
+      <w:proofErr w:type="spellStart"/>
+      <w:r>
+        <w:t>ppa</w:t>
+      </w:r>
+      <w:proofErr w:type="spellEnd"/>
+    </w:p>
+    <w:p>
+      <w:r>
+        <w:t xml:space="preserve">sudo </w:t>
+      </w:r>
+      <w:proofErr w:type="spellStart"/>
+      <w:r>
+        <w:t>apt</w:t>
+      </w:r>
+      <w:proofErr w:type="spellEnd"/>
+      <w:r>
+        <w:t xml:space="preserve"> </w:t>
+      </w:r>
+      <w:proofErr w:type="spellStart"/>
+      <w:r>
+        <w:t>update</w:t>
+      </w:r>
+      <w:proofErr w:type="spellEnd"/>
+    </w:p>
+    <w:p>
+      <w:pPr>
+        <w:rPr>
+          <w:b/>
+          <w:bCs/>
+        </w:rPr>
+      </w:pPr>
+      <w:r>
+        <w:rPr>
+          <w:b/>
+          <w:bCs/>
+        </w:rPr>
+        <w:t>14. Instalar una versión concreta de Python</w:t>
+      </w:r>
+    </w:p>
+    <w:p>
+      <w:r>
+        <w:t xml:space="preserve">sudo </w:t>
+      </w:r>
+      <w:proofErr w:type="spellStart"/>
+      <w:r>
+        <w:t>apt</w:t>
+      </w:r>
+      <w:proofErr w:type="spellEnd"/>
+      <w:r>
+        <w:t xml:space="preserve"> </w:t>
+      </w:r>
+      <w:proofErr w:type="spellStart"/>
+      <w:r>
+        <w:t>install</w:t>
+      </w:r>
+      <w:proofErr w:type="spellEnd"/>
+      <w:r>
+        <w:t xml:space="preserve"> python3.10</w:t>
+      </w:r>
+    </w:p>
+    <w:p>
+      <w:pPr>
+        <w:rPr>
+          <w:b/>
+          <w:bCs/>
+        </w:rPr>
+      </w:pPr>
+      <w:r>
+        <w:rPr>
+          <w:b/>
+          <w:bCs/>
+        </w:rPr>
+        <w:t>15. Revertir instalación (quitar el PPA si quieres)</w:t>
+      </w:r>
+    </w:p>
+    <w:p>
       <w:pPr>
         <w:rPr>
           <w:lang w:val="en-GB"/>
@@ -33481,10 +33108,9 @@
         <w:rPr>
           <w:lang w:val="en-GB"/>
         </w:rPr>
-        <w:t xml:space="preserve"> add-apt-repository </w:t>
-      </w:r>
-      <w:proofErr w:type="spellStart"/>
-      <w:proofErr w:type="gramStart"/>
+        <w:t xml:space="preserve"> add-apt-repository --remove </w:t>
+      </w:r>
+      <w:proofErr w:type="spellStart"/>
       <w:r>
         <w:rPr>
           <w:lang w:val="en-GB"/>
@@ -33492,121 +33118,6 @@
         <w:t>ppa:deadsnakes</w:t>
       </w:r>
       <w:proofErr w:type="spellEnd"/>
-      <w:proofErr w:type="gramEnd"/>
-      <w:r>
-        <w:rPr>
-          <w:lang w:val="en-GB"/>
-        </w:rPr>
-        <w:t>/</w:t>
-      </w:r>
-      <w:proofErr w:type="spellStart"/>
-      <w:r>
-        <w:rPr>
-          <w:lang w:val="en-GB"/>
-        </w:rPr>
-        <w:t>ppa</w:t>
-      </w:r>
-      <w:proofErr w:type="spellEnd"/>
-    </w:p>
-    <w:p>
-      <w:r>
-        <w:t xml:space="preserve">sudo </w:t>
-      </w:r>
-      <w:proofErr w:type="spellStart"/>
-      <w:r>
-        <w:t>apt</w:t>
-      </w:r>
-      <w:proofErr w:type="spellEnd"/>
-      <w:r>
-        <w:t xml:space="preserve"> </w:t>
-      </w:r>
-      <w:proofErr w:type="spellStart"/>
-      <w:r>
-        <w:t>update</w:t>
-      </w:r>
-      <w:proofErr w:type="spellEnd"/>
-    </w:p>
-    <w:p>
-      <w:pPr>
-        <w:rPr>
-          <w:b/>
-          <w:bCs/>
-        </w:rPr>
-      </w:pPr>
-      <w:r>
-        <w:rPr>
-          <w:b/>
-          <w:bCs/>
-        </w:rPr>
-        <w:t>14. Instalar una versión concreta de Python</w:t>
-      </w:r>
-    </w:p>
-    <w:p>
-      <w:r>
-        <w:t xml:space="preserve">sudo </w:t>
-      </w:r>
-      <w:proofErr w:type="spellStart"/>
-      <w:r>
-        <w:t>apt</w:t>
-      </w:r>
-      <w:proofErr w:type="spellEnd"/>
-      <w:r>
-        <w:t xml:space="preserve"> </w:t>
-      </w:r>
-      <w:proofErr w:type="spellStart"/>
-      <w:r>
-        <w:t>install</w:t>
-      </w:r>
-      <w:proofErr w:type="spellEnd"/>
-      <w:r>
-        <w:t xml:space="preserve"> python3.10</w:t>
-      </w:r>
-    </w:p>
-    <w:p>
-      <w:pPr>
-        <w:rPr>
-          <w:b/>
-          <w:bCs/>
-        </w:rPr>
-      </w:pPr>
-      <w:r>
-        <w:rPr>
-          <w:b/>
-          <w:bCs/>
-        </w:rPr>
-        <w:t>15. Revertir instalación (quitar el PPA si quieres)</w:t>
-      </w:r>
-    </w:p>
-    <w:p>
-      <w:pPr>
-        <w:rPr>
-          <w:lang w:val="en-GB"/>
-        </w:rPr>
-      </w:pPr>
-      <w:proofErr w:type="spellStart"/>
-      <w:r>
-        <w:rPr>
-          <w:lang w:val="en-GB"/>
-        </w:rPr>
-        <w:t>sudo</w:t>
-      </w:r>
-      <w:proofErr w:type="spellEnd"/>
-      <w:r>
-        <w:rPr>
-          <w:lang w:val="en-GB"/>
-        </w:rPr>
-        <w:t xml:space="preserve"> add-apt-repository --remove </w:t>
-      </w:r>
-      <w:proofErr w:type="spellStart"/>
-      <w:proofErr w:type="gramStart"/>
-      <w:r>
-        <w:rPr>
-          <w:lang w:val="en-GB"/>
-        </w:rPr>
-        <w:t>ppa:deadsnakes</w:t>
-      </w:r>
-      <w:proofErr w:type="spellEnd"/>
-      <w:proofErr w:type="gramEnd"/>
       <w:r>
         <w:rPr>
           <w:lang w:val="en-GB"/>
@@ -34235,13 +33746,36 @@
       </w:r>
       <w:proofErr w:type="spellEnd"/>
       <w:r>
+        <w:t xml:space="preserve"> show </w:t>
+      </w:r>
+      <w:proofErr w:type="spellStart"/>
+      <w:r>
+        <w:t>vlc</w:t>
+      </w:r>
+      <w:proofErr w:type="spellEnd"/>
+      <w:r>
+        <w:t xml:space="preserve">   # si existe en </w:t>
+      </w:r>
+      <w:proofErr w:type="spellStart"/>
+      <w:r>
+        <w:t>apt</w:t>
+      </w:r>
+      <w:proofErr w:type="spellEnd"/>
+    </w:p>
+    <w:p>
+      <w:proofErr w:type="spellStart"/>
+      <w:r>
+        <w:t>snap</w:t>
+      </w:r>
+      <w:proofErr w:type="spellEnd"/>
+      <w:r>
         <w:t xml:space="preserve"> </w:t>
       </w:r>
-      <w:proofErr w:type="gramStart"/>
-      <w:r>
-        <w:t>show</w:t>
-      </w:r>
-      <w:proofErr w:type="gramEnd"/>
+      <w:proofErr w:type="spellStart"/>
+      <w:r>
+        <w:t>info</w:t>
+      </w:r>
+      <w:proofErr w:type="spellEnd"/>
       <w:r>
         <w:t xml:space="preserve"> </w:t>
       </w:r>
@@ -34250,37 +33784,6 @@
         <w:t>vlc</w:t>
       </w:r>
       <w:proofErr w:type="spellEnd"/>
-      <w:r>
-        <w:t xml:space="preserve">   # si existe en </w:t>
-      </w:r>
-      <w:proofErr w:type="spellStart"/>
-      <w:r>
-        <w:t>apt</w:t>
-      </w:r>
-      <w:proofErr w:type="spellEnd"/>
-    </w:p>
-    <w:p>
-      <w:proofErr w:type="spellStart"/>
-      <w:r>
-        <w:t>snap</w:t>
-      </w:r>
-      <w:proofErr w:type="spellEnd"/>
-      <w:r>
-        <w:t xml:space="preserve"> </w:t>
-      </w:r>
-      <w:proofErr w:type="spellStart"/>
-      <w:r>
-        <w:t>info</w:t>
-      </w:r>
-      <w:proofErr w:type="spellEnd"/>
-      <w:r>
-        <w:t xml:space="preserve"> </w:t>
-      </w:r>
-      <w:proofErr w:type="spellStart"/>
-      <w:r>
-        <w:t>vlc</w:t>
-      </w:r>
-      <w:proofErr w:type="spellEnd"/>
     </w:p>
     <w:p>
       <w:pPr>
@@ -34303,13 +33806,8 @@
       </w:r>
     </w:p>
     <w:p>
-      <w:proofErr w:type="gramStart"/>
-      <w:r>
-        <w:t>#!/</w:t>
-      </w:r>
-      <w:proofErr w:type="gramEnd"/>
-      <w:r>
-        <w:t>bin/bash</w:t>
+      <w:r>
+        <w:t>#!/bin/bash</w:t>
       </w:r>
     </w:p>
     <w:p>
@@ -34941,13 +34439,8 @@
       </w:r>
     </w:p>
     <w:p>
-      <w:proofErr w:type="gramStart"/>
-      <w:r>
-        <w:t>#!/</w:t>
-      </w:r>
-      <w:proofErr w:type="gramEnd"/>
-      <w:r>
-        <w:t>bin/bash</w:t>
+      <w:r>
+        <w:t>#!/bin/bash</w:t>
       </w:r>
     </w:p>
     <w:p>
@@ -35009,13 +34502,8 @@
       </w:r>
     </w:p>
     <w:p>
-      <w:proofErr w:type="gramStart"/>
-      <w:r>
-        <w:t>#!/</w:t>
-      </w:r>
-      <w:proofErr w:type="gramEnd"/>
-      <w:r>
-        <w:t>bin/bash</w:t>
+      <w:r>
+        <w:t>#!/bin/bash</w:t>
       </w:r>
     </w:p>
     <w:p>
@@ -35232,6 +34720,7 @@
         <w:rPr>
           <w:b/>
           <w:bCs/>
+          <w:lang w:val="en-GB"/>
         </w:rPr>
       </w:pPr>
       <w:r>
@@ -35246,56 +34735,96 @@
         <w:rPr>
           <w:b/>
           <w:bCs/>
-        </w:rPr>
-        <w:t xml:space="preserve"> 8.5. Condicionales (</w:t>
-      </w:r>
-      <w:proofErr w:type="spellStart"/>
-      <w:r>
-        <w:rPr>
-          <w:b/>
-          <w:bCs/>
-        </w:rPr>
-        <w:t>if</w:t>
-      </w:r>
-      <w:proofErr w:type="spellEnd"/>
-      <w:r>
-        <w:rPr>
-          <w:b/>
-          <w:bCs/>
-        </w:rPr>
-        <w:t>)</w:t>
-      </w:r>
-    </w:p>
-    <w:p>
-      <w:r>
-        <w:t>Ejemplo:</w:t>
-      </w:r>
-    </w:p>
-    <w:p>
-      <w:proofErr w:type="spellStart"/>
-      <w:r>
-        <w:t>if</w:t>
-      </w:r>
-      <w:proofErr w:type="spellEnd"/>
-      <w:r>
-        <w:t xml:space="preserve"> [ $edad -ge </w:t>
-      </w:r>
-      <w:proofErr w:type="gramStart"/>
-      <w:r>
-        <w:t>18 ]</w:t>
-      </w:r>
-      <w:proofErr w:type="gramEnd"/>
-      <w:r>
-        <w:t xml:space="preserve">; </w:t>
-      </w:r>
-      <w:proofErr w:type="spellStart"/>
-      <w:r>
-        <w:t>then</w:t>
-      </w:r>
-      <w:proofErr w:type="spellEnd"/>
-    </w:p>
-    <w:p>
-      <w:r>
+          <w:lang w:val="en-GB"/>
+        </w:rPr>
+        <w:t xml:space="preserve"> 8.5. </w:t>
+      </w:r>
+      <w:proofErr w:type="spellStart"/>
+      <w:r>
+        <w:rPr>
+          <w:b/>
+          <w:bCs/>
+          <w:lang w:val="en-GB"/>
+        </w:rPr>
+        <w:t>Condicionales</w:t>
+      </w:r>
+      <w:proofErr w:type="spellEnd"/>
+      <w:r>
+        <w:rPr>
+          <w:b/>
+          <w:bCs/>
+          <w:lang w:val="en-GB"/>
+        </w:rPr>
+        <w:t xml:space="preserve"> (if)</w:t>
+      </w:r>
+    </w:p>
+    <w:p>
+      <w:pPr>
+        <w:rPr>
+          <w:lang w:val="en-GB"/>
+        </w:rPr>
+      </w:pPr>
+      <w:proofErr w:type="spellStart"/>
+      <w:r>
+        <w:rPr>
+          <w:lang w:val="en-GB"/>
+        </w:rPr>
+        <w:t>Ejemplo</w:t>
+      </w:r>
+      <w:proofErr w:type="spellEnd"/>
+      <w:r>
+        <w:rPr>
+          <w:lang w:val="en-GB"/>
+        </w:rPr>
+        <w:t>:</w:t>
+      </w:r>
+    </w:p>
+    <w:p>
+      <w:pPr>
+        <w:rPr>
+          <w:lang w:val="en-GB"/>
+        </w:rPr>
+      </w:pPr>
+      <w:r>
+        <w:rPr>
+          <w:lang w:val="en-GB"/>
+        </w:rPr>
+        <w:t>if [ $</w:t>
+      </w:r>
+      <w:proofErr w:type="spellStart"/>
+      <w:r>
+        <w:rPr>
+          <w:lang w:val="en-GB"/>
+        </w:rPr>
+        <w:t>edad</w:t>
+      </w:r>
+      <w:proofErr w:type="spellEnd"/>
+      <w:r>
+        <w:rPr>
+          <w:lang w:val="en-GB"/>
+        </w:rPr>
+        <w:t xml:space="preserve"> -</w:t>
+      </w:r>
+      <w:proofErr w:type="spellStart"/>
+      <w:r>
+        <w:rPr>
+          <w:lang w:val="en-GB"/>
+        </w:rPr>
+        <w:t>ge</w:t>
+      </w:r>
+      <w:proofErr w:type="spellEnd"/>
+      <w:r>
+        <w:rPr>
+          <w:lang w:val="en-GB"/>
+        </w:rPr>
+        <w:t xml:space="preserve"> 18 ]; then</w:t>
+      </w:r>
+    </w:p>
+    <w:p>
+      <w:r>
+        <w:rPr>
+          <w:lang w:val="en-GB"/>
+        </w:rPr>
         <w:t xml:space="preserve">    </w:t>
       </w:r>
       <w:r>
@@ -35421,21 +34950,7 @@
         <w:rPr>
           <w:lang w:val="en-GB"/>
         </w:rPr>
-        <w:t xml:space="preserve"> in {</w:t>
-      </w:r>
-      <w:proofErr w:type="gramStart"/>
-      <w:r>
-        <w:rPr>
-          <w:lang w:val="en-GB"/>
-        </w:rPr>
-        <w:t>1..</w:t>
-      </w:r>
-      <w:proofErr w:type="gramEnd"/>
-      <w:r>
-        <w:rPr>
-          <w:lang w:val="en-GB"/>
-        </w:rPr>
-        <w:t>5}; do</w:t>
+        <w:t xml:space="preserve"> in {1..5}; do</w:t>
       </w:r>
     </w:p>
     <w:p>
@@ -35480,7 +34995,15 @@
       </w:r>
     </w:p>
     <w:p>
-      <w:r>
+      <w:pPr>
+        <w:rPr>
+          <w:lang w:val="en-GB"/>
+        </w:rPr>
+      </w:pPr>
+      <w:r>
+        <w:rPr>
+          <w:lang w:val="en-GB"/>
+        </w:rPr>
         <w:t>done</w:t>
       </w:r>
     </w:p>
@@ -35489,57 +35012,81 @@
         <w:rPr>
           <w:b/>
           <w:bCs/>
-        </w:rPr>
-      </w:pPr>
-      <w:r>
-        <w:rPr>
-          <w:b/>
-          <w:bCs/>
-        </w:rPr>
-        <w:t xml:space="preserve">Bucle </w:t>
-      </w:r>
-      <w:proofErr w:type="spellStart"/>
-      <w:r>
-        <w:rPr>
-          <w:b/>
-          <w:bCs/>
-        </w:rPr>
-        <w:t>while</w:t>
-      </w:r>
-      <w:proofErr w:type="spellEnd"/>
-      <w:r>
-        <w:rPr>
-          <w:b/>
-          <w:bCs/>
-        </w:rPr>
-        <w:t>:</w:t>
-      </w:r>
-    </w:p>
-    <w:p>
-      <w:r>
-        <w:t>contador=1</w:t>
-      </w:r>
-    </w:p>
-    <w:p>
-      <w:proofErr w:type="spellStart"/>
-      <w:r>
-        <w:t>while</w:t>
-      </w:r>
-      <w:proofErr w:type="spellEnd"/>
-      <w:r>
-        <w:t xml:space="preserve"> [ $contador -le </w:t>
-      </w:r>
-      <w:proofErr w:type="gramStart"/>
-      <w:r>
-        <w:t>5 ]</w:t>
-      </w:r>
-      <w:proofErr w:type="gramEnd"/>
-      <w:r>
-        <w:t>; do</w:t>
-      </w:r>
-    </w:p>
-    <w:p>
-      <w:r>
+          <w:lang w:val="en-GB"/>
+        </w:rPr>
+      </w:pPr>
+      <w:proofErr w:type="spellStart"/>
+      <w:r>
+        <w:rPr>
+          <w:b/>
+          <w:bCs/>
+          <w:lang w:val="en-GB"/>
+        </w:rPr>
+        <w:t>Bucle</w:t>
+      </w:r>
+      <w:proofErr w:type="spellEnd"/>
+      <w:r>
+        <w:rPr>
+          <w:b/>
+          <w:bCs/>
+          <w:lang w:val="en-GB"/>
+        </w:rPr>
+        <w:t xml:space="preserve"> while:</w:t>
+      </w:r>
+    </w:p>
+    <w:p>
+      <w:pPr>
+        <w:rPr>
+          <w:lang w:val="en-GB"/>
+        </w:rPr>
+      </w:pPr>
+      <w:proofErr w:type="spellStart"/>
+      <w:r>
+        <w:rPr>
+          <w:lang w:val="en-GB"/>
+        </w:rPr>
+        <w:t>contador</w:t>
+      </w:r>
+      <w:proofErr w:type="spellEnd"/>
+      <w:r>
+        <w:rPr>
+          <w:lang w:val="en-GB"/>
+        </w:rPr>
+        <w:t>=1</w:t>
+      </w:r>
+    </w:p>
+    <w:p>
+      <w:pPr>
+        <w:rPr>
+          <w:lang w:val="en-GB"/>
+        </w:rPr>
+      </w:pPr>
+      <w:r>
+        <w:rPr>
+          <w:lang w:val="en-GB"/>
+        </w:rPr>
+        <w:t>while [ $</w:t>
+      </w:r>
+      <w:proofErr w:type="spellStart"/>
+      <w:r>
+        <w:rPr>
+          <w:lang w:val="en-GB"/>
+        </w:rPr>
+        <w:t>contador</w:t>
+      </w:r>
+      <w:proofErr w:type="spellEnd"/>
+      <w:r>
+        <w:rPr>
+          <w:lang w:val="en-GB"/>
+        </w:rPr>
+        <w:t xml:space="preserve"> -le 5 ]; do</w:t>
+      </w:r>
+    </w:p>
+    <w:p>
+      <w:r>
+        <w:rPr>
+          <w:lang w:val="en-GB"/>
+        </w:rPr>
         <w:t xml:space="preserve">    </w:t>
       </w:r>
       <w:r>
@@ -35587,13 +35134,8 @@
       </w:r>
     </w:p>
     <w:p>
-      <w:proofErr w:type="gramStart"/>
-      <w:r>
-        <w:t>saludar(</w:t>
-      </w:r>
-      <w:proofErr w:type="gramEnd"/>
-      <w:r>
-        <w:t>) {</w:t>
+      <w:r>
+        <w:t>saludar() {</w:t>
       </w:r>
     </w:p>
     <w:p>
@@ -36176,15 +35718,7 @@
       </w:r>
       <w:proofErr w:type="spellEnd"/>
       <w:r>
-        <w:t xml:space="preserve"> [ -f </w:t>
-      </w:r>
-      <w:proofErr w:type="gramStart"/>
-      <w:r>
-        <w:t>archivo ]</w:t>
-      </w:r>
-      <w:proofErr w:type="gramEnd"/>
-      <w:r>
-        <w:t>.</w:t>
+        <w:t xml:space="preserve"> [ -f archivo ].</w:t>
       </w:r>
     </w:p>
     <w:p>
@@ -36512,23 +36046,7 @@
           <w:b/>
           <w:bCs/>
         </w:rPr>
-        <w:t xml:space="preserve">23. Script que comprima una carpeta </w:t>
-      </w:r>
-      <w:proofErr w:type="gramStart"/>
-      <w:r>
-        <w:rPr>
-          <w:b/>
-          <w:bCs/>
-        </w:rPr>
-        <w:t>en .</w:t>
-      </w:r>
-      <w:proofErr w:type="gramEnd"/>
-      <w:r>
-        <w:rPr>
-          <w:b/>
-          <w:bCs/>
-        </w:rPr>
-        <w:t>tar.gz</w:t>
+        <w:t>23. Script que comprima una carpeta en .tar.gz</w:t>
       </w:r>
     </w:p>
     <w:p>
@@ -36772,23 +36290,7 @@
           <w:b/>
           <w:bCs/>
         </w:rPr>
-        <w:t xml:space="preserve">31. Script que haga </w:t>
-      </w:r>
-      <w:proofErr w:type="gramStart"/>
-      <w:r>
-        <w:rPr>
-          <w:b/>
-          <w:bCs/>
-        </w:rPr>
-        <w:t>un backup</w:t>
-      </w:r>
-      <w:proofErr w:type="gramEnd"/>
-      <w:r>
-        <w:rPr>
-          <w:b/>
-          <w:bCs/>
-        </w:rPr>
-        <w:t xml:space="preserve"> incremental</w:t>
+        <w:t>31. Script que haga un backup incremental</w:t>
       </w:r>
     </w:p>
     <w:p>
@@ -36813,7 +36315,6 @@
         <w:t xml:space="preserve">32. Script que detecte procesos </w:t>
       </w:r>
       <w:proofErr w:type="spellStart"/>
-      <w:proofErr w:type="gramStart"/>
       <w:r>
         <w:rPr>
           <w:b/>
@@ -36822,7 +36323,6 @@
         <w:t>zombie</w:t>
       </w:r>
       <w:proofErr w:type="spellEnd"/>
-      <w:proofErr w:type="gramEnd"/>
     </w:p>
     <w:p>
       <w:proofErr w:type="spellStart"/>
@@ -37253,16 +36753,660 @@
         <w:t>Solución a errores</w:t>
       </w:r>
     </w:p>
-    <w:p>
-      <w:r>
-        <w:pict w14:anchorId="098AB736">
-          <v:rect id="_x0000_i1322" style="width:0;height:1.5pt" o:hralign="center" o:hrstd="t" o:hr="t" fillcolor="#a0a0a0" stroked="f"/>
+    <w:p/>
+    <w:p>
+      <w:r>
+        <w:t>Posible solución</w:t>
+      </w:r>
+    </w:p>
+    <w:p>
+      <w:pPr>
+        <w:rPr>
+          <w:b/>
+          <w:bCs/>
+        </w:rPr>
+      </w:pPr>
+      <w:r>
+        <w:rPr>
+          <w:b/>
+          <w:bCs/>
+        </w:rPr>
+        <w:t>1) Script monitor.sh sencillo</w:t>
+      </w:r>
+    </w:p>
+    <w:p>
+      <w:r>
+        <w:t>sudo nano /usr/local/bin/monitor.sh</w:t>
+      </w:r>
+    </w:p>
+    <w:p>
+      <w:r>
+        <w:t>Pega esto:</w:t>
+      </w:r>
+    </w:p>
+    <w:p>
+      <w:r>
+        <w:t>#!/bin/bash</w:t>
+      </w:r>
+    </w:p>
+    <w:p/>
+    <w:p>
+      <w:r>
+        <w:t>LOG="/</w:t>
+      </w:r>
+      <w:proofErr w:type="spellStart"/>
+      <w:r>
+        <w:t>var</w:t>
+      </w:r>
+      <w:proofErr w:type="spellEnd"/>
+      <w:r>
+        <w:t>/log/monitor.log"</w:t>
+      </w:r>
+    </w:p>
+    <w:p>
+      <w:r>
+        <w:t>SERVICIO="</w:t>
+      </w:r>
+      <w:proofErr w:type="spellStart"/>
+      <w:r>
+        <w:t>ssh</w:t>
+      </w:r>
+      <w:proofErr w:type="spellEnd"/>
+      <w:r>
+        <w:t>"   # cambia a apache2 si quieres</w:t>
+      </w:r>
+    </w:p>
+    <w:p/>
+    <w:p>
+      <w:pPr>
+        <w:rPr>
+          <w:lang w:val="en-GB"/>
+        </w:rPr>
+      </w:pPr>
+      <w:r>
+        <w:rPr>
+          <w:lang w:val="en-GB"/>
+        </w:rPr>
+        <w:t>FECHA=$(date)</w:t>
+      </w:r>
+    </w:p>
+    <w:p>
+      <w:pPr>
+        <w:rPr>
+          <w:lang w:val="en-GB"/>
+        </w:rPr>
+      </w:pPr>
+    </w:p>
+    <w:p>
+      <w:pPr>
+        <w:rPr>
+          <w:lang w:val="en-GB"/>
+        </w:rPr>
+      </w:pPr>
+      <w:r>
+        <w:rPr>
+          <w:lang w:val="en-GB"/>
+        </w:rPr>
+        <w:t># CPU (1 - idle)</w:t>
+      </w:r>
+    </w:p>
+    <w:p>
+      <w:pPr>
+        <w:rPr>
+          <w:lang w:val="en-GB"/>
+        </w:rPr>
+      </w:pPr>
+      <w:r>
+        <w:rPr>
+          <w:lang w:val="en-GB"/>
+        </w:rPr>
+        <w:lastRenderedPageBreak/>
+        <w:t>CPU=$(top -bn1 | grep "Cpu(s)" | awk '{print 100-$8}' | cut -d. -f1)</w:t>
+      </w:r>
+    </w:p>
+    <w:p>
+      <w:pPr>
+        <w:rPr>
+          <w:lang w:val="en-GB"/>
+        </w:rPr>
+      </w:pPr>
+    </w:p>
+    <w:p>
+      <w:pPr>
+        <w:rPr>
+          <w:lang w:val="en-GB"/>
+        </w:rPr>
+      </w:pPr>
+      <w:r>
+        <w:rPr>
+          <w:lang w:val="en-GB"/>
+        </w:rPr>
+        <w:t># RAM (porcentaje usado)</w:t>
+      </w:r>
+    </w:p>
+    <w:p>
+      <w:pPr>
+        <w:rPr>
+          <w:lang w:val="en-GB"/>
+        </w:rPr>
+      </w:pPr>
+      <w:r>
+        <w:rPr>
+          <w:lang w:val="en-GB"/>
+        </w:rPr>
+        <w:t>RAM=$(free | awk '/Mem:/ {print int($3/$2*100)}')</w:t>
+      </w:r>
+    </w:p>
+    <w:p>
+      <w:pPr>
+        <w:rPr>
+          <w:lang w:val="en-GB"/>
+        </w:rPr>
+      </w:pPr>
+    </w:p>
+    <w:p>
+      <w:r>
+        <w:t># DISCO (porcentaje usado en /)</w:t>
+      </w:r>
+    </w:p>
+    <w:p>
+      <w:r>
+        <w:t>DISCO=$(</w:t>
+      </w:r>
+      <w:proofErr w:type="spellStart"/>
+      <w:r>
+        <w:t>df</w:t>
+      </w:r>
+      <w:proofErr w:type="spellEnd"/>
+      <w:r>
+        <w:t xml:space="preserve"> / | </w:t>
+      </w:r>
+      <w:proofErr w:type="spellStart"/>
+      <w:r>
+        <w:t>awk</w:t>
+      </w:r>
+      <w:proofErr w:type="spellEnd"/>
+      <w:r>
+        <w:t xml:space="preserve"> 'NR==2 {</w:t>
+      </w:r>
+      <w:proofErr w:type="spellStart"/>
+      <w:r>
+        <w:t>print</w:t>
+      </w:r>
+      <w:proofErr w:type="spellEnd"/>
+      <w:r>
+        <w:t xml:space="preserve"> $5}' | </w:t>
+      </w:r>
+      <w:proofErr w:type="spellStart"/>
+      <w:r>
+        <w:t>tr</w:t>
+      </w:r>
+      <w:proofErr w:type="spellEnd"/>
+      <w:r>
+        <w:t xml:space="preserve"> -d '%')</w:t>
+      </w:r>
+    </w:p>
+    <w:p/>
+    <w:p>
+      <w:r>
+        <w:t># Espacio libre en /</w:t>
+      </w:r>
+    </w:p>
+    <w:p>
+      <w:r>
+        <w:t>LIBRE=$(</w:t>
+      </w:r>
+      <w:proofErr w:type="spellStart"/>
+      <w:r>
+        <w:t>df</w:t>
+      </w:r>
+      <w:proofErr w:type="spellEnd"/>
+      <w:r>
+        <w:t xml:space="preserve"> -h / | </w:t>
+      </w:r>
+      <w:proofErr w:type="spellStart"/>
+      <w:r>
+        <w:t>awk</w:t>
+      </w:r>
+      <w:proofErr w:type="spellEnd"/>
+      <w:r>
+        <w:t xml:space="preserve"> 'NR==2 {</w:t>
+      </w:r>
+      <w:proofErr w:type="spellStart"/>
+      <w:r>
+        <w:t>print</w:t>
+      </w:r>
+      <w:proofErr w:type="spellEnd"/>
+      <w:r>
+        <w:t xml:space="preserve"> $4}')</w:t>
+      </w:r>
+    </w:p>
+    <w:p/>
+    <w:p>
+      <w:r>
+        <w:t># Estado del servicio</w:t>
+      </w:r>
+    </w:p>
+    <w:p>
+      <w:r>
+        <w:t>ESTADO=$(</w:t>
+      </w:r>
+      <w:proofErr w:type="spellStart"/>
+      <w:r>
+        <w:t>systemctl</w:t>
+      </w:r>
+      <w:proofErr w:type="spellEnd"/>
+      <w:r>
+        <w:t xml:space="preserve"> </w:t>
+      </w:r>
+      <w:proofErr w:type="spellStart"/>
+      <w:r>
+        <w:t>is</w:t>
+      </w:r>
+      <w:proofErr w:type="spellEnd"/>
+      <w:r>
+        <w:t>-active "$SERVICIO" 2&gt;/</w:t>
+      </w:r>
+      <w:proofErr w:type="spellStart"/>
+      <w:r>
+        <w:t>dev</w:t>
+      </w:r>
+      <w:proofErr w:type="spellEnd"/>
+      <w:r>
+        <w:t>/</w:t>
+      </w:r>
+      <w:proofErr w:type="spellStart"/>
+      <w:r>
+        <w:t>null</w:t>
+      </w:r>
+      <w:proofErr w:type="spellEnd"/>
+      <w:r>
+        <w:t>)</w:t>
+      </w:r>
+    </w:p>
+    <w:p/>
+    <w:p>
+      <w:pPr>
+        <w:rPr>
+          <w:lang w:val="en-GB"/>
+        </w:rPr>
+      </w:pPr>
+      <w:r>
+        <w:rPr>
+          <w:lang w:val="en-GB"/>
+        </w:rPr>
+        <w:t># Conectividad</w:t>
+      </w:r>
+    </w:p>
+    <w:p>
+      <w:pPr>
+        <w:rPr>
+          <w:lang w:val="en-GB"/>
+        </w:rPr>
+      </w:pPr>
+      <w:r>
+        <w:rPr>
+          <w:lang w:val="en-GB"/>
+        </w:rPr>
+        <w:t>ping -c 1 -W 2 8.8.8.8 &gt;/dev/null 2&gt;&amp;1</w:t>
+      </w:r>
+    </w:p>
+    <w:p>
+      <w:pPr>
+        <w:rPr>
+          <w:lang w:val="en-GB"/>
+        </w:rPr>
+      </w:pPr>
+      <w:r>
+        <w:rPr>
+          <w:lang w:val="en-GB"/>
+        </w:rPr>
+        <w:t>if [ $? -eq 0 ]; then</w:t>
+      </w:r>
+    </w:p>
+    <w:p>
+      <w:pPr>
+        <w:rPr>
+          <w:lang w:val="en-GB"/>
+        </w:rPr>
+      </w:pPr>
+      <w:r>
+        <w:rPr>
+          <w:lang w:val="en-GB"/>
+        </w:rPr>
+        <w:t xml:space="preserve">  INTERNET="OK"</w:t>
+      </w:r>
+    </w:p>
+    <w:p>
+      <w:proofErr w:type="spellStart"/>
+      <w:r>
+        <w:t>else</w:t>
+      </w:r>
+      <w:proofErr w:type="spellEnd"/>
+    </w:p>
+    <w:p>
+      <w:r>
+        <w:t xml:space="preserve">  INTERNET="FALLO"</w:t>
+      </w:r>
+    </w:p>
+    <w:p>
+      <w:r>
+        <w:t>fi</w:t>
+      </w:r>
+    </w:p>
+    <w:p/>
+    <w:p>
+      <w:r>
+        <w:t>{</w:t>
+      </w:r>
+    </w:p>
+    <w:p>
+      <w:r>
+        <w:t xml:space="preserve">  echo "=============================="</w:t>
+      </w:r>
+    </w:p>
+    <w:p>
+      <w:r>
+        <w:t xml:space="preserve">  echo "Fecha y hora: $FECHA"</w:t>
+      </w:r>
+    </w:p>
+    <w:p>
+      <w:r>
+        <w:t xml:space="preserve">  echo "CPU: $CPU%"</w:t>
+      </w:r>
+    </w:p>
+    <w:p>
+      <w:r>
+        <w:t xml:space="preserve">  echo "RAM: $RAM%"</w:t>
+      </w:r>
+    </w:p>
+    <w:p>
+      <w:r>
+        <w:t xml:space="preserve">  echo "Disco usado (/): $DISCO% (libre: $LIBRE)"</w:t>
+      </w:r>
+    </w:p>
+    <w:p>
+      <w:r>
+        <w:lastRenderedPageBreak/>
+        <w:t xml:space="preserve">  echo "Servicio $SERVICIO: $ESTADO"</w:t>
+      </w:r>
+    </w:p>
+    <w:p>
+      <w:r>
+        <w:t xml:space="preserve">  echo "Internet: $INTERNET"</w:t>
+      </w:r>
+    </w:p>
+    <w:p>
+      <w:r>
+        <w:t xml:space="preserve">  echo</w:t>
+      </w:r>
+    </w:p>
+    <w:p>
+      <w:r>
+        <w:t xml:space="preserve">  echo "Top 5 procesos por CPU:"</w:t>
+      </w:r>
+    </w:p>
+    <w:p>
+      <w:pPr>
+        <w:rPr>
+          <w:lang w:val="en-GB"/>
+        </w:rPr>
+      </w:pPr>
+      <w:r>
+        <w:t xml:space="preserve">  </w:t>
+      </w:r>
+      <w:r>
+        <w:rPr>
+          <w:lang w:val="en-GB"/>
+        </w:rPr>
+        <w:t>ps -eo pid,comm,%cpu,%mem --sort=-%cpu | head -n 6</w:t>
+      </w:r>
+    </w:p>
+    <w:p>
+      <w:r>
+        <w:rPr>
+          <w:lang w:val="en-GB"/>
+        </w:rPr>
+        <w:t xml:space="preserve">  </w:t>
+      </w:r>
+      <w:r>
+        <w:t>echo</w:t>
+      </w:r>
+    </w:p>
+    <w:p/>
+    <w:p>
+      <w:r>
+        <w:t xml:space="preserve">  # Alertas</w:t>
+      </w:r>
+    </w:p>
+    <w:p>
+      <w:r>
+        <w:t xml:space="preserve">  [ "$CPU" -</w:t>
+      </w:r>
+      <w:proofErr w:type="spellStart"/>
+      <w:r>
+        <w:t>gt</w:t>
+      </w:r>
+      <w:proofErr w:type="spellEnd"/>
+      <w:r>
+        <w:t xml:space="preserve"> 80 ] &amp;&amp; echo "ALERTA: CPU &gt; 80% ($CPU%)"</w:t>
+      </w:r>
+    </w:p>
+    <w:p>
+      <w:r>
+        <w:t xml:space="preserve">  [ "$RAM" -</w:t>
+      </w:r>
+      <w:proofErr w:type="spellStart"/>
+      <w:r>
+        <w:t>gt</w:t>
+      </w:r>
+      <w:proofErr w:type="spellEnd"/>
+      <w:r>
+        <w:t xml:space="preserve"> 80 ] &amp;&amp; echo "ALERTA: RAM &gt; 80% ($RAM%)"</w:t>
+      </w:r>
+    </w:p>
+    <w:p>
+      <w:r>
+        <w:t xml:space="preserve">  [ "$DISCO" -</w:t>
+      </w:r>
+      <w:proofErr w:type="spellStart"/>
+      <w:r>
+        <w:t>gt</w:t>
+      </w:r>
+      <w:proofErr w:type="spellEnd"/>
+      <w:r>
+        <w:t xml:space="preserve"> 80 ] &amp;&amp; echo "ALERTA: DISCO &gt; 80% ($DISCO%)"</w:t>
+      </w:r>
+    </w:p>
+    <w:p/>
+    <w:p>
+      <w:r>
+        <w:t xml:space="preserve">  echo</w:t>
+      </w:r>
+    </w:p>
+    <w:p>
+      <w:r>
+        <w:t>} &gt;&gt; "$LOG"</w:t>
+      </w:r>
+    </w:p>
+    <w:p>
+      <w:r>
+        <w:t>Dar permisos:</w:t>
+      </w:r>
+    </w:p>
+    <w:p>
+      <w:r>
+        <w:t xml:space="preserve">sudo </w:t>
+      </w:r>
+      <w:proofErr w:type="spellStart"/>
+      <w:r>
+        <w:t>chmod</w:t>
+      </w:r>
+      <w:proofErr w:type="spellEnd"/>
+      <w:r>
+        <w:t xml:space="preserve"> +x /usr/local/bin/monitor.sh</w:t>
+      </w:r>
+    </w:p>
+    <w:p>
+      <w:r>
+        <w:pict w14:anchorId="2AD7B16A">
+          <v:rect id="_x0000_i1417" style="width:0;height:1.5pt" o:hralign="center" o:hrstd="t" o:hr="t" fillcolor="#a0a0a0" stroked="f"/>
         </w:pict>
       </w:r>
     </w:p>
     <w:p>
       <w:pPr>
+        <w:rPr>
+          <w:b/>
+          <w:bCs/>
+        </w:rPr>
+      </w:pPr>
+      <w:r>
+        <w:rPr>
+          <w:b/>
+          <w:bCs/>
+        </w:rPr>
+        <w:t>2) Crear el log y probar</w:t>
+      </w:r>
+    </w:p>
+    <w:p>
+      <w:r>
+        <w:t xml:space="preserve">sudo </w:t>
+      </w:r>
+      <w:proofErr w:type="spellStart"/>
+      <w:r>
+        <w:t>touch</w:t>
+      </w:r>
+      <w:proofErr w:type="spellEnd"/>
+      <w:r>
+        <w:t xml:space="preserve"> /</w:t>
+      </w:r>
+      <w:proofErr w:type="spellStart"/>
+      <w:r>
+        <w:t>var</w:t>
+      </w:r>
+      <w:proofErr w:type="spellEnd"/>
+      <w:r>
+        <w:t>/log/monitor.log</w:t>
+      </w:r>
+    </w:p>
+    <w:p>
+      <w:r>
+        <w:t xml:space="preserve">sudo </w:t>
+      </w:r>
+      <w:proofErr w:type="spellStart"/>
+      <w:r>
+        <w:t>chmod</w:t>
+      </w:r>
+      <w:proofErr w:type="spellEnd"/>
+      <w:r>
+        <w:t xml:space="preserve"> 644 /</w:t>
+      </w:r>
+      <w:proofErr w:type="spellStart"/>
+      <w:r>
+        <w:t>var</w:t>
+      </w:r>
+      <w:proofErr w:type="spellEnd"/>
+      <w:r>
+        <w:t>/log/monitor.log</w:t>
+      </w:r>
+    </w:p>
+    <w:p/>
+    <w:p>
+      <w:r>
+        <w:t>sudo /usr/local/bin/monitor.sh</w:t>
+      </w:r>
+    </w:p>
+    <w:p>
+      <w:proofErr w:type="spellStart"/>
+      <w:r>
+        <w:t>tail</w:t>
+      </w:r>
+      <w:proofErr w:type="spellEnd"/>
+      <w:r>
+        <w:t xml:space="preserve"> -n 30 /</w:t>
+      </w:r>
+      <w:proofErr w:type="spellStart"/>
+      <w:r>
+        <w:t>var</w:t>
+      </w:r>
+      <w:proofErr w:type="spellEnd"/>
+      <w:r>
+        <w:t>/log/monitor.log</w:t>
+      </w:r>
+    </w:p>
+    <w:p>
+      <w:r>
+        <w:pict w14:anchorId="2FBE0155">
+          <v:rect id="_x0000_i1418" style="width:0;height:1.5pt" o:hralign="center" o:hrstd="t" o:hr="t" fillcolor="#a0a0a0" stroked="f"/>
+        </w:pict>
+      </w:r>
+    </w:p>
+    <w:p>
+      <w:pPr>
+        <w:rPr>
+          <w:b/>
+          <w:bCs/>
+        </w:rPr>
+      </w:pPr>
+      <w:r>
+        <w:rPr>
+          <w:b/>
+          <w:bCs/>
+        </w:rPr>
+        <w:t>3) Ejecutarlo cada 15 minutos con cron</w:t>
+      </w:r>
+    </w:p>
+    <w:p>
+      <w:r>
+        <w:t xml:space="preserve">sudo </w:t>
+      </w:r>
+      <w:proofErr w:type="spellStart"/>
+      <w:r>
+        <w:t>crontab</w:t>
+      </w:r>
+      <w:proofErr w:type="spellEnd"/>
+      <w:r>
+        <w:t xml:space="preserve"> -e</w:t>
+      </w:r>
+    </w:p>
+    <w:p>
+      <w:r>
+        <w:t>Añade:</w:t>
+      </w:r>
+    </w:p>
+    <w:p>
+      <w:r>
+        <w:t>*/15 * * * * /usr/local/bin/monitor.sh</w:t>
+      </w:r>
+    </w:p>
+    <w:p>
+      <w:r>
+        <w:lastRenderedPageBreak/>
+        <w:t>Comprobar:</w:t>
+      </w:r>
+    </w:p>
+    <w:p>
+      <w:r>
+        <w:t xml:space="preserve">sudo </w:t>
+      </w:r>
+      <w:proofErr w:type="spellStart"/>
+      <w:r>
+        <w:t>crontab</w:t>
+      </w:r>
+      <w:proofErr w:type="spellEnd"/>
+      <w:r>
+        <w:t xml:space="preserve"> -l</w:t>
+      </w:r>
+    </w:p>
+    <w:p/>
+    <w:p>
+      <w:pPr>
         <w:pStyle w:val="Ttulo1"/>
+        <w:numPr>
+          <w:ilvl w:val="0"/>
+          <w:numId w:val="153"/>
+        </w:numPr>
       </w:pPr>
       <w:r>
         <w:rPr>
@@ -37279,15 +37423,7 @@
         <w:t>E</w:t>
       </w:r>
       <w:r>
-        <w:t xml:space="preserve">ste módulo enseña a proteger Linux frente a ataques reales: fuerza bruta, puertos expuestos, configuraciones inseguras, </w:t>
-      </w:r>
-      <w:proofErr w:type="gramStart"/>
-      <w:r>
-        <w:t>malware</w:t>
-      </w:r>
-      <w:proofErr w:type="gramEnd"/>
-      <w:r>
-        <w:t xml:space="preserve"> de Linux, pruebas de intrusión y endurecimiento del sistema.</w:t>
+        <w:t>ste módulo enseña a proteger Linux frente a ataques reales: fuerza bruta, puertos expuestos, configuraciones inseguras, malware de Linux, pruebas de intrusión y endurecimiento del sistema.</w:t>
       </w:r>
     </w:p>
     <w:p>
@@ -37402,7 +37538,6 @@
           <w:b/>
           <w:bCs/>
         </w:rPr>
-        <w:lastRenderedPageBreak/>
         <w:t>✔</w:t>
       </w:r>
       <w:r>
@@ -37584,6 +37719,7 @@
         <w:rPr>
           <w:lang w:val="en-GB"/>
         </w:rPr>
+        <w:lastRenderedPageBreak/>
         <w:t>sudo</w:t>
       </w:r>
       <w:proofErr w:type="spellEnd"/>
@@ -37901,7 +38037,6 @@
     </w:p>
     <w:p>
       <w:r>
-        <w:lastRenderedPageBreak/>
         <w:t>Archivo de configuración:</w:t>
       </w:r>
     </w:p>
@@ -38116,6 +38251,7 @@
     </w:p>
     <w:p>
       <w:r>
+        <w:lastRenderedPageBreak/>
         <w:t>Archivo de configuración:</w:t>
       </w:r>
     </w:p>
@@ -38281,13 +38417,8 @@
         </w:numPr>
       </w:pPr>
       <w:r>
-        <w:t xml:space="preserve">sudo fail2ban-client </w:t>
-      </w:r>
-      <w:proofErr w:type="gramStart"/>
-      <w:r>
-        <w:t>status</w:t>
-      </w:r>
-      <w:proofErr w:type="gramEnd"/>
+        <w:t>sudo fail2ban-client status</w:t>
+      </w:r>
     </w:p>
     <w:p>
       <w:pPr>
@@ -38494,20 +38625,11 @@
       </w:pPr>
       <w:proofErr w:type="spellStart"/>
       <w:r>
-        <w:lastRenderedPageBreak/>
         <w:t>setfacl</w:t>
       </w:r>
       <w:proofErr w:type="spellEnd"/>
       <w:r>
-        <w:t xml:space="preserve"> -m </w:t>
-      </w:r>
-      <w:proofErr w:type="gramStart"/>
-      <w:r>
-        <w:t>u:alumno</w:t>
-      </w:r>
-      <w:proofErr w:type="gramEnd"/>
-      <w:r>
-        <w:t>:r archivo</w:t>
+        <w:t xml:space="preserve"> -m u:alumno:r archivo</w:t>
       </w:r>
     </w:p>
     <w:p>
@@ -38688,6 +38810,7 @@
         <w:rPr>
           <w:lang w:val="en-GB"/>
         </w:rPr>
+        <w:lastRenderedPageBreak/>
         <w:t>journalctl</w:t>
       </w:r>
       <w:proofErr w:type="spellEnd"/>
@@ -38837,13 +38960,8 @@
       </w:r>
       <w:proofErr w:type="spellEnd"/>
       <w:r>
-        <w:t>-</w:t>
-      </w:r>
-      <w:proofErr w:type="gramStart"/>
-      <w:r>
-        <w:t>status</w:t>
-      </w:r>
-      <w:proofErr w:type="gramEnd"/>
+        <w:t>-status</w:t>
+      </w:r>
     </w:p>
     <w:p>
       <w:r>
@@ -38985,7 +39103,6 @@
         <w:rPr>
           <w:lang w:val="en-GB"/>
         </w:rPr>
-        <w:lastRenderedPageBreak/>
         <w:t>apt-key list</w:t>
       </w:r>
     </w:p>
@@ -39160,6 +39277,7 @@
           <w:b/>
           <w:bCs/>
         </w:rPr>
+        <w:lastRenderedPageBreak/>
         <w:t>3. Activar UFW</w:t>
       </w:r>
     </w:p>
@@ -39311,13 +39429,8 @@
       </w:r>
       <w:proofErr w:type="spellEnd"/>
       <w:r>
-        <w:t xml:space="preserve"> </w:t>
-      </w:r>
-      <w:proofErr w:type="gramStart"/>
-      <w:r>
-        <w:t>status</w:t>
-      </w:r>
-      <w:proofErr w:type="gramEnd"/>
+        <w:t xml:space="preserve"> status</w:t>
+      </w:r>
     </w:p>
     <w:p>
       <w:r>
@@ -39443,7 +39556,6 @@
     </w:p>
     <w:p>
       <w:r>
-        <w:lastRenderedPageBreak/>
         <w:pict w14:anchorId="5577AF68">
           <v:rect id="_x0000_i1342" style="width:0;height:1.5pt" o:hralign="center" o:hrstd="t" o:hr="t" fillcolor="#a0a0a0" stroked="f"/>
         </w:pict>
@@ -39654,6 +39766,7 @@
           <w:b/>
           <w:bCs/>
         </w:rPr>
+        <w:lastRenderedPageBreak/>
         <w:t xml:space="preserve">12. Activar </w:t>
       </w:r>
       <w:proofErr w:type="spellStart"/>
@@ -39724,13 +39837,8 @@
         <w:ind w:firstLine="708"/>
       </w:pPr>
       <w:r>
-        <w:t xml:space="preserve">sudo fail2ban-client </w:t>
-      </w:r>
-      <w:proofErr w:type="gramStart"/>
-      <w:r>
-        <w:t>status</w:t>
-      </w:r>
-      <w:proofErr w:type="gramEnd"/>
+        <w:t>sudo fail2ban-client status</w:t>
+      </w:r>
     </w:p>
     <w:p>
       <w:r>
@@ -39759,15 +39867,7 @@
         <w:ind w:firstLine="708"/>
       </w:pPr>
       <w:r>
-        <w:t xml:space="preserve">sudo fail2ban-client </w:t>
-      </w:r>
-      <w:proofErr w:type="gramStart"/>
-      <w:r>
-        <w:t>status</w:t>
-      </w:r>
-      <w:proofErr w:type="gramEnd"/>
-      <w:r>
-        <w:t xml:space="preserve"> </w:t>
+        <w:t xml:space="preserve">sudo fail2ban-client status </w:t>
       </w:r>
       <w:proofErr w:type="spellStart"/>
       <w:r>
@@ -39913,7 +40013,6 @@
     </w:p>
     <w:p>
       <w:r>
-        <w:lastRenderedPageBreak/>
         <w:pict w14:anchorId="0BDEE900">
           <v:rect id="_x0000_i1351" style="width:0;height:1.5pt" o:hralign="center" o:hrstd="t" o:hr="t" fillcolor="#a0a0a0" stroked="f"/>
         </w:pict>
@@ -39944,15 +40043,7 @@
       </w:r>
       <w:proofErr w:type="spellEnd"/>
       <w:r>
-        <w:t xml:space="preserve"> -m </w:t>
-      </w:r>
-      <w:proofErr w:type="gramStart"/>
-      <w:r>
-        <w:t>u:profesor</w:t>
-      </w:r>
-      <w:proofErr w:type="gramEnd"/>
-      <w:r>
-        <w:t>:rwx /datos</w:t>
+        <w:t xml:space="preserve"> -m u:profesor:rwx /datos</w:t>
       </w:r>
     </w:p>
     <w:p>
@@ -40070,6 +40161,7 @@
           <w:b/>
           <w:bCs/>
         </w:rPr>
+        <w:lastRenderedPageBreak/>
         <w:t>21. Crear un script que analice logs de seguridad</w:t>
       </w:r>
     </w:p>
@@ -40350,7 +40442,6 @@
           <w:b/>
           <w:bCs/>
         </w:rPr>
-        <w:lastRenderedPageBreak/>
         <w:t>25. Comprobar si algún servicio escucha en puertos peligrosos</w:t>
       </w:r>
     </w:p>
@@ -40581,6 +40672,7 @@
     </w:p>
     <w:p>
       <w:r>
+        <w:lastRenderedPageBreak/>
         <w:pict w14:anchorId="1E2659F7">
           <v:rect id="_x0000_i1362" style="width:0;height:1.5pt" o:hralign="center" o:hrstd="t" o:hr="t" fillcolor="#a0a0a0" stroked="f"/>
         </w:pict>
@@ -40768,7 +40860,6 @@
         </w:numPr>
       </w:pPr>
       <w:r>
-        <w:lastRenderedPageBreak/>
         <w:t>Configurar firewall UFW correctamente:</w:t>
       </w:r>
     </w:p>
@@ -40900,6 +40991,7 @@
         </w:numPr>
       </w:pPr>
       <w:r>
+        <w:lastRenderedPageBreak/>
         <w:t>baneo de 10 minutos</w:t>
       </w:r>
     </w:p>
@@ -41058,7 +41150,6 @@
         <w:rPr>
           <w:rFonts w:ascii="Segoe UI Emoji" w:hAnsi="Segoe UI Emoji" w:cs="Segoe UI Emoji"/>
         </w:rPr>
-        <w:lastRenderedPageBreak/>
         <w:t>🟦</w:t>
       </w:r>
       <w:r>
@@ -41206,6 +41297,7 @@
           <w:b/>
           <w:bCs/>
         </w:rPr>
+        <w:lastRenderedPageBreak/>
         <w:t>El servidor configurado (VM o real)</w:t>
       </w:r>
     </w:p>
@@ -41390,7 +41482,6 @@
           <w:b/>
           <w:bCs/>
         </w:rPr>
-        <w:lastRenderedPageBreak/>
         <w:t>🟦</w:t>
       </w:r>
       <w:r>
@@ -41680,6 +41771,7 @@
           <w:b/>
           <w:bCs/>
         </w:rPr>
+        <w:lastRenderedPageBreak/>
         <w:t>5. Documentar características del servidor</w:t>
       </w:r>
     </w:p>
@@ -41863,7 +41955,6 @@
           <w:b/>
           <w:bCs/>
         </w:rPr>
-        <w:lastRenderedPageBreak/>
         <w:t>8. Asignar grupos correspondientes</w:t>
       </w:r>
     </w:p>
@@ -42056,6 +42147,7 @@
           <w:b/>
           <w:bCs/>
         </w:rPr>
+        <w:lastRenderedPageBreak/>
         <w:t>🟩</w:t>
       </w:r>
       <w:r>
@@ -42299,7 +42391,6 @@
         </w:numPr>
       </w:pPr>
       <w:r>
-        <w:lastRenderedPageBreak/>
         <w:t>permitir SSH</w:t>
       </w:r>
     </w:p>
@@ -42495,12 +42586,10 @@
         <w:t xml:space="preserve">desactivar </w:t>
       </w:r>
       <w:proofErr w:type="spellStart"/>
-      <w:proofErr w:type="gramStart"/>
       <w:r>
         <w:t>password</w:t>
       </w:r>
       <w:proofErr w:type="spellEnd"/>
-      <w:proofErr w:type="gramEnd"/>
       <w:r>
         <w:t xml:space="preserve"> </w:t>
       </w:r>
@@ -42533,6 +42622,7 @@
           <w:b/>
           <w:bCs/>
         </w:rPr>
+        <w:lastRenderedPageBreak/>
         <w:t>22. Documentar medidas de seguridad aplicadas</w:t>
       </w:r>
     </w:p>
@@ -42738,7 +42828,6 @@
           <w:b/>
           <w:bCs/>
         </w:rPr>
-        <w:lastRenderedPageBreak/>
         <w:t>25. Crear un script de backup de /</w:t>
       </w:r>
       <w:proofErr w:type="spellStart"/>
@@ -42925,6 +43014,7 @@
         <w:rPr>
           <w:lang w:val="en-GB"/>
         </w:rPr>
+        <w:lastRenderedPageBreak/>
         <w:t>Connection closed</w:t>
       </w:r>
     </w:p>
@@ -43101,7 +43191,6 @@
         <w:rPr>
           <w:rFonts w:ascii="Segoe UI Symbol" w:hAnsi="Segoe UI Symbol" w:cs="Segoe UI Symbol"/>
         </w:rPr>
-        <w:lastRenderedPageBreak/>
         <w:t>✔</w:t>
       </w:r>
       <w:r>
@@ -43351,6 +43440,7 @@
                 <w:b/>
                 <w:bCs/>
               </w:rPr>
+              <w:lastRenderedPageBreak/>
               <w:t>Área</w:t>
             </w:r>
           </w:p>
@@ -43862,7 +43952,6 @@
           <w:b/>
           <w:bCs/>
         </w:rPr>
-        <w:lastRenderedPageBreak/>
         <w:t>2) En Parrot: instalar dependencias necesarias</w:t>
       </w:r>
     </w:p>
@@ -44074,6 +44163,7 @@
     </w:p>
     <w:p>
       <w:r>
+        <w:lastRenderedPageBreak/>
         <w:pict w14:anchorId="73097406">
           <v:rect id="_x0000_i1380" style="width:0;height:1.5pt" o:hralign="center" o:hrstd="t" o:hr="t" fillcolor="#a0a0a0" stroked="f"/>
         </w:pict>
@@ -44348,7 +44438,6 @@
       </w:pPr>
       <w:proofErr w:type="spellStart"/>
       <w:r>
-        <w:lastRenderedPageBreak/>
         <w:t>vboxguest</w:t>
       </w:r>
       <w:proofErr w:type="spellEnd"/>
@@ -44465,6 +44554,7 @@
         </w:tabs>
       </w:pPr>
       <w:r>
+        <w:lastRenderedPageBreak/>
         <w:t>Configurar una interfaz de red con:</w:t>
       </w:r>
     </w:p>
@@ -44797,7 +44887,6 @@
         </w:tabs>
       </w:pPr>
       <w:r>
-        <w:lastRenderedPageBreak/>
         <w:t>enp0s8</w:t>
       </w:r>
     </w:p>
@@ -44936,13 +45025,8 @@
         </w:tabs>
       </w:pPr>
       <w:r>
-        <w:t>00-installer-</w:t>
-      </w:r>
-      <w:proofErr w:type="gramStart"/>
-      <w:r>
-        <w:t>config.yaml</w:t>
-      </w:r>
-      <w:proofErr w:type="gramEnd"/>
+        <w:t>00-installer-config.yaml</w:t>
+      </w:r>
     </w:p>
     <w:p>
       <w:pPr>
@@ -44955,13 +45039,9 @@
         </w:tabs>
       </w:pPr>
       <w:r>
-        <w:t>01-</w:t>
-      </w:r>
-      <w:proofErr w:type="gramStart"/>
-      <w:r>
-        <w:t>netcfg.yaml</w:t>
-      </w:r>
-      <w:proofErr w:type="gramEnd"/>
+        <w:lastRenderedPageBreak/>
+        <w:t>01-netcfg.yaml</w:t>
+      </w:r>
     </w:p>
     <w:p>
       <w:pPr>
@@ -44974,21 +45054,8 @@
         </w:tabs>
       </w:pPr>
       <w:r>
-        <w:t>01-network-</w:t>
-      </w:r>
-      <w:proofErr w:type="gramStart"/>
-      <w:r>
-        <w:t>manager</w:t>
-      </w:r>
-      <w:proofErr w:type="gramEnd"/>
-      <w:r>
-        <w:t>-</w:t>
-      </w:r>
-      <w:proofErr w:type="gramStart"/>
-      <w:r>
-        <w:t>all.yaml</w:t>
-      </w:r>
-      <w:proofErr w:type="gramEnd"/>
+        <w:t>01-network-manager-all.yaml</w:t>
+      </w:r>
     </w:p>
     <w:p>
       <w:pPr>
@@ -45311,7 +45378,6 @@
         <w:rPr>
           <w:rFonts w:ascii="Segoe UI Emoji" w:hAnsi="Segoe UI Emoji" w:cs="Segoe UI Emoji"/>
         </w:rPr>
-        <w:lastRenderedPageBreak/>
         <w:t>✅</w:t>
       </w:r>
       <w:r>
@@ -45505,6 +45571,7 @@
         <w:rPr>
           <w:lang w:val="en-GB"/>
         </w:rPr>
+        <w:lastRenderedPageBreak/>
         <w:t xml:space="preserve">      addresses:</w:t>
       </w:r>
     </w:p>
@@ -45813,7 +45880,6 @@
           <w:b/>
           <w:bCs/>
         </w:rPr>
-        <w:lastRenderedPageBreak/>
         <w:t>Ping a otra VM (si tienes otra VM)</w:t>
       </w:r>
     </w:p>
@@ -45841,14 +45907,52 @@
         <w:rPr>
           <w:b/>
           <w:bCs/>
-        </w:rPr>
-      </w:pPr>
-      <w:r>
-        <w:rPr>
-          <w:b/>
-          <w:bCs/>
-        </w:rPr>
-        <w:t>Ping a Internet (solo si hay gateway)</w:t>
+          <w:lang w:val="en-GB"/>
+        </w:rPr>
+      </w:pPr>
+      <w:r>
+        <w:rPr>
+          <w:b/>
+          <w:bCs/>
+          <w:lang w:val="en-GB"/>
+        </w:rPr>
+        <w:t xml:space="preserve">Ping </w:t>
+      </w:r>
+      <w:proofErr w:type="spellStart"/>
+      <w:r>
+        <w:rPr>
+          <w:b/>
+          <w:bCs/>
+          <w:lang w:val="en-GB"/>
+        </w:rPr>
+        <w:t>a</w:t>
+      </w:r>
+      <w:proofErr w:type="spellEnd"/>
+      <w:r>
+        <w:rPr>
+          <w:b/>
+          <w:bCs/>
+          <w:lang w:val="en-GB"/>
+        </w:rPr>
+        <w:t xml:space="preserve"> Internet (solo </w:t>
+      </w:r>
+      <w:proofErr w:type="spellStart"/>
+      <w:r>
+        <w:rPr>
+          <w:b/>
+          <w:bCs/>
+          <w:lang w:val="en-GB"/>
+        </w:rPr>
+        <w:t>si</w:t>
+      </w:r>
+      <w:proofErr w:type="spellEnd"/>
+      <w:r>
+        <w:rPr>
+          <w:b/>
+          <w:bCs/>
+          <w:lang w:val="en-GB"/>
+        </w:rPr>
+        <w:t xml:space="preserve"> hay gateway)</w:t>
       </w:r>
     </w:p>
     <w:p>
@@ -45998,6 +46102,7 @@
         </w:tabs>
       </w:pPr>
       <w:r>
+        <w:lastRenderedPageBreak/>
         <w:t>Puedes validar sin aplicar así:</w:t>
       </w:r>
     </w:p>
@@ -46262,7 +46367,6 @@
         <w:pStyle w:val="Ttulo1"/>
       </w:pPr>
       <w:r>
-        <w:lastRenderedPageBreak/>
         <w:t>EJERCICIO CON EL SSH</w:t>
       </w:r>
     </w:p>
@@ -46449,6 +46553,7 @@
           <w:b/>
           <w:bCs/>
         </w:rPr>
+        <w:lastRenderedPageBreak/>
         <w:t>VM B (Cliente SSH):</w:t>
       </w:r>
       <w:r>
@@ -46703,7 +46808,6 @@
         </w:tabs>
       </w:pPr>
       <w:r>
-        <w:lastRenderedPageBreak/>
         <w:t xml:space="preserve">sudo </w:t>
       </w:r>
       <w:proofErr w:type="spellStart"/>
@@ -46967,6 +47071,7 @@
       </w:pPr>
       <w:proofErr w:type="spellStart"/>
       <w:r>
+        <w:lastRenderedPageBreak/>
         <w:t>ssh</w:t>
       </w:r>
       <w:proofErr w:type="spellEnd"/>
@@ -47246,7 +47351,6 @@
         </w:tabs>
       </w:pPr>
       <w:r>
-        <w:lastRenderedPageBreak/>
         <w:t>Desde VM B:</w:t>
       </w:r>
     </w:p>
@@ -47392,6 +47496,7 @@
       </w:pPr>
       <w:proofErr w:type="spellStart"/>
       <w:r>
+        <w:lastRenderedPageBreak/>
         <w:t>scp</w:t>
       </w:r>
       <w:proofErr w:type="spellEnd"/>
@@ -47623,12 +47728,10 @@
         <w:t xml:space="preserve"> Si entra sin </w:t>
       </w:r>
       <w:proofErr w:type="spellStart"/>
-      <w:proofErr w:type="gramStart"/>
       <w:r>
         <w:t>password</w:t>
       </w:r>
       <w:proofErr w:type="spellEnd"/>
-      <w:proofErr w:type="gramEnd"/>
       <w:r>
         <w:t xml:space="preserve"> → perfecto.</w:t>
       </w:r>
@@ -47660,7 +47763,6 @@
           <w:b/>
           <w:bCs/>
         </w:rPr>
-        <w:lastRenderedPageBreak/>
         <w:t>PARTE 8 — Entrega (para evaluación rápida)</w:t>
       </w:r>
     </w:p>
@@ -47826,6 +47928,11 @@
 
 <file path=word/numbering.xml><?xml version="1.0" encoding="utf-8"?>
 <w:numbering xmlns:wpc="http://schemas.microsoft.com/office/word/2010/wordprocessingCanvas" xmlns:cx="http://schemas.microsoft.com/office/drawing/2014/chartex" xmlns:cx1="http://schemas.microsoft.com/office/drawing/2015/9/8/chartex" xmlns:cx2="http://schemas.microsoft.com/office/drawing/2015/10/21/chartex" xmlns:cx3="http://schemas.microsoft.com/office/drawing/2016/5/9/chartex" xmlns:cx4="http://schemas.microsoft.com/office/drawing/2016/5/10/chartex" xmlns:cx5="http://schemas.microsoft.com/office/drawing/2016/5/11/chartex" xmlns:cx6="http://schemas.microsoft.com/office/drawing/2016/5/12/chartex" xmlns:cx7="http://schemas.microsoft.com/office/drawing/2016/5/13/chartex" xmlns:cx8="http://schemas.microsoft.com/office/drawing/2016/5/14/chartex" xmlns:mc="http://schemas.openxmlformats.org/markup-compatibility/2006" xmlns:aink="http://schemas.microsoft.com/office/drawing/2016/ink" xmlns:am3d="http://schemas.microsoft.com/office/drawing/2017/model3d" xmlns:o="urn:schemas-microsoft-com:office:office" xmlns:oel="http://schemas.microsoft.com/office/2019/extlst" xmlns:r="http://schemas.openxmlformats.org/officeDocument/2006/relationships" xmlns:m="http://schemas.openxmlformats.org/officeDocument/2006/math" xmlns:v="urn:schemas-microsoft-com:vml" xmlns:wp14="http://schemas.microsoft.com/office/word/2010/wordprocessingDrawing" xmlns:wp="http://schemas.openxmlformats.org/drawingml/2006/wordprocessingDrawing" xmlns:w10="urn:schemas-microsoft-com:office:word" xmlns:w="http://schemas.openxmlformats.org/wordprocessingml/2006/main" xmlns:w14="http://schemas.microsoft.com/office/word/2010/wordml" xmlns:w15="http://schemas.microsoft.com/office/word/2012/wordml" xmlns:w16cex="http://schemas.microsoft.com/office/word/2018/wordml/cex" xmlns:w16cid="http://schemas.microsoft.com/office/word/2016/wordml/cid" xmlns:w16="http://schemas.microsoft.com/office/word/2018/wordml" xmlns:w16du="http://schemas.microsoft.com/office/word/2023/wordml/word16du" xmlns:w16sdtdh="http://schemas.microsoft.com/office/word/2020/wordml/sdtdatahash" xmlns:w16sdtfl="http://schemas.microsoft.com/office/word/2024/wordml/sdtformatlock" xmlns:w16se="http://schemas.microsoft.com/office/word/2015/wordml/symex" xmlns:wpg="http://schemas.microsoft.com/office/word/2010/wordprocessingGroup" xmlns:wpi="http://schemas.microsoft.com/office/word/2010/wordprocessingInk" xmlns:wne="http://schemas.microsoft.com/office/word/2006/wordml" xmlns:wps="http://schemas.microsoft.com/office/word/2010/wordprocessingShape" mc:Ignorable="w14 w15 w16se w16cid w16 w16cex w16sdtdh w16sdtfl w16du wp14">
+  <w:numPicBullet w:numPicBulletId="0">
+    <w:pict>
+      <v:rect id="_x0000_i1025" style="width:0;height:1.5pt" o:hralign="center" o:bullet="t" o:hrstd="t" o:hr="t" fillcolor="#a0a0a0" stroked="f"/>
+    </w:pict>
+  </w:numPicBullet>
   <w:abstractNum w:abstractNumId="0" w15:restartNumberingAfterBreak="0">
     <w:nsid w:val="001A2183"/>
     <w:multiLevelType w:val="multilevel"/>
@@ -66717,6 +66824,147 @@
     </w:lvl>
   </w:abstractNum>
   <w:abstractNum w:abstractNumId="144" w15:restartNumberingAfterBreak="0">
+    <w:nsid w:val="7A67051A"/>
+    <w:multiLevelType w:val="hybridMultilevel"/>
+    <w:tmpl w:val="D8ACE5E2"/>
+    <w:lvl w:ilvl="0" w:tplc="CB7A7D62">
+      <w:start w:val="1"/>
+      <w:numFmt w:val="bullet"/>
+      <w:lvlText w:val=""/>
+      <w:lvlPicBulletId w:val="0"/>
+      <w:lvlJc w:val="left"/>
+      <w:pPr>
+        <w:tabs>
+          <w:tab w:val="num" w:pos="720"/>
+        </w:tabs>
+        <w:ind w:left="720" w:hanging="360"/>
+      </w:pPr>
+      <w:rPr>
+        <w:rFonts w:ascii="Symbol" w:hAnsi="Symbol" w:hint="default"/>
+      </w:rPr>
+    </w:lvl>
+    <w:lvl w:ilvl="1" w:tplc="9ADC7A3C" w:tentative="1">
+      <w:start w:val="1"/>
+      <w:numFmt w:val="bullet"/>
+      <w:lvlText w:val=""/>
+      <w:lvlJc w:val="left"/>
+      <w:pPr>
+        <w:tabs>
+          <w:tab w:val="num" w:pos="1440"/>
+        </w:tabs>
+        <w:ind w:left="1440" w:hanging="360"/>
+      </w:pPr>
+      <w:rPr>
+        <w:rFonts w:ascii="Symbol" w:hAnsi="Symbol" w:hint="default"/>
+      </w:rPr>
+    </w:lvl>
+    <w:lvl w:ilvl="2" w:tplc="E26CDC6E" w:tentative="1">
+      <w:start w:val="1"/>
+      <w:numFmt w:val="bullet"/>
+      <w:lvlText w:val=""/>
+      <w:lvlJc w:val="left"/>
+      <w:pPr>
+        <w:tabs>
+          <w:tab w:val="num" w:pos="2160"/>
+        </w:tabs>
+        <w:ind w:left="2160" w:hanging="360"/>
+      </w:pPr>
+      <w:rPr>
+        <w:rFonts w:ascii="Symbol" w:hAnsi="Symbol" w:hint="default"/>
+      </w:rPr>
+    </w:lvl>
+    <w:lvl w:ilvl="3" w:tplc="E57C72C4" w:tentative="1">
+      <w:start w:val="1"/>
+      <w:numFmt w:val="bullet"/>
+      <w:lvlText w:val=""/>
+      <w:lvlJc w:val="left"/>
+      <w:pPr>
+        <w:tabs>
+          <w:tab w:val="num" w:pos="2880"/>
+        </w:tabs>
+        <w:ind w:left="2880" w:hanging="360"/>
+      </w:pPr>
+      <w:rPr>
+        <w:rFonts w:ascii="Symbol" w:hAnsi="Symbol" w:hint="default"/>
+      </w:rPr>
+    </w:lvl>
+    <w:lvl w:ilvl="4" w:tplc="440272B8" w:tentative="1">
+      <w:start w:val="1"/>
+      <w:numFmt w:val="bullet"/>
+      <w:lvlText w:val=""/>
+      <w:lvlJc w:val="left"/>
+      <w:pPr>
+        <w:tabs>
+          <w:tab w:val="num" w:pos="3600"/>
+        </w:tabs>
+        <w:ind w:left="3600" w:hanging="360"/>
+      </w:pPr>
+      <w:rPr>
+        <w:rFonts w:ascii="Symbol" w:hAnsi="Symbol" w:hint="default"/>
+      </w:rPr>
+    </w:lvl>
+    <w:lvl w:ilvl="5" w:tplc="7520E412" w:tentative="1">
+      <w:start w:val="1"/>
+      <w:numFmt w:val="bullet"/>
+      <w:lvlText w:val=""/>
+      <w:lvlJc w:val="left"/>
+      <w:pPr>
+        <w:tabs>
+          <w:tab w:val="num" w:pos="4320"/>
+        </w:tabs>
+        <w:ind w:left="4320" w:hanging="360"/>
+      </w:pPr>
+      <w:rPr>
+        <w:rFonts w:ascii="Symbol" w:hAnsi="Symbol" w:hint="default"/>
+      </w:rPr>
+    </w:lvl>
+    <w:lvl w:ilvl="6" w:tplc="1DD02FBA" w:tentative="1">
+      <w:start w:val="1"/>
+      <w:numFmt w:val="bullet"/>
+      <w:lvlText w:val=""/>
+      <w:lvlJc w:val="left"/>
+      <w:pPr>
+        <w:tabs>
+          <w:tab w:val="num" w:pos="5040"/>
+        </w:tabs>
+        <w:ind w:left="5040" w:hanging="360"/>
+      </w:pPr>
+      <w:rPr>
+        <w:rFonts w:ascii="Symbol" w:hAnsi="Symbol" w:hint="default"/>
+      </w:rPr>
+    </w:lvl>
+    <w:lvl w:ilvl="7" w:tplc="58FC2974" w:tentative="1">
+      <w:start w:val="1"/>
+      <w:numFmt w:val="bullet"/>
+      <w:lvlText w:val=""/>
+      <w:lvlJc w:val="left"/>
+      <w:pPr>
+        <w:tabs>
+          <w:tab w:val="num" w:pos="5760"/>
+        </w:tabs>
+        <w:ind w:left="5760" w:hanging="360"/>
+      </w:pPr>
+      <w:rPr>
+        <w:rFonts w:ascii="Symbol" w:hAnsi="Symbol" w:hint="default"/>
+      </w:rPr>
+    </w:lvl>
+    <w:lvl w:ilvl="8" w:tplc="9E080F80" w:tentative="1">
+      <w:start w:val="1"/>
+      <w:numFmt w:val="bullet"/>
+      <w:lvlText w:val=""/>
+      <w:lvlJc w:val="left"/>
+      <w:pPr>
+        <w:tabs>
+          <w:tab w:val="num" w:pos="6480"/>
+        </w:tabs>
+        <w:ind w:left="6480" w:hanging="360"/>
+      </w:pPr>
+      <w:rPr>
+        <w:rFonts w:ascii="Symbol" w:hAnsi="Symbol" w:hint="default"/>
+      </w:rPr>
+    </w:lvl>
+  </w:abstractNum>
+  <w:abstractNum w:abstractNumId="145" w15:restartNumberingAfterBreak="0">
     <w:nsid w:val="7A7E09BD"/>
     <w:multiLevelType w:val="multilevel"/>
     <w:tmpl w:val="B2669618"/>
@@ -66865,7 +67113,7 @@
       </w:rPr>
     </w:lvl>
   </w:abstractNum>
-  <w:abstractNum w:abstractNumId="145" w15:restartNumberingAfterBreak="0">
+  <w:abstractNum w:abstractNumId="146" w15:restartNumberingAfterBreak="0">
     <w:nsid w:val="7AD76F39"/>
     <w:multiLevelType w:val="multilevel"/>
     <w:tmpl w:val="6C6837EA"/>
@@ -67014,7 +67262,7 @@
       </w:rPr>
     </w:lvl>
   </w:abstractNum>
-  <w:abstractNum w:abstractNumId="146" w15:restartNumberingAfterBreak="0">
+  <w:abstractNum w:abstractNumId="147" w15:restartNumberingAfterBreak="0">
     <w:nsid w:val="7AFA0B54"/>
     <w:multiLevelType w:val="hybridMultilevel"/>
     <w:tmpl w:val="95B0FC3E"/>
@@ -67127,7 +67375,7 @@
       </w:rPr>
     </w:lvl>
   </w:abstractNum>
-  <w:abstractNum w:abstractNumId="147" w15:restartNumberingAfterBreak="0">
+  <w:abstractNum w:abstractNumId="148" w15:restartNumberingAfterBreak="0">
     <w:nsid w:val="7CE70A57"/>
     <w:multiLevelType w:val="multilevel"/>
     <w:tmpl w:val="AB1CC030"/>
@@ -67276,7 +67524,7 @@
       </w:rPr>
     </w:lvl>
   </w:abstractNum>
-  <w:abstractNum w:abstractNumId="148" w15:restartNumberingAfterBreak="0">
+  <w:abstractNum w:abstractNumId="149" w15:restartNumberingAfterBreak="0">
     <w:nsid w:val="7D405F16"/>
     <w:multiLevelType w:val="multilevel"/>
     <w:tmpl w:val="17962082"/>
@@ -67425,7 +67673,7 @@
       </w:rPr>
     </w:lvl>
   </w:abstractNum>
-  <w:abstractNum w:abstractNumId="149" w15:restartNumberingAfterBreak="0">
+  <w:abstractNum w:abstractNumId="150" w15:restartNumberingAfterBreak="0">
     <w:nsid w:val="7D8B1267"/>
     <w:multiLevelType w:val="multilevel"/>
     <w:tmpl w:val="495CAE16"/>
@@ -67574,7 +67822,7 @@
       </w:rPr>
     </w:lvl>
   </w:abstractNum>
-  <w:abstractNum w:abstractNumId="150" w15:restartNumberingAfterBreak="0">
+  <w:abstractNum w:abstractNumId="151" w15:restartNumberingAfterBreak="0">
     <w:nsid w:val="7DD120B1"/>
     <w:multiLevelType w:val="hybridMultilevel"/>
     <w:tmpl w:val="9E8A8D52"/>
@@ -67687,7 +67935,7 @@
       </w:rPr>
     </w:lvl>
   </w:abstractNum>
-  <w:abstractNum w:abstractNumId="151" w15:restartNumberingAfterBreak="0">
+  <w:abstractNum w:abstractNumId="152" w15:restartNumberingAfterBreak="0">
     <w:nsid w:val="7F1E63B6"/>
     <w:multiLevelType w:val="multilevel"/>
     <w:tmpl w:val="1742C182"/>
@@ -67852,7 +68100,7 @@
     <w:abstractNumId w:val="3"/>
   </w:num>
   <w:num w:numId="6" w16cid:durableId="231694610">
-    <w:abstractNumId w:val="149"/>
+    <w:abstractNumId w:val="150"/>
   </w:num>
   <w:num w:numId="7" w16cid:durableId="319846032">
     <w:abstractNumId w:val="55"/>
@@ -67888,7 +68136,7 @@
     <w:abstractNumId w:val="39"/>
   </w:num>
   <w:num w:numId="18" w16cid:durableId="1353266693">
-    <w:abstractNumId w:val="148"/>
+    <w:abstractNumId w:val="149"/>
   </w:num>
   <w:num w:numId="19" w16cid:durableId="1785077195">
     <w:abstractNumId w:val="32"/>
@@ -67906,7 +68154,7 @@
     <w:abstractNumId w:val="116"/>
   </w:num>
   <w:num w:numId="24" w16cid:durableId="1384712972">
-    <w:abstractNumId w:val="147"/>
+    <w:abstractNumId w:val="148"/>
   </w:num>
   <w:num w:numId="25" w16cid:durableId="126746682">
     <w:abstractNumId w:val="15"/>
@@ -67972,7 +68220,7 @@
     <w:abstractNumId w:val="98"/>
   </w:num>
   <w:num w:numId="46" w16cid:durableId="1564870524">
-    <w:abstractNumId w:val="144"/>
+    <w:abstractNumId w:val="145"/>
   </w:num>
   <w:num w:numId="47" w16cid:durableId="319500139">
     <w:abstractNumId w:val="87"/>
@@ -67999,7 +68247,7 @@
     <w:abstractNumId w:val="43"/>
   </w:num>
   <w:num w:numId="55" w16cid:durableId="150412305">
-    <w:abstractNumId w:val="151"/>
+    <w:abstractNumId w:val="152"/>
   </w:num>
   <w:num w:numId="56" w16cid:durableId="21444570">
     <w:abstractNumId w:val="121"/>
@@ -68032,7 +68280,7 @@
     <w:abstractNumId w:val="136"/>
   </w:num>
   <w:num w:numId="66" w16cid:durableId="765883696">
-    <w:abstractNumId w:val="150"/>
+    <w:abstractNumId w:val="151"/>
   </w:num>
   <w:num w:numId="67" w16cid:durableId="884029563">
     <w:abstractNumId w:val="16"/>
@@ -68098,7 +68346,7 @@
     <w:abstractNumId w:val="2"/>
   </w:num>
   <w:num w:numId="88" w16cid:durableId="1279337629">
-    <w:abstractNumId w:val="145"/>
+    <w:abstractNumId w:val="146"/>
   </w:num>
   <w:num w:numId="89" w16cid:durableId="362941795">
     <w:abstractNumId w:val="59"/>
@@ -68122,7 +68370,7 @@
     <w:abstractNumId w:val="88"/>
   </w:num>
   <w:num w:numId="96" w16cid:durableId="896236451">
-    <w:abstractNumId w:val="146"/>
+    <w:abstractNumId w:val="147"/>
   </w:num>
   <w:num w:numId="97" w16cid:durableId="339552418">
     <w:abstractNumId w:val="140"/>
@@ -68291,6 +68539,9 @@
   </w:num>
   <w:num w:numId="152" w16cid:durableId="1204101538">
     <w:abstractNumId w:val="119"/>
+  </w:num>
+  <w:num w:numId="153" w16cid:durableId="5250022">
+    <w:abstractNumId w:val="144"/>
   </w:num>
   <w:numIdMacAtCleanup w:val="146"/>
 </w:numbering>
@@ -68896,7 +69147,6 @@
   <w:style w:type="character" w:default="1" w:styleId="Fuentedeprrafopredeter">
     <w:name w:val="Default Paragraph Font"/>
     <w:uiPriority w:val="1"/>
-    <w:semiHidden/>
     <w:unhideWhenUsed/>
   </w:style>
   <w:style w:type="table" w:default="1" w:styleId="Tablanormal">
